--- a/plantillas_maestras/02_seguro_vida/cobro_indebido_primas/1_ddo_banco_o_financiera/varon/TPL_3223_2025_SEGURO_VIDA_COBRO_INDEBIDO_PRIMAS_BANCO_VARON_R1.docx
+++ b/plantillas_maestras/02_seguro_vida/cobro_indebido_primas/1_ddo_banco_o_financiera/varon/TPL_3223_2025_SEGURO_VIDA_COBRO_INDEBIDO_PRIMAS_BANCO_VARON_R1.docx
@@ -324,7 +324,7 @@
           <w14:ligatures w14:val="none"/>
         </w:rPr>
         <w:tab/>
-        <w:t xml:space="preserve">:       </w:t>
+        <w:t xml:space="preserve">: </w:t>
       </w:r>
       <w:r>
         <w:rPr>
@@ -700,7 +700,7 @@
           <w:lang w:val="es-ES" w:eastAsia="es-ES"/>
           <w14:ligatures w14:val="none"/>
         </w:rPr>
-        <w:t>por presuntas infracciones a la Ley N°29571, Código de Protección y Defensa del Consumidor (en adelante, Código)</w:t>
+        <w:t>por presuntas infracciones a la Ley 29571, Código de Protección y Defensa del Consumidor (en adelante, Código)</w:t>
       </w:r>
       <w:r>
         <w:rPr>
@@ -837,7 +837,7 @@
           <w:lang w:eastAsia="es-ES"/>
           <w14:ligatures w14:val="none"/>
         </w:rPr>
-        <w:t>N° 4474-10**-****-2298</w:t>
+        <w:t>4474-10**-****-2298</w:t>
       </w:r>
       <w:r>
         <w:rPr>
@@ -887,7 +887,7 @@
           <w:lang w:eastAsia="es-ES"/>
           <w14:ligatures w14:val="none"/>
         </w:rPr>
-        <w:t xml:space="preserve"> por concepto del Seguro Adulto – Póliza Matriz N° VCHAS3</w:t>
+        <w:t xml:space="preserve"> por concepto del Seguro Adulto – Póliza Matriz VCHAS3</w:t>
       </w:r>
       <w:r>
         <w:rPr>
@@ -927,7 +927,7 @@
           <w:lang w:eastAsia="es-ES"/>
           <w14:ligatures w14:val="none"/>
         </w:rPr>
-        <w:t xml:space="preserve">N° </w:t>
+        <w:t xml:space="preserve"/>
       </w:r>
       <w:r>
         <w:rPr>
@@ -1429,7 +1429,7 @@
           <w:lang w:eastAsia="es-ES"/>
           <w14:ligatures w14:val="none"/>
         </w:rPr>
-        <w:t xml:space="preserve">el Reclamo N° PE-RE-0655324, referido a </w:t>
+        <w:t xml:space="preserve">el Reclamo PE-RE-0655324, referido a </w:t>
       </w:r>
       <w:r>
         <w:rPr>
@@ -1566,7 +1566,7 @@
           <w:lang w:eastAsia="es-ES"/>
           <w14:ligatures w14:val="none"/>
         </w:rPr>
-        <w:t xml:space="preserve">N° PE-SO-0655309, mediante la cual solicitó el envío </w:t>
+        <w:t xml:space="preserve">PE-SO-0655309, mediante la cual solicitó el envío </w:t>
       </w:r>
       <w:r>
         <w:rPr>
@@ -1733,7 +1733,7 @@
           <w:lang w:eastAsia="es-ES"/>
           <w14:ligatures w14:val="none"/>
         </w:rPr>
-        <w:t xml:space="preserve"> Reclamo N° PE-RE-0655324, señalando que la información sobre la no vigencia de la póliza se generó por un inconveniente inusual en el proceso de validación</w:t>
+        <w:t xml:space="preserve"> Reclamo PE-RE-0655324, señalando que la información sobre la no vigencia de la póliza se generó por un inconveniente inusual en el proceso de validación</w:t>
       </w:r>
       <w:r>
         <w:rPr>
@@ -1903,7 +1903,7 @@
           <w:lang w:eastAsia="es-ES"/>
           <w14:ligatures w14:val="none"/>
         </w:rPr>
-        <w:t xml:space="preserve">N° </w:t>
+        <w:t xml:space="preserve"/>
       </w:r>
       <w:r>
         <w:rPr>
@@ -2072,7 +2072,7 @@
           <w:lang w:eastAsia="es-ES"/>
           <w14:ligatures w14:val="none"/>
         </w:rPr>
-        <w:t>El 10 de octubre de 2025, presentó el Reclamo N° 43289-2025/SBC</w:t>
+        <w:t>El 10 de octubre de 2025, presentó el Reclamo 43289-2025/SBC</w:t>
       </w:r>
       <w:r>
         <w:rPr>
@@ -2309,7 +2309,7 @@
           <w:lang w:eastAsia="es-ES"/>
           <w14:ligatures w14:val="none"/>
         </w:rPr>
-        <w:t>tarjeta de crédito N° 4474-10**-****-2298</w:t>
+        <w:t>tarjeta de crédito 447xxxxxx298</w:t>
       </w:r>
       <w:r>
         <w:rPr>
@@ -2439,7 +2439,7 @@
           <w:lang w:eastAsia="es-PE"/>
           <w14:ligatures w14:val="none"/>
         </w:rPr>
-        <w:t>Técnica de la Comisión de Protección al Consumidor N°1 (en adelante, la Secretaría Técnica), en ejercicio de sus facultades</w:t>
+        <w:t>Técnica de la Comisión de Protección al Consumidor 1 (en adelante, la Secretaría Técnica), en ejercicio de sus facultades</w:t>
       </w:r>
       <w:r>
         <w:rPr>
@@ -2500,7 +2500,7 @@
           <w:kern w:val="0"/>
           <w14:ligatures w14:val="none"/>
         </w:rPr>
-        <w:t>N°</w:t>
+        <w:t/>
       </w:r>
       <w:proofErr w:type="spellEnd"/>
       <w:r>
@@ -2518,7 +2518,7 @@
           <w:kern w:val="0"/>
           <w14:ligatures w14:val="none"/>
         </w:rPr>
-        <w:t>N.°</w:t>
+        <w:t/>
       </w:r>
       <w:proofErr w:type="spellEnd"/>
       <w:r>
@@ -2601,7 +2601,7 @@
           <w:lang w:eastAsia="es-PE"/>
           <w14:ligatures w14:val="none"/>
         </w:rPr>
-        <w:t xml:space="preserve">) del artículo 56° </w:t>
+        <w:t xml:space="preserve">) del artículo 56 </w:t>
       </w:r>
       <w:r>
         <w:rPr>
@@ -2630,7 +2630,7 @@
           <w:lang w:eastAsia="es-PE"/>
           <w14:ligatures w14:val="none"/>
         </w:rPr>
-        <w:t xml:space="preserve">.  </w:t>
+        <w:t xml:space="preserve">. </w:t>
       </w:r>
     </w:p>
     <w:bookmarkEnd w:id="7"/>
@@ -2702,7 +2702,7 @@
           <w:kern w:val="0"/>
           <w14:ligatures w14:val="none"/>
         </w:rPr>
-        <w:t>N.°</w:t>
+        <w:t/>
       </w:r>
       <w:proofErr w:type="spellEnd"/>
       <w:r>
@@ -2720,7 +2720,7 @@
           <w:kern w:val="0"/>
           <w14:ligatures w14:val="none"/>
         </w:rPr>
-        <w:t>N°</w:t>
+        <w:t/>
       </w:r>
       <w:proofErr w:type="spellEnd"/>
       <w:r>
@@ -2746,7 +2746,7 @@
           <w14:ligatures w14:val="none"/>
         </w:rPr>
         <w:lastRenderedPageBreak/>
-        <w:t>documentación relacionada con dichos actos jurídicos, tipificado en el literal e) del artículo 47° del Código</w:t>
+        <w:t>documentación relacionada con dichos actos jurídicos, tipificado en el literal e) del artículo 47 del Código</w:t>
       </w:r>
       <w:r>
         <w:rPr>
@@ -2839,7 +2839,7 @@
           <w:lang w:eastAsia="es-PE"/>
           <w14:ligatures w14:val="none"/>
         </w:rPr>
-        <w:t>N°</w:t>
+        <w:t/>
       </w:r>
       <w:proofErr w:type="spellEnd"/>
       <w:r>
@@ -2869,7 +2869,7 @@
           <w:lang w:eastAsia="es-PE"/>
           <w14:ligatures w14:val="none"/>
         </w:rPr>
-        <w:t>°</w:t>
+        <w:t/>
       </w:r>
       <w:r>
         <w:rPr>
@@ -2887,7 +2887,7 @@
           <w:lang w:eastAsia="es-PE"/>
           <w14:ligatures w14:val="none"/>
         </w:rPr>
-        <w:t>°</w:t>
+        <w:t/>
       </w:r>
       <w:r>
         <w:rPr>
@@ -3005,7 +3005,7 @@
           <w:lang w:val="es-ES" w:eastAsia="es-ES"/>
           <w14:ligatures w14:val="none"/>
         </w:rPr>
-        <w:t>N°</w:t>
+        <w:t/>
       </w:r>
       <w:proofErr w:type="spellEnd"/>
       <w:r>
@@ -3042,7 +3042,7 @@
           <w:kern w:val="0"/>
           <w14:ligatures w14:val="none"/>
         </w:rPr>
-        <w:t>°</w:t>
+        <w:t/>
       </w:r>
       <w:r>
         <w:rPr>
@@ -3058,7 +3058,7 @@
           <w:kern w:val="0"/>
           <w14:ligatures w14:val="none"/>
         </w:rPr>
-        <w:t>°</w:t>
+        <w:t/>
       </w:r>
       <w:r>
         <w:rPr>
@@ -3352,7 +3352,7 @@
           <w:lang w:val="es-ES" w:eastAsia="es-ES"/>
           <w14:ligatures w14:val="none"/>
         </w:rPr>
-        <w:t>Nº</w:t>
+        <w:t/>
       </w:r>
       <w:proofErr w:type="spellEnd"/>
       <w:r>
@@ -3374,7 +3374,7 @@
           <w:lang w:val="es-ES" w:eastAsia="es-ES"/>
           <w14:ligatures w14:val="none"/>
         </w:rPr>
-        <w:t>N°</w:t>
+        <w:t/>
       </w:r>
       <w:proofErr w:type="spellEnd"/>
       <w:r>
@@ -3396,7 +3396,7 @@
           <w:lang w:val="es-ES" w:eastAsia="es-ES"/>
           <w14:ligatures w14:val="none"/>
         </w:rPr>
-        <w:t>11768  del</w:t>
+        <w:t>11768 del</w:t>
       </w:r>
       <w:proofErr w:type="gramEnd"/>
       <w:r>
@@ -3534,7 +3534,7 @@
           <w:lang w:val="es-ES" w:eastAsia="es-ES"/>
           <w14:ligatures w14:val="none"/>
         </w:rPr>
-        <w:t>N°</w:t>
+        <w:t/>
       </w:r>
       <w:proofErr w:type="spellEnd"/>
       <w:r>
@@ -3578,7 +3578,7 @@
           <w:lang w:val="es-ES" w:eastAsia="es-ES"/>
           <w14:ligatures w14:val="none"/>
         </w:rPr>
-        <w:t>N°</w:t>
+        <w:t/>
       </w:r>
       <w:proofErr w:type="spellEnd"/>
       <w:r>
@@ -3600,7 +3600,7 @@
           <w:lang w:val="es-ES" w:eastAsia="es-ES"/>
           <w14:ligatures w14:val="none"/>
         </w:rPr>
-        <w:t>VCHAS  del</w:t>
+        <w:t>VCHAS del</w:t>
       </w:r>
       <w:proofErr w:type="gramEnd"/>
       <w:r>
@@ -3707,7 +3707,7 @@
           <w:lang w:eastAsia="es-PE"/>
           <w14:ligatures w14:val="none"/>
         </w:rPr>
-        <w:t xml:space="preserve">RESOLUCIÓN DE LA SECRETARÍA TÉCNICA  </w:t>
+        <w:t xml:space="preserve">RESOLUCIÓN DE LA SECRETARÍA TÉCNICA </w:t>
       </w:r>
     </w:p>
     <w:p>
@@ -3927,7 +3927,7 @@
           <w:kern w:val="0"/>
           <w14:ligatures w14:val="none"/>
         </w:rPr>
-        <w:t xml:space="preserve">) del artículo 56° de la Ley 29571, Código de Protección y Defensa del Consumidor, en tanto </w:t>
+        <w:t xml:space="preserve">) del artículo 56 de la Ley 29571, Código de Protección y Defensa del Consumidor, en tanto </w:t>
       </w:r>
       <w:r>
         <w:rPr>
@@ -3967,7 +3967,7 @@
           <w:kern w:val="0"/>
           <w14:ligatures w14:val="none"/>
         </w:rPr>
-        <w:t>N°</w:t>
+        <w:t/>
       </w:r>
       <w:r>
         <w:rPr>
@@ -3984,7 +3984,7 @@
           <w:kern w:val="0"/>
           <w14:ligatures w14:val="none"/>
         </w:rPr>
-        <w:t>N.°</w:t>
+        <w:t/>
       </w:r>
       <w:proofErr w:type="spellEnd"/>
       <w:r>
@@ -4064,7 +4064,7 @@
           <w:kern w:val="0"/>
           <w14:ligatures w14:val="none"/>
         </w:rPr>
-        <w:t xml:space="preserve">infracción al literal e) del artículo 47° de la Ley 29571, Código de Protección y Defensa del Consumidor, en tanto </w:t>
+        <w:t xml:space="preserve">infracción al literal e) del artículo 47 de la Ley 29571, Código de Protección y Defensa del Consumidor, en tanto </w:t>
       </w:r>
       <w:r>
         <w:rPr>
@@ -4081,7 +4081,7 @@
           <w:kern w:val="0"/>
           <w14:ligatures w14:val="none"/>
         </w:rPr>
-        <w:t>N.°</w:t>
+        <w:t/>
       </w:r>
       <w:proofErr w:type="spellEnd"/>
       <w:r>
@@ -4099,7 +4099,7 @@
           <w:kern w:val="0"/>
           <w14:ligatures w14:val="none"/>
         </w:rPr>
-        <w:t>N°</w:t>
+        <w:t/>
       </w:r>
       <w:proofErr w:type="spellEnd"/>
       <w:r>
@@ -4159,7 +4159,7 @@
           <w:kern w:val="0"/>
           <w14:ligatures w14:val="none"/>
         </w:rPr>
-        <w:t xml:space="preserve">Presunta infracción a los artículos 18° y 19° de la Ley 29571, Código de Protección y Defensa del Consumidor, en tanto </w:t>
+        <w:t xml:space="preserve">Presunta infracción a los artículos 18 y 19 de la Ley 29571, Código de Protección y Defensa del Consumidor, en tanto </w:t>
       </w:r>
       <w:r>
         <w:rPr>
@@ -4199,7 +4199,7 @@
           <w:kern w:val="0"/>
           <w14:ligatures w14:val="none"/>
         </w:rPr>
-        <w:t>N°</w:t>
+        <w:t/>
       </w:r>
       <w:r>
         <w:rPr>
@@ -4263,7 +4263,7 @@
           <w:kern w:val="0"/>
           <w14:ligatures w14:val="none"/>
         </w:rPr>
-        <w:t xml:space="preserve">infracción al numeral 88.1° del artículo 88° de la Ley N° 29571, Código de Protección y Defensa del Consumidor, en tanto </w:t>
+        <w:t xml:space="preserve">infracción al numeral 88.1 del artículo 88 de la Ley 29571, Código de Protección y Defensa del Consumidor, en tanto </w:t>
       </w:r>
       <w:r>
         <w:rPr>
@@ -4279,7 +4279,7 @@
           <w:kern w:val="0"/>
           <w14:ligatures w14:val="none"/>
         </w:rPr>
-        <w:t xml:space="preserve">N° PE-RE-0655324 </w:t>
+        <w:t xml:space="preserve">PE-RE-0655324 </w:t>
       </w:r>
       <w:r>
         <w:rPr>
@@ -4579,7 +4579,7 @@
           <w:lang w:eastAsia="es-PE"/>
           <w14:ligatures w14:val="none"/>
         </w:rPr>
-        <w:t>°</w:t>
+        <w:t/>
       </w:r>
       <w:r>
         <w:rPr>
@@ -4675,7 +4675,7 @@
           <w:lang w:eastAsia="es-PE"/>
           <w14:ligatures w14:val="none"/>
         </w:rPr>
-        <w:t>°</w:t>
+        <w:t/>
       </w:r>
       <w:r>
         <w:rPr>
@@ -4863,7 +4863,7 @@
           <w:lang w:eastAsia="es-PE"/>
           <w14:ligatures w14:val="none"/>
         </w:rPr>
-        <w:t>°</w:t>
+        <w:t/>
       </w:r>
       <w:r>
         <w:rPr>
@@ -5032,7 +5032,7 @@
           <w:lang w:val="es-ES" w:eastAsia="es-ES"/>
           <w14:ligatures w14:val="none"/>
         </w:rPr>
-        <w:t>Nº</w:t>
+        <w:t/>
       </w:r>
       <w:proofErr w:type="spellEnd"/>
       <w:r>
@@ -5043,7 +5043,7 @@
           <w:lang w:val="es-ES" w:eastAsia="es-ES"/>
           <w14:ligatures w14:val="none"/>
         </w:rPr>
-        <w:t xml:space="preserve"> VCHAS3 con y/o Certificado N° 11768  del Seguro Adulto materia de denuncia, así como el cargo de remisión de la referida póliza; y, (</w:t>
+        <w:t xml:space="preserve"> VCHAS3 con y/o Certificado 11768 del Seguro Adulto materia de denuncia, así como el cargo de remisión de la referida póliza; y, (</w:t>
       </w:r>
       <w:proofErr w:type="spellStart"/>
       <w:r>
@@ -5183,7 +5183,7 @@
           <w:lang w:val="es-ES" w:eastAsia="es-ES"/>
           <w14:ligatures w14:val="none"/>
         </w:rPr>
-        <w:t xml:space="preserve">(i) presentar una copia debidamente suscrita de la Póliza Matriz N° VCHAS3 del Seguro Adulto materia de denuncia; </w:t>
+        <w:t xml:space="preserve">(i) presentar una copia debidamente suscrita de la Póliza Matriz VCHAS3 del Seguro Adulto materia de denuncia; </w:t>
       </w:r>
       <w:r>
         <w:rPr>
@@ -5226,7 +5226,7 @@
           <w14:ligatures w14:val="none"/>
         </w:rPr>
         <w:lastRenderedPageBreak/>
-        <w:t>denunciante para la adquisición de la Póliza Matriz N° VCHAS  del Seguro Adulto; y, (</w:t>
+        <w:t>denunciante para la adquisición de la Póliza Matriz VCHAS del Seguro Adulto; y, (</w:t>
       </w:r>
       <w:proofErr w:type="spellStart"/>
       <w:r>
@@ -5326,7 +5326,7 @@
           <w:lang w:eastAsia="es-PE"/>
           <w14:ligatures w14:val="none"/>
         </w:rPr>
-        <w:t>°</w:t>
+        <w:t/>
       </w:r>
       <w:r>
         <w:rPr>
@@ -5367,7 +5367,7 @@
           <w:lang w:eastAsia="es-PE"/>
           <w14:ligatures w14:val="none"/>
         </w:rPr>
-        <w:t>°</w:t>
+        <w:t/>
       </w:r>
       <w:r>
         <w:rPr>
@@ -5387,7 +5387,7 @@
           <w:lang w:eastAsia="es-PE"/>
           <w14:ligatures w14:val="none"/>
         </w:rPr>
-        <w:t>°</w:t>
+        <w:t/>
       </w:r>
       <w:r>
         <w:rPr>
@@ -5407,7 +5407,7 @@
           <w:lang w:eastAsia="es-PE"/>
           <w14:ligatures w14:val="none"/>
         </w:rPr>
-        <w:t>°</w:t>
+        <w:t/>
       </w:r>
       <w:r>
         <w:rPr>
@@ -5460,7 +5460,7 @@
           <w:lang w:eastAsia="es-PE"/>
           <w14:ligatures w14:val="none"/>
         </w:rPr>
-        <w:t>°</w:t>
+        <w:t/>
       </w:r>
       <w:r>
         <w:rPr>
@@ -5561,7 +5561,7 @@
           <w:lang w:eastAsia="es-PE"/>
           <w14:ligatures w14:val="none"/>
         </w:rPr>
-        <w:t>°</w:t>
+        <w:t/>
       </w:r>
       <w:r>
         <w:rPr>
@@ -5654,7 +5654,7 @@
           <w:lang w:eastAsia="es-PE"/>
           <w14:ligatures w14:val="none"/>
         </w:rPr>
-        <w:t>°</w:t>
+        <w:t/>
       </w:r>
       <w:r>
         <w:rPr>
@@ -5662,7 +5662,7 @@
           <w:kern w:val="0"/>
           <w14:ligatures w14:val="none"/>
         </w:rPr>
-        <w:t xml:space="preserve"> del Decreto Legislativo N° 807</w:t>
+        <w:t xml:space="preserve"> del Decreto Legislativo 807</w:t>
       </w:r>
       <w:r>
         <w:rPr>
@@ -6020,7 +6020,7 @@
           <w:lang w:eastAsia="es-PE"/>
           <w14:ligatures w14:val="none"/>
         </w:rPr>
-        <w:t>°</w:t>
+        <w:t/>
       </w:r>
       <w:r>
         <w:rPr>
@@ -6051,7 +6051,7 @@
           <w:lang w:eastAsia="es-PE"/>
           <w14:ligatures w14:val="none"/>
         </w:rPr>
-        <w:t>°</w:t>
+        <w:t/>
       </w:r>
       <w:r>
         <w:rPr>
@@ -6286,7 +6286,7 @@
           <w:kern w:val="0"/>
           <w14:ligatures w14:val="none"/>
         </w:rPr>
-        <w:t>Comisión de Protección al Consumidor N° 1</w:t>
+        <w:t>Comisión de Protección al Consumidor 1</w:t>
       </w:r>
     </w:p>
     <w:p>
@@ -6509,7 +6509,7 @@
           <w:sz w:val="16"/>
           <w:szCs w:val="16"/>
         </w:rPr>
-        <w:t xml:space="preserve">DOCUMENTO DE TRASLADO N° 025-2025-PS1/INDECOPI </w:t>
+        <w:t xml:space="preserve">DOCUMENTO DE TRASLADO 025-2025-PS1/INDECOPI </w:t>
       </w:r>
       <w:r>
         <w:rPr>
@@ -6674,7 +6674,7 @@
           <w:sz w:val="16"/>
           <w:szCs w:val="16"/>
         </w:rPr>
-        <w:t xml:space="preserve">  </w:t>
+        <w:t xml:space="preserve"> </w:t>
       </w:r>
       <w:r>
         <w:rPr>
@@ -6692,7 +6692,7 @@
           <w:sz w:val="16"/>
           <w:szCs w:val="16"/>
         </w:rPr>
-        <w:t xml:space="preserve">LEY N° 29571, CÓDIGO DE PROTECCIÓN Y DEFENSA DEL CONSUMIDOR, publicado el 2 de setiembre de 2010 y modificado por Decreto Legislativo N° 1308 </w:t>
+        <w:t xml:space="preserve">LEY 29571, CÓDIGO DE PROTECCIÓN Y DEFENSA DEL CONSUMIDOR, publicado el 2 de setiembre de 2010 y modificado por Decreto Legislativo 1308 </w:t>
       </w:r>
     </w:p>
     <w:p>
@@ -6744,7 +6744,7 @@
           <w:szCs w:val="16"/>
         </w:rPr>
         <w:tab/>
-        <w:t xml:space="preserve">El Instituto Nacional de Defensa de la Competencia y de la Protección de la Propiedad Intelectual (Indecopi) es la autoridad con competencia primaria y de alcance nacional para conocer las presuntas infracciones a las disposiciones contenidas en el presente Código, así como para imponer las sanciones y medidas correctivas establecidas en el presente capítulo, conforme al Decreto Legislativo N° 1033, Ley de Organización y Funciones del Indecopi. Dicha competencia solo puede ser negada cuando ella haya sido asignada o se asigne a favor de otro organismo por norma expresa con rango de ley. </w:t>
+        <w:t xml:space="preserve">El Instituto Nacional de Defensa de la Competencia y de la Protección de la Propiedad Intelectual (Indecopi) es la autoridad con competencia primaria y de alcance nacional para conocer las presuntas infracciones a las disposiciones contenidas en el presente Código, así como para imponer las sanciones y medidas correctivas establecidas en el presente capítulo, conforme al Decreto Legislativo 1033, Ley de Organización y Funciones del Indecopi. Dicha competencia solo puede ser negada cuando ella haya sido asignada o se asigne a favor de otro organismo por norma expresa con rango de ley. </w:t>
       </w:r>
     </w:p>
     <w:p>
@@ -6818,7 +6818,7 @@
           <w:sz w:val="16"/>
           <w:szCs w:val="16"/>
         </w:rPr>
-        <w:t xml:space="preserve">LEY DE ORGANIZACIÓN Y FUNCIONES DEL INDECOPI, APROBADA POR DECRETO LEGISLATIVO N° 1033 </w:t>
+        <w:t xml:space="preserve">LEY DE ORGANIZACIÓN Y FUNCIONES DEL INDECOPI, APROBADA POR DECRETO LEGISLATIVO 1033 </w:t>
       </w:r>
     </w:p>
     <w:p>
@@ -6963,7 +6963,7 @@
           <w:sz w:val="16"/>
           <w:szCs w:val="16"/>
         </w:rPr>
-        <w:t xml:space="preserve">LEY N° 29571, CÓDIGO DE PROTECCIÓN Y DEFENSA DEL CONSUMIDOR, publicado el 2 de setiembre de 2010 y modificado por Decreto Legislativo N° 1308   </w:t>
+        <w:t xml:space="preserve">LEY 29571, CÓDIGO DE PROTECCIÓN Y DEFENSA DEL CONSUMIDOR, publicado el 2 de setiembre de 2010 y modificado por Decreto Legislativo 1308 </w:t>
       </w:r>
     </w:p>
     <w:p>
@@ -7104,7 +7104,7 @@
           <w:sz w:val="16"/>
           <w:szCs w:val="16"/>
         </w:rPr>
-        <w:t xml:space="preserve">           </w:t>
+        <w:t xml:space="preserve"> </w:t>
       </w:r>
       <w:r>
         <w:rPr>
@@ -7122,7 +7122,7 @@
           <w:sz w:val="16"/>
           <w:szCs w:val="16"/>
         </w:rPr>
-        <w:t xml:space="preserve">LEY N° 29571, CÓDIGO DE PROTECCIÓN Y DEFENSA DEL CONSUMIDOR, publicado el 2 de setiembre de 2010 y modificado por Decreto Legislativo N° 1308   </w:t>
+        <w:t xml:space="preserve">LEY 29571, CÓDIGO DE PROTECCIÓN Y DEFENSA DEL CONSUMIDOR, publicado el 2 de setiembre de 2010 y modificado por Decreto Legislativo 1308 </w:t>
       </w:r>
     </w:p>
     <w:p>
@@ -7253,7 +7253,7 @@
           <w:sz w:val="16"/>
           <w:szCs w:val="16"/>
         </w:rPr>
-        <w:t xml:space="preserve">           </w:t>
+        <w:t xml:space="preserve"> </w:t>
       </w:r>
       <w:r>
         <w:rPr>
@@ -7271,7 +7271,7 @@
           <w:sz w:val="16"/>
           <w:szCs w:val="16"/>
         </w:rPr>
-        <w:t xml:space="preserve">LEY N° 29571, CÓDIGO DE PROTECCIÓN Y DEFENSA DEL CONSUMIDOR, publicado el 2 de setiembre de 2010 y modificado por Decreto Legislativo N° 1308   </w:t>
+        <w:t xml:space="preserve">LEY 29571, CÓDIGO DE PROTECCIÓN Y DEFENSA DEL CONSUMIDOR, publicado el 2 de setiembre de 2010 y modificado por Decreto Legislativo 1308 </w:t>
       </w:r>
     </w:p>
     <w:p>
@@ -7295,7 +7295,7 @@
           <w:sz w:val="16"/>
           <w:szCs w:val="16"/>
         </w:rPr>
-        <w:t xml:space="preserve">Artículo 18.- Idoneidad   </w:t>
+        <w:t xml:space="preserve">Artículo 18.- Idoneidad </w:t>
       </w:r>
     </w:p>
     <w:p>
@@ -7315,7 +7315,7 @@
           <w:sz w:val="16"/>
           <w:szCs w:val="16"/>
         </w:rPr>
-        <w:t xml:space="preserve">Se entiende por idoneidad la correspondencia entre lo que un consumidor espera y lo que efectivamente recibe, en función a lo que se le hubiera ofrecido, la publicidad e información transmitida, las condiciones y circunstancias de la transacción, las características y naturaleza del producto o servicio, el precio, entre otros factores, atendiendo a las circunstancias del caso.    </w:t>
+        <w:t xml:space="preserve">Se entiende por idoneidad la correspondencia entre lo que un consumidor espera y lo que efectivamente recibe, en función a lo que se le hubiera ofrecido, la publicidad e información transmitida, las condiciones y circunstancias de la transacción, las características y naturaleza del producto o servicio, el precio, entre otros factores, atendiendo a las circunstancias del caso. </w:t>
       </w:r>
     </w:p>
     <w:p>
@@ -7436,7 +7436,7 @@
           <w:sz w:val="16"/>
           <w:szCs w:val="16"/>
         </w:rPr>
-        <w:t xml:space="preserve">           </w:t>
+        <w:t xml:space="preserve"> </w:t>
       </w:r>
       <w:r>
         <w:rPr>
@@ -7454,7 +7454,7 @@
           <w:sz w:val="16"/>
           <w:szCs w:val="16"/>
         </w:rPr>
-        <w:t xml:space="preserve">LEY N° 29571, CÓDIGO DE PROTECCIÓN Y DEFENSA DEL CONSUMIDOR, publicado el 2 de setiembre de 2010 y modificado por Decreto Legislativo N° 1308 </w:t>
+        <w:t xml:space="preserve">LEY 29571, CÓDIGO DE PROTECCIÓN Y DEFENSA DEL CONSUMIDOR, publicado el 2 de setiembre de 2010 y modificado por Decreto Legislativo 1308 </w:t>
       </w:r>
     </w:p>
     <w:p>
@@ -7544,7 +7544,7 @@
           <w:sz w:val="16"/>
           <w:szCs w:val="16"/>
         </w:rPr>
-        <w:t xml:space="preserve">  </w:t>
+        <w:t xml:space="preserve"> </w:t>
       </w:r>
       <w:r>
         <w:rPr>
@@ -7562,7 +7562,7 @@
           <w:sz w:val="16"/>
           <w:szCs w:val="16"/>
         </w:rPr>
-        <w:t>LEY SOBRE FACULTADES, NORMAS Y ORGANIZACIÓN DEL INDECOPI, APROBADA POR DECRETO LEGISLATIVO N° 807 Artículo 24.-</w:t>
+        <w:t>LEY SOBRE FACULTADES, NORMAS Y ORGANIZACIÓN DEL INDECOPI, APROBADA POR DECRETO LEGISLATIVO 807 Artículo 24.-</w:t>
       </w:r>
       <w:r>
         <w:rPr>
@@ -7747,7 +7747,7 @@
           <w:sz w:val="16"/>
           <w:szCs w:val="16"/>
         </w:rPr>
-        <w:t>Nº</w:t>
+        <w:t/>
       </w:r>
       <w:proofErr w:type="spellEnd"/>
       <w:r>
@@ -7853,7 +7853,7 @@
           <w:sz w:val="16"/>
           <w:szCs w:val="16"/>
         </w:rPr>
-        <w:t>publicado el 2 de setiembre de 2010 y modificado por Decreto Legislativo N° 1308</w:t>
+        <w:t>publicado el 2 de setiembre de 2010 y modificado por Decreto Legislativo 1308</w:t>
       </w:r>
     </w:p>
     <w:p>
@@ -8010,7 +8010,7 @@
           <w:szCs w:val="16"/>
           <w:vertAlign w:val="superscript"/>
         </w:rPr>
-        <w:t xml:space="preserve">  </w:t>
+        <w:t xml:space="preserve"> </w:t>
       </w:r>
       <w:r>
         <w:rPr>
@@ -8018,7 +8018,7 @@
           <w:sz w:val="16"/>
           <w:szCs w:val="16"/>
         </w:rPr>
-        <w:t xml:space="preserve">     </w:t>
+        <w:t xml:space="preserve"> </w:t>
       </w:r>
       <w:r>
         <w:rPr>
@@ -8054,7 +8054,7 @@
           <w:sz w:val="16"/>
           <w:szCs w:val="16"/>
         </w:rPr>
-        <w:t>publicado el 2 de setiembre de 2010 y modificado por Decreto Legislativo N° 1308</w:t>
+        <w:t>publicado el 2 de setiembre de 2010 y modificado por Decreto Legislativo 1308</w:t>
       </w:r>
     </w:p>
     <w:p>
@@ -8097,7 +8097,7 @@
           <w:sz w:val="16"/>
           <w:szCs w:val="16"/>
         </w:rPr>
-        <w:t>El órgano resolutivo puede sancionar las infracciones administrativas a que se refiere el artículo 108º con amonestación y multas de hasta cuatrocientos cincuenta (450) Unidades Impositivas Tributarias (UIT), las cuales son calificadas de la siguiente manera:</w:t>
+        <w:t>El órgano resolutivo puede sancionar las infracciones administrativas a que se refiere el artículo 108 con amonestación y multas de hasta cuatrocientos cincuenta (450) Unidades Impositivas Tributarias (UIT), las cuales son calificadas de la siguiente manera:</w:t>
       </w:r>
     </w:p>
     <w:p>
@@ -8220,7 +8220,7 @@
           <w:sz w:val="16"/>
           <w:szCs w:val="16"/>
         </w:rPr>
-        <w:t xml:space="preserve">        </w:t>
+        <w:t xml:space="preserve"> </w:t>
       </w:r>
       <w:r>
         <w:rPr>
@@ -9037,7 +9037,7 @@
           <w:sz w:val="16"/>
           <w:szCs w:val="16"/>
         </w:rPr>
-        <w:t xml:space="preserve">         </w:t>
+        <w:t xml:space="preserve"> </w:t>
       </w:r>
       <w:r>
         <w:rPr>
@@ -9073,7 +9073,7 @@
           <w:sz w:val="16"/>
           <w:szCs w:val="16"/>
         </w:rPr>
-        <w:t>publicado el 2 de setiembre de 2010 y modificado por Decreto Legislativo N° 1308</w:t>
+        <w:t>publicado el 2 de setiembre de 2010 y modificado por Decreto Legislativo 1308</w:t>
       </w:r>
     </w:p>
     <w:p>
@@ -9281,7 +9281,7 @@
           <w:sz w:val="16"/>
           <w:szCs w:val="16"/>
         </w:rPr>
-        <w:t>Nº</w:t>
+        <w:t/>
       </w:r>
       <w:proofErr w:type="spellEnd"/>
       <w:r>
@@ -9776,7 +9776,7 @@
               <w:sz w:val="16"/>
               <w:szCs w:val="16"/>
             </w:rPr>
-            <w:t xml:space="preserve">CNICA DE LA    </w:t>
+            <w:t xml:space="preserve">CNICA DE LA </w:t>
           </w:r>
         </w:p>
         <w:p>

--- a/plantillas_maestras/02_seguro_vida/cobro_indebido_primas/1_ddo_banco_o_financiera/varon/TPL_3223_2025_SEGURO_VIDA_COBRO_INDEBIDO_PRIMAS_BANCO_VARON_R1.docx
+++ b/plantillas_maestras/02_seguro_vida/cobro_indebido_primas/1_ddo_banco_o_financiera/varon/TPL_3223_2025_SEGURO_VIDA_COBRO_INDEBIDO_PRIMAS_BANCO_VARON_R1.docx
@@ -106,7 +106,7 @@
           <w:lang w:eastAsia="es-PE"/>
           <w14:ligatures w14:val="none"/>
         </w:rPr>
-        <w:t>DENUNCIANTE</w:t>
+        <w:t xml:space="preserve">DENUNCIANTE:[DENUNCIANTE] (SEÑOR [APELLIDO])</w:t>
       </w:r>
       <w:r>
         <w:rPr>
@@ -118,7 +118,7 @@
           <w14:ligatures w14:val="none"/>
         </w:rPr>
         <w:tab/>
-        <w:t>:</w:t>
+        <w:t/>
       </w:r>
       <w:r>
         <w:rPr>
@@ -140,7 +140,7 @@
           <w:lang w:eastAsia="es-PE"/>
           <w14:ligatures w14:val="none"/>
         </w:rPr>
-        <w:t>JUAN CARLOS HILARIÓN GUERRERO ABANTO (SEÑOR GUERRERO)</w:t>
+        <w:t/>
       </w:r>
     </w:p>
     <w:p>
@@ -585,7 +585,7 @@
           <w:lang w:val="es-ES" w:eastAsia="es-ES"/>
           <w14:ligatures w14:val="none"/>
         </w:rPr>
-        <w:t xml:space="preserve">Mediante </w:t>
+        <w:t xml:space="preserve">Mediante la denuncia del 4 de noviembre de 2025, el señor [APELLIDO] denunció a Falabella y Chubb por presuntas infracciones a la Ley 29571, Código de Protección y Defensa del Consumidor (en adelante, Código), señalando lo siguiente:</w:t>
       </w:r>
       <w:r>
         <w:rPr>
@@ -595,7 +595,7 @@
           <w:lang w:val="es-ES" w:eastAsia="es-ES"/>
           <w14:ligatures w14:val="none"/>
         </w:rPr>
-        <w:t xml:space="preserve">la </w:t>
+        <w:t xml:space="preserve"/>
       </w:r>
       <w:r>
         <w:rPr>
@@ -605,7 +605,7 @@
           <w:lang w:val="es-ES" w:eastAsia="es-ES"/>
           <w14:ligatures w14:val="none"/>
         </w:rPr>
-        <w:t xml:space="preserve">denuncia del </w:t>
+        <w:t xml:space="preserve"/>
       </w:r>
       <w:r>
         <w:rPr>
@@ -615,7 +615,7 @@
           <w:lang w:val="es-ES" w:eastAsia="es-ES"/>
           <w14:ligatures w14:val="none"/>
         </w:rPr>
-        <w:t>4 de noviembre de 2025</w:t>
+        <w:t/>
       </w:r>
       <w:r>
         <w:rPr>
@@ -634,7 +634,7 @@
           <w:kern w:val="0"/>
           <w14:ligatures w14:val="none"/>
         </w:rPr>
-        <w:t xml:space="preserve">, el señor </w:t>
+        <w:t xml:space="preserve"/>
       </w:r>
       <w:r>
         <w:rPr>
@@ -642,7 +642,7 @@
           <w:kern w:val="0"/>
           <w14:ligatures w14:val="none"/>
         </w:rPr>
-        <w:t xml:space="preserve">Guerrero </w:t>
+        <w:t xml:space="preserve"/>
       </w:r>
       <w:r>
         <w:rPr>
@@ -650,7 +650,7 @@
           <w:kern w:val="0"/>
           <w14:ligatures w14:val="none"/>
         </w:rPr>
-        <w:t>d</w:t>
+        <w:t/>
       </w:r>
       <w:r>
         <w:rPr>
@@ -660,7 +660,7 @@
           <w:lang w:val="es-ES" w:eastAsia="es-ES"/>
           <w14:ligatures w14:val="none"/>
         </w:rPr>
-        <w:t xml:space="preserve">enunció a </w:t>
+        <w:t xml:space="preserve"/>
       </w:r>
       <w:r>
         <w:rPr>
@@ -670,7 +670,7 @@
           <w:lang w:val="es-ES" w:eastAsia="es-ES"/>
           <w14:ligatures w14:val="none"/>
         </w:rPr>
-        <w:t xml:space="preserve">Falabella </w:t>
+        <w:t xml:space="preserve"/>
       </w:r>
       <w:r>
         <w:rPr>
@@ -680,7 +680,7 @@
           <w:lang w:val="es-ES" w:eastAsia="es-ES"/>
           <w14:ligatures w14:val="none"/>
         </w:rPr>
-        <w:t xml:space="preserve">y </w:t>
+        <w:t xml:space="preserve"/>
       </w:r>
       <w:r>
         <w:rPr>
@@ -690,7 +690,7 @@
           <w:lang w:val="es-ES" w:eastAsia="es-ES"/>
           <w14:ligatures w14:val="none"/>
         </w:rPr>
-        <w:t xml:space="preserve">Chubb </w:t>
+        <w:t xml:space="preserve"/>
       </w:r>
       <w:r>
         <w:rPr>
@@ -700,7 +700,7 @@
           <w:lang w:val="es-ES" w:eastAsia="es-ES"/>
           <w14:ligatures w14:val="none"/>
         </w:rPr>
-        <w:t>por presuntas infracciones a la Ley 29571, Código de Protección y Defensa del Consumidor (en adelante, Código)</w:t>
+        <w:t/>
       </w:r>
       <w:r>
         <w:rPr>
@@ -721,7 +721,7 @@
           <w:lang w:val="es-ES" w:eastAsia="es-ES"/>
           <w14:ligatures w14:val="none"/>
         </w:rPr>
-        <w:t xml:space="preserve">, señalando </w:t>
+        <w:t xml:space="preserve"/>
       </w:r>
       <w:r>
         <w:rPr>
@@ -732,7 +732,7 @@
           <w:lang w:val="es-ES" w:eastAsia="es-ES"/>
           <w14:ligatures w14:val="none"/>
         </w:rPr>
-        <w:t>lo siguiente:</w:t>
+        <w:t/>
       </w:r>
     </w:p>
     <w:p>
@@ -2220,7 +2220,7 @@
           <w:lang w:val="es-ES" w:eastAsia="es-ES"/>
           <w14:ligatures w14:val="none"/>
         </w:rPr>
-        <w:t xml:space="preserve">El </w:t>
+        <w:t xml:space="preserve">El señor [APELLIDO] solicitó, en calidad de medida correctiva, que Falabella y Chubb cumplan con realizar la devolución del monto cobrado de las catorce (14) cuotas de S/46.50, por un total de S/651,00 indebidamente cobradas en su tarjeta de crédito 447xxxxxx298. Asimismo, requirió el reembolso de costos y costas del presente procedimiento.</w:t>
       </w:r>
       <w:r>
         <w:rPr>
@@ -2228,7 +2228,7 @@
           <w:kern w:val="0"/>
           <w14:ligatures w14:val="none"/>
         </w:rPr>
-        <w:t xml:space="preserve">señor Guerrero </w:t>
+        <w:t xml:space="preserve"/>
       </w:r>
       <w:r>
         <w:rPr>
@@ -2238,7 +2238,7 @@
           <w:lang w:val="es-ES" w:eastAsia="es-ES"/>
           <w14:ligatures w14:val="none"/>
         </w:rPr>
-        <w:t xml:space="preserve">solicitó, en calidad de medida correctiva, que </w:t>
+        <w:t xml:space="preserve"/>
       </w:r>
       <w:bookmarkStart w:id="3" w:name="_Hlk206587071"/>
       <w:r>
@@ -2249,7 +2249,7 @@
           <w:lang w:val="es-ES" w:eastAsia="es-ES"/>
           <w14:ligatures w14:val="none"/>
         </w:rPr>
-        <w:t xml:space="preserve">Falabella </w:t>
+        <w:t xml:space="preserve"/>
       </w:r>
       <w:r>
         <w:rPr>
@@ -2259,7 +2259,7 @@
           <w:lang w:val="es-ES" w:eastAsia="es-ES"/>
           <w14:ligatures w14:val="none"/>
         </w:rPr>
-        <w:t xml:space="preserve">y </w:t>
+        <w:t xml:space="preserve"/>
       </w:r>
       <w:r>
         <w:rPr>
@@ -2269,7 +2269,7 @@
           <w:lang w:val="es-ES" w:eastAsia="es-ES"/>
           <w14:ligatures w14:val="none"/>
         </w:rPr>
-        <w:t xml:space="preserve">Chubb </w:t>
+        <w:t xml:space="preserve"/>
       </w:r>
       <w:r>
         <w:rPr>
@@ -2279,7 +2279,7 @@
           <w:lang w:val="es-ES" w:eastAsia="es-ES"/>
           <w14:ligatures w14:val="none"/>
         </w:rPr>
-        <w:t>cumplan con</w:t>
+        <w:t/>
       </w:r>
       <w:r>
         <w:rPr>
@@ -2289,7 +2289,7 @@
           <w:lang w:val="es-ES" w:eastAsia="es-ES"/>
           <w14:ligatures w14:val="none"/>
         </w:rPr>
-        <w:t xml:space="preserve"> </w:t>
+        <w:t xml:space="preserve"/>
       </w:r>
       <w:r>
         <w:rPr>
@@ -2299,17 +2299,17 @@
           <w:lang w:val="es-ES" w:eastAsia="es-ES"/>
           <w14:ligatures w14:val="none"/>
         </w:rPr>
-        <w:t xml:space="preserve">realizar la devolución del monto cobrado de las catorce (14) cuotas de S/46.50, por un total de S/651,00 indebidamente cobradas en su </w:t>
-      </w:r>
-      <w:r>
-        <w:rPr>
-          <w:rFonts w:ascii="Arial Narrow" w:eastAsia="Times New Roman" w:hAnsi="Arial Narrow" w:cs="Arial"/>
-          <w:color w:val="000000"/>
-          <w:kern w:val="0"/>
-          <w:lang w:eastAsia="es-ES"/>
-          <w14:ligatures w14:val="none"/>
-        </w:rPr>
-        <w:t>tarjeta de crédito 447xxxxxx298</w:t>
+        <w:t xml:space="preserve"/>
+      </w:r>
+      <w:r>
+        <w:rPr>
+          <w:rFonts w:ascii="Arial Narrow" w:eastAsia="Times New Roman" w:hAnsi="Arial Narrow" w:cs="Arial"/>
+          <w:color w:val="000000"/>
+          <w:kern w:val="0"/>
+          <w:lang w:eastAsia="es-ES"/>
+          <w14:ligatures w14:val="none"/>
+        </w:rPr>
+        <w:t/>
       </w:r>
       <w:r>
         <w:rPr>
@@ -2319,7 +2319,7 @@
           <w:lang w:val="es-ES" w:eastAsia="es-ES"/>
           <w14:ligatures w14:val="none"/>
         </w:rPr>
-        <w:t xml:space="preserve">. Asimismo, requirió el reembolso de </w:t>
+        <w:t xml:space="preserve"/>
       </w:r>
       <w:r>
         <w:rPr>
@@ -2329,7 +2329,7 @@
           <w:lang w:val="es-ES" w:eastAsia="es-ES"/>
           <w14:ligatures w14:val="none"/>
         </w:rPr>
-        <w:t>costos y costas del presente procedimiento.</w:t>
+        <w:t/>
       </w:r>
     </w:p>
     <w:bookmarkEnd w:id="3"/>
@@ -3745,7 +3745,7 @@
           <w:lang w:eastAsia="es-PE"/>
           <w14:ligatures w14:val="none"/>
         </w:rPr>
-        <w:t xml:space="preserve">PRIMERO: </w:t>
+        <w:t xml:space="preserve">PRIMERO: admitir a trámite la denuncia del 4 de noviembre de 2025, interpuesta por el señor [DENUNCIANTE] contra Falabella Servicios Generales S.A.C. y Chubb Perú S.A. Compañía de Seguros y Reaseguros, por lo siguiente:</w:t>
       </w:r>
       <w:r>
         <w:rPr>
@@ -3756,7 +3756,7 @@
           <w:lang w:eastAsia="es-PE"/>
           <w14:ligatures w14:val="none"/>
         </w:rPr>
-        <w:t xml:space="preserve">admitir a trámite la denuncia del </w:t>
+        <w:t xml:space="preserve"/>
       </w:r>
       <w:r>
         <w:rPr>
@@ -3766,7 +3766,7 @@
           <w:lang w:val="es-ES" w:eastAsia="es-ES"/>
           <w14:ligatures w14:val="none"/>
         </w:rPr>
-        <w:t>4 de noviembre de 2025</w:t>
+        <w:t/>
       </w:r>
       <w:r>
         <w:rPr>
@@ -3776,7 +3776,7 @@
           <w:lang w:val="es-ES" w:eastAsia="es-ES"/>
           <w14:ligatures w14:val="none"/>
         </w:rPr>
-        <w:t xml:space="preserve">, </w:t>
+        <w:t xml:space="preserve"/>
       </w:r>
       <w:r>
         <w:rPr>
@@ -3787,7 +3787,7 @@
           <w:lang w:eastAsia="es-PE"/>
           <w14:ligatures w14:val="none"/>
         </w:rPr>
-        <w:t xml:space="preserve">interpuesta </w:t>
+        <w:t xml:space="preserve"/>
       </w:r>
       <w:r>
         <w:rPr>
@@ -3798,7 +3798,7 @@
           <w:lang w:eastAsia="es-PE"/>
           <w14:ligatures w14:val="none"/>
         </w:rPr>
-        <w:t xml:space="preserve">por el </w:t>
+        <w:t xml:space="preserve"/>
       </w:r>
       <w:r>
         <w:rPr>
@@ -3809,7 +3809,7 @@
           <w:lang w:eastAsia="es-PE"/>
           <w14:ligatures w14:val="none"/>
         </w:rPr>
-        <w:t xml:space="preserve">señor Juan Carlos Hilarión Guerrero Abanto </w:t>
+        <w:t xml:space="preserve"/>
       </w:r>
       <w:r>
         <w:rPr>
@@ -3820,7 +3820,7 @@
           <w:lang w:eastAsia="es-PE"/>
           <w14:ligatures w14:val="none"/>
         </w:rPr>
-        <w:t>co</w:t>
+        <w:t/>
       </w:r>
       <w:r>
         <w:rPr>
@@ -3831,14 +3831,14 @@
           <w:lang w:eastAsia="es-PE"/>
           <w14:ligatures w14:val="none"/>
         </w:rPr>
-        <w:t xml:space="preserve">ntra </w:t>
+        <w:t xml:space="preserve"/>
       </w:r>
       <w:r>
         <w:rPr>
           <w:rFonts w:ascii="Arial Narrow" w:eastAsia="Arial Narrow" w:hAnsi="Arial Narrow" w:cs="Arial Narrow"/>
           <w:bCs/>
         </w:rPr>
-        <w:t>Falabella Servicios Generales S.A.C. y Chubb Perú S.A. Compañía de Seguros y Reaseguros</w:t>
+        <w:t/>
       </w:r>
       <w:r>
         <w:rPr>
@@ -3849,7 +3849,7 @@
           <w:lang w:eastAsia="es-PE"/>
           <w14:ligatures w14:val="none"/>
         </w:rPr>
-        <w:t xml:space="preserve">, </w:t>
+        <w:t xml:space="preserve"/>
       </w:r>
       <w:r>
         <w:rPr>
@@ -3860,7 +3860,7 @@
           <w:lang w:eastAsia="es-PE"/>
           <w14:ligatures w14:val="none"/>
         </w:rPr>
-        <w:t>por lo</w:t>
+        <w:t/>
       </w:r>
       <w:r>
         <w:rPr>
@@ -3871,7 +3871,7 @@
           <w:lang w:eastAsia="es-PE"/>
           <w14:ligatures w14:val="none"/>
         </w:rPr>
-        <w:t xml:space="preserve"> siguiente:</w:t>
+        <w:t xml:space="preserve"/>
       </w:r>
     </w:p>
     <w:p>
@@ -5807,7 +5807,7 @@
           <w:b/>
           <w:bCs/>
         </w:rPr>
-        <w:t>DÉCIMO</w:t>
+        <w:t xml:space="preserve">DÉCIMO PRIMERO: requerir al señor [DENUNCIANTE] y a Falabella Servicios Generales S.A.C. para que, dentro del plazo de dos (2) días hábiles siguientes a la fecha en que reciban la notificación en sus bandejas de correo electrónico, efectúen la confirmación de recepción de la notificación remitida por este despacho a sus correos electrónicos, de conformidad con el segundo párrafo del numeral 4 del artículo 20 del Texto Único Ordenado de la Ley del Procedimiento Administrativo General, aprobado mediante Decreto Supremo 006-2026-JUS, bajo apercibimiento de rehacer el acto de notificación y notificarle conforme al numeral 1 del artículo 20 del citado cuerpo normativo.</w:t>
       </w:r>
       <w:r>
         <w:rPr>
@@ -5815,7 +5815,7 @@
           <w:b/>
           <w:bCs/>
         </w:rPr>
-        <w:t xml:space="preserve"> PRIMERO</w:t>
+        <w:t xml:space="preserve"/>
       </w:r>
       <w:r>
         <w:rPr>
@@ -5825,7 +5825,7 @@
           <w:kern w:val="0"/>
           <w14:ligatures w14:val="none"/>
         </w:rPr>
-        <w:t>:</w:t>
+        <w:t/>
       </w:r>
       <w:r>
         <w:rPr>
@@ -5835,7 +5835,7 @@
           <w:kern w:val="0"/>
           <w14:ligatures w14:val="none"/>
         </w:rPr>
-        <w:t xml:space="preserve"> </w:t>
+        <w:t xml:space="preserve"/>
       </w:r>
       <w:r>
         <w:rPr>
@@ -5845,7 +5845,7 @@
           <w:kern w:val="0"/>
           <w14:ligatures w14:val="none"/>
         </w:rPr>
-        <w:t xml:space="preserve">requerir </w:t>
+        <w:t xml:space="preserve"/>
       </w:r>
       <w:r>
         <w:rPr>
@@ -5855,7 +5855,7 @@
           <w:kern w:val="0"/>
           <w14:ligatures w14:val="none"/>
         </w:rPr>
-        <w:t>al</w:t>
+        <w:t/>
       </w:r>
       <w:r>
         <w:rPr>
@@ -5865,7 +5865,7 @@
           <w:kern w:val="0"/>
           <w14:ligatures w14:val="none"/>
         </w:rPr>
-        <w:t xml:space="preserve"> señor </w:t>
+        <w:t xml:space="preserve"/>
       </w:r>
       <w:r>
         <w:rPr>
@@ -5876,7 +5876,7 @@
           <w:lang w:eastAsia="es-PE"/>
           <w14:ligatures w14:val="none"/>
         </w:rPr>
-        <w:t>Juan Carlos Hilarió</w:t>
+        <w:t/>
       </w:r>
       <w:r>
         <w:rPr>
@@ -5887,7 +5887,7 @@
           <w:lang w:eastAsia="es-PE"/>
           <w14:ligatures w14:val="none"/>
         </w:rPr>
-        <w:t xml:space="preserve">n Guerrero Abanto </w:t>
+        <w:t xml:space="preserve"/>
       </w:r>
       <w:r>
         <w:rPr>
@@ -5898,119 +5898,119 @@
           <w:lang w:eastAsia="es-PE"/>
           <w14:ligatures w14:val="none"/>
         </w:rPr>
-        <w:t xml:space="preserve">y a </w:t>
+        <w:t xml:space="preserve"/>
       </w:r>
       <w:r>
         <w:rPr>
           <w:rFonts w:ascii="Arial Narrow" w:eastAsia="Arial Narrow" w:hAnsi="Arial Narrow" w:cs="Arial Narrow"/>
           <w:bCs/>
         </w:rPr>
-        <w:t xml:space="preserve">Falabella Servicios Generales S.A.C. </w:t>
+        <w:t xml:space="preserve"/>
       </w:r>
       <w:r>
         <w:rPr>
           <w:rFonts w:ascii="Arial Narrow" w:hAnsi="Arial Narrow"/>
           <w:color w:val="000000"/>
         </w:rPr>
-        <w:t>para que, dentro del plazo de dos (2) días hábiles siguientes a la fecha en que reciba</w:t>
+        <w:t/>
       </w:r>
       <w:r>
         <w:rPr>
           <w:rFonts w:ascii="Arial Narrow" w:hAnsi="Arial Narrow"/>
           <w:color w:val="000000"/>
         </w:rPr>
-        <w:t>n</w:t>
+        <w:t/>
       </w:r>
       <w:r>
         <w:rPr>
           <w:rFonts w:ascii="Arial Narrow" w:hAnsi="Arial Narrow"/>
           <w:color w:val="000000"/>
         </w:rPr>
-        <w:t xml:space="preserve"> la notificación en su</w:t>
+        <w:t xml:space="preserve"/>
       </w:r>
       <w:r>
         <w:rPr>
           <w:rFonts w:ascii="Arial Narrow" w:hAnsi="Arial Narrow"/>
           <w:color w:val="000000"/>
         </w:rPr>
-        <w:t>s</w:t>
+        <w:t/>
       </w:r>
       <w:r>
         <w:rPr>
           <w:rFonts w:ascii="Arial Narrow" w:hAnsi="Arial Narrow"/>
           <w:color w:val="000000"/>
         </w:rPr>
-        <w:t xml:space="preserve"> bandeja</w:t>
+        <w:t xml:space="preserve"/>
       </w:r>
       <w:r>
         <w:rPr>
           <w:rFonts w:ascii="Arial Narrow" w:hAnsi="Arial Narrow"/>
           <w:color w:val="000000"/>
         </w:rPr>
-        <w:t>s</w:t>
+        <w:t/>
       </w:r>
       <w:r>
         <w:rPr>
           <w:rFonts w:ascii="Arial Narrow" w:hAnsi="Arial Narrow"/>
           <w:color w:val="000000"/>
         </w:rPr>
-        <w:t xml:space="preserve"> de correo electrónico, efectúe</w:t>
+        <w:t xml:space="preserve"/>
       </w:r>
       <w:r>
         <w:rPr>
           <w:rFonts w:ascii="Arial Narrow" w:hAnsi="Arial Narrow"/>
           <w:color w:val="000000"/>
         </w:rPr>
-        <w:t>n</w:t>
+        <w:t/>
       </w:r>
       <w:r>
         <w:rPr>
           <w:rFonts w:ascii="Arial Narrow" w:hAnsi="Arial Narrow"/>
           <w:color w:val="000000"/>
         </w:rPr>
-        <w:t xml:space="preserve"> la confirmación de recepción de la notificación remitida por este despacho a su</w:t>
+        <w:t xml:space="preserve"/>
       </w:r>
       <w:r>
         <w:rPr>
           <w:rFonts w:ascii="Arial Narrow" w:hAnsi="Arial Narrow"/>
           <w:color w:val="000000"/>
         </w:rPr>
-        <w:t>s</w:t>
+        <w:t/>
       </w:r>
       <w:r>
         <w:rPr>
           <w:rFonts w:ascii="Arial Narrow" w:hAnsi="Arial Narrow"/>
           <w:color w:val="000000"/>
         </w:rPr>
-        <w:t xml:space="preserve"> correo</w:t>
+        <w:t xml:space="preserve"/>
       </w:r>
       <w:r>
         <w:rPr>
           <w:rFonts w:ascii="Arial Narrow" w:hAnsi="Arial Narrow"/>
           <w:color w:val="000000"/>
         </w:rPr>
-        <w:t>s</w:t>
+        <w:t/>
       </w:r>
       <w:r>
         <w:rPr>
           <w:rFonts w:ascii="Arial Narrow" w:hAnsi="Arial Narrow"/>
           <w:color w:val="000000"/>
         </w:rPr>
-        <w:t xml:space="preserve"> electrónico</w:t>
+        <w:t xml:space="preserve"/>
       </w:r>
       <w:r>
         <w:rPr>
           <w:rFonts w:ascii="Arial Narrow" w:hAnsi="Arial Narrow"/>
           <w:color w:val="000000"/>
         </w:rPr>
-        <w:t>s</w:t>
+        <w:t/>
       </w:r>
       <w:r>
         <w:rPr>
           <w:rFonts w:ascii="Arial Narrow" w:hAnsi="Arial Narrow"/>
           <w:color w:val="000000"/>
         </w:rPr>
-        <w:t>, de conformidad con el segundo párrafo del numeral 4 del artículo 20</w:t>
+        <w:t/>
       </w:r>
       <w:r>
         <w:rPr>
@@ -6027,21 +6027,21 @@
           <w:rFonts w:ascii="Arial Narrow" w:hAnsi="Arial Narrow"/>
           <w:color w:val="000000"/>
         </w:rPr>
-        <w:t xml:space="preserve"> del Texto Único Ordenado de la Ley del</w:t>
+        <w:t xml:space="preserve"/>
       </w:r>
       <w:r>
         <w:rPr>
           <w:rFonts w:ascii="Arial Narrow" w:hAnsi="Arial Narrow"/>
           <w:color w:val="000000"/>
         </w:rPr>
-        <w:t xml:space="preserve"> Procedimiento Administrativo General, aprobado mediante Decreto Supremo 006-2026-JUS, bajo apercibimiento </w:t>
+        <w:t xml:space="preserve"/>
       </w:r>
       <w:r>
         <w:rPr>
           <w:rFonts w:ascii="Arial Narrow" w:hAnsi="Arial Narrow"/>
           <w:color w:val="000000"/>
         </w:rPr>
-        <w:t>de rehacer el acto de notificación y notificarle conforme al numeral 1 del artículo 20</w:t>
+        <w:t/>
       </w:r>
       <w:r>
         <w:rPr>
@@ -6058,7 +6058,7 @@
           <w:rFonts w:ascii="Arial Narrow" w:hAnsi="Arial Narrow"/>
           <w:color w:val="000000"/>
         </w:rPr>
-        <w:t xml:space="preserve"> del citado cuerpo normativo</w:t>
+        <w:t xml:space="preserve"/>
       </w:r>
       <w:r>
         <w:rPr>
@@ -6071,7 +6071,7 @@
         <w:rPr>
           <w:rFonts w:ascii="Arial Narrow" w:hAnsi="Arial Narrow" w:cs="Arial"/>
         </w:rPr>
-        <w:t>.</w:t>
+        <w:t/>
       </w:r>
     </w:p>
     <w:p>

--- a/plantillas_maestras/02_seguro_vida/cobro_indebido_primas/1_ddo_banco_o_financiera/varon/TPL_3223_2025_SEGURO_VIDA_COBRO_INDEBIDO_PRIMAS_BANCO_VARON_R1.docx
+++ b/plantillas_maestras/02_seguro_vida/cobro_indebido_primas/1_ddo_banco_o_financiera/varon/TPL_3223_2025_SEGURO_VIDA_COBRO_INDEBIDO_PRIMAS_BANCO_VARON_R1.docx
@@ -619,6 +619,7 @@
       </w:r>
       <w:r>
         <w:rPr>
+          <w:rStyle w:val="Refdenotaalpie"/>
           <w:rFonts w:ascii="Arial Narrow" w:eastAsia="Times New Roman" w:hAnsi="Arial Narrow" w:cs="Times New Roman"/>
           <w:color w:val="000000"/>
           <w:kern w:val="0"/>
@@ -704,6 +705,7 @@
       </w:r>
       <w:r>
         <w:rPr>
+          <w:rStyle w:val="Refdenotaalpie"/>
           <w:rFonts w:ascii="Arial Narrow" w:eastAsia="Times New Roman" w:hAnsi="Arial Narrow" w:cs="Times New Roman"/>
           <w:color w:val="000000"/>
           <w:kern w:val="0"/>
@@ -2443,6 +2445,7 @@
       </w:r>
       <w:r>
         <w:rPr>
+          <w:rStyle w:val="Refdenotaalpie"/>
           <w:rFonts w:ascii="Arial Narrow" w:eastAsia="Arial Narrow" w:hAnsi="Arial Narrow" w:cs="Arial Narrow"/>
           <w:kern w:val="0"/>
           <w:vertAlign w:val="superscript"/>
@@ -2616,6 +2619,7 @@
       </w:r>
       <w:r>
         <w:rPr>
+          <w:rStyle w:val="Refdenotaalpie"/>
           <w:vertAlign w:val="superscript"/>
           <w:lang w:eastAsia="es-PE"/>
         </w:rPr>
@@ -2750,6 +2754,7 @@
       </w:r>
       <w:r>
         <w:rPr>
+          <w:rStyle w:val="Refdenotaalpie"/>
           <w:rFonts w:ascii="Arial Narrow" w:eastAsia="Arial Narrow" w:hAnsi="Arial Narrow" w:cs="Arial"/>
           <w:kern w:val="0"/>
           <w:vertAlign w:val="superscript"/>
@@ -2899,6 +2904,7 @@
       </w:r>
       <w:r>
         <w:rPr>
+          <w:rStyle w:val="Refdenotaalpie"/>
           <w:rFonts w:ascii="Arial Narrow" w:eastAsia="Arial Narrow" w:hAnsi="Arial Narrow" w:cs="Arial"/>
           <w:kern w:val="0"/>
           <w:vertAlign w:val="superscript"/>
@@ -3070,6 +3076,7 @@
       </w:r>
       <w:r>
         <w:rPr>
+          <w:rStyle w:val="Refdenotaalpie"/>
           <w:rFonts w:ascii="Arial Narrow" w:eastAsia="Arial Narrow" w:hAnsi="Arial Narrow" w:cs="Arial"/>
           <w:kern w:val="0"/>
           <w:vertAlign w:val="superscript"/>
@@ -3129,6 +3136,7 @@
       </w:r>
       <w:r>
         <w:rPr>
+          <w:rStyle w:val="Refdenotaalpie"/>
           <w:rFonts w:ascii="Arial Narrow" w:eastAsia="Arial Narrow" w:hAnsi="Arial Narrow" w:cs="Arial Narrow"/>
           <w:kern w:val="0"/>
           <w:vertAlign w:val="superscript"/>
@@ -4652,6 +4660,7 @@
       </w:r>
       <w:r>
         <w:rPr>
+          <w:rStyle w:val="Refdenotaalpie"/>
           <w:rFonts w:ascii="Arial Narrow" w:eastAsia="Calibri" w:hAnsi="Arial Narrow" w:cs="Arial"/>
           <w:kern w:val="0"/>
           <w:vertAlign w:val="superscript"/>
@@ -4696,6 +4705,7 @@
       </w:r>
       <w:r>
         <w:rPr>
+          <w:rStyle w:val="Refdenotaalpie"/>
           <w:rFonts w:ascii="Arial Narrow" w:eastAsia="Calibri" w:hAnsi="Arial Narrow" w:cs="Arial"/>
           <w:spacing w:val="-2"/>
           <w:kern w:val="0"/>
@@ -5340,6 +5350,7 @@
       </w:r>
       <w:r>
         <w:rPr>
+          <w:rStyle w:val="Refdenotaalpie"/>
           <w:rFonts w:ascii="Arial Narrow" w:eastAsia="Arial Narrow" w:hAnsi="Arial Narrow" w:cs="Times New Roman"/>
           <w:color w:val="000000"/>
           <w:kern w:val="0"/>
@@ -5421,6 +5432,7 @@
       </w:r>
       <w:r>
         <w:rPr>
+          <w:rStyle w:val="Refdenotaalpie"/>
           <w:rFonts w:ascii="Arial Narrow" w:eastAsia="Arial Narrow" w:hAnsi="Arial Narrow" w:cs="Times New Roman"/>
           <w:color w:val="000000"/>
           <w:kern w:val="0"/>
@@ -5474,6 +5486,7 @@
       </w:r>
       <w:r>
         <w:rPr>
+          <w:rStyle w:val="Refdenotaalpie"/>
           <w:rFonts w:ascii="Arial Narrow" w:eastAsia="Arial Narrow" w:hAnsi="Arial Narrow" w:cs="Times New Roman"/>
           <w:color w:val="000000"/>
           <w:kern w:val="0"/>
@@ -5666,6 +5679,7 @@
       </w:r>
       <w:r>
         <w:rPr>
+          <w:rStyle w:val="Refdenotaalpie"/>
           <w:rFonts w:ascii="Arial Narrow" w:eastAsia="Calibri" w:hAnsi="Arial Narrow" w:cs="Arial"/>
           <w:kern w:val="0"/>
           <w:vertAlign w:val="superscript"/>
@@ -6062,6 +6076,7 @@
       </w:r>
       <w:r>
         <w:rPr>
+          <w:rStyle w:val="Refdenotaalpie"/>
           <w:rFonts w:ascii="Arial Narrow" w:hAnsi="Arial Narrow"/>
           <w:vertAlign w:val="superscript"/>
         </w:rPr>
@@ -6380,14 +6395,14 @@
         <w:tab w:val="right" w:pos="8838"/>
       </w:tabs>
       <w:rPr>
-        <w:rFonts w:ascii="Arial" w:eastAsia="Arial" w:hAnsi="Arial" w:cs="Arial"/>
+        <w:rFonts w:ascii="Arial Narrow" w:eastAsia="Arial" w:hAnsi="Arial Narrow" w:cs="Arial"/>
         <w:sz w:val="16"/>
         <w:szCs w:val="16"/>
       </w:rPr>
     </w:pPr>
     <w:r>
       <w:rPr>
-        <w:rFonts w:ascii="Arial" w:eastAsia="Arial" w:hAnsi="Arial" w:cs="Arial"/>
+        <w:rFonts w:ascii="Arial Narrow" w:eastAsia="Arial" w:hAnsi="Arial Narrow" w:cs="Arial"/>
         <w:sz w:val="16"/>
         <w:szCs w:val="16"/>
       </w:rPr>
@@ -6401,7 +6416,7 @@
     </w:pPr>
     <w:r>
       <w:rPr>
-        <w:rFonts w:ascii="Arial" w:eastAsia="Arial" w:hAnsi="Arial" w:cs="Arial"/>
+        <w:rFonts w:ascii="Arial Narrow" w:eastAsia="Arial" w:hAnsi="Arial Narrow" w:cs="Arial"/>
         <w:sz w:val="16"/>
         <w:szCs w:val="16"/>
       </w:rPr>
@@ -6409,7 +6424,7 @@
     </w:r>
     <w:r>
       <w:rPr>
-        <w:rFonts w:ascii="Arial" w:eastAsia="Arial" w:hAnsi="Arial" w:cs="Arial"/>
+        <w:rFonts w:ascii="Arial Narrow" w:eastAsia="Arial" w:hAnsi="Arial Narrow" w:cs="Arial"/>
         <w:sz w:val="16"/>
         <w:szCs w:val="16"/>
       </w:rPr>
@@ -6417,7 +6432,7 @@
     </w:r>
     <w:r>
       <w:rPr>
-        <w:rFonts w:ascii="Arial" w:eastAsia="Arial" w:hAnsi="Arial" w:cs="Arial"/>
+        <w:rFonts w:ascii="Arial Narrow" w:eastAsia="Arial" w:hAnsi="Arial Narrow" w:cs="Arial"/>
         <w:sz w:val="16"/>
         <w:szCs w:val="16"/>
       </w:rPr>
@@ -6425,7 +6440,7 @@
     </w:r>
     <w:r>
       <w:rPr>
-        <w:rFonts w:ascii="Arial" w:eastAsia="Arial" w:hAnsi="Arial" w:cs="Arial"/>
+        <w:rFonts w:ascii="Arial Narrow" w:eastAsia="Arial" w:hAnsi="Arial Narrow" w:cs="Arial"/>
         <w:sz w:val="16"/>
         <w:szCs w:val="16"/>
       </w:rPr>
@@ -6433,7 +6448,7 @@
     </w:r>
     <w:r>
       <w:rPr>
-        <w:rFonts w:ascii="Arial" w:eastAsia="Arial" w:hAnsi="Arial" w:cs="Arial"/>
+        <w:rFonts w:ascii="Arial Narrow" w:eastAsia="Arial" w:hAnsi="Arial Narrow" w:cs="Arial"/>
         <w:sz w:val="16"/>
         <w:szCs w:val="16"/>
       </w:rPr>
@@ -6483,6 +6498,7 @@
           <w:rFonts w:ascii="Arial Narrow" w:hAnsi="Arial Narrow" w:cs="Arial"/>
           <w:sz w:val="16"/>
           <w:szCs w:val="16"/>
+          <w:vertAlign w:val="superscript"/>
         </w:rPr>
         <w:footnoteRef/>
       </w:r>
@@ -6591,6 +6607,7 @@
           <w:rFonts w:ascii="Arial Narrow" w:hAnsi="Arial Narrow" w:cs="Arial"/>
           <w:sz w:val="16"/>
           <w:szCs w:val="16"/>
+          <w:vertAlign w:val="superscript"/>
         </w:rPr>
         <w:footnoteRef/>
       </w:r>
@@ -6665,6 +6682,7 @@
           <w:rFonts w:ascii="Arial Narrow" w:hAnsi="Arial Narrow" w:cs="Arial"/>
           <w:sz w:val="16"/>
           <w:szCs w:val="16"/>
+          <w:vertAlign w:val="superscript"/>
         </w:rPr>
         <w:footnoteRef/>
       </w:r>
@@ -6936,6 +6954,7 @@
           <w:rFonts w:ascii="Arial Narrow" w:hAnsi="Arial Narrow"/>
           <w:sz w:val="16"/>
           <w:szCs w:val="16"/>
+          <w:vertAlign w:val="superscript"/>
         </w:rPr>
         <w:footnoteRef/>
       </w:r>
@@ -7095,6 +7114,7 @@
           <w:rFonts w:ascii="Arial Narrow" w:hAnsi="Arial Narrow"/>
           <w:sz w:val="16"/>
           <w:szCs w:val="16"/>
+          <w:vertAlign w:val="superscript"/>
         </w:rPr>
         <w:footnoteRef/>
       </w:r>
@@ -7244,6 +7264,7 @@
           <w:rFonts w:ascii="Arial Narrow" w:hAnsi="Arial Narrow"/>
           <w:sz w:val="16"/>
           <w:szCs w:val="16"/>
+          <w:vertAlign w:val="superscript"/>
         </w:rPr>
         <w:footnoteRef/>
       </w:r>
@@ -7427,6 +7448,7 @@
           <w:rFonts w:ascii="Arial Narrow" w:hAnsi="Arial Narrow"/>
           <w:sz w:val="16"/>
           <w:szCs w:val="16"/>
+          <w:vertAlign w:val="superscript"/>
         </w:rPr>
         <w:footnoteRef/>
       </w:r>
@@ -7535,6 +7557,7 @@
           <w:rFonts w:ascii="Arial Narrow" w:hAnsi="Arial Narrow" w:cs="Arial"/>
           <w:sz w:val="16"/>
           <w:szCs w:val="16"/>
+          <w:vertAlign w:val="superscript"/>
         </w:rPr>
         <w:footnoteRef/>
       </w:r>
@@ -7720,6 +7743,7 @@
           <w:rFonts w:ascii="Arial Narrow" w:hAnsi="Arial Narrow" w:cs="Arial"/>
           <w:sz w:val="16"/>
           <w:szCs w:val="16"/>
+          <w:vertAlign w:val="superscript"/>
         </w:rPr>
         <w:footnoteRef/>
       </w:r>
@@ -7808,6 +7832,7 @@
           <w:rFonts w:ascii="Arial Narrow" w:hAnsi="Arial Narrow" w:cs="Arial"/>
           <w:sz w:val="16"/>
           <w:szCs w:val="16"/>
+          <w:vertAlign w:val="superscript"/>
         </w:rPr>
         <w:footnoteRef/>
       </w:r>
@@ -7995,7 +8020,7 @@
       </w:pPr>
       <w:r>
         <w:rPr>
-          <w:rStyle w:val="TextonotapieCar"/>
+          <w:rStyle w:val="Refdenotaalpie"/>
           <w:rFonts w:ascii="Arial Narrow" w:hAnsi="Arial Narrow" w:cs="Arial"/>
           <w:sz w:val="16"/>
           <w:szCs w:val="16"/>
@@ -8211,6 +8236,7 @@
           <w:rFonts w:ascii="Arial Narrow" w:hAnsi="Arial Narrow" w:cs="Arial"/>
           <w:sz w:val="16"/>
           <w:szCs w:val="16"/>
+          <w:vertAlign w:val="superscript"/>
         </w:rPr>
         <w:footnoteRef/>
       </w:r>
@@ -9028,6 +9054,7 @@
           <w:rFonts w:ascii="Arial Narrow" w:hAnsi="Arial Narrow" w:cs="Arial"/>
           <w:sz w:val="16"/>
           <w:szCs w:val="16"/>
+          <w:vertAlign w:val="superscript"/>
         </w:rPr>
         <w:footnoteRef/>
       </w:r>
@@ -9248,6 +9275,7 @@
           <w:bCs/>
           <w:sz w:val="16"/>
           <w:szCs w:val="16"/>
+          <w:vertAlign w:val="superscript"/>
         </w:rPr>
         <w:footnoteRef/>
       </w:r>
@@ -9399,6 +9427,7 @@
           <w:rFonts w:ascii="Arial Narrow" w:hAnsi="Arial Narrow" w:cs="Arial"/>
           <w:sz w:val="16"/>
           <w:szCs w:val="16"/>
+          <w:vertAlign w:val="superscript"/>
         </w:rPr>
         <w:footnoteRef/>
       </w:r>
@@ -11977,6 +12006,17 @@
       <w:szCs w:val="20"/>
     </w:rPr>
   </w:style>
+  <w:style w:type="character" w:styleId="FootnoteReference">
+    <w:name w:val="footnote reference"/>
+    <w:basedOn w:val="Fuentedeprrafopredeter"/>
+    <w:uiPriority w:val="99"/>
+    <w:semiHidden/>
+    <w:unhideWhenUsed/>
+    <w:rPr>
+      <w:rFonts w:ascii="Arial Narrow" w:hAnsi="Arial Narrow"/>
+      <w:vertAlign w:val="superscript"/>
+    </w:rPr>
+  </w:style>
 </w:styles>
 </file>
 

--- a/plantillas_maestras/02_seguro_vida/cobro_indebido_primas/1_ddo_banco_o_financiera/varon/TPL_3223_2025_SEGURO_VIDA_COBRO_INDEBIDO_PRIMAS_BANCO_VARON_R1.docx
+++ b/plantillas_maestras/02_seguro_vida/cobro_indebido_primas/1_ddo_banco_o_financiera/varon/TPL_3223_2025_SEGURO_VIDA_COBRO_INDEBIDO_PRIMAS_BANCO_VARON_R1.docx
@@ -1,8 +1,8 @@
 
 <file path=word/document.xml><?xml version="1.0" encoding="utf-8"?>
-<w:document xmlns:wpc="http://schemas.microsoft.com/office/word/2010/wordprocessingCanvas" xmlns:cx="http://schemas.microsoft.com/office/drawing/2014/chartex" xmlns:cx1="http://schemas.microsoft.com/office/drawing/2015/9/8/chartex" xmlns:cx2="http://schemas.microsoft.com/office/drawing/2015/10/21/chartex" xmlns:cx3="http://schemas.microsoft.com/office/drawing/2016/5/9/chartex" xmlns:cx4="http://schemas.microsoft.com/office/drawing/2016/5/10/chartex" xmlns:cx5="http://schemas.microsoft.com/office/drawing/2016/5/11/chartex" xmlns:cx6="http://schemas.microsoft.com/office/drawing/2016/5/12/chartex" xmlns:cx7="http://schemas.microsoft.com/office/drawing/2016/5/13/chartex" xmlns:cx8="http://schemas.microsoft.com/office/drawing/2016/5/14/chartex" xmlns:mc="http://schemas.openxmlformats.org/markup-compatibility/2006" xmlns:aink="http://schemas.microsoft.com/office/drawing/2016/ink" xmlns:am3d="http://schemas.microsoft.com/office/drawing/2017/model3d" xmlns:o="urn:schemas-microsoft-com:office:office" xmlns:oel="http://schemas.microsoft.com/office/2019/extlst" xmlns:r="http://schemas.openxmlformats.org/officeDocument/2006/relationships" xmlns:m="http://schemas.openxmlformats.org/officeDocument/2006/math" xmlns:v="urn:schemas-microsoft-com:vml" xmlns:wp14="http://schemas.microsoft.com/office/word/2010/wordprocessingDrawing" xmlns:wp="http://schemas.openxmlformats.org/drawingml/2006/wordprocessingDrawing" xmlns:w10="urn:schemas-microsoft-com:office:word" xmlns:w="http://schemas.openxmlformats.org/wordprocessingml/2006/main" xmlns:w14="http://schemas.microsoft.com/office/word/2010/wordml" xmlns:w15="http://schemas.microsoft.com/office/word/2012/wordml" xmlns:w16cex="http://schemas.microsoft.com/office/word/2018/wordml/cex" xmlns:w16cid="http://schemas.microsoft.com/office/word/2016/wordml/cid" xmlns:w16="http://schemas.microsoft.com/office/word/2018/wordml" xmlns:w16du="http://schemas.microsoft.com/office/word/2023/wordml/word16du" xmlns:w16sdtdh="http://schemas.microsoft.com/office/word/2020/wordml/sdtdatahash" xmlns:w16sdtfl="http://schemas.microsoft.com/office/word/2024/wordml/sdtformatlock" xmlns:w16se="http://schemas.microsoft.com/office/word/2015/wordml/symex" xmlns:wpg="http://schemas.microsoft.com/office/word/2010/wordprocessingGroup" xmlns:wpi="http://schemas.microsoft.com/office/word/2010/wordprocessingInk" xmlns:wne="http://schemas.microsoft.com/office/word/2006/wordml" xmlns:wps="http://schemas.microsoft.com/office/word/2010/wordprocessingShape" mc:Ignorable="w14 w15 w16se w16cid w16 w16cex w16sdtdh w16sdtfl w16du wp14">
+<w:document xmlns:ns1="http://schemas.openxmlformats.org/markup-compatibility/2006" xmlns:ns2="http://schemas.microsoft.com/office/word/2010/wordml" xmlns:ns3="http://schemas.openxmlformats.org/officeDocument/2006/relationships" xmlns:w="http://schemas.openxmlformats.org/wordprocessingml/2006/main" ns1:Ignorable="w14 w15 w16se w16cid w16 w16cex w16sdtdh w16sdtfl w16du wp14">
   <w:body>
-    <w:p>
+    <w:p ns2:paraId="4D92E425" ns2:textId="237781EC">
       <w:pPr>
         <w:tabs>
           <w:tab w:val="left" w:pos="1701"/>
@@ -14,7 +14,7 @@
           <w:color w:val="000000"/>
           <w:kern w:val="0"/>
           <w:lang w:eastAsia="es-PE"/>
-          <w14:ligatures w14:val="none"/>
+          <ns2:ligatures ns2:val="none"/>
         </w:rPr>
       </w:pPr>
       <w:bookmarkStart w:id="0" w:name="_Hlk80343540"/>
@@ -25,7 +25,7 @@
           <w:color w:val="000000"/>
           <w:kern w:val="0"/>
           <w:lang w:eastAsia="es-PE"/>
-          <w14:ligatures w14:val="none"/>
+          <ns2:ligatures ns2:val="none"/>
         </w:rPr>
         <w:t xml:space="preserve">EXPEDIENTE </w:t>
       </w:r>
@@ -36,7 +36,7 @@
           <w:color w:val="000000"/>
           <w:kern w:val="0"/>
           <w:lang w:eastAsia="es-PE"/>
-          <w14:ligatures w14:val="none"/>
+          <ns2:ligatures ns2:val="none"/>
         </w:rPr>
         <w:tab/>
         <w:t>:</w:t>
@@ -48,7 +48,7 @@
           <w:color w:val="000000"/>
           <w:kern w:val="0"/>
           <w:lang w:eastAsia="es-PE"/>
-          <w14:ligatures w14:val="none"/>
+          <ns2:ligatures ns2:val="none"/>
         </w:rPr>
         <w:tab/>
       </w:r>
@@ -61,7 +61,7 @@
           <w:kern w:val="0"/>
           <w:shd w:val="clear" w:color="auto" w:fill="FFFFFF"/>
           <w:lang w:eastAsia="es-PE"/>
-          <w14:ligatures w14:val="none"/>
+          <ns2:ligatures ns2:val="none"/>
         </w:rPr>
         <w:t>3223-2025</w:t>
       </w:r>
@@ -74,12 +74,12 @@
           <w:kern w:val="0"/>
           <w:shd w:val="clear" w:color="auto" w:fill="FFFFFF"/>
           <w:lang w:eastAsia="es-PE"/>
-          <w14:ligatures w14:val="none"/>
+          <ns2:ligatures ns2:val="none"/>
         </w:rPr>
         <w:t>/CC1</w:t>
       </w:r>
     </w:p>
-    <w:p>
+    <w:p ns2:paraId="174737B6" ns2:textId="1E6FEF55">
       <w:pPr>
         <w:tabs>
           <w:tab w:val="left" w:pos="1701"/>
@@ -94,17 +94,17 @@
           <w:color w:val="000000"/>
           <w:kern w:val="0"/>
           <w:lang w:eastAsia="es-PE"/>
-          <w14:ligatures w14:val="none"/>
-        </w:rPr>
-      </w:pPr>
-      <w:r>
-        <w:rPr>
-          <w:rFonts w:ascii="Arial Narrow" w:eastAsia="Arial Narrow" w:hAnsi="Arial Narrow" w:cs="Arial Narrow"/>
-          <w:b/>
-          <w:color w:val="000000"/>
-          <w:kern w:val="0"/>
-          <w:lang w:eastAsia="es-PE"/>
-          <w14:ligatures w14:val="none"/>
+          <ns2:ligatures ns2:val="none"/>
+        </w:rPr>
+      </w:pPr>
+      <w:r>
+        <w:rPr>
+          <w:rFonts w:ascii="Arial Narrow" w:eastAsia="Arial Narrow" w:hAnsi="Arial Narrow" w:cs="Arial Narrow"/>
+          <w:b/>
+          <w:color w:val="000000"/>
+          <w:kern w:val="0"/>
+          <w:lang w:eastAsia="es-PE"/>
+          <ns2:ligatures ns2:val="none"/>
         </w:rPr>
         <w:t xml:space="preserve">DENUNCIANTE:[DENUNCIANTE] (SEÑOR [APELLIDO])</w:t>
       </w:r>
@@ -115,7 +115,7 @@
           <w:color w:val="000000"/>
           <w:kern w:val="0"/>
           <w:lang w:eastAsia="es-PE"/>
-          <w14:ligatures w14:val="none"/>
+          <ns2:ligatures ns2:val="none"/>
         </w:rPr>
         <w:tab/>
         <w:t/>
@@ -127,7 +127,7 @@
           <w:color w:val="000000"/>
           <w:kern w:val="0"/>
           <w:lang w:eastAsia="es-PE"/>
-          <w14:ligatures w14:val="none"/>
+          <ns2:ligatures ns2:val="none"/>
         </w:rPr>
         <w:tab/>
       </w:r>
@@ -138,12 +138,12 @@
           <w:color w:val="000000"/>
           <w:kern w:val="0"/>
           <w:lang w:eastAsia="es-PE"/>
-          <w14:ligatures w14:val="none"/>
+          <ns2:ligatures ns2:val="none"/>
         </w:rPr>
         <w:t/>
       </w:r>
     </w:p>
-    <w:p>
+    <w:p ns2:paraId="223101EF" ns2:textId="4E489367">
       <w:pPr>
         <w:tabs>
           <w:tab w:val="left" w:pos="1701"/>
@@ -158,17 +158,17 @@
           <w:color w:val="000000"/>
           <w:kern w:val="0"/>
           <w:lang w:eastAsia="es-PE"/>
-          <w14:ligatures w14:val="none"/>
-        </w:rPr>
-      </w:pPr>
-      <w:r>
-        <w:rPr>
-          <w:rFonts w:ascii="Arial Narrow" w:eastAsia="Arial Narrow" w:hAnsi="Arial Narrow" w:cs="Arial Narrow"/>
-          <w:b/>
-          <w:color w:val="000000"/>
-          <w:kern w:val="0"/>
-          <w:lang w:eastAsia="es-PE"/>
-          <w14:ligatures w14:val="none"/>
+          <ns2:ligatures ns2:val="none"/>
+        </w:rPr>
+      </w:pPr>
+      <w:r>
+        <w:rPr>
+          <w:rFonts w:ascii="Arial Narrow" w:eastAsia="Arial Narrow" w:hAnsi="Arial Narrow" w:cs="Arial Narrow"/>
+          <w:b/>
+          <w:color w:val="000000"/>
+          <w:kern w:val="0"/>
+          <w:lang w:eastAsia="es-PE"/>
+          <ns2:ligatures ns2:val="none"/>
         </w:rPr>
         <w:t>DENUNCIADOS</w:t>
       </w:r>
@@ -179,7 +179,7 @@
           <w:color w:val="000000"/>
           <w:kern w:val="0"/>
           <w:lang w:eastAsia="es-PE"/>
-          <w14:ligatures w14:val="none"/>
+          <ns2:ligatures ns2:val="none"/>
         </w:rPr>
         <w:tab/>
         <w:t>:</w:t>
@@ -191,7 +191,7 @@
           <w:color w:val="000000"/>
           <w:kern w:val="0"/>
           <w:lang w:eastAsia="es-PE"/>
-          <w14:ligatures w14:val="none"/>
+          <ns2:ligatures ns2:val="none"/>
         </w:rPr>
         <w:tab/>
         <w:t>FALABELLA SERVICIOS GENERALES S.A.C</w:t>
@@ -203,7 +203,7 @@
           <w:color w:val="000000"/>
           <w:kern w:val="0"/>
           <w:lang w:eastAsia="es-PE"/>
-          <w14:ligatures w14:val="none"/>
+          <ns2:ligatures ns2:val="none"/>
         </w:rPr>
         <w:t>.</w:t>
       </w:r>
@@ -214,7 +214,7 @@
           <w:color w:val="000000"/>
           <w:kern w:val="0"/>
           <w:lang w:eastAsia="es-PE"/>
-          <w14:ligatures w14:val="none"/>
+          <ns2:ligatures ns2:val="none"/>
         </w:rPr>
         <w:t xml:space="preserve"> (</w:t>
       </w:r>
@@ -226,7 +226,7 @@
           <w:color w:val="000000"/>
           <w:kern w:val="0"/>
           <w:lang w:eastAsia="es-PE"/>
-          <w14:ligatures w14:val="none"/>
+          <ns2:ligatures ns2:val="none"/>
         </w:rPr>
         <w:t>FALABELLA</w:t>
       </w:r>
@@ -238,12 +238,12 @@
           <w:color w:val="000000"/>
           <w:kern w:val="0"/>
           <w:lang w:eastAsia="es-PE"/>
-          <w14:ligatures w14:val="none"/>
+          <ns2:ligatures ns2:val="none"/>
         </w:rPr>
         <w:t xml:space="preserve">) </w:t>
       </w:r>
     </w:p>
-    <w:p>
+    <w:p ns2:paraId="4D23E5DF" ns2:textId="08FEFC3C">
       <w:pPr>
         <w:tabs>
           <w:tab w:val="left" w:pos="1701"/>
@@ -258,17 +258,17 @@
           <w:color w:val="000000"/>
           <w:kern w:val="0"/>
           <w:lang w:eastAsia="es-PE"/>
-          <w14:ligatures w14:val="none"/>
-        </w:rPr>
-      </w:pPr>
-      <w:r>
-        <w:rPr>
-          <w:rFonts w:ascii="Arial Narrow" w:eastAsia="Arial Narrow" w:hAnsi="Arial Narrow" w:cs="Arial Narrow"/>
-          <w:b/>
-          <w:color w:val="000000"/>
-          <w:kern w:val="0"/>
-          <w:lang w:eastAsia="es-PE"/>
-          <w14:ligatures w14:val="none"/>
+          <ns2:ligatures ns2:val="none"/>
+        </w:rPr>
+      </w:pPr>
+      <w:r>
+        <w:rPr>
+          <w:rFonts w:ascii="Arial Narrow" w:eastAsia="Arial Narrow" w:hAnsi="Arial Narrow" w:cs="Arial Narrow"/>
+          <w:b/>
+          <w:color w:val="000000"/>
+          <w:kern w:val="0"/>
+          <w:lang w:eastAsia="es-PE"/>
+          <ns2:ligatures ns2:val="none"/>
         </w:rPr>
         <w:tab/>
       </w:r>
@@ -279,13 +279,13 @@
           <w:color w:val="000000"/>
           <w:kern w:val="0"/>
           <w:lang w:eastAsia="es-PE"/>
-          <w14:ligatures w14:val="none"/>
+          <ns2:ligatures ns2:val="none"/>
         </w:rPr>
         <w:tab/>
         <w:t>CHUBB PERÚ S.A. COMPAÑÍA DE SEGUROS Y REASEGUROS (CHUBB)</w:t>
       </w:r>
     </w:p>
-    <w:p>
+    <w:p ns2:paraId="753670C1" ns2:textId="7E283BFA">
       <w:pPr>
         <w:tabs>
           <w:tab w:val="left" w:pos="1701"/>
@@ -300,17 +300,17 @@
           <w:color w:val="000000"/>
           <w:kern w:val="0"/>
           <w:lang w:eastAsia="es-PE"/>
-          <w14:ligatures w14:val="none"/>
-        </w:rPr>
-      </w:pPr>
-      <w:r>
-        <w:rPr>
-          <w:rFonts w:ascii="Arial Narrow" w:eastAsia="Arial Narrow" w:hAnsi="Arial Narrow" w:cs="Arial Narrow"/>
-          <w:b/>
-          <w:color w:val="000000"/>
-          <w:kern w:val="0"/>
-          <w:lang w:eastAsia="es-PE"/>
-          <w14:ligatures w14:val="none"/>
+          <ns2:ligatures ns2:val="none"/>
+        </w:rPr>
+      </w:pPr>
+      <w:r>
+        <w:rPr>
+          <w:rFonts w:ascii="Arial Narrow" w:eastAsia="Arial Narrow" w:hAnsi="Arial Narrow" w:cs="Arial Narrow"/>
+          <w:b/>
+          <w:color w:val="000000"/>
+          <w:kern w:val="0"/>
+          <w:lang w:eastAsia="es-PE"/>
+          <ns2:ligatures ns2:val="none"/>
         </w:rPr>
         <w:t>MATERIAS</w:t>
       </w:r>
@@ -321,7 +321,7 @@
           <w:color w:val="000000"/>
           <w:kern w:val="0"/>
           <w:lang w:eastAsia="es-PE"/>
-          <w14:ligatures w14:val="none"/>
+          <ns2:ligatures ns2:val="none"/>
         </w:rPr>
         <w:tab/>
         <w:t xml:space="preserve">: </w:t>
@@ -333,13 +333,13 @@
           <w:color w:val="000000"/>
           <w:kern w:val="0"/>
           <w:lang w:eastAsia="es-PE"/>
-          <w14:ligatures w14:val="none"/>
+          <ns2:ligatures ns2:val="none"/>
         </w:rPr>
         <w:tab/>
         <w:t>ADMISIÓN A TRÁMITE</w:t>
       </w:r>
     </w:p>
-    <w:p>
+    <w:p ns2:paraId="449086A9" ns2:textId="77777777">
       <w:pPr>
         <w:tabs>
           <w:tab w:val="left" w:pos="1701"/>
@@ -354,22 +354,22 @@
           <w:color w:val="000000"/>
           <w:kern w:val="0"/>
           <w:lang w:eastAsia="es-PE"/>
-          <w14:ligatures w14:val="none"/>
-        </w:rPr>
-      </w:pPr>
-      <w:r>
-        <w:rPr>
-          <w:rFonts w:ascii="Arial Narrow" w:eastAsia="Arial Narrow" w:hAnsi="Arial Narrow" w:cs="Arial Narrow"/>
-          <w:b/>
-          <w:color w:val="000000"/>
-          <w:kern w:val="0"/>
-          <w:lang w:eastAsia="es-PE"/>
-          <w14:ligatures w14:val="none"/>
+          <ns2:ligatures ns2:val="none"/>
+        </w:rPr>
+      </w:pPr>
+      <w:r>
+        <w:rPr>
+          <w:rFonts w:ascii="Arial Narrow" w:eastAsia="Arial Narrow" w:hAnsi="Arial Narrow" w:cs="Arial Narrow"/>
+          <w:b/>
+          <w:color w:val="000000"/>
+          <w:kern w:val="0"/>
+          <w:lang w:eastAsia="es-PE"/>
+          <ns2:ligatures ns2:val="none"/>
         </w:rPr>
         <w:t xml:space="preserve">REQUERIMIENTO DE INFORMACIÓN </w:t>
       </w:r>
     </w:p>
-    <w:p>
+    <w:p ns2:paraId="778AE69F" ns2:textId="77777777">
       <w:pPr>
         <w:tabs>
           <w:tab w:val="left" w:pos="1701"/>
@@ -383,17 +383,17 @@
           <w:color w:val="000000"/>
           <w:kern w:val="0"/>
           <w:lang w:eastAsia="es-PE"/>
-          <w14:ligatures w14:val="none"/>
-        </w:rPr>
-      </w:pPr>
-      <w:r>
-        <w:rPr>
-          <w:rFonts w:ascii="Arial Narrow" w:eastAsia="Arial Narrow" w:hAnsi="Arial Narrow" w:cs="Arial Narrow"/>
-          <w:b/>
-          <w:color w:val="000000"/>
-          <w:kern w:val="0"/>
-          <w:lang w:eastAsia="es-PE"/>
-          <w14:ligatures w14:val="none"/>
+          <ns2:ligatures ns2:val="none"/>
+        </w:rPr>
+      </w:pPr>
+      <w:r>
+        <w:rPr>
+          <w:rFonts w:ascii="Arial Narrow" w:eastAsia="Arial Narrow" w:hAnsi="Arial Narrow" w:cs="Arial Narrow"/>
+          <w:b/>
+          <w:color w:val="000000"/>
+          <w:kern w:val="0"/>
+          <w:lang w:eastAsia="es-PE"/>
+          <ns2:ligatures ns2:val="none"/>
         </w:rPr>
         <w:t xml:space="preserve">RESOLUCIÓN </w:t>
       </w:r>
@@ -404,7 +404,7 @@
           <w:color w:val="000000"/>
           <w:kern w:val="0"/>
           <w:lang w:eastAsia="es-PE"/>
-          <w14:ligatures w14:val="none"/>
+          <ns2:ligatures ns2:val="none"/>
         </w:rPr>
         <w:tab/>
         <w:t>:</w:t>
@@ -416,13 +416,13 @@
           <w:color w:val="000000"/>
           <w:kern w:val="0"/>
           <w:lang w:eastAsia="es-PE"/>
-          <w14:ligatures w14:val="none"/>
+          <ns2:ligatures ns2:val="none"/>
         </w:rPr>
         <w:tab/>
         <w:t>1</w:t>
       </w:r>
     </w:p>
-    <w:p>
+    <w:p ns2:paraId="26BE4AD0" ns2:textId="77777777">
       <w:pPr>
         <w:tabs>
           <w:tab w:val="left" w:pos="1014"/>
@@ -435,11 +435,11 @@
           <w:kern w:val="0"/>
           <w:shd w:val="clear" w:color="auto" w:fill="FFFFFF"/>
           <w:lang w:eastAsia="es-PE"/>
-          <w14:ligatures w14:val="none"/>
-        </w:rPr>
-      </w:pPr>
-    </w:p>
-    <w:p>
+          <ns2:ligatures ns2:val="none"/>
+        </w:rPr>
+      </w:pPr>
+    </w:p>
+    <w:p ns2:paraId="6D48DA83" ns2:textId="7A571D66">
       <w:pPr>
         <w:tabs>
           <w:tab w:val="left" w:pos="1014"/>
@@ -452,7 +452,7 @@
           <w:kern w:val="0"/>
           <w:shd w:val="clear" w:color="auto" w:fill="FFFFFF"/>
           <w:lang w:eastAsia="es-PE"/>
-          <w14:ligatures w14:val="none"/>
+          <ns2:ligatures ns2:val="none"/>
         </w:rPr>
       </w:pPr>
       <w:r>
@@ -462,7 +462,7 @@
           <w:kern w:val="0"/>
           <w:shd w:val="clear" w:color="auto" w:fill="FFFFFF"/>
           <w:lang w:eastAsia="es-PE"/>
-          <w14:ligatures w14:val="none"/>
+          <ns2:ligatures ns2:val="none"/>
         </w:rPr>
         <w:t xml:space="preserve">Lima, </w:t>
       </w:r>
@@ -473,7 +473,7 @@
           <w:kern w:val="0"/>
           <w:shd w:val="clear" w:color="auto" w:fill="FFFFFF"/>
           <w:lang w:eastAsia="es-PE"/>
-          <w14:ligatures w14:val="none"/>
+          <ns2:ligatures ns2:val="none"/>
         </w:rPr>
         <w:t>23</w:t>
       </w:r>
@@ -484,7 +484,7 @@
           <w:kern w:val="0"/>
           <w:shd w:val="clear" w:color="auto" w:fill="FFFFFF"/>
           <w:lang w:eastAsia="es-PE"/>
-          <w14:ligatures w14:val="none"/>
+          <ns2:ligatures ns2:val="none"/>
         </w:rPr>
         <w:t xml:space="preserve"> de </w:t>
       </w:r>
@@ -496,13 +496,13 @@
           <w:kern w:val="0"/>
           <w:shd w:val="clear" w:color="auto" w:fill="FFFFFF"/>
           <w:lang w:eastAsia="es-PE"/>
-          <w14:ligatures w14:val="none"/>
+          <ns2:ligatures ns2:val="none"/>
         </w:rPr>
         <w:t>enero de 2026</w:t>
       </w:r>
       <w:bookmarkEnd w:id="2"/>
     </w:p>
-    <w:p>
+    <w:p ns2:paraId="1EF3C256" ns2:textId="77777777">
       <w:pPr>
         <w:tabs>
           <w:tab w:val="left" w:pos="1014"/>
@@ -514,11 +514,11 @@
           <w:color w:val="000000"/>
           <w:kern w:val="0"/>
           <w:lang w:eastAsia="es-PE"/>
-          <w14:ligatures w14:val="none"/>
-        </w:rPr>
-      </w:pPr>
-    </w:p>
-    <w:p>
+          <ns2:ligatures ns2:val="none"/>
+        </w:rPr>
+      </w:pPr>
+    </w:p>
+    <w:p ns2:paraId="087322B4" ns2:textId="77777777">
       <w:pPr>
         <w:numPr>
           <w:ilvl w:val="0"/>
@@ -532,22 +532,22 @@
           <w:color w:val="000000"/>
           <w:kern w:val="0"/>
           <w:lang w:eastAsia="es-PE"/>
-          <w14:ligatures w14:val="none"/>
-        </w:rPr>
-      </w:pPr>
-      <w:r>
-        <w:rPr>
-          <w:rFonts w:ascii="Arial Narrow" w:eastAsia="Arial Narrow" w:hAnsi="Arial Narrow" w:cs="Arial Narrow"/>
-          <w:b/>
-          <w:color w:val="000000"/>
-          <w:kern w:val="0"/>
-          <w:lang w:eastAsia="es-PE"/>
-          <w14:ligatures w14:val="none"/>
+          <ns2:ligatures ns2:val="none"/>
+        </w:rPr>
+      </w:pPr>
+      <w:r>
+        <w:rPr>
+          <w:rFonts w:ascii="Arial Narrow" w:eastAsia="Arial Narrow" w:hAnsi="Arial Narrow" w:cs="Arial Narrow"/>
+          <w:b/>
+          <w:color w:val="000000"/>
+          <w:kern w:val="0"/>
+          <w:lang w:eastAsia="es-PE"/>
+          <ns2:ligatures ns2:val="none"/>
         </w:rPr>
         <w:t xml:space="preserve">HECHOS </w:t>
       </w:r>
     </w:p>
-    <w:p>
+    <w:p ns2:paraId="4407157A" ns2:textId="77777777">
       <w:pPr>
         <w:spacing w:after="0" w:line="240" w:lineRule="auto"/>
         <w:jc w:val="both"/>
@@ -556,11 +556,11 @@
           <w:color w:val="000000"/>
           <w:kern w:val="0"/>
           <w:lang w:eastAsia="es-PE"/>
-          <w14:ligatures w14:val="none"/>
-        </w:rPr>
-      </w:pPr>
-    </w:p>
-    <w:p>
+          <ns2:ligatures ns2:val="none"/>
+        </w:rPr>
+      </w:pPr>
+    </w:p>
+    <w:p ns2:paraId="5ECFCB1A" ns2:textId="51164A33">
       <w:pPr>
         <w:numPr>
           <w:ilvl w:val="1"/>
@@ -574,7 +574,7 @@
           <w:color w:val="000000"/>
           <w:kern w:val="0"/>
           <w:lang w:val="es-ES" w:eastAsia="es-ES"/>
-          <w14:ligatures w14:val="none"/>
+          <ns2:ligatures ns2:val="none"/>
         </w:rPr>
       </w:pPr>
       <w:r>
@@ -583,7 +583,7 @@
           <w:color w:val="000000"/>
           <w:kern w:val="0"/>
           <w:lang w:val="es-ES" w:eastAsia="es-ES"/>
-          <w14:ligatures w14:val="none"/>
+          <ns2:ligatures ns2:val="none"/>
         </w:rPr>
         <w:t xml:space="preserve">Mediante la denuncia del 4 de noviembre de 2025, el señor [APELLIDO] denunció a Falabella y Chubb por presuntas infracciones a la Ley 29571, Código de Protección y Defensa del Consumidor (en adelante, Código), señalando lo siguiente:</w:t>
       </w:r>
@@ -593,7 +593,7 @@
           <w:color w:val="000000"/>
           <w:kern w:val="0"/>
           <w:lang w:val="es-ES" w:eastAsia="es-ES"/>
-          <w14:ligatures w14:val="none"/>
+          <ns2:ligatures ns2:val="none"/>
         </w:rPr>
         <w:t xml:space="preserve"/>
       </w:r>
@@ -603,7 +603,7 @@
           <w:color w:val="000000"/>
           <w:kern w:val="0"/>
           <w:lang w:val="es-ES" w:eastAsia="es-ES"/>
-          <w14:ligatures w14:val="none"/>
+          <ns2:ligatures ns2:val="none"/>
         </w:rPr>
         <w:t xml:space="preserve"/>
       </w:r>
@@ -613,7 +613,7 @@
           <w:color w:val="000000"/>
           <w:kern w:val="0"/>
           <w:lang w:val="es-ES" w:eastAsia="es-ES"/>
-          <w14:ligatures w14:val="none"/>
+          <ns2:ligatures ns2:val="none"/>
         </w:rPr>
         <w:t/>
       </w:r>
@@ -625,7 +625,7 @@
           <w:kern w:val="0"/>
           <w:vertAlign w:val="superscript"/>
           <w:lang w:val="es-ES" w:eastAsia="es-ES"/>
-          <w14:ligatures w14:val="none"/>
+          <ns2:ligatures ns2:val="none"/>
         </w:rPr>
         <w:footnoteReference w:id="1"/>
       </w:r>
@@ -633,7 +633,7 @@
         <w:rPr>
           <w:rFonts w:ascii="Arial Narrow" w:eastAsia="Calibri" w:hAnsi="Arial Narrow" w:cs="Arial"/>
           <w:kern w:val="0"/>
-          <w14:ligatures w14:val="none"/>
+          <ns2:ligatures ns2:val="none"/>
         </w:rPr>
         <w:t xml:space="preserve"/>
       </w:r>
@@ -641,7 +641,7 @@
         <w:rPr>
           <w:rFonts w:ascii="Arial Narrow" w:eastAsia="Calibri" w:hAnsi="Arial Narrow" w:cs="Arial"/>
           <w:kern w:val="0"/>
-          <w14:ligatures w14:val="none"/>
+          <ns2:ligatures ns2:val="none"/>
         </w:rPr>
         <w:t xml:space="preserve"/>
       </w:r>
@@ -649,7 +649,7 @@
         <w:rPr>
           <w:rFonts w:ascii="Arial Narrow" w:eastAsia="Calibri" w:hAnsi="Arial Narrow" w:cs="Arial"/>
           <w:kern w:val="0"/>
-          <w14:ligatures w14:val="none"/>
+          <ns2:ligatures ns2:val="none"/>
         </w:rPr>
         <w:t/>
       </w:r>
@@ -659,7 +659,7 @@
           <w:color w:val="000000"/>
           <w:kern w:val="0"/>
           <w:lang w:val="es-ES" w:eastAsia="es-ES"/>
-          <w14:ligatures w14:val="none"/>
+          <ns2:ligatures ns2:val="none"/>
         </w:rPr>
         <w:t xml:space="preserve"/>
       </w:r>
@@ -669,7 +669,7 @@
           <w:color w:val="000000"/>
           <w:kern w:val="0"/>
           <w:lang w:val="es-ES" w:eastAsia="es-ES"/>
-          <w14:ligatures w14:val="none"/>
+          <ns2:ligatures ns2:val="none"/>
         </w:rPr>
         <w:t xml:space="preserve"/>
       </w:r>
@@ -679,7 +679,7 @@
           <w:color w:val="000000"/>
           <w:kern w:val="0"/>
           <w:lang w:val="es-ES" w:eastAsia="es-ES"/>
-          <w14:ligatures w14:val="none"/>
+          <ns2:ligatures ns2:val="none"/>
         </w:rPr>
         <w:t xml:space="preserve"/>
       </w:r>
@@ -689,7 +689,7 @@
           <w:color w:val="000000"/>
           <w:kern w:val="0"/>
           <w:lang w:val="es-ES" w:eastAsia="es-ES"/>
-          <w14:ligatures w14:val="none"/>
+          <ns2:ligatures ns2:val="none"/>
         </w:rPr>
         <w:t xml:space="preserve"/>
       </w:r>
@@ -699,7 +699,7 @@
           <w:color w:val="000000"/>
           <w:kern w:val="0"/>
           <w:lang w:val="es-ES" w:eastAsia="es-ES"/>
-          <w14:ligatures w14:val="none"/>
+          <ns2:ligatures ns2:val="none"/>
         </w:rPr>
         <w:t/>
       </w:r>
@@ -711,7 +711,7 @@
           <w:kern w:val="0"/>
           <w:vertAlign w:val="superscript"/>
           <w:lang w:val="es-ES" w:eastAsia="es-ES"/>
-          <w14:ligatures w14:val="none"/>
+          <ns2:ligatures ns2:val="none"/>
         </w:rPr>
         <w:footnoteReference w:id="2"/>
       </w:r>
@@ -721,7 +721,7 @@
           <w:color w:val="000000"/>
           <w:kern w:val="0"/>
           <w:lang w:val="es-ES" w:eastAsia="es-ES"/>
-          <w14:ligatures w14:val="none"/>
+          <ns2:ligatures ns2:val="none"/>
         </w:rPr>
         <w:t xml:space="preserve"/>
       </w:r>
@@ -732,25 +732,25 @@
           <w:color w:val="000000"/>
           <w:kern w:val="0"/>
           <w:lang w:val="es-ES" w:eastAsia="es-ES"/>
-          <w14:ligatures w14:val="none"/>
+          <ns2:ligatures ns2:val="none"/>
         </w:rPr>
         <w:t/>
       </w:r>
     </w:p>
-    <w:p>
-      <w:pPr>
-        <w:spacing w:after="0" w:line="240" w:lineRule="auto"/>
-        <w:jc w:val="both"/>
-        <w:rPr>
-          <w:rFonts w:ascii="Arial Narrow" w:eastAsia="Times New Roman" w:hAnsi="Arial Narrow" w:cs="Arial"/>
-          <w:color w:val="000000"/>
-          <w:kern w:val="0"/>
-          <w:lang w:eastAsia="es-ES"/>
-          <w14:ligatures w14:val="none"/>
-        </w:rPr>
-      </w:pPr>
-    </w:p>
-    <w:p>
+    <w:p ns2:paraId="36F9B3ED" ns2:textId="77777777">
+      <w:pPr>
+        <w:spacing w:after="0" w:line="240" w:lineRule="auto"/>
+        <w:jc w:val="both"/>
+        <w:rPr>
+          <w:rFonts w:ascii="Arial Narrow" w:eastAsia="Times New Roman" w:hAnsi="Arial Narrow" w:cs="Arial"/>
+          <w:color w:val="000000"/>
+          <w:kern w:val="0"/>
+          <w:lang w:eastAsia="es-ES"/>
+          <ns2:ligatures ns2:val="none"/>
+        </w:rPr>
+      </w:pPr>
+    </w:p>
+    <w:p ns2:paraId="2478605E" ns2:textId="7C29F99D">
       <w:pPr>
         <w:pStyle w:val="Prrafodelista"/>
         <w:numPr>
@@ -768,16 +768,16 @@
           <w:color w:val="000000"/>
           <w:kern w:val="0"/>
           <w:lang w:eastAsia="es-ES"/>
-          <w14:ligatures w14:val="none"/>
-        </w:rPr>
-      </w:pPr>
-      <w:r>
-        <w:rPr>
-          <w:rFonts w:ascii="Arial Narrow" w:eastAsia="Times New Roman" w:hAnsi="Arial Narrow" w:cs="Arial"/>
-          <w:color w:val="000000"/>
-          <w:kern w:val="0"/>
-          <w:lang w:eastAsia="es-ES"/>
-          <w14:ligatures w14:val="none"/>
+          <ns2:ligatures ns2:val="none"/>
+        </w:rPr>
+      </w:pPr>
+      <w:r>
+        <w:rPr>
+          <w:rFonts w:ascii="Arial Narrow" w:eastAsia="Times New Roman" w:hAnsi="Arial Narrow" w:cs="Arial"/>
+          <w:color w:val="000000"/>
+          <w:kern w:val="0"/>
+          <w:lang w:eastAsia="es-ES"/>
+          <ns2:ligatures ns2:val="none"/>
         </w:rPr>
         <w:t xml:space="preserve">Entre el 8 de julio de 2024 y el 1 de septiembre de 2025, se cargaron de manera continua catorce </w:t>
       </w:r>
@@ -787,7 +787,7 @@
           <w:color w:val="000000"/>
           <w:kern w:val="0"/>
           <w:lang w:eastAsia="es-ES"/>
-          <w14:ligatures w14:val="none"/>
+          <ns2:ligatures ns2:val="none"/>
         </w:rPr>
         <w:t xml:space="preserve">(14) </w:t>
       </w:r>
@@ -797,7 +797,7 @@
           <w:color w:val="000000"/>
           <w:kern w:val="0"/>
           <w:lang w:eastAsia="es-ES"/>
-          <w14:ligatures w14:val="none"/>
+          <ns2:ligatures ns2:val="none"/>
         </w:rPr>
         <w:t xml:space="preserve">cuotas mensuales de S/ 46,50 en </w:t>
       </w:r>
@@ -807,7 +807,7 @@
           <w:color w:val="000000"/>
           <w:kern w:val="0"/>
           <w:lang w:eastAsia="es-ES"/>
-          <w14:ligatures w14:val="none"/>
+          <ns2:ligatures ns2:val="none"/>
         </w:rPr>
         <w:t xml:space="preserve">su </w:t>
       </w:r>
@@ -817,7 +817,7 @@
           <w:color w:val="000000"/>
           <w:kern w:val="0"/>
           <w:lang w:eastAsia="es-ES"/>
-          <w14:ligatures w14:val="none"/>
+          <ns2:ligatures ns2:val="none"/>
         </w:rPr>
         <w:t>tarjeta de crédito</w:t>
       </w:r>
@@ -827,7 +827,7 @@
           <w:color w:val="000000"/>
           <w:kern w:val="0"/>
           <w:lang w:eastAsia="es-ES"/>
-          <w14:ligatures w14:val="none"/>
+          <ns2:ligatures ns2:val="none"/>
         </w:rPr>
         <w:t xml:space="preserve"> </w:t>
       </w:r>
@@ -837,7 +837,7 @@
           <w:color w:val="000000"/>
           <w:kern w:val="0"/>
           <w:lang w:eastAsia="es-ES"/>
-          <w14:ligatures w14:val="none"/>
+          <ns2:ligatures ns2:val="none"/>
         </w:rPr>
         <w:t>4474-10**-****-2298</w:t>
       </w:r>
@@ -847,7 +847,7 @@
           <w:color w:val="000000"/>
           <w:kern w:val="0"/>
           <w:lang w:eastAsia="es-ES"/>
-          <w14:ligatures w14:val="none"/>
+          <ns2:ligatures ns2:val="none"/>
         </w:rPr>
         <w:t>, otorg</w:t>
       </w:r>
@@ -857,7 +857,7 @@
           <w:color w:val="000000"/>
           <w:kern w:val="0"/>
           <w:lang w:eastAsia="es-ES"/>
-          <w14:ligatures w14:val="none"/>
+          <ns2:ligatures ns2:val="none"/>
         </w:rPr>
         <w:t xml:space="preserve">ada por el </w:t>
       </w:r>
@@ -867,7 +867,7 @@
           <w:color w:val="000000"/>
           <w:kern w:val="0"/>
           <w:lang w:eastAsia="es-ES"/>
-          <w14:ligatures w14:val="none"/>
+          <ns2:ligatures ns2:val="none"/>
         </w:rPr>
         <w:t>Banco Falabella Perú S.A.</w:t>
       </w:r>
@@ -877,7 +877,7 @@
           <w:color w:val="000000"/>
           <w:kern w:val="0"/>
           <w:lang w:eastAsia="es-ES"/>
-          <w14:ligatures w14:val="none"/>
+          <ns2:ligatures ns2:val="none"/>
         </w:rPr>
         <w:t>,</w:t>
       </w:r>
@@ -887,7 +887,7 @@
           <w:color w:val="000000"/>
           <w:kern w:val="0"/>
           <w:lang w:eastAsia="es-ES"/>
-          <w14:ligatures w14:val="none"/>
+          <ns2:ligatures ns2:val="none"/>
         </w:rPr>
         <w:t xml:space="preserve"> por concepto del Seguro Adulto – Póliza Matriz VCHAS3</w:t>
       </w:r>
@@ -897,7 +897,7 @@
           <w:color w:val="000000"/>
           <w:kern w:val="0"/>
           <w:lang w:eastAsia="es-ES"/>
-          <w14:ligatures w14:val="none"/>
+          <ns2:ligatures ns2:val="none"/>
         </w:rPr>
         <w:t xml:space="preserve"> </w:t>
       </w:r>
@@ -907,7 +907,7 @@
           <w:color w:val="000000"/>
           <w:kern w:val="0"/>
           <w:lang w:eastAsia="es-ES"/>
-          <w14:ligatures w14:val="none"/>
+          <ns2:ligatures ns2:val="none"/>
         </w:rPr>
         <w:t xml:space="preserve">con </w:t>
       </w:r>
@@ -917,7 +917,7 @@
           <w:color w:val="000000"/>
           <w:kern w:val="0"/>
           <w:lang w:eastAsia="es-ES"/>
-          <w14:ligatures w14:val="none"/>
+          <ns2:ligatures ns2:val="none"/>
         </w:rPr>
         <w:t xml:space="preserve">Certificado </w:t>
       </w:r>
@@ -927,7 +927,7 @@
           <w:color w:val="000000"/>
           <w:kern w:val="0"/>
           <w:lang w:eastAsia="es-ES"/>
-          <w14:ligatures w14:val="none"/>
+          <ns2:ligatures ns2:val="none"/>
         </w:rPr>
         <w:t xml:space="preserve"/>
       </w:r>
@@ -937,7 +937,7 @@
           <w:color w:val="000000"/>
           <w:kern w:val="0"/>
           <w:lang w:eastAsia="es-ES"/>
-          <w14:ligatures w14:val="none"/>
+          <ns2:ligatures ns2:val="none"/>
         </w:rPr>
         <w:t xml:space="preserve">11768 </w:t>
       </w:r>
@@ -947,7 +947,7 @@
           <w:color w:val="000000"/>
           <w:kern w:val="0"/>
           <w:lang w:eastAsia="es-ES"/>
-          <w14:ligatures w14:val="none"/>
+          <ns2:ligatures ns2:val="none"/>
         </w:rPr>
         <w:t xml:space="preserve">(en adelante, </w:t>
       </w:r>
@@ -957,7 +957,7 @@
           <w:color w:val="000000"/>
           <w:kern w:val="0"/>
           <w:lang w:eastAsia="es-ES"/>
-          <w14:ligatures w14:val="none"/>
+          <ns2:ligatures ns2:val="none"/>
         </w:rPr>
         <w:t>Seguro Adulto</w:t>
       </w:r>
@@ -967,7 +967,7 @@
           <w:color w:val="000000"/>
           <w:kern w:val="0"/>
           <w:lang w:eastAsia="es-ES"/>
-          <w14:ligatures w14:val="none"/>
+          <ns2:ligatures ns2:val="none"/>
         </w:rPr>
         <w:t xml:space="preserve">) </w:t>
       </w:r>
@@ -977,7 +977,7 @@
           <w:color w:val="000000"/>
           <w:kern w:val="0"/>
           <w:lang w:eastAsia="es-ES"/>
-          <w14:ligatures w14:val="none"/>
+          <ns2:ligatures ns2:val="none"/>
         </w:rPr>
         <w:t>no solicitado</w:t>
       </w:r>
@@ -987,12 +987,12 @@
           <w:color w:val="000000"/>
           <w:kern w:val="0"/>
           <w:lang w:eastAsia="es-ES"/>
-          <w14:ligatures w14:val="none"/>
+          <ns2:ligatures ns2:val="none"/>
         </w:rPr>
         <w:t>, emitido por Chubb y actuando Falabella como contratante, acumulando un total de S/ 651,00.</w:t>
       </w:r>
     </w:p>
-    <w:p>
+    <w:p ns2:paraId="3915C4C0" ns2:textId="77777777">
       <w:pPr>
         <w:pStyle w:val="Prrafodelista"/>
         <w:spacing w:after="0" w:line="240" w:lineRule="auto"/>
@@ -1003,11 +1003,11 @@
           <w:color w:val="000000"/>
           <w:kern w:val="0"/>
           <w:lang w:eastAsia="es-ES"/>
-          <w14:ligatures w14:val="none"/>
-        </w:rPr>
-      </w:pPr>
-    </w:p>
-    <w:p>
+          <ns2:ligatures ns2:val="none"/>
+        </w:rPr>
+      </w:pPr>
+    </w:p>
+    <w:p ns2:paraId="440397EB" ns2:textId="5D51FCC6">
       <w:pPr>
         <w:pStyle w:val="Prrafodelista"/>
         <w:numPr>
@@ -1025,16 +1025,16 @@
           <w:color w:val="000000"/>
           <w:kern w:val="0"/>
           <w:lang w:eastAsia="es-ES"/>
-          <w14:ligatures w14:val="none"/>
-        </w:rPr>
-      </w:pPr>
-      <w:r>
-        <w:rPr>
-          <w:rFonts w:ascii="Arial Narrow" w:eastAsia="Times New Roman" w:hAnsi="Arial Narrow" w:cs="Arial"/>
-          <w:color w:val="000000"/>
-          <w:kern w:val="0"/>
-          <w:lang w:eastAsia="es-ES"/>
-          <w14:ligatures w14:val="none"/>
+          <ns2:ligatures ns2:val="none"/>
+        </w:rPr>
+      </w:pPr>
+      <w:r>
+        <w:rPr>
+          <w:rFonts w:ascii="Arial Narrow" w:eastAsia="Times New Roman" w:hAnsi="Arial Narrow" w:cs="Arial"/>
+          <w:color w:val="000000"/>
+          <w:kern w:val="0"/>
+          <w:lang w:eastAsia="es-ES"/>
+          <ns2:ligatures ns2:val="none"/>
         </w:rPr>
         <w:t>E</w:t>
       </w:r>
@@ -1044,7 +1044,7 @@
           <w:color w:val="000000"/>
           <w:kern w:val="0"/>
           <w:lang w:eastAsia="es-ES"/>
-          <w14:ligatures w14:val="none"/>
+          <ns2:ligatures ns2:val="none"/>
         </w:rPr>
         <w:t>l 1 de septiembre de 2025</w:t>
       </w:r>
@@ -1054,7 +1054,7 @@
           <w:color w:val="000000"/>
           <w:kern w:val="0"/>
           <w:lang w:eastAsia="es-ES"/>
-          <w14:ligatures w14:val="none"/>
+          <ns2:ligatures ns2:val="none"/>
         </w:rPr>
         <w:t>,</w:t>
       </w:r>
@@ -1064,7 +1064,7 @@
           <w:color w:val="000000"/>
           <w:kern w:val="0"/>
           <w:lang w:eastAsia="es-ES"/>
-          <w14:ligatures w14:val="none"/>
+          <ns2:ligatures ns2:val="none"/>
         </w:rPr>
         <w:t xml:space="preserve"> </w:t>
       </w:r>
@@ -1074,7 +1074,7 @@
           <w:color w:val="000000"/>
           <w:kern w:val="0"/>
           <w:lang w:eastAsia="es-ES"/>
-          <w14:ligatures w14:val="none"/>
+          <ns2:ligatures ns2:val="none"/>
         </w:rPr>
         <w:t xml:space="preserve">luego de </w:t>
       </w:r>
@@ -1084,7 +1084,7 @@
           <w:color w:val="000000"/>
           <w:kern w:val="0"/>
           <w:lang w:eastAsia="es-ES"/>
-          <w14:ligatures w14:val="none"/>
+          <ns2:ligatures ns2:val="none"/>
         </w:rPr>
         <w:t>observar</w:t>
       </w:r>
@@ -1094,7 +1094,7 @@
           <w:color w:val="000000"/>
           <w:kern w:val="0"/>
           <w:lang w:eastAsia="es-ES"/>
-          <w14:ligatures w14:val="none"/>
+          <ns2:ligatures ns2:val="none"/>
         </w:rPr>
         <w:t xml:space="preserve"> su estado de cuenta</w:t>
       </w:r>
@@ -1104,7 +1104,7 @@
           <w:color w:val="000000"/>
           <w:kern w:val="0"/>
           <w:lang w:eastAsia="es-ES"/>
-          <w14:ligatures w14:val="none"/>
+          <ns2:ligatures ns2:val="none"/>
         </w:rPr>
         <w:t xml:space="preserve"> con los cargos mensuales del Seguro Adulto no solicitado</w:t>
       </w:r>
@@ -1114,7 +1114,7 @@
           <w:color w:val="000000"/>
           <w:kern w:val="0"/>
           <w:lang w:eastAsia="es-ES"/>
-          <w14:ligatures w14:val="none"/>
+          <ns2:ligatures ns2:val="none"/>
         </w:rPr>
         <w:t xml:space="preserve">, </w:t>
       </w:r>
@@ -1124,7 +1124,7 @@
           <w:color w:val="000000"/>
           <w:kern w:val="0"/>
           <w:lang w:eastAsia="es-ES"/>
-          <w14:ligatures w14:val="none"/>
+          <ns2:ligatures ns2:val="none"/>
         </w:rPr>
         <w:t xml:space="preserve">se comunicó con la </w:t>
       </w:r>
@@ -1134,7 +1134,7 @@
           <w:color w:val="000000"/>
           <w:kern w:val="0"/>
           <w:lang w:eastAsia="es-ES"/>
-          <w14:ligatures w14:val="none"/>
+          <ns2:ligatures ns2:val="none"/>
         </w:rPr>
         <w:t xml:space="preserve">central telefónica </w:t>
       </w:r>
@@ -1144,7 +1144,7 @@
           <w:color w:val="000000"/>
           <w:kern w:val="0"/>
           <w:lang w:eastAsia="es-ES"/>
-          <w14:ligatures w14:val="none"/>
+          <ns2:ligatures ns2:val="none"/>
         </w:rPr>
         <w:t>de Seguros Falabella</w:t>
       </w:r>
@@ -1154,7 +1154,7 @@
           <w:color w:val="000000"/>
           <w:kern w:val="0"/>
           <w:lang w:eastAsia="es-ES"/>
-          <w14:ligatures w14:val="none"/>
+          <ns2:ligatures ns2:val="none"/>
         </w:rPr>
         <w:t xml:space="preserve">, solicitando información sobre el </w:t>
       </w:r>
@@ -1164,7 +1164,7 @@
           <w:color w:val="000000"/>
           <w:kern w:val="0"/>
           <w:lang w:eastAsia="es-ES"/>
-          <w14:ligatures w14:val="none"/>
+          <ns2:ligatures ns2:val="none"/>
         </w:rPr>
         <w:t xml:space="preserve">Seguro Adulto </w:t>
       </w:r>
@@ -1174,7 +1174,7 @@
           <w:color w:val="000000"/>
           <w:kern w:val="0"/>
           <w:lang w:eastAsia="es-ES"/>
-          <w14:ligatures w14:val="none"/>
+          <ns2:ligatures ns2:val="none"/>
         </w:rPr>
         <w:t xml:space="preserve">y el envío de la póliza. </w:t>
       </w:r>
@@ -1184,7 +1184,7 @@
           <w:color w:val="000000"/>
           <w:kern w:val="0"/>
           <w:lang w:eastAsia="es-ES"/>
-          <w14:ligatures w14:val="none"/>
+          <ns2:ligatures ns2:val="none"/>
         </w:rPr>
         <w:t xml:space="preserve"> </w:t>
       </w:r>
@@ -1194,7 +1194,7 @@
           <w:color w:val="000000"/>
           <w:kern w:val="0"/>
           <w:lang w:eastAsia="es-ES"/>
-          <w14:ligatures w14:val="none"/>
+          <ns2:ligatures ns2:val="none"/>
         </w:rPr>
         <w:t>Luego</w:t>
       </w:r>
@@ -1204,7 +1204,7 @@
           <w:color w:val="000000"/>
           <w:kern w:val="0"/>
           <w:lang w:eastAsia="es-ES"/>
-          <w14:ligatures w14:val="none"/>
+          <ns2:ligatures ns2:val="none"/>
         </w:rPr>
         <w:t>, recibió la</w:t>
       </w:r>
@@ -1214,7 +1214,7 @@
           <w:color w:val="000000"/>
           <w:kern w:val="0"/>
           <w:lang w:eastAsia="es-ES"/>
-          <w14:ligatures w14:val="none"/>
+          <ns2:ligatures ns2:val="none"/>
         </w:rPr>
         <w:t xml:space="preserve"> referida</w:t>
       </w:r>
@@ -1224,7 +1224,7 @@
           <w:color w:val="000000"/>
           <w:kern w:val="0"/>
           <w:lang w:eastAsia="es-ES"/>
-          <w14:ligatures w14:val="none"/>
+          <ns2:ligatures ns2:val="none"/>
         </w:rPr>
         <w:t xml:space="preserve"> </w:t>
       </w:r>
@@ -1234,7 +1234,7 @@
           <w:color w:val="000000"/>
           <w:kern w:val="0"/>
           <w:lang w:eastAsia="es-ES"/>
-          <w14:ligatures w14:val="none"/>
+          <ns2:ligatures ns2:val="none"/>
         </w:rPr>
         <w:t>póliza</w:t>
       </w:r>
@@ -1244,7 +1244,7 @@
           <w:color w:val="000000"/>
           <w:kern w:val="0"/>
           <w:lang w:eastAsia="es-ES"/>
-          <w14:ligatures w14:val="none"/>
+          <ns2:ligatures ns2:val="none"/>
         </w:rPr>
         <w:t xml:space="preserve">, en la cual consignaba su nombre como titular y asegurado, sin advertirse constancia de </w:t>
       </w:r>
@@ -1254,7 +1254,7 @@
           <w:color w:val="000000"/>
           <w:kern w:val="0"/>
           <w:lang w:eastAsia="es-ES"/>
-          <w14:ligatures w14:val="none"/>
+          <ns2:ligatures ns2:val="none"/>
         </w:rPr>
         <w:t xml:space="preserve">su </w:t>
       </w:r>
@@ -1264,7 +1264,7 @@
           <w:color w:val="000000"/>
           <w:kern w:val="0"/>
           <w:lang w:eastAsia="es-ES"/>
-          <w14:ligatures w14:val="none"/>
+          <ns2:ligatures ns2:val="none"/>
         </w:rPr>
         <w:t>firma ni</w:t>
       </w:r>
@@ -1274,7 +1274,7 @@
           <w:color w:val="000000"/>
           <w:kern w:val="0"/>
           <w:lang w:eastAsia="es-ES"/>
-          <w14:ligatures w14:val="none"/>
+          <ns2:ligatures ns2:val="none"/>
         </w:rPr>
         <w:t xml:space="preserve"> su</w:t>
       </w:r>
@@ -1284,7 +1284,7 @@
           <w:color w:val="000000"/>
           <w:kern w:val="0"/>
           <w:lang w:eastAsia="es-ES"/>
-          <w14:ligatures w14:val="none"/>
+          <ns2:ligatures ns2:val="none"/>
         </w:rPr>
         <w:t xml:space="preserve"> aceptación expresa.</w:t>
       </w:r>
@@ -1294,25 +1294,25 @@
           <w:color w:val="000000"/>
           <w:kern w:val="0"/>
           <w:lang w:eastAsia="es-ES"/>
-          <w14:ligatures w14:val="none"/>
+          <ns2:ligatures ns2:val="none"/>
         </w:rPr>
         <w:t xml:space="preserve"> </w:t>
       </w:r>
     </w:p>
-    <w:p>
-      <w:pPr>
-        <w:spacing w:after="0" w:line="240" w:lineRule="auto"/>
-        <w:jc w:val="both"/>
-        <w:rPr>
-          <w:rFonts w:ascii="Arial Narrow" w:eastAsia="Times New Roman" w:hAnsi="Arial Narrow" w:cs="Arial"/>
-          <w:color w:val="000000"/>
-          <w:kern w:val="0"/>
-          <w:lang w:eastAsia="es-ES"/>
-          <w14:ligatures w14:val="none"/>
-        </w:rPr>
-      </w:pPr>
-    </w:p>
-    <w:p>
+    <w:p ns2:paraId="3B3D6D9B" ns2:textId="77777777">
+      <w:pPr>
+        <w:spacing w:after="0" w:line="240" w:lineRule="auto"/>
+        <w:jc w:val="both"/>
+        <w:rPr>
+          <w:rFonts w:ascii="Arial Narrow" w:eastAsia="Times New Roman" w:hAnsi="Arial Narrow" w:cs="Arial"/>
+          <w:color w:val="000000"/>
+          <w:kern w:val="0"/>
+          <w:lang w:eastAsia="es-ES"/>
+          <ns2:ligatures ns2:val="none"/>
+        </w:rPr>
+      </w:pPr>
+    </w:p>
+    <w:p ns2:paraId="6A561A42" ns2:textId="198A6B54">
       <w:pPr>
         <w:pStyle w:val="Prrafodelista"/>
         <w:numPr>
@@ -1330,16 +1330,16 @@
           <w:color w:val="000000"/>
           <w:kern w:val="0"/>
           <w:lang w:eastAsia="es-ES"/>
-          <w14:ligatures w14:val="none"/>
-        </w:rPr>
-      </w:pPr>
-      <w:r>
-        <w:rPr>
-          <w:rFonts w:ascii="Arial Narrow" w:eastAsia="Times New Roman" w:hAnsi="Arial Narrow" w:cs="Arial"/>
-          <w:color w:val="000000"/>
-          <w:kern w:val="0"/>
-          <w:lang w:eastAsia="es-ES"/>
-          <w14:ligatures w14:val="none"/>
+          <ns2:ligatures ns2:val="none"/>
+        </w:rPr>
+      </w:pPr>
+      <w:r>
+        <w:rPr>
+          <w:rFonts w:ascii="Arial Narrow" w:eastAsia="Times New Roman" w:hAnsi="Arial Narrow" w:cs="Arial"/>
+          <w:color w:val="000000"/>
+          <w:kern w:val="0"/>
+          <w:lang w:eastAsia="es-ES"/>
+          <ns2:ligatures ns2:val="none"/>
         </w:rPr>
         <w:t>Posteriormente</w:t>
       </w:r>
@@ -1349,7 +1349,7 @@
           <w:color w:val="000000"/>
           <w:kern w:val="0"/>
           <w:lang w:eastAsia="es-ES"/>
-          <w14:ligatures w14:val="none"/>
+          <ns2:ligatures ns2:val="none"/>
         </w:rPr>
         <w:t xml:space="preserve">, se comunicó con la </w:t>
       </w:r>
@@ -1359,7 +1359,7 @@
           <w:color w:val="000000"/>
           <w:kern w:val="0"/>
           <w:lang w:eastAsia="es-ES"/>
-          <w14:ligatures w14:val="none"/>
+          <ns2:ligatures ns2:val="none"/>
         </w:rPr>
         <w:t xml:space="preserve">central de asistencia </w:t>
       </w:r>
@@ -1369,7 +1369,7 @@
           <w:color w:val="000000"/>
           <w:kern w:val="0"/>
           <w:lang w:eastAsia="es-ES"/>
-          <w14:ligatures w14:val="none"/>
+          <ns2:ligatures ns2:val="none"/>
         </w:rPr>
         <w:t xml:space="preserve">de Seguros </w:t>
       </w:r>
@@ -1379,7 +1379,7 @@
           <w:color w:val="000000"/>
           <w:kern w:val="0"/>
           <w:lang w:eastAsia="es-ES"/>
-          <w14:ligatures w14:val="none"/>
+          <ns2:ligatures ns2:val="none"/>
         </w:rPr>
         <w:t>Falabella</w:t>
       </w:r>
@@ -1389,7 +1389,7 @@
           <w:color w:val="000000"/>
           <w:kern w:val="0"/>
           <w:lang w:eastAsia="es-ES"/>
-          <w14:ligatures w14:val="none"/>
+          <ns2:ligatures ns2:val="none"/>
         </w:rPr>
         <w:t>, a través del número 01-6131358, donde se le informó que no contaba con una póliza activa del Seguro Adulto.</w:t>
       </w:r>
@@ -1399,7 +1399,7 @@
           <w:color w:val="000000"/>
           <w:kern w:val="0"/>
           <w:lang w:eastAsia="es-ES"/>
-          <w14:ligatures w14:val="none"/>
+          <ns2:ligatures ns2:val="none"/>
         </w:rPr>
         <w:t xml:space="preserve"> </w:t>
       </w:r>
@@ -1409,7 +1409,7 @@
           <w:color w:val="000000"/>
           <w:kern w:val="0"/>
           <w:lang w:eastAsia="es-ES"/>
-          <w14:ligatures w14:val="none"/>
+          <ns2:ligatures ns2:val="none"/>
         </w:rPr>
         <w:t xml:space="preserve">El 4 de septiembre de 2025, presentó ante </w:t>
       </w:r>
@@ -1419,7 +1419,7 @@
           <w:color w:val="000000"/>
           <w:kern w:val="0"/>
           <w:lang w:eastAsia="es-ES"/>
-          <w14:ligatures w14:val="none"/>
+          <ns2:ligatures ns2:val="none"/>
         </w:rPr>
         <w:t xml:space="preserve">la Comercializadora Seguros Falabella </w:t>
       </w:r>
@@ -1429,7 +1429,7 @@
           <w:color w:val="000000"/>
           <w:kern w:val="0"/>
           <w:lang w:eastAsia="es-ES"/>
-          <w14:ligatures w14:val="none"/>
+          <ns2:ligatures ns2:val="none"/>
         </w:rPr>
         <w:t xml:space="preserve">el Reclamo PE-RE-0655324, referido a </w:t>
       </w:r>
@@ -1439,7 +1439,7 @@
           <w:color w:val="000000"/>
           <w:kern w:val="0"/>
           <w:lang w:eastAsia="es-ES"/>
-          <w14:ligatures w14:val="none"/>
+          <ns2:ligatures ns2:val="none"/>
         </w:rPr>
         <w:t xml:space="preserve">señalar </w:t>
       </w:r>
@@ -1449,12 +1449,12 @@
           <w:color w:val="000000"/>
           <w:kern w:val="0"/>
           <w:lang w:eastAsia="es-ES"/>
-          <w14:ligatures w14:val="none"/>
+          <ns2:ligatures ns2:val="none"/>
         </w:rPr>
         <w:t>la no vigencia del Seguro Adulto.</w:t>
       </w:r>
     </w:p>
-    <w:p>
+    <w:p ns2:paraId="043A50CA" ns2:textId="77777777">
       <w:pPr>
         <w:pStyle w:val="Prrafodelista"/>
         <w:spacing w:after="0" w:line="240" w:lineRule="auto"/>
@@ -1465,11 +1465,11 @@
           <w:color w:val="000000"/>
           <w:kern w:val="0"/>
           <w:lang w:eastAsia="es-ES"/>
-          <w14:ligatures w14:val="none"/>
-        </w:rPr>
-      </w:pPr>
-    </w:p>
-    <w:p>
+          <ns2:ligatures ns2:val="none"/>
+        </w:rPr>
+      </w:pPr>
+    </w:p>
+    <w:p ns2:paraId="4C39FDB2" ns2:textId="7FC26129">
       <w:pPr>
         <w:pStyle w:val="Prrafodelista"/>
         <w:numPr>
@@ -1487,16 +1487,16 @@
           <w:color w:val="000000"/>
           <w:kern w:val="0"/>
           <w:lang w:eastAsia="es-ES"/>
-          <w14:ligatures w14:val="none"/>
-        </w:rPr>
-      </w:pPr>
-      <w:r>
-        <w:rPr>
-          <w:rFonts w:ascii="Arial Narrow" w:eastAsia="Times New Roman" w:hAnsi="Arial Narrow" w:cs="Arial"/>
-          <w:color w:val="000000"/>
-          <w:kern w:val="0"/>
-          <w:lang w:eastAsia="es-ES"/>
-          <w14:ligatures w14:val="none"/>
+          <ns2:ligatures ns2:val="none"/>
+        </w:rPr>
+      </w:pPr>
+      <w:r>
+        <w:rPr>
+          <w:rFonts w:ascii="Arial Narrow" w:eastAsia="Times New Roman" w:hAnsi="Arial Narrow" w:cs="Arial"/>
+          <w:color w:val="000000"/>
+          <w:kern w:val="0"/>
+          <w:lang w:eastAsia="es-ES"/>
+          <ns2:ligatures ns2:val="none"/>
         </w:rPr>
         <w:t>Asimismo, e</w:t>
       </w:r>
@@ -1506,7 +1506,7 @@
           <w:color w:val="000000"/>
           <w:kern w:val="0"/>
           <w:lang w:eastAsia="es-ES"/>
-          <w14:ligatures w14:val="none"/>
+          <ns2:ligatures ns2:val="none"/>
         </w:rPr>
         <w:t xml:space="preserve">l 4 de septiembre de 2025, presentó ante </w:t>
       </w:r>
@@ -1516,7 +1516,7 @@
           <w:color w:val="000000"/>
           <w:kern w:val="0"/>
           <w:lang w:eastAsia="es-ES"/>
-          <w14:ligatures w14:val="none"/>
+          <ns2:ligatures ns2:val="none"/>
         </w:rPr>
         <w:t>la</w:t>
       </w:r>
@@ -1526,7 +1526,7 @@
           <w:color w:val="000000"/>
           <w:kern w:val="0"/>
           <w:lang w:eastAsia="es-ES"/>
-          <w14:ligatures w14:val="none"/>
+          <ns2:ligatures ns2:val="none"/>
         </w:rPr>
         <w:t xml:space="preserve"> </w:t>
       </w:r>
@@ -1536,7 +1536,7 @@
           <w:color w:val="000000"/>
           <w:kern w:val="0"/>
           <w:lang w:eastAsia="es-ES"/>
-          <w14:ligatures w14:val="none"/>
+          <ns2:ligatures ns2:val="none"/>
         </w:rPr>
         <w:t>Comercializadora Seguros Falabella</w:t>
       </w:r>
@@ -1546,7 +1546,7 @@
           <w:color w:val="000000"/>
           <w:kern w:val="0"/>
           <w:lang w:eastAsia="es-ES"/>
-          <w14:ligatures w14:val="none"/>
+          <ns2:ligatures ns2:val="none"/>
         </w:rPr>
         <w:t xml:space="preserve"> </w:t>
       </w:r>
@@ -1556,7 +1556,7 @@
           <w:color w:val="000000"/>
           <w:kern w:val="0"/>
           <w:lang w:eastAsia="es-ES"/>
-          <w14:ligatures w14:val="none"/>
+          <ns2:ligatures ns2:val="none"/>
         </w:rPr>
         <w:t xml:space="preserve">el Reclamo </w:t>
       </w:r>
@@ -1566,7 +1566,7 @@
           <w:color w:val="000000"/>
           <w:kern w:val="0"/>
           <w:lang w:eastAsia="es-ES"/>
-          <w14:ligatures w14:val="none"/>
+          <ns2:ligatures ns2:val="none"/>
         </w:rPr>
         <w:t xml:space="preserve">PE-SO-0655309, mediante la cual solicitó el envío </w:t>
       </w:r>
@@ -1576,7 +1576,7 @@
           <w:color w:val="000000"/>
           <w:kern w:val="0"/>
           <w:lang w:eastAsia="es-ES"/>
-          <w14:ligatures w14:val="none"/>
+          <ns2:ligatures ns2:val="none"/>
         </w:rPr>
         <w:t>de</w:t>
       </w:r>
@@ -1586,7 +1586,7 @@
           <w:color w:val="000000"/>
           <w:kern w:val="0"/>
           <w:lang w:eastAsia="es-ES"/>
-          <w14:ligatures w14:val="none"/>
+          <ns2:ligatures ns2:val="none"/>
         </w:rPr>
         <w:t xml:space="preserve"> </w:t>
       </w:r>
@@ -1596,7 +1596,7 @@
           <w:color w:val="000000"/>
           <w:kern w:val="0"/>
           <w:lang w:eastAsia="es-ES"/>
-          <w14:ligatures w14:val="none"/>
+          <ns2:ligatures ns2:val="none"/>
         </w:rPr>
         <w:t xml:space="preserve">un </w:t>
       </w:r>
@@ -1606,7 +1606,7 @@
           <w:color w:val="000000"/>
           <w:kern w:val="0"/>
           <w:lang w:eastAsia="es-ES"/>
-          <w14:ligatures w14:val="none"/>
+          <ns2:ligatures ns2:val="none"/>
         </w:rPr>
         <w:t xml:space="preserve">medio de prueba de </w:t>
       </w:r>
@@ -1616,7 +1616,7 @@
           <w:color w:val="000000"/>
           <w:kern w:val="0"/>
           <w:lang w:eastAsia="es-ES"/>
-          <w14:ligatures w14:val="none"/>
+          <ns2:ligatures ns2:val="none"/>
         </w:rPr>
         <w:t>la aceptación de haber adquirido</w:t>
       </w:r>
@@ -1626,7 +1626,7 @@
           <w:color w:val="000000"/>
           <w:kern w:val="0"/>
           <w:lang w:eastAsia="es-ES"/>
-          <w14:ligatures w14:val="none"/>
+          <ns2:ligatures ns2:val="none"/>
         </w:rPr>
         <w:t xml:space="preserve"> </w:t>
       </w:r>
@@ -1636,7 +1636,7 @@
           <w:color w:val="000000"/>
           <w:kern w:val="0"/>
           <w:lang w:eastAsia="es-ES"/>
-          <w14:ligatures w14:val="none"/>
+          <ns2:ligatures ns2:val="none"/>
         </w:rPr>
         <w:t>e</w:t>
       </w:r>
@@ -1646,12 +1646,12 @@
           <w:color w:val="000000"/>
           <w:kern w:val="0"/>
           <w:lang w:eastAsia="es-ES"/>
-          <w14:ligatures w14:val="none"/>
+          <ns2:ligatures ns2:val="none"/>
         </w:rPr>
         <w:t>l Seguro Adulto.</w:t>
       </w:r>
     </w:p>
-    <w:p>
+    <w:p ns2:paraId="67C664DC" ns2:textId="77777777">
       <w:pPr>
         <w:pStyle w:val="Prrafodelista"/>
         <w:spacing w:after="0" w:line="240" w:lineRule="auto"/>
@@ -1662,11 +1662,11 @@
           <w:color w:val="000000"/>
           <w:kern w:val="0"/>
           <w:lang w:eastAsia="es-ES"/>
-          <w14:ligatures w14:val="none"/>
-        </w:rPr>
-      </w:pPr>
-    </w:p>
-    <w:p>
+          <ns2:ligatures ns2:val="none"/>
+        </w:rPr>
+      </w:pPr>
+    </w:p>
+    <w:p ns2:paraId="41184BE6" ns2:textId="25590725">
       <w:pPr>
         <w:pStyle w:val="Prrafodelista"/>
         <w:numPr>
@@ -1684,16 +1684,16 @@
           <w:color w:val="000000"/>
           <w:kern w:val="0"/>
           <w:lang w:eastAsia="es-ES"/>
-          <w14:ligatures w14:val="none"/>
-        </w:rPr>
-      </w:pPr>
-      <w:r>
-        <w:rPr>
-          <w:rFonts w:ascii="Arial Narrow" w:eastAsia="Times New Roman" w:hAnsi="Arial Narrow" w:cs="Arial"/>
-          <w:color w:val="000000"/>
-          <w:kern w:val="0"/>
-          <w:lang w:eastAsia="es-ES"/>
-          <w14:ligatures w14:val="none"/>
+          <ns2:ligatures ns2:val="none"/>
+        </w:rPr>
+      </w:pPr>
+      <w:r>
+        <w:rPr>
+          <w:rFonts w:ascii="Arial Narrow" w:eastAsia="Times New Roman" w:hAnsi="Arial Narrow" w:cs="Arial"/>
+          <w:color w:val="000000"/>
+          <w:kern w:val="0"/>
+          <w:lang w:eastAsia="es-ES"/>
+          <ns2:ligatures ns2:val="none"/>
         </w:rPr>
         <w:t xml:space="preserve">El 12 de septiembre de 2025, </w:t>
       </w:r>
@@ -1703,7 +1703,7 @@
           <w:color w:val="000000"/>
           <w:kern w:val="0"/>
           <w:lang w:eastAsia="es-ES"/>
-          <w14:ligatures w14:val="none"/>
+          <ns2:ligatures ns2:val="none"/>
         </w:rPr>
         <w:t>Comercializadora Seguros Falabella</w:t>
       </w:r>
@@ -1713,7 +1713,7 @@
           <w:color w:val="000000"/>
           <w:kern w:val="0"/>
           <w:lang w:eastAsia="es-ES"/>
-          <w14:ligatures w14:val="none"/>
+          <ns2:ligatures ns2:val="none"/>
         </w:rPr>
         <w:t xml:space="preserve"> </w:t>
       </w:r>
@@ -1723,7 +1723,7 @@
           <w:color w:val="000000"/>
           <w:kern w:val="0"/>
           <w:lang w:eastAsia="es-ES"/>
-          <w14:ligatures w14:val="none"/>
+          <ns2:ligatures ns2:val="none"/>
         </w:rPr>
         <w:t>respondió el</w:t>
       </w:r>
@@ -1733,7 +1733,7 @@
           <w:color w:val="000000"/>
           <w:kern w:val="0"/>
           <w:lang w:eastAsia="es-ES"/>
-          <w14:ligatures w14:val="none"/>
+          <ns2:ligatures ns2:val="none"/>
         </w:rPr>
         <w:t xml:space="preserve"> Reclamo PE-RE-0655324, señalando que la información sobre la no vigencia de la póliza se generó por un inconveniente inusual en el proceso de validación</w:t>
       </w:r>
@@ -1743,7 +1743,7 @@
           <w:color w:val="000000"/>
           <w:kern w:val="0"/>
           <w:lang w:eastAsia="es-ES"/>
-          <w14:ligatures w14:val="none"/>
+          <ns2:ligatures ns2:val="none"/>
         </w:rPr>
         <w:t xml:space="preserve"> que </w:t>
       </w:r>
@@ -1753,7 +1753,7 @@
           <w:color w:val="000000"/>
           <w:kern w:val="0"/>
           <w:lang w:eastAsia="es-ES"/>
-          <w14:ligatures w14:val="none"/>
+          <ns2:ligatures ns2:val="none"/>
         </w:rPr>
         <w:t xml:space="preserve">habría sido corregido </w:t>
       </w:r>
@@ -1763,7 +1763,7 @@
           <w:color w:val="000000"/>
           <w:kern w:val="0"/>
           <w:lang w:eastAsia="es-ES"/>
-          <w14:ligatures w14:val="none"/>
+          <ns2:ligatures ns2:val="none"/>
         </w:rPr>
         <w:t>inmediatamente</w:t>
       </w:r>
@@ -1773,7 +1773,7 @@
           <w:color w:val="000000"/>
           <w:kern w:val="0"/>
           <w:lang w:eastAsia="es-ES"/>
-          <w14:ligatures w14:val="none"/>
+          <ns2:ligatures ns2:val="none"/>
         </w:rPr>
         <w:t xml:space="preserve">, </w:t>
       </w:r>
@@ -1783,7 +1783,7 @@
           <w:color w:val="000000"/>
           <w:kern w:val="0"/>
           <w:lang w:eastAsia="es-ES"/>
-          <w14:ligatures w14:val="none"/>
+          <ns2:ligatures ns2:val="none"/>
         </w:rPr>
         <w:t xml:space="preserve">lo cual le generó incertidumbre debido a que el </w:t>
       </w:r>
@@ -1793,7 +1793,7 @@
           <w:color w:val="000000"/>
           <w:kern w:val="0"/>
           <w:lang w:eastAsia="es-ES"/>
-          <w14:ligatures w14:val="none"/>
+          <ns2:ligatures ns2:val="none"/>
         </w:rPr>
         <w:t>Seguro Adulto</w:t>
       </w:r>
@@ -1803,7 +1803,7 @@
           <w:color w:val="000000"/>
           <w:kern w:val="0"/>
           <w:lang w:eastAsia="es-ES"/>
-          <w14:ligatures w14:val="none"/>
+          <ns2:ligatures ns2:val="none"/>
         </w:rPr>
         <w:t xml:space="preserve"> habría </w:t>
       </w:r>
@@ -1814,7 +1814,7 @@
           <w:color w:val="000000"/>
           <w:kern w:val="0"/>
           <w:lang w:eastAsia="es-ES"/>
-          <w14:ligatures w14:val="none"/>
+          <ns2:ligatures ns2:val="none"/>
         </w:rPr>
         <w:t>entrado en vigencia</w:t>
       </w:r>
@@ -1825,7 +1825,7 @@
           <w:color w:val="000000"/>
           <w:kern w:val="0"/>
           <w:lang w:eastAsia="es-ES"/>
-          <w14:ligatures w14:val="none"/>
+          <ns2:ligatures ns2:val="none"/>
         </w:rPr>
         <w:t xml:space="preserve"> catorce (14) meses después de su supuesta aceptación</w:t>
       </w:r>
@@ -1835,12 +1835,12 @@
           <w:color w:val="000000"/>
           <w:kern w:val="0"/>
           <w:lang w:eastAsia="es-ES"/>
-          <w14:ligatures w14:val="none"/>
+          <ns2:ligatures ns2:val="none"/>
         </w:rPr>
         <w:t>.</w:t>
       </w:r>
     </w:p>
-    <w:p>
+    <w:p ns2:paraId="5C2499AF" ns2:textId="77777777">
       <w:pPr>
         <w:pStyle w:val="Prrafodelista"/>
         <w:spacing w:after="0" w:line="240" w:lineRule="auto"/>
@@ -1851,11 +1851,11 @@
           <w:color w:val="000000"/>
           <w:kern w:val="0"/>
           <w:lang w:eastAsia="es-ES"/>
-          <w14:ligatures w14:val="none"/>
-        </w:rPr>
-      </w:pPr>
-    </w:p>
-    <w:p>
+          <ns2:ligatures ns2:val="none"/>
+        </w:rPr>
+      </w:pPr>
+    </w:p>
+    <w:p ns2:paraId="0328B455" ns2:textId="054C6F55">
       <w:pPr>
         <w:pStyle w:val="Prrafodelista"/>
         <w:numPr>
@@ -1873,16 +1873,16 @@
           <w:color w:val="000000"/>
           <w:kern w:val="0"/>
           <w:lang w:eastAsia="es-ES"/>
-          <w14:ligatures w14:val="none"/>
-        </w:rPr>
-      </w:pPr>
-      <w:r>
-        <w:rPr>
-          <w:rFonts w:ascii="Arial Narrow" w:eastAsia="Times New Roman" w:hAnsi="Arial Narrow" w:cs="Arial"/>
-          <w:color w:val="000000"/>
-          <w:kern w:val="0"/>
-          <w:lang w:eastAsia="es-ES"/>
-          <w14:ligatures w14:val="none"/>
+          <ns2:ligatures ns2:val="none"/>
+        </w:rPr>
+      </w:pPr>
+      <w:r>
+        <w:rPr>
+          <w:rFonts w:ascii="Arial Narrow" w:eastAsia="Times New Roman" w:hAnsi="Arial Narrow" w:cs="Arial"/>
+          <w:color w:val="000000"/>
+          <w:kern w:val="0"/>
+          <w:lang w:eastAsia="es-ES"/>
+          <ns2:ligatures ns2:val="none"/>
         </w:rPr>
         <w:lastRenderedPageBreak/>
         <w:t xml:space="preserve">El 16 de setiembre de 2025, presentó </w:t>
@@ -1893,7 +1893,7 @@
           <w:color w:val="000000"/>
           <w:kern w:val="0"/>
           <w:lang w:eastAsia="es-ES"/>
-          <w14:ligatures w14:val="none"/>
+          <ns2:ligatures ns2:val="none"/>
         </w:rPr>
         <w:t xml:space="preserve">la solicitud </w:t>
       </w:r>
@@ -1903,7 +1903,7 @@
           <w:color w:val="000000"/>
           <w:kern w:val="0"/>
           <w:lang w:eastAsia="es-ES"/>
-          <w14:ligatures w14:val="none"/>
+          <ns2:ligatures ns2:val="none"/>
         </w:rPr>
         <w:t xml:space="preserve"/>
       </w:r>
@@ -1913,7 +1913,7 @@
           <w:color w:val="000000"/>
           <w:kern w:val="0"/>
           <w:lang w:eastAsia="es-ES"/>
-          <w14:ligatures w14:val="none"/>
+          <ns2:ligatures ns2:val="none"/>
         </w:rPr>
         <w:t>2608060 solicitando la anulación de la póliza de</w:t>
       </w:r>
@@ -1923,7 +1923,7 @@
           <w:color w:val="000000"/>
           <w:kern w:val="0"/>
           <w:lang w:eastAsia="es-ES"/>
-          <w14:ligatures w14:val="none"/>
+          <ns2:ligatures ns2:val="none"/>
         </w:rPr>
         <w:t>l</w:t>
       </w:r>
@@ -1933,7 +1933,7 @@
           <w:color w:val="000000"/>
           <w:kern w:val="0"/>
           <w:lang w:eastAsia="es-ES"/>
-          <w14:ligatures w14:val="none"/>
+          <ns2:ligatures ns2:val="none"/>
         </w:rPr>
         <w:t xml:space="preserve"> </w:t>
       </w:r>
@@ -1943,7 +1943,7 @@
           <w:color w:val="000000"/>
           <w:kern w:val="0"/>
           <w:lang w:eastAsia="es-ES"/>
-          <w14:ligatures w14:val="none"/>
+          <ns2:ligatures ns2:val="none"/>
         </w:rPr>
         <w:t>Seguro Adulto</w:t>
       </w:r>
@@ -1953,7 +1953,7 @@
           <w:color w:val="000000"/>
           <w:kern w:val="0"/>
           <w:lang w:eastAsia="es-ES"/>
-          <w14:ligatures w14:val="none"/>
+          <ns2:ligatures ns2:val="none"/>
         </w:rPr>
         <w:t xml:space="preserve"> </w:t>
       </w:r>
@@ -1964,7 +1964,7 @@
           <w:color w:val="000000"/>
           <w:kern w:val="0"/>
           <w:lang w:eastAsia="es-ES"/>
-          <w14:ligatures w14:val="none"/>
+          <ns2:ligatures ns2:val="none"/>
         </w:rPr>
         <w:t>en relación a</w:t>
       </w:r>
@@ -1975,7 +1975,7 @@
           <w:color w:val="000000"/>
           <w:kern w:val="0"/>
           <w:lang w:eastAsia="es-ES"/>
-          <w14:ligatures w14:val="none"/>
+          <ns2:ligatures ns2:val="none"/>
         </w:rPr>
         <w:t xml:space="preserve"> los cobros realizados</w:t>
       </w:r>
@@ -1985,7 +1985,7 @@
           <w:color w:val="000000"/>
           <w:kern w:val="0"/>
           <w:lang w:eastAsia="es-ES"/>
-          <w14:ligatures w14:val="none"/>
+          <ns2:ligatures ns2:val="none"/>
         </w:rPr>
         <w:t xml:space="preserve"> desde el 8</w:t>
       </w:r>
@@ -1995,7 +1995,7 @@
           <w:color w:val="000000"/>
           <w:kern w:val="0"/>
           <w:lang w:eastAsia="es-ES"/>
-          <w14:ligatures w14:val="none"/>
+          <ns2:ligatures ns2:val="none"/>
         </w:rPr>
         <w:t xml:space="preserve"> de julio de</w:t>
       </w:r>
@@ -2005,7 +2005,7 @@
           <w:color w:val="000000"/>
           <w:kern w:val="0"/>
           <w:lang w:eastAsia="es-ES"/>
-          <w14:ligatures w14:val="none"/>
+          <ns2:ligatures ns2:val="none"/>
         </w:rPr>
         <w:t xml:space="preserve"> </w:t>
       </w:r>
@@ -2015,7 +2015,7 @@
           <w:color w:val="000000"/>
           <w:kern w:val="0"/>
           <w:lang w:eastAsia="es-ES"/>
-          <w14:ligatures w14:val="none"/>
+          <ns2:ligatures ns2:val="none"/>
         </w:rPr>
         <w:t>20</w:t>
       </w:r>
@@ -2025,12 +2025,12 @@
           <w:color w:val="000000"/>
           <w:kern w:val="0"/>
           <w:lang w:eastAsia="es-ES"/>
-          <w14:ligatures w14:val="none"/>
+          <ns2:ligatures ns2:val="none"/>
         </w:rPr>
         <w:t>24.</w:t>
       </w:r>
     </w:p>
-    <w:p>
+    <w:p ns2:paraId="4B9AC79E" ns2:textId="77777777">
       <w:pPr>
         <w:pStyle w:val="Prrafodelista"/>
         <w:spacing w:after="0" w:line="240" w:lineRule="auto"/>
@@ -2041,11 +2041,11 @@
           <w:color w:val="000000"/>
           <w:kern w:val="0"/>
           <w:lang w:eastAsia="es-ES"/>
-          <w14:ligatures w14:val="none"/>
-        </w:rPr>
-      </w:pPr>
-    </w:p>
-    <w:p>
+          <ns2:ligatures ns2:val="none"/>
+        </w:rPr>
+      </w:pPr>
+    </w:p>
+    <w:p ns2:paraId="2FB14F49" ns2:textId="2A902972">
       <w:pPr>
         <w:pStyle w:val="Prrafodelista"/>
         <w:numPr>
@@ -2063,16 +2063,16 @@
           <w:color w:val="000000"/>
           <w:kern w:val="0"/>
           <w:lang w:eastAsia="es-ES"/>
-          <w14:ligatures w14:val="none"/>
-        </w:rPr>
-      </w:pPr>
-      <w:r>
-        <w:rPr>
-          <w:rFonts w:ascii="Arial Narrow" w:eastAsia="Times New Roman" w:hAnsi="Arial Narrow" w:cs="Arial"/>
-          <w:color w:val="000000"/>
-          <w:kern w:val="0"/>
-          <w:lang w:eastAsia="es-ES"/>
-          <w14:ligatures w14:val="none"/>
+          <ns2:ligatures ns2:val="none"/>
+        </w:rPr>
+      </w:pPr>
+      <w:r>
+        <w:rPr>
+          <w:rFonts w:ascii="Arial Narrow" w:eastAsia="Times New Roman" w:hAnsi="Arial Narrow" w:cs="Arial"/>
+          <w:color w:val="000000"/>
+          <w:kern w:val="0"/>
+          <w:lang w:eastAsia="es-ES"/>
+          <ns2:ligatures ns2:val="none"/>
         </w:rPr>
         <w:t>El 10 de octubre de 2025, presentó el Reclamo 43289-2025/SBC</w:t>
       </w:r>
@@ -2082,7 +2082,7 @@
           <w:color w:val="000000"/>
           <w:kern w:val="0"/>
           <w:lang w:eastAsia="es-ES"/>
-          <w14:ligatures w14:val="none"/>
+          <ns2:ligatures ns2:val="none"/>
         </w:rPr>
         <w:t xml:space="preserve"> </w:t>
       </w:r>
@@ -2092,7 +2092,7 @@
           <w:color w:val="000000"/>
           <w:kern w:val="0"/>
           <w:lang w:eastAsia="es-ES"/>
-          <w14:ligatures w14:val="none"/>
+          <ns2:ligatures ns2:val="none"/>
         </w:rPr>
         <w:t xml:space="preserve">ante </w:t>
       </w:r>
@@ -2102,7 +2102,7 @@
           <w:color w:val="000000"/>
           <w:kern w:val="0"/>
           <w:lang w:eastAsia="es-ES"/>
-          <w14:ligatures w14:val="none"/>
+          <ns2:ligatures ns2:val="none"/>
         </w:rPr>
         <w:t>Indecopi</w:t>
       </w:r>
@@ -2112,7 +2112,7 @@
           <w:color w:val="000000"/>
           <w:kern w:val="0"/>
           <w:lang w:eastAsia="es-ES"/>
-          <w14:ligatures w14:val="none"/>
+          <ns2:ligatures ns2:val="none"/>
         </w:rPr>
         <w:t xml:space="preserve"> y e</w:t>
       </w:r>
@@ -2122,7 +2122,7 @@
           <w:color w:val="000000"/>
           <w:kern w:val="0"/>
           <w:lang w:eastAsia="es-ES"/>
-          <w14:ligatures w14:val="none"/>
+          <ns2:ligatures ns2:val="none"/>
         </w:rPr>
         <w:t xml:space="preserve">l 29 de octubre de 2025, se llevó a cabo la audiencia de </w:t>
       </w:r>
@@ -2132,7 +2132,7 @@
           <w:color w:val="000000"/>
           <w:kern w:val="0"/>
           <w:lang w:eastAsia="es-ES"/>
-          <w14:ligatures w14:val="none"/>
+          <ns2:ligatures ns2:val="none"/>
         </w:rPr>
         <w:t>conciliación correspondiente al</w:t>
       </w:r>
@@ -2142,7 +2142,7 @@
           <w:color w:val="000000"/>
           <w:kern w:val="0"/>
           <w:lang w:eastAsia="es-ES"/>
-          <w14:ligatures w14:val="none"/>
+          <ns2:ligatures ns2:val="none"/>
         </w:rPr>
         <w:t xml:space="preserve"> referido reclamo</w:t>
       </w:r>
@@ -2152,7 +2152,7 @@
           <w:color w:val="000000"/>
           <w:kern w:val="0"/>
           <w:lang w:eastAsia="es-ES"/>
-          <w14:ligatures w14:val="none"/>
+          <ns2:ligatures ns2:val="none"/>
         </w:rPr>
         <w:t>,</w:t>
       </w:r>
@@ -2162,7 +2162,7 @@
           <w:color w:val="000000"/>
           <w:kern w:val="0"/>
           <w:lang w:eastAsia="es-ES"/>
-          <w14:ligatures w14:val="none"/>
+          <ns2:ligatures ns2:val="none"/>
         </w:rPr>
         <w:t xml:space="preserve"> cuya</w:t>
       </w:r>
@@ -2172,12 +2172,12 @@
           <w:color w:val="000000"/>
           <w:kern w:val="0"/>
           <w:lang w:eastAsia="es-ES"/>
-          <w14:ligatures w14:val="none"/>
+          <ns2:ligatures ns2:val="none"/>
         </w:rPr>
         <w:t xml:space="preserve"> diligencia concluyó sin acuerdo entre las partes.</w:t>
       </w:r>
     </w:p>
-    <w:p>
+    <w:p ns2:paraId="76630485" ns2:textId="77777777">
       <w:pPr>
         <w:tabs>
           <w:tab w:val="left" w:pos="1134"/>
@@ -2189,11 +2189,11 @@
           <w:color w:val="000000"/>
           <w:kern w:val="0"/>
           <w:lang w:eastAsia="es-ES"/>
-          <w14:ligatures w14:val="none"/>
-        </w:rPr>
-      </w:pPr>
-    </w:p>
-    <w:p>
+          <ns2:ligatures ns2:val="none"/>
+        </w:rPr>
+      </w:pPr>
+    </w:p>
+    <w:p ns2:paraId="4FB15987" ns2:textId="199F7BE8">
       <w:pPr>
         <w:numPr>
           <w:ilvl w:val="1"/>
@@ -2211,7 +2211,7 @@
           <w:color w:val="000000"/>
           <w:kern w:val="0"/>
           <w:lang w:val="es-ES" w:eastAsia="es-ES"/>
-          <w14:ligatures w14:val="none"/>
+          <ns2:ligatures ns2:val="none"/>
         </w:rPr>
       </w:pPr>
       <w:r>
@@ -2220,7 +2220,7 @@
           <w:color w:val="000000"/>
           <w:kern w:val="0"/>
           <w:lang w:val="es-ES" w:eastAsia="es-ES"/>
-          <w14:ligatures w14:val="none"/>
+          <ns2:ligatures ns2:val="none"/>
         </w:rPr>
         <w:t xml:space="preserve">El señor [APELLIDO] solicitó, en calidad de medida correctiva, que Falabella y Chubb cumplan con realizar la devolución del monto cobrado de las catorce (14) cuotas de S/46.50, por un total de S/651,00 indebidamente cobradas en su tarjeta de crédito 447xxxxxx298. Asimismo, requirió el reembolso de costos y costas del presente procedimiento.</w:t>
       </w:r>
@@ -2228,7 +2228,7 @@
         <w:rPr>
           <w:rFonts w:ascii="Arial Narrow" w:eastAsia="Calibri" w:hAnsi="Arial Narrow" w:cs="Arial"/>
           <w:kern w:val="0"/>
-          <w14:ligatures w14:val="none"/>
+          <ns2:ligatures ns2:val="none"/>
         </w:rPr>
         <w:t xml:space="preserve"/>
       </w:r>
@@ -2238,7 +2238,7 @@
           <w:color w:val="000000"/>
           <w:kern w:val="0"/>
           <w:lang w:val="es-ES" w:eastAsia="es-ES"/>
-          <w14:ligatures w14:val="none"/>
+          <ns2:ligatures ns2:val="none"/>
         </w:rPr>
         <w:t xml:space="preserve"/>
       </w:r>
@@ -2249,7 +2249,7 @@
           <w:color w:val="000000"/>
           <w:kern w:val="0"/>
           <w:lang w:val="es-ES" w:eastAsia="es-ES"/>
-          <w14:ligatures w14:val="none"/>
+          <ns2:ligatures ns2:val="none"/>
         </w:rPr>
         <w:t xml:space="preserve"/>
       </w:r>
@@ -2259,7 +2259,7 @@
           <w:color w:val="000000"/>
           <w:kern w:val="0"/>
           <w:lang w:val="es-ES" w:eastAsia="es-ES"/>
-          <w14:ligatures w14:val="none"/>
+          <ns2:ligatures ns2:val="none"/>
         </w:rPr>
         <w:t xml:space="preserve"/>
       </w:r>
@@ -2269,7 +2269,7 @@
           <w:color w:val="000000"/>
           <w:kern w:val="0"/>
           <w:lang w:val="es-ES" w:eastAsia="es-ES"/>
-          <w14:ligatures w14:val="none"/>
+          <ns2:ligatures ns2:val="none"/>
         </w:rPr>
         <w:t xml:space="preserve"/>
       </w:r>
@@ -2279,7 +2279,7 @@
           <w:color w:val="000000"/>
           <w:kern w:val="0"/>
           <w:lang w:val="es-ES" w:eastAsia="es-ES"/>
-          <w14:ligatures w14:val="none"/>
+          <ns2:ligatures ns2:val="none"/>
         </w:rPr>
         <w:t/>
       </w:r>
@@ -2289,7 +2289,7 @@
           <w:color w:val="000000"/>
           <w:kern w:val="0"/>
           <w:lang w:val="es-ES" w:eastAsia="es-ES"/>
-          <w14:ligatures w14:val="none"/>
+          <ns2:ligatures ns2:val="none"/>
         </w:rPr>
         <w:t xml:space="preserve"/>
       </w:r>
@@ -2299,7 +2299,7 @@
           <w:color w:val="000000"/>
           <w:kern w:val="0"/>
           <w:lang w:val="es-ES" w:eastAsia="es-ES"/>
-          <w14:ligatures w14:val="none"/>
+          <ns2:ligatures ns2:val="none"/>
         </w:rPr>
         <w:t xml:space="preserve"/>
       </w:r>
@@ -2309,7 +2309,7 @@
           <w:color w:val="000000"/>
           <w:kern w:val="0"/>
           <w:lang w:eastAsia="es-ES"/>
-          <w14:ligatures w14:val="none"/>
+          <ns2:ligatures ns2:val="none"/>
         </w:rPr>
         <w:t/>
       </w:r>
@@ -2319,7 +2319,7 @@
           <w:color w:val="000000"/>
           <w:kern w:val="0"/>
           <w:lang w:val="es-ES" w:eastAsia="es-ES"/>
-          <w14:ligatures w14:val="none"/>
+          <ns2:ligatures ns2:val="none"/>
         </w:rPr>
         <w:t xml:space="preserve"/>
       </w:r>
@@ -2329,13 +2329,13 @@
           <w:color w:val="000000"/>
           <w:kern w:val="0"/>
           <w:lang w:val="es-ES" w:eastAsia="es-ES"/>
-          <w14:ligatures w14:val="none"/>
+          <ns2:ligatures ns2:val="none"/>
         </w:rPr>
         <w:t/>
       </w:r>
     </w:p>
     <w:bookmarkEnd w:id="3"/>
-    <w:p>
+    <w:p ns2:paraId="61C46995" ns2:textId="77777777">
       <w:pPr>
         <w:spacing w:after="0" w:line="240" w:lineRule="auto"/>
         <w:contextualSpacing/>
@@ -2346,11 +2346,11 @@
           <w:color w:val="000000"/>
           <w:kern w:val="0"/>
           <w:lang w:eastAsia="es-PE"/>
-          <w14:ligatures w14:val="none"/>
-        </w:rPr>
-      </w:pPr>
-    </w:p>
-    <w:p>
+          <ns2:ligatures ns2:val="none"/>
+        </w:rPr>
+      </w:pPr>
+    </w:p>
+    <w:p ns2:paraId="4713554A" ns2:textId="77777777">
       <w:pPr>
         <w:pStyle w:val="Prrafodelista"/>
         <w:numPr>
@@ -2370,22 +2370,22 @@
           <w:color w:val="000000"/>
           <w:kern w:val="0"/>
           <w:lang w:eastAsia="es-PE"/>
-          <w14:ligatures w14:val="none"/>
-        </w:rPr>
-      </w:pPr>
-      <w:r>
-        <w:rPr>
-          <w:rFonts w:ascii="Arial Narrow" w:eastAsia="Arial Narrow" w:hAnsi="Arial Narrow" w:cs="Arial Narrow"/>
-          <w:b/>
-          <w:color w:val="000000"/>
-          <w:kern w:val="0"/>
-          <w:lang w:eastAsia="es-PE"/>
-          <w14:ligatures w14:val="none"/>
+          <ns2:ligatures ns2:val="none"/>
+        </w:rPr>
+      </w:pPr>
+      <w:r>
+        <w:rPr>
+          <w:rFonts w:ascii="Arial Narrow" w:eastAsia="Arial Narrow" w:hAnsi="Arial Narrow" w:cs="Arial Narrow"/>
+          <w:b/>
+          <w:color w:val="000000"/>
+          <w:kern w:val="0"/>
+          <w:lang w:eastAsia="es-PE"/>
+          <ns2:ligatures ns2:val="none"/>
         </w:rPr>
         <w:t>DE LA ADMISIÓN A TRÁMITE DE LA DENUNCIA</w:t>
       </w:r>
     </w:p>
-    <w:p>
+    <w:p ns2:paraId="4BBBE1C2" ns2:textId="77777777">
       <w:pPr>
         <w:spacing w:after="0" w:line="240" w:lineRule="auto"/>
         <w:ind w:left="567"/>
@@ -2397,11 +2397,11 @@
           <w:color w:val="000000"/>
           <w:kern w:val="0"/>
           <w:lang w:eastAsia="es-PE"/>
-          <w14:ligatures w14:val="none"/>
-        </w:rPr>
-      </w:pPr>
-    </w:p>
-    <w:p>
+          <ns2:ligatures ns2:val="none"/>
+        </w:rPr>
+      </w:pPr>
+    </w:p>
+    <w:p ns2:paraId="54A143B5" ns2:textId="0B637EDE">
       <w:pPr>
         <w:pStyle w:val="Prrafodelista"/>
         <w:numPr>
@@ -2414,7 +2414,7 @@
         <w:rPr>
           <w:rFonts w:ascii="Arial Narrow" w:eastAsia="Arial Narrow" w:hAnsi="Arial Narrow" w:cs="Arial Narrow"/>
           <w:kern w:val="0"/>
-          <w14:ligatures w14:val="none"/>
+          <ns2:ligatures ns2:val="none"/>
         </w:rPr>
       </w:pPr>
       <w:bookmarkStart w:id="4" w:name="_Hlk140755208"/>
@@ -2426,7 +2426,7 @@
           <w:color w:val="000000"/>
           <w:kern w:val="0"/>
           <w:lang w:eastAsia="es-PE"/>
-          <w14:ligatures w14:val="none"/>
+          <ns2:ligatures ns2:val="none"/>
         </w:rPr>
         <w:t xml:space="preserve">La Secretaría </w:t>
       </w:r>
@@ -2439,7 +2439,7 @@
           <w:color w:val="000000"/>
           <w:kern w:val="0"/>
           <w:lang w:eastAsia="es-PE"/>
-          <w14:ligatures w14:val="none"/>
+          <ns2:ligatures ns2:val="none"/>
         </w:rPr>
         <w:t>Técnica de la Comisión de Protección al Consumidor 1 (en adelante, la Secretaría Técnica), en ejercicio de sus facultades</w:t>
       </w:r>
@@ -2449,7 +2449,7 @@
           <w:rFonts w:ascii="Arial Narrow" w:eastAsia="Arial Narrow" w:hAnsi="Arial Narrow" w:cs="Arial Narrow"/>
           <w:kern w:val="0"/>
           <w:vertAlign w:val="superscript"/>
-          <w14:ligatures w14:val="none"/>
+          <ns2:ligatures ns2:val="none"/>
         </w:rPr>
         <w:footnoteReference w:id="3"/>
       </w:r>
@@ -2459,7 +2459,7 @@
           <w:color w:val="000000"/>
           <w:kern w:val="0"/>
           <w:lang w:eastAsia="es-PE"/>
-          <w14:ligatures w14:val="none"/>
+          <ns2:ligatures ns2:val="none"/>
         </w:rPr>
         <w:t xml:space="preserve">, considera </w:t>
       </w:r>
@@ -2467,7 +2467,7 @@
         <w:rPr>
           <w:rFonts w:ascii="Arial Narrow" w:eastAsia="Arial Narrow" w:hAnsi="Arial Narrow" w:cs="Arial Narrow"/>
           <w:kern w:val="0"/>
-          <w14:ligatures w14:val="none"/>
+          <ns2:ligatures ns2:val="none"/>
         </w:rPr>
         <w:t xml:space="preserve">que el hecho denunciado, </w:t>
       </w:r>
@@ -2475,7 +2475,7 @@
         <w:rPr>
           <w:rFonts w:ascii="Arial Narrow" w:eastAsia="Arial Narrow" w:hAnsi="Arial Narrow" w:cs="Arial Narrow"/>
           <w:kern w:val="0"/>
-          <w14:ligatures w14:val="none"/>
+          <ns2:ligatures ns2:val="none"/>
         </w:rPr>
         <w:t xml:space="preserve">consistente en </w:t>
       </w:r>
@@ -2484,7 +2484,7 @@
         <w:rPr>
           <w:rFonts w:ascii="Arial Narrow" w:eastAsia="Arial Narrow" w:hAnsi="Arial Narrow" w:cs="Arial Narrow"/>
           <w:kern w:val="0"/>
-          <w14:ligatures w14:val="none"/>
+          <ns2:ligatures ns2:val="none"/>
         </w:rPr>
         <w:t xml:space="preserve">que </w:t>
       </w:r>
@@ -2492,7 +2492,7 @@
         <w:rPr>
           <w:rFonts w:ascii="Arial Narrow" w:eastAsia="Arial Narrow" w:hAnsi="Arial Narrow" w:cs="Arial Narrow"/>
           <w:kern w:val="0"/>
-          <w14:ligatures w14:val="none"/>
+          <ns2:ligatures ns2:val="none"/>
         </w:rPr>
         <w:t xml:space="preserve">los proveedores denunciados habrían atribuido indebidamente al denunciante la contratación del Seguro Adulto – Póliza Matriz </w:t>
       </w:r>
@@ -2501,7 +2501,7 @@
         <w:rPr>
           <w:rFonts w:ascii="Arial Narrow" w:eastAsia="Arial Narrow" w:hAnsi="Arial Narrow" w:cs="Arial Narrow"/>
           <w:kern w:val="0"/>
-          <w14:ligatures w14:val="none"/>
+          <ns2:ligatures ns2:val="none"/>
         </w:rPr>
         <w:t/>
       </w:r>
@@ -2510,7 +2510,7 @@
         <w:rPr>
           <w:rFonts w:ascii="Arial Narrow" w:eastAsia="Arial Narrow" w:hAnsi="Arial Narrow" w:cs="Arial Narrow"/>
           <w:kern w:val="0"/>
-          <w14:ligatures w14:val="none"/>
+          <ns2:ligatures ns2:val="none"/>
         </w:rPr>
         <w:t xml:space="preserve"> VCHAS3 con Certificado </w:t>
       </w:r>
@@ -2519,7 +2519,7 @@
         <w:rPr>
           <w:rFonts w:ascii="Arial Narrow" w:eastAsia="Arial Narrow" w:hAnsi="Arial Narrow" w:cs="Arial Narrow"/>
           <w:kern w:val="0"/>
-          <w14:ligatures w14:val="none"/>
+          <ns2:ligatures ns2:val="none"/>
         </w:rPr>
         <w:t/>
       </w:r>
@@ -2528,7 +2528,7 @@
         <w:rPr>
           <w:rFonts w:ascii="Arial Narrow" w:eastAsia="Arial Narrow" w:hAnsi="Arial Narrow" w:cs="Arial Narrow"/>
           <w:kern w:val="0"/>
-          <w14:ligatures w14:val="none"/>
+          <ns2:ligatures ns2:val="none"/>
         </w:rPr>
         <w:t xml:space="preserve"> 11768 de manera unilateral y sin su consentimiento expreso, generando el cobro indebido de las primas</w:t>
       </w:r>
@@ -2536,7 +2536,7 @@
         <w:rPr>
           <w:rFonts w:ascii="Arial Narrow" w:eastAsia="Arial Narrow" w:hAnsi="Arial Narrow" w:cs="Arial Narrow"/>
           <w:kern w:val="0"/>
-          <w14:ligatures w14:val="none"/>
+          <ns2:ligatures ns2:val="none"/>
         </w:rPr>
         <w:t xml:space="preserve">. </w:t>
       </w:r>
@@ -2547,7 +2547,7 @@
           <w:color w:val="000000"/>
           <w:kern w:val="0"/>
           <w:lang w:eastAsia="es-PE"/>
-          <w14:ligatures w14:val="none"/>
+          <ns2:ligatures ns2:val="none"/>
         </w:rPr>
         <w:t>Por consiguiente, corresponde calificar el hecho materia de denuncia como una presunta infracción al deber de protección contra los métodos comerciales</w:t>
       </w:r>
@@ -2558,7 +2558,7 @@
           <w:color w:val="000000"/>
           <w:kern w:val="0"/>
           <w:lang w:eastAsia="es-PE"/>
-          <w14:ligatures w14:val="none"/>
+          <ns2:ligatures ns2:val="none"/>
         </w:rPr>
         <w:t xml:space="preserve"> coercitivos</w:t>
       </w:r>
@@ -2569,7 +2569,7 @@
           <w:color w:val="000000"/>
           <w:kern w:val="0"/>
           <w:lang w:eastAsia="es-PE"/>
-          <w14:ligatures w14:val="none"/>
+          <ns2:ligatures ns2:val="none"/>
         </w:rPr>
         <w:t xml:space="preserve">, tipificado en </w:t>
       </w:r>
@@ -2580,7 +2580,7 @@
           <w:kern w:val="0"/>
           <w:shd w:val="clear" w:color="auto" w:fill="FFFFFF"/>
           <w:lang w:eastAsia="es-PE"/>
-          <w14:ligatures w14:val="none"/>
+          <ns2:ligatures ns2:val="none"/>
         </w:rPr>
         <w:t xml:space="preserve">literal </w:t>
       </w:r>
@@ -2591,7 +2591,7 @@
           <w:kern w:val="0"/>
           <w:shd w:val="clear" w:color="auto" w:fill="FFFFFF"/>
           <w:lang w:eastAsia="es-PE"/>
-          <w14:ligatures w14:val="none"/>
+          <ns2:ligatures ns2:val="none"/>
         </w:rPr>
         <w:t>b</w:t>
       </w:r>
@@ -2602,7 +2602,7 @@
           <w:kern w:val="0"/>
           <w:shd w:val="clear" w:color="auto" w:fill="FFFFFF"/>
           <w:lang w:eastAsia="es-PE"/>
-          <w14:ligatures w14:val="none"/>
+          <ns2:ligatures ns2:val="none"/>
         </w:rPr>
         <w:t xml:space="preserve">) del artículo 56 </w:t>
       </w:r>
@@ -2613,7 +2613,7 @@
           <w:color w:val="000000"/>
           <w:kern w:val="0"/>
           <w:lang w:eastAsia="es-PE"/>
-          <w14:ligatures w14:val="none"/>
+          <ns2:ligatures ns2:val="none"/>
         </w:rPr>
         <w:t>del Código</w:t>
       </w:r>
@@ -2632,24 +2632,24 @@
           <w:color w:val="000000"/>
           <w:kern w:val="0"/>
           <w:lang w:eastAsia="es-PE"/>
-          <w14:ligatures w14:val="none"/>
+          <ns2:ligatures ns2:val="none"/>
         </w:rPr>
         <w:t xml:space="preserve">. </w:t>
       </w:r>
     </w:p>
     <w:bookmarkEnd w:id="7"/>
-    <w:p>
-      <w:pPr>
-        <w:spacing w:after="0" w:line="240" w:lineRule="auto"/>
-        <w:jc w:val="both"/>
-        <w:rPr>
-          <w:rFonts w:ascii="Arial Narrow" w:eastAsia="Arial Narrow" w:hAnsi="Arial Narrow" w:cs="Arial Narrow"/>
-          <w:kern w:val="0"/>
-          <w14:ligatures w14:val="none"/>
-        </w:rPr>
-      </w:pPr>
-    </w:p>
-    <w:p>
+    <w:p ns2:paraId="6BDA4B7E" ns2:textId="49AF511E">
+      <w:pPr>
+        <w:spacing w:after="0" w:line="240" w:lineRule="auto"/>
+        <w:jc w:val="both"/>
+        <w:rPr>
+          <w:rFonts w:ascii="Arial Narrow" w:eastAsia="Arial Narrow" w:hAnsi="Arial Narrow" w:cs="Arial Narrow"/>
+          <w:kern w:val="0"/>
+          <ns2:ligatures ns2:val="none"/>
+        </w:rPr>
+      </w:pPr>
+    </w:p>
+    <w:p ns2:paraId="308F08C6" ns2:textId="5D47A8A0">
       <w:pPr>
         <w:pStyle w:val="Prrafodelista"/>
         <w:numPr>
@@ -2662,14 +2662,14 @@
         <w:rPr>
           <w:rFonts w:ascii="Arial Narrow" w:eastAsia="Arial Narrow" w:hAnsi="Arial Narrow" w:cs="Arial Narrow"/>
           <w:kern w:val="0"/>
-          <w14:ligatures w14:val="none"/>
-        </w:rPr>
-      </w:pPr>
-      <w:r>
-        <w:rPr>
-          <w:rFonts w:ascii="Arial Narrow" w:eastAsia="Arial Narrow" w:hAnsi="Arial Narrow" w:cs="Arial Narrow"/>
-          <w:kern w:val="0"/>
-          <w14:ligatures w14:val="none"/>
+          <ns2:ligatures ns2:val="none"/>
+        </w:rPr>
+      </w:pPr>
+      <w:r>
+        <w:rPr>
+          <w:rFonts w:ascii="Arial Narrow" w:eastAsia="Arial Narrow" w:hAnsi="Arial Narrow" w:cs="Arial Narrow"/>
+          <w:kern w:val="0"/>
+          <ns2:ligatures ns2:val="none"/>
         </w:rPr>
         <w:t xml:space="preserve">Asimismo, </w:t>
       </w:r>
@@ -2679,7 +2679,7 @@
           <w:color w:val="000000"/>
           <w:kern w:val="0"/>
           <w:lang w:eastAsia="es-PE"/>
-          <w14:ligatures w14:val="none"/>
+          <ns2:ligatures ns2:val="none"/>
         </w:rPr>
         <w:t xml:space="preserve">la Secretaría Técnica, en ejercicio de sus facultades, considera </w:t>
       </w:r>
@@ -2687,7 +2687,7 @@
         <w:rPr>
           <w:rFonts w:ascii="Arial Narrow" w:eastAsia="Arial Narrow" w:hAnsi="Arial Narrow" w:cs="Arial"/>
           <w:kern w:val="0"/>
-          <w14:ligatures w14:val="none"/>
+          <ns2:ligatures ns2:val="none"/>
         </w:rPr>
         <w:t xml:space="preserve">que el hecho denunciado, consistente en que </w:t>
       </w:r>
@@ -2695,7 +2695,7 @@
         <w:rPr>
           <w:rFonts w:ascii="Arial Narrow" w:eastAsia="Arial Narrow" w:hAnsi="Arial Narrow" w:cs="Arial Narrow"/>
           <w:kern w:val="0"/>
-          <w14:ligatures w14:val="none"/>
+          <ns2:ligatures ns2:val="none"/>
         </w:rPr>
         <w:t xml:space="preserve">los proveedores denunciados no habrían cumplido oportunamente con entregar al denunciante los documentos contractuales del Seguro Adulto – Póliza Matriz </w:t>
       </w:r>
@@ -2704,7 +2704,7 @@
         <w:rPr>
           <w:rFonts w:ascii="Arial Narrow" w:eastAsia="Arial Narrow" w:hAnsi="Arial Narrow" w:cs="Arial Narrow"/>
           <w:kern w:val="0"/>
-          <w14:ligatures w14:val="none"/>
+          <ns2:ligatures ns2:val="none"/>
         </w:rPr>
         <w:t/>
       </w:r>
@@ -2713,7 +2713,7 @@
         <w:rPr>
           <w:rFonts w:ascii="Arial Narrow" w:eastAsia="Arial Narrow" w:hAnsi="Arial Narrow" w:cs="Arial Narrow"/>
           <w:kern w:val="0"/>
-          <w14:ligatures w14:val="none"/>
+          <ns2:ligatures ns2:val="none"/>
         </w:rPr>
         <w:t xml:space="preserve"> VCHAS3 con Certificado </w:t>
       </w:r>
@@ -2722,7 +2722,7 @@
         <w:rPr>
           <w:rFonts w:ascii="Arial Narrow" w:eastAsia="Arial Narrow" w:hAnsi="Arial Narrow" w:cs="Arial Narrow"/>
           <w:kern w:val="0"/>
-          <w14:ligatures w14:val="none"/>
+          <ns2:ligatures ns2:val="none"/>
         </w:rPr>
         <w:t/>
       </w:r>
@@ -2731,7 +2731,7 @@
         <w:rPr>
           <w:rFonts w:ascii="Arial Narrow" w:eastAsia="Arial Narrow" w:hAnsi="Arial Narrow" w:cs="Arial Narrow"/>
           <w:kern w:val="0"/>
-          <w14:ligatures w14:val="none"/>
+          <ns2:ligatures ns2:val="none"/>
         </w:rPr>
         <w:t xml:space="preserve"> 11768</w:t>
       </w:r>
@@ -2739,7 +2739,7 @@
         <w:rPr>
           <w:rFonts w:ascii="Arial Narrow" w:eastAsia="Arial Narrow" w:hAnsi="Arial Narrow" w:cs="Arial"/>
           <w:kern w:val="0"/>
-          <w14:ligatures w14:val="none"/>
+          <ns2:ligatures ns2:val="none"/>
         </w:rPr>
         <w:t xml:space="preserve">. Por consiguiente, corresponde calificar el hecho materia de denuncia como una presunta infracción al deber de entregar a los usuarios copia de los contratos y demás </w:t>
       </w:r>
@@ -2747,7 +2747,7 @@
         <w:rPr>
           <w:rFonts w:ascii="Arial Narrow" w:eastAsia="Arial Narrow" w:hAnsi="Arial Narrow" w:cs="Arial"/>
           <w:kern w:val="0"/>
-          <w14:ligatures w14:val="none"/>
+          <ns2:ligatures ns2:val="none"/>
         </w:rPr>
         <w:lastRenderedPageBreak/>
         <w:t>documentación relacionada con dichos actos jurídicos, tipificado en el literal e) del artículo 47 del Código</w:t>
@@ -2758,7 +2758,7 @@
           <w:rFonts w:ascii="Arial Narrow" w:eastAsia="Arial Narrow" w:hAnsi="Arial Narrow" w:cs="Arial"/>
           <w:kern w:val="0"/>
           <w:vertAlign w:val="superscript"/>
-          <w14:ligatures w14:val="none"/>
+          <ns2:ligatures ns2:val="none"/>
         </w:rPr>
         <w:footnoteReference w:id="5"/>
       </w:r>
@@ -2766,22 +2766,22 @@
         <w:rPr>
           <w:rFonts w:ascii="Arial Narrow" w:eastAsia="Arial Narrow" w:hAnsi="Arial Narrow" w:cs="Arial"/>
           <w:kern w:val="0"/>
-          <w14:ligatures w14:val="none"/>
+          <ns2:ligatures ns2:val="none"/>
         </w:rPr>
         <w:t>.</w:t>
       </w:r>
     </w:p>
-    <w:p>
+    <w:p ns2:paraId="153E93C6" ns2:textId="77777777">
       <w:pPr>
         <w:pStyle w:val="Prrafodelista"/>
         <w:rPr>
           <w:rFonts w:ascii="Arial Narrow" w:eastAsia="Arial Narrow" w:hAnsi="Arial Narrow" w:cs="Arial Narrow"/>
           <w:kern w:val="0"/>
-          <w14:ligatures w14:val="none"/>
-        </w:rPr>
-      </w:pPr>
-    </w:p>
-    <w:p>
+          <ns2:ligatures ns2:val="none"/>
+        </w:rPr>
+      </w:pPr>
+    </w:p>
+    <w:p ns2:paraId="7033FB5A" ns2:textId="1427C1E5">
       <w:pPr>
         <w:pStyle w:val="Prrafodelista"/>
         <w:numPr>
@@ -2794,14 +2794,14 @@
         <w:rPr>
           <w:rFonts w:ascii="Arial Narrow" w:eastAsia="Arial Narrow" w:hAnsi="Arial Narrow" w:cs="Arial Narrow"/>
           <w:kern w:val="0"/>
-          <w14:ligatures w14:val="none"/>
-        </w:rPr>
-      </w:pPr>
-      <w:r>
-        <w:rPr>
-          <w:rFonts w:ascii="Arial Narrow" w:eastAsia="Arial Narrow" w:hAnsi="Arial Narrow" w:cs="Arial Narrow"/>
-          <w:kern w:val="0"/>
-          <w14:ligatures w14:val="none"/>
+          <ns2:ligatures ns2:val="none"/>
+        </w:rPr>
+      </w:pPr>
+      <w:r>
+        <w:rPr>
+          <w:rFonts w:ascii="Arial Narrow" w:eastAsia="Arial Narrow" w:hAnsi="Arial Narrow" w:cs="Arial Narrow"/>
+          <w:kern w:val="0"/>
+          <ns2:ligatures ns2:val="none"/>
         </w:rPr>
         <w:t xml:space="preserve">Asimismo, </w:t>
       </w:r>
@@ -2811,7 +2811,7 @@
           <w:color w:val="000000"/>
           <w:kern w:val="0"/>
           <w:lang w:eastAsia="es-PE"/>
-          <w14:ligatures w14:val="none"/>
+          <ns2:ligatures ns2:val="none"/>
         </w:rPr>
         <w:t xml:space="preserve">la Secretaría Técnica, en ejercicio de sus facultades, considera </w:t>
       </w:r>
@@ -2819,7 +2819,7 @@
         <w:rPr>
           <w:rFonts w:ascii="Arial Narrow" w:eastAsia="Arial Narrow" w:hAnsi="Arial Narrow" w:cs="Arial"/>
           <w:kern w:val="0"/>
-          <w14:ligatures w14:val="none"/>
+          <ns2:ligatures ns2:val="none"/>
         </w:rPr>
         <w:t xml:space="preserve">que el hecho denunciado, consistente en que </w:t>
       </w:r>
@@ -2830,7 +2830,7 @@
           <w:kern w:val="0"/>
           <w:shd w:val="clear" w:color="auto" w:fill="FFFFFF"/>
           <w:lang w:eastAsia="es-PE"/>
-          <w14:ligatures w14:val="none"/>
+          <ns2:ligatures ns2:val="none"/>
         </w:rPr>
         <w:t xml:space="preserve">Falabella Servicios Generales S.A.C. habría brindado información incorrecta a la denunciante referida a la vigencia el Seguro Adulto – Póliza Matriz </w:t>
       </w:r>
@@ -2842,7 +2842,7 @@
           <w:kern w:val="0"/>
           <w:shd w:val="clear" w:color="auto" w:fill="FFFFFF"/>
           <w:lang w:eastAsia="es-PE"/>
-          <w14:ligatures w14:val="none"/>
+          <ns2:ligatures ns2:val="none"/>
         </w:rPr>
         <w:t/>
       </w:r>
@@ -2854,7 +2854,7 @@
           <w:kern w:val="0"/>
           <w:shd w:val="clear" w:color="auto" w:fill="FFFFFF"/>
           <w:lang w:eastAsia="es-PE"/>
-          <w14:ligatures w14:val="none"/>
+          <ns2:ligatures ns2:val="none"/>
         </w:rPr>
         <w:t xml:space="preserve"> VCHAS3</w:t>
       </w:r>
@@ -2862,7 +2862,7 @@
         <w:rPr>
           <w:rFonts w:ascii="Arial Narrow" w:eastAsia="Arial Narrow" w:hAnsi="Arial Narrow" w:cs="Arial Narrow"/>
           <w:kern w:val="0"/>
-          <w14:ligatures w14:val="none"/>
+          <ns2:ligatures ns2:val="none"/>
         </w:rPr>
         <w:t>; involucraría una presunta afectación a sus expectativas, quien no habría encontrado una correspondencia entre lo que esperaba recibir de parte del proveedor y lo que realmente recibió. Por consiguiente, corresponde calificar el hecho materia de denuncia como una presunta infracción al deber de idoneidad, tipificado en los artículos 18</w:t>
       </w:r>
@@ -2872,7 +2872,7 @@
           <w:color w:val="000000"/>
           <w:kern w:val="0"/>
           <w:lang w:eastAsia="es-PE"/>
-          <w14:ligatures w14:val="none"/>
+          <ns2:ligatures ns2:val="none"/>
         </w:rPr>
         <w:t/>
       </w:r>
@@ -2880,7 +2880,7 @@
         <w:rPr>
           <w:rFonts w:ascii="Arial Narrow" w:eastAsia="Arial Narrow" w:hAnsi="Arial Narrow" w:cs="Arial Narrow"/>
           <w:kern w:val="0"/>
-          <w14:ligatures w14:val="none"/>
+          <ns2:ligatures ns2:val="none"/>
         </w:rPr>
         <w:t xml:space="preserve"> y 19</w:t>
       </w:r>
@@ -2890,7 +2890,7 @@
           <w:color w:val="000000"/>
           <w:kern w:val="0"/>
           <w:lang w:eastAsia="es-PE"/>
-          <w14:ligatures w14:val="none"/>
+          <ns2:ligatures ns2:val="none"/>
         </w:rPr>
         <w:t/>
       </w:r>
@@ -2898,7 +2898,7 @@
         <w:rPr>
           <w:rFonts w:ascii="Arial Narrow" w:eastAsia="Arial Narrow" w:hAnsi="Arial Narrow" w:cs="Arial Narrow"/>
           <w:kern w:val="0"/>
-          <w14:ligatures w14:val="none"/>
+          <ns2:ligatures ns2:val="none"/>
         </w:rPr>
         <w:t xml:space="preserve"> del Código</w:t>
       </w:r>
@@ -2908,7 +2908,7 @@
           <w:rFonts w:ascii="Arial Narrow" w:eastAsia="Arial Narrow" w:hAnsi="Arial Narrow" w:cs="Arial"/>
           <w:kern w:val="0"/>
           <w:vertAlign w:val="superscript"/>
-          <w14:ligatures w14:val="none"/>
+          <ns2:ligatures ns2:val="none"/>
         </w:rPr>
         <w:footnoteReference w:id="6"/>
       </w:r>
@@ -2916,23 +2916,23 @@
         <w:rPr>
           <w:rFonts w:ascii="Arial Narrow" w:eastAsia="Arial Narrow" w:hAnsi="Arial Narrow" w:cs="Arial Narrow"/>
           <w:kern w:val="0"/>
-          <w14:ligatures w14:val="none"/>
+          <ns2:ligatures ns2:val="none"/>
         </w:rPr>
         <w:t>.</w:t>
       </w:r>
     </w:p>
-    <w:p>
-      <w:pPr>
-        <w:spacing w:after="0" w:line="240" w:lineRule="auto"/>
-        <w:jc w:val="both"/>
-        <w:rPr>
-          <w:rFonts w:ascii="Arial Narrow" w:eastAsia="Arial Narrow" w:hAnsi="Arial Narrow" w:cs="Arial Narrow"/>
-          <w:kern w:val="0"/>
-          <w14:ligatures w14:val="none"/>
-        </w:rPr>
-      </w:pPr>
-    </w:p>
-    <w:p>
+    <w:p ns2:paraId="761F9271" ns2:textId="77777777">
+      <w:pPr>
+        <w:spacing w:after="0" w:line="240" w:lineRule="auto"/>
+        <w:jc w:val="both"/>
+        <w:rPr>
+          <w:rFonts w:ascii="Arial Narrow" w:eastAsia="Arial Narrow" w:hAnsi="Arial Narrow" w:cs="Arial Narrow"/>
+          <w:kern w:val="0"/>
+          <ns2:ligatures ns2:val="none"/>
+        </w:rPr>
+      </w:pPr>
+    </w:p>
+    <w:p ns2:paraId="7B3C687A" ns2:textId="374D4312">
       <w:pPr>
         <w:pStyle w:val="Prrafodelista"/>
         <w:numPr>
@@ -2945,14 +2945,14 @@
         <w:rPr>
           <w:rFonts w:ascii="Arial Narrow" w:eastAsia="Arial Narrow" w:hAnsi="Arial Narrow" w:cs="Arial Narrow"/>
           <w:kern w:val="0"/>
-          <w14:ligatures w14:val="none"/>
-        </w:rPr>
-      </w:pPr>
-      <w:r>
-        <w:rPr>
-          <w:rFonts w:ascii="Arial Narrow" w:eastAsia="Arial Narrow" w:hAnsi="Arial Narrow" w:cs="Arial Narrow"/>
-          <w:kern w:val="0"/>
-          <w14:ligatures w14:val="none"/>
+          <ns2:ligatures ns2:val="none"/>
+        </w:rPr>
+      </w:pPr>
+      <w:r>
+        <w:rPr>
+          <w:rFonts w:ascii="Arial Narrow" w:eastAsia="Arial Narrow" w:hAnsi="Arial Narrow" w:cs="Arial Narrow"/>
+          <w:kern w:val="0"/>
+          <ns2:ligatures ns2:val="none"/>
         </w:rPr>
         <w:t xml:space="preserve">Asimismo, </w:t>
       </w:r>
@@ -2960,7 +2960,7 @@
         <w:rPr>
           <w:rFonts w:ascii="Arial Narrow" w:eastAsia="Arial Narrow" w:hAnsi="Arial Narrow" w:cs="Arial Narrow"/>
           <w:kern w:val="0"/>
-          <w14:ligatures w14:val="none"/>
+          <ns2:ligatures ns2:val="none"/>
         </w:rPr>
         <w:t xml:space="preserve">la Secretaría Técnica, en ejercicio de sus facultades, </w:t>
       </w:r>
@@ -2970,7 +2970,7 @@
           <w:color w:val="000000"/>
           <w:kern w:val="0"/>
           <w:lang w:eastAsia="es-PE"/>
-          <w14:ligatures w14:val="none"/>
+          <ns2:ligatures ns2:val="none"/>
         </w:rPr>
         <w:t xml:space="preserve">considera </w:t>
       </w:r>
@@ -2978,7 +2978,7 @@
         <w:rPr>
           <w:rFonts w:ascii="Arial Narrow" w:eastAsia="Arial Narrow" w:hAnsi="Arial Narrow" w:cs="Arial Narrow"/>
           <w:kern w:val="0"/>
-          <w14:ligatures w14:val="none"/>
+          <ns2:ligatures ns2:val="none"/>
         </w:rPr>
         <w:t>que el hecho denunciado</w:t>
       </w:r>
@@ -2988,7 +2988,7 @@
           <w:color w:val="000000"/>
           <w:kern w:val="0"/>
           <w:lang w:eastAsia="es-PE"/>
-          <w14:ligatures w14:val="none"/>
+          <ns2:ligatures ns2:val="none"/>
         </w:rPr>
         <w:t xml:space="preserve">, consistente en que </w:t>
       </w:r>
@@ -2998,7 +2998,7 @@
           <w:color w:val="000000"/>
           <w:kern w:val="0"/>
           <w:lang w:val="es-ES" w:eastAsia="es-ES"/>
-          <w14:ligatures w14:val="none"/>
+          <ns2:ligatures ns2:val="none"/>
         </w:rPr>
         <w:t xml:space="preserve">Falabella Servicios Generales S.A.C. habría brindado una respuesta inadecuada al reclamo </w:t>
       </w:r>
@@ -3009,7 +3009,7 @@
           <w:color w:val="000000"/>
           <w:kern w:val="0"/>
           <w:lang w:val="es-ES" w:eastAsia="es-ES"/>
-          <w14:ligatures w14:val="none"/>
+          <ns2:ligatures ns2:val="none"/>
         </w:rPr>
         <w:t/>
       </w:r>
@@ -3020,7 +3020,7 @@
           <w:color w:val="000000"/>
           <w:kern w:val="0"/>
           <w:lang w:val="es-ES" w:eastAsia="es-ES"/>
-          <w14:ligatures w14:val="none"/>
+          <ns2:ligatures ns2:val="none"/>
         </w:rPr>
         <w:t xml:space="preserve"> PE-RE-0655324 presentado por el denunciante el 4 de setiembre de 2025</w:t>
       </w:r>
@@ -3030,7 +3030,7 @@
           <w:color w:val="000000"/>
           <w:kern w:val="0"/>
           <w:lang w:eastAsia="es-PE"/>
-          <w14:ligatures w14:val="none"/>
+          <ns2:ligatures ns2:val="none"/>
         </w:rPr>
         <w:t>. Por consiguiente, corresponde calificar el hecho materia de denuncia como una presunta infracción al</w:t>
       </w:r>
@@ -3038,7 +3038,7 @@
         <w:rPr>
           <w:rFonts w:ascii="Arial Narrow" w:eastAsia="Arial Narrow" w:hAnsi="Arial Narrow" w:cs="Arial Narrow"/>
           <w:kern w:val="0"/>
-          <w14:ligatures w14:val="none"/>
+          <ns2:ligatures ns2:val="none"/>
         </w:rPr>
         <w:t xml:space="preserve"> numeral 88.1</w:t>
       </w:r>
@@ -3046,7 +3046,7 @@
         <w:rPr>
           <w:rFonts w:ascii="Arial Narrow" w:eastAsia="Arial Narrow" w:hAnsi="Arial Narrow" w:cs="Arial Narrow"/>
           <w:kern w:val="0"/>
-          <w14:ligatures w14:val="none"/>
+          <ns2:ligatures ns2:val="none"/>
         </w:rPr>
         <w:t/>
       </w:r>
@@ -3054,7 +3054,7 @@
         <w:rPr>
           <w:rFonts w:ascii="Arial Narrow" w:eastAsia="Arial Narrow" w:hAnsi="Arial Narrow" w:cs="Arial Narrow"/>
           <w:kern w:val="0"/>
-          <w14:ligatures w14:val="none"/>
+          <ns2:ligatures ns2:val="none"/>
         </w:rPr>
         <w:t xml:space="preserve"> del artículo 88</w:t>
       </w:r>
@@ -3062,7 +3062,7 @@
         <w:rPr>
           <w:rFonts w:ascii="Arial Narrow" w:eastAsia="Arial Narrow" w:hAnsi="Arial Narrow" w:cs="Arial Narrow"/>
           <w:kern w:val="0"/>
-          <w14:ligatures w14:val="none"/>
+          <ns2:ligatures ns2:val="none"/>
         </w:rPr>
         <w:t/>
       </w:r>
@@ -3070,7 +3070,7 @@
         <w:rPr>
           <w:rFonts w:ascii="Arial Narrow" w:eastAsia="Arial Narrow" w:hAnsi="Arial Narrow" w:cs="Arial Narrow"/>
           <w:kern w:val="0"/>
-          <w14:ligatures w14:val="none"/>
+          <ns2:ligatures ns2:val="none"/>
         </w:rPr>
         <w:t xml:space="preserve"> del Código</w:t>
       </w:r>
@@ -3080,7 +3080,7 @@
           <w:rFonts w:ascii="Arial Narrow" w:eastAsia="Arial Narrow" w:hAnsi="Arial Narrow" w:cs="Arial"/>
           <w:kern w:val="0"/>
           <w:vertAlign w:val="superscript"/>
-          <w14:ligatures w14:val="none"/>
+          <ns2:ligatures ns2:val="none"/>
         </w:rPr>
         <w:footnoteReference w:id="7"/>
       </w:r>
@@ -3088,12 +3088,12 @@
         <w:rPr>
           <w:rFonts w:ascii="Arial Narrow" w:eastAsia="Arial Narrow" w:hAnsi="Arial Narrow" w:cs="Arial Narrow"/>
           <w:kern w:val="0"/>
-          <w14:ligatures w14:val="none"/>
+          <ns2:ligatures ns2:val="none"/>
         </w:rPr>
         <w:t>.</w:t>
       </w:r>
     </w:p>
-    <w:p>
+    <w:p ns2:paraId="2E7770E0" ns2:textId="77777777">
       <w:pPr>
         <w:pStyle w:val="Prrafodelista"/>
         <w:spacing w:after="0" w:line="240" w:lineRule="auto"/>
@@ -3103,11 +3103,11 @@
           <w:rFonts w:ascii="Arial Narrow" w:eastAsia="Calibri" w:hAnsi="Arial Narrow" w:cs="Arial Narrow"/>
           <w:kern w:val="0"/>
           <w:lang w:eastAsia="es-PE"/>
-          <w14:ligatures w14:val="none"/>
-        </w:rPr>
-      </w:pPr>
-    </w:p>
-    <w:p>
+          <ns2:ligatures ns2:val="none"/>
+        </w:rPr>
+      </w:pPr>
+    </w:p>
+    <w:p ns2:paraId="37321452" ns2:textId="77777777">
       <w:pPr>
         <w:pStyle w:val="Prrafodelista"/>
         <w:numPr>
@@ -3121,7 +3121,7 @@
           <w:rFonts w:ascii="Arial Narrow" w:eastAsia="Calibri" w:hAnsi="Arial Narrow" w:cs="Arial Narrow"/>
           <w:kern w:val="0"/>
           <w:lang w:eastAsia="es-PE"/>
-          <w14:ligatures w14:val="none"/>
+          <ns2:ligatures ns2:val="none"/>
         </w:rPr>
       </w:pPr>
       <w:r>
@@ -3130,7 +3130,7 @@
           <w:color w:val="000000"/>
           <w:kern w:val="0"/>
           <w:lang w:eastAsia="es-PE"/>
-          <w14:ligatures w14:val="none"/>
+          <ns2:ligatures ns2:val="none"/>
         </w:rPr>
         <w:t>En tanto la denuncia reúne los requisitos establecidos por la norma citada, corresponde admitirla a trámite</w:t>
       </w:r>
@@ -3140,7 +3140,7 @@
           <w:rFonts w:ascii="Arial Narrow" w:eastAsia="Arial Narrow" w:hAnsi="Arial Narrow" w:cs="Arial Narrow"/>
           <w:kern w:val="0"/>
           <w:vertAlign w:val="superscript"/>
-          <w14:ligatures w14:val="none"/>
+          <ns2:ligatures ns2:val="none"/>
         </w:rPr>
         <w:footnoteReference w:id="8"/>
       </w:r>
@@ -3150,12 +3150,12 @@
           <w:color w:val="000000"/>
           <w:kern w:val="0"/>
           <w:lang w:eastAsia="es-PE"/>
-          <w14:ligatures w14:val="none"/>
+          <ns2:ligatures ns2:val="none"/>
         </w:rPr>
         <w:t>.</w:t>
       </w:r>
     </w:p>
-    <w:p>
+    <w:p ns2:paraId="17426A8E" ns2:textId="77777777">
       <w:pPr>
         <w:spacing w:after="0" w:line="240" w:lineRule="auto"/>
         <w:ind w:left="567"/>
@@ -3166,11 +3166,11 @@
           <w:color w:val="000000"/>
           <w:kern w:val="0"/>
           <w:lang w:eastAsia="es-PE"/>
-          <w14:ligatures w14:val="none"/>
-        </w:rPr>
-      </w:pPr>
-    </w:p>
-    <w:p>
+          <ns2:ligatures ns2:val="none"/>
+        </w:rPr>
+      </w:pPr>
+    </w:p>
+    <w:p ns2:paraId="69FE781D" ns2:textId="77777777">
       <w:pPr>
         <w:pStyle w:val="Prrafodelista"/>
         <w:numPr>
@@ -3190,22 +3190,22 @@
           <w:color w:val="000000"/>
           <w:kern w:val="0"/>
           <w:lang w:eastAsia="es-PE"/>
-          <w14:ligatures w14:val="none"/>
-        </w:rPr>
-      </w:pPr>
-      <w:r>
-        <w:rPr>
-          <w:rFonts w:ascii="Arial Narrow" w:eastAsia="Arial Narrow" w:hAnsi="Arial Narrow" w:cs="Arial Narrow"/>
-          <w:b/>
-          <w:color w:val="000000"/>
-          <w:kern w:val="0"/>
-          <w:lang w:eastAsia="es-PE"/>
-          <w14:ligatures w14:val="none"/>
+          <ns2:ligatures ns2:val="none"/>
+        </w:rPr>
+      </w:pPr>
+      <w:r>
+        <w:rPr>
+          <w:rFonts w:ascii="Arial Narrow" w:eastAsia="Arial Narrow" w:hAnsi="Arial Narrow" w:cs="Arial Narrow"/>
+          <w:b/>
+          <w:color w:val="000000"/>
+          <w:kern w:val="0"/>
+          <w:lang w:eastAsia="es-PE"/>
+          <ns2:ligatures ns2:val="none"/>
         </w:rPr>
         <w:t>REQUERIMIENTO DE INFORMACION</w:t>
       </w:r>
     </w:p>
-    <w:p>
+    <w:p ns2:paraId="6252E905" ns2:textId="77777777">
       <w:pPr>
         <w:spacing w:after="0" w:line="240" w:lineRule="auto"/>
         <w:jc w:val="both"/>
@@ -3214,11 +3214,11 @@
           <w:color w:val="000000"/>
           <w:kern w:val="0"/>
           <w:lang w:val="es-ES" w:eastAsia="es-ES"/>
-          <w14:ligatures w14:val="none"/>
-        </w:rPr>
-      </w:pPr>
-    </w:p>
-    <w:p>
+          <ns2:ligatures ns2:val="none"/>
+        </w:rPr>
+      </w:pPr>
+    </w:p>
+    <w:p ns2:paraId="21C241A8" ns2:textId="77777777">
       <w:pPr>
         <w:pStyle w:val="Prrafodelista"/>
         <w:numPr>
@@ -3233,7 +3233,7 @@
           <w:color w:val="000000"/>
           <w:kern w:val="0"/>
           <w:lang w:val="es-ES" w:eastAsia="es-ES"/>
-          <w14:ligatures w14:val="none"/>
+          <ns2:ligatures ns2:val="none"/>
         </w:rPr>
       </w:pPr>
       <w:r>
@@ -3242,7 +3242,7 @@
           <w:color w:val="000000"/>
           <w:kern w:val="0"/>
           <w:lang w:val="es-ES" w:eastAsia="es-ES"/>
-          <w14:ligatures w14:val="none"/>
+          <ns2:ligatures ns2:val="none"/>
         </w:rPr>
         <w:t xml:space="preserve">A efectos de tener mayores elementos que sirvan para la resolución definitiva del presente caso, la Secretaría Técnica, en ejercicio de las facultades que la ley le confiere, </w:t>
       </w:r>
@@ -3253,7 +3253,7 @@
           <w:color w:val="000000"/>
           <w:kern w:val="0"/>
           <w:lang w:val="es-ES" w:eastAsia="es-ES"/>
-          <w14:ligatures w14:val="none"/>
+          <ns2:ligatures ns2:val="none"/>
         </w:rPr>
         <w:t xml:space="preserve">conviene requerir a los proveedores denunciados </w:t>
       </w:r>
@@ -3264,7 +3264,7 @@
           <w:color w:val="000000"/>
           <w:kern w:val="0"/>
           <w:lang w:val="es-ES" w:eastAsia="es-ES"/>
-          <w14:ligatures w14:val="none"/>
+          <ns2:ligatures ns2:val="none"/>
         </w:rPr>
         <w:t xml:space="preserve">que, en un plazo no mayor de cinco (5) días hábiles contado a partir del día siguiente de la notificación de la presente resolución, </w:t>
       </w:r>
@@ -3275,12 +3275,12 @@
           <w:color w:val="000000"/>
           <w:kern w:val="0"/>
           <w:lang w:val="es-ES" w:eastAsia="es-ES"/>
-          <w14:ligatures w14:val="none"/>
+          <ns2:ligatures ns2:val="none"/>
         </w:rPr>
         <w:t>cumplan con lo siguiente:</w:t>
       </w:r>
     </w:p>
-    <w:p>
+    <w:p ns2:paraId="345D7F88" ns2:textId="77777777">
       <w:pPr>
         <w:pStyle w:val="Prrafodelista"/>
         <w:spacing w:after="0" w:line="240" w:lineRule="auto"/>
@@ -3291,11 +3291,11 @@
           <w:color w:val="000000"/>
           <w:kern w:val="0"/>
           <w:lang w:val="es-ES" w:eastAsia="es-ES"/>
-          <w14:ligatures w14:val="none"/>
-        </w:rPr>
-      </w:pPr>
-    </w:p>
-    <w:p>
+          <ns2:ligatures ns2:val="none"/>
+        </w:rPr>
+      </w:pPr>
+    </w:p>
+    <w:p ns2:paraId="01F25269" ns2:textId="5963EFA1">
       <w:pPr>
         <w:pStyle w:val="Prrafodelista"/>
         <w:spacing w:after="0" w:line="240" w:lineRule="auto"/>
@@ -3306,7 +3306,7 @@
           <w:color w:val="000000"/>
           <w:kern w:val="0"/>
           <w:lang w:val="es-ES" w:eastAsia="es-ES"/>
-          <w14:ligatures w14:val="none"/>
+          <ns2:ligatures ns2:val="none"/>
         </w:rPr>
       </w:pPr>
       <w:r>
@@ -3316,7 +3316,7 @@
           <w:kern w:val="0"/>
           <w:u w:val="single"/>
           <w:lang w:val="es-ES" w:eastAsia="es-ES"/>
-          <w14:ligatures w14:val="none"/>
+          <ns2:ligatures ns2:val="none"/>
         </w:rPr>
         <w:t xml:space="preserve">A </w:t>
       </w:r>
@@ -3327,7 +3327,7 @@
           <w:kern w:val="0"/>
           <w:u w:val="single"/>
           <w:lang w:val="es-ES" w:eastAsia="es-ES"/>
-          <w14:ligatures w14:val="none"/>
+          <ns2:ligatures ns2:val="none"/>
         </w:rPr>
         <w:t>Falabella</w:t>
       </w:r>
@@ -3337,7 +3337,7 @@
           <w:color w:val="000000"/>
           <w:kern w:val="0"/>
           <w:lang w:val="es-ES" w:eastAsia="es-ES"/>
-          <w14:ligatures w14:val="none"/>
+          <ns2:ligatures ns2:val="none"/>
         </w:rPr>
         <w:t xml:space="preserve">: </w:t>
       </w:r>
@@ -3347,7 +3347,7 @@
           <w:color w:val="000000"/>
           <w:kern w:val="0"/>
           <w:lang w:val="es-ES" w:eastAsia="es-ES"/>
-          <w14:ligatures w14:val="none"/>
+          <ns2:ligatures ns2:val="none"/>
         </w:rPr>
         <w:t xml:space="preserve">(i) presentar una copia debidamente suscrita de la Póliza </w:t>
       </w:r>
@@ -3358,7 +3358,7 @@
           <w:color w:val="000000"/>
           <w:kern w:val="0"/>
           <w:lang w:val="es-ES" w:eastAsia="es-ES"/>
-          <w14:ligatures w14:val="none"/>
+          <ns2:ligatures ns2:val="none"/>
         </w:rPr>
         <w:t/>
       </w:r>
@@ -3369,7 +3369,7 @@
           <w:color w:val="000000"/>
           <w:kern w:val="0"/>
           <w:lang w:val="es-ES" w:eastAsia="es-ES"/>
-          <w14:ligatures w14:val="none"/>
+          <ns2:ligatures ns2:val="none"/>
         </w:rPr>
         <w:t xml:space="preserve"> VCHAS3 con y/o Certificado </w:t>
       </w:r>
@@ -3380,7 +3380,7 @@
           <w:color w:val="000000"/>
           <w:kern w:val="0"/>
           <w:lang w:val="es-ES" w:eastAsia="es-ES"/>
-          <w14:ligatures w14:val="none"/>
+          <ns2:ligatures ns2:val="none"/>
         </w:rPr>
         <w:t/>
       </w:r>
@@ -3391,7 +3391,7 @@
           <w:color w:val="000000"/>
           <w:kern w:val="0"/>
           <w:lang w:val="es-ES" w:eastAsia="es-ES"/>
-          <w14:ligatures w14:val="none"/>
+          <ns2:ligatures ns2:val="none"/>
         </w:rPr>
         <w:t xml:space="preserve"> </w:t>
       </w:r>
@@ -3402,7 +3402,7 @@
           <w:color w:val="000000"/>
           <w:kern w:val="0"/>
           <w:lang w:val="es-ES" w:eastAsia="es-ES"/>
-          <w14:ligatures w14:val="none"/>
+          <ns2:ligatures ns2:val="none"/>
         </w:rPr>
         <w:t>11768 del</w:t>
       </w:r>
@@ -3413,7 +3413,7 @@
           <w:color w:val="000000"/>
           <w:kern w:val="0"/>
           <w:lang w:val="es-ES" w:eastAsia="es-ES"/>
-          <w14:ligatures w14:val="none"/>
+          <ns2:ligatures ns2:val="none"/>
         </w:rPr>
         <w:t xml:space="preserve"> Seguro Adulto materia de denuncia, así como el cargo de remisión de la referida póliza; y, (</w:t>
       </w:r>
@@ -3424,7 +3424,7 @@
           <w:color w:val="000000"/>
           <w:kern w:val="0"/>
           <w:lang w:val="es-ES" w:eastAsia="es-ES"/>
-          <w14:ligatures w14:val="none"/>
+          <ns2:ligatures ns2:val="none"/>
         </w:rPr>
         <w:t>ii</w:t>
       </w:r>
@@ -3435,7 +3435,7 @@
           <w:color w:val="000000"/>
           <w:kern w:val="0"/>
           <w:lang w:val="es-ES" w:eastAsia="es-ES"/>
-          <w14:ligatures w14:val="none"/>
+          <ns2:ligatures ns2:val="none"/>
         </w:rPr>
         <w:t>) presentar todas las comunicaciones cursadas con la parte denunciante en virtud de los hechos materia de denuncia</w:t>
       </w:r>
@@ -3445,12 +3445,12 @@
           <w:color w:val="000000"/>
           <w:kern w:val="0"/>
           <w:lang w:val="es-ES" w:eastAsia="es-ES"/>
-          <w14:ligatures w14:val="none"/>
+          <ns2:ligatures ns2:val="none"/>
         </w:rPr>
         <w:t>.</w:t>
       </w:r>
     </w:p>
-    <w:p>
+    <w:p ns2:paraId="48503CFE" ns2:textId="77777777">
       <w:pPr>
         <w:pStyle w:val="Prrafodelista"/>
         <w:spacing w:after="0" w:line="240" w:lineRule="auto"/>
@@ -3462,11 +3462,11 @@
           <w:kern w:val="0"/>
           <w:u w:val="single"/>
           <w:lang w:val="es-ES" w:eastAsia="es-ES"/>
-          <w14:ligatures w14:val="none"/>
-        </w:rPr>
-      </w:pPr>
-    </w:p>
-    <w:p>
+          <ns2:ligatures ns2:val="none"/>
+        </w:rPr>
+      </w:pPr>
+    </w:p>
+    <w:p ns2:paraId="4940B49E" ns2:textId="7C67E65C">
       <w:pPr>
         <w:pStyle w:val="Prrafodelista"/>
         <w:spacing w:after="0" w:line="240" w:lineRule="auto"/>
@@ -3478,7 +3478,7 @@
           <w:kern w:val="0"/>
           <w:u w:val="single"/>
           <w:lang w:val="es-ES" w:eastAsia="es-ES"/>
-          <w14:ligatures w14:val="none"/>
+          <ns2:ligatures ns2:val="none"/>
         </w:rPr>
       </w:pPr>
       <w:r>
@@ -3488,7 +3488,7 @@
           <w:kern w:val="0"/>
           <w:u w:val="single"/>
           <w:lang w:val="es-ES" w:eastAsia="es-ES"/>
-          <w14:ligatures w14:val="none"/>
+          <ns2:ligatures ns2:val="none"/>
         </w:rPr>
         <w:t xml:space="preserve">A </w:t>
       </w:r>
@@ -3499,7 +3499,7 @@
           <w:kern w:val="0"/>
           <w:u w:val="single"/>
           <w:lang w:val="es-ES" w:eastAsia="es-ES"/>
-          <w14:ligatures w14:val="none"/>
+          <ns2:ligatures ns2:val="none"/>
         </w:rPr>
         <w:t>Chubb</w:t>
       </w:r>
@@ -3509,7 +3509,7 @@
           <w:color w:val="000000"/>
           <w:kern w:val="0"/>
           <w:lang w:val="es-ES" w:eastAsia="es-ES"/>
-          <w14:ligatures w14:val="none"/>
+          <ns2:ligatures ns2:val="none"/>
         </w:rPr>
         <w:t>:</w:t>
       </w:r>
@@ -3519,7 +3519,7 @@
           <w:color w:val="000000"/>
           <w:kern w:val="0"/>
           <w:lang w:eastAsia="es-ES"/>
-          <w14:ligatures w14:val="none"/>
+          <ns2:ligatures ns2:val="none"/>
         </w:rPr>
         <w:t xml:space="preserve"> </w:t>
       </w:r>
@@ -3529,7 +3529,7 @@
           <w:color w:val="000000"/>
           <w:kern w:val="0"/>
           <w:lang w:val="es-ES" w:eastAsia="es-ES"/>
-          <w14:ligatures w14:val="none"/>
+          <ns2:ligatures ns2:val="none"/>
         </w:rPr>
         <w:t xml:space="preserve">(i) presentar una copia debidamente suscrita de la Póliza Matriz </w:t>
       </w:r>
@@ -3540,7 +3540,7 @@
           <w:color w:val="000000"/>
           <w:kern w:val="0"/>
           <w:lang w:val="es-ES" w:eastAsia="es-ES"/>
-          <w14:ligatures w14:val="none"/>
+          <ns2:ligatures ns2:val="none"/>
         </w:rPr>
         <w:t/>
       </w:r>
@@ -3551,7 +3551,7 @@
           <w:color w:val="000000"/>
           <w:kern w:val="0"/>
           <w:lang w:val="es-ES" w:eastAsia="es-ES"/>
-          <w14:ligatures w14:val="none"/>
+          <ns2:ligatures ns2:val="none"/>
         </w:rPr>
         <w:t xml:space="preserve"> VCHAS3 del Seguro Adulto materia de denuncia; (</w:t>
       </w:r>
@@ -3562,7 +3562,7 @@
           <w:color w:val="000000"/>
           <w:kern w:val="0"/>
           <w:lang w:val="es-ES" w:eastAsia="es-ES"/>
-          <w14:ligatures w14:val="none"/>
+          <ns2:ligatures ns2:val="none"/>
         </w:rPr>
         <w:t>ii</w:t>
       </w:r>
@@ -3573,7 +3573,7 @@
           <w:color w:val="000000"/>
           <w:kern w:val="0"/>
           <w:lang w:val="es-ES" w:eastAsia="es-ES"/>
-          <w14:ligatures w14:val="none"/>
+          <ns2:ligatures ns2:val="none"/>
         </w:rPr>
         <w:t xml:space="preserve">) presentar los medios probatorios que acrediten que obtuvo el consentimiento expreso del denunciante para la adquisición de la Póliza Matriz </w:t>
       </w:r>
@@ -3584,7 +3584,7 @@
           <w:color w:val="000000"/>
           <w:kern w:val="0"/>
           <w:lang w:val="es-ES" w:eastAsia="es-ES"/>
-          <w14:ligatures w14:val="none"/>
+          <ns2:ligatures ns2:val="none"/>
         </w:rPr>
         <w:t/>
       </w:r>
@@ -3595,7 +3595,7 @@
           <w:color w:val="000000"/>
           <w:kern w:val="0"/>
           <w:lang w:val="es-ES" w:eastAsia="es-ES"/>
-          <w14:ligatures w14:val="none"/>
+          <ns2:ligatures ns2:val="none"/>
         </w:rPr>
         <w:t xml:space="preserve"> </w:t>
       </w:r>
@@ -3606,7 +3606,7 @@
           <w:color w:val="000000"/>
           <w:kern w:val="0"/>
           <w:lang w:val="es-ES" w:eastAsia="es-ES"/>
-          <w14:ligatures w14:val="none"/>
+          <ns2:ligatures ns2:val="none"/>
         </w:rPr>
         <w:t>VCHAS del</w:t>
       </w:r>
@@ -3617,7 +3617,7 @@
           <w:color w:val="000000"/>
           <w:kern w:val="0"/>
           <w:lang w:val="es-ES" w:eastAsia="es-ES"/>
-          <w14:ligatures w14:val="none"/>
+          <ns2:ligatures ns2:val="none"/>
         </w:rPr>
         <w:t xml:space="preserve"> Seguro Adulto; y, (</w:t>
       </w:r>
@@ -3628,7 +3628,7 @@
           <w:color w:val="000000"/>
           <w:kern w:val="0"/>
           <w:lang w:val="es-ES" w:eastAsia="es-ES"/>
-          <w14:ligatures w14:val="none"/>
+          <ns2:ligatures ns2:val="none"/>
         </w:rPr>
         <w:t>iii</w:t>
       </w:r>
@@ -3639,7 +3639,7 @@
           <w:color w:val="000000"/>
           <w:kern w:val="0"/>
           <w:lang w:val="es-ES" w:eastAsia="es-ES"/>
-          <w14:ligatures w14:val="none"/>
+          <ns2:ligatures ns2:val="none"/>
         </w:rPr>
         <w:t>) presentar todas las comunicaciones cursadas con la parte denunciante en virtud de los hechos materia de denuncia</w:t>
       </w:r>
@@ -3649,13 +3649,13 @@
           <w:color w:val="000000"/>
           <w:kern w:val="0"/>
           <w:lang w:val="es-ES" w:eastAsia="es-ES"/>
-          <w14:ligatures w14:val="none"/>
+          <ns2:ligatures ns2:val="none"/>
         </w:rPr>
         <w:t>.</w:t>
       </w:r>
     </w:p>
     <w:bookmarkEnd w:id="9"/>
-    <w:p>
+    <w:p ns2:paraId="525DE1CC" ns2:textId="77777777">
       <w:pPr>
         <w:spacing w:after="0" w:line="240" w:lineRule="auto"/>
         <w:jc w:val="both"/>
@@ -3664,11 +3664,11 @@
           <w:color w:val="000000"/>
           <w:kern w:val="0"/>
           <w:lang w:val="es-ES" w:eastAsia="es-ES"/>
-          <w14:ligatures w14:val="none"/>
-        </w:rPr>
-      </w:pPr>
-    </w:p>
-    <w:p>
+          <ns2:ligatures ns2:val="none"/>
+        </w:rPr>
+      </w:pPr>
+    </w:p>
+    <w:p ns2:paraId="76AC2520" ns2:textId="77777777">
       <w:pPr>
         <w:pStyle w:val="Prrafodelista"/>
         <w:spacing w:after="0" w:line="240" w:lineRule="auto"/>
@@ -3679,11 +3679,11 @@
           <w:color w:val="000000"/>
           <w:kern w:val="0"/>
           <w:lang w:val="es-ES" w:eastAsia="es-ES"/>
-          <w14:ligatures w14:val="none"/>
-        </w:rPr>
-      </w:pPr>
-    </w:p>
-    <w:p>
+          <ns2:ligatures ns2:val="none"/>
+        </w:rPr>
+      </w:pPr>
+    </w:p>
+    <w:p ns2:paraId="45192A8B" ns2:textId="77777777">
       <w:pPr>
         <w:pStyle w:val="Prrafodelista"/>
         <w:numPr>
@@ -3703,36 +3703,36 @@
           <w:color w:val="000000"/>
           <w:kern w:val="0"/>
           <w:lang w:eastAsia="es-PE"/>
-          <w14:ligatures w14:val="none"/>
-        </w:rPr>
-      </w:pPr>
-      <w:r>
-        <w:rPr>
-          <w:rFonts w:ascii="Arial Narrow" w:eastAsia="Arial Narrow" w:hAnsi="Arial Narrow" w:cs="Arial Narrow"/>
-          <w:b/>
-          <w:color w:val="000000"/>
-          <w:kern w:val="0"/>
-          <w:lang w:eastAsia="es-PE"/>
-          <w14:ligatures w14:val="none"/>
+          <ns2:ligatures ns2:val="none"/>
+        </w:rPr>
+      </w:pPr>
+      <w:r>
+        <w:rPr>
+          <w:rFonts w:ascii="Arial Narrow" w:eastAsia="Arial Narrow" w:hAnsi="Arial Narrow" w:cs="Arial Narrow"/>
+          <w:b/>
+          <w:color w:val="000000"/>
+          <w:kern w:val="0"/>
+          <w:lang w:eastAsia="es-PE"/>
+          <ns2:ligatures ns2:val="none"/>
         </w:rPr>
         <w:t xml:space="preserve">RESOLUCIÓN DE LA SECRETARÍA TÉCNICA </w:t>
       </w:r>
     </w:p>
-    <w:p>
-      <w:pPr>
-        <w:spacing w:after="0" w:line="240" w:lineRule="auto"/>
-        <w:jc w:val="both"/>
-        <w:rPr>
-          <w:rFonts w:ascii="Arial Narrow" w:eastAsia="Arial Narrow" w:hAnsi="Arial Narrow" w:cs="Arial Narrow"/>
-          <w:b/>
-          <w:color w:val="000000"/>
-          <w:kern w:val="0"/>
-          <w:lang w:eastAsia="es-PE"/>
-          <w14:ligatures w14:val="none"/>
-        </w:rPr>
-      </w:pPr>
-    </w:p>
-    <w:p>
+    <w:p ns2:paraId="71820251" ns2:textId="77777777">
+      <w:pPr>
+        <w:spacing w:after="0" w:line="240" w:lineRule="auto"/>
+        <w:jc w:val="both"/>
+        <w:rPr>
+          <w:rFonts w:ascii="Arial Narrow" w:eastAsia="Arial Narrow" w:hAnsi="Arial Narrow" w:cs="Arial Narrow"/>
+          <w:b/>
+          <w:color w:val="000000"/>
+          <w:kern w:val="0"/>
+          <w:lang w:eastAsia="es-PE"/>
+          <ns2:ligatures ns2:val="none"/>
+        </w:rPr>
+      </w:pPr>
+    </w:p>
+    <w:p ns2:paraId="5E432484" ns2:textId="3C390972">
       <w:pPr>
         <w:spacing w:after="0" w:line="240" w:lineRule="auto"/>
         <w:jc w:val="both"/>
@@ -3741,17 +3741,17 @@
           <w:color w:val="000000"/>
           <w:kern w:val="0"/>
           <w:lang w:eastAsia="es-PE"/>
-          <w14:ligatures w14:val="none"/>
-        </w:rPr>
-      </w:pPr>
-      <w:r>
-        <w:rPr>
-          <w:rFonts w:ascii="Arial Narrow" w:eastAsia="Arial Narrow" w:hAnsi="Arial Narrow" w:cs="Arial Narrow"/>
-          <w:b/>
-          <w:color w:val="000000"/>
-          <w:kern w:val="0"/>
-          <w:lang w:eastAsia="es-PE"/>
-          <w14:ligatures w14:val="none"/>
+          <ns2:ligatures ns2:val="none"/>
+        </w:rPr>
+      </w:pPr>
+      <w:r>
+        <w:rPr>
+          <w:rFonts w:ascii="Arial Narrow" w:eastAsia="Arial Narrow" w:hAnsi="Arial Narrow" w:cs="Arial Narrow"/>
+          <w:b/>
+          <w:color w:val="000000"/>
+          <w:kern w:val="0"/>
+          <w:lang w:eastAsia="es-PE"/>
+          <ns2:ligatures ns2:val="none"/>
         </w:rPr>
         <w:t xml:space="preserve">PRIMERO: admitir a trámite la denuncia del 4 de noviembre de 2025, interpuesta por el señor [DENUNCIANTE] contra Falabella Servicios Generales S.A.C. y Chubb Perú S.A. Compañía de Seguros y Reaseguros, por lo siguiente:</w:t>
       </w:r>
@@ -3762,7 +3762,7 @@
           <w:kern w:val="0"/>
           <w:shd w:val="clear" w:color="auto" w:fill="FFFFFF"/>
           <w:lang w:eastAsia="es-PE"/>
-          <w14:ligatures w14:val="none"/>
+          <ns2:ligatures ns2:val="none"/>
         </w:rPr>
         <w:t xml:space="preserve"/>
       </w:r>
@@ -3772,7 +3772,7 @@
           <w:color w:val="000000"/>
           <w:kern w:val="0"/>
           <w:lang w:val="es-ES" w:eastAsia="es-ES"/>
-          <w14:ligatures w14:val="none"/>
+          <ns2:ligatures ns2:val="none"/>
         </w:rPr>
         <w:t/>
       </w:r>
@@ -3782,7 +3782,7 @@
           <w:color w:val="000000"/>
           <w:kern w:val="0"/>
           <w:lang w:val="es-ES" w:eastAsia="es-ES"/>
-          <w14:ligatures w14:val="none"/>
+          <ns2:ligatures ns2:val="none"/>
         </w:rPr>
         <w:t xml:space="preserve"/>
       </w:r>
@@ -3793,7 +3793,7 @@
           <w:kern w:val="0"/>
           <w:shd w:val="clear" w:color="auto" w:fill="FFFFFF"/>
           <w:lang w:eastAsia="es-PE"/>
-          <w14:ligatures w14:val="none"/>
+          <ns2:ligatures ns2:val="none"/>
         </w:rPr>
         <w:t xml:space="preserve"/>
       </w:r>
@@ -3804,7 +3804,7 @@
           <w:kern w:val="0"/>
           <w:shd w:val="clear" w:color="auto" w:fill="FFFFFF"/>
           <w:lang w:eastAsia="es-PE"/>
-          <w14:ligatures w14:val="none"/>
+          <ns2:ligatures ns2:val="none"/>
         </w:rPr>
         <w:t xml:space="preserve"/>
       </w:r>
@@ -3815,7 +3815,7 @@
           <w:kern w:val="0"/>
           <w:shd w:val="clear" w:color="auto" w:fill="FFFFFF"/>
           <w:lang w:eastAsia="es-PE"/>
-          <w14:ligatures w14:val="none"/>
+          <ns2:ligatures ns2:val="none"/>
         </w:rPr>
         <w:t xml:space="preserve"/>
       </w:r>
@@ -3826,7 +3826,7 @@
           <w:kern w:val="0"/>
           <w:shd w:val="clear" w:color="auto" w:fill="FFFFFF"/>
           <w:lang w:eastAsia="es-PE"/>
-          <w14:ligatures w14:val="none"/>
+          <ns2:ligatures ns2:val="none"/>
         </w:rPr>
         <w:t/>
       </w:r>
@@ -3837,7 +3837,7 @@
           <w:kern w:val="0"/>
           <w:shd w:val="clear" w:color="auto" w:fill="FFFFFF"/>
           <w:lang w:eastAsia="es-PE"/>
-          <w14:ligatures w14:val="none"/>
+          <ns2:ligatures ns2:val="none"/>
         </w:rPr>
         <w:t xml:space="preserve"/>
       </w:r>
@@ -3855,7 +3855,7 @@
           <w:kern w:val="0"/>
           <w:shd w:val="clear" w:color="auto" w:fill="FFFFFF"/>
           <w:lang w:eastAsia="es-PE"/>
-          <w14:ligatures w14:val="none"/>
+          <ns2:ligatures ns2:val="none"/>
         </w:rPr>
         <w:t xml:space="preserve"/>
       </w:r>
@@ -3866,7 +3866,7 @@
           <w:kern w:val="0"/>
           <w:shd w:val="clear" w:color="auto" w:fill="FFFFFF"/>
           <w:lang w:eastAsia="es-PE"/>
-          <w14:ligatures w14:val="none"/>
+          <ns2:ligatures ns2:val="none"/>
         </w:rPr>
         <w:t/>
       </w:r>
@@ -3877,23 +3877,23 @@
           <w:kern w:val="0"/>
           <w:shd w:val="clear" w:color="auto" w:fill="FFFFFF"/>
           <w:lang w:eastAsia="es-PE"/>
-          <w14:ligatures w14:val="none"/>
+          <ns2:ligatures ns2:val="none"/>
         </w:rPr>
         <w:t xml:space="preserve"/>
       </w:r>
     </w:p>
-    <w:p>
-      <w:pPr>
-        <w:spacing w:after="0" w:line="240" w:lineRule="auto"/>
-        <w:jc w:val="both"/>
-        <w:rPr>
-          <w:rFonts w:ascii="Arial Narrow" w:eastAsia="Arial Narrow" w:hAnsi="Arial Narrow" w:cs="Arial Narrow"/>
-          <w:kern w:val="0"/>
-          <w14:ligatures w14:val="none"/>
-        </w:rPr>
-      </w:pPr>
-    </w:p>
-    <w:p>
+    <w:p ns2:paraId="18FE2F74" ns2:textId="77777777">
+      <w:pPr>
+        <w:spacing w:after="0" w:line="240" w:lineRule="auto"/>
+        <w:jc w:val="both"/>
+        <w:rPr>
+          <w:rFonts w:ascii="Arial Narrow" w:eastAsia="Arial Narrow" w:hAnsi="Arial Narrow" w:cs="Arial Narrow"/>
+          <w:kern w:val="0"/>
+          <ns2:ligatures ns2:val="none"/>
+        </w:rPr>
+      </w:pPr>
+    </w:p>
+    <w:p ns2:paraId="20A27B7A" ns2:textId="45AD4BE1">
       <w:pPr>
         <w:pStyle w:val="Prrafodelista"/>
         <w:numPr>
@@ -3910,14 +3910,14 @@
         <w:rPr>
           <w:rFonts w:ascii="Arial Narrow" w:eastAsia="Arial Narrow" w:hAnsi="Arial Narrow" w:cs="Arial Narrow"/>
           <w:kern w:val="0"/>
-          <w14:ligatures w14:val="none"/>
-        </w:rPr>
-      </w:pPr>
-      <w:r>
-        <w:rPr>
-          <w:rFonts w:ascii="Arial Narrow" w:eastAsia="Arial Narrow" w:hAnsi="Arial Narrow" w:cs="Arial Narrow"/>
-          <w:kern w:val="0"/>
-          <w14:ligatures w14:val="none"/>
+          <ns2:ligatures ns2:val="none"/>
+        </w:rPr>
+      </w:pPr>
+      <w:r>
+        <w:rPr>
+          <w:rFonts w:ascii="Arial Narrow" w:eastAsia="Arial Narrow" w:hAnsi="Arial Narrow" w:cs="Arial Narrow"/>
+          <w:kern w:val="0"/>
+          <ns2:ligatures ns2:val="none"/>
         </w:rPr>
         <w:t xml:space="preserve">Presunta infracción al literal </w:t>
       </w:r>
@@ -3925,7 +3925,7 @@
         <w:rPr>
           <w:rFonts w:ascii="Arial Narrow" w:eastAsia="Arial Narrow" w:hAnsi="Arial Narrow" w:cs="Arial Narrow"/>
           <w:kern w:val="0"/>
-          <w14:ligatures w14:val="none"/>
+          <ns2:ligatures ns2:val="none"/>
         </w:rPr>
         <w:t>b</w:t>
       </w:r>
@@ -3933,7 +3933,7 @@
         <w:rPr>
           <w:rFonts w:ascii="Arial Narrow" w:eastAsia="Arial Narrow" w:hAnsi="Arial Narrow" w:cs="Arial Narrow"/>
           <w:kern w:val="0"/>
-          <w14:ligatures w14:val="none"/>
+          <ns2:ligatures ns2:val="none"/>
         </w:rPr>
         <w:t xml:space="preserve">) del artículo 56 de la Ley 29571, Código de Protección y Defensa del Consumidor, en tanto </w:t>
       </w:r>
@@ -3941,7 +3941,7 @@
         <w:rPr>
           <w:rFonts w:ascii="Arial Narrow" w:eastAsia="Arial Narrow" w:hAnsi="Arial Narrow" w:cs="Arial Narrow"/>
           <w:kern w:val="0"/>
-          <w14:ligatures w14:val="none"/>
+          <ns2:ligatures ns2:val="none"/>
         </w:rPr>
         <w:t>los proveedores denunciados</w:t>
       </w:r>
@@ -3949,7 +3949,7 @@
         <w:rPr>
           <w:rFonts w:ascii="Arial Narrow" w:eastAsia="Arial Narrow" w:hAnsi="Arial Narrow" w:cs="Arial Narrow"/>
           <w:kern w:val="0"/>
-          <w14:ligatures w14:val="none"/>
+          <ns2:ligatures ns2:val="none"/>
         </w:rPr>
         <w:t xml:space="preserve"> habría</w:t>
       </w:r>
@@ -3957,7 +3957,7 @@
         <w:rPr>
           <w:rFonts w:ascii="Arial Narrow" w:eastAsia="Arial Narrow" w:hAnsi="Arial Narrow" w:cs="Arial Narrow"/>
           <w:kern w:val="0"/>
-          <w14:ligatures w14:val="none"/>
+          <ns2:ligatures ns2:val="none"/>
         </w:rPr>
         <w:t>n</w:t>
       </w:r>
@@ -3965,7 +3965,7 @@
         <w:rPr>
           <w:rFonts w:ascii="Arial Narrow" w:eastAsia="Arial Narrow" w:hAnsi="Arial Narrow" w:cs="Arial Narrow"/>
           <w:kern w:val="0"/>
-          <w14:ligatures w14:val="none"/>
+          <ns2:ligatures ns2:val="none"/>
         </w:rPr>
         <w:t xml:space="preserve"> atribuido indebidamente al denunciante la contratación del Seguro Adulto – Póliza Matriz </w:t>
       </w:r>
@@ -3973,7 +3973,7 @@
         <w:rPr>
           <w:rFonts w:ascii="Arial Narrow" w:eastAsia="Arial Narrow" w:hAnsi="Arial Narrow" w:cs="Arial Narrow"/>
           <w:kern w:val="0"/>
-          <w14:ligatures w14:val="none"/>
+          <ns2:ligatures ns2:val="none"/>
         </w:rPr>
         <w:t/>
       </w:r>
@@ -3981,7 +3981,7 @@
         <w:rPr>
           <w:rFonts w:ascii="Arial Narrow" w:eastAsia="Arial Narrow" w:hAnsi="Arial Narrow" w:cs="Arial Narrow"/>
           <w:kern w:val="0"/>
-          <w14:ligatures w14:val="none"/>
+          <ns2:ligatures ns2:val="none"/>
         </w:rPr>
         <w:t xml:space="preserve"> VCHAS3 con Certificado </w:t>
       </w:r>
@@ -3990,7 +3990,7 @@
         <w:rPr>
           <w:rFonts w:ascii="Arial Narrow" w:eastAsia="Arial Narrow" w:hAnsi="Arial Narrow" w:cs="Arial Narrow"/>
           <w:kern w:val="0"/>
-          <w14:ligatures w14:val="none"/>
+          <ns2:ligatures ns2:val="none"/>
         </w:rPr>
         <w:t/>
       </w:r>
@@ -3999,7 +3999,7 @@
         <w:rPr>
           <w:rFonts w:ascii="Arial Narrow" w:eastAsia="Arial Narrow" w:hAnsi="Arial Narrow" w:cs="Arial Narrow"/>
           <w:kern w:val="0"/>
-          <w14:ligatures w14:val="none"/>
+          <ns2:ligatures ns2:val="none"/>
         </w:rPr>
         <w:t xml:space="preserve"> 11768</w:t>
       </w:r>
@@ -4007,7 +4007,7 @@
         <w:rPr>
           <w:rFonts w:ascii="Arial Narrow" w:eastAsia="Arial Narrow" w:hAnsi="Arial Narrow" w:cs="Arial Narrow"/>
           <w:kern w:val="0"/>
-          <w14:ligatures w14:val="none"/>
+          <ns2:ligatures ns2:val="none"/>
         </w:rPr>
         <w:t xml:space="preserve"> de manera unilateral y sin su consentimiento expreso</w:t>
       </w:r>
@@ -4015,7 +4015,7 @@
         <w:rPr>
           <w:rFonts w:ascii="Arial Narrow" w:eastAsia="Arial Narrow" w:hAnsi="Arial Narrow" w:cs="Arial Narrow"/>
           <w:kern w:val="0"/>
-          <w14:ligatures w14:val="none"/>
+          <ns2:ligatures ns2:val="none"/>
         </w:rPr>
         <w:t>, generando el cobro indebido de las primas</w:t>
       </w:r>
@@ -4023,22 +4023,22 @@
         <w:rPr>
           <w:rFonts w:ascii="Arial Narrow" w:eastAsia="Arial Narrow" w:hAnsi="Arial Narrow" w:cs="Arial Narrow"/>
           <w:kern w:val="0"/>
-          <w14:ligatures w14:val="none"/>
+          <ns2:ligatures ns2:val="none"/>
         </w:rPr>
         <w:t>.</w:t>
       </w:r>
     </w:p>
-    <w:p>
+    <w:p ns2:paraId="78C1C3C7" ns2:textId="77777777">
       <w:pPr>
         <w:pStyle w:val="Prrafodelista"/>
         <w:rPr>
           <w:rFonts w:ascii="Arial Narrow" w:eastAsia="Arial Narrow" w:hAnsi="Arial Narrow" w:cs="Arial Narrow"/>
           <w:kern w:val="0"/>
-          <w14:ligatures w14:val="none"/>
-        </w:rPr>
-      </w:pPr>
-    </w:p>
-    <w:p>
+          <ns2:ligatures ns2:val="none"/>
+        </w:rPr>
+      </w:pPr>
+    </w:p>
+    <w:p ns2:paraId="0ECD2D55" ns2:textId="32F0D179">
       <w:pPr>
         <w:pStyle w:val="Prrafodelista"/>
         <w:numPr>
@@ -4055,14 +4055,14 @@
         <w:rPr>
           <w:rFonts w:ascii="Arial Narrow" w:eastAsia="Arial Narrow" w:hAnsi="Arial Narrow" w:cs="Arial Narrow"/>
           <w:kern w:val="0"/>
-          <w14:ligatures w14:val="none"/>
-        </w:rPr>
-      </w:pPr>
-      <w:r>
-        <w:rPr>
-          <w:rFonts w:ascii="Arial Narrow" w:eastAsia="Arial Narrow" w:hAnsi="Arial Narrow" w:cs="Arial Narrow"/>
-          <w:kern w:val="0"/>
-          <w14:ligatures w14:val="none"/>
+          <ns2:ligatures ns2:val="none"/>
+        </w:rPr>
+      </w:pPr>
+      <w:r>
+        <w:rPr>
+          <w:rFonts w:ascii="Arial Narrow" w:eastAsia="Arial Narrow" w:hAnsi="Arial Narrow" w:cs="Arial Narrow"/>
+          <w:kern w:val="0"/>
+          <ns2:ligatures ns2:val="none"/>
         </w:rPr>
         <w:t xml:space="preserve">Presunta </w:t>
       </w:r>
@@ -4070,7 +4070,7 @@
         <w:rPr>
           <w:rFonts w:ascii="Arial Narrow" w:eastAsia="Arial Narrow" w:hAnsi="Arial Narrow" w:cs="Arial Narrow"/>
           <w:kern w:val="0"/>
-          <w14:ligatures w14:val="none"/>
+          <ns2:ligatures ns2:val="none"/>
         </w:rPr>
         <w:t xml:space="preserve">infracción al literal e) del artículo 47 de la Ley 29571, Código de Protección y Defensa del Consumidor, en tanto </w:t>
       </w:r>
@@ -4078,7 +4078,7 @@
         <w:rPr>
           <w:rFonts w:ascii="Arial Narrow" w:eastAsia="Arial Narrow" w:hAnsi="Arial Narrow" w:cs="Arial Narrow"/>
           <w:kern w:val="0"/>
-          <w14:ligatures w14:val="none"/>
+          <ns2:ligatures ns2:val="none"/>
         </w:rPr>
         <w:t xml:space="preserve">los proveedores denunciados no habrían cumplido oportunamente con entregar al denunciante los documentos contractuales del Seguro Adulto – Póliza Matriz </w:t>
       </w:r>
@@ -4087,7 +4087,7 @@
         <w:rPr>
           <w:rFonts w:ascii="Arial Narrow" w:eastAsia="Arial Narrow" w:hAnsi="Arial Narrow" w:cs="Arial Narrow"/>
           <w:kern w:val="0"/>
-          <w14:ligatures w14:val="none"/>
+          <ns2:ligatures ns2:val="none"/>
         </w:rPr>
         <w:t/>
       </w:r>
@@ -4096,7 +4096,7 @@
         <w:rPr>
           <w:rFonts w:ascii="Arial Narrow" w:eastAsia="Arial Narrow" w:hAnsi="Arial Narrow" w:cs="Arial Narrow"/>
           <w:kern w:val="0"/>
-          <w14:ligatures w14:val="none"/>
+          <ns2:ligatures ns2:val="none"/>
         </w:rPr>
         <w:t xml:space="preserve"> VCHAS3 con Certificado </w:t>
       </w:r>
@@ -4105,7 +4105,7 @@
         <w:rPr>
           <w:rFonts w:ascii="Arial Narrow" w:eastAsia="Arial Narrow" w:hAnsi="Arial Narrow" w:cs="Arial Narrow"/>
           <w:kern w:val="0"/>
-          <w14:ligatures w14:val="none"/>
+          <ns2:ligatures ns2:val="none"/>
         </w:rPr>
         <w:t/>
       </w:r>
@@ -4114,7 +4114,7 @@
         <w:rPr>
           <w:rFonts w:ascii="Arial Narrow" w:eastAsia="Arial Narrow" w:hAnsi="Arial Narrow" w:cs="Arial Narrow"/>
           <w:kern w:val="0"/>
-          <w14:ligatures w14:val="none"/>
+          <ns2:ligatures ns2:val="none"/>
         </w:rPr>
         <w:t xml:space="preserve"> 11768</w:t>
       </w:r>
@@ -4122,12 +4122,12 @@
         <w:rPr>
           <w:rFonts w:ascii="Arial Narrow" w:eastAsia="Arial Narrow" w:hAnsi="Arial Narrow" w:cs="Arial Narrow"/>
           <w:kern w:val="0"/>
-          <w14:ligatures w14:val="none"/>
+          <ns2:ligatures ns2:val="none"/>
         </w:rPr>
         <w:t>.</w:t>
       </w:r>
     </w:p>
-    <w:p>
+    <w:p ns2:paraId="12C540D3" ns2:textId="77777777">
       <w:pPr>
         <w:tabs>
           <w:tab w:val="num" w:pos="567"/>
@@ -4137,11 +4137,11 @@
         <w:rPr>
           <w:rFonts w:ascii="Arial Narrow" w:eastAsia="Arial Narrow" w:hAnsi="Arial Narrow" w:cs="Arial Narrow"/>
           <w:kern w:val="0"/>
-          <w14:ligatures w14:val="none"/>
-        </w:rPr>
-      </w:pPr>
-    </w:p>
-    <w:p>
+          <ns2:ligatures ns2:val="none"/>
+        </w:rPr>
+      </w:pPr>
+    </w:p>
+    <w:p ns2:paraId="3301845F" ns2:textId="394C3520">
       <w:pPr>
         <w:pStyle w:val="Prrafodelista"/>
         <w:numPr>
@@ -4158,14 +4158,14 @@
         <w:rPr>
           <w:rFonts w:ascii="Arial Narrow" w:eastAsia="Arial Narrow" w:hAnsi="Arial Narrow" w:cs="Arial Narrow"/>
           <w:kern w:val="0"/>
-          <w14:ligatures w14:val="none"/>
-        </w:rPr>
-      </w:pPr>
-      <w:r>
-        <w:rPr>
-          <w:rFonts w:ascii="Arial Narrow" w:eastAsia="Arial Narrow" w:hAnsi="Arial Narrow" w:cs="Arial Narrow"/>
-          <w:kern w:val="0"/>
-          <w14:ligatures w14:val="none"/>
+          <ns2:ligatures ns2:val="none"/>
+        </w:rPr>
+      </w:pPr>
+      <w:r>
+        <w:rPr>
+          <w:rFonts w:ascii="Arial Narrow" w:eastAsia="Arial Narrow" w:hAnsi="Arial Narrow" w:cs="Arial Narrow"/>
+          <w:kern w:val="0"/>
+          <ns2:ligatures ns2:val="none"/>
         </w:rPr>
         <w:t xml:space="preserve">Presunta infracción a los artículos 18 y 19 de la Ley 29571, Código de Protección y Defensa del Consumidor, en tanto </w:t>
       </w:r>
@@ -4173,7 +4173,7 @@
         <w:rPr>
           <w:rFonts w:ascii="Arial Narrow" w:eastAsia="Arial Narrow" w:hAnsi="Arial Narrow" w:cs="Arial Narrow"/>
           <w:kern w:val="0"/>
-          <w14:ligatures w14:val="none"/>
+          <ns2:ligatures ns2:val="none"/>
         </w:rPr>
         <w:t xml:space="preserve">Falabella Servicios Generales S.A.C. </w:t>
       </w:r>
@@ -4181,7 +4181,7 @@
         <w:rPr>
           <w:rFonts w:ascii="Arial Narrow" w:eastAsia="Arial Narrow" w:hAnsi="Arial Narrow" w:cs="Arial Narrow"/>
           <w:kern w:val="0"/>
-          <w14:ligatures w14:val="none"/>
+          <ns2:ligatures ns2:val="none"/>
         </w:rPr>
         <w:t>habría brindado información incorrecta a la denunciante referida a</w:t>
       </w:r>
@@ -4189,7 +4189,7 @@
         <w:rPr>
           <w:rFonts w:ascii="Arial Narrow" w:eastAsia="Arial Narrow" w:hAnsi="Arial Narrow" w:cs="Arial Narrow"/>
           <w:kern w:val="0"/>
-          <w14:ligatures w14:val="none"/>
+          <ns2:ligatures ns2:val="none"/>
         </w:rPr>
         <w:t xml:space="preserve"> la vigencia </w:t>
       </w:r>
@@ -4197,7 +4197,7 @@
         <w:rPr>
           <w:rFonts w:ascii="Arial Narrow" w:eastAsia="Arial Narrow" w:hAnsi="Arial Narrow" w:cs="Arial Narrow"/>
           <w:kern w:val="0"/>
-          <w14:ligatures w14:val="none"/>
+          <ns2:ligatures ns2:val="none"/>
         </w:rPr>
         <w:t xml:space="preserve">el Seguro Adulto – Póliza Matriz </w:t>
       </w:r>
@@ -4205,7 +4205,7 @@
         <w:rPr>
           <w:rFonts w:ascii="Arial Narrow" w:eastAsia="Arial Narrow" w:hAnsi="Arial Narrow" w:cs="Arial Narrow"/>
           <w:kern w:val="0"/>
-          <w14:ligatures w14:val="none"/>
+          <ns2:ligatures ns2:val="none"/>
         </w:rPr>
         <w:t/>
       </w:r>
@@ -4213,7 +4213,7 @@
         <w:rPr>
           <w:rFonts w:ascii="Arial Narrow" w:eastAsia="Arial Narrow" w:hAnsi="Arial Narrow" w:cs="Arial Narrow"/>
           <w:kern w:val="0"/>
-          <w14:ligatures w14:val="none"/>
+          <ns2:ligatures ns2:val="none"/>
         </w:rPr>
         <w:t xml:space="preserve"> VCHAS3</w:t>
       </w:r>
@@ -4221,23 +4221,23 @@
         <w:rPr>
           <w:rFonts w:ascii="Arial Narrow" w:eastAsia="Arial Narrow" w:hAnsi="Arial Narrow" w:cs="Arial Narrow"/>
           <w:kern w:val="0"/>
-          <w14:ligatures w14:val="none"/>
+          <ns2:ligatures ns2:val="none"/>
         </w:rPr>
         <w:t>.</w:t>
       </w:r>
     </w:p>
-    <w:p>
-      <w:pPr>
-        <w:spacing w:after="0" w:line="240" w:lineRule="auto"/>
-        <w:jc w:val="both"/>
-        <w:rPr>
-          <w:rFonts w:ascii="Arial Narrow" w:eastAsia="Arial Narrow" w:hAnsi="Arial Narrow" w:cs="Arial Narrow"/>
-          <w:kern w:val="0"/>
-          <w14:ligatures w14:val="none"/>
-        </w:rPr>
-      </w:pPr>
-    </w:p>
-    <w:p>
+    <w:p ns2:paraId="6C806B04" ns2:textId="77777777">
+      <w:pPr>
+        <w:spacing w:after="0" w:line="240" w:lineRule="auto"/>
+        <w:jc w:val="both"/>
+        <w:rPr>
+          <w:rFonts w:ascii="Arial Narrow" w:eastAsia="Arial Narrow" w:hAnsi="Arial Narrow" w:cs="Arial Narrow"/>
+          <w:kern w:val="0"/>
+          <ns2:ligatures ns2:val="none"/>
+        </w:rPr>
+      </w:pPr>
+    </w:p>
+    <w:p ns2:paraId="58A1BA92" ns2:textId="01AC4406">
       <w:pPr>
         <w:pStyle w:val="Prrafodelista"/>
         <w:numPr>
@@ -4254,14 +4254,14 @@
         <w:rPr>
           <w:rFonts w:ascii="Arial Narrow" w:eastAsia="Arial Narrow" w:hAnsi="Arial Narrow" w:cs="Arial Narrow"/>
           <w:kern w:val="0"/>
-          <w14:ligatures w14:val="none"/>
-        </w:rPr>
-      </w:pPr>
-      <w:r>
-        <w:rPr>
-          <w:rFonts w:ascii="Arial Narrow" w:eastAsia="Arial Narrow" w:hAnsi="Arial Narrow" w:cs="Arial Narrow"/>
-          <w:kern w:val="0"/>
-          <w14:ligatures w14:val="none"/>
+          <ns2:ligatures ns2:val="none"/>
+        </w:rPr>
+      </w:pPr>
+      <w:r>
+        <w:rPr>
+          <w:rFonts w:ascii="Arial Narrow" w:eastAsia="Arial Narrow" w:hAnsi="Arial Narrow" w:cs="Arial Narrow"/>
+          <w:kern w:val="0"/>
+          <ns2:ligatures ns2:val="none"/>
         </w:rPr>
         <w:t xml:space="preserve">Presunta </w:t>
       </w:r>
@@ -4269,7 +4269,7 @@
         <w:rPr>
           <w:rFonts w:ascii="Arial Narrow" w:eastAsia="Arial Narrow" w:hAnsi="Arial Narrow" w:cs="Arial Narrow"/>
           <w:kern w:val="0"/>
-          <w14:ligatures w14:val="none"/>
+          <ns2:ligatures ns2:val="none"/>
         </w:rPr>
         <w:t xml:space="preserve">infracción al numeral 88.1 del artículo 88 de la Ley 29571, Código de Protección y Defensa del Consumidor, en tanto </w:t>
       </w:r>
@@ -4277,7 +4277,7 @@
         <w:rPr>
           <w:rFonts w:ascii="Arial Narrow" w:eastAsia="Arial Narrow" w:hAnsi="Arial Narrow" w:cs="Arial Narrow"/>
           <w:kern w:val="0"/>
-          <w14:ligatures w14:val="none"/>
+          <ns2:ligatures ns2:val="none"/>
         </w:rPr>
         <w:t xml:space="preserve">Falabella Servicios Generales S.A.C. habría brindado una respuesta inadecuada al reclamo </w:t>
       </w:r>
@@ -4285,7 +4285,7 @@
         <w:rPr>
           <w:rFonts w:ascii="Arial Narrow" w:eastAsia="Arial Narrow" w:hAnsi="Arial Narrow" w:cs="Arial Narrow"/>
           <w:kern w:val="0"/>
-          <w14:ligatures w14:val="none"/>
+          <ns2:ligatures ns2:val="none"/>
         </w:rPr>
         <w:t xml:space="preserve">PE-RE-0655324 </w:t>
       </w:r>
@@ -4293,7 +4293,7 @@
         <w:rPr>
           <w:rFonts w:ascii="Arial Narrow" w:eastAsia="Arial Narrow" w:hAnsi="Arial Narrow" w:cs="Arial Narrow"/>
           <w:kern w:val="0"/>
-          <w14:ligatures w14:val="none"/>
+          <ns2:ligatures ns2:val="none"/>
         </w:rPr>
         <w:t>presentado por el denunciante el 4 de setiembre de 2025</w:t>
       </w:r>
@@ -4301,23 +4301,23 @@
         <w:rPr>
           <w:rFonts w:ascii="Arial Narrow" w:eastAsia="Arial Narrow" w:hAnsi="Arial Narrow" w:cs="Arial Narrow"/>
           <w:kern w:val="0"/>
-          <w14:ligatures w14:val="none"/>
+          <ns2:ligatures ns2:val="none"/>
         </w:rPr>
         <w:t>.</w:t>
       </w:r>
     </w:p>
-    <w:p>
-      <w:pPr>
-        <w:spacing w:after="0" w:line="240" w:lineRule="auto"/>
-        <w:jc w:val="both"/>
-        <w:rPr>
-          <w:rFonts w:ascii="Arial Narrow" w:eastAsia="Arial Narrow" w:hAnsi="Arial Narrow" w:cs="Arial Narrow"/>
-          <w:kern w:val="0"/>
-          <w14:ligatures w14:val="none"/>
-        </w:rPr>
-      </w:pPr>
-    </w:p>
-    <w:p>
+    <w:p ns2:paraId="1DEB3481" ns2:textId="2F965A2C">
+      <w:pPr>
+        <w:spacing w:after="0" w:line="240" w:lineRule="auto"/>
+        <w:jc w:val="both"/>
+        <w:rPr>
+          <w:rFonts w:ascii="Arial Narrow" w:eastAsia="Arial Narrow" w:hAnsi="Arial Narrow" w:cs="Arial Narrow"/>
+          <w:kern w:val="0"/>
+          <ns2:ligatures ns2:val="none"/>
+        </w:rPr>
+      </w:pPr>
+    </w:p>
+    <w:p ns2:paraId="634A0D61" ns2:textId="4EBE4EA7">
       <w:pPr>
         <w:spacing w:line="240" w:lineRule="auto"/>
         <w:contextualSpacing/>
@@ -4325,17 +4325,17 @@
         <w:rPr>
           <w:rFonts w:ascii="Arial Narrow" w:eastAsia="Calibri" w:hAnsi="Arial Narrow" w:cs="Arial"/>
           <w:kern w:val="0"/>
-          <w14:ligatures w14:val="none"/>
-        </w:rPr>
-      </w:pPr>
-      <w:r>
-        <w:rPr>
-          <w:rFonts w:ascii="Arial Narrow" w:eastAsia="Arial Narrow" w:hAnsi="Arial Narrow" w:cs="Arial Narrow"/>
-          <w:b/>
-          <w:color w:val="000000"/>
-          <w:kern w:val="0"/>
-          <w:lang w:eastAsia="es-PE"/>
-          <w14:ligatures w14:val="none"/>
+          <ns2:ligatures ns2:val="none"/>
+        </w:rPr>
+      </w:pPr>
+      <w:r>
+        <w:rPr>
+          <w:rFonts w:ascii="Arial Narrow" w:eastAsia="Arial Narrow" w:hAnsi="Arial Narrow" w:cs="Arial Narrow"/>
+          <w:b/>
+          <w:color w:val="000000"/>
+          <w:kern w:val="0"/>
+          <w:lang w:eastAsia="es-PE"/>
+          <ns2:ligatures ns2:val="none"/>
         </w:rPr>
         <w:t>SEGUNDO:</w:t>
       </w:r>
@@ -4345,7 +4345,7 @@
           <w:color w:val="000000"/>
           <w:kern w:val="0"/>
           <w:lang w:eastAsia="es-PE"/>
-          <w14:ligatures w14:val="none"/>
+          <ns2:ligatures ns2:val="none"/>
         </w:rPr>
         <w:t xml:space="preserve"> tener por ofrecidos los medios probatorios presentados en el escrito de denuncia </w:t>
       </w:r>
@@ -4355,7 +4355,7 @@
           <w:color w:val="000000"/>
           <w:kern w:val="0"/>
           <w:lang w:val="es-ES" w:eastAsia="es-ES"/>
-          <w14:ligatures w14:val="none"/>
+          <ns2:ligatures ns2:val="none"/>
         </w:rPr>
         <w:t xml:space="preserve">del </w:t>
       </w:r>
@@ -4365,7 +4365,7 @@
           <w:color w:val="000000"/>
           <w:kern w:val="0"/>
           <w:lang w:val="es-ES" w:eastAsia="es-ES"/>
-          <w14:ligatures w14:val="none"/>
+          <ns2:ligatures ns2:val="none"/>
         </w:rPr>
         <w:t>4 de noviembre de 2025</w:t>
       </w:r>
@@ -4373,12 +4373,12 @@
         <w:rPr>
           <w:rFonts w:ascii="Arial Narrow" w:eastAsia="Calibri" w:hAnsi="Arial Narrow" w:cs="Arial"/>
           <w:kern w:val="0"/>
-          <w14:ligatures w14:val="none"/>
+          <ns2:ligatures ns2:val="none"/>
         </w:rPr>
         <w:t>.</w:t>
       </w:r>
     </w:p>
-    <w:p>
+    <w:p ns2:paraId="2AF03E3F" ns2:textId="77777777">
       <w:pPr>
         <w:spacing w:line="240" w:lineRule="auto"/>
         <w:contextualSpacing/>
@@ -4388,30 +4388,30 @@
           <w:color w:val="000000"/>
           <w:kern w:val="0"/>
           <w:lang w:eastAsia="es-PE"/>
-          <w14:ligatures w14:val="none"/>
-        </w:rPr>
-      </w:pPr>
-    </w:p>
-    <w:p>
-      <w:pPr>
-        <w:spacing w:after="0" w:line="240" w:lineRule="auto"/>
-        <w:jc w:val="both"/>
-        <w:rPr>
-          <w:rFonts w:ascii="Arial Narrow" w:eastAsia="Arial Narrow" w:hAnsi="Arial Narrow" w:cs="Arial Narrow"/>
-          <w:color w:val="000000"/>
-          <w:kern w:val="0"/>
-          <w:lang w:eastAsia="es-PE"/>
-          <w14:ligatures w14:val="none"/>
-        </w:rPr>
-      </w:pPr>
-      <w:r>
-        <w:rPr>
-          <w:rFonts w:ascii="Arial Narrow" w:eastAsia="Arial Narrow" w:hAnsi="Arial Narrow" w:cs="Arial Narrow"/>
-          <w:b/>
-          <w:color w:val="000000"/>
-          <w:kern w:val="0"/>
-          <w:lang w:eastAsia="es-PE"/>
-          <w14:ligatures w14:val="none"/>
+          <ns2:ligatures ns2:val="none"/>
+        </w:rPr>
+      </w:pPr>
+    </w:p>
+    <w:p ns2:paraId="5D90C1F7" ns2:textId="48FD2D7E">
+      <w:pPr>
+        <w:spacing w:after="0" w:line="240" w:lineRule="auto"/>
+        <w:jc w:val="both"/>
+        <w:rPr>
+          <w:rFonts w:ascii="Arial Narrow" w:eastAsia="Arial Narrow" w:hAnsi="Arial Narrow" w:cs="Arial Narrow"/>
+          <w:color w:val="000000"/>
+          <w:kern w:val="0"/>
+          <w:lang w:eastAsia="es-PE"/>
+          <ns2:ligatures ns2:val="none"/>
+        </w:rPr>
+      </w:pPr>
+      <w:r>
+        <w:rPr>
+          <w:rFonts w:ascii="Arial Narrow" w:eastAsia="Arial Narrow" w:hAnsi="Arial Narrow" w:cs="Arial Narrow"/>
+          <w:b/>
+          <w:color w:val="000000"/>
+          <w:kern w:val="0"/>
+          <w:lang w:eastAsia="es-PE"/>
+          <ns2:ligatures ns2:val="none"/>
         </w:rPr>
         <w:t xml:space="preserve">TERCERO: </w:t>
       </w:r>
@@ -4421,7 +4421,7 @@
           <w:color w:val="000000"/>
           <w:kern w:val="0"/>
           <w:lang w:eastAsia="es-PE"/>
-          <w14:ligatures w14:val="none"/>
+          <ns2:ligatures ns2:val="none"/>
         </w:rPr>
         <w:t xml:space="preserve">requerir a </w:t>
       </w:r>
@@ -4452,12 +4452,12 @@
           <w:color w:val="000000"/>
           <w:kern w:val="0"/>
           <w:lang w:eastAsia="es-PE"/>
-          <w14:ligatures w14:val="none"/>
+          <ns2:ligatures ns2:val="none"/>
         </w:rPr>
         <w:t>que cumplan con lo siguiente:</w:t>
       </w:r>
     </w:p>
-    <w:p>
+    <w:p ns2:paraId="156DFAB9" ns2:textId="77777777">
       <w:pPr>
         <w:spacing w:after="0" w:line="240" w:lineRule="auto"/>
         <w:jc w:val="both"/>
@@ -4466,11 +4466,11 @@
           <w:color w:val="000000"/>
           <w:kern w:val="0"/>
           <w:lang w:eastAsia="es-PE"/>
-          <w14:ligatures w14:val="none"/>
-        </w:rPr>
-      </w:pPr>
-    </w:p>
-    <w:p>
+          <ns2:ligatures ns2:val="none"/>
+        </w:rPr>
+      </w:pPr>
+    </w:p>
+    <w:p ns2:paraId="37384474" ns2:textId="77777777">
       <w:pPr>
         <w:numPr>
           <w:ilvl w:val="0"/>
@@ -4484,21 +4484,21 @@
           <w:color w:val="000000"/>
           <w:kern w:val="0"/>
           <w:lang w:eastAsia="es-PE"/>
-          <w14:ligatures w14:val="none"/>
-        </w:rPr>
-      </w:pPr>
-      <w:r>
-        <w:rPr>
-          <w:rFonts w:ascii="Arial Narrow" w:eastAsia="Arial Narrow" w:hAnsi="Arial Narrow" w:cs="Arial Narrow"/>
-          <w:color w:val="000000"/>
-          <w:kern w:val="0"/>
-          <w:lang w:eastAsia="es-PE"/>
-          <w14:ligatures w14:val="none"/>
+          <ns2:ligatures ns2:val="none"/>
+        </w:rPr>
+      </w:pPr>
+      <w:r>
+        <w:rPr>
+          <w:rFonts w:ascii="Arial Narrow" w:eastAsia="Arial Narrow" w:hAnsi="Arial Narrow" w:cs="Arial Narrow"/>
+          <w:color w:val="000000"/>
+          <w:kern w:val="0"/>
+          <w:lang w:eastAsia="es-PE"/>
+          <ns2:ligatures ns2:val="none"/>
         </w:rPr>
         <w:t>presentar documentos que acrediten su inscripción en los Registros Públicos o una declaración jurada que indique que cuenta con dicha inscripción;</w:t>
       </w:r>
     </w:p>
-    <w:p>
+    <w:p ns2:paraId="04A6E74B" ns2:textId="77777777">
       <w:pPr>
         <w:numPr>
           <w:ilvl w:val="0"/>
@@ -4512,21 +4512,21 @@
           <w:color w:val="000000"/>
           <w:kern w:val="0"/>
           <w:lang w:eastAsia="es-PE"/>
-          <w14:ligatures w14:val="none"/>
-        </w:rPr>
-      </w:pPr>
-      <w:r>
-        <w:rPr>
-          <w:rFonts w:ascii="Arial Narrow" w:eastAsia="Arial Narrow" w:hAnsi="Arial Narrow" w:cs="Arial Narrow"/>
-          <w:color w:val="000000"/>
-          <w:kern w:val="0"/>
-          <w:lang w:eastAsia="es-PE"/>
-          <w14:ligatures w14:val="none"/>
+          <ns2:ligatures ns2:val="none"/>
+        </w:rPr>
+      </w:pPr>
+      <w:r>
+        <w:rPr>
+          <w:rFonts w:ascii="Arial Narrow" w:eastAsia="Arial Narrow" w:hAnsi="Arial Narrow" w:cs="Arial Narrow"/>
+          <w:color w:val="000000"/>
+          <w:kern w:val="0"/>
+          <w:lang w:eastAsia="es-PE"/>
+          <ns2:ligatures ns2:val="none"/>
         </w:rPr>
         <w:t>presentar copia simple de las facultades de representación de su representante legal en el presente procedimiento o la declaración jurada que indique que cuenta con dichas facultades y que estas se encuentran vigentes;</w:t>
       </w:r>
     </w:p>
-    <w:p>
+    <w:p ns2:paraId="1203D0DC" ns2:textId="77777777">
       <w:pPr>
         <w:numPr>
           <w:ilvl w:val="0"/>
@@ -4540,21 +4540,21 @@
           <w:color w:val="000000"/>
           <w:kern w:val="0"/>
           <w:lang w:eastAsia="es-PE"/>
-          <w14:ligatures w14:val="none"/>
-        </w:rPr>
-      </w:pPr>
-      <w:r>
-        <w:rPr>
-          <w:rFonts w:ascii="Arial Narrow" w:eastAsia="Arial Narrow" w:hAnsi="Arial Narrow" w:cs="Arial Narrow"/>
-          <w:color w:val="000000"/>
-          <w:kern w:val="0"/>
-          <w:lang w:eastAsia="es-PE"/>
-          <w14:ligatures w14:val="none"/>
+          <ns2:ligatures ns2:val="none"/>
+        </w:rPr>
+      </w:pPr>
+      <w:r>
+        <w:rPr>
+          <w:rFonts w:ascii="Arial Narrow" w:eastAsia="Arial Narrow" w:hAnsi="Arial Narrow" w:cs="Arial Narrow"/>
+          <w:color w:val="000000"/>
+          <w:kern w:val="0"/>
+          <w:lang w:eastAsia="es-PE"/>
+          <ns2:ligatures ns2:val="none"/>
         </w:rPr>
         <w:t>consignar el Número de Registro Único de Contribuyentes (RUC); y,</w:t>
       </w:r>
     </w:p>
-    <w:p>
+    <w:p ns2:paraId="37704CA2" ns2:textId="77777777">
       <w:pPr>
         <w:numPr>
           <w:ilvl w:val="0"/>
@@ -4566,16 +4566,16 @@
         <w:rPr>
           <w:rFonts w:ascii="Arial Narrow" w:eastAsia="Calibri" w:hAnsi="Arial Narrow" w:cs="Arial"/>
           <w:kern w:val="0"/>
-          <w14:ligatures w14:val="none"/>
-        </w:rPr>
-      </w:pPr>
-      <w:r>
-        <w:rPr>
-          <w:rFonts w:ascii="Arial Narrow" w:eastAsia="Arial Narrow" w:hAnsi="Arial Narrow" w:cs="Arial Narrow"/>
-          <w:color w:val="000000"/>
-          <w:kern w:val="0"/>
-          <w:lang w:eastAsia="es-PE"/>
-          <w14:ligatures w14:val="none"/>
+          <ns2:ligatures ns2:val="none"/>
+        </w:rPr>
+      </w:pPr>
+      <w:r>
+        <w:rPr>
+          <w:rFonts w:ascii="Arial Narrow" w:eastAsia="Arial Narrow" w:hAnsi="Arial Narrow" w:cs="Arial Narrow"/>
+          <w:color w:val="000000"/>
+          <w:kern w:val="0"/>
+          <w:lang w:eastAsia="es-PE"/>
+          <ns2:ligatures ns2:val="none"/>
         </w:rPr>
         <w:t>fijar domicilio procesal para el procedimiento, de conformidad con el numeral 1 del artículo 442</w:t>
       </w:r>
@@ -4585,7 +4585,7 @@
           <w:color w:val="000000"/>
           <w:kern w:val="0"/>
           <w:lang w:eastAsia="es-PE"/>
-          <w14:ligatures w14:val="none"/>
+          <ns2:ligatures ns2:val="none"/>
         </w:rPr>
         <w:t/>
       </w:r>
@@ -4595,7 +4595,7 @@
           <w:color w:val="000000"/>
           <w:kern w:val="0"/>
           <w:lang w:eastAsia="es-PE"/>
-          <w14:ligatures w14:val="none"/>
+          <ns2:ligatures ns2:val="none"/>
         </w:rPr>
         <w:t xml:space="preserve"> del Código Procesal Civil. </w:t>
       </w:r>
@@ -4603,7 +4603,7 @@
         <w:rPr>
           <w:rFonts w:ascii="Arial Narrow" w:eastAsia="Calibri" w:hAnsi="Arial Narrow" w:cs="Arial"/>
           <w:kern w:val="0"/>
-          <w14:ligatures w14:val="none"/>
+          <ns2:ligatures ns2:val="none"/>
         </w:rPr>
         <w:t>Para ello podrá señalar domicilio físico o una dirección electrónica a la que pueda remitirse las notificaciones</w:t>
       </w:r>
@@ -4612,12 +4612,12 @@
           <w:rFonts w:ascii="Arial Narrow" w:eastAsia="Arial" w:hAnsi="Arial Narrow" w:cs="Arial"/>
           <w:kern w:val="0"/>
           <w:lang w:val="es"/>
-          <w14:ligatures w14:val="none"/>
+          <ns2:ligatures ns2:val="none"/>
         </w:rPr>
         <w:t>;</w:t>
       </w:r>
     </w:p>
-    <w:p>
+    <w:p ns2:paraId="6A38ABFB" ns2:textId="77777777">
       <w:pPr>
         <w:numPr>
           <w:ilvl w:val="0"/>
@@ -4629,14 +4629,14 @@
         <w:rPr>
           <w:rFonts w:ascii="Arial Narrow" w:eastAsia="Calibri" w:hAnsi="Arial Narrow" w:cs="Arial"/>
           <w:kern w:val="0"/>
-          <w14:ligatures w14:val="none"/>
+          <ns2:ligatures ns2:val="none"/>
         </w:rPr>
       </w:pPr>
       <w:r>
         <w:rPr>
           <w:rFonts w:ascii="Arial Narrow" w:eastAsia="Calibri" w:hAnsi="Arial Narrow" w:cs="Arial"/>
           <w:kern w:val="0"/>
-          <w14:ligatures w14:val="none"/>
+          <ns2:ligatures ns2:val="none"/>
         </w:rPr>
         <w:t xml:space="preserve">en caso califique como </w:t>
       </w:r>
@@ -4645,7 +4645,7 @@
         <w:rPr>
           <w:rFonts w:ascii="Arial Narrow" w:eastAsia="Calibri" w:hAnsi="Arial Narrow" w:cs="Arial"/>
           <w:kern w:val="0"/>
-          <w14:ligatures w14:val="none"/>
+          <ns2:ligatures ns2:val="none"/>
         </w:rPr>
         <w:t>micro empresa</w:t>
       </w:r>
@@ -4654,7 +4654,7 @@
         <w:rPr>
           <w:rFonts w:ascii="Arial Narrow" w:eastAsia="Calibri" w:hAnsi="Arial Narrow" w:cs="Arial"/>
           <w:kern w:val="0"/>
-          <w14:ligatures w14:val="none"/>
+          <ns2:ligatures ns2:val="none"/>
         </w:rPr>
         <w:t xml:space="preserve"> o pequeña empresa, presentar los documentos que acrediten su volumen de ventas o ingresos brutos percibidos el año anterior relativo a todas sus actividades económicas y el número de trabajadores con el que cuenta</w:t>
       </w:r>
@@ -4664,7 +4664,7 @@
           <w:rFonts w:ascii="Arial Narrow" w:eastAsia="Calibri" w:hAnsi="Arial Narrow" w:cs="Arial"/>
           <w:kern w:val="0"/>
           <w:vertAlign w:val="superscript"/>
-          <w14:ligatures w14:val="none"/>
+          <ns2:ligatures ns2:val="none"/>
         </w:rPr>
         <w:footnoteReference w:id="9"/>
       </w:r>
@@ -4672,7 +4672,7 @@
         <w:rPr>
           <w:rFonts w:ascii="Arial Narrow" w:eastAsia="Calibri" w:hAnsi="Arial Narrow" w:cs="Arial"/>
           <w:kern w:val="0"/>
-          <w14:ligatures w14:val="none"/>
+          <ns2:ligatures ns2:val="none"/>
         </w:rPr>
         <w:t>. Ello, a fin de que la Comisión pueda meritar dicha documentación, conforme lo establece el artículo 110</w:t>
       </w:r>
@@ -4682,7 +4682,7 @@
           <w:color w:val="000000"/>
           <w:kern w:val="0"/>
           <w:lang w:eastAsia="es-PE"/>
-          <w14:ligatures w14:val="none"/>
+          <ns2:ligatures ns2:val="none"/>
         </w:rPr>
         <w:t/>
       </w:r>
@@ -4690,7 +4690,7 @@
         <w:rPr>
           <w:rFonts w:ascii="Arial Narrow" w:eastAsia="Calibri" w:hAnsi="Arial Narrow" w:cs="Arial"/>
           <w:kern w:val="0"/>
-          <w14:ligatures w14:val="none"/>
+          <ns2:ligatures ns2:val="none"/>
         </w:rPr>
         <w:t xml:space="preserve"> del </w:t>
       </w:r>
@@ -4699,7 +4699,7 @@
           <w:rFonts w:ascii="Arial Narrow" w:eastAsia="Calibri" w:hAnsi="Arial Narrow" w:cs="Arial"/>
           <w:spacing w:val="-2"/>
           <w:kern w:val="0"/>
-          <w14:ligatures w14:val="none"/>
+          <ns2:ligatures ns2:val="none"/>
         </w:rPr>
         <w:t>Código</w:t>
       </w:r>
@@ -4710,7 +4710,7 @@
           <w:spacing w:val="-2"/>
           <w:kern w:val="0"/>
           <w:vertAlign w:val="superscript"/>
-          <w14:ligatures w14:val="none"/>
+          <ns2:ligatures ns2:val="none"/>
         </w:rPr>
         <w:footnoteReference w:id="10"/>
       </w:r>
@@ -4719,67 +4719,102 @@
           <w:rFonts w:ascii="Arial Narrow" w:eastAsia="Calibri" w:hAnsi="Arial Narrow" w:cs="Arial"/>
           <w:spacing w:val="-2"/>
           <w:kern w:val="0"/>
-          <w14:ligatures w14:val="none"/>
+          <ns2:ligatures ns2:val="none"/>
         </w:rPr>
         <w:t>.</w:t>
       </w:r>
     </w:p>
+    <w:p ns2:paraId="1B2AA0D1" ns2:textId="77777777">
+      <w:pPr>
+        <w:spacing w:after="0" w:line="240" w:lineRule="auto"/>
+        <w:ind w:left="567"/>
+        <w:jc w:val="both"/>
+        <w:rPr>
+          <w:rFonts w:ascii="Arial Narrow" w:eastAsia="Arial Narrow" w:hAnsi="Arial Narrow" w:cs="Arial Narrow"/>
+          <w:color w:val="000000"/>
+          <w:kern w:val="0"/>
+          <w:lang w:eastAsia="es-PE"/>
+          <ns2:ligatures ns2:val="none"/>
+        </w:rPr>
+      </w:pPr>
+    </w:p>
     <w:p>
       <w:pPr>
         <w:spacing w:after="0" w:line="240" w:lineRule="auto"/>
-        <w:ind w:left="567"/>
-        <w:jc w:val="both"/>
-        <w:rPr>
-          <w:rFonts w:ascii="Arial Narrow" w:eastAsia="Arial Narrow" w:hAnsi="Arial Narrow" w:cs="Arial Narrow"/>
-          <w:color w:val="000000"/>
-          <w:kern w:val="0"/>
-          <w:lang w:eastAsia="es-PE"/>
-          <w14:ligatures w14:val="none"/>
-        </w:rPr>
-      </w:pPr>
-    </w:p>
-    <w:p>
-      <w:pPr>
-        <w:spacing w:after="0" w:line="240" w:lineRule="auto"/>
-        <w:jc w:val="both"/>
-        <w:rPr>
-          <w:rFonts w:ascii="Arial Narrow" w:eastAsia="Arial Narrow" w:hAnsi="Arial Narrow" w:cs="Arial Narrow"/>
-          <w:color w:val="000000"/>
-          <w:kern w:val="0"/>
-          <w:lang w:eastAsia="es-PE"/>
-          <w14:ligatures w14:val="none"/>
-        </w:rPr>
-      </w:pPr>
-      <w:r>
-        <w:rPr>
-          <w:rFonts w:ascii="Arial Narrow" w:eastAsia="Arial Narrow" w:hAnsi="Arial Narrow" w:cs="Arial Narrow"/>
-          <w:b/>
-          <w:color w:val="000000"/>
-          <w:kern w:val="0"/>
-          <w:lang w:eastAsia="es-PE"/>
-          <w14:ligatures w14:val="none"/>
+        <w:jc w:val="both"/>
+        <w:rPr>
+          <w:rFonts w:ascii="Arial Narrow" w:eastAsia="Arial Narrow" w:hAnsi="Arial Narrow" w:cs="Arial Narrow"/>
+          <w:color w:val="000000"/>
+          <w:kern w:val="0"/>
+          <w:lang w:eastAsia="es-PE"/>
+          <ns2:ligatures ns2:val="none"/>
+        </w:rPr>
+      </w:pPr>
+      <w:r>
+        <w:rPr>
+          <w:rFonts w:ascii="Arial Narrow" w:hAnsi="Arial Narrow" w:cs="Arial Narrow"/>
+          <w:b w:val="1"/>
+          <w:bCs w:val="1"/>
+          <w:sz w:val="20"/>
+          <w:szCs w:val="20"/>
         </w:rPr>
         <w:t xml:space="preserve">CUARTO: </w:t>
       </w:r>
       <w:r>
         <w:rPr>
-          <w:rFonts w:ascii="Arial Narrow" w:eastAsia="Arial Narrow" w:hAnsi="Arial Narrow" w:cs="Arial Narrow"/>
-          <w:color w:val="000000"/>
-          <w:kern w:val="0"/>
-          <w:lang w:eastAsia="es-PE"/>
-          <w14:ligatures w14:val="none"/>
-        </w:rPr>
-        <w:t xml:space="preserve">correr traslado de la denuncia interpuesta </w:t>
-      </w:r>
-      <w:r>
+          <w:rFonts w:ascii="Arial Narrow" w:hAnsi="Arial Narrow" w:cs="Arial Narrow"/>
+          <w:sz w:val="20"/>
+          <w:szCs w:val="20"/>
+        </w:rPr>
+        <w:t xml:space="preserve">correr traslado de la presente resolución a Falabella Servicios Generales S.A.C. y Chubb Perú S.A. Compañía de Seguros y Reaseguros para que, de conformidad con lo dispuesto por el artículo 26° de la Ley sobre Facultades, Normas y Organización del Indecopi, aprobado por Decreto Legislativo N° 8079, presente sus descargos sobre la imputación de cargos realizada en un plazo no mayor a cinco (5) días hábiles contado a partir del día siguiente de la notificación de la presente resolución, vencido el cual, el Secretario Técnico declarará en rebeldía a los denunciados que no lo hubieran presentado. Debe precisarse que de conformidad con lo establecido por el artículo 223° del Texto Único Ordenado de la Ley N° 27444, Ley del Procedimiento Administrativo General, las alegaciones y los hechos relevantes de la reclamación, salvo que hayan sido específicamente negadas en la contestación, se tendrán por aceptadas o meritadas como ciertas.</w:t>
+      </w:r>
+    </w:p>
+    <w:p ns2:paraId="2F1C55D7" ns2:textId="77777777">
+      <w:pPr>
+        <w:spacing w:after="0" w:line="240" w:lineRule="auto"/>
+        <w:jc w:val="both"/>
+        <w:rPr>
+          <w:rFonts w:ascii="Arial Narrow" w:eastAsia="Arial Narrow" w:hAnsi="Arial Narrow" w:cs="Arial Narrow"/>
+          <w:color w:val="000000"/>
+          <w:kern w:val="0"/>
+          <w:lang w:eastAsia="es-PE"/>
+          <ns2:ligatures ns2:val="none"/>
+        </w:rPr>
+      </w:pPr>
+    </w:p>
+    <w:p ns2:paraId="6D15F6EA" ns2:textId="774F4949">
+      <w:pPr>
+        <w:spacing w:after="0" w:line="240" w:lineRule="auto"/>
+        <w:jc w:val="both"/>
         <w:rPr>
           <w:rFonts w:ascii="Arial Narrow" w:eastAsia="Times New Roman" w:hAnsi="Arial Narrow" w:cs="Arial"/>
           <w:color w:val="000000"/>
           <w:kern w:val="0"/>
           <w:lang w:val="es-ES" w:eastAsia="es-ES"/>
-          <w14:ligatures w14:val="none"/>
-        </w:rPr>
-        <w:t xml:space="preserve">el </w:t>
+          <ns2:ligatures ns2:val="none"/>
+        </w:rPr>
+      </w:pPr>
+      <w:r>
+        <w:rPr>
+          <w:rFonts w:ascii="Arial Narrow" w:eastAsia="Arial Narrow" w:hAnsi="Arial Narrow" w:cs="Arial Narrow"/>
+          <w:b/>
+          <w:color w:val="000000"/>
+          <w:kern w:val="0"/>
+          <w:lang w:eastAsia="es-PE"/>
+          <ns2:ligatures ns2:val="none"/>
+        </w:rPr>
+        <w:t xml:space="preserve">QUINTO: </w:t>
+      </w:r>
+      <w:bookmarkStart w:id="10" w:name="_Hlk188286813"/>
+      <w:r>
+        <w:rPr>
+          <w:rFonts w:ascii="Arial Narrow" w:eastAsia="Times New Roman" w:hAnsi="Arial Narrow" w:cs="Arial"/>
+          <w:color w:val="000000"/>
+          <w:kern w:val="0"/>
+          <w:lang w:eastAsia="es-ES"/>
+          <ns2:ligatures ns2:val="none"/>
+        </w:rPr>
+        <w:t xml:space="preserve">requerir </w:t>
       </w:r>
       <w:r>
         <w:rPr>
@@ -4787,27 +4822,200 @@
           <w:color w:val="000000"/>
           <w:kern w:val="0"/>
           <w:lang w:val="es-ES" w:eastAsia="es-ES"/>
-          <w14:ligatures w14:val="none"/>
-        </w:rPr>
-        <w:t>4 de noviembre de 2025</w:t>
-      </w:r>
-      <w:r>
-        <w:rPr>
-          <w:rFonts w:ascii="Arial Narrow" w:eastAsia="Calibri" w:hAnsi="Arial Narrow" w:cs="Arial"/>
-          <w:kern w:val="0"/>
-          <w14:ligatures w14:val="none"/>
+          <ns2:ligatures ns2:val="none"/>
+        </w:rPr>
+        <w:t xml:space="preserve">que, en un </w:t>
+      </w:r>
+      <w:r>
+        <w:rPr>
+          <w:rFonts w:ascii="Arial Narrow" w:eastAsia="Times New Roman" w:hAnsi="Arial Narrow" w:cs="Arial"/>
+          <w:color w:val="000000"/>
+          <w:kern w:val="0"/>
+          <w:lang w:eastAsia="es-ES"/>
+          <ns2:ligatures ns2:val="none"/>
+        </w:rPr>
+        <w:t>plazo no mayor de cinco (5) días hábiles contado a partir del día siguiente de la notificación de la presente resolución</w:t>
+      </w:r>
+      <w:bookmarkEnd w:id="10"/>
+      <w:r>
+        <w:rPr>
+          <w:rFonts w:ascii="Arial Narrow" w:eastAsia="Times New Roman" w:hAnsi="Arial Narrow" w:cs="Arial"/>
+          <w:color w:val="000000"/>
+          <w:kern w:val="0"/>
+          <w:lang w:eastAsia="es-ES"/>
+          <ns2:ligatures ns2:val="none"/>
         </w:rPr>
         <w:t xml:space="preserve">, </w:t>
       </w:r>
-      <w:r>
-        <w:rPr>
-          <w:rFonts w:ascii="Arial Narrow" w:eastAsia="Arial Narrow" w:hAnsi="Arial Narrow" w:cs="Arial Narrow"/>
-          <w:color w:val="000000"/>
-          <w:kern w:val="0"/>
-          <w:lang w:eastAsia="es-PE"/>
-          <w14:ligatures w14:val="none"/>
-        </w:rPr>
-        <w:t>a</w:t>
+      <w:bookmarkStart w:id="11" w:name="_Hlk188286828"/>
+      <w:r>
+        <w:rPr>
+          <w:rFonts w:ascii="Arial Narrow" w:eastAsia="Arial Narrow" w:hAnsi="Arial Narrow" w:cs="Arial Narrow"/>
+          <w:bCs/>
+        </w:rPr>
+        <w:t>Falabella Servicios Generales S.A.C.</w:t>
+      </w:r>
+      <w:r>
+        <w:rPr>
+          <w:rFonts w:ascii="Arial Narrow" w:eastAsia="Times New Roman" w:hAnsi="Arial Narrow" w:cs="Arial"/>
+          <w:color w:val="000000"/>
+          <w:kern w:val="0"/>
+          <w:lang w:eastAsia="es-ES"/>
+          <ns2:ligatures ns2:val="none"/>
+        </w:rPr>
+        <w:t xml:space="preserve">, </w:t>
+      </w:r>
+      <w:bookmarkEnd w:id="11"/>
+      <w:r>
+        <w:rPr>
+          <w:rFonts w:ascii="Arial Narrow" w:eastAsia="Times New Roman" w:hAnsi="Arial Narrow" w:cs="Arial"/>
+          <w:color w:val="000000"/>
+          <w:kern w:val="0"/>
+          <w:lang w:val="es-ES" w:eastAsia="es-ES"/>
+          <ns2:ligatures ns2:val="none"/>
+        </w:rPr>
+        <w:t>cumpla</w:t>
+      </w:r>
+      <w:r>
+        <w:rPr>
+          <w:rFonts w:ascii="Arial Narrow" w:eastAsia="Times New Roman" w:hAnsi="Arial Narrow" w:cs="Arial"/>
+          <w:color w:val="000000"/>
+          <w:kern w:val="0"/>
+          <w:lang w:val="es-ES" w:eastAsia="es-ES"/>
+          <ns2:ligatures ns2:val="none"/>
+        </w:rPr>
+        <w:t xml:space="preserve"> con: </w:t>
+      </w:r>
+      <w:r>
+        <w:rPr>
+          <w:rFonts w:ascii="Arial Narrow" w:eastAsia="Times New Roman" w:hAnsi="Arial Narrow" w:cs="Arial"/>
+          <w:color w:val="000000"/>
+          <w:kern w:val="0"/>
+          <w:lang w:val="es-ES" w:eastAsia="es-ES"/>
+          <ns2:ligatures ns2:val="none"/>
+        </w:rPr>
+        <w:t xml:space="preserve">(i) presentar una copia debidamente suscrita de la Póliza </w:t>
+      </w:r>
+      <w:proofErr w:type="spellStart"/>
+      <w:r>
+        <w:rPr>
+          <w:rFonts w:ascii="Arial Narrow" w:eastAsia="Times New Roman" w:hAnsi="Arial Narrow" w:cs="Arial"/>
+          <w:color w:val="000000"/>
+          <w:kern w:val="0"/>
+          <w:lang w:val="es-ES" w:eastAsia="es-ES"/>
+          <ns2:ligatures ns2:val="none"/>
+        </w:rPr>
+        <w:t/>
+      </w:r>
+      <w:proofErr w:type="spellEnd"/>
+      <w:r>
+        <w:rPr>
+          <w:rFonts w:ascii="Arial Narrow" w:eastAsia="Times New Roman" w:hAnsi="Arial Narrow" w:cs="Arial"/>
+          <w:color w:val="000000"/>
+          <w:kern w:val="0"/>
+          <w:lang w:val="es-ES" w:eastAsia="es-ES"/>
+          <ns2:ligatures ns2:val="none"/>
+        </w:rPr>
+        <w:t xml:space="preserve"> VCHAS3 con y/o Certificado 11768 del Seguro Adulto materia de denuncia, así como el cargo de remisión de la referida póliza; y, (</w:t>
+      </w:r>
+      <w:proofErr w:type="spellStart"/>
+      <w:r>
+        <w:rPr>
+          <w:rFonts w:ascii="Arial Narrow" w:eastAsia="Times New Roman" w:hAnsi="Arial Narrow" w:cs="Arial"/>
+          <w:color w:val="000000"/>
+          <w:kern w:val="0"/>
+          <w:lang w:val="es-ES" w:eastAsia="es-ES"/>
+          <ns2:ligatures ns2:val="none"/>
+        </w:rPr>
+        <w:t>ii</w:t>
+      </w:r>
+      <w:proofErr w:type="spellEnd"/>
+      <w:r>
+        <w:rPr>
+          <w:rFonts w:ascii="Arial Narrow" w:eastAsia="Times New Roman" w:hAnsi="Arial Narrow" w:cs="Arial"/>
+          <w:color w:val="000000"/>
+          <w:kern w:val="0"/>
+          <w:lang w:val="es-ES" w:eastAsia="es-ES"/>
+          <ns2:ligatures ns2:val="none"/>
+        </w:rPr>
+        <w:t>) presentar todas las comunicaciones cursadas con la parte denunciante en virtud de los hechos materia de denuncia</w:t>
+      </w:r>
+      <w:r>
+        <w:rPr>
+          <w:rFonts w:ascii="Arial Narrow" w:eastAsia="Times New Roman" w:hAnsi="Arial Narrow" w:cs="Arial"/>
+          <w:color w:val="000000"/>
+          <w:kern w:val="0"/>
+          <w:lang w:val="es-ES" w:eastAsia="es-ES"/>
+          <ns2:ligatures ns2:val="none"/>
+        </w:rPr>
+        <w:t>.</w:t>
+      </w:r>
+    </w:p>
+    <w:p ns2:paraId="7EAE58BA" ns2:textId="77777777">
+      <w:pPr>
+        <w:spacing w:after="0" w:line="240" w:lineRule="auto"/>
+        <w:jc w:val="both"/>
+        <w:rPr>
+          <w:rFonts w:ascii="Arial Narrow" w:eastAsia="Times New Roman" w:hAnsi="Arial Narrow" w:cs="Arial"/>
+          <w:color w:val="000000"/>
+          <w:kern w:val="0"/>
+          <w:lang w:val="es-ES" w:eastAsia="es-ES"/>
+          <ns2:ligatures ns2:val="none"/>
+        </w:rPr>
+      </w:pPr>
+    </w:p>
+    <w:p ns2:paraId="507E5CEC" ns2:textId="1ABF9950">
+      <w:pPr>
+        <w:spacing w:after="0" w:line="240" w:lineRule="auto"/>
+        <w:jc w:val="both"/>
+        <w:rPr>
+          <w:rFonts w:ascii="Arial Narrow" w:eastAsia="Times New Roman" w:hAnsi="Arial Narrow" w:cs="Arial"/>
+          <w:color w:val="000000"/>
+          <w:kern w:val="0"/>
+          <w:lang w:val="es-ES" w:eastAsia="es-ES"/>
+          <ns2:ligatures ns2:val="none"/>
+        </w:rPr>
+      </w:pPr>
+      <w:r>
+        <w:rPr>
+          <w:rFonts w:ascii="Arial Narrow" w:eastAsia="Arial Narrow" w:hAnsi="Arial Narrow" w:cs="Arial Narrow"/>
+          <w:b/>
+          <w:color w:val="000000"/>
+          <w:kern w:val="0"/>
+          <w:lang w:eastAsia="es-PE"/>
+          <ns2:ligatures ns2:val="none"/>
+        </w:rPr>
+        <w:t xml:space="preserve">SEXTO: </w:t>
+      </w:r>
+      <w:r>
+        <w:rPr>
+          <w:rFonts w:ascii="Arial Narrow" w:eastAsia="Times New Roman" w:hAnsi="Arial Narrow" w:cs="Arial"/>
+          <w:color w:val="000000"/>
+          <w:kern w:val="0"/>
+          <w:lang w:eastAsia="es-ES"/>
+          <ns2:ligatures ns2:val="none"/>
+        </w:rPr>
+        <w:t xml:space="preserve">requerir </w:t>
+      </w:r>
+      <w:r>
+        <w:rPr>
+          <w:rFonts w:ascii="Arial Narrow" w:eastAsia="Times New Roman" w:hAnsi="Arial Narrow" w:cs="Arial"/>
+          <w:color w:val="000000"/>
+          <w:kern w:val="0"/>
+          <w:lang w:val="es-ES" w:eastAsia="es-ES"/>
+          <ns2:ligatures ns2:val="none"/>
+        </w:rPr>
+        <w:t xml:space="preserve">que, en un </w:t>
+      </w:r>
+      <w:r>
+        <w:rPr>
+          <w:rFonts w:ascii="Arial Narrow" w:eastAsia="Times New Roman" w:hAnsi="Arial Narrow" w:cs="Arial"/>
+          <w:color w:val="000000"/>
+          <w:kern w:val="0"/>
+          <w:lang w:eastAsia="es-ES"/>
+          <ns2:ligatures ns2:val="none"/>
+        </w:rPr>
+        <w:t xml:space="preserve">plazo no mayor de cinco (5) días hábiles contado a partir del día siguiente de la notificación de la presente resolución, </w:t>
       </w:r>
       <w:r>
         <w:rPr>
@@ -4816,142 +5024,29 @@
           <w:kern w:val="0"/>
           <w:shd w:val="clear" w:color="auto" w:fill="FFFFFF"/>
           <w:lang w:eastAsia="es-PE"/>
-          <w14:ligatures w14:val="none"/>
-        </w:rPr>
-        <w:t xml:space="preserve"> </w:t>
-      </w:r>
-      <w:r>
-        <w:rPr>
-          <w:rFonts w:ascii="Arial Narrow" w:eastAsia="Arial Narrow" w:hAnsi="Arial Narrow" w:cs="Arial Narrow"/>
-          <w:bCs/>
-        </w:rPr>
-        <w:t>Falabella Servicios Generales S.A.C.</w:t>
-      </w:r>
-      <w:r>
-        <w:rPr>
-          <w:rFonts w:ascii="Arial Narrow" w:eastAsia="Arial Narrow" w:hAnsi="Arial Narrow" w:cs="Arial Narrow"/>
-          <w:bCs/>
-        </w:rPr>
-        <w:t xml:space="preserve"> y </w:t>
-      </w:r>
-      <w:r>
-        <w:rPr>
-          <w:rFonts w:ascii="Arial Narrow" w:eastAsia="Times New Roman" w:hAnsi="Arial Narrow" w:cs="Times New Roman"/>
-          <w:color w:val="000000"/>
-          <w:kern w:val="0"/>
-          <w:shd w:val="clear" w:color="auto" w:fill="FFFFFF"/>
-          <w:lang w:eastAsia="es-PE"/>
-          <w14:ligatures w14:val="none"/>
+          <ns2:ligatures ns2:val="none"/>
         </w:rPr>
         <w:t>Chubb Perú S.A. Compañía de Seguros y Reaseguros</w:t>
       </w:r>
       <w:r>
         <w:rPr>
-          <w:rFonts w:ascii="Arial Narrow" w:eastAsia="Arial Narrow" w:hAnsi="Arial Narrow" w:cs="Arial Narrow"/>
-          <w:color w:val="000000"/>
-          <w:kern w:val="0"/>
-          <w:lang w:eastAsia="es-PE"/>
-          <w14:ligatures w14:val="none"/>
-        </w:rPr>
-        <w:t>, para</w:t>
-      </w:r>
-      <w:r>
-        <w:rPr>
-          <w:rFonts w:ascii="Arial Narrow" w:eastAsia="Arial Narrow" w:hAnsi="Arial Narrow" w:cs="Arial Narrow"/>
-          <w:color w:val="000000"/>
-          <w:kern w:val="0"/>
-          <w:lang w:eastAsia="es-PE"/>
-          <w14:ligatures w14:val="none"/>
-        </w:rPr>
-        <w:t xml:space="preserve"> que, de conformidad con lo dispuesto por el artículo 26</w:t>
-      </w:r>
-      <w:r>
-        <w:rPr>
-          <w:rFonts w:ascii="Arial Narrow" w:eastAsia="Times New Roman" w:hAnsi="Arial Narrow" w:cs="Segoe UI"/>
-          <w:color w:val="000000"/>
-          <w:kern w:val="0"/>
-          <w:lang w:eastAsia="es-PE"/>
-          <w14:ligatures w14:val="none"/>
-        </w:rPr>
-        <w:t/>
-      </w:r>
-      <w:r>
-        <w:rPr>
-          <w:rFonts w:ascii="Arial Narrow" w:eastAsia="Arial Narrow" w:hAnsi="Arial Narrow" w:cs="Arial Narrow"/>
-          <w:color w:val="000000"/>
-          <w:kern w:val="0"/>
-          <w:lang w:eastAsia="es-PE"/>
-          <w14:ligatures w14:val="none"/>
-        </w:rPr>
-        <w:t xml:space="preserve"> de la Ley sobre Facultades, Normas y Organización del Indecopi, aprobada por Decreto Legislativo 807, </w:t>
-      </w:r>
-      <w:r>
-        <w:rPr>
-          <w:rFonts w:ascii="Arial Narrow" w:eastAsia="Arial Narrow" w:hAnsi="Arial Narrow" w:cs="Arial Narrow"/>
-          <w:color w:val="000000"/>
-          <w:kern w:val="0"/>
-          <w:lang w:eastAsia="es-PE"/>
-          <w14:ligatures w14:val="none"/>
-        </w:rPr>
-        <w:t>presenten</w:t>
-      </w:r>
-      <w:r>
-        <w:rPr>
-          <w:rFonts w:ascii="Arial Narrow" w:eastAsia="Arial Narrow" w:hAnsi="Arial Narrow" w:cs="Arial Narrow"/>
-          <w:color w:val="000000"/>
-          <w:kern w:val="0"/>
-          <w:lang w:eastAsia="es-PE"/>
-          <w14:ligatures w14:val="none"/>
-        </w:rPr>
-        <w:t xml:space="preserve"> sus descargos en un plazo no mayor de cinco (5) días hábiles contados desde la notificación. </w:t>
-      </w:r>
-    </w:p>
-    <w:p>
-      <w:pPr>
-        <w:spacing w:after="0" w:line="240" w:lineRule="auto"/>
-        <w:jc w:val="both"/>
-        <w:rPr>
-          <w:rFonts w:ascii="Arial Narrow" w:eastAsia="Arial Narrow" w:hAnsi="Arial Narrow" w:cs="Arial Narrow"/>
-          <w:color w:val="000000"/>
-          <w:kern w:val="0"/>
-          <w:lang w:eastAsia="es-PE"/>
-          <w14:ligatures w14:val="none"/>
-        </w:rPr>
-      </w:pPr>
-    </w:p>
-    <w:p>
-      <w:pPr>
-        <w:spacing w:after="0" w:line="240" w:lineRule="auto"/>
-        <w:jc w:val="both"/>
+          <w:rFonts w:ascii="Arial Narrow" w:eastAsia="Times New Roman" w:hAnsi="Arial Narrow" w:cs="Arial"/>
+          <w:color w:val="000000"/>
+          <w:kern w:val="0"/>
+          <w:lang w:eastAsia="es-ES"/>
+          <ns2:ligatures ns2:val="none"/>
+        </w:rPr>
+        <w:t xml:space="preserve">, </w:t>
+      </w:r>
+      <w:r>
         <w:rPr>
           <w:rFonts w:ascii="Arial Narrow" w:eastAsia="Times New Roman" w:hAnsi="Arial Narrow" w:cs="Arial"/>
           <w:color w:val="000000"/>
           <w:kern w:val="0"/>
           <w:lang w:val="es-ES" w:eastAsia="es-ES"/>
-          <w14:ligatures w14:val="none"/>
-        </w:rPr>
-      </w:pPr>
-      <w:r>
-        <w:rPr>
-          <w:rFonts w:ascii="Arial Narrow" w:eastAsia="Arial Narrow" w:hAnsi="Arial Narrow" w:cs="Arial Narrow"/>
-          <w:b/>
-          <w:color w:val="000000"/>
-          <w:kern w:val="0"/>
-          <w:lang w:eastAsia="es-PE"/>
-          <w14:ligatures w14:val="none"/>
-        </w:rPr>
-        <w:t xml:space="preserve">QUINTO: </w:t>
-      </w:r>
-      <w:bookmarkStart w:id="10" w:name="_Hlk188286813"/>
-      <w:r>
-        <w:rPr>
-          <w:rFonts w:ascii="Arial Narrow" w:eastAsia="Times New Roman" w:hAnsi="Arial Narrow" w:cs="Arial"/>
-          <w:color w:val="000000"/>
-          <w:kern w:val="0"/>
-          <w:lang w:eastAsia="es-ES"/>
-          <w14:ligatures w14:val="none"/>
-        </w:rPr>
-        <w:t xml:space="preserve">requerir </w:t>
+          <ns2:ligatures ns2:val="none"/>
+        </w:rPr>
+        <w:t xml:space="preserve">cumpla con: </w:t>
       </w:r>
       <w:r>
         <w:rPr>
@@ -4959,281 +5054,49 @@
           <w:color w:val="000000"/>
           <w:kern w:val="0"/>
           <w:lang w:val="es-ES" w:eastAsia="es-ES"/>
-          <w14:ligatures w14:val="none"/>
-        </w:rPr>
-        <w:t xml:space="preserve">que, en un </w:t>
-      </w:r>
-      <w:r>
-        <w:rPr>
-          <w:rFonts w:ascii="Arial Narrow" w:eastAsia="Times New Roman" w:hAnsi="Arial Narrow" w:cs="Arial"/>
-          <w:color w:val="000000"/>
-          <w:kern w:val="0"/>
-          <w:lang w:eastAsia="es-ES"/>
-          <w14:ligatures w14:val="none"/>
-        </w:rPr>
-        <w:t>plazo no mayor de cinco (5) días hábiles contado a partir del día siguiente de la notificación de la presente resolución</w:t>
-      </w:r>
-      <w:bookmarkEnd w:id="10"/>
-      <w:r>
-        <w:rPr>
-          <w:rFonts w:ascii="Arial Narrow" w:eastAsia="Times New Roman" w:hAnsi="Arial Narrow" w:cs="Arial"/>
-          <w:color w:val="000000"/>
-          <w:kern w:val="0"/>
-          <w:lang w:eastAsia="es-ES"/>
-          <w14:ligatures w14:val="none"/>
-        </w:rPr>
-        <w:t xml:space="preserve">, </w:t>
-      </w:r>
-      <w:bookmarkStart w:id="11" w:name="_Hlk188286828"/>
-      <w:r>
-        <w:rPr>
-          <w:rFonts w:ascii="Arial Narrow" w:eastAsia="Arial Narrow" w:hAnsi="Arial Narrow" w:cs="Arial Narrow"/>
-          <w:bCs/>
-        </w:rPr>
-        <w:t>Falabella Servicios Generales S.A.C.</w:t>
-      </w:r>
-      <w:r>
-        <w:rPr>
-          <w:rFonts w:ascii="Arial Narrow" w:eastAsia="Times New Roman" w:hAnsi="Arial Narrow" w:cs="Arial"/>
-          <w:color w:val="000000"/>
-          <w:kern w:val="0"/>
-          <w:lang w:eastAsia="es-ES"/>
-          <w14:ligatures w14:val="none"/>
-        </w:rPr>
-        <w:t xml:space="preserve">, </w:t>
-      </w:r>
-      <w:bookmarkEnd w:id="11"/>
+          <ns2:ligatures ns2:val="none"/>
+        </w:rPr>
+        <w:t xml:space="preserve">(i) presentar una copia debidamente suscrita de la Póliza Matriz VCHAS3 del Seguro Adulto materia de denuncia; </w:t>
+      </w:r>
       <w:r>
         <w:rPr>
           <w:rFonts w:ascii="Arial Narrow" w:eastAsia="Times New Roman" w:hAnsi="Arial Narrow" w:cs="Arial"/>
           <w:color w:val="000000"/>
           <w:kern w:val="0"/>
           <w:lang w:val="es-ES" w:eastAsia="es-ES"/>
-          <w14:ligatures w14:val="none"/>
-        </w:rPr>
-        <w:t>cumpla</w:t>
-      </w:r>
+          <ns2:ligatures ns2:val="none"/>
+        </w:rPr>
+        <w:t>(</w:t>
+      </w:r>
+      <w:proofErr w:type="spellStart"/>
       <w:r>
         <w:rPr>
           <w:rFonts w:ascii="Arial Narrow" w:eastAsia="Times New Roman" w:hAnsi="Arial Narrow" w:cs="Arial"/>
           <w:color w:val="000000"/>
           <w:kern w:val="0"/>
           <w:lang w:val="es-ES" w:eastAsia="es-ES"/>
-          <w14:ligatures w14:val="none"/>
-        </w:rPr>
-        <w:t xml:space="preserve"> con: </w:t>
-      </w:r>
+          <ns2:ligatures ns2:val="none"/>
+        </w:rPr>
+        <w:t>ii</w:t>
+      </w:r>
+      <w:proofErr w:type="spellEnd"/>
       <w:r>
         <w:rPr>
           <w:rFonts w:ascii="Arial Narrow" w:eastAsia="Times New Roman" w:hAnsi="Arial Narrow" w:cs="Arial"/>
           <w:color w:val="000000"/>
           <w:kern w:val="0"/>
           <w:lang w:val="es-ES" w:eastAsia="es-ES"/>
-          <w14:ligatures w14:val="none"/>
-        </w:rPr>
-        <w:t xml:space="preserve">(i) presentar una copia debidamente suscrita de la Póliza </w:t>
-      </w:r>
-      <w:proofErr w:type="spellStart"/>
+          <ns2:ligatures ns2:val="none"/>
+        </w:rPr>
+        <w:t xml:space="preserve">) presentar los medios probatorios que acrediten que obtuvo el consentimiento expreso del </w:t>
+      </w:r>
       <w:r>
         <w:rPr>
           <w:rFonts w:ascii="Arial Narrow" w:eastAsia="Times New Roman" w:hAnsi="Arial Narrow" w:cs="Arial"/>
           <w:color w:val="000000"/>
           <w:kern w:val="0"/>
           <w:lang w:val="es-ES" w:eastAsia="es-ES"/>
-          <w14:ligatures w14:val="none"/>
-        </w:rPr>
-        <w:t/>
-      </w:r>
-      <w:proofErr w:type="spellEnd"/>
-      <w:r>
-        <w:rPr>
-          <w:rFonts w:ascii="Arial Narrow" w:eastAsia="Times New Roman" w:hAnsi="Arial Narrow" w:cs="Arial"/>
-          <w:color w:val="000000"/>
-          <w:kern w:val="0"/>
-          <w:lang w:val="es-ES" w:eastAsia="es-ES"/>
-          <w14:ligatures w14:val="none"/>
-        </w:rPr>
-        <w:t xml:space="preserve"> VCHAS3 con y/o Certificado 11768 del Seguro Adulto materia de denuncia, así como el cargo de remisión de la referida póliza; y, (</w:t>
-      </w:r>
-      <w:proofErr w:type="spellStart"/>
-      <w:r>
-        <w:rPr>
-          <w:rFonts w:ascii="Arial Narrow" w:eastAsia="Times New Roman" w:hAnsi="Arial Narrow" w:cs="Arial"/>
-          <w:color w:val="000000"/>
-          <w:kern w:val="0"/>
-          <w:lang w:val="es-ES" w:eastAsia="es-ES"/>
-          <w14:ligatures w14:val="none"/>
-        </w:rPr>
-        <w:t>ii</w:t>
-      </w:r>
-      <w:proofErr w:type="spellEnd"/>
-      <w:r>
-        <w:rPr>
-          <w:rFonts w:ascii="Arial Narrow" w:eastAsia="Times New Roman" w:hAnsi="Arial Narrow" w:cs="Arial"/>
-          <w:color w:val="000000"/>
-          <w:kern w:val="0"/>
-          <w:lang w:val="es-ES" w:eastAsia="es-ES"/>
-          <w14:ligatures w14:val="none"/>
-        </w:rPr>
-        <w:t>) presentar todas las comunicaciones cursadas con la parte denunciante en virtud de los hechos materia de denuncia</w:t>
-      </w:r>
-      <w:r>
-        <w:rPr>
-          <w:rFonts w:ascii="Arial Narrow" w:eastAsia="Times New Roman" w:hAnsi="Arial Narrow" w:cs="Arial"/>
-          <w:color w:val="000000"/>
-          <w:kern w:val="0"/>
-          <w:lang w:val="es-ES" w:eastAsia="es-ES"/>
-          <w14:ligatures w14:val="none"/>
-        </w:rPr>
-        <w:t>.</w:t>
-      </w:r>
-    </w:p>
-    <w:p>
-      <w:pPr>
-        <w:spacing w:after="0" w:line="240" w:lineRule="auto"/>
-        <w:jc w:val="both"/>
-        <w:rPr>
-          <w:rFonts w:ascii="Arial Narrow" w:eastAsia="Times New Roman" w:hAnsi="Arial Narrow" w:cs="Arial"/>
-          <w:color w:val="000000"/>
-          <w:kern w:val="0"/>
-          <w:lang w:val="es-ES" w:eastAsia="es-ES"/>
-          <w14:ligatures w14:val="none"/>
-        </w:rPr>
-      </w:pPr>
-    </w:p>
-    <w:p>
-      <w:pPr>
-        <w:spacing w:after="0" w:line="240" w:lineRule="auto"/>
-        <w:jc w:val="both"/>
-        <w:rPr>
-          <w:rFonts w:ascii="Arial Narrow" w:eastAsia="Times New Roman" w:hAnsi="Arial Narrow" w:cs="Arial"/>
-          <w:color w:val="000000"/>
-          <w:kern w:val="0"/>
-          <w:lang w:val="es-ES" w:eastAsia="es-ES"/>
-          <w14:ligatures w14:val="none"/>
-        </w:rPr>
-      </w:pPr>
-      <w:r>
-        <w:rPr>
-          <w:rFonts w:ascii="Arial Narrow" w:eastAsia="Arial Narrow" w:hAnsi="Arial Narrow" w:cs="Arial Narrow"/>
-          <w:b/>
-          <w:color w:val="000000"/>
-          <w:kern w:val="0"/>
-          <w:lang w:eastAsia="es-PE"/>
-          <w14:ligatures w14:val="none"/>
-        </w:rPr>
-        <w:t xml:space="preserve">SEXTO: </w:t>
-      </w:r>
-      <w:r>
-        <w:rPr>
-          <w:rFonts w:ascii="Arial Narrow" w:eastAsia="Times New Roman" w:hAnsi="Arial Narrow" w:cs="Arial"/>
-          <w:color w:val="000000"/>
-          <w:kern w:val="0"/>
-          <w:lang w:eastAsia="es-ES"/>
-          <w14:ligatures w14:val="none"/>
-        </w:rPr>
-        <w:t xml:space="preserve">requerir </w:t>
-      </w:r>
-      <w:r>
-        <w:rPr>
-          <w:rFonts w:ascii="Arial Narrow" w:eastAsia="Times New Roman" w:hAnsi="Arial Narrow" w:cs="Arial"/>
-          <w:color w:val="000000"/>
-          <w:kern w:val="0"/>
-          <w:lang w:val="es-ES" w:eastAsia="es-ES"/>
-          <w14:ligatures w14:val="none"/>
-        </w:rPr>
-        <w:t xml:space="preserve">que, en un </w:t>
-      </w:r>
-      <w:r>
-        <w:rPr>
-          <w:rFonts w:ascii="Arial Narrow" w:eastAsia="Times New Roman" w:hAnsi="Arial Narrow" w:cs="Arial"/>
-          <w:color w:val="000000"/>
-          <w:kern w:val="0"/>
-          <w:lang w:eastAsia="es-ES"/>
-          <w14:ligatures w14:val="none"/>
-        </w:rPr>
-        <w:t xml:space="preserve">plazo no mayor de cinco (5) días hábiles contado a partir del día siguiente de la notificación de la presente resolución, </w:t>
-      </w:r>
-      <w:r>
-        <w:rPr>
-          <w:rFonts w:ascii="Arial Narrow" w:eastAsia="Times New Roman" w:hAnsi="Arial Narrow" w:cs="Times New Roman"/>
-          <w:color w:val="000000"/>
-          <w:kern w:val="0"/>
-          <w:shd w:val="clear" w:color="auto" w:fill="FFFFFF"/>
-          <w:lang w:eastAsia="es-PE"/>
-          <w14:ligatures w14:val="none"/>
-        </w:rPr>
-        <w:t>Chubb Perú S.A. Compañía de Seguros y Reaseguros</w:t>
-      </w:r>
-      <w:r>
-        <w:rPr>
-          <w:rFonts w:ascii="Arial Narrow" w:eastAsia="Times New Roman" w:hAnsi="Arial Narrow" w:cs="Arial"/>
-          <w:color w:val="000000"/>
-          <w:kern w:val="0"/>
-          <w:lang w:eastAsia="es-ES"/>
-          <w14:ligatures w14:val="none"/>
-        </w:rPr>
-        <w:t xml:space="preserve">, </w:t>
-      </w:r>
-      <w:r>
-        <w:rPr>
-          <w:rFonts w:ascii="Arial Narrow" w:eastAsia="Times New Roman" w:hAnsi="Arial Narrow" w:cs="Arial"/>
-          <w:color w:val="000000"/>
-          <w:kern w:val="0"/>
-          <w:lang w:val="es-ES" w:eastAsia="es-ES"/>
-          <w14:ligatures w14:val="none"/>
-        </w:rPr>
-        <w:t xml:space="preserve">cumpla con: </w:t>
-      </w:r>
-      <w:r>
-        <w:rPr>
-          <w:rFonts w:ascii="Arial Narrow" w:eastAsia="Times New Roman" w:hAnsi="Arial Narrow" w:cs="Arial"/>
-          <w:color w:val="000000"/>
-          <w:kern w:val="0"/>
-          <w:lang w:val="es-ES" w:eastAsia="es-ES"/>
-          <w14:ligatures w14:val="none"/>
-        </w:rPr>
-        <w:t xml:space="preserve">(i) presentar una copia debidamente suscrita de la Póliza Matriz VCHAS3 del Seguro Adulto materia de denuncia; </w:t>
-      </w:r>
-      <w:r>
-        <w:rPr>
-          <w:rFonts w:ascii="Arial Narrow" w:eastAsia="Times New Roman" w:hAnsi="Arial Narrow" w:cs="Arial"/>
-          <w:color w:val="000000"/>
-          <w:kern w:val="0"/>
-          <w:lang w:val="es-ES" w:eastAsia="es-ES"/>
-          <w14:ligatures w14:val="none"/>
-        </w:rPr>
-        <w:t>(</w:t>
-      </w:r>
-      <w:proofErr w:type="spellStart"/>
-      <w:r>
-        <w:rPr>
-          <w:rFonts w:ascii="Arial Narrow" w:eastAsia="Times New Roman" w:hAnsi="Arial Narrow" w:cs="Arial"/>
-          <w:color w:val="000000"/>
-          <w:kern w:val="0"/>
-          <w:lang w:val="es-ES" w:eastAsia="es-ES"/>
-          <w14:ligatures w14:val="none"/>
-        </w:rPr>
-        <w:t>ii</w:t>
-      </w:r>
-      <w:proofErr w:type="spellEnd"/>
-      <w:r>
-        <w:rPr>
-          <w:rFonts w:ascii="Arial Narrow" w:eastAsia="Times New Roman" w:hAnsi="Arial Narrow" w:cs="Arial"/>
-          <w:color w:val="000000"/>
-          <w:kern w:val="0"/>
-          <w:lang w:val="es-ES" w:eastAsia="es-ES"/>
-          <w14:ligatures w14:val="none"/>
-        </w:rPr>
-        <w:t xml:space="preserve">) presentar los medios probatorios que acrediten que obtuvo el consentimiento expreso del </w:t>
-      </w:r>
-      <w:r>
-        <w:rPr>
-          <w:rFonts w:ascii="Arial Narrow" w:eastAsia="Times New Roman" w:hAnsi="Arial Narrow" w:cs="Arial"/>
-          <w:color w:val="000000"/>
-          <w:kern w:val="0"/>
-          <w:lang w:val="es-ES" w:eastAsia="es-ES"/>
-          <w14:ligatures w14:val="none"/>
+          <ns2:ligatures ns2:val="none"/>
         </w:rPr>
         <w:lastRenderedPageBreak/>
         <w:t>denunciante para la adquisición de la Póliza Matriz VCHAS del Seguro Adulto; y, (</w:t>
@@ -5245,7 +5108,7 @@
           <w:color w:val="000000"/>
           <w:kern w:val="0"/>
           <w:lang w:val="es-ES" w:eastAsia="es-ES"/>
-          <w14:ligatures w14:val="none"/>
+          <ns2:ligatures ns2:val="none"/>
         </w:rPr>
         <w:t>iii</w:t>
       </w:r>
@@ -5256,7 +5119,7 @@
           <w:color w:val="000000"/>
           <w:kern w:val="0"/>
           <w:lang w:val="es-ES" w:eastAsia="es-ES"/>
-          <w14:ligatures w14:val="none"/>
+          <ns2:ligatures ns2:val="none"/>
         </w:rPr>
         <w:t>) presentar todas las comunicaciones cursadas con la parte denunciante en virtud de los hechos materia de denuncia</w:t>
       </w:r>
@@ -5266,12 +5129,12 @@
           <w:color w:val="000000"/>
           <w:kern w:val="0"/>
           <w:lang w:val="es-ES" w:eastAsia="es-ES"/>
-          <w14:ligatures w14:val="none"/>
+          <ns2:ligatures ns2:val="none"/>
         </w:rPr>
         <w:t>.</w:t>
       </w:r>
     </w:p>
-    <w:p>
+    <w:p ns2:paraId="380DD746" ns2:textId="77777777">
       <w:pPr>
         <w:spacing w:after="0" w:line="240" w:lineRule="auto"/>
         <w:jc w:val="both"/>
@@ -5280,30 +5143,30 @@
           <w:color w:val="000000"/>
           <w:kern w:val="0"/>
           <w:lang w:val="es-ES" w:eastAsia="es-ES"/>
-          <w14:ligatures w14:val="none"/>
-        </w:rPr>
-      </w:pPr>
-    </w:p>
-    <w:p>
-      <w:pPr>
-        <w:spacing w:after="0" w:line="240" w:lineRule="auto"/>
-        <w:jc w:val="both"/>
-        <w:rPr>
-          <w:rFonts w:ascii="Arial Narrow" w:eastAsia="Arial Narrow" w:hAnsi="Arial Narrow" w:cs="Arial Narrow"/>
-          <w:color w:val="000000"/>
-          <w:kern w:val="0"/>
-          <w:lang w:eastAsia="es-PE"/>
-          <w14:ligatures w14:val="none"/>
-        </w:rPr>
-      </w:pPr>
-      <w:r>
-        <w:rPr>
-          <w:rFonts w:ascii="Arial Narrow" w:eastAsia="Arial Narrow" w:hAnsi="Arial Narrow" w:cs="Arial Narrow"/>
-          <w:b/>
-          <w:color w:val="000000"/>
-          <w:kern w:val="0"/>
-          <w:lang w:eastAsia="es-PE"/>
-          <w14:ligatures w14:val="none"/>
+          <ns2:ligatures ns2:val="none"/>
+        </w:rPr>
+      </w:pPr>
+    </w:p>
+    <w:p ns2:paraId="58D4E496" ns2:textId="77777777">
+      <w:pPr>
+        <w:spacing w:after="0" w:line="240" w:lineRule="auto"/>
+        <w:jc w:val="both"/>
+        <w:rPr>
+          <w:rFonts w:ascii="Arial Narrow" w:eastAsia="Arial Narrow" w:hAnsi="Arial Narrow" w:cs="Arial Narrow"/>
+          <w:color w:val="000000"/>
+          <w:kern w:val="0"/>
+          <w:lang w:eastAsia="es-PE"/>
+          <ns2:ligatures ns2:val="none"/>
+        </w:rPr>
+      </w:pPr>
+      <w:r>
+        <w:rPr>
+          <w:rFonts w:ascii="Arial Narrow" w:eastAsia="Arial Narrow" w:hAnsi="Arial Narrow" w:cs="Arial Narrow"/>
+          <w:b/>
+          <w:color w:val="000000"/>
+          <w:kern w:val="0"/>
+          <w:lang w:eastAsia="es-PE"/>
+          <ns2:ligatures ns2:val="none"/>
         </w:rPr>
         <w:t>SÉTIMO:</w:t>
       </w:r>
@@ -5313,7 +5176,7 @@
           <w:color w:val="000000"/>
           <w:kern w:val="0"/>
           <w:lang w:eastAsia="es-PE"/>
-          <w14:ligatures w14:val="none"/>
+          <ns2:ligatures ns2:val="none"/>
         </w:rPr>
         <w:t xml:space="preserve"> </w:t>
       </w:r>
@@ -5324,7 +5187,7 @@
           <w:color w:val="000000"/>
           <w:kern w:val="0"/>
           <w:lang w:eastAsia="es-PE"/>
-          <w14:ligatures w14:val="none"/>
+          <ns2:ligatures ns2:val="none"/>
         </w:rPr>
         <w:t>informar a las partes que el artículo 110</w:t>
       </w:r>
@@ -5334,7 +5197,7 @@
           <w:color w:val="000000"/>
           <w:kern w:val="0"/>
           <w:lang w:eastAsia="es-PE"/>
-          <w14:ligatures w14:val="none"/>
+          <ns2:ligatures ns2:val="none"/>
         </w:rPr>
         <w:t/>
       </w:r>
@@ -5344,7 +5207,7 @@
           <w:color w:val="000000"/>
           <w:kern w:val="0"/>
           <w:lang w:eastAsia="es-PE"/>
-          <w14:ligatures w14:val="none"/>
+          <ns2:ligatures ns2:val="none"/>
         </w:rPr>
         <w:t xml:space="preserve"> de la Ley 29571, Código de Protección y Defensa del Consumidor</w:t>
       </w:r>
@@ -5356,7 +5219,7 @@
           <w:kern w:val="0"/>
           <w:vertAlign w:val="superscript"/>
           <w:lang w:eastAsia="es-PE"/>
-          <w14:ligatures w14:val="none"/>
+          <ns2:ligatures ns2:val="none"/>
         </w:rPr>
         <w:footnoteReference w:id="11"/>
       </w:r>
@@ -5366,7 +5229,7 @@
           <w:color w:val="000000"/>
           <w:kern w:val="0"/>
           <w:lang w:eastAsia="es-PE"/>
-          <w14:ligatures w14:val="none"/>
+          <ns2:ligatures ns2:val="none"/>
         </w:rPr>
         <w:t>, faculta a la Comisión a calificar las infracciones de la referida norma como leves, graves o muy graves e imponer sanciones que van desde una amonestación hasta una multa por un máximo de 450 Unidades Impositivas Tributarias, sin perjuicio de las medidas correctivas, reparadoras y complementarias, que puedan ordenarse de acuerdo a lo estipulado en los artículos 114</w:t>
       </w:r>
@@ -5376,7 +5239,7 @@
           <w:color w:val="000000"/>
           <w:kern w:val="0"/>
           <w:lang w:eastAsia="es-PE"/>
-          <w14:ligatures w14:val="none"/>
+          <ns2:ligatures ns2:val="none"/>
         </w:rPr>
         <w:t/>
       </w:r>
@@ -5386,7 +5249,7 @@
           <w:color w:val="000000"/>
           <w:kern w:val="0"/>
           <w:lang w:eastAsia="es-PE"/>
-          <w14:ligatures w14:val="none"/>
+          <ns2:ligatures ns2:val="none"/>
         </w:rPr>
         <w:t>, 115</w:t>
       </w:r>
@@ -5396,7 +5259,7 @@
           <w:color w:val="000000"/>
           <w:kern w:val="0"/>
           <w:lang w:eastAsia="es-PE"/>
-          <w14:ligatures w14:val="none"/>
+          <ns2:ligatures ns2:val="none"/>
         </w:rPr>
         <w:t/>
       </w:r>
@@ -5406,7 +5269,7 @@
           <w:color w:val="000000"/>
           <w:kern w:val="0"/>
           <w:lang w:eastAsia="es-PE"/>
-          <w14:ligatures w14:val="none"/>
+          <ns2:ligatures ns2:val="none"/>
         </w:rPr>
         <w:t xml:space="preserve"> y 116</w:t>
       </w:r>
@@ -5416,7 +5279,7 @@
           <w:color w:val="000000"/>
           <w:kern w:val="0"/>
           <w:lang w:eastAsia="es-PE"/>
-          <w14:ligatures w14:val="none"/>
+          <ns2:ligatures ns2:val="none"/>
         </w:rPr>
         <w:t/>
       </w:r>
@@ -5426,7 +5289,7 @@
           <w:color w:val="000000"/>
           <w:kern w:val="0"/>
           <w:lang w:eastAsia="es-PE"/>
-          <w14:ligatures w14:val="none"/>
+          <ns2:ligatures ns2:val="none"/>
         </w:rPr>
         <w:t xml:space="preserve"> de la referida norma</w:t>
       </w:r>
@@ -5438,7 +5301,7 @@
           <w:kern w:val="0"/>
           <w:vertAlign w:val="superscript"/>
           <w:lang w:eastAsia="es-PE"/>
-          <w14:ligatures w14:val="none"/>
+          <ns2:ligatures ns2:val="none"/>
         </w:rPr>
         <w:footnoteReference w:id="12"/>
       </w:r>
@@ -5448,7 +5311,7 @@
           <w:color w:val="000000"/>
           <w:kern w:val="0"/>
           <w:lang w:eastAsia="es-PE"/>
-          <w14:ligatures w14:val="none"/>
+          <ns2:ligatures ns2:val="none"/>
         </w:rPr>
         <w:t xml:space="preserve">. </w:t>
       </w:r>
@@ -5459,7 +5322,7 @@
           <w:color w:val="000000"/>
           <w:kern w:val="0"/>
           <w:lang w:eastAsia="es-PE"/>
-          <w14:ligatures w14:val="none"/>
+          <ns2:ligatures ns2:val="none"/>
         </w:rPr>
         <w:lastRenderedPageBreak/>
         <w:t>Asimismo, se consideran circunstancias atenuantes para la graduación de la sanción, el allanamiento de la denuncia o el reconocimiento de las pretensiones en ella contenidas, de acuerdo con el artículo 112</w:t>
@@ -5470,7 +5333,7 @@
           <w:color w:val="000000"/>
           <w:kern w:val="0"/>
           <w:lang w:eastAsia="es-PE"/>
-          <w14:ligatures w14:val="none"/>
+          <ns2:ligatures ns2:val="none"/>
         </w:rPr>
         <w:t/>
       </w:r>
@@ -5480,7 +5343,7 @@
           <w:color w:val="000000"/>
           <w:kern w:val="0"/>
           <w:lang w:eastAsia="es-PE"/>
-          <w14:ligatures w14:val="none"/>
+          <ns2:ligatures ns2:val="none"/>
         </w:rPr>
         <w:t xml:space="preserve"> del Código</w:t>
       </w:r>
@@ -5492,7 +5355,7 @@
           <w:kern w:val="0"/>
           <w:vertAlign w:val="superscript"/>
           <w:lang w:eastAsia="es-PE"/>
-          <w14:ligatures w14:val="none"/>
+          <ns2:ligatures ns2:val="none"/>
         </w:rPr>
         <w:footnoteReference w:id="13"/>
       </w:r>
@@ -5502,12 +5365,12 @@
           <w:color w:val="000000"/>
           <w:kern w:val="0"/>
           <w:lang w:eastAsia="es-PE"/>
-          <w14:ligatures w14:val="none"/>
+          <ns2:ligatures ns2:val="none"/>
         </w:rPr>
         <w:t>.</w:t>
       </w:r>
     </w:p>
-    <w:p>
+    <w:p ns2:paraId="7A5236A4" ns2:textId="77777777">
       <w:pPr>
         <w:shd w:val="clear" w:color="auto" w:fill="FFFFFF"/>
         <w:spacing w:after="0" w:line="240" w:lineRule="auto"/>
@@ -5518,11 +5381,11 @@
           <w:color w:val="000000"/>
           <w:kern w:val="0"/>
           <w:lang w:eastAsia="es-PE"/>
-          <w14:ligatures w14:val="none"/>
-        </w:rPr>
-      </w:pPr>
-    </w:p>
-    <w:p>
+          <ns2:ligatures ns2:val="none"/>
+        </w:rPr>
+      </w:pPr>
+    </w:p>
+    <w:p ns2:paraId="3F071DDA" ns2:textId="77777777">
       <w:pPr>
         <w:shd w:val="clear" w:color="auto" w:fill="FFFFFF"/>
         <w:spacing w:after="0" w:line="240" w:lineRule="auto"/>
@@ -5532,7 +5395,7 @@
           <w:color w:val="000000"/>
           <w:kern w:val="0"/>
           <w:lang w:eastAsia="es-PE"/>
-          <w14:ligatures w14:val="none"/>
+          <ns2:ligatures ns2:val="none"/>
         </w:rPr>
       </w:pPr>
       <w:r>
@@ -5541,7 +5404,7 @@
           <w:b/>
           <w:bCs/>
           <w:kern w:val="0"/>
-          <w14:ligatures w14:val="none"/>
+          <ns2:ligatures ns2:val="none"/>
         </w:rPr>
         <w:t>OCTAVO</w:t>
       </w:r>
@@ -5552,7 +5415,7 @@
           <w:color w:val="000000"/>
           <w:kern w:val="0"/>
           <w:lang w:eastAsia="es-PE"/>
-          <w14:ligatures w14:val="none"/>
+          <ns2:ligatures ns2:val="none"/>
         </w:rPr>
         <w:t>:</w:t>
       </w:r>
@@ -5562,7 +5425,7 @@
           <w:color w:val="000000"/>
           <w:kern w:val="0"/>
           <w:lang w:eastAsia="es-PE"/>
-          <w14:ligatures w14:val="none"/>
+          <ns2:ligatures ns2:val="none"/>
         </w:rPr>
         <w:t xml:space="preserve"> informar a las partes que conforme a lo establecido en el artículo 39</w:t>
       </w:r>
@@ -5572,7 +5435,7 @@
           <w:color w:val="000000"/>
           <w:kern w:val="0"/>
           <w:lang w:eastAsia="es-PE"/>
-          <w14:ligatures w14:val="none"/>
+          <ns2:ligatures ns2:val="none"/>
         </w:rPr>
         <w:t/>
       </w:r>
@@ -5582,12 +5445,12 @@
           <w:color w:val="000000"/>
           <w:kern w:val="0"/>
           <w:lang w:eastAsia="es-PE"/>
-          <w14:ligatures w14:val="none"/>
+          <ns2:ligatures ns2:val="none"/>
         </w:rPr>
         <w:t xml:space="preserve"> de la Ley sobre Facultades, Normas y Organización del Indecopi, aprobada por Decreto Legislativo 807, los gastos por los peritajes realizados, actuación de pruebas, inspecciones y otros derivados de la tramitación del proceso serán de cargo de la parte que solicita la prueba, salvo pacto en contrario. En todos los casos, la resolución final determinará si los gastos deben ser asumidos por alguna de las partes, o reembolsados a la otra parte o al Indecopi, según sea el caso, de manera adicional a la sanción que haya podido imponerse. </w:t>
       </w:r>
     </w:p>
-    <w:p>
+    <w:p ns2:paraId="0F10F9CF" ns2:textId="77777777">
       <w:pPr>
         <w:shd w:val="clear" w:color="auto" w:fill="FFFFFF"/>
         <w:spacing w:after="0" w:line="240" w:lineRule="auto"/>
@@ -5597,11 +5460,11 @@
           <w:color w:val="000000"/>
           <w:kern w:val="0"/>
           <w:lang w:eastAsia="es-PE"/>
-          <w14:ligatures w14:val="none"/>
-        </w:rPr>
-      </w:pPr>
-    </w:p>
-    <w:p>
+          <ns2:ligatures ns2:val="none"/>
+        </w:rPr>
+      </w:pPr>
+    </w:p>
+    <w:p ns2:paraId="194C23DD" ns2:textId="77777777">
       <w:pPr>
         <w:suppressAutoHyphens/>
         <w:spacing w:after="0" w:line="240" w:lineRule="auto"/>
@@ -5610,7 +5473,7 @@
           <w:rFonts w:ascii="Arial Narrow" w:eastAsia="Calibri" w:hAnsi="Arial Narrow" w:cs="Arial"/>
           <w:kern w:val="0"/>
           <w:u w:val="single"/>
-          <w14:ligatures w14:val="none"/>
+          <ns2:ligatures ns2:val="none"/>
         </w:rPr>
       </w:pPr>
       <w:r>
@@ -5620,7 +5483,7 @@
           <w:color w:val="000000"/>
           <w:kern w:val="0"/>
           <w:lang w:eastAsia="es-PE"/>
-          <w14:ligatures w14:val="none"/>
+          <ns2:ligatures ns2:val="none"/>
         </w:rPr>
         <w:t>NOVENO</w:t>
       </w:r>
@@ -5629,7 +5492,7 @@
           <w:rFonts w:ascii="Arial Narrow" w:eastAsia="Calibri" w:hAnsi="Arial Narrow" w:cs="Arial"/>
           <w:b/>
           <w:kern w:val="0"/>
-          <w14:ligatures w14:val="none"/>
+          <ns2:ligatures ns2:val="none"/>
         </w:rPr>
         <w:t>:</w:t>
       </w:r>
@@ -5637,7 +5500,7 @@
         <w:rPr>
           <w:rFonts w:ascii="Arial Narrow" w:eastAsia="Calibri" w:hAnsi="Arial Narrow" w:cs="Arial"/>
           <w:kern w:val="0"/>
-          <w14:ligatures w14:val="none"/>
+          <ns2:ligatures ns2:val="none"/>
         </w:rPr>
         <w:t xml:space="preserve"> comunicar a las partes que, </w:t>
       </w:r>
@@ -5646,7 +5509,7 @@
         <w:rPr>
           <w:rFonts w:ascii="Arial Narrow" w:eastAsia="Calibri" w:hAnsi="Arial Narrow" w:cs="Arial"/>
           <w:kern w:val="0"/>
-          <w14:ligatures w14:val="none"/>
+          <ns2:ligatures ns2:val="none"/>
         </w:rPr>
         <w:t>de acuerdo a</w:t>
       </w:r>
@@ -5655,7 +5518,7 @@
         <w:rPr>
           <w:rFonts w:ascii="Arial Narrow" w:eastAsia="Calibri" w:hAnsi="Arial Narrow" w:cs="Arial"/>
           <w:kern w:val="0"/>
-          <w14:ligatures w14:val="none"/>
+          <ns2:ligatures ns2:val="none"/>
         </w:rPr>
         <w:t xml:space="preserve"> lo señalado por el artículo 29</w:t>
       </w:r>
@@ -5665,7 +5528,7 @@
           <w:color w:val="000000"/>
           <w:kern w:val="0"/>
           <w:lang w:eastAsia="es-PE"/>
-          <w14:ligatures w14:val="none"/>
+          <ns2:ligatures ns2:val="none"/>
         </w:rPr>
         <w:t/>
       </w:r>
@@ -5673,7 +5536,7 @@
         <w:rPr>
           <w:rFonts w:ascii="Arial Narrow" w:eastAsia="Calibri" w:hAnsi="Arial Narrow" w:cs="Arial"/>
           <w:kern w:val="0"/>
-          <w14:ligatures w14:val="none"/>
+          <ns2:ligatures ns2:val="none"/>
         </w:rPr>
         <w:t xml:space="preserve"> del Decreto Legislativo 807</w:t>
       </w:r>
@@ -5683,7 +5546,7 @@
           <w:rFonts w:ascii="Arial Narrow" w:eastAsia="Calibri" w:hAnsi="Arial Narrow" w:cs="Arial"/>
           <w:kern w:val="0"/>
           <w:vertAlign w:val="superscript"/>
-          <w14:ligatures w14:val="none"/>
+          <ns2:ligatures ns2:val="none"/>
         </w:rPr>
         <w:footnoteReference w:id="14"/>
       </w:r>
@@ -5691,7 +5554,7 @@
         <w:rPr>
           <w:rFonts w:ascii="Arial Narrow" w:eastAsia="Calibri" w:hAnsi="Arial Narrow" w:cs="Arial"/>
           <w:kern w:val="0"/>
-          <w14:ligatures w14:val="none"/>
+          <ns2:ligatures ns2:val="none"/>
         </w:rPr>
         <w:t xml:space="preserve">, hasta antes de la emisión de la Resolución Final tienen la posibilidad de solicitar una audiencia de conciliación. En caso deleguen a favor de una tercera persona su actuación en la diligencia programada, esta deberá presentar un poder especial con firma legalizada ante Notario Público, donde conste </w:t>
       </w:r>
@@ -5700,7 +5563,7 @@
           <w:rFonts w:ascii="Arial Narrow" w:eastAsia="Calibri" w:hAnsi="Arial Narrow" w:cs="Arial"/>
           <w:kern w:val="0"/>
           <w:u w:val="single"/>
-          <w14:ligatures w14:val="none"/>
+          <ns2:ligatures ns2:val="none"/>
         </w:rPr>
         <w:lastRenderedPageBreak/>
         <w:t>expresamente su facultad para asistir y conciliar en su representación</w:t>
@@ -5710,7 +5573,7 @@
           <w:rFonts w:ascii="Arial Narrow" w:eastAsia="Calibri" w:hAnsi="Arial Narrow" w:cs="Arial"/>
           <w:bCs/>
           <w:kern w:val="0"/>
-          <w14:ligatures w14:val="none"/>
+          <ns2:ligatures ns2:val="none"/>
         </w:rPr>
         <w:t>.</w:t>
       </w:r>
@@ -5720,7 +5583,7 @@
           <w:b/>
           <w:bCs/>
           <w:kern w:val="0"/>
-          <w14:ligatures w14:val="none"/>
+          <ns2:ligatures ns2:val="none"/>
         </w:rPr>
         <w:t xml:space="preserve"> </w:t>
       </w:r>
@@ -5729,12 +5592,12 @@
           <w:rFonts w:ascii="Arial Narrow" w:eastAsia="Calibri" w:hAnsi="Arial Narrow" w:cs="Arial"/>
           <w:kern w:val="0"/>
           <w:u w:val="single"/>
-          <w14:ligatures w14:val="none"/>
+          <ns2:ligatures ns2:val="none"/>
         </w:rPr>
         <w:t xml:space="preserve">Ello bajo apercibimiento de no realizar la audiencia de conciliación y levantar el acta de inasistencia correspondiente. </w:t>
       </w:r>
     </w:p>
-    <w:p>
+    <w:p ns2:paraId="19088877" ns2:textId="77777777">
       <w:pPr>
         <w:suppressAutoHyphens/>
         <w:spacing w:after="0" w:line="240" w:lineRule="auto"/>
@@ -5743,11 +5606,11 @@
           <w:rFonts w:ascii="Arial Narrow" w:eastAsia="Calibri" w:hAnsi="Arial Narrow" w:cs="Arial"/>
           <w:kern w:val="0"/>
           <w:u w:val="single"/>
-          <w14:ligatures w14:val="none"/>
-        </w:rPr>
-      </w:pPr>
-    </w:p>
-    <w:p>
+          <ns2:ligatures ns2:val="none"/>
+        </w:rPr>
+      </w:pPr>
+    </w:p>
+    <w:p ns2:paraId="7767F307" ns2:textId="77777777">
       <w:pPr>
         <w:suppressAutoHyphens/>
         <w:spacing w:after="0" w:line="240" w:lineRule="auto"/>
@@ -5764,7 +5627,7 @@
           <w:b/>
           <w:spacing w:val="-3"/>
           <w:kern w:val="0"/>
-          <w14:ligatures w14:val="none"/>
+          <ns2:ligatures ns2:val="none"/>
         </w:rPr>
         <w:t>DÉCIMO</w:t>
       </w:r>
@@ -5775,7 +5638,7 @@
           <w:color w:val="000000"/>
           <w:kern w:val="0"/>
           <w:lang w:eastAsia="es-PE"/>
-          <w14:ligatures w14:val="none"/>
+          <ns2:ligatures ns2:val="none"/>
         </w:rPr>
         <w:t>:</w:t>
       </w:r>
@@ -5785,14 +5648,14 @@
           <w:color w:val="000000"/>
           <w:kern w:val="0"/>
           <w:lang w:eastAsia="es-PE"/>
-          <w14:ligatures w14:val="none"/>
+          <ns2:ligatures ns2:val="none"/>
         </w:rPr>
         <w:t xml:space="preserve"> poner en conocimiento de las partes que, antes de la emisión de la Resolución Final, tienen la posibilidad de formular su desistimiento o presentar el acuerdo arribado mediante la conciliación, mediación, transacción o cualquier otro que, de forma indubitable, deje constancia que se ha solucionado la controversia materia de denuncia.</w:t>
       </w:r>
       <w:bookmarkStart w:id="13" w:name="h.gjdgxs" w:colFirst="0" w:colLast="0"/>
       <w:bookmarkEnd w:id="13"/>
     </w:p>
-    <w:p>
+    <w:p ns2:paraId="69E33D6A" ns2:textId="77777777">
       <w:pPr>
         <w:suppressAutoHyphens/>
         <w:spacing w:after="0" w:line="240" w:lineRule="auto"/>
@@ -5802,11 +5665,11 @@
           <w:color w:val="000000"/>
           <w:kern w:val="0"/>
           <w:lang w:eastAsia="es-PE"/>
-          <w14:ligatures w14:val="none"/>
-        </w:rPr>
-      </w:pPr>
-    </w:p>
-    <w:p>
+          <ns2:ligatures ns2:val="none"/>
+        </w:rPr>
+      </w:pPr>
+    </w:p>
+    <w:p ns2:paraId="4DB7FEAC" ns2:textId="6E85BE2F">
       <w:pPr>
         <w:suppressAutoHyphens/>
         <w:spacing w:after="0" w:line="240" w:lineRule="auto"/>
@@ -5837,7 +5700,7 @@
           <w:b/>
           <w:spacing w:val="-3"/>
           <w:kern w:val="0"/>
-          <w14:ligatures w14:val="none"/>
+          <ns2:ligatures ns2:val="none"/>
         </w:rPr>
         <w:t/>
       </w:r>
@@ -5847,7 +5710,7 @@
           <w:bCs/>
           <w:spacing w:val="-3"/>
           <w:kern w:val="0"/>
-          <w14:ligatures w14:val="none"/>
+          <ns2:ligatures ns2:val="none"/>
         </w:rPr>
         <w:t xml:space="preserve"/>
       </w:r>
@@ -5857,7 +5720,7 @@
           <w:bCs/>
           <w:spacing w:val="-3"/>
           <w:kern w:val="0"/>
-          <w14:ligatures w14:val="none"/>
+          <ns2:ligatures ns2:val="none"/>
         </w:rPr>
         <w:t xml:space="preserve"/>
       </w:r>
@@ -5867,7 +5730,7 @@
           <w:bCs/>
           <w:spacing w:val="-3"/>
           <w:kern w:val="0"/>
-          <w14:ligatures w14:val="none"/>
+          <ns2:ligatures ns2:val="none"/>
         </w:rPr>
         <w:t/>
       </w:r>
@@ -5877,7 +5740,7 @@
           <w:bCs/>
           <w:spacing w:val="-3"/>
           <w:kern w:val="0"/>
-          <w14:ligatures w14:val="none"/>
+          <ns2:ligatures ns2:val="none"/>
         </w:rPr>
         <w:t xml:space="preserve"/>
       </w:r>
@@ -5888,7 +5751,7 @@
           <w:kern w:val="0"/>
           <w:shd w:val="clear" w:color="auto" w:fill="FFFFFF"/>
           <w:lang w:eastAsia="es-PE"/>
-          <w14:ligatures w14:val="none"/>
+          <ns2:ligatures ns2:val="none"/>
         </w:rPr>
         <w:t/>
       </w:r>
@@ -5899,7 +5762,7 @@
           <w:kern w:val="0"/>
           <w:shd w:val="clear" w:color="auto" w:fill="FFFFFF"/>
           <w:lang w:eastAsia="es-PE"/>
-          <w14:ligatures w14:val="none"/>
+          <ns2:ligatures ns2:val="none"/>
         </w:rPr>
         <w:t xml:space="preserve"/>
       </w:r>
@@ -5910,7 +5773,7 @@
           <w:kern w:val="0"/>
           <w:shd w:val="clear" w:color="auto" w:fill="FFFFFF"/>
           <w:lang w:eastAsia="es-PE"/>
-          <w14:ligatures w14:val="none"/>
+          <ns2:ligatures ns2:val="none"/>
         </w:rPr>
         <w:t xml:space="preserve"/>
       </w:r>
@@ -6032,7 +5895,7 @@
           <w:color w:val="000000"/>
           <w:kern w:val="0"/>
           <w:lang w:eastAsia="es-PE"/>
-          <w14:ligatures w14:val="none"/>
+          <ns2:ligatures ns2:val="none"/>
         </w:rPr>
         <w:t/>
       </w:r>
@@ -6063,7 +5926,7 @@
           <w:color w:val="000000"/>
           <w:kern w:val="0"/>
           <w:lang w:eastAsia="es-PE"/>
-          <w14:ligatures w14:val="none"/>
+          <ns2:ligatures ns2:val="none"/>
         </w:rPr>
         <w:t/>
       </w:r>
@@ -6089,7 +5952,7 @@
         <w:t/>
       </w:r>
     </w:p>
-    <w:p>
+    <w:p ns2:paraId="26B1ED4B" ns2:textId="77777777">
       <w:pPr>
         <w:suppressAutoHyphens/>
         <w:spacing w:after="0" w:line="240" w:lineRule="auto"/>
@@ -6099,7 +5962,7 @@
         </w:rPr>
       </w:pPr>
     </w:p>
-    <w:p>
+    <w:p ns2:paraId="12E923CD" ns2:textId="3EFA026E">
       <w:pPr>
         <w:suppressAutoHyphens/>
         <w:spacing w:line="240" w:lineRule="auto"/>
@@ -6151,64 +6014,64 @@
       </w:r>
     </w:p>
     <w:bookmarkEnd w:id="0"/>
-    <w:p>
-      <w:pPr>
-        <w:spacing w:after="0" w:line="240" w:lineRule="auto"/>
-        <w:jc w:val="both"/>
-        <w:rPr>
-          <w:rFonts w:ascii="Arial Narrow" w:eastAsia="Arial Narrow" w:hAnsi="Arial Narrow" w:cs="Arial Narrow"/>
-          <w:b/>
-          <w:color w:val="000000"/>
-          <w:kern w:val="0"/>
-          <w:lang w:eastAsia="es-PE"/>
-          <w14:ligatures w14:val="none"/>
-        </w:rPr>
-      </w:pPr>
-    </w:p>
-    <w:p>
-      <w:pPr>
-        <w:spacing w:after="0" w:line="240" w:lineRule="auto"/>
-        <w:jc w:val="both"/>
-        <w:rPr>
-          <w:rFonts w:ascii="Arial Narrow" w:eastAsia="Arial Narrow" w:hAnsi="Arial Narrow" w:cs="Arial Narrow"/>
-          <w:b/>
-          <w:color w:val="000000"/>
-          <w:kern w:val="0"/>
-          <w:lang w:eastAsia="es-PE"/>
-          <w14:ligatures w14:val="none"/>
-        </w:rPr>
-      </w:pPr>
-    </w:p>
-    <w:p>
-      <w:pPr>
-        <w:spacing w:after="0" w:line="240" w:lineRule="auto"/>
-        <w:jc w:val="both"/>
-        <w:rPr>
-          <w:rFonts w:ascii="Arial Narrow" w:eastAsia="Arial Narrow" w:hAnsi="Arial Narrow" w:cs="Arial Narrow"/>
-          <w:b/>
-          <w:color w:val="000000"/>
-          <w:kern w:val="0"/>
-          <w:lang w:eastAsia="es-PE"/>
-          <w14:ligatures w14:val="none"/>
-        </w:rPr>
-      </w:pPr>
-    </w:p>
-    <w:p>
-      <w:pPr>
-        <w:spacing w:after="0" w:line="240" w:lineRule="auto"/>
-        <w:jc w:val="both"/>
-        <w:rPr>
-          <w:rFonts w:ascii="Arial Narrow" w:eastAsia="Arial Narrow" w:hAnsi="Arial Narrow" w:cs="Arial Narrow"/>
-          <w:b/>
-          <w:color w:val="000000"/>
-          <w:kern w:val="0"/>
-          <w:lang w:eastAsia="es-PE"/>
-          <w14:ligatures w14:val="none"/>
+    <w:p ns2:paraId="6F8AFAC6" ns2:textId="77777777">
+      <w:pPr>
+        <w:spacing w:after="0" w:line="240" w:lineRule="auto"/>
+        <w:jc w:val="both"/>
+        <w:rPr>
+          <w:rFonts w:ascii="Arial Narrow" w:eastAsia="Arial Narrow" w:hAnsi="Arial Narrow" w:cs="Arial Narrow"/>
+          <w:b/>
+          <w:color w:val="000000"/>
+          <w:kern w:val="0"/>
+          <w:lang w:eastAsia="es-PE"/>
+          <ns2:ligatures ns2:val="none"/>
+        </w:rPr>
+      </w:pPr>
+    </w:p>
+    <w:p ns2:paraId="5BECE2A9" ns2:textId="77777777">
+      <w:pPr>
+        <w:spacing w:after="0" w:line="240" w:lineRule="auto"/>
+        <w:jc w:val="both"/>
+        <w:rPr>
+          <w:rFonts w:ascii="Arial Narrow" w:eastAsia="Arial Narrow" w:hAnsi="Arial Narrow" w:cs="Arial Narrow"/>
+          <w:b/>
+          <w:color w:val="000000"/>
+          <w:kern w:val="0"/>
+          <w:lang w:eastAsia="es-PE"/>
+          <ns2:ligatures ns2:val="none"/>
+        </w:rPr>
+      </w:pPr>
+    </w:p>
+    <w:p ns2:paraId="3B11AD55" ns2:textId="77777777">
+      <w:pPr>
+        <w:spacing w:after="0" w:line="240" w:lineRule="auto"/>
+        <w:jc w:val="both"/>
+        <w:rPr>
+          <w:rFonts w:ascii="Arial Narrow" w:eastAsia="Arial Narrow" w:hAnsi="Arial Narrow" w:cs="Arial Narrow"/>
+          <w:b/>
+          <w:color w:val="000000"/>
+          <w:kern w:val="0"/>
+          <w:lang w:eastAsia="es-PE"/>
+          <ns2:ligatures ns2:val="none"/>
+        </w:rPr>
+      </w:pPr>
+    </w:p>
+    <w:p ns2:paraId="5290426A" ns2:textId="77777777">
+      <w:pPr>
+        <w:spacing w:after="0" w:line="240" w:lineRule="auto"/>
+        <w:jc w:val="both"/>
+        <w:rPr>
+          <w:rFonts w:ascii="Arial Narrow" w:eastAsia="Arial Narrow" w:hAnsi="Arial Narrow" w:cs="Arial Narrow"/>
+          <w:b/>
+          <w:color w:val="000000"/>
+          <w:kern w:val="0"/>
+          <w:lang w:eastAsia="es-PE"/>
+          <ns2:ligatures ns2:val="none"/>
         </w:rPr>
       </w:pPr>
       <w:bookmarkStart w:id="15" w:name="_Hlk218074855"/>
     </w:p>
-    <w:p>
+    <w:p ns2:paraId="110978A9" ns2:textId="13EC8E21">
       <w:pPr>
         <w:spacing w:after="0" w:line="240" w:lineRule="auto"/>
         <w:jc w:val="center"/>
@@ -6216,7 +6079,7 @@
           <w:rFonts w:ascii="Arial Narrow" w:eastAsia="Calibri" w:hAnsi="Arial Narrow" w:cs="Arial"/>
           <w:color w:val="000000"/>
           <w:kern w:val="0"/>
-          <w14:ligatures w14:val="none"/>
+          <ns2:ligatures ns2:val="none"/>
         </w:rPr>
       </w:pPr>
       <w:r>
@@ -6224,12 +6087,12 @@
           <w:rFonts w:ascii="Arial Narrow" w:eastAsia="Calibri" w:hAnsi="Arial Narrow" w:cs="Arial"/>
           <w:color w:val="000000"/>
           <w:kern w:val="0"/>
-          <w14:ligatures w14:val="none"/>
+          <ns2:ligatures ns2:val="none"/>
         </w:rPr>
         <w:t>Firmado digitalmente por</w:t>
       </w:r>
     </w:p>
-    <w:p>
+    <w:p ns2:paraId="61B83DDD" ns2:textId="3F3FE38D">
       <w:pPr>
         <w:spacing w:after="0" w:line="240" w:lineRule="auto"/>
         <w:jc w:val="center"/>
@@ -6239,7 +6102,7 @@
           <w:bCs/>
           <w:color w:val="000000"/>
           <w:kern w:val="0"/>
-          <w14:ligatures w14:val="none"/>
+          <ns2:ligatures ns2:val="none"/>
         </w:rPr>
       </w:pPr>
       <w:r>
@@ -6249,12 +6112,12 @@
           <w:bCs/>
           <w:color w:val="000000"/>
           <w:kern w:val="0"/>
-          <w14:ligatures w14:val="none"/>
+          <ns2:ligatures ns2:val="none"/>
         </w:rPr>
         <w:t>EVELING ROA QUISPE</w:t>
       </w:r>
     </w:p>
-    <w:p>
+    <w:p ns2:paraId="742A30B5" ns2:textId="77777777">
       <w:pPr>
         <w:spacing w:after="0" w:line="240" w:lineRule="auto"/>
         <w:jc w:val="center"/>
@@ -6264,7 +6127,7 @@
           <w:bCs/>
           <w:color w:val="000000"/>
           <w:kern w:val="0"/>
-          <w14:ligatures w14:val="none"/>
+          <ns2:ligatures ns2:val="none"/>
         </w:rPr>
       </w:pPr>
       <w:r>
@@ -6274,12 +6137,12 @@
           <w:bCs/>
           <w:color w:val="000000"/>
           <w:kern w:val="0"/>
-          <w14:ligatures w14:val="none"/>
+          <ns2:ligatures ns2:val="none"/>
         </w:rPr>
         <w:t>Secretaria Técnica</w:t>
       </w:r>
     </w:p>
-    <w:p>
+    <w:p ns2:paraId="119B7F66" ns2:textId="77777777">
       <w:pPr>
         <w:spacing w:after="0" w:line="240" w:lineRule="auto"/>
         <w:jc w:val="center"/>
@@ -6289,7 +6152,7 @@
           <w:bCs/>
           <w:color w:val="000000"/>
           <w:kern w:val="0"/>
-          <w14:ligatures w14:val="none"/>
+          <ns2:ligatures ns2:val="none"/>
         </w:rPr>
       </w:pPr>
       <w:r>
@@ -6299,26 +6162,26 @@
           <w:bCs/>
           <w:color w:val="000000"/>
           <w:kern w:val="0"/>
-          <w14:ligatures w14:val="none"/>
+          <ns2:ligatures ns2:val="none"/>
         </w:rPr>
         <w:t>Comisión de Protección al Consumidor 1</w:t>
       </w:r>
     </w:p>
-    <w:p>
-      <w:pPr>
-        <w:spacing w:after="0" w:line="240" w:lineRule="auto"/>
-        <w:jc w:val="both"/>
-        <w:rPr>
-          <w:rFonts w:ascii="Arial Narrow" w:eastAsia="Arial Narrow" w:hAnsi="Arial Narrow" w:cs="Arial Narrow"/>
-          <w:b/>
-          <w:color w:val="000000"/>
-          <w:kern w:val="0"/>
-          <w:lang w:eastAsia="es-PE"/>
-          <w14:ligatures w14:val="none"/>
-        </w:rPr>
-      </w:pPr>
-    </w:p>
-    <w:p>
+    <w:p ns2:paraId="15733869" ns2:textId="77777777">
+      <w:pPr>
+        <w:spacing w:after="0" w:line="240" w:lineRule="auto"/>
+        <w:jc w:val="both"/>
+        <w:rPr>
+          <w:rFonts w:ascii="Arial Narrow" w:eastAsia="Arial Narrow" w:hAnsi="Arial Narrow" w:cs="Arial Narrow"/>
+          <w:b/>
+          <w:color w:val="000000"/>
+          <w:kern w:val="0"/>
+          <w:lang w:eastAsia="es-PE"/>
+          <ns2:ligatures ns2:val="none"/>
+        </w:rPr>
+      </w:pPr>
+    </w:p>
+    <w:p ns2:paraId="68107EE2" ns2:textId="34017027">
       <w:pPr>
         <w:spacing w:after="0" w:line="240" w:lineRule="auto"/>
         <w:jc w:val="both"/>
@@ -6336,15 +6199,15 @@
           <w:sz w:val="16"/>
           <w:szCs w:val="16"/>
           <w:lang w:eastAsia="es-PE"/>
-          <w14:ligatures w14:val="none"/>
+          <ns2:ligatures ns2:val="none"/>
         </w:rPr>
         <w:t>LSM/JCQ</w:t>
       </w:r>
       <w:bookmarkEnd w:id="15"/>
     </w:p>
     <w:sectPr>
-      <w:headerReference w:type="default" r:id="rId8"/>
-      <w:footerReference w:type="default" r:id="rId9"/>
+      <w:headerReference w:type="default" ns3:id="rId8"/>
+      <w:footerReference w:type="default" ns3:id="rId9"/>
       <w:pgSz w:w="11906" w:h="16838"/>
       <w:pgMar w:top="1417" w:right="1701" w:bottom="1417" w:left="1701" w:header="708" w:footer="708" w:gutter="0"/>
       <w:cols w:space="708"/>

--- a/plantillas_maestras/02_seguro_vida/cobro_indebido_primas/1_ddo_banco_o_financiera/varon/TPL_3223_2025_SEGURO_VIDA_COBRO_INDEBIDO_PRIMAS_BANCO_VARON_R1.docx
+++ b/plantillas_maestras/02_seguro_vida/cobro_indebido_primas/1_ddo_banco_o_financiera/varon/TPL_3223_2025_SEGURO_VIDA_COBRO_INDEBIDO_PRIMAS_BANCO_VARON_R1.docx
@@ -4766,7 +4766,7 @@
           <w:sz w:val="20"/>
           <w:szCs w:val="20"/>
         </w:rPr>
-        <w:t xml:space="preserve">correr traslado de la presente resolución a Falabella Servicios Generales S.A.C. y Chubb Perú S.A. Compañía de Seguros y Reaseguros para que, de conformidad con lo dispuesto por el artículo 26° de la Ley sobre Facultades, Normas y Organización del Indecopi, aprobado por Decreto Legislativo N° 8079, presente sus descargos sobre la imputación de cargos realizada en un plazo no mayor a cinco (5) días hábiles contado a partir del día siguiente de la notificación de la presente resolución, vencido el cual, el Secretario Técnico declarará en rebeldía a los denunciados que no lo hubieran presentado. Debe precisarse que de conformidad con lo establecido por el artículo 223° del Texto Único Ordenado de la Ley N° 27444, Ley del Procedimiento Administrativo General, las alegaciones y los hechos relevantes de la reclamación, salvo que hayan sido específicamente negadas en la contestación, se tendrán por aceptadas o meritadas como ciertas.</w:t>
+        <w:t xml:space="preserve">correr traslado de la presente resolución a Falabella Servicios Generales S.A.C. y Chubb Perú S.A. Compañía de Seguros y Reaseguros para que, de conformidad con lo dispuesto por el artículo 26 de la Ley sobre Facultades, Normas y Organización del Indecopi, aprobada por Decreto Legislativo 807, presenten sus descargos sobre la imputación de cargos realizada en un plazo no mayor a cinco (5) días hábiles contado a partir del día siguiente de la notificación de la presente resolución, vencido el cual, el Secretario Técnico declarará en rebeldía a los denunciados que no lo hubieran presentado. Debe precisarse que de conformidad con lo establecido por el artículo 223 del Texto Único Ordenado de la Ley 27444, Ley del Procedimiento Administrativo General, las alegaciones y los hechos relevantes de la reclamación, salvo que hayan sido específicamente negadas en la contestación, se tendrán por aceptadas o merituadas como ciertas.</w:t>
       </w:r>
     </w:p>
     <w:p ns2:paraId="2F1C55D7" ns2:textId="77777777">

--- a/plantillas_maestras/02_seguro_vida/cobro_indebido_primas/1_ddo_banco_o_financiera/varon/TPL_3223_2025_SEGURO_VIDA_COBRO_INDEBIDO_PRIMAS_BANCO_VARON_R1.docx
+++ b/plantillas_maestras/02_seguro_vida/cobro_indebido_primas/1_ddo_banco_o_financiera/varon/TPL_3223_2025_SEGURO_VIDA_COBRO_INDEBIDO_PRIMAS_BANCO_VARON_R1.docx
@@ -475,7 +475,7 @@
           <w:lang w:eastAsia="es-PE"/>
           <ns2:ligatures ns2:val="none"/>
         </w:rPr>
-        <w:t>23</w:t>
+        <w:t xml:space="preserve">23 de enero de 2026</w:t>
       </w:r>
       <w:r>
         <w:rPr>
@@ -486,7 +486,7 @@
           <w:lang w:eastAsia="es-PE"/>
           <ns2:ligatures ns2:val="none"/>
         </w:rPr>
-        <w:t xml:space="preserve"> de </w:t>
+        <w:t xml:space="preserve"/>
       </w:r>
       <w:bookmarkStart w:id="2" w:name="_Hlk218508373"/>
       <w:r>
@@ -498,7 +498,7 @@
           <w:lang w:eastAsia="es-PE"/>
           <ns2:ligatures ns2:val="none"/>
         </w:rPr>
-        <w:t>enero de 2026</w:t>
+        <w:t xml:space="preserve"/>
       </w:r>
       <w:bookmarkEnd w:id="2"/>
     </w:p>
@@ -779,7 +779,7 @@
           <w:lang w:eastAsia="es-ES"/>
           <ns2:ligatures ns2:val="none"/>
         </w:rPr>
-        <w:t xml:space="preserve">Entre el 8 de julio de 2024 y el 1 de septiembre de 2025, se cargaron de manera continua catorce </w:t>
+        <w:t xml:space="preserve">Entre el 8 de julio de 2024 y el 1 de setiembre de 2025, se cargaron de manera continua catorce </w:t>
       </w:r>
       <w:r>
         <w:rPr>
@@ -1046,7 +1046,7 @@
           <w:lang w:eastAsia="es-ES"/>
           <ns2:ligatures ns2:val="none"/>
         </w:rPr>
-        <w:t>l 1 de septiembre de 2025</w:t>
+        <w:t xml:space="preserve">l 1 de setiembre de 2025</w:t>
       </w:r>
       <w:r>
         <w:rPr>
@@ -1411,7 +1411,7 @@
           <w:lang w:eastAsia="es-ES"/>
           <ns2:ligatures ns2:val="none"/>
         </w:rPr>
-        <w:t xml:space="preserve">El 4 de septiembre de 2025, presentó ante </w:t>
+        <w:t xml:space="preserve">El 4 de setiembre de 2025, presentó ante </w:t>
       </w:r>
       <w:r>
         <w:rPr>
@@ -1508,7 +1508,7 @@
           <w:lang w:eastAsia="es-ES"/>
           <ns2:ligatures ns2:val="none"/>
         </w:rPr>
-        <w:t xml:space="preserve">l 4 de septiembre de 2025, presentó ante </w:t>
+        <w:t xml:space="preserve">l 4 de setiembre de 2025, presentó ante </w:t>
       </w:r>
       <w:r>
         <w:rPr>
@@ -1695,7 +1695,7 @@
           <w:lang w:eastAsia="es-ES"/>
           <ns2:ligatures ns2:val="none"/>
         </w:rPr>
-        <w:t xml:space="preserve">El 12 de septiembre de 2025, </w:t>
+        <w:t xml:space="preserve">El 12 de setiembre de 2025, </w:t>
       </w:r>
       <w:r>
         <w:rPr>
@@ -1987,47 +1987,47 @@
           <w:lang w:eastAsia="es-ES"/>
           <ns2:ligatures ns2:val="none"/>
         </w:rPr>
-        <w:t xml:space="preserve"> desde el 8</w:t>
-      </w:r>
-      <w:r>
-        <w:rPr>
-          <w:rFonts w:ascii="Arial Narrow" w:eastAsia="Times New Roman" w:hAnsi="Arial Narrow" w:cs="Arial"/>
-          <w:color w:val="000000"/>
-          <w:kern w:val="0"/>
-          <w:lang w:eastAsia="es-ES"/>
-          <ns2:ligatures ns2:val="none"/>
-        </w:rPr>
-        <w:t xml:space="preserve"> de julio de</w:t>
-      </w:r>
-      <w:r>
-        <w:rPr>
-          <w:rFonts w:ascii="Arial Narrow" w:eastAsia="Times New Roman" w:hAnsi="Arial Narrow" w:cs="Arial"/>
-          <w:color w:val="000000"/>
-          <w:kern w:val="0"/>
-          <w:lang w:eastAsia="es-ES"/>
-          <ns2:ligatures ns2:val="none"/>
-        </w:rPr>
-        <w:t xml:space="preserve"> </w:t>
-      </w:r>
-      <w:r>
-        <w:rPr>
-          <w:rFonts w:ascii="Arial Narrow" w:eastAsia="Times New Roman" w:hAnsi="Arial Narrow" w:cs="Arial"/>
-          <w:color w:val="000000"/>
-          <w:kern w:val="0"/>
-          <w:lang w:eastAsia="es-ES"/>
-          <ns2:ligatures ns2:val="none"/>
-        </w:rPr>
-        <w:t>20</w:t>
-      </w:r>
-      <w:r>
-        <w:rPr>
-          <w:rFonts w:ascii="Arial Narrow" w:eastAsia="Times New Roman" w:hAnsi="Arial Narrow" w:cs="Arial"/>
-          <w:color w:val="000000"/>
-          <w:kern w:val="0"/>
-          <w:lang w:eastAsia="es-ES"/>
-          <ns2:ligatures ns2:val="none"/>
-        </w:rPr>
-        <w:t>24.</w:t>
+        <w:t xml:space="preserve"> desde el 8 de julio de 2024</w:t>
+      </w:r>
+      <w:r>
+        <w:rPr>
+          <w:rFonts w:ascii="Arial Narrow" w:eastAsia="Times New Roman" w:hAnsi="Arial Narrow" w:cs="Arial"/>
+          <w:color w:val="000000"/>
+          <w:kern w:val="0"/>
+          <w:lang w:eastAsia="es-ES"/>
+          <ns2:ligatures ns2:val="none"/>
+        </w:rPr>
+        <w:t xml:space="preserve"/>
+      </w:r>
+      <w:r>
+        <w:rPr>
+          <w:rFonts w:ascii="Arial Narrow" w:eastAsia="Times New Roman" w:hAnsi="Arial Narrow" w:cs="Arial"/>
+          <w:color w:val="000000"/>
+          <w:kern w:val="0"/>
+          <w:lang w:eastAsia="es-ES"/>
+          <ns2:ligatures ns2:val="none"/>
+        </w:rPr>
+        <w:t xml:space="preserve"/>
+      </w:r>
+      <w:r>
+        <w:rPr>
+          <w:rFonts w:ascii="Arial Narrow" w:eastAsia="Times New Roman" w:hAnsi="Arial Narrow" w:cs="Arial"/>
+          <w:color w:val="000000"/>
+          <w:kern w:val="0"/>
+          <w:lang w:eastAsia="es-ES"/>
+          <ns2:ligatures ns2:val="none"/>
+        </w:rPr>
+        <w:t xml:space="preserve"/>
+      </w:r>
+      <w:r>
+        <w:rPr>
+          <w:rFonts w:ascii="Arial Narrow" w:eastAsia="Times New Roman" w:hAnsi="Arial Narrow" w:cs="Arial"/>
+          <w:color w:val="000000"/>
+          <w:kern w:val="0"/>
+          <w:lang w:eastAsia="es-ES"/>
+          <ns2:ligatures ns2:val="none"/>
+        </w:rPr>
+        <w:t xml:space="preserve">.</w:t>
       </w:r>
     </w:p>
     <w:p ns2:paraId="4B9AC79E" ns2:textId="77777777">
@@ -6506,7 +6506,7 @@
           <w:sz w:val="16"/>
           <w:szCs w:val="16"/>
         </w:rPr>
-        <w:t>el 2 de setiembre del 2010 en el Diario Oficial El Peruano, vigente desde el 2 de octubre del 2010 y modificado por Decreto Legislativo 1308.</w:t>
+        <w:t xml:space="preserve">el 2 de setiembre de 2010 en el Diario Oficial El Peruano, vigente desde el 2 de octubre de 2010 y modificado por Decreto Legislativo 1308.</w:t>
       </w:r>
     </w:p>
     <w:p>

--- a/plantillas_maestras/02_seguro_vida/cobro_indebido_primas/1_ddo_banco_o_financiera/varon/TPL_3223_2025_SEGURO_VIDA_COBRO_INDEBIDO_PRIMAS_BANCO_VARON_R1.docx
+++ b/plantillas_maestras/02_seguro_vida/cobro_indebido_primas/1_ddo_banco_o_financiera/varon/TPL_3223_2025_SEGURO_VIDA_COBRO_INDEBIDO_PRIMAS_BANCO_VARON_R1.docx
@@ -1,8 +1,8 @@
 
 <file path=word/document.xml><?xml version="1.0" encoding="utf-8"?>
-<w:document xmlns:ns1="http://schemas.openxmlformats.org/markup-compatibility/2006" xmlns:ns2="http://schemas.microsoft.com/office/word/2010/wordml" xmlns:ns3="http://schemas.openxmlformats.org/officeDocument/2006/relationships" xmlns:w="http://schemas.openxmlformats.org/wordprocessingml/2006/main" ns1:Ignorable="w14 w15 w16se w16cid w16 w16cex w16sdtdh w16sdtfl w16du wp14">
+<w:document xmlns:mc="http://schemas.openxmlformats.org/markup-compatibility/2006" xmlns:r="http://schemas.openxmlformats.org/officeDocument/2006/relationships" xmlns:w="http://schemas.openxmlformats.org/wordprocessingml/2006/main" xmlns:w14="http://schemas.microsoft.com/office/word/2010/wordml" xmlns:w15="http://schemas.microsoft.com/office/word/2012/wordml" xmlns:w16="http://schemas.microsoft.com/office/word/2018/wordml" xmlns:w16cex="http://schemas.microsoft.com/office/word/2018/wordml/cex" xmlns:w16cid="http://schemas.microsoft.com/office/word/2016/wordml/cid" xmlns:w16du="http://schemas.microsoft.com/office/word/2023/wordml/word16du" xmlns:w16sdtdh="http://schemas.microsoft.com/office/word/2020/wordml/sdtdatahash" xmlns:w16se="http://schemas.microsoft.com/office/word/2015/wordml/symex" xmlns:wp14="http://schemas.microsoft.com/office/word/2010/wordprocessingDrawing" mc:Ignorable="w14 w15 w16se w16cid w16 w16cex w16sdtdh w16du wp14">
   <w:body>
-    <w:p ns2:paraId="4D92E425" ns2:textId="237781EC">
+    <w:p>
       <w:pPr>
         <w:tabs>
           <w:tab w:val="left" w:pos="1701"/>
@@ -14,7 +14,7 @@
           <w:color w:val="000000"/>
           <w:kern w:val="0"/>
           <w:lang w:eastAsia="es-PE"/>
-          <ns2:ligatures ns2:val="none"/>
+          <w14:ligatures w14:val="none"/>
         </w:rPr>
       </w:pPr>
       <w:bookmarkStart w:id="0" w:name="_Hlk80343540"/>
@@ -25,7 +25,7 @@
           <w:color w:val="000000"/>
           <w:kern w:val="0"/>
           <w:lang w:eastAsia="es-PE"/>
-          <ns2:ligatures ns2:val="none"/>
+          <w14:ligatures w14:val="none"/>
         </w:rPr>
         <w:t xml:space="preserve">EXPEDIENTE </w:t>
       </w:r>
@@ -36,7 +36,7 @@
           <w:color w:val="000000"/>
           <w:kern w:val="0"/>
           <w:lang w:eastAsia="es-PE"/>
-          <ns2:ligatures ns2:val="none"/>
+          <w14:ligatures w14:val="none"/>
         </w:rPr>
         <w:tab/>
         <w:t>:</w:t>
@@ -48,7 +48,7 @@
           <w:color w:val="000000"/>
           <w:kern w:val="0"/>
           <w:lang w:eastAsia="es-PE"/>
-          <ns2:ligatures ns2:val="none"/>
+          <w14:ligatures w14:val="none"/>
         </w:rPr>
         <w:tab/>
       </w:r>
@@ -61,7 +61,7 @@
           <w:kern w:val="0"/>
           <w:shd w:val="clear" w:color="auto" w:fill="FFFFFF"/>
           <w:lang w:eastAsia="es-PE"/>
-          <ns2:ligatures ns2:val="none"/>
+          <w14:ligatures w14:val="none"/>
         </w:rPr>
         <w:t>3223-2025</w:t>
       </w:r>
@@ -74,12 +74,12 @@
           <w:kern w:val="0"/>
           <w:shd w:val="clear" w:color="auto" w:fill="FFFFFF"/>
           <w:lang w:eastAsia="es-PE"/>
-          <ns2:ligatures ns2:val="none"/>
+          <w14:ligatures w14:val="none"/>
         </w:rPr>
         <w:t>/CC1</w:t>
       </w:r>
     </w:p>
-    <w:p ns2:paraId="174737B6" ns2:textId="1E6FEF55">
+    <w:p>
       <w:pPr>
         <w:tabs>
           <w:tab w:val="left" w:pos="1701"/>
@@ -94,56 +94,26 @@
           <w:color w:val="000000"/>
           <w:kern w:val="0"/>
           <w:lang w:eastAsia="es-PE"/>
-          <ns2:ligatures ns2:val="none"/>
-        </w:rPr>
-      </w:pPr>
-      <w:r>
-        <w:rPr>
-          <w:rFonts w:ascii="Arial Narrow" w:eastAsia="Arial Narrow" w:hAnsi="Arial Narrow" w:cs="Arial Narrow"/>
-          <w:b/>
-          <w:color w:val="000000"/>
-          <w:kern w:val="0"/>
-          <w:lang w:eastAsia="es-PE"/>
-          <ns2:ligatures ns2:val="none"/>
-        </w:rPr>
-        <w:t xml:space="preserve">DENUNCIANTE:[DENUNCIANTE] (SEÑOR [APELLIDO])</w:t>
-      </w:r>
-      <w:r>
-        <w:rPr>
-          <w:rFonts w:ascii="Arial Narrow" w:eastAsia="Arial Narrow" w:hAnsi="Arial Narrow" w:cs="Arial Narrow"/>
-          <w:b/>
-          <w:color w:val="000000"/>
-          <w:kern w:val="0"/>
-          <w:lang w:eastAsia="es-PE"/>
-          <ns2:ligatures ns2:val="none"/>
-        </w:rPr>
+          <w14:ligatures w14:val="none"/>
+        </w:rPr>
+      </w:pPr>
+      <w:r>
+        <w:rPr>
+          <w:rFonts w:ascii="Arial Narrow" w:eastAsia="Arial Narrow" w:hAnsi="Arial Narrow" w:cs="Arial Narrow"/>
+          <w:b/>
+          <w:color w:val="000000"/>
+          <w:kern w:val="0"/>
+          <w:lang w:eastAsia="es-PE"/>
+          <w14:ligatures w14:val="none"/>
+        </w:rPr>
+        <w:t>DENUNCIANTE</w:t>
         <w:tab/>
-        <w:t/>
-      </w:r>
-      <w:r>
-        <w:rPr>
-          <w:rFonts w:ascii="Arial Narrow" w:eastAsia="Arial Narrow" w:hAnsi="Arial Narrow" w:cs="Arial Narrow"/>
-          <w:b/>
-          <w:color w:val="000000"/>
-          <w:kern w:val="0"/>
-          <w:lang w:eastAsia="es-PE"/>
-          <ns2:ligatures ns2:val="none"/>
-        </w:rPr>
+        <w:t>:</w:t>
         <w:tab/>
-      </w:r>
-      <w:r>
-        <w:rPr>
-          <w:rFonts w:ascii="Arial Narrow" w:eastAsia="Arial Narrow" w:hAnsi="Arial Narrow" w:cs="Arial Narrow"/>
-          <w:b/>
-          <w:color w:val="000000"/>
-          <w:kern w:val="0"/>
-          <w:lang w:eastAsia="es-PE"/>
-          <ns2:ligatures ns2:val="none"/>
-        </w:rPr>
-        <w:t/>
-      </w:r>
-    </w:p>
-    <w:p ns2:paraId="223101EF" ns2:textId="4E489367">
+        <w:t xml:space="preserve">[DENUNCIANTE] (SEÑOR [APELLIDO])</w:t>
+      </w:r>
+    </w:p>
+    <w:p>
       <w:pPr>
         <w:tabs>
           <w:tab w:val="left" w:pos="1701"/>
@@ -158,17 +128,17 @@
           <w:color w:val="000000"/>
           <w:kern w:val="0"/>
           <w:lang w:eastAsia="es-PE"/>
-          <ns2:ligatures ns2:val="none"/>
-        </w:rPr>
-      </w:pPr>
-      <w:r>
-        <w:rPr>
-          <w:rFonts w:ascii="Arial Narrow" w:eastAsia="Arial Narrow" w:hAnsi="Arial Narrow" w:cs="Arial Narrow"/>
-          <w:b/>
-          <w:color w:val="000000"/>
-          <w:kern w:val="0"/>
-          <w:lang w:eastAsia="es-PE"/>
-          <ns2:ligatures ns2:val="none"/>
+          <w14:ligatures w14:val="none"/>
+        </w:rPr>
+      </w:pPr>
+      <w:r>
+        <w:rPr>
+          <w:rFonts w:ascii="Arial Narrow" w:eastAsia="Arial Narrow" w:hAnsi="Arial Narrow" w:cs="Arial Narrow"/>
+          <w:b/>
+          <w:color w:val="000000"/>
+          <w:kern w:val="0"/>
+          <w:lang w:eastAsia="es-PE"/>
+          <w14:ligatures w14:val="none"/>
         </w:rPr>
         <w:t>DENUNCIADOS</w:t>
       </w:r>
@@ -179,7 +149,7 @@
           <w:color w:val="000000"/>
           <w:kern w:val="0"/>
           <w:lang w:eastAsia="es-PE"/>
-          <ns2:ligatures ns2:val="none"/>
+          <w14:ligatures w14:val="none"/>
         </w:rPr>
         <w:tab/>
         <w:t>:</w:t>
@@ -191,7 +161,7 @@
           <w:color w:val="000000"/>
           <w:kern w:val="0"/>
           <w:lang w:eastAsia="es-PE"/>
-          <ns2:ligatures ns2:val="none"/>
+          <w14:ligatures w14:val="none"/>
         </w:rPr>
         <w:tab/>
         <w:t>FALABELLA SERVICIOS GENERALES S.A.C</w:t>
@@ -203,7 +173,7 @@
           <w:color w:val="000000"/>
           <w:kern w:val="0"/>
           <w:lang w:eastAsia="es-PE"/>
-          <ns2:ligatures ns2:val="none"/>
+          <w14:ligatures w14:val="none"/>
         </w:rPr>
         <w:t>.</w:t>
       </w:r>
@@ -214,7 +184,7 @@
           <w:color w:val="000000"/>
           <w:kern w:val="0"/>
           <w:lang w:eastAsia="es-PE"/>
-          <ns2:ligatures ns2:val="none"/>
+          <w14:ligatures w14:val="none"/>
         </w:rPr>
         <w:t xml:space="preserve"> (</w:t>
       </w:r>
@@ -226,7 +196,7 @@
           <w:color w:val="000000"/>
           <w:kern w:val="0"/>
           <w:lang w:eastAsia="es-PE"/>
-          <ns2:ligatures ns2:val="none"/>
+          <w14:ligatures w14:val="none"/>
         </w:rPr>
         <w:t>FALABELLA</w:t>
       </w:r>
@@ -238,12 +208,12 @@
           <w:color w:val="000000"/>
           <w:kern w:val="0"/>
           <w:lang w:eastAsia="es-PE"/>
-          <ns2:ligatures ns2:val="none"/>
+          <w14:ligatures w14:val="none"/>
         </w:rPr>
         <w:t xml:space="preserve">) </w:t>
       </w:r>
     </w:p>
-    <w:p ns2:paraId="4D23E5DF" ns2:textId="08FEFC3C">
+    <w:p>
       <w:pPr>
         <w:tabs>
           <w:tab w:val="left" w:pos="1701"/>
@@ -258,17 +228,17 @@
           <w:color w:val="000000"/>
           <w:kern w:val="0"/>
           <w:lang w:eastAsia="es-PE"/>
-          <ns2:ligatures ns2:val="none"/>
-        </w:rPr>
-      </w:pPr>
-      <w:r>
-        <w:rPr>
-          <w:rFonts w:ascii="Arial Narrow" w:eastAsia="Arial Narrow" w:hAnsi="Arial Narrow" w:cs="Arial Narrow"/>
-          <w:b/>
-          <w:color w:val="000000"/>
-          <w:kern w:val="0"/>
-          <w:lang w:eastAsia="es-PE"/>
-          <ns2:ligatures ns2:val="none"/>
+          <w14:ligatures w14:val="none"/>
+        </w:rPr>
+      </w:pPr>
+      <w:r>
+        <w:rPr>
+          <w:rFonts w:ascii="Arial Narrow" w:eastAsia="Arial Narrow" w:hAnsi="Arial Narrow" w:cs="Arial Narrow"/>
+          <w:b/>
+          <w:color w:val="000000"/>
+          <w:kern w:val="0"/>
+          <w:lang w:eastAsia="es-PE"/>
+          <w14:ligatures w14:val="none"/>
         </w:rPr>
         <w:tab/>
       </w:r>
@@ -279,13 +249,13 @@
           <w:color w:val="000000"/>
           <w:kern w:val="0"/>
           <w:lang w:eastAsia="es-PE"/>
-          <ns2:ligatures ns2:val="none"/>
+          <w14:ligatures w14:val="none"/>
         </w:rPr>
         <w:tab/>
         <w:t>CHUBB PERÚ S.A. COMPAÑÍA DE SEGUROS Y REASEGUROS (CHUBB)</w:t>
       </w:r>
     </w:p>
-    <w:p ns2:paraId="753670C1" ns2:textId="7E283BFA">
+    <w:p>
       <w:pPr>
         <w:tabs>
           <w:tab w:val="left" w:pos="1701"/>
@@ -300,17 +270,17 @@
           <w:color w:val="000000"/>
           <w:kern w:val="0"/>
           <w:lang w:eastAsia="es-PE"/>
-          <ns2:ligatures ns2:val="none"/>
-        </w:rPr>
-      </w:pPr>
-      <w:r>
-        <w:rPr>
-          <w:rFonts w:ascii="Arial Narrow" w:eastAsia="Arial Narrow" w:hAnsi="Arial Narrow" w:cs="Arial Narrow"/>
-          <w:b/>
-          <w:color w:val="000000"/>
-          <w:kern w:val="0"/>
-          <w:lang w:eastAsia="es-PE"/>
-          <ns2:ligatures ns2:val="none"/>
+          <w14:ligatures w14:val="none"/>
+        </w:rPr>
+      </w:pPr>
+      <w:r>
+        <w:rPr>
+          <w:rFonts w:ascii="Arial Narrow" w:eastAsia="Arial Narrow" w:hAnsi="Arial Narrow" w:cs="Arial Narrow"/>
+          <w:b/>
+          <w:color w:val="000000"/>
+          <w:kern w:val="0"/>
+          <w:lang w:eastAsia="es-PE"/>
+          <w14:ligatures w14:val="none"/>
         </w:rPr>
         <w:t>MATERIAS</w:t>
       </w:r>
@@ -321,7 +291,7 @@
           <w:color w:val="000000"/>
           <w:kern w:val="0"/>
           <w:lang w:eastAsia="es-PE"/>
-          <ns2:ligatures ns2:val="none"/>
+          <w14:ligatures w14:val="none"/>
         </w:rPr>
         <w:tab/>
         <w:t xml:space="preserve">: </w:t>
@@ -333,13 +303,13 @@
           <w:color w:val="000000"/>
           <w:kern w:val="0"/>
           <w:lang w:eastAsia="es-PE"/>
-          <ns2:ligatures ns2:val="none"/>
+          <w14:ligatures w14:val="none"/>
         </w:rPr>
         <w:tab/>
         <w:t>ADMISIÓN A TRÁMITE</w:t>
       </w:r>
     </w:p>
-    <w:p ns2:paraId="449086A9" ns2:textId="77777777">
+    <w:p>
       <w:pPr>
         <w:tabs>
           <w:tab w:val="left" w:pos="1701"/>
@@ -354,22 +324,22 @@
           <w:color w:val="000000"/>
           <w:kern w:val="0"/>
           <w:lang w:eastAsia="es-PE"/>
-          <ns2:ligatures ns2:val="none"/>
-        </w:rPr>
-      </w:pPr>
-      <w:r>
-        <w:rPr>
-          <w:rFonts w:ascii="Arial Narrow" w:eastAsia="Arial Narrow" w:hAnsi="Arial Narrow" w:cs="Arial Narrow"/>
-          <w:b/>
-          <w:color w:val="000000"/>
-          <w:kern w:val="0"/>
-          <w:lang w:eastAsia="es-PE"/>
-          <ns2:ligatures ns2:val="none"/>
+          <w14:ligatures w14:val="none"/>
+        </w:rPr>
+      </w:pPr>
+      <w:r>
+        <w:rPr>
+          <w:rFonts w:ascii="Arial Narrow" w:eastAsia="Arial Narrow" w:hAnsi="Arial Narrow" w:cs="Arial Narrow"/>
+          <w:b/>
+          <w:color w:val="000000"/>
+          <w:kern w:val="0"/>
+          <w:lang w:eastAsia="es-PE"/>
+          <w14:ligatures w14:val="none"/>
         </w:rPr>
         <w:t xml:space="preserve">REQUERIMIENTO DE INFORMACIÓN </w:t>
       </w:r>
     </w:p>
-    <w:p ns2:paraId="778AE69F" ns2:textId="77777777">
+    <w:p>
       <w:pPr>
         <w:tabs>
           <w:tab w:val="left" w:pos="1701"/>
@@ -383,17 +353,17 @@
           <w:color w:val="000000"/>
           <w:kern w:val="0"/>
           <w:lang w:eastAsia="es-PE"/>
-          <ns2:ligatures ns2:val="none"/>
-        </w:rPr>
-      </w:pPr>
-      <w:r>
-        <w:rPr>
-          <w:rFonts w:ascii="Arial Narrow" w:eastAsia="Arial Narrow" w:hAnsi="Arial Narrow" w:cs="Arial Narrow"/>
-          <w:b/>
-          <w:color w:val="000000"/>
-          <w:kern w:val="0"/>
-          <w:lang w:eastAsia="es-PE"/>
-          <ns2:ligatures ns2:val="none"/>
+          <w14:ligatures w14:val="none"/>
+        </w:rPr>
+      </w:pPr>
+      <w:r>
+        <w:rPr>
+          <w:rFonts w:ascii="Arial Narrow" w:eastAsia="Arial Narrow" w:hAnsi="Arial Narrow" w:cs="Arial Narrow"/>
+          <w:b/>
+          <w:color w:val="000000"/>
+          <w:kern w:val="0"/>
+          <w:lang w:eastAsia="es-PE"/>
+          <w14:ligatures w14:val="none"/>
         </w:rPr>
         <w:t xml:space="preserve">RESOLUCIÓN </w:t>
       </w:r>
@@ -404,7 +374,7 @@
           <w:color w:val="000000"/>
           <w:kern w:val="0"/>
           <w:lang w:eastAsia="es-PE"/>
-          <ns2:ligatures ns2:val="none"/>
+          <w14:ligatures w14:val="none"/>
         </w:rPr>
         <w:tab/>
         <w:t>:</w:t>
@@ -416,13 +386,13 @@
           <w:color w:val="000000"/>
           <w:kern w:val="0"/>
           <w:lang w:eastAsia="es-PE"/>
-          <ns2:ligatures ns2:val="none"/>
+          <w14:ligatures w14:val="none"/>
         </w:rPr>
         <w:tab/>
         <w:t>1</w:t>
       </w:r>
     </w:p>
-    <w:p ns2:paraId="26BE4AD0" ns2:textId="77777777">
+    <w:p>
       <w:pPr>
         <w:tabs>
           <w:tab w:val="left" w:pos="1014"/>
@@ -435,11 +405,11 @@
           <w:kern w:val="0"/>
           <w:shd w:val="clear" w:color="auto" w:fill="FFFFFF"/>
           <w:lang w:eastAsia="es-PE"/>
-          <ns2:ligatures ns2:val="none"/>
-        </w:rPr>
-      </w:pPr>
-    </w:p>
-    <w:p ns2:paraId="6D48DA83" ns2:textId="7A571D66">
+          <w14:ligatures w14:val="none"/>
+        </w:rPr>
+      </w:pPr>
+    </w:p>
+    <w:p>
       <w:pPr>
         <w:tabs>
           <w:tab w:val="left" w:pos="1014"/>
@@ -452,7 +422,7 @@
           <w:kern w:val="0"/>
           <w:shd w:val="clear" w:color="auto" w:fill="FFFFFF"/>
           <w:lang w:eastAsia="es-PE"/>
-          <ns2:ligatures ns2:val="none"/>
+          <w14:ligatures w14:val="none"/>
         </w:rPr>
       </w:pPr>
       <w:r>
@@ -462,7 +432,7 @@
           <w:kern w:val="0"/>
           <w:shd w:val="clear" w:color="auto" w:fill="FFFFFF"/>
           <w:lang w:eastAsia="es-PE"/>
-          <ns2:ligatures ns2:val="none"/>
+          <w14:ligatures w14:val="none"/>
         </w:rPr>
         <w:t xml:space="preserve">Lima, </w:t>
       </w:r>
@@ -473,7 +443,7 @@
           <w:kern w:val="0"/>
           <w:shd w:val="clear" w:color="auto" w:fill="FFFFFF"/>
           <w:lang w:eastAsia="es-PE"/>
-          <ns2:ligatures ns2:val="none"/>
+          <w14:ligatures w14:val="none"/>
         </w:rPr>
         <w:t xml:space="preserve">23 de enero de 2026</w:t>
       </w:r>
@@ -484,7 +454,7 @@
           <w:kern w:val="0"/>
           <w:shd w:val="clear" w:color="auto" w:fill="FFFFFF"/>
           <w:lang w:eastAsia="es-PE"/>
-          <ns2:ligatures ns2:val="none"/>
+          <w14:ligatures w14:val="none"/>
         </w:rPr>
         <w:t xml:space="preserve"/>
       </w:r>
@@ -496,13 +466,13 @@
           <w:kern w:val="0"/>
           <w:shd w:val="clear" w:color="auto" w:fill="FFFFFF"/>
           <w:lang w:eastAsia="es-PE"/>
-          <ns2:ligatures ns2:val="none"/>
+          <w14:ligatures w14:val="none"/>
         </w:rPr>
         <w:t xml:space="preserve"/>
       </w:r>
       <w:bookmarkEnd w:id="2"/>
     </w:p>
-    <w:p ns2:paraId="1EF3C256" ns2:textId="77777777">
+    <w:p>
       <w:pPr>
         <w:tabs>
           <w:tab w:val="left" w:pos="1014"/>
@@ -514,11 +484,11 @@
           <w:color w:val="000000"/>
           <w:kern w:val="0"/>
           <w:lang w:eastAsia="es-PE"/>
-          <ns2:ligatures ns2:val="none"/>
-        </w:rPr>
-      </w:pPr>
-    </w:p>
-    <w:p ns2:paraId="087322B4" ns2:textId="77777777">
+          <w14:ligatures w14:val="none"/>
+        </w:rPr>
+      </w:pPr>
+    </w:p>
+    <w:p>
       <w:pPr>
         <w:numPr>
           <w:ilvl w:val="0"/>
@@ -532,22 +502,22 @@
           <w:color w:val="000000"/>
           <w:kern w:val="0"/>
           <w:lang w:eastAsia="es-PE"/>
-          <ns2:ligatures ns2:val="none"/>
-        </w:rPr>
-      </w:pPr>
-      <w:r>
-        <w:rPr>
-          <w:rFonts w:ascii="Arial Narrow" w:eastAsia="Arial Narrow" w:hAnsi="Arial Narrow" w:cs="Arial Narrow"/>
-          <w:b/>
-          <w:color w:val="000000"/>
-          <w:kern w:val="0"/>
-          <w:lang w:eastAsia="es-PE"/>
-          <ns2:ligatures ns2:val="none"/>
+          <w14:ligatures w14:val="none"/>
+        </w:rPr>
+      </w:pPr>
+      <w:r>
+        <w:rPr>
+          <w:rFonts w:ascii="Arial Narrow" w:eastAsia="Arial Narrow" w:hAnsi="Arial Narrow" w:cs="Arial Narrow"/>
+          <w:b/>
+          <w:color w:val="000000"/>
+          <w:kern w:val="0"/>
+          <w:lang w:eastAsia="es-PE"/>
+          <w14:ligatures w14:val="none"/>
         </w:rPr>
         <w:t xml:space="preserve">HECHOS </w:t>
       </w:r>
     </w:p>
-    <w:p ns2:paraId="4407157A" ns2:textId="77777777">
+    <w:p>
       <w:pPr>
         <w:spacing w:after="0" w:line="240" w:lineRule="auto"/>
         <w:jc w:val="both"/>
@@ -556,11 +526,11 @@
           <w:color w:val="000000"/>
           <w:kern w:val="0"/>
           <w:lang w:eastAsia="es-PE"/>
-          <ns2:ligatures ns2:val="none"/>
-        </w:rPr>
-      </w:pPr>
-    </w:p>
-    <w:p ns2:paraId="5ECFCB1A" ns2:textId="51164A33">
+          <w14:ligatures w14:val="none"/>
+        </w:rPr>
+      </w:pPr>
+    </w:p>
+    <w:p>
       <w:pPr>
         <w:numPr>
           <w:ilvl w:val="1"/>
@@ -574,7 +544,7 @@
           <w:color w:val="000000"/>
           <w:kern w:val="0"/>
           <w:lang w:val="es-ES" w:eastAsia="es-ES"/>
-          <ns2:ligatures ns2:val="none"/>
+          <w14:ligatures w14:val="none"/>
         </w:rPr>
       </w:pPr>
       <w:r>
@@ -583,7 +553,7 @@
           <w:color w:val="000000"/>
           <w:kern w:val="0"/>
           <w:lang w:val="es-ES" w:eastAsia="es-ES"/>
-          <ns2:ligatures ns2:val="none"/>
+          <w14:ligatures w14:val="none"/>
         </w:rPr>
         <w:t xml:space="preserve">Mediante la denuncia del 4 de noviembre de 2025, el señor [APELLIDO] denunció a Falabella y Chubb por presuntas infracciones a la Ley 29571, Código de Protección y Defensa del Consumidor (en adelante, Código), señalando lo siguiente:</w:t>
       </w:r>
@@ -593,7 +563,7 @@
           <w:color w:val="000000"/>
           <w:kern w:val="0"/>
           <w:lang w:val="es-ES" w:eastAsia="es-ES"/>
-          <ns2:ligatures ns2:val="none"/>
+          <w14:ligatures w14:val="none"/>
         </w:rPr>
         <w:t xml:space="preserve"/>
       </w:r>
@@ -603,7 +573,7 @@
           <w:color w:val="000000"/>
           <w:kern w:val="0"/>
           <w:lang w:val="es-ES" w:eastAsia="es-ES"/>
-          <ns2:ligatures ns2:val="none"/>
+          <w14:ligatures w14:val="none"/>
         </w:rPr>
         <w:t xml:space="preserve"/>
       </w:r>
@@ -613,7 +583,7 @@
           <w:color w:val="000000"/>
           <w:kern w:val="0"/>
           <w:lang w:val="es-ES" w:eastAsia="es-ES"/>
-          <ns2:ligatures ns2:val="none"/>
+          <w14:ligatures w14:val="none"/>
         </w:rPr>
         <w:t/>
       </w:r>
@@ -625,7 +595,7 @@
           <w:kern w:val="0"/>
           <w:vertAlign w:val="superscript"/>
           <w:lang w:val="es-ES" w:eastAsia="es-ES"/>
-          <ns2:ligatures ns2:val="none"/>
+          <w14:ligatures w14:val="none"/>
         </w:rPr>
         <w:footnoteReference w:id="1"/>
       </w:r>
@@ -633,7 +603,7 @@
         <w:rPr>
           <w:rFonts w:ascii="Arial Narrow" w:eastAsia="Calibri" w:hAnsi="Arial Narrow" w:cs="Arial"/>
           <w:kern w:val="0"/>
-          <ns2:ligatures ns2:val="none"/>
+          <w14:ligatures w14:val="none"/>
         </w:rPr>
         <w:t xml:space="preserve"/>
       </w:r>
@@ -641,7 +611,7 @@
         <w:rPr>
           <w:rFonts w:ascii="Arial Narrow" w:eastAsia="Calibri" w:hAnsi="Arial Narrow" w:cs="Arial"/>
           <w:kern w:val="0"/>
-          <ns2:ligatures ns2:val="none"/>
+          <w14:ligatures w14:val="none"/>
         </w:rPr>
         <w:t xml:space="preserve"/>
       </w:r>
@@ -649,7 +619,7 @@
         <w:rPr>
           <w:rFonts w:ascii="Arial Narrow" w:eastAsia="Calibri" w:hAnsi="Arial Narrow" w:cs="Arial"/>
           <w:kern w:val="0"/>
-          <ns2:ligatures ns2:val="none"/>
+          <w14:ligatures w14:val="none"/>
         </w:rPr>
         <w:t/>
       </w:r>
@@ -659,7 +629,7 @@
           <w:color w:val="000000"/>
           <w:kern w:val="0"/>
           <w:lang w:val="es-ES" w:eastAsia="es-ES"/>
-          <ns2:ligatures ns2:val="none"/>
+          <w14:ligatures w14:val="none"/>
         </w:rPr>
         <w:t xml:space="preserve"/>
       </w:r>
@@ -669,7 +639,7 @@
           <w:color w:val="000000"/>
           <w:kern w:val="0"/>
           <w:lang w:val="es-ES" w:eastAsia="es-ES"/>
-          <ns2:ligatures ns2:val="none"/>
+          <w14:ligatures w14:val="none"/>
         </w:rPr>
         <w:t xml:space="preserve"/>
       </w:r>
@@ -679,7 +649,7 @@
           <w:color w:val="000000"/>
           <w:kern w:val="0"/>
           <w:lang w:val="es-ES" w:eastAsia="es-ES"/>
-          <ns2:ligatures ns2:val="none"/>
+          <w14:ligatures w14:val="none"/>
         </w:rPr>
         <w:t xml:space="preserve"/>
       </w:r>
@@ -689,7 +659,7 @@
           <w:color w:val="000000"/>
           <w:kern w:val="0"/>
           <w:lang w:val="es-ES" w:eastAsia="es-ES"/>
-          <ns2:ligatures ns2:val="none"/>
+          <w14:ligatures w14:val="none"/>
         </w:rPr>
         <w:t xml:space="preserve"/>
       </w:r>
@@ -699,7 +669,7 @@
           <w:color w:val="000000"/>
           <w:kern w:val="0"/>
           <w:lang w:val="es-ES" w:eastAsia="es-ES"/>
-          <ns2:ligatures ns2:val="none"/>
+          <w14:ligatures w14:val="none"/>
         </w:rPr>
         <w:t/>
       </w:r>
@@ -711,7 +681,7 @@
           <w:kern w:val="0"/>
           <w:vertAlign w:val="superscript"/>
           <w:lang w:val="es-ES" w:eastAsia="es-ES"/>
-          <ns2:ligatures ns2:val="none"/>
+          <w14:ligatures w14:val="none"/>
         </w:rPr>
         <w:footnoteReference w:id="2"/>
       </w:r>
@@ -721,7 +691,7 @@
           <w:color w:val="000000"/>
           <w:kern w:val="0"/>
           <w:lang w:val="es-ES" w:eastAsia="es-ES"/>
-          <ns2:ligatures ns2:val="none"/>
+          <w14:ligatures w14:val="none"/>
         </w:rPr>
         <w:t xml:space="preserve"/>
       </w:r>
@@ -732,25 +702,25 @@
           <w:color w:val="000000"/>
           <w:kern w:val="0"/>
           <w:lang w:val="es-ES" w:eastAsia="es-ES"/>
-          <ns2:ligatures ns2:val="none"/>
+          <w14:ligatures w14:val="none"/>
         </w:rPr>
         <w:t/>
       </w:r>
     </w:p>
-    <w:p ns2:paraId="36F9B3ED" ns2:textId="77777777">
-      <w:pPr>
-        <w:spacing w:after="0" w:line="240" w:lineRule="auto"/>
-        <w:jc w:val="both"/>
-        <w:rPr>
-          <w:rFonts w:ascii="Arial Narrow" w:eastAsia="Times New Roman" w:hAnsi="Arial Narrow" w:cs="Arial"/>
-          <w:color w:val="000000"/>
-          <w:kern w:val="0"/>
-          <w:lang w:eastAsia="es-ES"/>
-          <ns2:ligatures ns2:val="none"/>
-        </w:rPr>
-      </w:pPr>
-    </w:p>
-    <w:p ns2:paraId="2478605E" ns2:textId="7C29F99D">
+    <w:p>
+      <w:pPr>
+        <w:spacing w:after="0" w:line="240" w:lineRule="auto"/>
+        <w:jc w:val="both"/>
+        <w:rPr>
+          <w:rFonts w:ascii="Arial Narrow" w:eastAsia="Times New Roman" w:hAnsi="Arial Narrow" w:cs="Arial"/>
+          <w:color w:val="000000"/>
+          <w:kern w:val="0"/>
+          <w:lang w:eastAsia="es-ES"/>
+          <w14:ligatures w14:val="none"/>
+        </w:rPr>
+      </w:pPr>
+    </w:p>
+    <w:p>
       <w:pPr>
         <w:pStyle w:val="Prrafodelista"/>
         <w:numPr>
@@ -768,16 +738,16 @@
           <w:color w:val="000000"/>
           <w:kern w:val="0"/>
           <w:lang w:eastAsia="es-ES"/>
-          <ns2:ligatures ns2:val="none"/>
-        </w:rPr>
-      </w:pPr>
-      <w:r>
-        <w:rPr>
-          <w:rFonts w:ascii="Arial Narrow" w:eastAsia="Times New Roman" w:hAnsi="Arial Narrow" w:cs="Arial"/>
-          <w:color w:val="000000"/>
-          <w:kern w:val="0"/>
-          <w:lang w:eastAsia="es-ES"/>
-          <ns2:ligatures ns2:val="none"/>
+          <w14:ligatures w14:val="none"/>
+        </w:rPr>
+      </w:pPr>
+      <w:r>
+        <w:rPr>
+          <w:rFonts w:ascii="Arial Narrow" w:eastAsia="Times New Roman" w:hAnsi="Arial Narrow" w:cs="Arial"/>
+          <w:color w:val="000000"/>
+          <w:kern w:val="0"/>
+          <w:lang w:eastAsia="es-ES"/>
+          <w14:ligatures w14:val="none"/>
         </w:rPr>
         <w:t xml:space="preserve">Entre el 8 de julio de 2024 y el 1 de setiembre de 2025, se cargaron de manera continua catorce </w:t>
       </w:r>
@@ -787,7 +757,7 @@
           <w:color w:val="000000"/>
           <w:kern w:val="0"/>
           <w:lang w:eastAsia="es-ES"/>
-          <ns2:ligatures ns2:val="none"/>
+          <w14:ligatures w14:val="none"/>
         </w:rPr>
         <w:t xml:space="preserve">(14) </w:t>
       </w:r>
@@ -797,7 +767,7 @@
           <w:color w:val="000000"/>
           <w:kern w:val="0"/>
           <w:lang w:eastAsia="es-ES"/>
-          <ns2:ligatures ns2:val="none"/>
+          <w14:ligatures w14:val="none"/>
         </w:rPr>
         <w:t xml:space="preserve">cuotas mensuales de S/ 46,50 en </w:t>
       </w:r>
@@ -807,7 +777,7 @@
           <w:color w:val="000000"/>
           <w:kern w:val="0"/>
           <w:lang w:eastAsia="es-ES"/>
-          <ns2:ligatures ns2:val="none"/>
+          <w14:ligatures w14:val="none"/>
         </w:rPr>
         <w:t xml:space="preserve">su </w:t>
       </w:r>
@@ -817,7 +787,7 @@
           <w:color w:val="000000"/>
           <w:kern w:val="0"/>
           <w:lang w:eastAsia="es-ES"/>
-          <ns2:ligatures ns2:val="none"/>
+          <w14:ligatures w14:val="none"/>
         </w:rPr>
         <w:t>tarjeta de crédito</w:t>
       </w:r>
@@ -827,7 +797,7 @@
           <w:color w:val="000000"/>
           <w:kern w:val="0"/>
           <w:lang w:eastAsia="es-ES"/>
-          <ns2:ligatures ns2:val="none"/>
+          <w14:ligatures w14:val="none"/>
         </w:rPr>
         <w:t xml:space="preserve"> </w:t>
       </w:r>
@@ -837,7 +807,7 @@
           <w:color w:val="000000"/>
           <w:kern w:val="0"/>
           <w:lang w:eastAsia="es-ES"/>
-          <ns2:ligatures ns2:val="none"/>
+          <w14:ligatures w14:val="none"/>
         </w:rPr>
         <w:t>4474-10**-****-2298</w:t>
       </w:r>
@@ -847,7 +817,7 @@
           <w:color w:val="000000"/>
           <w:kern w:val="0"/>
           <w:lang w:eastAsia="es-ES"/>
-          <ns2:ligatures ns2:val="none"/>
+          <w14:ligatures w14:val="none"/>
         </w:rPr>
         <w:t>, otorg</w:t>
       </w:r>
@@ -857,7 +827,7 @@
           <w:color w:val="000000"/>
           <w:kern w:val="0"/>
           <w:lang w:eastAsia="es-ES"/>
-          <ns2:ligatures ns2:val="none"/>
+          <w14:ligatures w14:val="none"/>
         </w:rPr>
         <w:t xml:space="preserve">ada por el </w:t>
       </w:r>
@@ -867,7 +837,7 @@
           <w:color w:val="000000"/>
           <w:kern w:val="0"/>
           <w:lang w:eastAsia="es-ES"/>
-          <ns2:ligatures ns2:val="none"/>
+          <w14:ligatures w14:val="none"/>
         </w:rPr>
         <w:t>Banco Falabella Perú S.A.</w:t>
       </w:r>
@@ -877,7 +847,7 @@
           <w:color w:val="000000"/>
           <w:kern w:val="0"/>
           <w:lang w:eastAsia="es-ES"/>
-          <ns2:ligatures ns2:val="none"/>
+          <w14:ligatures w14:val="none"/>
         </w:rPr>
         <w:t>,</w:t>
       </w:r>
@@ -887,7 +857,7 @@
           <w:color w:val="000000"/>
           <w:kern w:val="0"/>
           <w:lang w:eastAsia="es-ES"/>
-          <ns2:ligatures ns2:val="none"/>
+          <w14:ligatures w14:val="none"/>
         </w:rPr>
         <w:t xml:space="preserve"> por concepto del Seguro Adulto – Póliza Matriz VCHAS3</w:t>
       </w:r>
@@ -897,7 +867,7 @@
           <w:color w:val="000000"/>
           <w:kern w:val="0"/>
           <w:lang w:eastAsia="es-ES"/>
-          <ns2:ligatures ns2:val="none"/>
+          <w14:ligatures w14:val="none"/>
         </w:rPr>
         <w:t xml:space="preserve"> </w:t>
       </w:r>
@@ -907,7 +877,7 @@
           <w:color w:val="000000"/>
           <w:kern w:val="0"/>
           <w:lang w:eastAsia="es-ES"/>
-          <ns2:ligatures ns2:val="none"/>
+          <w14:ligatures w14:val="none"/>
         </w:rPr>
         <w:t xml:space="preserve">con </w:t>
       </w:r>
@@ -917,7 +887,7 @@
           <w:color w:val="000000"/>
           <w:kern w:val="0"/>
           <w:lang w:eastAsia="es-ES"/>
-          <ns2:ligatures ns2:val="none"/>
+          <w14:ligatures w14:val="none"/>
         </w:rPr>
         <w:t xml:space="preserve">Certificado </w:t>
       </w:r>
@@ -927,7 +897,7 @@
           <w:color w:val="000000"/>
           <w:kern w:val="0"/>
           <w:lang w:eastAsia="es-ES"/>
-          <ns2:ligatures ns2:val="none"/>
+          <w14:ligatures w14:val="none"/>
         </w:rPr>
         <w:t xml:space="preserve"/>
       </w:r>
@@ -937,7 +907,7 @@
           <w:color w:val="000000"/>
           <w:kern w:val="0"/>
           <w:lang w:eastAsia="es-ES"/>
-          <ns2:ligatures ns2:val="none"/>
+          <w14:ligatures w14:val="none"/>
         </w:rPr>
         <w:t xml:space="preserve">11768 </w:t>
       </w:r>
@@ -947,7 +917,7 @@
           <w:color w:val="000000"/>
           <w:kern w:val="0"/>
           <w:lang w:eastAsia="es-ES"/>
-          <ns2:ligatures ns2:val="none"/>
+          <w14:ligatures w14:val="none"/>
         </w:rPr>
         <w:t xml:space="preserve">(en adelante, </w:t>
       </w:r>
@@ -957,7 +927,7 @@
           <w:color w:val="000000"/>
           <w:kern w:val="0"/>
           <w:lang w:eastAsia="es-ES"/>
-          <ns2:ligatures ns2:val="none"/>
+          <w14:ligatures w14:val="none"/>
         </w:rPr>
         <w:t>Seguro Adulto</w:t>
       </w:r>
@@ -967,7 +937,7 @@
           <w:color w:val="000000"/>
           <w:kern w:val="0"/>
           <w:lang w:eastAsia="es-ES"/>
-          <ns2:ligatures ns2:val="none"/>
+          <w14:ligatures w14:val="none"/>
         </w:rPr>
         <w:t xml:space="preserve">) </w:t>
       </w:r>
@@ -977,7 +947,7 @@
           <w:color w:val="000000"/>
           <w:kern w:val="0"/>
           <w:lang w:eastAsia="es-ES"/>
-          <ns2:ligatures ns2:val="none"/>
+          <w14:ligatures w14:val="none"/>
         </w:rPr>
         <w:t>no solicitado</w:t>
       </w:r>
@@ -987,12 +957,12 @@
           <w:color w:val="000000"/>
           <w:kern w:val="0"/>
           <w:lang w:eastAsia="es-ES"/>
-          <ns2:ligatures ns2:val="none"/>
+          <w14:ligatures w14:val="none"/>
         </w:rPr>
         <w:t>, emitido por Chubb y actuando Falabella como contratante, acumulando un total de S/ 651,00.</w:t>
       </w:r>
     </w:p>
-    <w:p ns2:paraId="3915C4C0" ns2:textId="77777777">
+    <w:p>
       <w:pPr>
         <w:pStyle w:val="Prrafodelista"/>
         <w:spacing w:after="0" w:line="240" w:lineRule="auto"/>
@@ -1003,11 +973,11 @@
           <w:color w:val="000000"/>
           <w:kern w:val="0"/>
           <w:lang w:eastAsia="es-ES"/>
-          <ns2:ligatures ns2:val="none"/>
-        </w:rPr>
-      </w:pPr>
-    </w:p>
-    <w:p ns2:paraId="440397EB" ns2:textId="5D51FCC6">
+          <w14:ligatures w14:val="none"/>
+        </w:rPr>
+      </w:pPr>
+    </w:p>
+    <w:p>
       <w:pPr>
         <w:pStyle w:val="Prrafodelista"/>
         <w:numPr>
@@ -1025,16 +995,16 @@
           <w:color w:val="000000"/>
           <w:kern w:val="0"/>
           <w:lang w:eastAsia="es-ES"/>
-          <ns2:ligatures ns2:val="none"/>
-        </w:rPr>
-      </w:pPr>
-      <w:r>
-        <w:rPr>
-          <w:rFonts w:ascii="Arial Narrow" w:eastAsia="Times New Roman" w:hAnsi="Arial Narrow" w:cs="Arial"/>
-          <w:color w:val="000000"/>
-          <w:kern w:val="0"/>
-          <w:lang w:eastAsia="es-ES"/>
-          <ns2:ligatures ns2:val="none"/>
+          <w14:ligatures w14:val="none"/>
+        </w:rPr>
+      </w:pPr>
+      <w:r>
+        <w:rPr>
+          <w:rFonts w:ascii="Arial Narrow" w:eastAsia="Times New Roman" w:hAnsi="Arial Narrow" w:cs="Arial"/>
+          <w:color w:val="000000"/>
+          <w:kern w:val="0"/>
+          <w:lang w:eastAsia="es-ES"/>
+          <w14:ligatures w14:val="none"/>
         </w:rPr>
         <w:t>E</w:t>
       </w:r>
@@ -1044,7 +1014,7 @@
           <w:color w:val="000000"/>
           <w:kern w:val="0"/>
           <w:lang w:eastAsia="es-ES"/>
-          <ns2:ligatures ns2:val="none"/>
+          <w14:ligatures w14:val="none"/>
         </w:rPr>
         <w:t xml:space="preserve">l 1 de setiembre de 2025</w:t>
       </w:r>
@@ -1054,7 +1024,7 @@
           <w:color w:val="000000"/>
           <w:kern w:val="0"/>
           <w:lang w:eastAsia="es-ES"/>
-          <ns2:ligatures ns2:val="none"/>
+          <w14:ligatures w14:val="none"/>
         </w:rPr>
         <w:t>,</w:t>
       </w:r>
@@ -1064,7 +1034,7 @@
           <w:color w:val="000000"/>
           <w:kern w:val="0"/>
           <w:lang w:eastAsia="es-ES"/>
-          <ns2:ligatures ns2:val="none"/>
+          <w14:ligatures w14:val="none"/>
         </w:rPr>
         <w:t xml:space="preserve"> </w:t>
       </w:r>
@@ -1074,7 +1044,7 @@
           <w:color w:val="000000"/>
           <w:kern w:val="0"/>
           <w:lang w:eastAsia="es-ES"/>
-          <ns2:ligatures ns2:val="none"/>
+          <w14:ligatures w14:val="none"/>
         </w:rPr>
         <w:t xml:space="preserve">luego de </w:t>
       </w:r>
@@ -1084,7 +1054,7 @@
           <w:color w:val="000000"/>
           <w:kern w:val="0"/>
           <w:lang w:eastAsia="es-ES"/>
-          <ns2:ligatures ns2:val="none"/>
+          <w14:ligatures w14:val="none"/>
         </w:rPr>
         <w:t>observar</w:t>
       </w:r>
@@ -1094,7 +1064,7 @@
           <w:color w:val="000000"/>
           <w:kern w:val="0"/>
           <w:lang w:eastAsia="es-ES"/>
-          <ns2:ligatures ns2:val="none"/>
+          <w14:ligatures w14:val="none"/>
         </w:rPr>
         <w:t xml:space="preserve"> su estado de cuenta</w:t>
       </w:r>
@@ -1104,7 +1074,7 @@
           <w:color w:val="000000"/>
           <w:kern w:val="0"/>
           <w:lang w:eastAsia="es-ES"/>
-          <ns2:ligatures ns2:val="none"/>
+          <w14:ligatures w14:val="none"/>
         </w:rPr>
         <w:t xml:space="preserve"> con los cargos mensuales del Seguro Adulto no solicitado</w:t>
       </w:r>
@@ -1114,7 +1084,7 @@
           <w:color w:val="000000"/>
           <w:kern w:val="0"/>
           <w:lang w:eastAsia="es-ES"/>
-          <ns2:ligatures ns2:val="none"/>
+          <w14:ligatures w14:val="none"/>
         </w:rPr>
         <w:t xml:space="preserve">, </w:t>
       </w:r>
@@ -1124,7 +1094,7 @@
           <w:color w:val="000000"/>
           <w:kern w:val="0"/>
           <w:lang w:eastAsia="es-ES"/>
-          <ns2:ligatures ns2:val="none"/>
+          <w14:ligatures w14:val="none"/>
         </w:rPr>
         <w:t xml:space="preserve">se comunicó con la </w:t>
       </w:r>
@@ -1134,7 +1104,7 @@
           <w:color w:val="000000"/>
           <w:kern w:val="0"/>
           <w:lang w:eastAsia="es-ES"/>
-          <ns2:ligatures ns2:val="none"/>
+          <w14:ligatures w14:val="none"/>
         </w:rPr>
         <w:t xml:space="preserve">central telefónica </w:t>
       </w:r>
@@ -1144,7 +1114,7 @@
           <w:color w:val="000000"/>
           <w:kern w:val="0"/>
           <w:lang w:eastAsia="es-ES"/>
-          <ns2:ligatures ns2:val="none"/>
+          <w14:ligatures w14:val="none"/>
         </w:rPr>
         <w:t>de Seguros Falabella</w:t>
       </w:r>
@@ -1154,7 +1124,7 @@
           <w:color w:val="000000"/>
           <w:kern w:val="0"/>
           <w:lang w:eastAsia="es-ES"/>
-          <ns2:ligatures ns2:val="none"/>
+          <w14:ligatures w14:val="none"/>
         </w:rPr>
         <w:t xml:space="preserve">, solicitando información sobre el </w:t>
       </w:r>
@@ -1164,7 +1134,7 @@
           <w:color w:val="000000"/>
           <w:kern w:val="0"/>
           <w:lang w:eastAsia="es-ES"/>
-          <ns2:ligatures ns2:val="none"/>
+          <w14:ligatures w14:val="none"/>
         </w:rPr>
         <w:t xml:space="preserve">Seguro Adulto </w:t>
       </w:r>
@@ -1174,7 +1144,7 @@
           <w:color w:val="000000"/>
           <w:kern w:val="0"/>
           <w:lang w:eastAsia="es-ES"/>
-          <ns2:ligatures ns2:val="none"/>
+          <w14:ligatures w14:val="none"/>
         </w:rPr>
         <w:t xml:space="preserve">y el envío de la póliza. </w:t>
       </w:r>
@@ -1184,7 +1154,7 @@
           <w:color w:val="000000"/>
           <w:kern w:val="0"/>
           <w:lang w:eastAsia="es-ES"/>
-          <ns2:ligatures ns2:val="none"/>
+          <w14:ligatures w14:val="none"/>
         </w:rPr>
         <w:t xml:space="preserve"> </w:t>
       </w:r>
@@ -1194,7 +1164,7 @@
           <w:color w:val="000000"/>
           <w:kern w:val="0"/>
           <w:lang w:eastAsia="es-ES"/>
-          <ns2:ligatures ns2:val="none"/>
+          <w14:ligatures w14:val="none"/>
         </w:rPr>
         <w:t>Luego</w:t>
       </w:r>
@@ -1204,7 +1174,7 @@
           <w:color w:val="000000"/>
           <w:kern w:val="0"/>
           <w:lang w:eastAsia="es-ES"/>
-          <ns2:ligatures ns2:val="none"/>
+          <w14:ligatures w14:val="none"/>
         </w:rPr>
         <w:t>, recibió la</w:t>
       </w:r>
@@ -1214,7 +1184,7 @@
           <w:color w:val="000000"/>
           <w:kern w:val="0"/>
           <w:lang w:eastAsia="es-ES"/>
-          <ns2:ligatures ns2:val="none"/>
+          <w14:ligatures w14:val="none"/>
         </w:rPr>
         <w:t xml:space="preserve"> referida</w:t>
       </w:r>
@@ -1224,7 +1194,7 @@
           <w:color w:val="000000"/>
           <w:kern w:val="0"/>
           <w:lang w:eastAsia="es-ES"/>
-          <ns2:ligatures ns2:val="none"/>
+          <w14:ligatures w14:val="none"/>
         </w:rPr>
         <w:t xml:space="preserve"> </w:t>
       </w:r>
@@ -1234,7 +1204,7 @@
           <w:color w:val="000000"/>
           <w:kern w:val="0"/>
           <w:lang w:eastAsia="es-ES"/>
-          <ns2:ligatures ns2:val="none"/>
+          <w14:ligatures w14:val="none"/>
         </w:rPr>
         <w:t>póliza</w:t>
       </w:r>
@@ -1244,7 +1214,7 @@
           <w:color w:val="000000"/>
           <w:kern w:val="0"/>
           <w:lang w:eastAsia="es-ES"/>
-          <ns2:ligatures ns2:val="none"/>
+          <w14:ligatures w14:val="none"/>
         </w:rPr>
         <w:t xml:space="preserve">, en la cual consignaba su nombre como titular y asegurado, sin advertirse constancia de </w:t>
       </w:r>
@@ -1254,7 +1224,7 @@
           <w:color w:val="000000"/>
           <w:kern w:val="0"/>
           <w:lang w:eastAsia="es-ES"/>
-          <ns2:ligatures ns2:val="none"/>
+          <w14:ligatures w14:val="none"/>
         </w:rPr>
         <w:t xml:space="preserve">su </w:t>
       </w:r>
@@ -1264,7 +1234,7 @@
           <w:color w:val="000000"/>
           <w:kern w:val="0"/>
           <w:lang w:eastAsia="es-ES"/>
-          <ns2:ligatures ns2:val="none"/>
+          <w14:ligatures w14:val="none"/>
         </w:rPr>
         <w:t>firma ni</w:t>
       </w:r>
@@ -1274,7 +1244,7 @@
           <w:color w:val="000000"/>
           <w:kern w:val="0"/>
           <w:lang w:eastAsia="es-ES"/>
-          <ns2:ligatures ns2:val="none"/>
+          <w14:ligatures w14:val="none"/>
         </w:rPr>
         <w:t xml:space="preserve"> su</w:t>
       </w:r>
@@ -1284,7 +1254,7 @@
           <w:color w:val="000000"/>
           <w:kern w:val="0"/>
           <w:lang w:eastAsia="es-ES"/>
-          <ns2:ligatures ns2:val="none"/>
+          <w14:ligatures w14:val="none"/>
         </w:rPr>
         <w:t xml:space="preserve"> aceptación expresa.</w:t>
       </w:r>
@@ -1294,25 +1264,25 @@
           <w:color w:val="000000"/>
           <w:kern w:val="0"/>
           <w:lang w:eastAsia="es-ES"/>
-          <ns2:ligatures ns2:val="none"/>
+          <w14:ligatures w14:val="none"/>
         </w:rPr>
         <w:t xml:space="preserve"> </w:t>
       </w:r>
     </w:p>
-    <w:p ns2:paraId="3B3D6D9B" ns2:textId="77777777">
-      <w:pPr>
-        <w:spacing w:after="0" w:line="240" w:lineRule="auto"/>
-        <w:jc w:val="both"/>
-        <w:rPr>
-          <w:rFonts w:ascii="Arial Narrow" w:eastAsia="Times New Roman" w:hAnsi="Arial Narrow" w:cs="Arial"/>
-          <w:color w:val="000000"/>
-          <w:kern w:val="0"/>
-          <w:lang w:eastAsia="es-ES"/>
-          <ns2:ligatures ns2:val="none"/>
-        </w:rPr>
-      </w:pPr>
-    </w:p>
-    <w:p ns2:paraId="6A561A42" ns2:textId="198A6B54">
+    <w:p>
+      <w:pPr>
+        <w:spacing w:after="0" w:line="240" w:lineRule="auto"/>
+        <w:jc w:val="both"/>
+        <w:rPr>
+          <w:rFonts w:ascii="Arial Narrow" w:eastAsia="Times New Roman" w:hAnsi="Arial Narrow" w:cs="Arial"/>
+          <w:color w:val="000000"/>
+          <w:kern w:val="0"/>
+          <w:lang w:eastAsia="es-ES"/>
+          <w14:ligatures w14:val="none"/>
+        </w:rPr>
+      </w:pPr>
+    </w:p>
+    <w:p>
       <w:pPr>
         <w:pStyle w:val="Prrafodelista"/>
         <w:numPr>
@@ -1330,16 +1300,16 @@
           <w:color w:val="000000"/>
           <w:kern w:val="0"/>
           <w:lang w:eastAsia="es-ES"/>
-          <ns2:ligatures ns2:val="none"/>
-        </w:rPr>
-      </w:pPr>
-      <w:r>
-        <w:rPr>
-          <w:rFonts w:ascii="Arial Narrow" w:eastAsia="Times New Roman" w:hAnsi="Arial Narrow" w:cs="Arial"/>
-          <w:color w:val="000000"/>
-          <w:kern w:val="0"/>
-          <w:lang w:eastAsia="es-ES"/>
-          <ns2:ligatures ns2:val="none"/>
+          <w14:ligatures w14:val="none"/>
+        </w:rPr>
+      </w:pPr>
+      <w:r>
+        <w:rPr>
+          <w:rFonts w:ascii="Arial Narrow" w:eastAsia="Times New Roman" w:hAnsi="Arial Narrow" w:cs="Arial"/>
+          <w:color w:val="000000"/>
+          <w:kern w:val="0"/>
+          <w:lang w:eastAsia="es-ES"/>
+          <w14:ligatures w14:val="none"/>
         </w:rPr>
         <w:t>Posteriormente</w:t>
       </w:r>
@@ -1349,7 +1319,7 @@
           <w:color w:val="000000"/>
           <w:kern w:val="0"/>
           <w:lang w:eastAsia="es-ES"/>
-          <ns2:ligatures ns2:val="none"/>
+          <w14:ligatures w14:val="none"/>
         </w:rPr>
         <w:t xml:space="preserve">, se comunicó con la </w:t>
       </w:r>
@@ -1359,7 +1329,7 @@
           <w:color w:val="000000"/>
           <w:kern w:val="0"/>
           <w:lang w:eastAsia="es-ES"/>
-          <ns2:ligatures ns2:val="none"/>
+          <w14:ligatures w14:val="none"/>
         </w:rPr>
         <w:t xml:space="preserve">central de asistencia </w:t>
       </w:r>
@@ -1369,7 +1339,7 @@
           <w:color w:val="000000"/>
           <w:kern w:val="0"/>
           <w:lang w:eastAsia="es-ES"/>
-          <ns2:ligatures ns2:val="none"/>
+          <w14:ligatures w14:val="none"/>
         </w:rPr>
         <w:t xml:space="preserve">de Seguros </w:t>
       </w:r>
@@ -1379,7 +1349,7 @@
           <w:color w:val="000000"/>
           <w:kern w:val="0"/>
           <w:lang w:eastAsia="es-ES"/>
-          <ns2:ligatures ns2:val="none"/>
+          <w14:ligatures w14:val="none"/>
         </w:rPr>
         <w:t>Falabella</w:t>
       </w:r>
@@ -1389,7 +1359,7 @@
           <w:color w:val="000000"/>
           <w:kern w:val="0"/>
           <w:lang w:eastAsia="es-ES"/>
-          <ns2:ligatures ns2:val="none"/>
+          <w14:ligatures w14:val="none"/>
         </w:rPr>
         <w:t>, a través del número 01-6131358, donde se le informó que no contaba con una póliza activa del Seguro Adulto.</w:t>
       </w:r>
@@ -1399,7 +1369,7 @@
           <w:color w:val="000000"/>
           <w:kern w:val="0"/>
           <w:lang w:eastAsia="es-ES"/>
-          <ns2:ligatures ns2:val="none"/>
+          <w14:ligatures w14:val="none"/>
         </w:rPr>
         <w:t xml:space="preserve"> </w:t>
       </w:r>
@@ -1409,7 +1379,7 @@
           <w:color w:val="000000"/>
           <w:kern w:val="0"/>
           <w:lang w:eastAsia="es-ES"/>
-          <ns2:ligatures ns2:val="none"/>
+          <w14:ligatures w14:val="none"/>
         </w:rPr>
         <w:t xml:space="preserve">El 4 de setiembre de 2025, presentó ante </w:t>
       </w:r>
@@ -1419,7 +1389,7 @@
           <w:color w:val="000000"/>
           <w:kern w:val="0"/>
           <w:lang w:eastAsia="es-ES"/>
-          <ns2:ligatures ns2:val="none"/>
+          <w14:ligatures w14:val="none"/>
         </w:rPr>
         <w:t xml:space="preserve">la Comercializadora Seguros Falabella </w:t>
       </w:r>
@@ -1429,7 +1399,7 @@
           <w:color w:val="000000"/>
           <w:kern w:val="0"/>
           <w:lang w:eastAsia="es-ES"/>
-          <ns2:ligatures ns2:val="none"/>
+          <w14:ligatures w14:val="none"/>
         </w:rPr>
         <w:t xml:space="preserve">el Reclamo PE-RE-0655324, referido a </w:t>
       </w:r>
@@ -1439,7 +1409,7 @@
           <w:color w:val="000000"/>
           <w:kern w:val="0"/>
           <w:lang w:eastAsia="es-ES"/>
-          <ns2:ligatures ns2:val="none"/>
+          <w14:ligatures w14:val="none"/>
         </w:rPr>
         <w:t xml:space="preserve">señalar </w:t>
       </w:r>
@@ -1449,12 +1419,12 @@
           <w:color w:val="000000"/>
           <w:kern w:val="0"/>
           <w:lang w:eastAsia="es-ES"/>
-          <ns2:ligatures ns2:val="none"/>
+          <w14:ligatures w14:val="none"/>
         </w:rPr>
         <w:t>la no vigencia del Seguro Adulto.</w:t>
       </w:r>
     </w:p>
-    <w:p ns2:paraId="043A50CA" ns2:textId="77777777">
+    <w:p>
       <w:pPr>
         <w:pStyle w:val="Prrafodelista"/>
         <w:spacing w:after="0" w:line="240" w:lineRule="auto"/>
@@ -1465,11 +1435,11 @@
           <w:color w:val="000000"/>
           <w:kern w:val="0"/>
           <w:lang w:eastAsia="es-ES"/>
-          <ns2:ligatures ns2:val="none"/>
-        </w:rPr>
-      </w:pPr>
-    </w:p>
-    <w:p ns2:paraId="4C39FDB2" ns2:textId="7FC26129">
+          <w14:ligatures w14:val="none"/>
+        </w:rPr>
+      </w:pPr>
+    </w:p>
+    <w:p>
       <w:pPr>
         <w:pStyle w:val="Prrafodelista"/>
         <w:numPr>
@@ -1487,16 +1457,16 @@
           <w:color w:val="000000"/>
           <w:kern w:val="0"/>
           <w:lang w:eastAsia="es-ES"/>
-          <ns2:ligatures ns2:val="none"/>
-        </w:rPr>
-      </w:pPr>
-      <w:r>
-        <w:rPr>
-          <w:rFonts w:ascii="Arial Narrow" w:eastAsia="Times New Roman" w:hAnsi="Arial Narrow" w:cs="Arial"/>
-          <w:color w:val="000000"/>
-          <w:kern w:val="0"/>
-          <w:lang w:eastAsia="es-ES"/>
-          <ns2:ligatures ns2:val="none"/>
+          <w14:ligatures w14:val="none"/>
+        </w:rPr>
+      </w:pPr>
+      <w:r>
+        <w:rPr>
+          <w:rFonts w:ascii="Arial Narrow" w:eastAsia="Times New Roman" w:hAnsi="Arial Narrow" w:cs="Arial"/>
+          <w:color w:val="000000"/>
+          <w:kern w:val="0"/>
+          <w:lang w:eastAsia="es-ES"/>
+          <w14:ligatures w14:val="none"/>
         </w:rPr>
         <w:t>Asimismo, e</w:t>
       </w:r>
@@ -1506,7 +1476,7 @@
           <w:color w:val="000000"/>
           <w:kern w:val="0"/>
           <w:lang w:eastAsia="es-ES"/>
-          <ns2:ligatures ns2:val="none"/>
+          <w14:ligatures w14:val="none"/>
         </w:rPr>
         <w:t xml:space="preserve">l 4 de setiembre de 2025, presentó ante </w:t>
       </w:r>
@@ -1516,7 +1486,7 @@
           <w:color w:val="000000"/>
           <w:kern w:val="0"/>
           <w:lang w:eastAsia="es-ES"/>
-          <ns2:ligatures ns2:val="none"/>
+          <w14:ligatures w14:val="none"/>
         </w:rPr>
         <w:t>la</w:t>
       </w:r>
@@ -1526,7 +1496,7 @@
           <w:color w:val="000000"/>
           <w:kern w:val="0"/>
           <w:lang w:eastAsia="es-ES"/>
-          <ns2:ligatures ns2:val="none"/>
+          <w14:ligatures w14:val="none"/>
         </w:rPr>
         <w:t xml:space="preserve"> </w:t>
       </w:r>
@@ -1536,7 +1506,7 @@
           <w:color w:val="000000"/>
           <w:kern w:val="0"/>
           <w:lang w:eastAsia="es-ES"/>
-          <ns2:ligatures ns2:val="none"/>
+          <w14:ligatures w14:val="none"/>
         </w:rPr>
         <w:t>Comercializadora Seguros Falabella</w:t>
       </w:r>
@@ -1546,7 +1516,7 @@
           <w:color w:val="000000"/>
           <w:kern w:val="0"/>
           <w:lang w:eastAsia="es-ES"/>
-          <ns2:ligatures ns2:val="none"/>
+          <w14:ligatures w14:val="none"/>
         </w:rPr>
         <w:t xml:space="preserve"> </w:t>
       </w:r>
@@ -1556,7 +1526,7 @@
           <w:color w:val="000000"/>
           <w:kern w:val="0"/>
           <w:lang w:eastAsia="es-ES"/>
-          <ns2:ligatures ns2:val="none"/>
+          <w14:ligatures w14:val="none"/>
         </w:rPr>
         <w:t xml:space="preserve">el Reclamo </w:t>
       </w:r>
@@ -1566,7 +1536,7 @@
           <w:color w:val="000000"/>
           <w:kern w:val="0"/>
           <w:lang w:eastAsia="es-ES"/>
-          <ns2:ligatures ns2:val="none"/>
+          <w14:ligatures w14:val="none"/>
         </w:rPr>
         <w:t xml:space="preserve">PE-SO-0655309, mediante la cual solicitó el envío </w:t>
       </w:r>
@@ -1576,7 +1546,7 @@
           <w:color w:val="000000"/>
           <w:kern w:val="0"/>
           <w:lang w:eastAsia="es-ES"/>
-          <ns2:ligatures ns2:val="none"/>
+          <w14:ligatures w14:val="none"/>
         </w:rPr>
         <w:t>de</w:t>
       </w:r>
@@ -1586,7 +1556,7 @@
           <w:color w:val="000000"/>
           <w:kern w:val="0"/>
           <w:lang w:eastAsia="es-ES"/>
-          <ns2:ligatures ns2:val="none"/>
+          <w14:ligatures w14:val="none"/>
         </w:rPr>
         <w:t xml:space="preserve"> </w:t>
       </w:r>
@@ -1596,7 +1566,7 @@
           <w:color w:val="000000"/>
           <w:kern w:val="0"/>
           <w:lang w:eastAsia="es-ES"/>
-          <ns2:ligatures ns2:val="none"/>
+          <w14:ligatures w14:val="none"/>
         </w:rPr>
         <w:t xml:space="preserve">un </w:t>
       </w:r>
@@ -1606,7 +1576,7 @@
           <w:color w:val="000000"/>
           <w:kern w:val="0"/>
           <w:lang w:eastAsia="es-ES"/>
-          <ns2:ligatures ns2:val="none"/>
+          <w14:ligatures w14:val="none"/>
         </w:rPr>
         <w:t xml:space="preserve">medio de prueba de </w:t>
       </w:r>
@@ -1616,7 +1586,7 @@
           <w:color w:val="000000"/>
           <w:kern w:val="0"/>
           <w:lang w:eastAsia="es-ES"/>
-          <ns2:ligatures ns2:val="none"/>
+          <w14:ligatures w14:val="none"/>
         </w:rPr>
         <w:t>la aceptación de haber adquirido</w:t>
       </w:r>
@@ -1626,7 +1596,7 @@
           <w:color w:val="000000"/>
           <w:kern w:val="0"/>
           <w:lang w:eastAsia="es-ES"/>
-          <ns2:ligatures ns2:val="none"/>
+          <w14:ligatures w14:val="none"/>
         </w:rPr>
         <w:t xml:space="preserve"> </w:t>
       </w:r>
@@ -1636,7 +1606,7 @@
           <w:color w:val="000000"/>
           <w:kern w:val="0"/>
           <w:lang w:eastAsia="es-ES"/>
-          <ns2:ligatures ns2:val="none"/>
+          <w14:ligatures w14:val="none"/>
         </w:rPr>
         <w:t>e</w:t>
       </w:r>
@@ -1646,12 +1616,12 @@
           <w:color w:val="000000"/>
           <w:kern w:val="0"/>
           <w:lang w:eastAsia="es-ES"/>
-          <ns2:ligatures ns2:val="none"/>
+          <w14:ligatures w14:val="none"/>
         </w:rPr>
         <w:t>l Seguro Adulto.</w:t>
       </w:r>
     </w:p>
-    <w:p ns2:paraId="67C664DC" ns2:textId="77777777">
+    <w:p>
       <w:pPr>
         <w:pStyle w:val="Prrafodelista"/>
         <w:spacing w:after="0" w:line="240" w:lineRule="auto"/>
@@ -1662,11 +1632,11 @@
           <w:color w:val="000000"/>
           <w:kern w:val="0"/>
           <w:lang w:eastAsia="es-ES"/>
-          <ns2:ligatures ns2:val="none"/>
-        </w:rPr>
-      </w:pPr>
-    </w:p>
-    <w:p ns2:paraId="41184BE6" ns2:textId="25590725">
+          <w14:ligatures w14:val="none"/>
+        </w:rPr>
+      </w:pPr>
+    </w:p>
+    <w:p>
       <w:pPr>
         <w:pStyle w:val="Prrafodelista"/>
         <w:numPr>
@@ -1684,16 +1654,16 @@
           <w:color w:val="000000"/>
           <w:kern w:val="0"/>
           <w:lang w:eastAsia="es-ES"/>
-          <ns2:ligatures ns2:val="none"/>
-        </w:rPr>
-      </w:pPr>
-      <w:r>
-        <w:rPr>
-          <w:rFonts w:ascii="Arial Narrow" w:eastAsia="Times New Roman" w:hAnsi="Arial Narrow" w:cs="Arial"/>
-          <w:color w:val="000000"/>
-          <w:kern w:val="0"/>
-          <w:lang w:eastAsia="es-ES"/>
-          <ns2:ligatures ns2:val="none"/>
+          <w14:ligatures w14:val="none"/>
+        </w:rPr>
+      </w:pPr>
+      <w:r>
+        <w:rPr>
+          <w:rFonts w:ascii="Arial Narrow" w:eastAsia="Times New Roman" w:hAnsi="Arial Narrow" w:cs="Arial"/>
+          <w:color w:val="000000"/>
+          <w:kern w:val="0"/>
+          <w:lang w:eastAsia="es-ES"/>
+          <w14:ligatures w14:val="none"/>
         </w:rPr>
         <w:t xml:space="preserve">El 12 de setiembre de 2025, </w:t>
       </w:r>
@@ -1703,7 +1673,7 @@
           <w:color w:val="000000"/>
           <w:kern w:val="0"/>
           <w:lang w:eastAsia="es-ES"/>
-          <ns2:ligatures ns2:val="none"/>
+          <w14:ligatures w14:val="none"/>
         </w:rPr>
         <w:t>Comercializadora Seguros Falabella</w:t>
       </w:r>
@@ -1713,7 +1683,7 @@
           <w:color w:val="000000"/>
           <w:kern w:val="0"/>
           <w:lang w:eastAsia="es-ES"/>
-          <ns2:ligatures ns2:val="none"/>
+          <w14:ligatures w14:val="none"/>
         </w:rPr>
         <w:t xml:space="preserve"> </w:t>
       </w:r>
@@ -1723,7 +1693,7 @@
           <w:color w:val="000000"/>
           <w:kern w:val="0"/>
           <w:lang w:eastAsia="es-ES"/>
-          <ns2:ligatures ns2:val="none"/>
+          <w14:ligatures w14:val="none"/>
         </w:rPr>
         <w:t>respondió el</w:t>
       </w:r>
@@ -1733,7 +1703,7 @@
           <w:color w:val="000000"/>
           <w:kern w:val="0"/>
           <w:lang w:eastAsia="es-ES"/>
-          <ns2:ligatures ns2:val="none"/>
+          <w14:ligatures w14:val="none"/>
         </w:rPr>
         <w:t xml:space="preserve"> Reclamo PE-RE-0655324, señalando que la información sobre la no vigencia de la póliza se generó por un inconveniente inusual en el proceso de validación</w:t>
       </w:r>
@@ -1743,7 +1713,7 @@
           <w:color w:val="000000"/>
           <w:kern w:val="0"/>
           <w:lang w:eastAsia="es-ES"/>
-          <ns2:ligatures ns2:val="none"/>
+          <w14:ligatures w14:val="none"/>
         </w:rPr>
         <w:t xml:space="preserve"> que </w:t>
       </w:r>
@@ -1753,7 +1723,7 @@
           <w:color w:val="000000"/>
           <w:kern w:val="0"/>
           <w:lang w:eastAsia="es-ES"/>
-          <ns2:ligatures ns2:val="none"/>
+          <w14:ligatures w14:val="none"/>
         </w:rPr>
         <w:t xml:space="preserve">habría sido corregido </w:t>
       </w:r>
@@ -1763,7 +1733,7 @@
           <w:color w:val="000000"/>
           <w:kern w:val="0"/>
           <w:lang w:eastAsia="es-ES"/>
-          <ns2:ligatures ns2:val="none"/>
+          <w14:ligatures w14:val="none"/>
         </w:rPr>
         <w:t>inmediatamente</w:t>
       </w:r>
@@ -1773,7 +1743,7 @@
           <w:color w:val="000000"/>
           <w:kern w:val="0"/>
           <w:lang w:eastAsia="es-ES"/>
-          <ns2:ligatures ns2:val="none"/>
+          <w14:ligatures w14:val="none"/>
         </w:rPr>
         <w:t xml:space="preserve">, </w:t>
       </w:r>
@@ -1783,7 +1753,7 @@
           <w:color w:val="000000"/>
           <w:kern w:val="0"/>
           <w:lang w:eastAsia="es-ES"/>
-          <ns2:ligatures ns2:val="none"/>
+          <w14:ligatures w14:val="none"/>
         </w:rPr>
         <w:t xml:space="preserve">lo cual le generó incertidumbre debido a que el </w:t>
       </w:r>
@@ -1793,7 +1763,7 @@
           <w:color w:val="000000"/>
           <w:kern w:val="0"/>
           <w:lang w:eastAsia="es-ES"/>
-          <ns2:ligatures ns2:val="none"/>
+          <w14:ligatures w14:val="none"/>
         </w:rPr>
         <w:t>Seguro Adulto</w:t>
       </w:r>
@@ -1803,7 +1773,7 @@
           <w:color w:val="000000"/>
           <w:kern w:val="0"/>
           <w:lang w:eastAsia="es-ES"/>
-          <ns2:ligatures ns2:val="none"/>
+          <w14:ligatures w14:val="none"/>
         </w:rPr>
         <w:t xml:space="preserve"> habría </w:t>
       </w:r>
@@ -1814,7 +1784,7 @@
           <w:color w:val="000000"/>
           <w:kern w:val="0"/>
           <w:lang w:eastAsia="es-ES"/>
-          <ns2:ligatures ns2:val="none"/>
+          <w14:ligatures w14:val="none"/>
         </w:rPr>
         <w:t>entrado en vigencia</w:t>
       </w:r>
@@ -1825,7 +1795,7 @@
           <w:color w:val="000000"/>
           <w:kern w:val="0"/>
           <w:lang w:eastAsia="es-ES"/>
-          <ns2:ligatures ns2:val="none"/>
+          <w14:ligatures w14:val="none"/>
         </w:rPr>
         <w:t xml:space="preserve"> catorce (14) meses después de su supuesta aceptación</w:t>
       </w:r>
@@ -1835,12 +1805,12 @@
           <w:color w:val="000000"/>
           <w:kern w:val="0"/>
           <w:lang w:eastAsia="es-ES"/>
-          <ns2:ligatures ns2:val="none"/>
+          <w14:ligatures w14:val="none"/>
         </w:rPr>
         <w:t>.</w:t>
       </w:r>
     </w:p>
-    <w:p ns2:paraId="5C2499AF" ns2:textId="77777777">
+    <w:p>
       <w:pPr>
         <w:pStyle w:val="Prrafodelista"/>
         <w:spacing w:after="0" w:line="240" w:lineRule="auto"/>
@@ -1851,11 +1821,11 @@
           <w:color w:val="000000"/>
           <w:kern w:val="0"/>
           <w:lang w:eastAsia="es-ES"/>
-          <ns2:ligatures ns2:val="none"/>
-        </w:rPr>
-      </w:pPr>
-    </w:p>
-    <w:p ns2:paraId="0328B455" ns2:textId="054C6F55">
+          <w14:ligatures w14:val="none"/>
+        </w:rPr>
+      </w:pPr>
+    </w:p>
+    <w:p>
       <w:pPr>
         <w:pStyle w:val="Prrafodelista"/>
         <w:numPr>
@@ -1873,16 +1843,16 @@
           <w:color w:val="000000"/>
           <w:kern w:val="0"/>
           <w:lang w:eastAsia="es-ES"/>
-          <ns2:ligatures ns2:val="none"/>
-        </w:rPr>
-      </w:pPr>
-      <w:r>
-        <w:rPr>
-          <w:rFonts w:ascii="Arial Narrow" w:eastAsia="Times New Roman" w:hAnsi="Arial Narrow" w:cs="Arial"/>
-          <w:color w:val="000000"/>
-          <w:kern w:val="0"/>
-          <w:lang w:eastAsia="es-ES"/>
-          <ns2:ligatures ns2:val="none"/>
+          <w14:ligatures w14:val="none"/>
+        </w:rPr>
+      </w:pPr>
+      <w:r>
+        <w:rPr>
+          <w:rFonts w:ascii="Arial Narrow" w:eastAsia="Times New Roman" w:hAnsi="Arial Narrow" w:cs="Arial"/>
+          <w:color w:val="000000"/>
+          <w:kern w:val="0"/>
+          <w:lang w:eastAsia="es-ES"/>
+          <w14:ligatures w14:val="none"/>
         </w:rPr>
         <w:lastRenderedPageBreak/>
         <w:t xml:space="preserve">El 16 de setiembre de 2025, presentó </w:t>
@@ -1893,7 +1863,7 @@
           <w:color w:val="000000"/>
           <w:kern w:val="0"/>
           <w:lang w:eastAsia="es-ES"/>
-          <ns2:ligatures ns2:val="none"/>
+          <w14:ligatures w14:val="none"/>
         </w:rPr>
         <w:t xml:space="preserve">la solicitud </w:t>
       </w:r>
@@ -1903,7 +1873,7 @@
           <w:color w:val="000000"/>
           <w:kern w:val="0"/>
           <w:lang w:eastAsia="es-ES"/>
-          <ns2:ligatures ns2:val="none"/>
+          <w14:ligatures w14:val="none"/>
         </w:rPr>
         <w:t xml:space="preserve"/>
       </w:r>
@@ -1913,7 +1883,7 @@
           <w:color w:val="000000"/>
           <w:kern w:val="0"/>
           <w:lang w:eastAsia="es-ES"/>
-          <ns2:ligatures ns2:val="none"/>
+          <w14:ligatures w14:val="none"/>
         </w:rPr>
         <w:t>2608060 solicitando la anulación de la póliza de</w:t>
       </w:r>
@@ -1923,7 +1893,7 @@
           <w:color w:val="000000"/>
           <w:kern w:val="0"/>
           <w:lang w:eastAsia="es-ES"/>
-          <ns2:ligatures ns2:val="none"/>
+          <w14:ligatures w14:val="none"/>
         </w:rPr>
         <w:t>l</w:t>
       </w:r>
@@ -1933,7 +1903,7 @@
           <w:color w:val="000000"/>
           <w:kern w:val="0"/>
           <w:lang w:eastAsia="es-ES"/>
-          <ns2:ligatures ns2:val="none"/>
+          <w14:ligatures w14:val="none"/>
         </w:rPr>
         <w:t xml:space="preserve"> </w:t>
       </w:r>
@@ -1943,7 +1913,7 @@
           <w:color w:val="000000"/>
           <w:kern w:val="0"/>
           <w:lang w:eastAsia="es-ES"/>
-          <ns2:ligatures ns2:val="none"/>
+          <w14:ligatures w14:val="none"/>
         </w:rPr>
         <w:t>Seguro Adulto</w:t>
       </w:r>
@@ -1953,7 +1923,7 @@
           <w:color w:val="000000"/>
           <w:kern w:val="0"/>
           <w:lang w:eastAsia="es-ES"/>
-          <ns2:ligatures ns2:val="none"/>
+          <w14:ligatures w14:val="none"/>
         </w:rPr>
         <w:t xml:space="preserve"> </w:t>
       </w:r>
@@ -1964,7 +1934,7 @@
           <w:color w:val="000000"/>
           <w:kern w:val="0"/>
           <w:lang w:eastAsia="es-ES"/>
-          <ns2:ligatures ns2:val="none"/>
+          <w14:ligatures w14:val="none"/>
         </w:rPr>
         <w:t>en relación a</w:t>
       </w:r>
@@ -1975,7 +1945,7 @@
           <w:color w:val="000000"/>
           <w:kern w:val="0"/>
           <w:lang w:eastAsia="es-ES"/>
-          <ns2:ligatures ns2:val="none"/>
+          <w14:ligatures w14:val="none"/>
         </w:rPr>
         <w:t xml:space="preserve"> los cobros realizados</w:t>
       </w:r>
@@ -1985,7 +1955,7 @@
           <w:color w:val="000000"/>
           <w:kern w:val="0"/>
           <w:lang w:eastAsia="es-ES"/>
-          <ns2:ligatures ns2:val="none"/>
+          <w14:ligatures w14:val="none"/>
         </w:rPr>
         <w:t xml:space="preserve"> desde el 8 de julio de 2024</w:t>
       </w:r>
@@ -1995,7 +1965,7 @@
           <w:color w:val="000000"/>
           <w:kern w:val="0"/>
           <w:lang w:eastAsia="es-ES"/>
-          <ns2:ligatures ns2:val="none"/>
+          <w14:ligatures w14:val="none"/>
         </w:rPr>
         <w:t xml:space="preserve"/>
       </w:r>
@@ -2005,7 +1975,7 @@
           <w:color w:val="000000"/>
           <w:kern w:val="0"/>
           <w:lang w:eastAsia="es-ES"/>
-          <ns2:ligatures ns2:val="none"/>
+          <w14:ligatures w14:val="none"/>
         </w:rPr>
         <w:t xml:space="preserve"/>
       </w:r>
@@ -2015,7 +1985,7 @@
           <w:color w:val="000000"/>
           <w:kern w:val="0"/>
           <w:lang w:eastAsia="es-ES"/>
-          <ns2:ligatures ns2:val="none"/>
+          <w14:ligatures w14:val="none"/>
         </w:rPr>
         <w:t xml:space="preserve"/>
       </w:r>
@@ -2025,12 +1995,12 @@
           <w:color w:val="000000"/>
           <w:kern w:val="0"/>
           <w:lang w:eastAsia="es-ES"/>
-          <ns2:ligatures ns2:val="none"/>
+          <w14:ligatures w14:val="none"/>
         </w:rPr>
         <w:t xml:space="preserve">.</w:t>
       </w:r>
     </w:p>
-    <w:p ns2:paraId="4B9AC79E" ns2:textId="77777777">
+    <w:p>
       <w:pPr>
         <w:pStyle w:val="Prrafodelista"/>
         <w:spacing w:after="0" w:line="240" w:lineRule="auto"/>
@@ -2041,11 +2011,11 @@
           <w:color w:val="000000"/>
           <w:kern w:val="0"/>
           <w:lang w:eastAsia="es-ES"/>
-          <ns2:ligatures ns2:val="none"/>
-        </w:rPr>
-      </w:pPr>
-    </w:p>
-    <w:p ns2:paraId="2FB14F49" ns2:textId="2A902972">
+          <w14:ligatures w14:val="none"/>
+        </w:rPr>
+      </w:pPr>
+    </w:p>
+    <w:p>
       <w:pPr>
         <w:pStyle w:val="Prrafodelista"/>
         <w:numPr>
@@ -2063,16 +2033,16 @@
           <w:color w:val="000000"/>
           <w:kern w:val="0"/>
           <w:lang w:eastAsia="es-ES"/>
-          <ns2:ligatures ns2:val="none"/>
-        </w:rPr>
-      </w:pPr>
-      <w:r>
-        <w:rPr>
-          <w:rFonts w:ascii="Arial Narrow" w:eastAsia="Times New Roman" w:hAnsi="Arial Narrow" w:cs="Arial"/>
-          <w:color w:val="000000"/>
-          <w:kern w:val="0"/>
-          <w:lang w:eastAsia="es-ES"/>
-          <ns2:ligatures ns2:val="none"/>
+          <w14:ligatures w14:val="none"/>
+        </w:rPr>
+      </w:pPr>
+      <w:r>
+        <w:rPr>
+          <w:rFonts w:ascii="Arial Narrow" w:eastAsia="Times New Roman" w:hAnsi="Arial Narrow" w:cs="Arial"/>
+          <w:color w:val="000000"/>
+          <w:kern w:val="0"/>
+          <w:lang w:eastAsia="es-ES"/>
+          <w14:ligatures w14:val="none"/>
         </w:rPr>
         <w:t>El 10 de octubre de 2025, presentó el Reclamo 43289-2025/SBC</w:t>
       </w:r>
@@ -2082,7 +2052,7 @@
           <w:color w:val="000000"/>
           <w:kern w:val="0"/>
           <w:lang w:eastAsia="es-ES"/>
-          <ns2:ligatures ns2:val="none"/>
+          <w14:ligatures w14:val="none"/>
         </w:rPr>
         <w:t xml:space="preserve"> </w:t>
       </w:r>
@@ -2092,7 +2062,7 @@
           <w:color w:val="000000"/>
           <w:kern w:val="0"/>
           <w:lang w:eastAsia="es-ES"/>
-          <ns2:ligatures ns2:val="none"/>
+          <w14:ligatures w14:val="none"/>
         </w:rPr>
         <w:t xml:space="preserve">ante </w:t>
       </w:r>
@@ -2102,7 +2072,7 @@
           <w:color w:val="000000"/>
           <w:kern w:val="0"/>
           <w:lang w:eastAsia="es-ES"/>
-          <ns2:ligatures ns2:val="none"/>
+          <w14:ligatures w14:val="none"/>
         </w:rPr>
         <w:t>Indecopi</w:t>
       </w:r>
@@ -2112,7 +2082,7 @@
           <w:color w:val="000000"/>
           <w:kern w:val="0"/>
           <w:lang w:eastAsia="es-ES"/>
-          <ns2:ligatures ns2:val="none"/>
+          <w14:ligatures w14:val="none"/>
         </w:rPr>
         <w:t xml:space="preserve"> y e</w:t>
       </w:r>
@@ -2122,7 +2092,7 @@
           <w:color w:val="000000"/>
           <w:kern w:val="0"/>
           <w:lang w:eastAsia="es-ES"/>
-          <ns2:ligatures ns2:val="none"/>
+          <w14:ligatures w14:val="none"/>
         </w:rPr>
         <w:t xml:space="preserve">l 29 de octubre de 2025, se llevó a cabo la audiencia de </w:t>
       </w:r>
@@ -2132,7 +2102,7 @@
           <w:color w:val="000000"/>
           <w:kern w:val="0"/>
           <w:lang w:eastAsia="es-ES"/>
-          <ns2:ligatures ns2:val="none"/>
+          <w14:ligatures w14:val="none"/>
         </w:rPr>
         <w:t>conciliación correspondiente al</w:t>
       </w:r>
@@ -2142,7 +2112,7 @@
           <w:color w:val="000000"/>
           <w:kern w:val="0"/>
           <w:lang w:eastAsia="es-ES"/>
-          <ns2:ligatures ns2:val="none"/>
+          <w14:ligatures w14:val="none"/>
         </w:rPr>
         <w:t xml:space="preserve"> referido reclamo</w:t>
       </w:r>
@@ -2152,7 +2122,7 @@
           <w:color w:val="000000"/>
           <w:kern w:val="0"/>
           <w:lang w:eastAsia="es-ES"/>
-          <ns2:ligatures ns2:val="none"/>
+          <w14:ligatures w14:val="none"/>
         </w:rPr>
         <w:t>,</w:t>
       </w:r>
@@ -2162,7 +2132,7 @@
           <w:color w:val="000000"/>
           <w:kern w:val="0"/>
           <w:lang w:eastAsia="es-ES"/>
-          <ns2:ligatures ns2:val="none"/>
+          <w14:ligatures w14:val="none"/>
         </w:rPr>
         <w:t xml:space="preserve"> cuya</w:t>
       </w:r>
@@ -2172,12 +2142,12 @@
           <w:color w:val="000000"/>
           <w:kern w:val="0"/>
           <w:lang w:eastAsia="es-ES"/>
-          <ns2:ligatures ns2:val="none"/>
+          <w14:ligatures w14:val="none"/>
         </w:rPr>
         <w:t xml:space="preserve"> diligencia concluyó sin acuerdo entre las partes.</w:t>
       </w:r>
     </w:p>
-    <w:p ns2:paraId="76630485" ns2:textId="77777777">
+    <w:p>
       <w:pPr>
         <w:tabs>
           <w:tab w:val="left" w:pos="1134"/>
@@ -2189,11 +2159,11 @@
           <w:color w:val="000000"/>
           <w:kern w:val="0"/>
           <w:lang w:eastAsia="es-ES"/>
-          <ns2:ligatures ns2:val="none"/>
-        </w:rPr>
-      </w:pPr>
-    </w:p>
-    <w:p ns2:paraId="4FB15987" ns2:textId="199F7BE8">
+          <w14:ligatures w14:val="none"/>
+        </w:rPr>
+      </w:pPr>
+    </w:p>
+    <w:p>
       <w:pPr>
         <w:numPr>
           <w:ilvl w:val="1"/>
@@ -2211,7 +2181,7 @@
           <w:color w:val="000000"/>
           <w:kern w:val="0"/>
           <w:lang w:val="es-ES" w:eastAsia="es-ES"/>
-          <ns2:ligatures ns2:val="none"/>
+          <w14:ligatures w14:val="none"/>
         </w:rPr>
       </w:pPr>
       <w:r>
@@ -2220,7 +2190,7 @@
           <w:color w:val="000000"/>
           <w:kern w:val="0"/>
           <w:lang w:val="es-ES" w:eastAsia="es-ES"/>
-          <ns2:ligatures ns2:val="none"/>
+          <w14:ligatures w14:val="none"/>
         </w:rPr>
         <w:t xml:space="preserve">El señor [APELLIDO] solicitó, en calidad de medida correctiva, que Falabella y Chubb cumplan con realizar la devolución del monto cobrado de las catorce (14) cuotas de S/46.50, por un total de S/651,00 indebidamente cobradas en su tarjeta de crédito 447xxxxxx298. Asimismo, requirió el reembolso de costos y costas del presente procedimiento.</w:t>
       </w:r>
@@ -2228,7 +2198,7 @@
         <w:rPr>
           <w:rFonts w:ascii="Arial Narrow" w:eastAsia="Calibri" w:hAnsi="Arial Narrow" w:cs="Arial"/>
           <w:kern w:val="0"/>
-          <ns2:ligatures ns2:val="none"/>
+          <w14:ligatures w14:val="none"/>
         </w:rPr>
         <w:t xml:space="preserve"/>
       </w:r>
@@ -2238,7 +2208,7 @@
           <w:color w:val="000000"/>
           <w:kern w:val="0"/>
           <w:lang w:val="es-ES" w:eastAsia="es-ES"/>
-          <ns2:ligatures ns2:val="none"/>
+          <w14:ligatures w14:val="none"/>
         </w:rPr>
         <w:t xml:space="preserve"/>
       </w:r>
@@ -2249,7 +2219,7 @@
           <w:color w:val="000000"/>
           <w:kern w:val="0"/>
           <w:lang w:val="es-ES" w:eastAsia="es-ES"/>
-          <ns2:ligatures ns2:val="none"/>
+          <w14:ligatures w14:val="none"/>
         </w:rPr>
         <w:t xml:space="preserve"/>
       </w:r>
@@ -2259,7 +2229,7 @@
           <w:color w:val="000000"/>
           <w:kern w:val="0"/>
           <w:lang w:val="es-ES" w:eastAsia="es-ES"/>
-          <ns2:ligatures ns2:val="none"/>
+          <w14:ligatures w14:val="none"/>
         </w:rPr>
         <w:t xml:space="preserve"/>
       </w:r>
@@ -2269,7 +2239,7 @@
           <w:color w:val="000000"/>
           <w:kern w:val="0"/>
           <w:lang w:val="es-ES" w:eastAsia="es-ES"/>
-          <ns2:ligatures ns2:val="none"/>
+          <w14:ligatures w14:val="none"/>
         </w:rPr>
         <w:t xml:space="preserve"/>
       </w:r>
@@ -2279,7 +2249,7 @@
           <w:color w:val="000000"/>
           <w:kern w:val="0"/>
           <w:lang w:val="es-ES" w:eastAsia="es-ES"/>
-          <ns2:ligatures ns2:val="none"/>
+          <w14:ligatures w14:val="none"/>
         </w:rPr>
         <w:t/>
       </w:r>
@@ -2289,7 +2259,7 @@
           <w:color w:val="000000"/>
           <w:kern w:val="0"/>
           <w:lang w:val="es-ES" w:eastAsia="es-ES"/>
-          <ns2:ligatures ns2:val="none"/>
+          <w14:ligatures w14:val="none"/>
         </w:rPr>
         <w:t xml:space="preserve"/>
       </w:r>
@@ -2299,7 +2269,7 @@
           <w:color w:val="000000"/>
           <w:kern w:val="0"/>
           <w:lang w:val="es-ES" w:eastAsia="es-ES"/>
-          <ns2:ligatures ns2:val="none"/>
+          <w14:ligatures w14:val="none"/>
         </w:rPr>
         <w:t xml:space="preserve"/>
       </w:r>
@@ -2309,7 +2279,7 @@
           <w:color w:val="000000"/>
           <w:kern w:val="0"/>
           <w:lang w:eastAsia="es-ES"/>
-          <ns2:ligatures ns2:val="none"/>
+          <w14:ligatures w14:val="none"/>
         </w:rPr>
         <w:t/>
       </w:r>
@@ -2319,7 +2289,7 @@
           <w:color w:val="000000"/>
           <w:kern w:val="0"/>
           <w:lang w:val="es-ES" w:eastAsia="es-ES"/>
-          <ns2:ligatures ns2:val="none"/>
+          <w14:ligatures w14:val="none"/>
         </w:rPr>
         <w:t xml:space="preserve"/>
       </w:r>
@@ -2329,13 +2299,13 @@
           <w:color w:val="000000"/>
           <w:kern w:val="0"/>
           <w:lang w:val="es-ES" w:eastAsia="es-ES"/>
-          <ns2:ligatures ns2:val="none"/>
+          <w14:ligatures w14:val="none"/>
         </w:rPr>
         <w:t/>
       </w:r>
     </w:p>
     <w:bookmarkEnd w:id="3"/>
-    <w:p ns2:paraId="61C46995" ns2:textId="77777777">
+    <w:p>
       <w:pPr>
         <w:spacing w:after="0" w:line="240" w:lineRule="auto"/>
         <w:contextualSpacing/>
@@ -2346,11 +2316,11 @@
           <w:color w:val="000000"/>
           <w:kern w:val="0"/>
           <w:lang w:eastAsia="es-PE"/>
-          <ns2:ligatures ns2:val="none"/>
-        </w:rPr>
-      </w:pPr>
-    </w:p>
-    <w:p ns2:paraId="4713554A" ns2:textId="77777777">
+          <w14:ligatures w14:val="none"/>
+        </w:rPr>
+      </w:pPr>
+    </w:p>
+    <w:p>
       <w:pPr>
         <w:pStyle w:val="Prrafodelista"/>
         <w:numPr>
@@ -2370,22 +2340,22 @@
           <w:color w:val="000000"/>
           <w:kern w:val="0"/>
           <w:lang w:eastAsia="es-PE"/>
-          <ns2:ligatures ns2:val="none"/>
-        </w:rPr>
-      </w:pPr>
-      <w:r>
-        <w:rPr>
-          <w:rFonts w:ascii="Arial Narrow" w:eastAsia="Arial Narrow" w:hAnsi="Arial Narrow" w:cs="Arial Narrow"/>
-          <w:b/>
-          <w:color w:val="000000"/>
-          <w:kern w:val="0"/>
-          <w:lang w:eastAsia="es-PE"/>
-          <ns2:ligatures ns2:val="none"/>
+          <w14:ligatures w14:val="none"/>
+        </w:rPr>
+      </w:pPr>
+      <w:r>
+        <w:rPr>
+          <w:rFonts w:ascii="Arial Narrow" w:eastAsia="Arial Narrow" w:hAnsi="Arial Narrow" w:cs="Arial Narrow"/>
+          <w:b/>
+          <w:color w:val="000000"/>
+          <w:kern w:val="0"/>
+          <w:lang w:eastAsia="es-PE"/>
+          <w14:ligatures w14:val="none"/>
         </w:rPr>
         <w:t>DE LA ADMISIÓN A TRÁMITE DE LA DENUNCIA</w:t>
       </w:r>
     </w:p>
-    <w:p ns2:paraId="4BBBE1C2" ns2:textId="77777777">
+    <w:p>
       <w:pPr>
         <w:spacing w:after="0" w:line="240" w:lineRule="auto"/>
         <w:ind w:left="567"/>
@@ -2397,11 +2367,11 @@
           <w:color w:val="000000"/>
           <w:kern w:val="0"/>
           <w:lang w:eastAsia="es-PE"/>
-          <ns2:ligatures ns2:val="none"/>
-        </w:rPr>
-      </w:pPr>
-    </w:p>
-    <w:p ns2:paraId="54A143B5" ns2:textId="0B637EDE">
+          <w14:ligatures w14:val="none"/>
+        </w:rPr>
+      </w:pPr>
+    </w:p>
+    <w:p>
       <w:pPr>
         <w:pStyle w:val="Prrafodelista"/>
         <w:numPr>
@@ -2414,7 +2384,7 @@
         <w:rPr>
           <w:rFonts w:ascii="Arial Narrow" w:eastAsia="Arial Narrow" w:hAnsi="Arial Narrow" w:cs="Arial Narrow"/>
           <w:kern w:val="0"/>
-          <ns2:ligatures ns2:val="none"/>
+          <w14:ligatures w14:val="none"/>
         </w:rPr>
       </w:pPr>
       <w:bookmarkStart w:id="4" w:name="_Hlk140755208"/>
@@ -2426,7 +2396,7 @@
           <w:color w:val="000000"/>
           <w:kern w:val="0"/>
           <w:lang w:eastAsia="es-PE"/>
-          <ns2:ligatures ns2:val="none"/>
+          <w14:ligatures w14:val="none"/>
         </w:rPr>
         <w:t xml:space="preserve">La Secretaría </w:t>
       </w:r>
@@ -2439,7 +2409,7 @@
           <w:color w:val="000000"/>
           <w:kern w:val="0"/>
           <w:lang w:eastAsia="es-PE"/>
-          <ns2:ligatures ns2:val="none"/>
+          <w14:ligatures w14:val="none"/>
         </w:rPr>
         <w:t>Técnica de la Comisión de Protección al Consumidor 1 (en adelante, la Secretaría Técnica), en ejercicio de sus facultades</w:t>
       </w:r>
@@ -2449,7 +2419,7 @@
           <w:rFonts w:ascii="Arial Narrow" w:eastAsia="Arial Narrow" w:hAnsi="Arial Narrow" w:cs="Arial Narrow"/>
           <w:kern w:val="0"/>
           <w:vertAlign w:val="superscript"/>
-          <ns2:ligatures ns2:val="none"/>
+          <w14:ligatures w14:val="none"/>
         </w:rPr>
         <w:footnoteReference w:id="3"/>
       </w:r>
@@ -2459,7 +2429,7 @@
           <w:color w:val="000000"/>
           <w:kern w:val="0"/>
           <w:lang w:eastAsia="es-PE"/>
-          <ns2:ligatures ns2:val="none"/>
+          <w14:ligatures w14:val="none"/>
         </w:rPr>
         <w:t xml:space="preserve">, considera </w:t>
       </w:r>
@@ -2467,7 +2437,7 @@
         <w:rPr>
           <w:rFonts w:ascii="Arial Narrow" w:eastAsia="Arial Narrow" w:hAnsi="Arial Narrow" w:cs="Arial Narrow"/>
           <w:kern w:val="0"/>
-          <ns2:ligatures ns2:val="none"/>
+          <w14:ligatures w14:val="none"/>
         </w:rPr>
         <w:t xml:space="preserve">que el hecho denunciado, </w:t>
       </w:r>
@@ -2475,7 +2445,7 @@
         <w:rPr>
           <w:rFonts w:ascii="Arial Narrow" w:eastAsia="Arial Narrow" w:hAnsi="Arial Narrow" w:cs="Arial Narrow"/>
           <w:kern w:val="0"/>
-          <ns2:ligatures ns2:val="none"/>
+          <w14:ligatures w14:val="none"/>
         </w:rPr>
         <w:t xml:space="preserve">consistente en </w:t>
       </w:r>
@@ -2484,7 +2454,7 @@
         <w:rPr>
           <w:rFonts w:ascii="Arial Narrow" w:eastAsia="Arial Narrow" w:hAnsi="Arial Narrow" w:cs="Arial Narrow"/>
           <w:kern w:val="0"/>
-          <ns2:ligatures ns2:val="none"/>
+          <w14:ligatures w14:val="none"/>
         </w:rPr>
         <w:t xml:space="preserve">que </w:t>
       </w:r>
@@ -2492,7 +2462,7 @@
         <w:rPr>
           <w:rFonts w:ascii="Arial Narrow" w:eastAsia="Arial Narrow" w:hAnsi="Arial Narrow" w:cs="Arial Narrow"/>
           <w:kern w:val="0"/>
-          <ns2:ligatures ns2:val="none"/>
+          <w14:ligatures w14:val="none"/>
         </w:rPr>
         <w:t xml:space="preserve">los proveedores denunciados habrían atribuido indebidamente al denunciante la contratación del Seguro Adulto – Póliza Matriz </w:t>
       </w:r>
@@ -2501,7 +2471,7 @@
         <w:rPr>
           <w:rFonts w:ascii="Arial Narrow" w:eastAsia="Arial Narrow" w:hAnsi="Arial Narrow" w:cs="Arial Narrow"/>
           <w:kern w:val="0"/>
-          <ns2:ligatures ns2:val="none"/>
+          <w14:ligatures w14:val="none"/>
         </w:rPr>
         <w:t/>
       </w:r>
@@ -2510,7 +2480,7 @@
         <w:rPr>
           <w:rFonts w:ascii="Arial Narrow" w:eastAsia="Arial Narrow" w:hAnsi="Arial Narrow" w:cs="Arial Narrow"/>
           <w:kern w:val="0"/>
-          <ns2:ligatures ns2:val="none"/>
+          <w14:ligatures w14:val="none"/>
         </w:rPr>
         <w:t xml:space="preserve"> VCHAS3 con Certificado </w:t>
       </w:r>
@@ -2519,7 +2489,7 @@
         <w:rPr>
           <w:rFonts w:ascii="Arial Narrow" w:eastAsia="Arial Narrow" w:hAnsi="Arial Narrow" w:cs="Arial Narrow"/>
           <w:kern w:val="0"/>
-          <ns2:ligatures ns2:val="none"/>
+          <w14:ligatures w14:val="none"/>
         </w:rPr>
         <w:t/>
       </w:r>
@@ -2528,7 +2498,7 @@
         <w:rPr>
           <w:rFonts w:ascii="Arial Narrow" w:eastAsia="Arial Narrow" w:hAnsi="Arial Narrow" w:cs="Arial Narrow"/>
           <w:kern w:val="0"/>
-          <ns2:ligatures ns2:val="none"/>
+          <w14:ligatures w14:val="none"/>
         </w:rPr>
         <w:t xml:space="preserve"> 11768 de manera unilateral y sin su consentimiento expreso, generando el cobro indebido de las primas</w:t>
       </w:r>
@@ -2536,7 +2506,7 @@
         <w:rPr>
           <w:rFonts w:ascii="Arial Narrow" w:eastAsia="Arial Narrow" w:hAnsi="Arial Narrow" w:cs="Arial Narrow"/>
           <w:kern w:val="0"/>
-          <ns2:ligatures ns2:val="none"/>
+          <w14:ligatures w14:val="none"/>
         </w:rPr>
         <w:t xml:space="preserve">. </w:t>
       </w:r>
@@ -2547,7 +2517,7 @@
           <w:color w:val="000000"/>
           <w:kern w:val="0"/>
           <w:lang w:eastAsia="es-PE"/>
-          <ns2:ligatures ns2:val="none"/>
+          <w14:ligatures w14:val="none"/>
         </w:rPr>
         <w:t>Por consiguiente, corresponde calificar el hecho materia de denuncia como una presunta infracción al deber de protección contra los métodos comerciales</w:t>
       </w:r>
@@ -2558,7 +2528,7 @@
           <w:color w:val="000000"/>
           <w:kern w:val="0"/>
           <w:lang w:eastAsia="es-PE"/>
-          <ns2:ligatures ns2:val="none"/>
+          <w14:ligatures w14:val="none"/>
         </w:rPr>
         <w:t xml:space="preserve"> coercitivos</w:t>
       </w:r>
@@ -2569,7 +2539,7 @@
           <w:color w:val="000000"/>
           <w:kern w:val="0"/>
           <w:lang w:eastAsia="es-PE"/>
-          <ns2:ligatures ns2:val="none"/>
+          <w14:ligatures w14:val="none"/>
         </w:rPr>
         <w:t xml:space="preserve">, tipificado en </w:t>
       </w:r>
@@ -2580,7 +2550,7 @@
           <w:kern w:val="0"/>
           <w:shd w:val="clear" w:color="auto" w:fill="FFFFFF"/>
           <w:lang w:eastAsia="es-PE"/>
-          <ns2:ligatures ns2:val="none"/>
+          <w14:ligatures w14:val="none"/>
         </w:rPr>
         <w:t xml:space="preserve">literal </w:t>
       </w:r>
@@ -2591,7 +2561,7 @@
           <w:kern w:val="0"/>
           <w:shd w:val="clear" w:color="auto" w:fill="FFFFFF"/>
           <w:lang w:eastAsia="es-PE"/>
-          <ns2:ligatures ns2:val="none"/>
+          <w14:ligatures w14:val="none"/>
         </w:rPr>
         <w:t>b</w:t>
       </w:r>
@@ -2602,7 +2572,7 @@
           <w:kern w:val="0"/>
           <w:shd w:val="clear" w:color="auto" w:fill="FFFFFF"/>
           <w:lang w:eastAsia="es-PE"/>
-          <ns2:ligatures ns2:val="none"/>
+          <w14:ligatures w14:val="none"/>
         </w:rPr>
         <w:t xml:space="preserve">) del artículo 56 </w:t>
       </w:r>
@@ -2613,7 +2583,7 @@
           <w:color w:val="000000"/>
           <w:kern w:val="0"/>
           <w:lang w:eastAsia="es-PE"/>
-          <ns2:ligatures ns2:val="none"/>
+          <w14:ligatures w14:val="none"/>
         </w:rPr>
         <w:t>del Código</w:t>
       </w:r>
@@ -2632,24 +2602,24 @@
           <w:color w:val="000000"/>
           <w:kern w:val="0"/>
           <w:lang w:eastAsia="es-PE"/>
-          <ns2:ligatures ns2:val="none"/>
+          <w14:ligatures w14:val="none"/>
         </w:rPr>
         <w:t xml:space="preserve">. </w:t>
       </w:r>
     </w:p>
     <w:bookmarkEnd w:id="7"/>
-    <w:p ns2:paraId="6BDA4B7E" ns2:textId="49AF511E">
-      <w:pPr>
-        <w:spacing w:after="0" w:line="240" w:lineRule="auto"/>
-        <w:jc w:val="both"/>
-        <w:rPr>
-          <w:rFonts w:ascii="Arial Narrow" w:eastAsia="Arial Narrow" w:hAnsi="Arial Narrow" w:cs="Arial Narrow"/>
-          <w:kern w:val="0"/>
-          <ns2:ligatures ns2:val="none"/>
-        </w:rPr>
-      </w:pPr>
-    </w:p>
-    <w:p ns2:paraId="308F08C6" ns2:textId="5D47A8A0">
+    <w:p>
+      <w:pPr>
+        <w:spacing w:after="0" w:line="240" w:lineRule="auto"/>
+        <w:jc w:val="both"/>
+        <w:rPr>
+          <w:rFonts w:ascii="Arial Narrow" w:eastAsia="Arial Narrow" w:hAnsi="Arial Narrow" w:cs="Arial Narrow"/>
+          <w:kern w:val="0"/>
+          <w14:ligatures w14:val="none"/>
+        </w:rPr>
+      </w:pPr>
+    </w:p>
+    <w:p>
       <w:pPr>
         <w:pStyle w:val="Prrafodelista"/>
         <w:numPr>
@@ -2662,14 +2632,14 @@
         <w:rPr>
           <w:rFonts w:ascii="Arial Narrow" w:eastAsia="Arial Narrow" w:hAnsi="Arial Narrow" w:cs="Arial Narrow"/>
           <w:kern w:val="0"/>
-          <ns2:ligatures ns2:val="none"/>
-        </w:rPr>
-      </w:pPr>
-      <w:r>
-        <w:rPr>
-          <w:rFonts w:ascii="Arial Narrow" w:eastAsia="Arial Narrow" w:hAnsi="Arial Narrow" w:cs="Arial Narrow"/>
-          <w:kern w:val="0"/>
-          <ns2:ligatures ns2:val="none"/>
+          <w14:ligatures w14:val="none"/>
+        </w:rPr>
+      </w:pPr>
+      <w:r>
+        <w:rPr>
+          <w:rFonts w:ascii="Arial Narrow" w:eastAsia="Arial Narrow" w:hAnsi="Arial Narrow" w:cs="Arial Narrow"/>
+          <w:kern w:val="0"/>
+          <w14:ligatures w14:val="none"/>
         </w:rPr>
         <w:t xml:space="preserve">Asimismo, </w:t>
       </w:r>
@@ -2679,7 +2649,7 @@
           <w:color w:val="000000"/>
           <w:kern w:val="0"/>
           <w:lang w:eastAsia="es-PE"/>
-          <ns2:ligatures ns2:val="none"/>
+          <w14:ligatures w14:val="none"/>
         </w:rPr>
         <w:t xml:space="preserve">la Secretaría Técnica, en ejercicio de sus facultades, considera </w:t>
       </w:r>
@@ -2687,7 +2657,7 @@
         <w:rPr>
           <w:rFonts w:ascii="Arial Narrow" w:eastAsia="Arial Narrow" w:hAnsi="Arial Narrow" w:cs="Arial"/>
           <w:kern w:val="0"/>
-          <ns2:ligatures ns2:val="none"/>
+          <w14:ligatures w14:val="none"/>
         </w:rPr>
         <w:t xml:space="preserve">que el hecho denunciado, consistente en que </w:t>
       </w:r>
@@ -2695,7 +2665,7 @@
         <w:rPr>
           <w:rFonts w:ascii="Arial Narrow" w:eastAsia="Arial Narrow" w:hAnsi="Arial Narrow" w:cs="Arial Narrow"/>
           <w:kern w:val="0"/>
-          <ns2:ligatures ns2:val="none"/>
+          <w14:ligatures w14:val="none"/>
         </w:rPr>
         <w:t xml:space="preserve">los proveedores denunciados no habrían cumplido oportunamente con entregar al denunciante los documentos contractuales del Seguro Adulto – Póliza Matriz </w:t>
       </w:r>
@@ -2704,7 +2674,7 @@
         <w:rPr>
           <w:rFonts w:ascii="Arial Narrow" w:eastAsia="Arial Narrow" w:hAnsi="Arial Narrow" w:cs="Arial Narrow"/>
           <w:kern w:val="0"/>
-          <ns2:ligatures ns2:val="none"/>
+          <w14:ligatures w14:val="none"/>
         </w:rPr>
         <w:t/>
       </w:r>
@@ -2713,7 +2683,7 @@
         <w:rPr>
           <w:rFonts w:ascii="Arial Narrow" w:eastAsia="Arial Narrow" w:hAnsi="Arial Narrow" w:cs="Arial Narrow"/>
           <w:kern w:val="0"/>
-          <ns2:ligatures ns2:val="none"/>
+          <w14:ligatures w14:val="none"/>
         </w:rPr>
         <w:t xml:space="preserve"> VCHAS3 con Certificado </w:t>
       </w:r>
@@ -2722,7 +2692,7 @@
         <w:rPr>
           <w:rFonts w:ascii="Arial Narrow" w:eastAsia="Arial Narrow" w:hAnsi="Arial Narrow" w:cs="Arial Narrow"/>
           <w:kern w:val="0"/>
-          <ns2:ligatures ns2:val="none"/>
+          <w14:ligatures w14:val="none"/>
         </w:rPr>
         <w:t/>
       </w:r>
@@ -2731,7 +2701,7 @@
         <w:rPr>
           <w:rFonts w:ascii="Arial Narrow" w:eastAsia="Arial Narrow" w:hAnsi="Arial Narrow" w:cs="Arial Narrow"/>
           <w:kern w:val="0"/>
-          <ns2:ligatures ns2:val="none"/>
+          <w14:ligatures w14:val="none"/>
         </w:rPr>
         <w:t xml:space="preserve"> 11768</w:t>
       </w:r>
@@ -2739,7 +2709,7 @@
         <w:rPr>
           <w:rFonts w:ascii="Arial Narrow" w:eastAsia="Arial Narrow" w:hAnsi="Arial Narrow" w:cs="Arial"/>
           <w:kern w:val="0"/>
-          <ns2:ligatures ns2:val="none"/>
+          <w14:ligatures w14:val="none"/>
         </w:rPr>
         <w:t xml:space="preserve">. Por consiguiente, corresponde calificar el hecho materia de denuncia como una presunta infracción al deber de entregar a los usuarios copia de los contratos y demás </w:t>
       </w:r>
@@ -2747,7 +2717,7 @@
         <w:rPr>
           <w:rFonts w:ascii="Arial Narrow" w:eastAsia="Arial Narrow" w:hAnsi="Arial Narrow" w:cs="Arial"/>
           <w:kern w:val="0"/>
-          <ns2:ligatures ns2:val="none"/>
+          <w14:ligatures w14:val="none"/>
         </w:rPr>
         <w:lastRenderedPageBreak/>
         <w:t>documentación relacionada con dichos actos jurídicos, tipificado en el literal e) del artículo 47 del Código</w:t>
@@ -2758,7 +2728,7 @@
           <w:rFonts w:ascii="Arial Narrow" w:eastAsia="Arial Narrow" w:hAnsi="Arial Narrow" w:cs="Arial"/>
           <w:kern w:val="0"/>
           <w:vertAlign w:val="superscript"/>
-          <ns2:ligatures ns2:val="none"/>
+          <w14:ligatures w14:val="none"/>
         </w:rPr>
         <w:footnoteReference w:id="5"/>
       </w:r>
@@ -2766,22 +2736,22 @@
         <w:rPr>
           <w:rFonts w:ascii="Arial Narrow" w:eastAsia="Arial Narrow" w:hAnsi="Arial Narrow" w:cs="Arial"/>
           <w:kern w:val="0"/>
-          <ns2:ligatures ns2:val="none"/>
+          <w14:ligatures w14:val="none"/>
         </w:rPr>
         <w:t>.</w:t>
       </w:r>
     </w:p>
-    <w:p ns2:paraId="153E93C6" ns2:textId="77777777">
+    <w:p>
       <w:pPr>
         <w:pStyle w:val="Prrafodelista"/>
         <w:rPr>
           <w:rFonts w:ascii="Arial Narrow" w:eastAsia="Arial Narrow" w:hAnsi="Arial Narrow" w:cs="Arial Narrow"/>
           <w:kern w:val="0"/>
-          <ns2:ligatures ns2:val="none"/>
-        </w:rPr>
-      </w:pPr>
-    </w:p>
-    <w:p ns2:paraId="7033FB5A" ns2:textId="1427C1E5">
+          <w14:ligatures w14:val="none"/>
+        </w:rPr>
+      </w:pPr>
+    </w:p>
+    <w:p>
       <w:pPr>
         <w:pStyle w:val="Prrafodelista"/>
         <w:numPr>
@@ -2794,14 +2764,14 @@
         <w:rPr>
           <w:rFonts w:ascii="Arial Narrow" w:eastAsia="Arial Narrow" w:hAnsi="Arial Narrow" w:cs="Arial Narrow"/>
           <w:kern w:val="0"/>
-          <ns2:ligatures ns2:val="none"/>
-        </w:rPr>
-      </w:pPr>
-      <w:r>
-        <w:rPr>
-          <w:rFonts w:ascii="Arial Narrow" w:eastAsia="Arial Narrow" w:hAnsi="Arial Narrow" w:cs="Arial Narrow"/>
-          <w:kern w:val="0"/>
-          <ns2:ligatures ns2:val="none"/>
+          <w14:ligatures w14:val="none"/>
+        </w:rPr>
+      </w:pPr>
+      <w:r>
+        <w:rPr>
+          <w:rFonts w:ascii="Arial Narrow" w:eastAsia="Arial Narrow" w:hAnsi="Arial Narrow" w:cs="Arial Narrow"/>
+          <w:kern w:val="0"/>
+          <w14:ligatures w14:val="none"/>
         </w:rPr>
         <w:t xml:space="preserve">Asimismo, </w:t>
       </w:r>
@@ -2811,7 +2781,7 @@
           <w:color w:val="000000"/>
           <w:kern w:val="0"/>
           <w:lang w:eastAsia="es-PE"/>
-          <ns2:ligatures ns2:val="none"/>
+          <w14:ligatures w14:val="none"/>
         </w:rPr>
         <w:t xml:space="preserve">la Secretaría Técnica, en ejercicio de sus facultades, considera </w:t>
       </w:r>
@@ -2819,7 +2789,7 @@
         <w:rPr>
           <w:rFonts w:ascii="Arial Narrow" w:eastAsia="Arial Narrow" w:hAnsi="Arial Narrow" w:cs="Arial"/>
           <w:kern w:val="0"/>
-          <ns2:ligatures ns2:val="none"/>
+          <w14:ligatures w14:val="none"/>
         </w:rPr>
         <w:t xml:space="preserve">que el hecho denunciado, consistente en que </w:t>
       </w:r>
@@ -2830,7 +2800,7 @@
           <w:kern w:val="0"/>
           <w:shd w:val="clear" w:color="auto" w:fill="FFFFFF"/>
           <w:lang w:eastAsia="es-PE"/>
-          <ns2:ligatures ns2:val="none"/>
+          <w14:ligatures w14:val="none"/>
         </w:rPr>
         <w:t xml:space="preserve">Falabella Servicios Generales S.A.C. habría brindado información incorrecta a la denunciante referida a la vigencia el Seguro Adulto – Póliza Matriz </w:t>
       </w:r>
@@ -2842,7 +2812,7 @@
           <w:kern w:val="0"/>
           <w:shd w:val="clear" w:color="auto" w:fill="FFFFFF"/>
           <w:lang w:eastAsia="es-PE"/>
-          <ns2:ligatures ns2:val="none"/>
+          <w14:ligatures w14:val="none"/>
         </w:rPr>
         <w:t/>
       </w:r>
@@ -2854,7 +2824,7 @@
           <w:kern w:val="0"/>
           <w:shd w:val="clear" w:color="auto" w:fill="FFFFFF"/>
           <w:lang w:eastAsia="es-PE"/>
-          <ns2:ligatures ns2:val="none"/>
+          <w14:ligatures w14:val="none"/>
         </w:rPr>
         <w:t xml:space="preserve"> VCHAS3</w:t>
       </w:r>
@@ -2862,7 +2832,7 @@
         <w:rPr>
           <w:rFonts w:ascii="Arial Narrow" w:eastAsia="Arial Narrow" w:hAnsi="Arial Narrow" w:cs="Arial Narrow"/>
           <w:kern w:val="0"/>
-          <ns2:ligatures ns2:val="none"/>
+          <w14:ligatures w14:val="none"/>
         </w:rPr>
         <w:t>; involucraría una presunta afectación a sus expectativas, quien no habría encontrado una correspondencia entre lo que esperaba recibir de parte del proveedor y lo que realmente recibió. Por consiguiente, corresponde calificar el hecho materia de denuncia como una presunta infracción al deber de idoneidad, tipificado en los artículos 18</w:t>
       </w:r>
@@ -2872,7 +2842,7 @@
           <w:color w:val="000000"/>
           <w:kern w:val="0"/>
           <w:lang w:eastAsia="es-PE"/>
-          <ns2:ligatures ns2:val="none"/>
+          <w14:ligatures w14:val="none"/>
         </w:rPr>
         <w:t/>
       </w:r>
@@ -2880,7 +2850,7 @@
         <w:rPr>
           <w:rFonts w:ascii="Arial Narrow" w:eastAsia="Arial Narrow" w:hAnsi="Arial Narrow" w:cs="Arial Narrow"/>
           <w:kern w:val="0"/>
-          <ns2:ligatures ns2:val="none"/>
+          <w14:ligatures w14:val="none"/>
         </w:rPr>
         <w:t xml:space="preserve"> y 19</w:t>
       </w:r>
@@ -2890,7 +2860,7 @@
           <w:color w:val="000000"/>
           <w:kern w:val="0"/>
           <w:lang w:eastAsia="es-PE"/>
-          <ns2:ligatures ns2:val="none"/>
+          <w14:ligatures w14:val="none"/>
         </w:rPr>
         <w:t/>
       </w:r>
@@ -2898,7 +2868,7 @@
         <w:rPr>
           <w:rFonts w:ascii="Arial Narrow" w:eastAsia="Arial Narrow" w:hAnsi="Arial Narrow" w:cs="Arial Narrow"/>
           <w:kern w:val="0"/>
-          <ns2:ligatures ns2:val="none"/>
+          <w14:ligatures w14:val="none"/>
         </w:rPr>
         <w:t xml:space="preserve"> del Código</w:t>
       </w:r>
@@ -2908,7 +2878,7 @@
           <w:rFonts w:ascii="Arial Narrow" w:eastAsia="Arial Narrow" w:hAnsi="Arial Narrow" w:cs="Arial"/>
           <w:kern w:val="0"/>
           <w:vertAlign w:val="superscript"/>
-          <ns2:ligatures ns2:val="none"/>
+          <w14:ligatures w14:val="none"/>
         </w:rPr>
         <w:footnoteReference w:id="6"/>
       </w:r>
@@ -2916,23 +2886,23 @@
         <w:rPr>
           <w:rFonts w:ascii="Arial Narrow" w:eastAsia="Arial Narrow" w:hAnsi="Arial Narrow" w:cs="Arial Narrow"/>
           <w:kern w:val="0"/>
-          <ns2:ligatures ns2:val="none"/>
+          <w14:ligatures w14:val="none"/>
         </w:rPr>
         <w:t>.</w:t>
       </w:r>
     </w:p>
-    <w:p ns2:paraId="761F9271" ns2:textId="77777777">
-      <w:pPr>
-        <w:spacing w:after="0" w:line="240" w:lineRule="auto"/>
-        <w:jc w:val="both"/>
-        <w:rPr>
-          <w:rFonts w:ascii="Arial Narrow" w:eastAsia="Arial Narrow" w:hAnsi="Arial Narrow" w:cs="Arial Narrow"/>
-          <w:kern w:val="0"/>
-          <ns2:ligatures ns2:val="none"/>
-        </w:rPr>
-      </w:pPr>
-    </w:p>
-    <w:p ns2:paraId="7B3C687A" ns2:textId="374D4312">
+    <w:p>
+      <w:pPr>
+        <w:spacing w:after="0" w:line="240" w:lineRule="auto"/>
+        <w:jc w:val="both"/>
+        <w:rPr>
+          <w:rFonts w:ascii="Arial Narrow" w:eastAsia="Arial Narrow" w:hAnsi="Arial Narrow" w:cs="Arial Narrow"/>
+          <w:kern w:val="0"/>
+          <w14:ligatures w14:val="none"/>
+        </w:rPr>
+      </w:pPr>
+    </w:p>
+    <w:p>
       <w:pPr>
         <w:pStyle w:val="Prrafodelista"/>
         <w:numPr>
@@ -2945,14 +2915,14 @@
         <w:rPr>
           <w:rFonts w:ascii="Arial Narrow" w:eastAsia="Arial Narrow" w:hAnsi="Arial Narrow" w:cs="Arial Narrow"/>
           <w:kern w:val="0"/>
-          <ns2:ligatures ns2:val="none"/>
-        </w:rPr>
-      </w:pPr>
-      <w:r>
-        <w:rPr>
-          <w:rFonts w:ascii="Arial Narrow" w:eastAsia="Arial Narrow" w:hAnsi="Arial Narrow" w:cs="Arial Narrow"/>
-          <w:kern w:val="0"/>
-          <ns2:ligatures ns2:val="none"/>
+          <w14:ligatures w14:val="none"/>
+        </w:rPr>
+      </w:pPr>
+      <w:r>
+        <w:rPr>
+          <w:rFonts w:ascii="Arial Narrow" w:eastAsia="Arial Narrow" w:hAnsi="Arial Narrow" w:cs="Arial Narrow"/>
+          <w:kern w:val="0"/>
+          <w14:ligatures w14:val="none"/>
         </w:rPr>
         <w:t xml:space="preserve">Asimismo, </w:t>
       </w:r>
@@ -2960,7 +2930,7 @@
         <w:rPr>
           <w:rFonts w:ascii="Arial Narrow" w:eastAsia="Arial Narrow" w:hAnsi="Arial Narrow" w:cs="Arial Narrow"/>
           <w:kern w:val="0"/>
-          <ns2:ligatures ns2:val="none"/>
+          <w14:ligatures w14:val="none"/>
         </w:rPr>
         <w:t xml:space="preserve">la Secretaría Técnica, en ejercicio de sus facultades, </w:t>
       </w:r>
@@ -2970,7 +2940,7 @@
           <w:color w:val="000000"/>
           <w:kern w:val="0"/>
           <w:lang w:eastAsia="es-PE"/>
-          <ns2:ligatures ns2:val="none"/>
+          <w14:ligatures w14:val="none"/>
         </w:rPr>
         <w:t xml:space="preserve">considera </w:t>
       </w:r>
@@ -2978,7 +2948,7 @@
         <w:rPr>
           <w:rFonts w:ascii="Arial Narrow" w:eastAsia="Arial Narrow" w:hAnsi="Arial Narrow" w:cs="Arial Narrow"/>
           <w:kern w:val="0"/>
-          <ns2:ligatures ns2:val="none"/>
+          <w14:ligatures w14:val="none"/>
         </w:rPr>
         <w:t>que el hecho denunciado</w:t>
       </w:r>
@@ -2988,7 +2958,7 @@
           <w:color w:val="000000"/>
           <w:kern w:val="0"/>
           <w:lang w:eastAsia="es-PE"/>
-          <ns2:ligatures ns2:val="none"/>
+          <w14:ligatures w14:val="none"/>
         </w:rPr>
         <w:t xml:space="preserve">, consistente en que </w:t>
       </w:r>
@@ -2998,7 +2968,7 @@
           <w:color w:val="000000"/>
           <w:kern w:val="0"/>
           <w:lang w:val="es-ES" w:eastAsia="es-ES"/>
-          <ns2:ligatures ns2:val="none"/>
+          <w14:ligatures w14:val="none"/>
         </w:rPr>
         <w:t xml:space="preserve">Falabella Servicios Generales S.A.C. habría brindado una respuesta inadecuada al reclamo </w:t>
       </w:r>
@@ -3009,7 +2979,7 @@
           <w:color w:val="000000"/>
           <w:kern w:val="0"/>
           <w:lang w:val="es-ES" w:eastAsia="es-ES"/>
-          <ns2:ligatures ns2:val="none"/>
+          <w14:ligatures w14:val="none"/>
         </w:rPr>
         <w:t/>
       </w:r>
@@ -3020,7 +2990,7 @@
           <w:color w:val="000000"/>
           <w:kern w:val="0"/>
           <w:lang w:val="es-ES" w:eastAsia="es-ES"/>
-          <ns2:ligatures ns2:val="none"/>
+          <w14:ligatures w14:val="none"/>
         </w:rPr>
         <w:t xml:space="preserve"> PE-RE-0655324 presentado por el denunciante el 4 de setiembre de 2025</w:t>
       </w:r>
@@ -3030,7 +3000,7 @@
           <w:color w:val="000000"/>
           <w:kern w:val="0"/>
           <w:lang w:eastAsia="es-PE"/>
-          <ns2:ligatures ns2:val="none"/>
+          <w14:ligatures w14:val="none"/>
         </w:rPr>
         <w:t>. Por consiguiente, corresponde calificar el hecho materia de denuncia como una presunta infracción al</w:t>
       </w:r>
@@ -3038,7 +3008,7 @@
         <w:rPr>
           <w:rFonts w:ascii="Arial Narrow" w:eastAsia="Arial Narrow" w:hAnsi="Arial Narrow" w:cs="Arial Narrow"/>
           <w:kern w:val="0"/>
-          <ns2:ligatures ns2:val="none"/>
+          <w14:ligatures w14:val="none"/>
         </w:rPr>
         <w:t xml:space="preserve"> numeral 88.1</w:t>
       </w:r>
@@ -3046,7 +3016,7 @@
         <w:rPr>
           <w:rFonts w:ascii="Arial Narrow" w:eastAsia="Arial Narrow" w:hAnsi="Arial Narrow" w:cs="Arial Narrow"/>
           <w:kern w:val="0"/>
-          <ns2:ligatures ns2:val="none"/>
+          <w14:ligatures w14:val="none"/>
         </w:rPr>
         <w:t/>
       </w:r>
@@ -3054,7 +3024,7 @@
         <w:rPr>
           <w:rFonts w:ascii="Arial Narrow" w:eastAsia="Arial Narrow" w:hAnsi="Arial Narrow" w:cs="Arial Narrow"/>
           <w:kern w:val="0"/>
-          <ns2:ligatures ns2:val="none"/>
+          <w14:ligatures w14:val="none"/>
         </w:rPr>
         <w:t xml:space="preserve"> del artículo 88</w:t>
       </w:r>
@@ -3062,7 +3032,7 @@
         <w:rPr>
           <w:rFonts w:ascii="Arial Narrow" w:eastAsia="Arial Narrow" w:hAnsi="Arial Narrow" w:cs="Arial Narrow"/>
           <w:kern w:val="0"/>
-          <ns2:ligatures ns2:val="none"/>
+          <w14:ligatures w14:val="none"/>
         </w:rPr>
         <w:t/>
       </w:r>
@@ -3070,7 +3040,7 @@
         <w:rPr>
           <w:rFonts w:ascii="Arial Narrow" w:eastAsia="Arial Narrow" w:hAnsi="Arial Narrow" w:cs="Arial Narrow"/>
           <w:kern w:val="0"/>
-          <ns2:ligatures ns2:val="none"/>
+          <w14:ligatures w14:val="none"/>
         </w:rPr>
         <w:t xml:space="preserve"> del Código</w:t>
       </w:r>
@@ -3080,7 +3050,7 @@
           <w:rFonts w:ascii="Arial Narrow" w:eastAsia="Arial Narrow" w:hAnsi="Arial Narrow" w:cs="Arial"/>
           <w:kern w:val="0"/>
           <w:vertAlign w:val="superscript"/>
-          <ns2:ligatures ns2:val="none"/>
+          <w14:ligatures w14:val="none"/>
         </w:rPr>
         <w:footnoteReference w:id="7"/>
       </w:r>
@@ -3088,12 +3058,12 @@
         <w:rPr>
           <w:rFonts w:ascii="Arial Narrow" w:eastAsia="Arial Narrow" w:hAnsi="Arial Narrow" w:cs="Arial Narrow"/>
           <w:kern w:val="0"/>
-          <ns2:ligatures ns2:val="none"/>
+          <w14:ligatures w14:val="none"/>
         </w:rPr>
         <w:t>.</w:t>
       </w:r>
     </w:p>
-    <w:p ns2:paraId="2E7770E0" ns2:textId="77777777">
+    <w:p>
       <w:pPr>
         <w:pStyle w:val="Prrafodelista"/>
         <w:spacing w:after="0" w:line="240" w:lineRule="auto"/>
@@ -3103,11 +3073,11 @@
           <w:rFonts w:ascii="Arial Narrow" w:eastAsia="Calibri" w:hAnsi="Arial Narrow" w:cs="Arial Narrow"/>
           <w:kern w:val="0"/>
           <w:lang w:eastAsia="es-PE"/>
-          <ns2:ligatures ns2:val="none"/>
-        </w:rPr>
-      </w:pPr>
-    </w:p>
-    <w:p ns2:paraId="37321452" ns2:textId="77777777">
+          <w14:ligatures w14:val="none"/>
+        </w:rPr>
+      </w:pPr>
+    </w:p>
+    <w:p>
       <w:pPr>
         <w:pStyle w:val="Prrafodelista"/>
         <w:numPr>
@@ -3121,7 +3091,7 @@
           <w:rFonts w:ascii="Arial Narrow" w:eastAsia="Calibri" w:hAnsi="Arial Narrow" w:cs="Arial Narrow"/>
           <w:kern w:val="0"/>
           <w:lang w:eastAsia="es-PE"/>
-          <ns2:ligatures ns2:val="none"/>
+          <w14:ligatures w14:val="none"/>
         </w:rPr>
       </w:pPr>
       <w:r>
@@ -3130,7 +3100,7 @@
           <w:color w:val="000000"/>
           <w:kern w:val="0"/>
           <w:lang w:eastAsia="es-PE"/>
-          <ns2:ligatures ns2:val="none"/>
+          <w14:ligatures w14:val="none"/>
         </w:rPr>
         <w:t>En tanto la denuncia reúne los requisitos establecidos por la norma citada, corresponde admitirla a trámite</w:t>
       </w:r>
@@ -3140,7 +3110,7 @@
           <w:rFonts w:ascii="Arial Narrow" w:eastAsia="Arial Narrow" w:hAnsi="Arial Narrow" w:cs="Arial Narrow"/>
           <w:kern w:val="0"/>
           <w:vertAlign w:val="superscript"/>
-          <ns2:ligatures ns2:val="none"/>
+          <w14:ligatures w14:val="none"/>
         </w:rPr>
         <w:footnoteReference w:id="8"/>
       </w:r>
@@ -3150,12 +3120,12 @@
           <w:color w:val="000000"/>
           <w:kern w:val="0"/>
           <w:lang w:eastAsia="es-PE"/>
-          <ns2:ligatures ns2:val="none"/>
+          <w14:ligatures w14:val="none"/>
         </w:rPr>
         <w:t>.</w:t>
       </w:r>
     </w:p>
-    <w:p ns2:paraId="17426A8E" ns2:textId="77777777">
+    <w:p>
       <w:pPr>
         <w:spacing w:after="0" w:line="240" w:lineRule="auto"/>
         <w:ind w:left="567"/>
@@ -3166,11 +3136,11 @@
           <w:color w:val="000000"/>
           <w:kern w:val="0"/>
           <w:lang w:eastAsia="es-PE"/>
-          <ns2:ligatures ns2:val="none"/>
-        </w:rPr>
-      </w:pPr>
-    </w:p>
-    <w:p ns2:paraId="69FE781D" ns2:textId="77777777">
+          <w14:ligatures w14:val="none"/>
+        </w:rPr>
+      </w:pPr>
+    </w:p>
+    <w:p>
       <w:pPr>
         <w:pStyle w:val="Prrafodelista"/>
         <w:numPr>
@@ -3190,22 +3160,22 @@
           <w:color w:val="000000"/>
           <w:kern w:val="0"/>
           <w:lang w:eastAsia="es-PE"/>
-          <ns2:ligatures ns2:val="none"/>
-        </w:rPr>
-      </w:pPr>
-      <w:r>
-        <w:rPr>
-          <w:rFonts w:ascii="Arial Narrow" w:eastAsia="Arial Narrow" w:hAnsi="Arial Narrow" w:cs="Arial Narrow"/>
-          <w:b/>
-          <w:color w:val="000000"/>
-          <w:kern w:val="0"/>
-          <w:lang w:eastAsia="es-PE"/>
-          <ns2:ligatures ns2:val="none"/>
+          <w14:ligatures w14:val="none"/>
+        </w:rPr>
+      </w:pPr>
+      <w:r>
+        <w:rPr>
+          <w:rFonts w:ascii="Arial Narrow" w:eastAsia="Arial Narrow" w:hAnsi="Arial Narrow" w:cs="Arial Narrow"/>
+          <w:b/>
+          <w:color w:val="000000"/>
+          <w:kern w:val="0"/>
+          <w:lang w:eastAsia="es-PE"/>
+          <w14:ligatures w14:val="none"/>
         </w:rPr>
         <w:t>REQUERIMIENTO DE INFORMACION</w:t>
       </w:r>
     </w:p>
-    <w:p ns2:paraId="6252E905" ns2:textId="77777777">
+    <w:p>
       <w:pPr>
         <w:spacing w:after="0" w:line="240" w:lineRule="auto"/>
         <w:jc w:val="both"/>
@@ -3214,11 +3184,11 @@
           <w:color w:val="000000"/>
           <w:kern w:val="0"/>
           <w:lang w:val="es-ES" w:eastAsia="es-ES"/>
-          <ns2:ligatures ns2:val="none"/>
-        </w:rPr>
-      </w:pPr>
-    </w:p>
-    <w:p ns2:paraId="21C241A8" ns2:textId="77777777">
+          <w14:ligatures w14:val="none"/>
+        </w:rPr>
+      </w:pPr>
+    </w:p>
+    <w:p>
       <w:pPr>
         <w:pStyle w:val="Prrafodelista"/>
         <w:numPr>
@@ -3233,7 +3203,7 @@
           <w:color w:val="000000"/>
           <w:kern w:val="0"/>
           <w:lang w:val="es-ES" w:eastAsia="es-ES"/>
-          <ns2:ligatures ns2:val="none"/>
+          <w14:ligatures w14:val="none"/>
         </w:rPr>
       </w:pPr>
       <w:r>
@@ -3242,7 +3212,7 @@
           <w:color w:val="000000"/>
           <w:kern w:val="0"/>
           <w:lang w:val="es-ES" w:eastAsia="es-ES"/>
-          <ns2:ligatures ns2:val="none"/>
+          <w14:ligatures w14:val="none"/>
         </w:rPr>
         <w:t xml:space="preserve">A efectos de tener mayores elementos que sirvan para la resolución definitiva del presente caso, la Secretaría Técnica, en ejercicio de las facultades que la ley le confiere, </w:t>
       </w:r>
@@ -3253,7 +3223,7 @@
           <w:color w:val="000000"/>
           <w:kern w:val="0"/>
           <w:lang w:val="es-ES" w:eastAsia="es-ES"/>
-          <ns2:ligatures ns2:val="none"/>
+          <w14:ligatures w14:val="none"/>
         </w:rPr>
         <w:t xml:space="preserve">conviene requerir a los proveedores denunciados </w:t>
       </w:r>
@@ -3264,7 +3234,7 @@
           <w:color w:val="000000"/>
           <w:kern w:val="0"/>
           <w:lang w:val="es-ES" w:eastAsia="es-ES"/>
-          <ns2:ligatures ns2:val="none"/>
+          <w14:ligatures w14:val="none"/>
         </w:rPr>
         <w:t xml:space="preserve">que, en un plazo no mayor de cinco (5) días hábiles contado a partir del día siguiente de la notificación de la presente resolución, </w:t>
       </w:r>
@@ -3275,12 +3245,12 @@
           <w:color w:val="000000"/>
           <w:kern w:val="0"/>
           <w:lang w:val="es-ES" w:eastAsia="es-ES"/>
-          <ns2:ligatures ns2:val="none"/>
+          <w14:ligatures w14:val="none"/>
         </w:rPr>
         <w:t>cumplan con lo siguiente:</w:t>
       </w:r>
     </w:p>
-    <w:p ns2:paraId="345D7F88" ns2:textId="77777777">
+    <w:p>
       <w:pPr>
         <w:pStyle w:val="Prrafodelista"/>
         <w:spacing w:after="0" w:line="240" w:lineRule="auto"/>
@@ -3291,11 +3261,11 @@
           <w:color w:val="000000"/>
           <w:kern w:val="0"/>
           <w:lang w:val="es-ES" w:eastAsia="es-ES"/>
-          <ns2:ligatures ns2:val="none"/>
-        </w:rPr>
-      </w:pPr>
-    </w:p>
-    <w:p ns2:paraId="01F25269" ns2:textId="5963EFA1">
+          <w14:ligatures w14:val="none"/>
+        </w:rPr>
+      </w:pPr>
+    </w:p>
+    <w:p>
       <w:pPr>
         <w:pStyle w:val="Prrafodelista"/>
         <w:spacing w:after="0" w:line="240" w:lineRule="auto"/>
@@ -3306,7 +3276,7 @@
           <w:color w:val="000000"/>
           <w:kern w:val="0"/>
           <w:lang w:val="es-ES" w:eastAsia="es-ES"/>
-          <ns2:ligatures ns2:val="none"/>
+          <w14:ligatures w14:val="none"/>
         </w:rPr>
       </w:pPr>
       <w:r>
@@ -3316,7 +3286,7 @@
           <w:kern w:val="0"/>
           <w:u w:val="single"/>
           <w:lang w:val="es-ES" w:eastAsia="es-ES"/>
-          <ns2:ligatures ns2:val="none"/>
+          <w14:ligatures w14:val="none"/>
         </w:rPr>
         <w:t xml:space="preserve">A </w:t>
       </w:r>
@@ -3327,7 +3297,7 @@
           <w:kern w:val="0"/>
           <w:u w:val="single"/>
           <w:lang w:val="es-ES" w:eastAsia="es-ES"/>
-          <ns2:ligatures ns2:val="none"/>
+          <w14:ligatures w14:val="none"/>
         </w:rPr>
         <w:t>Falabella</w:t>
       </w:r>
@@ -3337,7 +3307,7 @@
           <w:color w:val="000000"/>
           <w:kern w:val="0"/>
           <w:lang w:val="es-ES" w:eastAsia="es-ES"/>
-          <ns2:ligatures ns2:val="none"/>
+          <w14:ligatures w14:val="none"/>
         </w:rPr>
         <w:t xml:space="preserve">: </w:t>
       </w:r>
@@ -3347,7 +3317,7 @@
           <w:color w:val="000000"/>
           <w:kern w:val="0"/>
           <w:lang w:val="es-ES" w:eastAsia="es-ES"/>
-          <ns2:ligatures ns2:val="none"/>
+          <w14:ligatures w14:val="none"/>
         </w:rPr>
         <w:t xml:space="preserve">(i) presentar una copia debidamente suscrita de la Póliza </w:t>
       </w:r>
@@ -3358,7 +3328,7 @@
           <w:color w:val="000000"/>
           <w:kern w:val="0"/>
           <w:lang w:val="es-ES" w:eastAsia="es-ES"/>
-          <ns2:ligatures ns2:val="none"/>
+          <w14:ligatures w14:val="none"/>
         </w:rPr>
         <w:t/>
       </w:r>
@@ -3369,7 +3339,7 @@
           <w:color w:val="000000"/>
           <w:kern w:val="0"/>
           <w:lang w:val="es-ES" w:eastAsia="es-ES"/>
-          <ns2:ligatures ns2:val="none"/>
+          <w14:ligatures w14:val="none"/>
         </w:rPr>
         <w:t xml:space="preserve"> VCHAS3 con y/o Certificado </w:t>
       </w:r>
@@ -3380,7 +3350,7 @@
           <w:color w:val="000000"/>
           <w:kern w:val="0"/>
           <w:lang w:val="es-ES" w:eastAsia="es-ES"/>
-          <ns2:ligatures ns2:val="none"/>
+          <w14:ligatures w14:val="none"/>
         </w:rPr>
         <w:t/>
       </w:r>
@@ -3391,7 +3361,7 @@
           <w:color w:val="000000"/>
           <w:kern w:val="0"/>
           <w:lang w:val="es-ES" w:eastAsia="es-ES"/>
-          <ns2:ligatures ns2:val="none"/>
+          <w14:ligatures w14:val="none"/>
         </w:rPr>
         <w:t xml:space="preserve"> </w:t>
       </w:r>
@@ -3402,7 +3372,7 @@
           <w:color w:val="000000"/>
           <w:kern w:val="0"/>
           <w:lang w:val="es-ES" w:eastAsia="es-ES"/>
-          <ns2:ligatures ns2:val="none"/>
+          <w14:ligatures w14:val="none"/>
         </w:rPr>
         <w:t>11768 del</w:t>
       </w:r>
@@ -3413,7 +3383,7 @@
           <w:color w:val="000000"/>
           <w:kern w:val="0"/>
           <w:lang w:val="es-ES" w:eastAsia="es-ES"/>
-          <ns2:ligatures ns2:val="none"/>
+          <w14:ligatures w14:val="none"/>
         </w:rPr>
         <w:t xml:space="preserve"> Seguro Adulto materia de denuncia, así como el cargo de remisión de la referida póliza; y, (</w:t>
       </w:r>
@@ -3424,7 +3394,7 @@
           <w:color w:val="000000"/>
           <w:kern w:val="0"/>
           <w:lang w:val="es-ES" w:eastAsia="es-ES"/>
-          <ns2:ligatures ns2:val="none"/>
+          <w14:ligatures w14:val="none"/>
         </w:rPr>
         <w:t>ii</w:t>
       </w:r>
@@ -3435,7 +3405,7 @@
           <w:color w:val="000000"/>
           <w:kern w:val="0"/>
           <w:lang w:val="es-ES" w:eastAsia="es-ES"/>
-          <ns2:ligatures ns2:val="none"/>
+          <w14:ligatures w14:val="none"/>
         </w:rPr>
         <w:t>) presentar todas las comunicaciones cursadas con la parte denunciante en virtud de los hechos materia de denuncia</w:t>
       </w:r>
@@ -3445,12 +3415,12 @@
           <w:color w:val="000000"/>
           <w:kern w:val="0"/>
           <w:lang w:val="es-ES" w:eastAsia="es-ES"/>
-          <ns2:ligatures ns2:val="none"/>
+          <w14:ligatures w14:val="none"/>
         </w:rPr>
         <w:t>.</w:t>
       </w:r>
     </w:p>
-    <w:p ns2:paraId="48503CFE" ns2:textId="77777777">
+    <w:p>
       <w:pPr>
         <w:pStyle w:val="Prrafodelista"/>
         <w:spacing w:after="0" w:line="240" w:lineRule="auto"/>
@@ -3462,11 +3432,11 @@
           <w:kern w:val="0"/>
           <w:u w:val="single"/>
           <w:lang w:val="es-ES" w:eastAsia="es-ES"/>
-          <ns2:ligatures ns2:val="none"/>
-        </w:rPr>
-      </w:pPr>
-    </w:p>
-    <w:p ns2:paraId="4940B49E" ns2:textId="7C67E65C">
+          <w14:ligatures w14:val="none"/>
+        </w:rPr>
+      </w:pPr>
+    </w:p>
+    <w:p>
       <w:pPr>
         <w:pStyle w:val="Prrafodelista"/>
         <w:spacing w:after="0" w:line="240" w:lineRule="auto"/>
@@ -3478,7 +3448,7 @@
           <w:kern w:val="0"/>
           <w:u w:val="single"/>
           <w:lang w:val="es-ES" w:eastAsia="es-ES"/>
-          <ns2:ligatures ns2:val="none"/>
+          <w14:ligatures w14:val="none"/>
         </w:rPr>
       </w:pPr>
       <w:r>
@@ -3488,7 +3458,7 @@
           <w:kern w:val="0"/>
           <w:u w:val="single"/>
           <w:lang w:val="es-ES" w:eastAsia="es-ES"/>
-          <ns2:ligatures ns2:val="none"/>
+          <w14:ligatures w14:val="none"/>
         </w:rPr>
         <w:t xml:space="preserve">A </w:t>
       </w:r>
@@ -3499,7 +3469,7 @@
           <w:kern w:val="0"/>
           <w:u w:val="single"/>
           <w:lang w:val="es-ES" w:eastAsia="es-ES"/>
-          <ns2:ligatures ns2:val="none"/>
+          <w14:ligatures w14:val="none"/>
         </w:rPr>
         <w:t>Chubb</w:t>
       </w:r>
@@ -3509,7 +3479,7 @@
           <w:color w:val="000000"/>
           <w:kern w:val="0"/>
           <w:lang w:val="es-ES" w:eastAsia="es-ES"/>
-          <ns2:ligatures ns2:val="none"/>
+          <w14:ligatures w14:val="none"/>
         </w:rPr>
         <w:t>:</w:t>
       </w:r>
@@ -3519,7 +3489,7 @@
           <w:color w:val="000000"/>
           <w:kern w:val="0"/>
           <w:lang w:eastAsia="es-ES"/>
-          <ns2:ligatures ns2:val="none"/>
+          <w14:ligatures w14:val="none"/>
         </w:rPr>
         <w:t xml:space="preserve"> </w:t>
       </w:r>
@@ -3529,7 +3499,7 @@
           <w:color w:val="000000"/>
           <w:kern w:val="0"/>
           <w:lang w:val="es-ES" w:eastAsia="es-ES"/>
-          <ns2:ligatures ns2:val="none"/>
+          <w14:ligatures w14:val="none"/>
         </w:rPr>
         <w:t xml:space="preserve">(i) presentar una copia debidamente suscrita de la Póliza Matriz </w:t>
       </w:r>
@@ -3540,7 +3510,7 @@
           <w:color w:val="000000"/>
           <w:kern w:val="0"/>
           <w:lang w:val="es-ES" w:eastAsia="es-ES"/>
-          <ns2:ligatures ns2:val="none"/>
+          <w14:ligatures w14:val="none"/>
         </w:rPr>
         <w:t/>
       </w:r>
@@ -3551,7 +3521,7 @@
           <w:color w:val="000000"/>
           <w:kern w:val="0"/>
           <w:lang w:val="es-ES" w:eastAsia="es-ES"/>
-          <ns2:ligatures ns2:val="none"/>
+          <w14:ligatures w14:val="none"/>
         </w:rPr>
         <w:t xml:space="preserve"> VCHAS3 del Seguro Adulto materia de denuncia; (</w:t>
       </w:r>
@@ -3562,7 +3532,7 @@
           <w:color w:val="000000"/>
           <w:kern w:val="0"/>
           <w:lang w:val="es-ES" w:eastAsia="es-ES"/>
-          <ns2:ligatures ns2:val="none"/>
+          <w14:ligatures w14:val="none"/>
         </w:rPr>
         <w:t>ii</w:t>
       </w:r>
@@ -3573,7 +3543,7 @@
           <w:color w:val="000000"/>
           <w:kern w:val="0"/>
           <w:lang w:val="es-ES" w:eastAsia="es-ES"/>
-          <ns2:ligatures ns2:val="none"/>
+          <w14:ligatures w14:val="none"/>
         </w:rPr>
         <w:t xml:space="preserve">) presentar los medios probatorios que acrediten que obtuvo el consentimiento expreso del denunciante para la adquisición de la Póliza Matriz </w:t>
       </w:r>
@@ -3584,7 +3554,7 @@
           <w:color w:val="000000"/>
           <w:kern w:val="0"/>
           <w:lang w:val="es-ES" w:eastAsia="es-ES"/>
-          <ns2:ligatures ns2:val="none"/>
+          <w14:ligatures w14:val="none"/>
         </w:rPr>
         <w:t/>
       </w:r>
@@ -3595,7 +3565,7 @@
           <w:color w:val="000000"/>
           <w:kern w:val="0"/>
           <w:lang w:val="es-ES" w:eastAsia="es-ES"/>
-          <ns2:ligatures ns2:val="none"/>
+          <w14:ligatures w14:val="none"/>
         </w:rPr>
         <w:t xml:space="preserve"> </w:t>
       </w:r>
@@ -3606,7 +3576,7 @@
           <w:color w:val="000000"/>
           <w:kern w:val="0"/>
           <w:lang w:val="es-ES" w:eastAsia="es-ES"/>
-          <ns2:ligatures ns2:val="none"/>
+          <w14:ligatures w14:val="none"/>
         </w:rPr>
         <w:t>VCHAS del</w:t>
       </w:r>
@@ -3617,7 +3587,7 @@
           <w:color w:val="000000"/>
           <w:kern w:val="0"/>
           <w:lang w:val="es-ES" w:eastAsia="es-ES"/>
-          <ns2:ligatures ns2:val="none"/>
+          <w14:ligatures w14:val="none"/>
         </w:rPr>
         <w:t xml:space="preserve"> Seguro Adulto; y, (</w:t>
       </w:r>
@@ -3628,7 +3598,7 @@
           <w:color w:val="000000"/>
           <w:kern w:val="0"/>
           <w:lang w:val="es-ES" w:eastAsia="es-ES"/>
-          <ns2:ligatures ns2:val="none"/>
+          <w14:ligatures w14:val="none"/>
         </w:rPr>
         <w:t>iii</w:t>
       </w:r>
@@ -3639,7 +3609,7 @@
           <w:color w:val="000000"/>
           <w:kern w:val="0"/>
           <w:lang w:val="es-ES" w:eastAsia="es-ES"/>
-          <ns2:ligatures ns2:val="none"/>
+          <w14:ligatures w14:val="none"/>
         </w:rPr>
         <w:t>) presentar todas las comunicaciones cursadas con la parte denunciante en virtud de los hechos materia de denuncia</w:t>
       </w:r>
@@ -3649,13 +3619,13 @@
           <w:color w:val="000000"/>
           <w:kern w:val="0"/>
           <w:lang w:val="es-ES" w:eastAsia="es-ES"/>
-          <ns2:ligatures ns2:val="none"/>
+          <w14:ligatures w14:val="none"/>
         </w:rPr>
         <w:t>.</w:t>
       </w:r>
     </w:p>
     <w:bookmarkEnd w:id="9"/>
-    <w:p ns2:paraId="525DE1CC" ns2:textId="77777777">
+    <w:p>
       <w:pPr>
         <w:spacing w:after="0" w:line="240" w:lineRule="auto"/>
         <w:jc w:val="both"/>
@@ -3664,11 +3634,11 @@
           <w:color w:val="000000"/>
           <w:kern w:val="0"/>
           <w:lang w:val="es-ES" w:eastAsia="es-ES"/>
-          <ns2:ligatures ns2:val="none"/>
-        </w:rPr>
-      </w:pPr>
-    </w:p>
-    <w:p ns2:paraId="76AC2520" ns2:textId="77777777">
+          <w14:ligatures w14:val="none"/>
+        </w:rPr>
+      </w:pPr>
+    </w:p>
+    <w:p>
       <w:pPr>
         <w:pStyle w:val="Prrafodelista"/>
         <w:spacing w:after="0" w:line="240" w:lineRule="auto"/>
@@ -3679,11 +3649,11 @@
           <w:color w:val="000000"/>
           <w:kern w:val="0"/>
           <w:lang w:val="es-ES" w:eastAsia="es-ES"/>
-          <ns2:ligatures ns2:val="none"/>
-        </w:rPr>
-      </w:pPr>
-    </w:p>
-    <w:p ns2:paraId="45192A8B" ns2:textId="77777777">
+          <w14:ligatures w14:val="none"/>
+        </w:rPr>
+      </w:pPr>
+    </w:p>
+    <w:p>
       <w:pPr>
         <w:pStyle w:val="Prrafodelista"/>
         <w:numPr>
@@ -3703,36 +3673,36 @@
           <w:color w:val="000000"/>
           <w:kern w:val="0"/>
           <w:lang w:eastAsia="es-PE"/>
-          <ns2:ligatures ns2:val="none"/>
-        </w:rPr>
-      </w:pPr>
-      <w:r>
-        <w:rPr>
-          <w:rFonts w:ascii="Arial Narrow" w:eastAsia="Arial Narrow" w:hAnsi="Arial Narrow" w:cs="Arial Narrow"/>
-          <w:b/>
-          <w:color w:val="000000"/>
-          <w:kern w:val="0"/>
-          <w:lang w:eastAsia="es-PE"/>
-          <ns2:ligatures ns2:val="none"/>
+          <w14:ligatures w14:val="none"/>
+        </w:rPr>
+      </w:pPr>
+      <w:r>
+        <w:rPr>
+          <w:rFonts w:ascii="Arial Narrow" w:eastAsia="Arial Narrow" w:hAnsi="Arial Narrow" w:cs="Arial Narrow"/>
+          <w:b/>
+          <w:color w:val="000000"/>
+          <w:kern w:val="0"/>
+          <w:lang w:eastAsia="es-PE"/>
+          <w14:ligatures w14:val="none"/>
         </w:rPr>
         <w:t xml:space="preserve">RESOLUCIÓN DE LA SECRETARÍA TÉCNICA </w:t>
       </w:r>
     </w:p>
-    <w:p ns2:paraId="71820251" ns2:textId="77777777">
-      <w:pPr>
-        <w:spacing w:after="0" w:line="240" w:lineRule="auto"/>
-        <w:jc w:val="both"/>
-        <w:rPr>
-          <w:rFonts w:ascii="Arial Narrow" w:eastAsia="Arial Narrow" w:hAnsi="Arial Narrow" w:cs="Arial Narrow"/>
-          <w:b/>
-          <w:color w:val="000000"/>
-          <w:kern w:val="0"/>
-          <w:lang w:eastAsia="es-PE"/>
-          <ns2:ligatures ns2:val="none"/>
-        </w:rPr>
-      </w:pPr>
-    </w:p>
-    <w:p ns2:paraId="5E432484" ns2:textId="3C390972">
+    <w:p>
+      <w:pPr>
+        <w:spacing w:after="0" w:line="240" w:lineRule="auto"/>
+        <w:jc w:val="both"/>
+        <w:rPr>
+          <w:rFonts w:ascii="Arial Narrow" w:eastAsia="Arial Narrow" w:hAnsi="Arial Narrow" w:cs="Arial Narrow"/>
+          <w:b/>
+          <w:color w:val="000000"/>
+          <w:kern w:val="0"/>
+          <w:lang w:eastAsia="es-PE"/>
+          <w14:ligatures w14:val="none"/>
+        </w:rPr>
+      </w:pPr>
+    </w:p>
+    <w:p>
       <w:pPr>
         <w:spacing w:after="0" w:line="240" w:lineRule="auto"/>
         <w:jc w:val="both"/>
@@ -3741,17 +3711,17 @@
           <w:color w:val="000000"/>
           <w:kern w:val="0"/>
           <w:lang w:eastAsia="es-PE"/>
-          <ns2:ligatures ns2:val="none"/>
-        </w:rPr>
-      </w:pPr>
-      <w:r>
-        <w:rPr>
-          <w:rFonts w:ascii="Arial Narrow" w:eastAsia="Arial Narrow" w:hAnsi="Arial Narrow" w:cs="Arial Narrow"/>
-          <w:b/>
-          <w:color w:val="000000"/>
-          <w:kern w:val="0"/>
-          <w:lang w:eastAsia="es-PE"/>
-          <ns2:ligatures ns2:val="none"/>
+          <w14:ligatures w14:val="none"/>
+        </w:rPr>
+      </w:pPr>
+      <w:r>
+        <w:rPr>
+          <w:rFonts w:ascii="Arial Narrow" w:eastAsia="Arial Narrow" w:hAnsi="Arial Narrow" w:cs="Arial Narrow"/>
+          <w:b/>
+          <w:color w:val="000000"/>
+          <w:kern w:val="0"/>
+          <w:lang w:eastAsia="es-PE"/>
+          <w14:ligatures w14:val="none"/>
         </w:rPr>
         <w:t xml:space="preserve">PRIMERO: admitir a trámite la denuncia del 4 de noviembre de 2025, interpuesta por el señor [DENUNCIANTE] contra Falabella Servicios Generales S.A.C. y Chubb Perú S.A. Compañía de Seguros y Reaseguros, por lo siguiente:</w:t>
       </w:r>
@@ -3762,7 +3732,7 @@
           <w:kern w:val="0"/>
           <w:shd w:val="clear" w:color="auto" w:fill="FFFFFF"/>
           <w:lang w:eastAsia="es-PE"/>
-          <ns2:ligatures ns2:val="none"/>
+          <w14:ligatures w14:val="none"/>
         </w:rPr>
         <w:t xml:space="preserve"/>
       </w:r>
@@ -3772,7 +3742,7 @@
           <w:color w:val="000000"/>
           <w:kern w:val="0"/>
           <w:lang w:val="es-ES" w:eastAsia="es-ES"/>
-          <ns2:ligatures ns2:val="none"/>
+          <w14:ligatures w14:val="none"/>
         </w:rPr>
         <w:t/>
       </w:r>
@@ -3782,7 +3752,7 @@
           <w:color w:val="000000"/>
           <w:kern w:val="0"/>
           <w:lang w:val="es-ES" w:eastAsia="es-ES"/>
-          <ns2:ligatures ns2:val="none"/>
+          <w14:ligatures w14:val="none"/>
         </w:rPr>
         <w:t xml:space="preserve"/>
       </w:r>
@@ -3793,7 +3763,7 @@
           <w:kern w:val="0"/>
           <w:shd w:val="clear" w:color="auto" w:fill="FFFFFF"/>
           <w:lang w:eastAsia="es-PE"/>
-          <ns2:ligatures ns2:val="none"/>
+          <w14:ligatures w14:val="none"/>
         </w:rPr>
         <w:t xml:space="preserve"/>
       </w:r>
@@ -3804,7 +3774,7 @@
           <w:kern w:val="0"/>
           <w:shd w:val="clear" w:color="auto" w:fill="FFFFFF"/>
           <w:lang w:eastAsia="es-PE"/>
-          <ns2:ligatures ns2:val="none"/>
+          <w14:ligatures w14:val="none"/>
         </w:rPr>
         <w:t xml:space="preserve"/>
       </w:r>
@@ -3815,7 +3785,7 @@
           <w:kern w:val="0"/>
           <w:shd w:val="clear" w:color="auto" w:fill="FFFFFF"/>
           <w:lang w:eastAsia="es-PE"/>
-          <ns2:ligatures ns2:val="none"/>
+          <w14:ligatures w14:val="none"/>
         </w:rPr>
         <w:t xml:space="preserve"/>
       </w:r>
@@ -3826,7 +3796,7 @@
           <w:kern w:val="0"/>
           <w:shd w:val="clear" w:color="auto" w:fill="FFFFFF"/>
           <w:lang w:eastAsia="es-PE"/>
-          <ns2:ligatures ns2:val="none"/>
+          <w14:ligatures w14:val="none"/>
         </w:rPr>
         <w:t/>
       </w:r>
@@ -3837,7 +3807,7 @@
           <w:kern w:val="0"/>
           <w:shd w:val="clear" w:color="auto" w:fill="FFFFFF"/>
           <w:lang w:eastAsia="es-PE"/>
-          <ns2:ligatures ns2:val="none"/>
+          <w14:ligatures w14:val="none"/>
         </w:rPr>
         <w:t xml:space="preserve"/>
       </w:r>
@@ -3855,7 +3825,7 @@
           <w:kern w:val="0"/>
           <w:shd w:val="clear" w:color="auto" w:fill="FFFFFF"/>
           <w:lang w:eastAsia="es-PE"/>
-          <ns2:ligatures ns2:val="none"/>
+          <w14:ligatures w14:val="none"/>
         </w:rPr>
         <w:t xml:space="preserve"/>
       </w:r>
@@ -3866,7 +3836,7 @@
           <w:kern w:val="0"/>
           <w:shd w:val="clear" w:color="auto" w:fill="FFFFFF"/>
           <w:lang w:eastAsia="es-PE"/>
-          <ns2:ligatures ns2:val="none"/>
+          <w14:ligatures w14:val="none"/>
         </w:rPr>
         <w:t/>
       </w:r>
@@ -3877,23 +3847,23 @@
           <w:kern w:val="0"/>
           <w:shd w:val="clear" w:color="auto" w:fill="FFFFFF"/>
           <w:lang w:eastAsia="es-PE"/>
-          <ns2:ligatures ns2:val="none"/>
+          <w14:ligatures w14:val="none"/>
         </w:rPr>
         <w:t xml:space="preserve"/>
       </w:r>
     </w:p>
-    <w:p ns2:paraId="18FE2F74" ns2:textId="77777777">
-      <w:pPr>
-        <w:spacing w:after="0" w:line="240" w:lineRule="auto"/>
-        <w:jc w:val="both"/>
-        <w:rPr>
-          <w:rFonts w:ascii="Arial Narrow" w:eastAsia="Arial Narrow" w:hAnsi="Arial Narrow" w:cs="Arial Narrow"/>
-          <w:kern w:val="0"/>
-          <ns2:ligatures ns2:val="none"/>
-        </w:rPr>
-      </w:pPr>
-    </w:p>
-    <w:p ns2:paraId="20A27B7A" ns2:textId="45AD4BE1">
+    <w:p>
+      <w:pPr>
+        <w:spacing w:after="0" w:line="240" w:lineRule="auto"/>
+        <w:jc w:val="both"/>
+        <w:rPr>
+          <w:rFonts w:ascii="Arial Narrow" w:eastAsia="Arial Narrow" w:hAnsi="Arial Narrow" w:cs="Arial Narrow"/>
+          <w:kern w:val="0"/>
+          <w14:ligatures w14:val="none"/>
+        </w:rPr>
+      </w:pPr>
+    </w:p>
+    <w:p>
       <w:pPr>
         <w:pStyle w:val="Prrafodelista"/>
         <w:numPr>
@@ -3910,14 +3880,14 @@
         <w:rPr>
           <w:rFonts w:ascii="Arial Narrow" w:eastAsia="Arial Narrow" w:hAnsi="Arial Narrow" w:cs="Arial Narrow"/>
           <w:kern w:val="0"/>
-          <ns2:ligatures ns2:val="none"/>
-        </w:rPr>
-      </w:pPr>
-      <w:r>
-        <w:rPr>
-          <w:rFonts w:ascii="Arial Narrow" w:eastAsia="Arial Narrow" w:hAnsi="Arial Narrow" w:cs="Arial Narrow"/>
-          <w:kern w:val="0"/>
-          <ns2:ligatures ns2:val="none"/>
+          <w14:ligatures w14:val="none"/>
+        </w:rPr>
+      </w:pPr>
+      <w:r>
+        <w:rPr>
+          <w:rFonts w:ascii="Arial Narrow" w:eastAsia="Arial Narrow" w:hAnsi="Arial Narrow" w:cs="Arial Narrow"/>
+          <w:kern w:val="0"/>
+          <w14:ligatures w14:val="none"/>
         </w:rPr>
         <w:t xml:space="preserve">Presunta infracción al literal </w:t>
       </w:r>
@@ -3925,7 +3895,7 @@
         <w:rPr>
           <w:rFonts w:ascii="Arial Narrow" w:eastAsia="Arial Narrow" w:hAnsi="Arial Narrow" w:cs="Arial Narrow"/>
           <w:kern w:val="0"/>
-          <ns2:ligatures ns2:val="none"/>
+          <w14:ligatures w14:val="none"/>
         </w:rPr>
         <w:t>b</w:t>
       </w:r>
@@ -3933,7 +3903,7 @@
         <w:rPr>
           <w:rFonts w:ascii="Arial Narrow" w:eastAsia="Arial Narrow" w:hAnsi="Arial Narrow" w:cs="Arial Narrow"/>
           <w:kern w:val="0"/>
-          <ns2:ligatures ns2:val="none"/>
+          <w14:ligatures w14:val="none"/>
         </w:rPr>
         <w:t xml:space="preserve">) del artículo 56 de la Ley 29571, Código de Protección y Defensa del Consumidor, en tanto </w:t>
       </w:r>
@@ -3941,7 +3911,7 @@
         <w:rPr>
           <w:rFonts w:ascii="Arial Narrow" w:eastAsia="Arial Narrow" w:hAnsi="Arial Narrow" w:cs="Arial Narrow"/>
           <w:kern w:val="0"/>
-          <ns2:ligatures ns2:val="none"/>
+          <w14:ligatures w14:val="none"/>
         </w:rPr>
         <w:t>los proveedores denunciados</w:t>
       </w:r>
@@ -3949,7 +3919,7 @@
         <w:rPr>
           <w:rFonts w:ascii="Arial Narrow" w:eastAsia="Arial Narrow" w:hAnsi="Arial Narrow" w:cs="Arial Narrow"/>
           <w:kern w:val="0"/>
-          <ns2:ligatures ns2:val="none"/>
+          <w14:ligatures w14:val="none"/>
         </w:rPr>
         <w:t xml:space="preserve"> habría</w:t>
       </w:r>
@@ -3957,7 +3927,7 @@
         <w:rPr>
           <w:rFonts w:ascii="Arial Narrow" w:eastAsia="Arial Narrow" w:hAnsi="Arial Narrow" w:cs="Arial Narrow"/>
           <w:kern w:val="0"/>
-          <ns2:ligatures ns2:val="none"/>
+          <w14:ligatures w14:val="none"/>
         </w:rPr>
         <w:t>n</w:t>
       </w:r>
@@ -3965,7 +3935,7 @@
         <w:rPr>
           <w:rFonts w:ascii="Arial Narrow" w:eastAsia="Arial Narrow" w:hAnsi="Arial Narrow" w:cs="Arial Narrow"/>
           <w:kern w:val="0"/>
-          <ns2:ligatures ns2:val="none"/>
+          <w14:ligatures w14:val="none"/>
         </w:rPr>
         <w:t xml:space="preserve"> atribuido indebidamente al denunciante la contratación del Seguro Adulto – Póliza Matriz </w:t>
       </w:r>
@@ -3973,7 +3943,7 @@
         <w:rPr>
           <w:rFonts w:ascii="Arial Narrow" w:eastAsia="Arial Narrow" w:hAnsi="Arial Narrow" w:cs="Arial Narrow"/>
           <w:kern w:val="0"/>
-          <ns2:ligatures ns2:val="none"/>
+          <w14:ligatures w14:val="none"/>
         </w:rPr>
         <w:t/>
       </w:r>
@@ -3981,7 +3951,7 @@
         <w:rPr>
           <w:rFonts w:ascii="Arial Narrow" w:eastAsia="Arial Narrow" w:hAnsi="Arial Narrow" w:cs="Arial Narrow"/>
           <w:kern w:val="0"/>
-          <ns2:ligatures ns2:val="none"/>
+          <w14:ligatures w14:val="none"/>
         </w:rPr>
         <w:t xml:space="preserve"> VCHAS3 con Certificado </w:t>
       </w:r>
@@ -3990,7 +3960,7 @@
         <w:rPr>
           <w:rFonts w:ascii="Arial Narrow" w:eastAsia="Arial Narrow" w:hAnsi="Arial Narrow" w:cs="Arial Narrow"/>
           <w:kern w:val="0"/>
-          <ns2:ligatures ns2:val="none"/>
+          <w14:ligatures w14:val="none"/>
         </w:rPr>
         <w:t/>
       </w:r>
@@ -3999,7 +3969,7 @@
         <w:rPr>
           <w:rFonts w:ascii="Arial Narrow" w:eastAsia="Arial Narrow" w:hAnsi="Arial Narrow" w:cs="Arial Narrow"/>
           <w:kern w:val="0"/>
-          <ns2:ligatures ns2:val="none"/>
+          <w14:ligatures w14:val="none"/>
         </w:rPr>
         <w:t xml:space="preserve"> 11768</w:t>
       </w:r>
@@ -4007,7 +3977,7 @@
         <w:rPr>
           <w:rFonts w:ascii="Arial Narrow" w:eastAsia="Arial Narrow" w:hAnsi="Arial Narrow" w:cs="Arial Narrow"/>
           <w:kern w:val="0"/>
-          <ns2:ligatures ns2:val="none"/>
+          <w14:ligatures w14:val="none"/>
         </w:rPr>
         <w:t xml:space="preserve"> de manera unilateral y sin su consentimiento expreso</w:t>
       </w:r>
@@ -4015,7 +3985,7 @@
         <w:rPr>
           <w:rFonts w:ascii="Arial Narrow" w:eastAsia="Arial Narrow" w:hAnsi="Arial Narrow" w:cs="Arial Narrow"/>
           <w:kern w:val="0"/>
-          <ns2:ligatures ns2:val="none"/>
+          <w14:ligatures w14:val="none"/>
         </w:rPr>
         <w:t>, generando el cobro indebido de las primas</w:t>
       </w:r>
@@ -4023,22 +3993,22 @@
         <w:rPr>
           <w:rFonts w:ascii="Arial Narrow" w:eastAsia="Arial Narrow" w:hAnsi="Arial Narrow" w:cs="Arial Narrow"/>
           <w:kern w:val="0"/>
-          <ns2:ligatures ns2:val="none"/>
+          <w14:ligatures w14:val="none"/>
         </w:rPr>
         <w:t>.</w:t>
       </w:r>
     </w:p>
-    <w:p ns2:paraId="78C1C3C7" ns2:textId="77777777">
+    <w:p>
       <w:pPr>
         <w:pStyle w:val="Prrafodelista"/>
         <w:rPr>
           <w:rFonts w:ascii="Arial Narrow" w:eastAsia="Arial Narrow" w:hAnsi="Arial Narrow" w:cs="Arial Narrow"/>
           <w:kern w:val="0"/>
-          <ns2:ligatures ns2:val="none"/>
-        </w:rPr>
-      </w:pPr>
-    </w:p>
-    <w:p ns2:paraId="0ECD2D55" ns2:textId="32F0D179">
+          <w14:ligatures w14:val="none"/>
+        </w:rPr>
+      </w:pPr>
+    </w:p>
+    <w:p>
       <w:pPr>
         <w:pStyle w:val="Prrafodelista"/>
         <w:numPr>
@@ -4055,14 +4025,14 @@
         <w:rPr>
           <w:rFonts w:ascii="Arial Narrow" w:eastAsia="Arial Narrow" w:hAnsi="Arial Narrow" w:cs="Arial Narrow"/>
           <w:kern w:val="0"/>
-          <ns2:ligatures ns2:val="none"/>
-        </w:rPr>
-      </w:pPr>
-      <w:r>
-        <w:rPr>
-          <w:rFonts w:ascii="Arial Narrow" w:eastAsia="Arial Narrow" w:hAnsi="Arial Narrow" w:cs="Arial Narrow"/>
-          <w:kern w:val="0"/>
-          <ns2:ligatures ns2:val="none"/>
+          <w14:ligatures w14:val="none"/>
+        </w:rPr>
+      </w:pPr>
+      <w:r>
+        <w:rPr>
+          <w:rFonts w:ascii="Arial Narrow" w:eastAsia="Arial Narrow" w:hAnsi="Arial Narrow" w:cs="Arial Narrow"/>
+          <w:kern w:val="0"/>
+          <w14:ligatures w14:val="none"/>
         </w:rPr>
         <w:t xml:space="preserve">Presunta </w:t>
       </w:r>
@@ -4070,7 +4040,7 @@
         <w:rPr>
           <w:rFonts w:ascii="Arial Narrow" w:eastAsia="Arial Narrow" w:hAnsi="Arial Narrow" w:cs="Arial Narrow"/>
           <w:kern w:val="0"/>
-          <ns2:ligatures ns2:val="none"/>
+          <w14:ligatures w14:val="none"/>
         </w:rPr>
         <w:t xml:space="preserve">infracción al literal e) del artículo 47 de la Ley 29571, Código de Protección y Defensa del Consumidor, en tanto </w:t>
       </w:r>
@@ -4078,7 +4048,7 @@
         <w:rPr>
           <w:rFonts w:ascii="Arial Narrow" w:eastAsia="Arial Narrow" w:hAnsi="Arial Narrow" w:cs="Arial Narrow"/>
           <w:kern w:val="0"/>
-          <ns2:ligatures ns2:val="none"/>
+          <w14:ligatures w14:val="none"/>
         </w:rPr>
         <w:t xml:space="preserve">los proveedores denunciados no habrían cumplido oportunamente con entregar al denunciante los documentos contractuales del Seguro Adulto – Póliza Matriz </w:t>
       </w:r>
@@ -4087,7 +4057,7 @@
         <w:rPr>
           <w:rFonts w:ascii="Arial Narrow" w:eastAsia="Arial Narrow" w:hAnsi="Arial Narrow" w:cs="Arial Narrow"/>
           <w:kern w:val="0"/>
-          <ns2:ligatures ns2:val="none"/>
+          <w14:ligatures w14:val="none"/>
         </w:rPr>
         <w:t/>
       </w:r>
@@ -4096,7 +4066,7 @@
         <w:rPr>
           <w:rFonts w:ascii="Arial Narrow" w:eastAsia="Arial Narrow" w:hAnsi="Arial Narrow" w:cs="Arial Narrow"/>
           <w:kern w:val="0"/>
-          <ns2:ligatures ns2:val="none"/>
+          <w14:ligatures w14:val="none"/>
         </w:rPr>
         <w:t xml:space="preserve"> VCHAS3 con Certificado </w:t>
       </w:r>
@@ -4105,7 +4075,7 @@
         <w:rPr>
           <w:rFonts w:ascii="Arial Narrow" w:eastAsia="Arial Narrow" w:hAnsi="Arial Narrow" w:cs="Arial Narrow"/>
           <w:kern w:val="0"/>
-          <ns2:ligatures ns2:val="none"/>
+          <w14:ligatures w14:val="none"/>
         </w:rPr>
         <w:t/>
       </w:r>
@@ -4114,7 +4084,7 @@
         <w:rPr>
           <w:rFonts w:ascii="Arial Narrow" w:eastAsia="Arial Narrow" w:hAnsi="Arial Narrow" w:cs="Arial Narrow"/>
           <w:kern w:val="0"/>
-          <ns2:ligatures ns2:val="none"/>
+          <w14:ligatures w14:val="none"/>
         </w:rPr>
         <w:t xml:space="preserve"> 11768</w:t>
       </w:r>
@@ -4122,12 +4092,12 @@
         <w:rPr>
           <w:rFonts w:ascii="Arial Narrow" w:eastAsia="Arial Narrow" w:hAnsi="Arial Narrow" w:cs="Arial Narrow"/>
           <w:kern w:val="0"/>
-          <ns2:ligatures ns2:val="none"/>
+          <w14:ligatures w14:val="none"/>
         </w:rPr>
         <w:t>.</w:t>
       </w:r>
     </w:p>
-    <w:p ns2:paraId="12C540D3" ns2:textId="77777777">
+    <w:p>
       <w:pPr>
         <w:tabs>
           <w:tab w:val="num" w:pos="567"/>
@@ -4137,11 +4107,11 @@
         <w:rPr>
           <w:rFonts w:ascii="Arial Narrow" w:eastAsia="Arial Narrow" w:hAnsi="Arial Narrow" w:cs="Arial Narrow"/>
           <w:kern w:val="0"/>
-          <ns2:ligatures ns2:val="none"/>
-        </w:rPr>
-      </w:pPr>
-    </w:p>
-    <w:p ns2:paraId="3301845F" ns2:textId="394C3520">
+          <w14:ligatures w14:val="none"/>
+        </w:rPr>
+      </w:pPr>
+    </w:p>
+    <w:p>
       <w:pPr>
         <w:pStyle w:val="Prrafodelista"/>
         <w:numPr>
@@ -4158,14 +4128,14 @@
         <w:rPr>
           <w:rFonts w:ascii="Arial Narrow" w:eastAsia="Arial Narrow" w:hAnsi="Arial Narrow" w:cs="Arial Narrow"/>
           <w:kern w:val="0"/>
-          <ns2:ligatures ns2:val="none"/>
-        </w:rPr>
-      </w:pPr>
-      <w:r>
-        <w:rPr>
-          <w:rFonts w:ascii="Arial Narrow" w:eastAsia="Arial Narrow" w:hAnsi="Arial Narrow" w:cs="Arial Narrow"/>
-          <w:kern w:val="0"/>
-          <ns2:ligatures ns2:val="none"/>
+          <w14:ligatures w14:val="none"/>
+        </w:rPr>
+      </w:pPr>
+      <w:r>
+        <w:rPr>
+          <w:rFonts w:ascii="Arial Narrow" w:eastAsia="Arial Narrow" w:hAnsi="Arial Narrow" w:cs="Arial Narrow"/>
+          <w:kern w:val="0"/>
+          <w14:ligatures w14:val="none"/>
         </w:rPr>
         <w:t xml:space="preserve">Presunta infracción a los artículos 18 y 19 de la Ley 29571, Código de Protección y Defensa del Consumidor, en tanto </w:t>
       </w:r>
@@ -4173,7 +4143,7 @@
         <w:rPr>
           <w:rFonts w:ascii="Arial Narrow" w:eastAsia="Arial Narrow" w:hAnsi="Arial Narrow" w:cs="Arial Narrow"/>
           <w:kern w:val="0"/>
-          <ns2:ligatures ns2:val="none"/>
+          <w14:ligatures w14:val="none"/>
         </w:rPr>
         <w:t xml:space="preserve">Falabella Servicios Generales S.A.C. </w:t>
       </w:r>
@@ -4181,7 +4151,7 @@
         <w:rPr>
           <w:rFonts w:ascii="Arial Narrow" w:eastAsia="Arial Narrow" w:hAnsi="Arial Narrow" w:cs="Arial Narrow"/>
           <w:kern w:val="0"/>
-          <ns2:ligatures ns2:val="none"/>
+          <w14:ligatures w14:val="none"/>
         </w:rPr>
         <w:t>habría brindado información incorrecta a la denunciante referida a</w:t>
       </w:r>
@@ -4189,7 +4159,7 @@
         <w:rPr>
           <w:rFonts w:ascii="Arial Narrow" w:eastAsia="Arial Narrow" w:hAnsi="Arial Narrow" w:cs="Arial Narrow"/>
           <w:kern w:val="0"/>
-          <ns2:ligatures ns2:val="none"/>
+          <w14:ligatures w14:val="none"/>
         </w:rPr>
         <w:t xml:space="preserve"> la vigencia </w:t>
       </w:r>
@@ -4197,7 +4167,7 @@
         <w:rPr>
           <w:rFonts w:ascii="Arial Narrow" w:eastAsia="Arial Narrow" w:hAnsi="Arial Narrow" w:cs="Arial Narrow"/>
           <w:kern w:val="0"/>
-          <ns2:ligatures ns2:val="none"/>
+          <w14:ligatures w14:val="none"/>
         </w:rPr>
         <w:t xml:space="preserve">el Seguro Adulto – Póliza Matriz </w:t>
       </w:r>
@@ -4205,7 +4175,7 @@
         <w:rPr>
           <w:rFonts w:ascii="Arial Narrow" w:eastAsia="Arial Narrow" w:hAnsi="Arial Narrow" w:cs="Arial Narrow"/>
           <w:kern w:val="0"/>
-          <ns2:ligatures ns2:val="none"/>
+          <w14:ligatures w14:val="none"/>
         </w:rPr>
         <w:t/>
       </w:r>
@@ -4213,7 +4183,7 @@
         <w:rPr>
           <w:rFonts w:ascii="Arial Narrow" w:eastAsia="Arial Narrow" w:hAnsi="Arial Narrow" w:cs="Arial Narrow"/>
           <w:kern w:val="0"/>
-          <ns2:ligatures ns2:val="none"/>
+          <w14:ligatures w14:val="none"/>
         </w:rPr>
         <w:t xml:space="preserve"> VCHAS3</w:t>
       </w:r>
@@ -4221,23 +4191,23 @@
         <w:rPr>
           <w:rFonts w:ascii="Arial Narrow" w:eastAsia="Arial Narrow" w:hAnsi="Arial Narrow" w:cs="Arial Narrow"/>
           <w:kern w:val="0"/>
-          <ns2:ligatures ns2:val="none"/>
+          <w14:ligatures w14:val="none"/>
         </w:rPr>
         <w:t>.</w:t>
       </w:r>
     </w:p>
-    <w:p ns2:paraId="6C806B04" ns2:textId="77777777">
-      <w:pPr>
-        <w:spacing w:after="0" w:line="240" w:lineRule="auto"/>
-        <w:jc w:val="both"/>
-        <w:rPr>
-          <w:rFonts w:ascii="Arial Narrow" w:eastAsia="Arial Narrow" w:hAnsi="Arial Narrow" w:cs="Arial Narrow"/>
-          <w:kern w:val="0"/>
-          <ns2:ligatures ns2:val="none"/>
-        </w:rPr>
-      </w:pPr>
-    </w:p>
-    <w:p ns2:paraId="58A1BA92" ns2:textId="01AC4406">
+    <w:p>
+      <w:pPr>
+        <w:spacing w:after="0" w:line="240" w:lineRule="auto"/>
+        <w:jc w:val="both"/>
+        <w:rPr>
+          <w:rFonts w:ascii="Arial Narrow" w:eastAsia="Arial Narrow" w:hAnsi="Arial Narrow" w:cs="Arial Narrow"/>
+          <w:kern w:val="0"/>
+          <w14:ligatures w14:val="none"/>
+        </w:rPr>
+      </w:pPr>
+    </w:p>
+    <w:p>
       <w:pPr>
         <w:pStyle w:val="Prrafodelista"/>
         <w:numPr>
@@ -4254,14 +4224,14 @@
         <w:rPr>
           <w:rFonts w:ascii="Arial Narrow" w:eastAsia="Arial Narrow" w:hAnsi="Arial Narrow" w:cs="Arial Narrow"/>
           <w:kern w:val="0"/>
-          <ns2:ligatures ns2:val="none"/>
-        </w:rPr>
-      </w:pPr>
-      <w:r>
-        <w:rPr>
-          <w:rFonts w:ascii="Arial Narrow" w:eastAsia="Arial Narrow" w:hAnsi="Arial Narrow" w:cs="Arial Narrow"/>
-          <w:kern w:val="0"/>
-          <ns2:ligatures ns2:val="none"/>
+          <w14:ligatures w14:val="none"/>
+        </w:rPr>
+      </w:pPr>
+      <w:r>
+        <w:rPr>
+          <w:rFonts w:ascii="Arial Narrow" w:eastAsia="Arial Narrow" w:hAnsi="Arial Narrow" w:cs="Arial Narrow"/>
+          <w:kern w:val="0"/>
+          <w14:ligatures w14:val="none"/>
         </w:rPr>
         <w:t xml:space="preserve">Presunta </w:t>
       </w:r>
@@ -4269,7 +4239,7 @@
         <w:rPr>
           <w:rFonts w:ascii="Arial Narrow" w:eastAsia="Arial Narrow" w:hAnsi="Arial Narrow" w:cs="Arial Narrow"/>
           <w:kern w:val="0"/>
-          <ns2:ligatures ns2:val="none"/>
+          <w14:ligatures w14:val="none"/>
         </w:rPr>
         <w:t xml:space="preserve">infracción al numeral 88.1 del artículo 88 de la Ley 29571, Código de Protección y Defensa del Consumidor, en tanto </w:t>
       </w:r>
@@ -4277,7 +4247,7 @@
         <w:rPr>
           <w:rFonts w:ascii="Arial Narrow" w:eastAsia="Arial Narrow" w:hAnsi="Arial Narrow" w:cs="Arial Narrow"/>
           <w:kern w:val="0"/>
-          <ns2:ligatures ns2:val="none"/>
+          <w14:ligatures w14:val="none"/>
         </w:rPr>
         <w:t xml:space="preserve">Falabella Servicios Generales S.A.C. habría brindado una respuesta inadecuada al reclamo </w:t>
       </w:r>
@@ -4285,7 +4255,7 @@
         <w:rPr>
           <w:rFonts w:ascii="Arial Narrow" w:eastAsia="Arial Narrow" w:hAnsi="Arial Narrow" w:cs="Arial Narrow"/>
           <w:kern w:val="0"/>
-          <ns2:ligatures ns2:val="none"/>
+          <w14:ligatures w14:val="none"/>
         </w:rPr>
         <w:t xml:space="preserve">PE-RE-0655324 </w:t>
       </w:r>
@@ -4293,7 +4263,7 @@
         <w:rPr>
           <w:rFonts w:ascii="Arial Narrow" w:eastAsia="Arial Narrow" w:hAnsi="Arial Narrow" w:cs="Arial Narrow"/>
           <w:kern w:val="0"/>
-          <ns2:ligatures ns2:val="none"/>
+          <w14:ligatures w14:val="none"/>
         </w:rPr>
         <w:t>presentado por el denunciante el 4 de setiembre de 2025</w:t>
       </w:r>
@@ -4301,23 +4271,23 @@
         <w:rPr>
           <w:rFonts w:ascii="Arial Narrow" w:eastAsia="Arial Narrow" w:hAnsi="Arial Narrow" w:cs="Arial Narrow"/>
           <w:kern w:val="0"/>
-          <ns2:ligatures ns2:val="none"/>
+          <w14:ligatures w14:val="none"/>
         </w:rPr>
         <w:t>.</w:t>
       </w:r>
     </w:p>
-    <w:p ns2:paraId="1DEB3481" ns2:textId="2F965A2C">
-      <w:pPr>
-        <w:spacing w:after="0" w:line="240" w:lineRule="auto"/>
-        <w:jc w:val="both"/>
-        <w:rPr>
-          <w:rFonts w:ascii="Arial Narrow" w:eastAsia="Arial Narrow" w:hAnsi="Arial Narrow" w:cs="Arial Narrow"/>
-          <w:kern w:val="0"/>
-          <ns2:ligatures ns2:val="none"/>
-        </w:rPr>
-      </w:pPr>
-    </w:p>
-    <w:p ns2:paraId="634A0D61" ns2:textId="4EBE4EA7">
+    <w:p>
+      <w:pPr>
+        <w:spacing w:after="0" w:line="240" w:lineRule="auto"/>
+        <w:jc w:val="both"/>
+        <w:rPr>
+          <w:rFonts w:ascii="Arial Narrow" w:eastAsia="Arial Narrow" w:hAnsi="Arial Narrow" w:cs="Arial Narrow"/>
+          <w:kern w:val="0"/>
+          <w14:ligatures w14:val="none"/>
+        </w:rPr>
+      </w:pPr>
+    </w:p>
+    <w:p>
       <w:pPr>
         <w:spacing w:line="240" w:lineRule="auto"/>
         <w:contextualSpacing/>
@@ -4325,17 +4295,17 @@
         <w:rPr>
           <w:rFonts w:ascii="Arial Narrow" w:eastAsia="Calibri" w:hAnsi="Arial Narrow" w:cs="Arial"/>
           <w:kern w:val="0"/>
-          <ns2:ligatures ns2:val="none"/>
-        </w:rPr>
-      </w:pPr>
-      <w:r>
-        <w:rPr>
-          <w:rFonts w:ascii="Arial Narrow" w:eastAsia="Arial Narrow" w:hAnsi="Arial Narrow" w:cs="Arial Narrow"/>
-          <w:b/>
-          <w:color w:val="000000"/>
-          <w:kern w:val="0"/>
-          <w:lang w:eastAsia="es-PE"/>
-          <ns2:ligatures ns2:val="none"/>
+          <w14:ligatures w14:val="none"/>
+        </w:rPr>
+      </w:pPr>
+      <w:r>
+        <w:rPr>
+          <w:rFonts w:ascii="Arial Narrow" w:eastAsia="Arial Narrow" w:hAnsi="Arial Narrow" w:cs="Arial Narrow"/>
+          <w:b/>
+          <w:color w:val="000000"/>
+          <w:kern w:val="0"/>
+          <w:lang w:eastAsia="es-PE"/>
+          <w14:ligatures w14:val="none"/>
         </w:rPr>
         <w:t>SEGUNDO:</w:t>
       </w:r>
@@ -4345,7 +4315,7 @@
           <w:color w:val="000000"/>
           <w:kern w:val="0"/>
           <w:lang w:eastAsia="es-PE"/>
-          <ns2:ligatures ns2:val="none"/>
+          <w14:ligatures w14:val="none"/>
         </w:rPr>
         <w:t xml:space="preserve"> tener por ofrecidos los medios probatorios presentados en el escrito de denuncia </w:t>
       </w:r>
@@ -4355,7 +4325,7 @@
           <w:color w:val="000000"/>
           <w:kern w:val="0"/>
           <w:lang w:val="es-ES" w:eastAsia="es-ES"/>
-          <ns2:ligatures ns2:val="none"/>
+          <w14:ligatures w14:val="none"/>
         </w:rPr>
         <w:t xml:space="preserve">del </w:t>
       </w:r>
@@ -4365,7 +4335,7 @@
           <w:color w:val="000000"/>
           <w:kern w:val="0"/>
           <w:lang w:val="es-ES" w:eastAsia="es-ES"/>
-          <ns2:ligatures ns2:val="none"/>
+          <w14:ligatures w14:val="none"/>
         </w:rPr>
         <w:t>4 de noviembre de 2025</w:t>
       </w:r>
@@ -4373,12 +4343,12 @@
         <w:rPr>
           <w:rFonts w:ascii="Arial Narrow" w:eastAsia="Calibri" w:hAnsi="Arial Narrow" w:cs="Arial"/>
           <w:kern w:val="0"/>
-          <ns2:ligatures ns2:val="none"/>
+          <w14:ligatures w14:val="none"/>
         </w:rPr>
         <w:t>.</w:t>
       </w:r>
     </w:p>
-    <w:p ns2:paraId="2AF03E3F" ns2:textId="77777777">
+    <w:p>
       <w:pPr>
         <w:spacing w:line="240" w:lineRule="auto"/>
         <w:contextualSpacing/>
@@ -4388,30 +4358,30 @@
           <w:color w:val="000000"/>
           <w:kern w:val="0"/>
           <w:lang w:eastAsia="es-PE"/>
-          <ns2:ligatures ns2:val="none"/>
-        </w:rPr>
-      </w:pPr>
-    </w:p>
-    <w:p ns2:paraId="5D90C1F7" ns2:textId="48FD2D7E">
-      <w:pPr>
-        <w:spacing w:after="0" w:line="240" w:lineRule="auto"/>
-        <w:jc w:val="both"/>
-        <w:rPr>
-          <w:rFonts w:ascii="Arial Narrow" w:eastAsia="Arial Narrow" w:hAnsi="Arial Narrow" w:cs="Arial Narrow"/>
-          <w:color w:val="000000"/>
-          <w:kern w:val="0"/>
-          <w:lang w:eastAsia="es-PE"/>
-          <ns2:ligatures ns2:val="none"/>
-        </w:rPr>
-      </w:pPr>
-      <w:r>
-        <w:rPr>
-          <w:rFonts w:ascii="Arial Narrow" w:eastAsia="Arial Narrow" w:hAnsi="Arial Narrow" w:cs="Arial Narrow"/>
-          <w:b/>
-          <w:color w:val="000000"/>
-          <w:kern w:val="0"/>
-          <w:lang w:eastAsia="es-PE"/>
-          <ns2:ligatures ns2:val="none"/>
+          <w14:ligatures w14:val="none"/>
+        </w:rPr>
+      </w:pPr>
+    </w:p>
+    <w:p>
+      <w:pPr>
+        <w:spacing w:after="0" w:line="240" w:lineRule="auto"/>
+        <w:jc w:val="both"/>
+        <w:rPr>
+          <w:rFonts w:ascii="Arial Narrow" w:eastAsia="Arial Narrow" w:hAnsi="Arial Narrow" w:cs="Arial Narrow"/>
+          <w:color w:val="000000"/>
+          <w:kern w:val="0"/>
+          <w:lang w:eastAsia="es-PE"/>
+          <w14:ligatures w14:val="none"/>
+        </w:rPr>
+      </w:pPr>
+      <w:r>
+        <w:rPr>
+          <w:rFonts w:ascii="Arial Narrow" w:eastAsia="Arial Narrow" w:hAnsi="Arial Narrow" w:cs="Arial Narrow"/>
+          <w:b/>
+          <w:color w:val="000000"/>
+          <w:kern w:val="0"/>
+          <w:lang w:eastAsia="es-PE"/>
+          <w14:ligatures w14:val="none"/>
         </w:rPr>
         <w:t xml:space="preserve">TERCERO: </w:t>
       </w:r>
@@ -4421,7 +4391,7 @@
           <w:color w:val="000000"/>
           <w:kern w:val="0"/>
           <w:lang w:eastAsia="es-PE"/>
-          <ns2:ligatures ns2:val="none"/>
+          <w14:ligatures w14:val="none"/>
         </w:rPr>
         <w:t xml:space="preserve">requerir a </w:t>
       </w:r>
@@ -4452,12 +4422,12 @@
           <w:color w:val="000000"/>
           <w:kern w:val="0"/>
           <w:lang w:eastAsia="es-PE"/>
-          <ns2:ligatures ns2:val="none"/>
+          <w14:ligatures w14:val="none"/>
         </w:rPr>
         <w:t>que cumplan con lo siguiente:</w:t>
       </w:r>
     </w:p>
-    <w:p ns2:paraId="156DFAB9" ns2:textId="77777777">
+    <w:p>
       <w:pPr>
         <w:spacing w:after="0" w:line="240" w:lineRule="auto"/>
         <w:jc w:val="both"/>
@@ -4466,11 +4436,11 @@
           <w:color w:val="000000"/>
           <w:kern w:val="0"/>
           <w:lang w:eastAsia="es-PE"/>
-          <ns2:ligatures ns2:val="none"/>
-        </w:rPr>
-      </w:pPr>
-    </w:p>
-    <w:p ns2:paraId="37384474" ns2:textId="77777777">
+          <w14:ligatures w14:val="none"/>
+        </w:rPr>
+      </w:pPr>
+    </w:p>
+    <w:p>
       <w:pPr>
         <w:numPr>
           <w:ilvl w:val="0"/>
@@ -4484,21 +4454,21 @@
           <w:color w:val="000000"/>
           <w:kern w:val="0"/>
           <w:lang w:eastAsia="es-PE"/>
-          <ns2:ligatures ns2:val="none"/>
-        </w:rPr>
-      </w:pPr>
-      <w:r>
-        <w:rPr>
-          <w:rFonts w:ascii="Arial Narrow" w:eastAsia="Arial Narrow" w:hAnsi="Arial Narrow" w:cs="Arial Narrow"/>
-          <w:color w:val="000000"/>
-          <w:kern w:val="0"/>
-          <w:lang w:eastAsia="es-PE"/>
-          <ns2:ligatures ns2:val="none"/>
+          <w14:ligatures w14:val="none"/>
+        </w:rPr>
+      </w:pPr>
+      <w:r>
+        <w:rPr>
+          <w:rFonts w:ascii="Arial Narrow" w:eastAsia="Arial Narrow" w:hAnsi="Arial Narrow" w:cs="Arial Narrow"/>
+          <w:color w:val="000000"/>
+          <w:kern w:val="0"/>
+          <w:lang w:eastAsia="es-PE"/>
+          <w14:ligatures w14:val="none"/>
         </w:rPr>
         <w:t>presentar documentos que acrediten su inscripción en los Registros Públicos o una declaración jurada que indique que cuenta con dicha inscripción;</w:t>
       </w:r>
     </w:p>
-    <w:p ns2:paraId="04A6E74B" ns2:textId="77777777">
+    <w:p>
       <w:pPr>
         <w:numPr>
           <w:ilvl w:val="0"/>
@@ -4512,21 +4482,21 @@
           <w:color w:val="000000"/>
           <w:kern w:val="0"/>
           <w:lang w:eastAsia="es-PE"/>
-          <ns2:ligatures ns2:val="none"/>
-        </w:rPr>
-      </w:pPr>
-      <w:r>
-        <w:rPr>
-          <w:rFonts w:ascii="Arial Narrow" w:eastAsia="Arial Narrow" w:hAnsi="Arial Narrow" w:cs="Arial Narrow"/>
-          <w:color w:val="000000"/>
-          <w:kern w:val="0"/>
-          <w:lang w:eastAsia="es-PE"/>
-          <ns2:ligatures ns2:val="none"/>
+          <w14:ligatures w14:val="none"/>
+        </w:rPr>
+      </w:pPr>
+      <w:r>
+        <w:rPr>
+          <w:rFonts w:ascii="Arial Narrow" w:eastAsia="Arial Narrow" w:hAnsi="Arial Narrow" w:cs="Arial Narrow"/>
+          <w:color w:val="000000"/>
+          <w:kern w:val="0"/>
+          <w:lang w:eastAsia="es-PE"/>
+          <w14:ligatures w14:val="none"/>
         </w:rPr>
         <w:t>presentar copia simple de las facultades de representación de su representante legal en el presente procedimiento o la declaración jurada que indique que cuenta con dichas facultades y que estas se encuentran vigentes;</w:t>
       </w:r>
     </w:p>
-    <w:p ns2:paraId="1203D0DC" ns2:textId="77777777">
+    <w:p>
       <w:pPr>
         <w:numPr>
           <w:ilvl w:val="0"/>
@@ -4540,21 +4510,21 @@
           <w:color w:val="000000"/>
           <w:kern w:val="0"/>
           <w:lang w:eastAsia="es-PE"/>
-          <ns2:ligatures ns2:val="none"/>
-        </w:rPr>
-      </w:pPr>
-      <w:r>
-        <w:rPr>
-          <w:rFonts w:ascii="Arial Narrow" w:eastAsia="Arial Narrow" w:hAnsi="Arial Narrow" w:cs="Arial Narrow"/>
-          <w:color w:val="000000"/>
-          <w:kern w:val="0"/>
-          <w:lang w:eastAsia="es-PE"/>
-          <ns2:ligatures ns2:val="none"/>
+          <w14:ligatures w14:val="none"/>
+        </w:rPr>
+      </w:pPr>
+      <w:r>
+        <w:rPr>
+          <w:rFonts w:ascii="Arial Narrow" w:eastAsia="Arial Narrow" w:hAnsi="Arial Narrow" w:cs="Arial Narrow"/>
+          <w:color w:val="000000"/>
+          <w:kern w:val="0"/>
+          <w:lang w:eastAsia="es-PE"/>
+          <w14:ligatures w14:val="none"/>
         </w:rPr>
         <w:t>consignar el Número de Registro Único de Contribuyentes (RUC); y,</w:t>
       </w:r>
     </w:p>
-    <w:p ns2:paraId="37704CA2" ns2:textId="77777777">
+    <w:p>
       <w:pPr>
         <w:numPr>
           <w:ilvl w:val="0"/>
@@ -4566,16 +4536,16 @@
         <w:rPr>
           <w:rFonts w:ascii="Arial Narrow" w:eastAsia="Calibri" w:hAnsi="Arial Narrow" w:cs="Arial"/>
           <w:kern w:val="0"/>
-          <ns2:ligatures ns2:val="none"/>
-        </w:rPr>
-      </w:pPr>
-      <w:r>
-        <w:rPr>
-          <w:rFonts w:ascii="Arial Narrow" w:eastAsia="Arial Narrow" w:hAnsi="Arial Narrow" w:cs="Arial Narrow"/>
-          <w:color w:val="000000"/>
-          <w:kern w:val="0"/>
-          <w:lang w:eastAsia="es-PE"/>
-          <ns2:ligatures ns2:val="none"/>
+          <w14:ligatures w14:val="none"/>
+        </w:rPr>
+      </w:pPr>
+      <w:r>
+        <w:rPr>
+          <w:rFonts w:ascii="Arial Narrow" w:eastAsia="Arial Narrow" w:hAnsi="Arial Narrow" w:cs="Arial Narrow"/>
+          <w:color w:val="000000"/>
+          <w:kern w:val="0"/>
+          <w:lang w:eastAsia="es-PE"/>
+          <w14:ligatures w14:val="none"/>
         </w:rPr>
         <w:t>fijar domicilio procesal para el procedimiento, de conformidad con el numeral 1 del artículo 442</w:t>
       </w:r>
@@ -4585,7 +4555,7 @@
           <w:color w:val="000000"/>
           <w:kern w:val="0"/>
           <w:lang w:eastAsia="es-PE"/>
-          <ns2:ligatures ns2:val="none"/>
+          <w14:ligatures w14:val="none"/>
         </w:rPr>
         <w:t/>
       </w:r>
@@ -4595,7 +4565,7 @@
           <w:color w:val="000000"/>
           <w:kern w:val="0"/>
           <w:lang w:eastAsia="es-PE"/>
-          <ns2:ligatures ns2:val="none"/>
+          <w14:ligatures w14:val="none"/>
         </w:rPr>
         <w:t xml:space="preserve"> del Código Procesal Civil. </w:t>
       </w:r>
@@ -4603,7 +4573,7 @@
         <w:rPr>
           <w:rFonts w:ascii="Arial Narrow" w:eastAsia="Calibri" w:hAnsi="Arial Narrow" w:cs="Arial"/>
           <w:kern w:val="0"/>
-          <ns2:ligatures ns2:val="none"/>
+          <w14:ligatures w14:val="none"/>
         </w:rPr>
         <w:t>Para ello podrá señalar domicilio físico o una dirección electrónica a la que pueda remitirse las notificaciones</w:t>
       </w:r>
@@ -4612,12 +4582,12 @@
           <w:rFonts w:ascii="Arial Narrow" w:eastAsia="Arial" w:hAnsi="Arial Narrow" w:cs="Arial"/>
           <w:kern w:val="0"/>
           <w:lang w:val="es"/>
-          <ns2:ligatures ns2:val="none"/>
+          <w14:ligatures w14:val="none"/>
         </w:rPr>
         <w:t>;</w:t>
       </w:r>
     </w:p>
-    <w:p ns2:paraId="6A38ABFB" ns2:textId="77777777">
+    <w:p>
       <w:pPr>
         <w:numPr>
           <w:ilvl w:val="0"/>
@@ -4629,14 +4599,14 @@
         <w:rPr>
           <w:rFonts w:ascii="Arial Narrow" w:eastAsia="Calibri" w:hAnsi="Arial Narrow" w:cs="Arial"/>
           <w:kern w:val="0"/>
-          <ns2:ligatures ns2:val="none"/>
+          <w14:ligatures w14:val="none"/>
         </w:rPr>
       </w:pPr>
       <w:r>
         <w:rPr>
           <w:rFonts w:ascii="Arial Narrow" w:eastAsia="Calibri" w:hAnsi="Arial Narrow" w:cs="Arial"/>
           <w:kern w:val="0"/>
-          <ns2:ligatures ns2:val="none"/>
+          <w14:ligatures w14:val="none"/>
         </w:rPr>
         <w:t xml:space="preserve">en caso califique como </w:t>
       </w:r>
@@ -4645,7 +4615,7 @@
         <w:rPr>
           <w:rFonts w:ascii="Arial Narrow" w:eastAsia="Calibri" w:hAnsi="Arial Narrow" w:cs="Arial"/>
           <w:kern w:val="0"/>
-          <ns2:ligatures ns2:val="none"/>
+          <w14:ligatures w14:val="none"/>
         </w:rPr>
         <w:t>micro empresa</w:t>
       </w:r>
@@ -4654,7 +4624,7 @@
         <w:rPr>
           <w:rFonts w:ascii="Arial Narrow" w:eastAsia="Calibri" w:hAnsi="Arial Narrow" w:cs="Arial"/>
           <w:kern w:val="0"/>
-          <ns2:ligatures ns2:val="none"/>
+          <w14:ligatures w14:val="none"/>
         </w:rPr>
         <w:t xml:space="preserve"> o pequeña empresa, presentar los documentos que acrediten su volumen de ventas o ingresos brutos percibidos el año anterior relativo a todas sus actividades económicas y el número de trabajadores con el que cuenta</w:t>
       </w:r>
@@ -4664,7 +4634,7 @@
           <w:rFonts w:ascii="Arial Narrow" w:eastAsia="Calibri" w:hAnsi="Arial Narrow" w:cs="Arial"/>
           <w:kern w:val="0"/>
           <w:vertAlign w:val="superscript"/>
-          <ns2:ligatures ns2:val="none"/>
+          <w14:ligatures w14:val="none"/>
         </w:rPr>
         <w:footnoteReference w:id="9"/>
       </w:r>
@@ -4672,7 +4642,7 @@
         <w:rPr>
           <w:rFonts w:ascii="Arial Narrow" w:eastAsia="Calibri" w:hAnsi="Arial Narrow" w:cs="Arial"/>
           <w:kern w:val="0"/>
-          <ns2:ligatures ns2:val="none"/>
+          <w14:ligatures w14:val="none"/>
         </w:rPr>
         <w:t>. Ello, a fin de que la Comisión pueda meritar dicha documentación, conforme lo establece el artículo 110</w:t>
       </w:r>
@@ -4682,7 +4652,7 @@
           <w:color w:val="000000"/>
           <w:kern w:val="0"/>
           <w:lang w:eastAsia="es-PE"/>
-          <ns2:ligatures ns2:val="none"/>
+          <w14:ligatures w14:val="none"/>
         </w:rPr>
         <w:t/>
       </w:r>
@@ -4690,7 +4660,7 @@
         <w:rPr>
           <w:rFonts w:ascii="Arial Narrow" w:eastAsia="Calibri" w:hAnsi="Arial Narrow" w:cs="Arial"/>
           <w:kern w:val="0"/>
-          <ns2:ligatures ns2:val="none"/>
+          <w14:ligatures w14:val="none"/>
         </w:rPr>
         <w:t xml:space="preserve"> del </w:t>
       </w:r>
@@ -4699,7 +4669,7 @@
           <w:rFonts w:ascii="Arial Narrow" w:eastAsia="Calibri" w:hAnsi="Arial Narrow" w:cs="Arial"/>
           <w:spacing w:val="-2"/>
           <w:kern w:val="0"/>
-          <ns2:ligatures ns2:val="none"/>
+          <w14:ligatures w14:val="none"/>
         </w:rPr>
         <w:t>Código</w:t>
       </w:r>
@@ -4710,7 +4680,7 @@
           <w:spacing w:val="-2"/>
           <w:kern w:val="0"/>
           <w:vertAlign w:val="superscript"/>
-          <ns2:ligatures ns2:val="none"/>
+          <w14:ligatures w14:val="none"/>
         </w:rPr>
         <w:footnoteReference w:id="10"/>
       </w:r>
@@ -4719,12 +4689,12 @@
           <w:rFonts w:ascii="Arial Narrow" w:eastAsia="Calibri" w:hAnsi="Arial Narrow" w:cs="Arial"/>
           <w:spacing w:val="-2"/>
           <w:kern w:val="0"/>
-          <ns2:ligatures ns2:val="none"/>
+          <w14:ligatures w14:val="none"/>
         </w:rPr>
         <w:t>.</w:t>
       </w:r>
     </w:p>
-    <w:p ns2:paraId="1B2AA0D1" ns2:textId="77777777">
+    <w:p>
       <w:pPr>
         <w:spacing w:after="0" w:line="240" w:lineRule="auto"/>
         <w:ind w:left="567"/>
@@ -4734,20 +4704,20 @@
           <w:color w:val="000000"/>
           <w:kern w:val="0"/>
           <w:lang w:eastAsia="es-PE"/>
-          <ns2:ligatures ns2:val="none"/>
-        </w:rPr>
-      </w:pPr>
-    </w:p>
-    <w:p>
-      <w:pPr>
-        <w:spacing w:after="0" w:line="240" w:lineRule="auto"/>
-        <w:jc w:val="both"/>
-        <w:rPr>
-          <w:rFonts w:ascii="Arial Narrow" w:eastAsia="Arial Narrow" w:hAnsi="Arial Narrow" w:cs="Arial Narrow"/>
-          <w:color w:val="000000"/>
-          <w:kern w:val="0"/>
-          <w:lang w:eastAsia="es-PE"/>
-          <ns2:ligatures ns2:val="none"/>
+          <w14:ligatures w14:val="none"/>
+        </w:rPr>
+      </w:pPr>
+    </w:p>
+    <w:p>
+      <w:pPr>
+        <w:spacing w:after="0" w:line="240" w:lineRule="auto"/>
+        <w:jc w:val="both"/>
+        <w:rPr>
+          <w:rFonts w:ascii="Arial Narrow" w:eastAsia="Arial Narrow" w:hAnsi="Arial Narrow" w:cs="Arial Narrow"/>
+          <w:color w:val="000000"/>
+          <w:kern w:val="0"/>
+          <w:lang w:eastAsia="es-PE"/>
+          <w14:ligatures w14:val="none"/>
         </w:rPr>
       </w:pPr>
       <w:r>
@@ -4766,42 +4736,82 @@
           <w:sz w:val="20"/>
           <w:szCs w:val="20"/>
         </w:rPr>
-        <w:t xml:space="preserve">correr traslado de la presente resolución a Falabella Servicios Generales S.A.C. y Chubb Perú S.A. Compañía de Seguros y Reaseguros para que, de conformidad con lo dispuesto por el artículo 26 de la Ley sobre Facultades, Normas y Organización del Indecopi, aprobada por Decreto Legislativo 807, presenten sus descargos sobre la imputación de cargos realizada en un plazo no mayor a cinco (5) días hábiles contado a partir del día siguiente de la notificación de la presente resolución, vencido el cual, el Secretario Técnico declarará en rebeldía a los denunciados que no lo hubieran presentado. Debe precisarse que de conformidad con lo establecido por el artículo 223 del Texto Único Ordenado de la Ley 27444, Ley del Procedimiento Administrativo General, las alegaciones y los hechos relevantes de la reclamación, salvo que hayan sido específicamente negadas en la contestación, se tendrán por aceptadas o merituadas como ciertas.</w:t>
-      </w:r>
-    </w:p>
-    <w:p ns2:paraId="2F1C55D7" ns2:textId="77777777">
-      <w:pPr>
-        <w:spacing w:after="0" w:line="240" w:lineRule="auto"/>
-        <w:jc w:val="both"/>
-        <w:rPr>
-          <w:rFonts w:ascii="Arial Narrow" w:eastAsia="Arial Narrow" w:hAnsi="Arial Narrow" w:cs="Arial Narrow"/>
-          <w:color w:val="000000"/>
-          <w:kern w:val="0"/>
-          <w:lang w:eastAsia="es-PE"/>
-          <ns2:ligatures ns2:val="none"/>
-        </w:rPr>
-      </w:pPr>
-    </w:p>
-    <w:p ns2:paraId="6D15F6EA" ns2:textId="774F4949">
-      <w:pPr>
-        <w:spacing w:after="0" w:line="240" w:lineRule="auto"/>
-        <w:jc w:val="both"/>
-        <w:rPr>
-          <w:rFonts w:ascii="Arial Narrow" w:eastAsia="Times New Roman" w:hAnsi="Arial Narrow" w:cs="Arial"/>
-          <w:color w:val="000000"/>
-          <w:kern w:val="0"/>
+        <w:t xml:space="preserve">correr traslado de la presente resolución a Falabella Servicios Generales S.A.C. y Chubb Perú S.A. Compañía de Seguros y Reaseguros para que, de conformidad con lo dispuesto por el artículo 26 de la Ley sobre Facultades, Normas y Organización del Indecopi, aprobada por Decreto Legislativo 807</w:t>
+      </w:r>
+      <w:r>
+        <w:rPr>
+          <w:rStyle w:val="Refdenotaalpie"/>
+          <w:rFonts w:ascii="Arial Narrow" w:eastAsia="Times New Roman" w:hAnsi="Arial Narrow" w:cs="Times New Roman"/>
+          <w:color w:val="000000"/>
+          <w:kern w:val="0"/>
+          <w:vertAlign w:val="superscript"/>
           <w:lang w:val="es-ES" w:eastAsia="es-ES"/>
-          <ns2:ligatures ns2:val="none"/>
-        </w:rPr>
-      </w:pPr>
-      <w:r>
-        <w:rPr>
-          <w:rFonts w:ascii="Arial Narrow" w:eastAsia="Arial Narrow" w:hAnsi="Arial Narrow" w:cs="Arial Narrow"/>
-          <w:b/>
-          <w:color w:val="000000"/>
-          <w:kern w:val="0"/>
-          <w:lang w:eastAsia="es-PE"/>
-          <ns2:ligatures ns2:val="none"/>
+          <w14:ligatures w14:val="none"/>
+        </w:rPr>
+        <w:footnoteReference w:id="16"/>
+      </w:r>
+      <w:r>
+        <w:rPr>
+          <w:rFonts w:ascii="Arial Narrow" w:hAnsi="Arial Narrow" w:cs="Arial Narrow"/>
+          <w:sz w:val="20"/>
+          <w:szCs w:val="20"/>
+        </w:rPr>
+        <w:t xml:space="preserve">, presenten sus descargos sobre la imputación de cargos realizada en un plazo no mayor a cinco (5) días hábiles contado a partir del día siguiente de la notificación de la presente resolución, vencido el cual, el Secretario Técnico declarará en rebeldía a los denunciados que no lo hubieran presentado. Debe precisarse que de conformidad con lo establecido por el artículo 223 del Texto Único Ordenado de la Ley 27444, Ley del Procedimiento Administrativo General</w:t>
+      </w:r>
+      <w:r>
+        <w:rPr>
+          <w:rStyle w:val="Refdenotaalpie"/>
+          <w:rFonts w:ascii="Arial Narrow" w:eastAsia="Times New Roman" w:hAnsi="Arial Narrow" w:cs="Times New Roman"/>
+          <w:color w:val="000000"/>
+          <w:kern w:val="0"/>
+          <w:vertAlign w:val="superscript"/>
+          <w:lang w:val="es-ES" w:eastAsia="es-ES"/>
+          <w14:ligatures w14:val="none"/>
+        </w:rPr>
+        <w:footnoteReference w:id="17"/>
+      </w:r>
+      <w:r>
+        <w:rPr>
+          <w:rFonts w:ascii="Arial Narrow" w:hAnsi="Arial Narrow" w:cs="Arial Narrow"/>
+          <w:sz w:val="20"/>
+          <w:szCs w:val="20"/>
+        </w:rPr>
+        <w:t xml:space="preserve">, las alegaciones y los hechos relevantes de la reclamación, salvo que hayan sido específicamente negadas en la contestación, se tendrán por aceptadas o merituadas como ciertas.</w:t>
+      </w:r>
+    </w:p>
+    <w:p>
+      <w:pPr>
+        <w:spacing w:after="0" w:line="240" w:lineRule="auto"/>
+        <w:jc w:val="both"/>
+        <w:rPr>
+          <w:rFonts w:ascii="Arial Narrow" w:eastAsia="Arial Narrow" w:hAnsi="Arial Narrow" w:cs="Arial Narrow"/>
+          <w:color w:val="000000"/>
+          <w:kern w:val="0"/>
+          <w:lang w:eastAsia="es-PE"/>
+          <w14:ligatures w14:val="none"/>
+        </w:rPr>
+      </w:pPr>
+    </w:p>
+    <w:p>
+      <w:pPr>
+        <w:spacing w:after="0" w:line="240" w:lineRule="auto"/>
+        <w:jc w:val="both"/>
+        <w:rPr>
+          <w:rFonts w:ascii="Arial Narrow" w:eastAsia="Times New Roman" w:hAnsi="Arial Narrow" w:cs="Arial"/>
+          <w:color w:val="000000"/>
+          <w:kern w:val="0"/>
+          <w:lang w:val="es-ES" w:eastAsia="es-ES"/>
+          <w14:ligatures w14:val="none"/>
+        </w:rPr>
+      </w:pPr>
+      <w:r>
+        <w:rPr>
+          <w:rFonts w:ascii="Arial Narrow" w:eastAsia="Arial Narrow" w:hAnsi="Arial Narrow" w:cs="Arial Narrow"/>
+          <w:b/>
+          <w:color w:val="000000"/>
+          <w:kern w:val="0"/>
+          <w:lang w:eastAsia="es-PE"/>
+          <w14:ligatures w14:val="none"/>
         </w:rPr>
         <w:t xml:space="preserve">QUINTO: </w:t>
       </w:r>
@@ -4812,7 +4822,7 @@
           <w:color w:val="000000"/>
           <w:kern w:val="0"/>
           <w:lang w:eastAsia="es-ES"/>
-          <ns2:ligatures ns2:val="none"/>
+          <w14:ligatures w14:val="none"/>
         </w:rPr>
         <w:t xml:space="preserve">requerir </w:t>
       </w:r>
@@ -4822,7 +4832,7 @@
           <w:color w:val="000000"/>
           <w:kern w:val="0"/>
           <w:lang w:val="es-ES" w:eastAsia="es-ES"/>
-          <ns2:ligatures ns2:val="none"/>
+          <w14:ligatures w14:val="none"/>
         </w:rPr>
         <w:t xml:space="preserve">que, en un </w:t>
       </w:r>
@@ -4832,7 +4842,7 @@
           <w:color w:val="000000"/>
           <w:kern w:val="0"/>
           <w:lang w:eastAsia="es-ES"/>
-          <ns2:ligatures ns2:val="none"/>
+          <w14:ligatures w14:val="none"/>
         </w:rPr>
         <w:t>plazo no mayor de cinco (5) días hábiles contado a partir del día siguiente de la notificación de la presente resolución</w:t>
       </w:r>
@@ -4843,7 +4853,7 @@
           <w:color w:val="000000"/>
           <w:kern w:val="0"/>
           <w:lang w:eastAsia="es-ES"/>
-          <ns2:ligatures ns2:val="none"/>
+          <w14:ligatures w14:val="none"/>
         </w:rPr>
         <w:t xml:space="preserve">, </w:t>
       </w:r>
@@ -4861,7 +4871,7 @@
           <w:color w:val="000000"/>
           <w:kern w:val="0"/>
           <w:lang w:eastAsia="es-ES"/>
-          <ns2:ligatures ns2:val="none"/>
+          <w14:ligatures w14:val="none"/>
         </w:rPr>
         <w:t xml:space="preserve">, </w:t>
       </w:r>
@@ -4872,7 +4882,7 @@
           <w:color w:val="000000"/>
           <w:kern w:val="0"/>
           <w:lang w:val="es-ES" w:eastAsia="es-ES"/>
-          <ns2:ligatures ns2:val="none"/>
+          <w14:ligatures w14:val="none"/>
         </w:rPr>
         <w:t>cumpla</w:t>
       </w:r>
@@ -4882,7 +4892,7 @@
           <w:color w:val="000000"/>
           <w:kern w:val="0"/>
           <w:lang w:val="es-ES" w:eastAsia="es-ES"/>
-          <ns2:ligatures ns2:val="none"/>
+          <w14:ligatures w14:val="none"/>
         </w:rPr>
         <w:t xml:space="preserve"> con: </w:t>
       </w:r>
@@ -4892,7 +4902,7 @@
           <w:color w:val="000000"/>
           <w:kern w:val="0"/>
           <w:lang w:val="es-ES" w:eastAsia="es-ES"/>
-          <ns2:ligatures ns2:val="none"/>
+          <w14:ligatures w14:val="none"/>
         </w:rPr>
         <w:t xml:space="preserve">(i) presentar una copia debidamente suscrita de la Póliza </w:t>
       </w:r>
@@ -4903,7 +4913,7 @@
           <w:color w:val="000000"/>
           <w:kern w:val="0"/>
           <w:lang w:val="es-ES" w:eastAsia="es-ES"/>
-          <ns2:ligatures ns2:val="none"/>
+          <w14:ligatures w14:val="none"/>
         </w:rPr>
         <w:t/>
       </w:r>
@@ -4914,7 +4924,7 @@
           <w:color w:val="000000"/>
           <w:kern w:val="0"/>
           <w:lang w:val="es-ES" w:eastAsia="es-ES"/>
-          <ns2:ligatures ns2:val="none"/>
+          <w14:ligatures w14:val="none"/>
         </w:rPr>
         <w:t xml:space="preserve"> VCHAS3 con y/o Certificado 11768 del Seguro Adulto materia de denuncia, así como el cargo de remisión de la referida póliza; y, (</w:t>
       </w:r>
@@ -4925,7 +4935,7 @@
           <w:color w:val="000000"/>
           <w:kern w:val="0"/>
           <w:lang w:val="es-ES" w:eastAsia="es-ES"/>
-          <ns2:ligatures ns2:val="none"/>
+          <w14:ligatures w14:val="none"/>
         </w:rPr>
         <w:t>ii</w:t>
       </w:r>
@@ -4936,7 +4946,7 @@
           <w:color w:val="000000"/>
           <w:kern w:val="0"/>
           <w:lang w:val="es-ES" w:eastAsia="es-ES"/>
-          <ns2:ligatures ns2:val="none"/>
+          <w14:ligatures w14:val="none"/>
         </w:rPr>
         <w:t>) presentar todas las comunicaciones cursadas con la parte denunciante en virtud de los hechos materia de denuncia</w:t>
       </w:r>
@@ -4946,12 +4956,12 @@
           <w:color w:val="000000"/>
           <w:kern w:val="0"/>
           <w:lang w:val="es-ES" w:eastAsia="es-ES"/>
-          <ns2:ligatures ns2:val="none"/>
+          <w14:ligatures w14:val="none"/>
         </w:rPr>
         <w:t>.</w:t>
       </w:r>
     </w:p>
-    <w:p ns2:paraId="7EAE58BA" ns2:textId="77777777">
+    <w:p>
       <w:pPr>
         <w:spacing w:after="0" w:line="240" w:lineRule="auto"/>
         <w:jc w:val="both"/>
@@ -4960,11 +4970,11 @@
           <w:color w:val="000000"/>
           <w:kern w:val="0"/>
           <w:lang w:val="es-ES" w:eastAsia="es-ES"/>
-          <ns2:ligatures ns2:val="none"/>
-        </w:rPr>
-      </w:pPr>
-    </w:p>
-    <w:p ns2:paraId="507E5CEC" ns2:textId="1ABF9950">
+          <w14:ligatures w14:val="none"/>
+        </w:rPr>
+      </w:pPr>
+    </w:p>
+    <w:p>
       <w:pPr>
         <w:spacing w:after="0" w:line="240" w:lineRule="auto"/>
         <w:jc w:val="both"/>
@@ -4973,17 +4983,17 @@
           <w:color w:val="000000"/>
           <w:kern w:val="0"/>
           <w:lang w:val="es-ES" w:eastAsia="es-ES"/>
-          <ns2:ligatures ns2:val="none"/>
-        </w:rPr>
-      </w:pPr>
-      <w:r>
-        <w:rPr>
-          <w:rFonts w:ascii="Arial Narrow" w:eastAsia="Arial Narrow" w:hAnsi="Arial Narrow" w:cs="Arial Narrow"/>
-          <w:b/>
-          <w:color w:val="000000"/>
-          <w:kern w:val="0"/>
-          <w:lang w:eastAsia="es-PE"/>
-          <ns2:ligatures ns2:val="none"/>
+          <w14:ligatures w14:val="none"/>
+        </w:rPr>
+      </w:pPr>
+      <w:r>
+        <w:rPr>
+          <w:rFonts w:ascii="Arial Narrow" w:eastAsia="Arial Narrow" w:hAnsi="Arial Narrow" w:cs="Arial Narrow"/>
+          <w:b/>
+          <w:color w:val="000000"/>
+          <w:kern w:val="0"/>
+          <w:lang w:eastAsia="es-PE"/>
+          <w14:ligatures w14:val="none"/>
         </w:rPr>
         <w:t xml:space="preserve">SEXTO: </w:t>
       </w:r>
@@ -4993,7 +5003,7 @@
           <w:color w:val="000000"/>
           <w:kern w:val="0"/>
           <w:lang w:eastAsia="es-ES"/>
-          <ns2:ligatures ns2:val="none"/>
+          <w14:ligatures w14:val="none"/>
         </w:rPr>
         <w:t xml:space="preserve">requerir </w:t>
       </w:r>
@@ -5003,7 +5013,7 @@
           <w:color w:val="000000"/>
           <w:kern w:val="0"/>
           <w:lang w:val="es-ES" w:eastAsia="es-ES"/>
-          <ns2:ligatures ns2:val="none"/>
+          <w14:ligatures w14:val="none"/>
         </w:rPr>
         <w:t xml:space="preserve">que, en un </w:t>
       </w:r>
@@ -5013,7 +5023,7 @@
           <w:color w:val="000000"/>
           <w:kern w:val="0"/>
           <w:lang w:eastAsia="es-ES"/>
-          <ns2:ligatures ns2:val="none"/>
+          <w14:ligatures w14:val="none"/>
         </w:rPr>
         <w:t xml:space="preserve">plazo no mayor de cinco (5) días hábiles contado a partir del día siguiente de la notificación de la presente resolución, </w:t>
       </w:r>
@@ -5024,7 +5034,7 @@
           <w:kern w:val="0"/>
           <w:shd w:val="clear" w:color="auto" w:fill="FFFFFF"/>
           <w:lang w:eastAsia="es-PE"/>
-          <ns2:ligatures ns2:val="none"/>
+          <w14:ligatures w14:val="none"/>
         </w:rPr>
         <w:t>Chubb Perú S.A. Compañía de Seguros y Reaseguros</w:t>
       </w:r>
@@ -5034,7 +5044,7 @@
           <w:color w:val="000000"/>
           <w:kern w:val="0"/>
           <w:lang w:eastAsia="es-ES"/>
-          <ns2:ligatures ns2:val="none"/>
+          <w14:ligatures w14:val="none"/>
         </w:rPr>
         <w:t xml:space="preserve">, </w:t>
       </w:r>
@@ -5044,7 +5054,7 @@
           <w:color w:val="000000"/>
           <w:kern w:val="0"/>
           <w:lang w:val="es-ES" w:eastAsia="es-ES"/>
-          <ns2:ligatures ns2:val="none"/>
+          <w14:ligatures w14:val="none"/>
         </w:rPr>
         <w:t xml:space="preserve">cumpla con: </w:t>
       </w:r>
@@ -5054,7 +5064,7 @@
           <w:color w:val="000000"/>
           <w:kern w:val="0"/>
           <w:lang w:val="es-ES" w:eastAsia="es-ES"/>
-          <ns2:ligatures ns2:val="none"/>
+          <w14:ligatures w14:val="none"/>
         </w:rPr>
         <w:t xml:space="preserve">(i) presentar una copia debidamente suscrita de la Póliza Matriz VCHAS3 del Seguro Adulto materia de denuncia; </w:t>
       </w:r>
@@ -5064,7 +5074,7 @@
           <w:color w:val="000000"/>
           <w:kern w:val="0"/>
           <w:lang w:val="es-ES" w:eastAsia="es-ES"/>
-          <ns2:ligatures ns2:val="none"/>
+          <w14:ligatures w14:val="none"/>
         </w:rPr>
         <w:t>(</w:t>
       </w:r>
@@ -5075,7 +5085,7 @@
           <w:color w:val="000000"/>
           <w:kern w:val="0"/>
           <w:lang w:val="es-ES" w:eastAsia="es-ES"/>
-          <ns2:ligatures ns2:val="none"/>
+          <w14:ligatures w14:val="none"/>
         </w:rPr>
         <w:t>ii</w:t>
       </w:r>
@@ -5086,7 +5096,7 @@
           <w:color w:val="000000"/>
           <w:kern w:val="0"/>
           <w:lang w:val="es-ES" w:eastAsia="es-ES"/>
-          <ns2:ligatures ns2:val="none"/>
+          <w14:ligatures w14:val="none"/>
         </w:rPr>
         <w:t xml:space="preserve">) presentar los medios probatorios que acrediten que obtuvo el consentimiento expreso del </w:t>
       </w:r>
@@ -5096,7 +5106,7 @@
           <w:color w:val="000000"/>
           <w:kern w:val="0"/>
           <w:lang w:val="es-ES" w:eastAsia="es-ES"/>
-          <ns2:ligatures ns2:val="none"/>
+          <w14:ligatures w14:val="none"/>
         </w:rPr>
         <w:lastRenderedPageBreak/>
         <w:t>denunciante para la adquisición de la Póliza Matriz VCHAS del Seguro Adulto; y, (</w:t>
@@ -5108,7 +5118,7 @@
           <w:color w:val="000000"/>
           <w:kern w:val="0"/>
           <w:lang w:val="es-ES" w:eastAsia="es-ES"/>
-          <ns2:ligatures ns2:val="none"/>
+          <w14:ligatures w14:val="none"/>
         </w:rPr>
         <w:t>iii</w:t>
       </w:r>
@@ -5119,7 +5129,7 @@
           <w:color w:val="000000"/>
           <w:kern w:val="0"/>
           <w:lang w:val="es-ES" w:eastAsia="es-ES"/>
-          <ns2:ligatures ns2:val="none"/>
+          <w14:ligatures w14:val="none"/>
         </w:rPr>
         <w:t>) presentar todas las comunicaciones cursadas con la parte denunciante en virtud de los hechos materia de denuncia</w:t>
       </w:r>
@@ -5129,12 +5139,12 @@
           <w:color w:val="000000"/>
           <w:kern w:val="0"/>
           <w:lang w:val="es-ES" w:eastAsia="es-ES"/>
-          <ns2:ligatures ns2:val="none"/>
+          <w14:ligatures w14:val="none"/>
         </w:rPr>
         <w:t>.</w:t>
       </w:r>
     </w:p>
-    <w:p ns2:paraId="380DD746" ns2:textId="77777777">
+    <w:p>
       <w:pPr>
         <w:spacing w:after="0" w:line="240" w:lineRule="auto"/>
         <w:jc w:val="both"/>
@@ -5143,30 +5153,30 @@
           <w:color w:val="000000"/>
           <w:kern w:val="0"/>
           <w:lang w:val="es-ES" w:eastAsia="es-ES"/>
-          <ns2:ligatures ns2:val="none"/>
-        </w:rPr>
-      </w:pPr>
-    </w:p>
-    <w:p ns2:paraId="58D4E496" ns2:textId="77777777">
-      <w:pPr>
-        <w:spacing w:after="0" w:line="240" w:lineRule="auto"/>
-        <w:jc w:val="both"/>
-        <w:rPr>
-          <w:rFonts w:ascii="Arial Narrow" w:eastAsia="Arial Narrow" w:hAnsi="Arial Narrow" w:cs="Arial Narrow"/>
-          <w:color w:val="000000"/>
-          <w:kern w:val="0"/>
-          <w:lang w:eastAsia="es-PE"/>
-          <ns2:ligatures ns2:val="none"/>
-        </w:rPr>
-      </w:pPr>
-      <w:r>
-        <w:rPr>
-          <w:rFonts w:ascii="Arial Narrow" w:eastAsia="Arial Narrow" w:hAnsi="Arial Narrow" w:cs="Arial Narrow"/>
-          <w:b/>
-          <w:color w:val="000000"/>
-          <w:kern w:val="0"/>
-          <w:lang w:eastAsia="es-PE"/>
-          <ns2:ligatures ns2:val="none"/>
+          <w14:ligatures w14:val="none"/>
+        </w:rPr>
+      </w:pPr>
+    </w:p>
+    <w:p>
+      <w:pPr>
+        <w:spacing w:after="0" w:line="240" w:lineRule="auto"/>
+        <w:jc w:val="both"/>
+        <w:rPr>
+          <w:rFonts w:ascii="Arial Narrow" w:eastAsia="Arial Narrow" w:hAnsi="Arial Narrow" w:cs="Arial Narrow"/>
+          <w:color w:val="000000"/>
+          <w:kern w:val="0"/>
+          <w:lang w:eastAsia="es-PE"/>
+          <w14:ligatures w14:val="none"/>
+        </w:rPr>
+      </w:pPr>
+      <w:r>
+        <w:rPr>
+          <w:rFonts w:ascii="Arial Narrow" w:eastAsia="Arial Narrow" w:hAnsi="Arial Narrow" w:cs="Arial Narrow"/>
+          <w:b/>
+          <w:color w:val="000000"/>
+          <w:kern w:val="0"/>
+          <w:lang w:eastAsia="es-PE"/>
+          <w14:ligatures w14:val="none"/>
         </w:rPr>
         <w:t>SÉTIMO:</w:t>
       </w:r>
@@ -5176,7 +5186,7 @@
           <w:color w:val="000000"/>
           <w:kern w:val="0"/>
           <w:lang w:eastAsia="es-PE"/>
-          <ns2:ligatures ns2:val="none"/>
+          <w14:ligatures w14:val="none"/>
         </w:rPr>
         <w:t xml:space="preserve"> </w:t>
       </w:r>
@@ -5187,7 +5197,7 @@
           <w:color w:val="000000"/>
           <w:kern w:val="0"/>
           <w:lang w:eastAsia="es-PE"/>
-          <ns2:ligatures ns2:val="none"/>
+          <w14:ligatures w14:val="none"/>
         </w:rPr>
         <w:t>informar a las partes que el artículo 110</w:t>
       </w:r>
@@ -5197,7 +5207,7 @@
           <w:color w:val="000000"/>
           <w:kern w:val="0"/>
           <w:lang w:eastAsia="es-PE"/>
-          <ns2:ligatures ns2:val="none"/>
+          <w14:ligatures w14:val="none"/>
         </w:rPr>
         <w:t/>
       </w:r>
@@ -5207,7 +5217,7 @@
           <w:color w:val="000000"/>
           <w:kern w:val="0"/>
           <w:lang w:eastAsia="es-PE"/>
-          <ns2:ligatures ns2:val="none"/>
+          <w14:ligatures w14:val="none"/>
         </w:rPr>
         <w:t xml:space="preserve"> de la Ley 29571, Código de Protección y Defensa del Consumidor</w:t>
       </w:r>
@@ -5219,7 +5229,7 @@
           <w:kern w:val="0"/>
           <w:vertAlign w:val="superscript"/>
           <w:lang w:eastAsia="es-PE"/>
-          <ns2:ligatures ns2:val="none"/>
+          <w14:ligatures w14:val="none"/>
         </w:rPr>
         <w:footnoteReference w:id="11"/>
       </w:r>
@@ -5229,7 +5239,7 @@
           <w:color w:val="000000"/>
           <w:kern w:val="0"/>
           <w:lang w:eastAsia="es-PE"/>
-          <ns2:ligatures ns2:val="none"/>
+          <w14:ligatures w14:val="none"/>
         </w:rPr>
         <w:t>, faculta a la Comisión a calificar las infracciones de la referida norma como leves, graves o muy graves e imponer sanciones que van desde una amonestación hasta una multa por un máximo de 450 Unidades Impositivas Tributarias, sin perjuicio de las medidas correctivas, reparadoras y complementarias, que puedan ordenarse de acuerdo a lo estipulado en los artículos 114</w:t>
       </w:r>
@@ -5239,7 +5249,7 @@
           <w:color w:val="000000"/>
           <w:kern w:val="0"/>
           <w:lang w:eastAsia="es-PE"/>
-          <ns2:ligatures ns2:val="none"/>
+          <w14:ligatures w14:val="none"/>
         </w:rPr>
         <w:t/>
       </w:r>
@@ -5249,7 +5259,7 @@
           <w:color w:val="000000"/>
           <w:kern w:val="0"/>
           <w:lang w:eastAsia="es-PE"/>
-          <ns2:ligatures ns2:val="none"/>
+          <w14:ligatures w14:val="none"/>
         </w:rPr>
         <w:t>, 115</w:t>
       </w:r>
@@ -5259,7 +5269,7 @@
           <w:color w:val="000000"/>
           <w:kern w:val="0"/>
           <w:lang w:eastAsia="es-PE"/>
-          <ns2:ligatures ns2:val="none"/>
+          <w14:ligatures w14:val="none"/>
         </w:rPr>
         <w:t/>
       </w:r>
@@ -5269,7 +5279,7 @@
           <w:color w:val="000000"/>
           <w:kern w:val="0"/>
           <w:lang w:eastAsia="es-PE"/>
-          <ns2:ligatures ns2:val="none"/>
+          <w14:ligatures w14:val="none"/>
         </w:rPr>
         <w:t xml:space="preserve"> y 116</w:t>
       </w:r>
@@ -5279,7 +5289,7 @@
           <w:color w:val="000000"/>
           <w:kern w:val="0"/>
           <w:lang w:eastAsia="es-PE"/>
-          <ns2:ligatures ns2:val="none"/>
+          <w14:ligatures w14:val="none"/>
         </w:rPr>
         <w:t/>
       </w:r>
@@ -5289,7 +5299,7 @@
           <w:color w:val="000000"/>
           <w:kern w:val="0"/>
           <w:lang w:eastAsia="es-PE"/>
-          <ns2:ligatures ns2:val="none"/>
+          <w14:ligatures w14:val="none"/>
         </w:rPr>
         <w:t xml:space="preserve"> de la referida norma</w:t>
       </w:r>
@@ -5301,7 +5311,7 @@
           <w:kern w:val="0"/>
           <w:vertAlign w:val="superscript"/>
           <w:lang w:eastAsia="es-PE"/>
-          <ns2:ligatures ns2:val="none"/>
+          <w14:ligatures w14:val="none"/>
         </w:rPr>
         <w:footnoteReference w:id="12"/>
       </w:r>
@@ -5311,7 +5321,7 @@
           <w:color w:val="000000"/>
           <w:kern w:val="0"/>
           <w:lang w:eastAsia="es-PE"/>
-          <ns2:ligatures ns2:val="none"/>
+          <w14:ligatures w14:val="none"/>
         </w:rPr>
         <w:t xml:space="preserve">. </w:t>
       </w:r>
@@ -5322,7 +5332,7 @@
           <w:color w:val="000000"/>
           <w:kern w:val="0"/>
           <w:lang w:eastAsia="es-PE"/>
-          <ns2:ligatures ns2:val="none"/>
+          <w14:ligatures w14:val="none"/>
         </w:rPr>
         <w:lastRenderedPageBreak/>
         <w:t>Asimismo, se consideran circunstancias atenuantes para la graduación de la sanción, el allanamiento de la denuncia o el reconocimiento de las pretensiones en ella contenidas, de acuerdo con el artículo 112</w:t>
@@ -5333,7 +5343,7 @@
           <w:color w:val="000000"/>
           <w:kern w:val="0"/>
           <w:lang w:eastAsia="es-PE"/>
-          <ns2:ligatures ns2:val="none"/>
+          <w14:ligatures w14:val="none"/>
         </w:rPr>
         <w:t/>
       </w:r>
@@ -5343,7 +5353,7 @@
           <w:color w:val="000000"/>
           <w:kern w:val="0"/>
           <w:lang w:eastAsia="es-PE"/>
-          <ns2:ligatures ns2:val="none"/>
+          <w14:ligatures w14:val="none"/>
         </w:rPr>
         <w:t xml:space="preserve"> del Código</w:t>
       </w:r>
@@ -5355,7 +5365,7 @@
           <w:kern w:val="0"/>
           <w:vertAlign w:val="superscript"/>
           <w:lang w:eastAsia="es-PE"/>
-          <ns2:ligatures ns2:val="none"/>
+          <w14:ligatures w14:val="none"/>
         </w:rPr>
         <w:footnoteReference w:id="13"/>
       </w:r>
@@ -5365,12 +5375,12 @@
           <w:color w:val="000000"/>
           <w:kern w:val="0"/>
           <w:lang w:eastAsia="es-PE"/>
-          <ns2:ligatures ns2:val="none"/>
+          <w14:ligatures w14:val="none"/>
         </w:rPr>
         <w:t>.</w:t>
       </w:r>
     </w:p>
-    <w:p ns2:paraId="7A5236A4" ns2:textId="77777777">
+    <w:p>
       <w:pPr>
         <w:shd w:val="clear" w:color="auto" w:fill="FFFFFF"/>
         <w:spacing w:after="0" w:line="240" w:lineRule="auto"/>
@@ -5381,11 +5391,11 @@
           <w:color w:val="000000"/>
           <w:kern w:val="0"/>
           <w:lang w:eastAsia="es-PE"/>
-          <ns2:ligatures ns2:val="none"/>
-        </w:rPr>
-      </w:pPr>
-    </w:p>
-    <w:p ns2:paraId="3F071DDA" ns2:textId="77777777">
+          <w14:ligatures w14:val="none"/>
+        </w:rPr>
+      </w:pPr>
+    </w:p>
+    <w:p>
       <w:pPr>
         <w:shd w:val="clear" w:color="auto" w:fill="FFFFFF"/>
         <w:spacing w:after="0" w:line="240" w:lineRule="auto"/>
@@ -5395,7 +5405,7 @@
           <w:color w:val="000000"/>
           <w:kern w:val="0"/>
           <w:lang w:eastAsia="es-PE"/>
-          <ns2:ligatures ns2:val="none"/>
+          <w14:ligatures w14:val="none"/>
         </w:rPr>
       </w:pPr>
       <w:r>
@@ -5404,7 +5414,7 @@
           <w:b/>
           <w:bCs/>
           <w:kern w:val="0"/>
-          <ns2:ligatures ns2:val="none"/>
+          <w14:ligatures w14:val="none"/>
         </w:rPr>
         <w:t>OCTAVO</w:t>
       </w:r>
@@ -5415,7 +5425,7 @@
           <w:color w:val="000000"/>
           <w:kern w:val="0"/>
           <w:lang w:eastAsia="es-PE"/>
-          <ns2:ligatures ns2:val="none"/>
+          <w14:ligatures w14:val="none"/>
         </w:rPr>
         <w:t>:</w:t>
       </w:r>
@@ -5425,7 +5435,7 @@
           <w:color w:val="000000"/>
           <w:kern w:val="0"/>
           <w:lang w:eastAsia="es-PE"/>
-          <ns2:ligatures ns2:val="none"/>
+          <w14:ligatures w14:val="none"/>
         </w:rPr>
         <w:t xml:space="preserve"> informar a las partes que conforme a lo establecido en el artículo 39</w:t>
       </w:r>
@@ -5435,7 +5445,7 @@
           <w:color w:val="000000"/>
           <w:kern w:val="0"/>
           <w:lang w:eastAsia="es-PE"/>
-          <ns2:ligatures ns2:val="none"/>
+          <w14:ligatures w14:val="none"/>
         </w:rPr>
         <w:t/>
       </w:r>
@@ -5445,12 +5455,12 @@
           <w:color w:val="000000"/>
           <w:kern w:val="0"/>
           <w:lang w:eastAsia="es-PE"/>
-          <ns2:ligatures ns2:val="none"/>
+          <w14:ligatures w14:val="none"/>
         </w:rPr>
         <w:t xml:space="preserve"> de la Ley sobre Facultades, Normas y Organización del Indecopi, aprobada por Decreto Legislativo 807, los gastos por los peritajes realizados, actuación de pruebas, inspecciones y otros derivados de la tramitación del proceso serán de cargo de la parte que solicita la prueba, salvo pacto en contrario. En todos los casos, la resolución final determinará si los gastos deben ser asumidos por alguna de las partes, o reembolsados a la otra parte o al Indecopi, según sea el caso, de manera adicional a la sanción que haya podido imponerse. </w:t>
       </w:r>
     </w:p>
-    <w:p ns2:paraId="0F10F9CF" ns2:textId="77777777">
+    <w:p>
       <w:pPr>
         <w:shd w:val="clear" w:color="auto" w:fill="FFFFFF"/>
         <w:spacing w:after="0" w:line="240" w:lineRule="auto"/>
@@ -5460,11 +5470,11 @@
           <w:color w:val="000000"/>
           <w:kern w:val="0"/>
           <w:lang w:eastAsia="es-PE"/>
-          <ns2:ligatures ns2:val="none"/>
-        </w:rPr>
-      </w:pPr>
-    </w:p>
-    <w:p ns2:paraId="194C23DD" ns2:textId="77777777">
+          <w14:ligatures w14:val="none"/>
+        </w:rPr>
+      </w:pPr>
+    </w:p>
+    <w:p>
       <w:pPr>
         <w:suppressAutoHyphens/>
         <w:spacing w:after="0" w:line="240" w:lineRule="auto"/>
@@ -5473,7 +5483,7 @@
           <w:rFonts w:ascii="Arial Narrow" w:eastAsia="Calibri" w:hAnsi="Arial Narrow" w:cs="Arial"/>
           <w:kern w:val="0"/>
           <w:u w:val="single"/>
-          <ns2:ligatures ns2:val="none"/>
+          <w14:ligatures w14:val="none"/>
         </w:rPr>
       </w:pPr>
       <w:r>
@@ -5483,7 +5493,7 @@
           <w:color w:val="000000"/>
           <w:kern w:val="0"/>
           <w:lang w:eastAsia="es-PE"/>
-          <ns2:ligatures ns2:val="none"/>
+          <w14:ligatures w14:val="none"/>
         </w:rPr>
         <w:t>NOVENO</w:t>
       </w:r>
@@ -5492,7 +5502,7 @@
           <w:rFonts w:ascii="Arial Narrow" w:eastAsia="Calibri" w:hAnsi="Arial Narrow" w:cs="Arial"/>
           <w:b/>
           <w:kern w:val="0"/>
-          <ns2:ligatures ns2:val="none"/>
+          <w14:ligatures w14:val="none"/>
         </w:rPr>
         <w:t>:</w:t>
       </w:r>
@@ -5500,7 +5510,7 @@
         <w:rPr>
           <w:rFonts w:ascii="Arial Narrow" w:eastAsia="Calibri" w:hAnsi="Arial Narrow" w:cs="Arial"/>
           <w:kern w:val="0"/>
-          <ns2:ligatures ns2:val="none"/>
+          <w14:ligatures w14:val="none"/>
         </w:rPr>
         <w:t xml:space="preserve"> comunicar a las partes que, </w:t>
       </w:r>
@@ -5509,7 +5519,7 @@
         <w:rPr>
           <w:rFonts w:ascii="Arial Narrow" w:eastAsia="Calibri" w:hAnsi="Arial Narrow" w:cs="Arial"/>
           <w:kern w:val="0"/>
-          <ns2:ligatures ns2:val="none"/>
+          <w14:ligatures w14:val="none"/>
         </w:rPr>
         <w:t>de acuerdo a</w:t>
       </w:r>
@@ -5518,7 +5528,7 @@
         <w:rPr>
           <w:rFonts w:ascii="Arial Narrow" w:eastAsia="Calibri" w:hAnsi="Arial Narrow" w:cs="Arial"/>
           <w:kern w:val="0"/>
-          <ns2:ligatures ns2:val="none"/>
+          <w14:ligatures w14:val="none"/>
         </w:rPr>
         <w:t xml:space="preserve"> lo señalado por el artículo 29</w:t>
       </w:r>
@@ -5528,7 +5538,7 @@
           <w:color w:val="000000"/>
           <w:kern w:val="0"/>
           <w:lang w:eastAsia="es-PE"/>
-          <ns2:ligatures ns2:val="none"/>
+          <w14:ligatures w14:val="none"/>
         </w:rPr>
         <w:t/>
       </w:r>
@@ -5536,7 +5546,7 @@
         <w:rPr>
           <w:rFonts w:ascii="Arial Narrow" w:eastAsia="Calibri" w:hAnsi="Arial Narrow" w:cs="Arial"/>
           <w:kern w:val="0"/>
-          <ns2:ligatures ns2:val="none"/>
+          <w14:ligatures w14:val="none"/>
         </w:rPr>
         <w:t xml:space="preserve"> del Decreto Legislativo 807</w:t>
       </w:r>
@@ -5546,7 +5556,7 @@
           <w:rFonts w:ascii="Arial Narrow" w:eastAsia="Calibri" w:hAnsi="Arial Narrow" w:cs="Arial"/>
           <w:kern w:val="0"/>
           <w:vertAlign w:val="superscript"/>
-          <ns2:ligatures ns2:val="none"/>
+          <w14:ligatures w14:val="none"/>
         </w:rPr>
         <w:footnoteReference w:id="14"/>
       </w:r>
@@ -5554,7 +5564,7 @@
         <w:rPr>
           <w:rFonts w:ascii="Arial Narrow" w:eastAsia="Calibri" w:hAnsi="Arial Narrow" w:cs="Arial"/>
           <w:kern w:val="0"/>
-          <ns2:ligatures ns2:val="none"/>
+          <w14:ligatures w14:val="none"/>
         </w:rPr>
         <w:t xml:space="preserve">, hasta antes de la emisión de la Resolución Final tienen la posibilidad de solicitar una audiencia de conciliación. En caso deleguen a favor de una tercera persona su actuación en la diligencia programada, esta deberá presentar un poder especial con firma legalizada ante Notario Público, donde conste </w:t>
       </w:r>
@@ -5563,7 +5573,7 @@
           <w:rFonts w:ascii="Arial Narrow" w:eastAsia="Calibri" w:hAnsi="Arial Narrow" w:cs="Arial"/>
           <w:kern w:val="0"/>
           <w:u w:val="single"/>
-          <ns2:ligatures ns2:val="none"/>
+          <w14:ligatures w14:val="none"/>
         </w:rPr>
         <w:lastRenderedPageBreak/>
         <w:t>expresamente su facultad para asistir y conciliar en su representación</w:t>
@@ -5573,7 +5583,7 @@
           <w:rFonts w:ascii="Arial Narrow" w:eastAsia="Calibri" w:hAnsi="Arial Narrow" w:cs="Arial"/>
           <w:bCs/>
           <w:kern w:val="0"/>
-          <ns2:ligatures ns2:val="none"/>
+          <w14:ligatures w14:val="none"/>
         </w:rPr>
         <w:t>.</w:t>
       </w:r>
@@ -5583,7 +5593,7 @@
           <w:b/>
           <w:bCs/>
           <w:kern w:val="0"/>
-          <ns2:ligatures ns2:val="none"/>
+          <w14:ligatures w14:val="none"/>
         </w:rPr>
         <w:t xml:space="preserve"> </w:t>
       </w:r>
@@ -5592,12 +5602,12 @@
           <w:rFonts w:ascii="Arial Narrow" w:eastAsia="Calibri" w:hAnsi="Arial Narrow" w:cs="Arial"/>
           <w:kern w:val="0"/>
           <w:u w:val="single"/>
-          <ns2:ligatures ns2:val="none"/>
+          <w14:ligatures w14:val="none"/>
         </w:rPr>
         <w:t xml:space="preserve">Ello bajo apercibimiento de no realizar la audiencia de conciliación y levantar el acta de inasistencia correspondiente. </w:t>
       </w:r>
     </w:p>
-    <w:p ns2:paraId="19088877" ns2:textId="77777777">
+    <w:p>
       <w:pPr>
         <w:suppressAutoHyphens/>
         <w:spacing w:after="0" w:line="240" w:lineRule="auto"/>
@@ -5606,11 +5616,11 @@
           <w:rFonts w:ascii="Arial Narrow" w:eastAsia="Calibri" w:hAnsi="Arial Narrow" w:cs="Arial"/>
           <w:kern w:val="0"/>
           <w:u w:val="single"/>
-          <ns2:ligatures ns2:val="none"/>
-        </w:rPr>
-      </w:pPr>
-    </w:p>
-    <w:p ns2:paraId="7767F307" ns2:textId="77777777">
+          <w14:ligatures w14:val="none"/>
+        </w:rPr>
+      </w:pPr>
+    </w:p>
+    <w:p>
       <w:pPr>
         <w:suppressAutoHyphens/>
         <w:spacing w:after="0" w:line="240" w:lineRule="auto"/>
@@ -5627,7 +5637,7 @@
           <w:b/>
           <w:spacing w:val="-3"/>
           <w:kern w:val="0"/>
-          <ns2:ligatures ns2:val="none"/>
+          <w14:ligatures w14:val="none"/>
         </w:rPr>
         <w:t>DÉCIMO</w:t>
       </w:r>
@@ -5638,7 +5648,7 @@
           <w:color w:val="000000"/>
           <w:kern w:val="0"/>
           <w:lang w:eastAsia="es-PE"/>
-          <ns2:ligatures ns2:val="none"/>
+          <w14:ligatures w14:val="none"/>
         </w:rPr>
         <w:t>:</w:t>
       </w:r>
@@ -5648,14 +5658,14 @@
           <w:color w:val="000000"/>
           <w:kern w:val="0"/>
           <w:lang w:eastAsia="es-PE"/>
-          <ns2:ligatures ns2:val="none"/>
+          <w14:ligatures w14:val="none"/>
         </w:rPr>
         <w:t xml:space="preserve"> poner en conocimiento de las partes que, antes de la emisión de la Resolución Final, tienen la posibilidad de formular su desistimiento o presentar el acuerdo arribado mediante la conciliación, mediación, transacción o cualquier otro que, de forma indubitable, deje constancia que se ha solucionado la controversia materia de denuncia.</w:t>
       </w:r>
       <w:bookmarkStart w:id="13" w:name="h.gjdgxs" w:colFirst="0" w:colLast="0"/>
       <w:bookmarkEnd w:id="13"/>
     </w:p>
-    <w:p ns2:paraId="69E33D6A" ns2:textId="77777777">
+    <w:p>
       <w:pPr>
         <w:suppressAutoHyphens/>
         <w:spacing w:after="0" w:line="240" w:lineRule="auto"/>
@@ -5665,11 +5675,11 @@
           <w:color w:val="000000"/>
           <w:kern w:val="0"/>
           <w:lang w:eastAsia="es-PE"/>
-          <ns2:ligatures ns2:val="none"/>
-        </w:rPr>
-      </w:pPr>
-    </w:p>
-    <w:p ns2:paraId="4DB7FEAC" ns2:textId="6E85BE2F">
+          <w14:ligatures w14:val="none"/>
+        </w:rPr>
+      </w:pPr>
+    </w:p>
+    <w:p>
       <w:pPr>
         <w:suppressAutoHyphens/>
         <w:spacing w:after="0" w:line="240" w:lineRule="auto"/>
@@ -5700,7 +5710,7 @@
           <w:b/>
           <w:spacing w:val="-3"/>
           <w:kern w:val="0"/>
-          <ns2:ligatures ns2:val="none"/>
+          <w14:ligatures w14:val="none"/>
         </w:rPr>
         <w:t/>
       </w:r>
@@ -5710,7 +5720,7 @@
           <w:bCs/>
           <w:spacing w:val="-3"/>
           <w:kern w:val="0"/>
-          <ns2:ligatures ns2:val="none"/>
+          <w14:ligatures w14:val="none"/>
         </w:rPr>
         <w:t xml:space="preserve"/>
       </w:r>
@@ -5720,7 +5730,7 @@
           <w:bCs/>
           <w:spacing w:val="-3"/>
           <w:kern w:val="0"/>
-          <ns2:ligatures ns2:val="none"/>
+          <w14:ligatures w14:val="none"/>
         </w:rPr>
         <w:t xml:space="preserve"/>
       </w:r>
@@ -5730,7 +5740,7 @@
           <w:bCs/>
           <w:spacing w:val="-3"/>
           <w:kern w:val="0"/>
-          <ns2:ligatures ns2:val="none"/>
+          <w14:ligatures w14:val="none"/>
         </w:rPr>
         <w:t/>
       </w:r>
@@ -5740,7 +5750,7 @@
           <w:bCs/>
           <w:spacing w:val="-3"/>
           <w:kern w:val="0"/>
-          <ns2:ligatures ns2:val="none"/>
+          <w14:ligatures w14:val="none"/>
         </w:rPr>
         <w:t xml:space="preserve"/>
       </w:r>
@@ -5751,7 +5761,7 @@
           <w:kern w:val="0"/>
           <w:shd w:val="clear" w:color="auto" w:fill="FFFFFF"/>
           <w:lang w:eastAsia="es-PE"/>
-          <ns2:ligatures ns2:val="none"/>
+          <w14:ligatures w14:val="none"/>
         </w:rPr>
         <w:t/>
       </w:r>
@@ -5762,7 +5772,7 @@
           <w:kern w:val="0"/>
           <w:shd w:val="clear" w:color="auto" w:fill="FFFFFF"/>
           <w:lang w:eastAsia="es-PE"/>
-          <ns2:ligatures ns2:val="none"/>
+          <w14:ligatures w14:val="none"/>
         </w:rPr>
         <w:t xml:space="preserve"/>
       </w:r>
@@ -5773,7 +5783,7 @@
           <w:kern w:val="0"/>
           <w:shd w:val="clear" w:color="auto" w:fill="FFFFFF"/>
           <w:lang w:eastAsia="es-PE"/>
-          <ns2:ligatures ns2:val="none"/>
+          <w14:ligatures w14:val="none"/>
         </w:rPr>
         <w:t xml:space="preserve"/>
       </w:r>
@@ -5895,7 +5905,7 @@
           <w:color w:val="000000"/>
           <w:kern w:val="0"/>
           <w:lang w:eastAsia="es-PE"/>
-          <ns2:ligatures ns2:val="none"/>
+          <w14:ligatures w14:val="none"/>
         </w:rPr>
         <w:t/>
       </w:r>
@@ -5926,7 +5936,7 @@
           <w:color w:val="000000"/>
           <w:kern w:val="0"/>
           <w:lang w:eastAsia="es-PE"/>
-          <ns2:ligatures ns2:val="none"/>
+          <w14:ligatures w14:val="none"/>
         </w:rPr>
         <w:t/>
       </w:r>
@@ -5952,7 +5962,7 @@
         <w:t/>
       </w:r>
     </w:p>
-    <w:p ns2:paraId="26B1ED4B" ns2:textId="77777777">
+    <w:p>
       <w:pPr>
         <w:suppressAutoHyphens/>
         <w:spacing w:after="0" w:line="240" w:lineRule="auto"/>
@@ -5962,7 +5972,7 @@
         </w:rPr>
       </w:pPr>
     </w:p>
-    <w:p ns2:paraId="12E923CD" ns2:textId="3EFA026E">
+    <w:p>
       <w:pPr>
         <w:suppressAutoHyphens/>
         <w:spacing w:line="240" w:lineRule="auto"/>
@@ -6014,64 +6024,64 @@
       </w:r>
     </w:p>
     <w:bookmarkEnd w:id="0"/>
-    <w:p ns2:paraId="6F8AFAC6" ns2:textId="77777777">
-      <w:pPr>
-        <w:spacing w:after="0" w:line="240" w:lineRule="auto"/>
-        <w:jc w:val="both"/>
-        <w:rPr>
-          <w:rFonts w:ascii="Arial Narrow" w:eastAsia="Arial Narrow" w:hAnsi="Arial Narrow" w:cs="Arial Narrow"/>
-          <w:b/>
-          <w:color w:val="000000"/>
-          <w:kern w:val="0"/>
-          <w:lang w:eastAsia="es-PE"/>
-          <ns2:ligatures ns2:val="none"/>
-        </w:rPr>
-      </w:pPr>
-    </w:p>
-    <w:p ns2:paraId="5BECE2A9" ns2:textId="77777777">
-      <w:pPr>
-        <w:spacing w:after="0" w:line="240" w:lineRule="auto"/>
-        <w:jc w:val="both"/>
-        <w:rPr>
-          <w:rFonts w:ascii="Arial Narrow" w:eastAsia="Arial Narrow" w:hAnsi="Arial Narrow" w:cs="Arial Narrow"/>
-          <w:b/>
-          <w:color w:val="000000"/>
-          <w:kern w:val="0"/>
-          <w:lang w:eastAsia="es-PE"/>
-          <ns2:ligatures ns2:val="none"/>
-        </w:rPr>
-      </w:pPr>
-    </w:p>
-    <w:p ns2:paraId="3B11AD55" ns2:textId="77777777">
-      <w:pPr>
-        <w:spacing w:after="0" w:line="240" w:lineRule="auto"/>
-        <w:jc w:val="both"/>
-        <w:rPr>
-          <w:rFonts w:ascii="Arial Narrow" w:eastAsia="Arial Narrow" w:hAnsi="Arial Narrow" w:cs="Arial Narrow"/>
-          <w:b/>
-          <w:color w:val="000000"/>
-          <w:kern w:val="0"/>
-          <w:lang w:eastAsia="es-PE"/>
-          <ns2:ligatures ns2:val="none"/>
-        </w:rPr>
-      </w:pPr>
-    </w:p>
-    <w:p ns2:paraId="5290426A" ns2:textId="77777777">
-      <w:pPr>
-        <w:spacing w:after="0" w:line="240" w:lineRule="auto"/>
-        <w:jc w:val="both"/>
-        <w:rPr>
-          <w:rFonts w:ascii="Arial Narrow" w:eastAsia="Arial Narrow" w:hAnsi="Arial Narrow" w:cs="Arial Narrow"/>
-          <w:b/>
-          <w:color w:val="000000"/>
-          <w:kern w:val="0"/>
-          <w:lang w:eastAsia="es-PE"/>
-          <ns2:ligatures ns2:val="none"/>
+    <w:p>
+      <w:pPr>
+        <w:spacing w:after="0" w:line="240" w:lineRule="auto"/>
+        <w:jc w:val="both"/>
+        <w:rPr>
+          <w:rFonts w:ascii="Arial Narrow" w:eastAsia="Arial Narrow" w:hAnsi="Arial Narrow" w:cs="Arial Narrow"/>
+          <w:b/>
+          <w:color w:val="000000"/>
+          <w:kern w:val="0"/>
+          <w:lang w:eastAsia="es-PE"/>
+          <w14:ligatures w14:val="none"/>
+        </w:rPr>
+      </w:pPr>
+    </w:p>
+    <w:p>
+      <w:pPr>
+        <w:spacing w:after="0" w:line="240" w:lineRule="auto"/>
+        <w:jc w:val="both"/>
+        <w:rPr>
+          <w:rFonts w:ascii="Arial Narrow" w:eastAsia="Arial Narrow" w:hAnsi="Arial Narrow" w:cs="Arial Narrow"/>
+          <w:b/>
+          <w:color w:val="000000"/>
+          <w:kern w:val="0"/>
+          <w:lang w:eastAsia="es-PE"/>
+          <w14:ligatures w14:val="none"/>
+        </w:rPr>
+      </w:pPr>
+    </w:p>
+    <w:p>
+      <w:pPr>
+        <w:spacing w:after="0" w:line="240" w:lineRule="auto"/>
+        <w:jc w:val="both"/>
+        <w:rPr>
+          <w:rFonts w:ascii="Arial Narrow" w:eastAsia="Arial Narrow" w:hAnsi="Arial Narrow" w:cs="Arial Narrow"/>
+          <w:b/>
+          <w:color w:val="000000"/>
+          <w:kern w:val="0"/>
+          <w:lang w:eastAsia="es-PE"/>
+          <w14:ligatures w14:val="none"/>
+        </w:rPr>
+      </w:pPr>
+    </w:p>
+    <w:p>
+      <w:pPr>
+        <w:spacing w:after="0" w:line="240" w:lineRule="auto"/>
+        <w:jc w:val="both"/>
+        <w:rPr>
+          <w:rFonts w:ascii="Arial Narrow" w:eastAsia="Arial Narrow" w:hAnsi="Arial Narrow" w:cs="Arial Narrow"/>
+          <w:b/>
+          <w:color w:val="000000"/>
+          <w:kern w:val="0"/>
+          <w:lang w:eastAsia="es-PE"/>
+          <w14:ligatures w14:val="none"/>
         </w:rPr>
       </w:pPr>
       <w:bookmarkStart w:id="15" w:name="_Hlk218074855"/>
     </w:p>
-    <w:p ns2:paraId="110978A9" ns2:textId="13EC8E21">
+    <w:p>
       <w:pPr>
         <w:spacing w:after="0" w:line="240" w:lineRule="auto"/>
         <w:jc w:val="center"/>
@@ -6079,7 +6089,7 @@
           <w:rFonts w:ascii="Arial Narrow" w:eastAsia="Calibri" w:hAnsi="Arial Narrow" w:cs="Arial"/>
           <w:color w:val="000000"/>
           <w:kern w:val="0"/>
-          <ns2:ligatures ns2:val="none"/>
+          <w14:ligatures w14:val="none"/>
         </w:rPr>
       </w:pPr>
       <w:r>
@@ -6087,12 +6097,12 @@
           <w:rFonts w:ascii="Arial Narrow" w:eastAsia="Calibri" w:hAnsi="Arial Narrow" w:cs="Arial"/>
           <w:color w:val="000000"/>
           <w:kern w:val="0"/>
-          <ns2:ligatures ns2:val="none"/>
+          <w14:ligatures w14:val="none"/>
         </w:rPr>
         <w:t>Firmado digitalmente por</w:t>
       </w:r>
     </w:p>
-    <w:p ns2:paraId="61B83DDD" ns2:textId="3F3FE38D">
+    <w:p>
       <w:pPr>
         <w:spacing w:after="0" w:line="240" w:lineRule="auto"/>
         <w:jc w:val="center"/>
@@ -6102,7 +6112,7 @@
           <w:bCs/>
           <w:color w:val="000000"/>
           <w:kern w:val="0"/>
-          <ns2:ligatures ns2:val="none"/>
+          <w14:ligatures w14:val="none"/>
         </w:rPr>
       </w:pPr>
       <w:r>
@@ -6112,12 +6122,12 @@
           <w:bCs/>
           <w:color w:val="000000"/>
           <w:kern w:val="0"/>
-          <ns2:ligatures ns2:val="none"/>
+          <w14:ligatures w14:val="none"/>
         </w:rPr>
         <w:t>EVELING ROA QUISPE</w:t>
       </w:r>
     </w:p>
-    <w:p ns2:paraId="742A30B5" ns2:textId="77777777">
+    <w:p>
       <w:pPr>
         <w:spacing w:after="0" w:line="240" w:lineRule="auto"/>
         <w:jc w:val="center"/>
@@ -6127,7 +6137,7 @@
           <w:bCs/>
           <w:color w:val="000000"/>
           <w:kern w:val="0"/>
-          <ns2:ligatures ns2:val="none"/>
+          <w14:ligatures w14:val="none"/>
         </w:rPr>
       </w:pPr>
       <w:r>
@@ -6137,12 +6147,12 @@
           <w:bCs/>
           <w:color w:val="000000"/>
           <w:kern w:val="0"/>
-          <ns2:ligatures ns2:val="none"/>
+          <w14:ligatures w14:val="none"/>
         </w:rPr>
         <w:t>Secretaria Técnica</w:t>
       </w:r>
     </w:p>
-    <w:p ns2:paraId="119B7F66" ns2:textId="77777777">
+    <w:p>
       <w:pPr>
         <w:spacing w:after="0" w:line="240" w:lineRule="auto"/>
         <w:jc w:val="center"/>
@@ -6152,7 +6162,7 @@
           <w:bCs/>
           <w:color w:val="000000"/>
           <w:kern w:val="0"/>
-          <ns2:ligatures ns2:val="none"/>
+          <w14:ligatures w14:val="none"/>
         </w:rPr>
       </w:pPr>
       <w:r>
@@ -6162,26 +6172,26 @@
           <w:bCs/>
           <w:color w:val="000000"/>
           <w:kern w:val="0"/>
-          <ns2:ligatures ns2:val="none"/>
+          <w14:ligatures w14:val="none"/>
         </w:rPr>
         <w:t>Comisión de Protección al Consumidor 1</w:t>
       </w:r>
     </w:p>
-    <w:p ns2:paraId="15733869" ns2:textId="77777777">
-      <w:pPr>
-        <w:spacing w:after="0" w:line="240" w:lineRule="auto"/>
-        <w:jc w:val="both"/>
-        <w:rPr>
-          <w:rFonts w:ascii="Arial Narrow" w:eastAsia="Arial Narrow" w:hAnsi="Arial Narrow" w:cs="Arial Narrow"/>
-          <w:b/>
-          <w:color w:val="000000"/>
-          <w:kern w:val="0"/>
-          <w:lang w:eastAsia="es-PE"/>
-          <ns2:ligatures ns2:val="none"/>
-        </w:rPr>
-      </w:pPr>
-    </w:p>
-    <w:p ns2:paraId="68107EE2" ns2:textId="34017027">
+    <w:p>
+      <w:pPr>
+        <w:spacing w:after="0" w:line="240" w:lineRule="auto"/>
+        <w:jc w:val="both"/>
+        <w:rPr>
+          <w:rFonts w:ascii="Arial Narrow" w:eastAsia="Arial Narrow" w:hAnsi="Arial Narrow" w:cs="Arial Narrow"/>
+          <w:b/>
+          <w:color w:val="000000"/>
+          <w:kern w:val="0"/>
+          <w:lang w:eastAsia="es-PE"/>
+          <w14:ligatures w14:val="none"/>
+        </w:rPr>
+      </w:pPr>
+    </w:p>
+    <w:p>
       <w:pPr>
         <w:spacing w:after="0" w:line="240" w:lineRule="auto"/>
         <w:jc w:val="both"/>
@@ -6199,15 +6209,15 @@
           <w:sz w:val="16"/>
           <w:szCs w:val="16"/>
           <w:lang w:eastAsia="es-PE"/>
-          <ns2:ligatures ns2:val="none"/>
+          <w14:ligatures w14:val="none"/>
         </w:rPr>
         <w:t>LSM/JCQ</w:t>
       </w:r>
       <w:bookmarkEnd w:id="15"/>
     </w:p>
     <w:sectPr>
-      <w:headerReference w:type="default" ns3:id="rId8"/>
-      <w:footerReference w:type="default" ns3:id="rId9"/>
+      <w:headerReference w:type="default" r:id="rId8"/>
+      <w:footerReference w:type="default" r:id="rId9"/>
       <w:pgSz w:w="11906" w:h="16838"/>
       <w:pgMar w:top="1417" w:right="1701" w:bottom="1417" w:left="1701" w:header="708" w:footer="708" w:gutter="0"/>
       <w:cols w:space="708"/>
@@ -6218,7 +6228,7 @@
 </file>
 
 <file path=word/endnotes.xml><?xml version="1.0" encoding="utf-8"?>
-<w:endnotes xmlns:wpc="http://schemas.microsoft.com/office/word/2010/wordprocessingCanvas" xmlns:cx="http://schemas.microsoft.com/office/drawing/2014/chartex" xmlns:cx1="http://schemas.microsoft.com/office/drawing/2015/9/8/chartex" xmlns:cx2="http://schemas.microsoft.com/office/drawing/2015/10/21/chartex" xmlns:cx3="http://schemas.microsoft.com/office/drawing/2016/5/9/chartex" xmlns:cx4="http://schemas.microsoft.com/office/drawing/2016/5/10/chartex" xmlns:cx5="http://schemas.microsoft.com/office/drawing/2016/5/11/chartex" xmlns:cx6="http://schemas.microsoft.com/office/drawing/2016/5/12/chartex" xmlns:cx7="http://schemas.microsoft.com/office/drawing/2016/5/13/chartex" xmlns:cx8="http://schemas.microsoft.com/office/drawing/2016/5/14/chartex" xmlns:mc="http://schemas.openxmlformats.org/markup-compatibility/2006" xmlns:aink="http://schemas.microsoft.com/office/drawing/2016/ink" xmlns:am3d="http://schemas.microsoft.com/office/drawing/2017/model3d" xmlns:o="urn:schemas-microsoft-com:office:office" xmlns:oel="http://schemas.microsoft.com/office/2019/extlst" xmlns:r="http://schemas.openxmlformats.org/officeDocument/2006/relationships" xmlns:m="http://schemas.openxmlformats.org/officeDocument/2006/math" xmlns:v="urn:schemas-microsoft-com:vml" xmlns:wp14="http://schemas.microsoft.com/office/word/2010/wordprocessingDrawing" xmlns:wp="http://schemas.openxmlformats.org/drawingml/2006/wordprocessingDrawing" xmlns:w10="urn:schemas-microsoft-com:office:word" xmlns:w="http://schemas.openxmlformats.org/wordprocessingml/2006/main" xmlns:w14="http://schemas.microsoft.com/office/word/2010/wordml" xmlns:w15="http://schemas.microsoft.com/office/word/2012/wordml" xmlns:w16cex="http://schemas.microsoft.com/office/word/2018/wordml/cex" xmlns:w16cid="http://schemas.microsoft.com/office/word/2016/wordml/cid" xmlns:w16="http://schemas.microsoft.com/office/word/2018/wordml" xmlns:w16du="http://schemas.microsoft.com/office/word/2023/wordml/word16du" xmlns:w16sdtdh="http://schemas.microsoft.com/office/word/2020/wordml/sdtdatahash" xmlns:w16sdtfl="http://schemas.microsoft.com/office/word/2024/wordml/sdtformatlock" xmlns:w16se="http://schemas.microsoft.com/office/word/2015/wordml/symex" xmlns:wpg="http://schemas.microsoft.com/office/word/2010/wordprocessingGroup" xmlns:wpi="http://schemas.microsoft.com/office/word/2010/wordprocessingInk" xmlns:wne="http://schemas.microsoft.com/office/word/2006/wordml" xmlns:wps="http://schemas.microsoft.com/office/word/2010/wordprocessingShape" mc:Ignorable="w14 w15 w16se w16cid w16 w16cex w16sdtdh w16sdtfl w16du wp14">
+<w:endnotes xmlns:mc="http://schemas.openxmlformats.org/markup-compatibility/2006" xmlns:r="http://schemas.openxmlformats.org/officeDocument/2006/relationships" xmlns:w="http://schemas.openxmlformats.org/wordprocessingml/2006/main" xmlns:w14="http://schemas.microsoft.com/office/word/2010/wordml" xmlns:w15="http://schemas.microsoft.com/office/word/2012/wordml" xmlns:w16="http://schemas.microsoft.com/office/word/2018/wordml" xmlns:w16cex="http://schemas.microsoft.com/office/word/2018/wordml/cex" xmlns:w16cid="http://schemas.microsoft.com/office/word/2016/wordml/cid" xmlns:w16du="http://schemas.microsoft.com/office/word/2023/wordml/word16du" xmlns:w16sdtdh="http://schemas.microsoft.com/office/word/2020/wordml/sdtdatahash" xmlns:w16se="http://schemas.microsoft.com/office/word/2015/wordml/symex" xmlns:wp14="http://schemas.microsoft.com/office/word/2010/wordprocessingDrawing" mc:Ignorable="w14 w15 w16se w16cid w16 w16cex w16sdtdh w16du wp14">
   <w:endnote w:type="separator" w:id="-1">
     <w:p>
       <w:pPr>
@@ -6243,7 +6253,7 @@
 </file>
 
 <file path=word/footer1.xml><?xml version="1.0" encoding="utf-8"?>
-<w:ftr xmlns:wpc="http://schemas.microsoft.com/office/word/2010/wordprocessingCanvas" xmlns:cx="http://schemas.microsoft.com/office/drawing/2014/chartex" xmlns:cx1="http://schemas.microsoft.com/office/drawing/2015/9/8/chartex" xmlns:cx2="http://schemas.microsoft.com/office/drawing/2015/10/21/chartex" xmlns:cx3="http://schemas.microsoft.com/office/drawing/2016/5/9/chartex" xmlns:cx4="http://schemas.microsoft.com/office/drawing/2016/5/10/chartex" xmlns:cx5="http://schemas.microsoft.com/office/drawing/2016/5/11/chartex" xmlns:cx6="http://schemas.microsoft.com/office/drawing/2016/5/12/chartex" xmlns:cx7="http://schemas.microsoft.com/office/drawing/2016/5/13/chartex" xmlns:cx8="http://schemas.microsoft.com/office/drawing/2016/5/14/chartex" xmlns:mc="http://schemas.openxmlformats.org/markup-compatibility/2006" xmlns:aink="http://schemas.microsoft.com/office/drawing/2016/ink" xmlns:am3d="http://schemas.microsoft.com/office/drawing/2017/model3d" xmlns:o="urn:schemas-microsoft-com:office:office" xmlns:oel="http://schemas.microsoft.com/office/2019/extlst" xmlns:r="http://schemas.openxmlformats.org/officeDocument/2006/relationships" xmlns:m="http://schemas.openxmlformats.org/officeDocument/2006/math" xmlns:v="urn:schemas-microsoft-com:vml" xmlns:wp14="http://schemas.microsoft.com/office/word/2010/wordprocessingDrawing" xmlns:wp="http://schemas.openxmlformats.org/drawingml/2006/wordprocessingDrawing" xmlns:w10="urn:schemas-microsoft-com:office:word" xmlns:w="http://schemas.openxmlformats.org/wordprocessingml/2006/main" xmlns:w14="http://schemas.microsoft.com/office/word/2010/wordml" xmlns:w15="http://schemas.microsoft.com/office/word/2012/wordml" xmlns:w16cex="http://schemas.microsoft.com/office/word/2018/wordml/cex" xmlns:w16cid="http://schemas.microsoft.com/office/word/2016/wordml/cid" xmlns:w16="http://schemas.microsoft.com/office/word/2018/wordml" xmlns:w16du="http://schemas.microsoft.com/office/word/2023/wordml/word16du" xmlns:w16sdtdh="http://schemas.microsoft.com/office/word/2020/wordml/sdtdatahash" xmlns:w16sdtfl="http://schemas.microsoft.com/office/word/2024/wordml/sdtformatlock" xmlns:w16se="http://schemas.microsoft.com/office/word/2015/wordml/symex" xmlns:wpg="http://schemas.microsoft.com/office/word/2010/wordprocessingGroup" xmlns:wpi="http://schemas.microsoft.com/office/word/2010/wordprocessingInk" xmlns:wne="http://schemas.microsoft.com/office/word/2006/wordml" xmlns:wps="http://schemas.microsoft.com/office/word/2010/wordprocessingShape" mc:Ignorable="w14 w15 w16se w16cid w16 w16cex w16sdtdh w16sdtfl w16du wp14">
+<w:ftr xmlns:mc="http://schemas.openxmlformats.org/markup-compatibility/2006" xmlns:r="http://schemas.openxmlformats.org/officeDocument/2006/relationships" xmlns:w="http://schemas.openxmlformats.org/wordprocessingml/2006/main" xmlns:w14="http://schemas.microsoft.com/office/word/2010/wordml" xmlns:w15="http://schemas.microsoft.com/office/word/2012/wordml" xmlns:w16="http://schemas.microsoft.com/office/word/2018/wordml" xmlns:w16cex="http://schemas.microsoft.com/office/word/2018/wordml/cex" xmlns:w16cid="http://schemas.microsoft.com/office/word/2016/wordml/cid" xmlns:w16du="http://schemas.microsoft.com/office/word/2023/wordml/word16du" xmlns:w16sdtdh="http://schemas.microsoft.com/office/word/2020/wordml/sdtdatahash" xmlns:w16se="http://schemas.microsoft.com/office/word/2015/wordml/symex" xmlns:wp14="http://schemas.microsoft.com/office/word/2010/wordprocessingDrawing" mc:Ignorable="w14 w15 w16se w16cid w16 w16cex w16sdtdh w16du wp14">
   <w:p>
     <w:pPr>
       <w:pBdr>
@@ -6322,7 +6332,7 @@
 </file>
 
 <file path=word/footnotes.xml><?xml version="1.0" encoding="utf-8"?>
-<w:footnotes xmlns:wpc="http://schemas.microsoft.com/office/word/2010/wordprocessingCanvas" xmlns:cx="http://schemas.microsoft.com/office/drawing/2014/chartex" xmlns:cx1="http://schemas.microsoft.com/office/drawing/2015/9/8/chartex" xmlns:cx2="http://schemas.microsoft.com/office/drawing/2015/10/21/chartex" xmlns:cx3="http://schemas.microsoft.com/office/drawing/2016/5/9/chartex" xmlns:cx4="http://schemas.microsoft.com/office/drawing/2016/5/10/chartex" xmlns:cx5="http://schemas.microsoft.com/office/drawing/2016/5/11/chartex" xmlns:cx6="http://schemas.microsoft.com/office/drawing/2016/5/12/chartex" xmlns:cx7="http://schemas.microsoft.com/office/drawing/2016/5/13/chartex" xmlns:cx8="http://schemas.microsoft.com/office/drawing/2016/5/14/chartex" xmlns:mc="http://schemas.openxmlformats.org/markup-compatibility/2006" xmlns:aink="http://schemas.microsoft.com/office/drawing/2016/ink" xmlns:am3d="http://schemas.microsoft.com/office/drawing/2017/model3d" xmlns:o="urn:schemas-microsoft-com:office:office" xmlns:oel="http://schemas.microsoft.com/office/2019/extlst" xmlns:r="http://schemas.openxmlformats.org/officeDocument/2006/relationships" xmlns:m="http://schemas.openxmlformats.org/officeDocument/2006/math" xmlns:v="urn:schemas-microsoft-com:vml" xmlns:wp14="http://schemas.microsoft.com/office/word/2010/wordprocessingDrawing" xmlns:wp="http://schemas.openxmlformats.org/drawingml/2006/wordprocessingDrawing" xmlns:w10="urn:schemas-microsoft-com:office:word" xmlns:w="http://schemas.openxmlformats.org/wordprocessingml/2006/main" xmlns:w14="http://schemas.microsoft.com/office/word/2010/wordml" xmlns:w15="http://schemas.microsoft.com/office/word/2012/wordml" xmlns:w16cex="http://schemas.microsoft.com/office/word/2018/wordml/cex" xmlns:w16cid="http://schemas.microsoft.com/office/word/2016/wordml/cid" xmlns:w16="http://schemas.microsoft.com/office/word/2018/wordml" xmlns:w16du="http://schemas.microsoft.com/office/word/2023/wordml/word16du" xmlns:w16sdtdh="http://schemas.microsoft.com/office/word/2020/wordml/sdtdatahash" xmlns:w16sdtfl="http://schemas.microsoft.com/office/word/2024/wordml/sdtformatlock" xmlns:w16se="http://schemas.microsoft.com/office/word/2015/wordml/symex" xmlns:wpg="http://schemas.microsoft.com/office/word/2010/wordprocessingGroup" xmlns:wpi="http://schemas.microsoft.com/office/word/2010/wordprocessingInk" xmlns:wne="http://schemas.microsoft.com/office/word/2006/wordml" xmlns:wps="http://schemas.microsoft.com/office/word/2010/wordprocessingShape" mc:Ignorable="w14 w15 w16se w16cid w16 w16cex w16sdtdh w16sdtfl w16du wp14">
+<w:footnotes xmlns:mc="http://schemas.openxmlformats.org/markup-compatibility/2006" xmlns:r="http://schemas.openxmlformats.org/officeDocument/2006/relationships" xmlns:w="http://schemas.openxmlformats.org/wordprocessingml/2006/main" xmlns:w14="http://schemas.microsoft.com/office/word/2010/wordml" xmlns:w15="http://schemas.microsoft.com/office/word/2012/wordml" xmlns:w16="http://schemas.microsoft.com/office/word/2018/wordml" xmlns:w16cex="http://schemas.microsoft.com/office/word/2018/wordml/cex" xmlns:w16cid="http://schemas.microsoft.com/office/word/2016/wordml/cid" xmlns:w16du="http://schemas.microsoft.com/office/word/2023/wordml/word16du" xmlns:w16sdtdh="http://schemas.microsoft.com/office/word/2020/wordml/sdtdatahash" xmlns:w16se="http://schemas.microsoft.com/office/word/2015/wordml/symex" xmlns:wp14="http://schemas.microsoft.com/office/word/2010/wordprocessingDrawing" mc:Ignorable="w14 w15 w16se w16cid w16 w16cex w16sdtdh w16du wp14">
   <w:footnote w:type="separator" w:id="-1">
     <w:p>
       <w:pPr>
@@ -6404,7 +6414,7 @@
           <w:sz w:val="16"/>
           <w:szCs w:val="16"/>
         </w:rPr>
-        <w:t>3 de diciembre de 2025</w:t>
+        <w:t xml:space="preserve">3 de diciembre de 2025</w:t>
       </w:r>
       <w:r>
         <w:rPr>
@@ -6428,15 +6438,15 @@
           <w:sz w:val="16"/>
           <w:szCs w:val="16"/>
         </w:rPr>
-        <w:t>11 de diciembre de 2025</w:t>
-      </w:r>
-      <w:r>
-        <w:rPr>
-          <w:rFonts w:ascii="Arial Narrow" w:hAnsi="Arial Narrow" w:cs="Arial"/>
-          <w:sz w:val="16"/>
-          <w:szCs w:val="16"/>
-        </w:rPr>
-        <w:t>.</w:t>
+        <w:t xml:space="preserve">el 11 de diciembre de 2025</w:t>
+      </w:r>
+      <w:r>
+        <w:rPr>
+          <w:rFonts w:ascii="Arial Narrow" w:hAnsi="Arial Narrow" w:cs="Arial"/>
+          <w:sz w:val="16"/>
+          <w:szCs w:val="16"/>
+        </w:rPr>
+        <w:t xml:space="preserve">.</w:t>
       </w:r>
     </w:p>
     <w:p>
@@ -7869,6 +7879,161 @@
       </w:pPr>
     </w:p>
   </w:footnote>
+  <w:footnote w:id="16">
+    <w:p>
+      <w:pPr>
+        <w:pStyle w:val="Textonotapie"/>
+        <w:ind w:left="567" w:hanging="567"/>
+        <w:jc w:val="both"/>
+      </w:pPr>
+      <w:r>
+        <w:rPr>
+          <w:rStyle w:val="Refdenotaalpie"/>
+          <w:rFonts w:ascii="Arial Narrow" w:hAnsi="Arial Narrow" w:cs="Arial"/>
+          <w:sz w:val="16"/>
+          <w:szCs w:val="16"/>
+          <w:vertAlign w:val="superscript"/>
+        </w:rPr>
+        <w:footnoteRef/>
+      </w:r>
+      <w:r>
+        <w:rPr>
+          <w:rFonts w:ascii="Arial Narrow" w:hAnsi="Arial Narrow" w:cs="Arial"/>
+          <w:sz w:val="16"/>
+          <w:szCs w:val="16"/>
+        </w:rPr>
+        <w:tab/>
+      </w:r>
+      <w:r>
+        <w:rPr>
+          <w:rFonts w:ascii="Arial Narrow" w:hAnsi="Arial Narrow" w:cs="Arial"/>
+          <w:b/>
+          <w:bCs/>
+          <w:sz w:val="16"/>
+          <w:szCs w:val="16"/>
+        </w:rPr>
+        <w:t xml:space="preserve">DECRETO LEGISLATIVO 807, LEY SOBRE FACULTADES, NORMAS Y ORGANIZACIÓN DEL INDECOPI, publicado el 18 de abril de 1996</w:t>
+      </w:r>
+    </w:p>
+    <w:p>
+      <w:pPr>
+        <w:pStyle w:val="Textonotapie"/>
+        <w:ind w:left="567" w:hanging="567"/>
+        <w:jc w:val="both"/>
+      </w:pPr>
+      <w:r>
+        <w:rPr>
+          <w:rFonts w:ascii="Arial Narrow" w:hAnsi="Arial Narrow" w:cs="Arial"/>
+          <w:sz w:val="16"/>
+          <w:szCs w:val="16"/>
+        </w:rPr>
+        <w:tab/>
+      </w:r>
+      <w:r>
+        <w:rPr>
+          <w:rFonts w:ascii="Arial Narrow" w:hAnsi="Arial Narrow" w:cs="Arial"/>
+          <w:b/>
+          <w:bCs/>
+          <w:sz w:val="16"/>
+          <w:szCs w:val="16"/>
+        </w:rPr>
+        <w:t xml:space="preserve">Artículo 26.-</w:t>
+      </w:r>
+      <w:r>
+        <w:rPr>
+          <w:rFonts w:ascii="Arial Narrow" w:hAnsi="Arial Narrow" w:cs="Arial"/>
+          <w:sz w:val="16"/>
+          <w:szCs w:val="16"/>
+        </w:rPr>
+        <w:t xml:space="preserve"> Una vez admitida a trámite la denuncia, se correrá traslado de la misma al denunciado, a fin de que éste presente su descargo. El plazo para la presentación del descargo será de cinco (5) días contados desde la notificación, vencido el cual, el Secretario Técnico declarará en rebeldía al denunciado que no lo hubiera presentado.</w:t>
+      </w:r>
+    </w:p>
+  </w:footnote>
+  <w:footnote w:id="17">
+    <w:p>
+      <w:pPr>
+        <w:pStyle w:val="Textonotapie"/>
+        <w:ind w:left="567" w:hanging="567"/>
+        <w:jc w:val="both"/>
+      </w:pPr>
+      <w:r>
+        <w:rPr>
+          <w:rStyle w:val="Refdenotaalpie"/>
+          <w:rFonts w:ascii="Arial Narrow" w:hAnsi="Arial Narrow" w:cs="Arial"/>
+          <w:sz w:val="16"/>
+          <w:szCs w:val="16"/>
+          <w:vertAlign w:val="superscript"/>
+        </w:rPr>
+        <w:footnoteRef/>
+      </w:r>
+      <w:r>
+        <w:rPr>
+          <w:rFonts w:ascii="Arial Narrow" w:hAnsi="Arial Narrow" w:cs="Arial"/>
+          <w:sz w:val="16"/>
+          <w:szCs w:val="16"/>
+        </w:rPr>
+        <w:tab/>
+      </w:r>
+      <w:r>
+        <w:rPr>
+          <w:rFonts w:ascii="Arial Narrow" w:hAnsi="Arial Narrow" w:cs="Arial"/>
+          <w:b/>
+          <w:bCs/>
+          <w:sz w:val="16"/>
+          <w:szCs w:val="16"/>
+        </w:rPr>
+        <w:t xml:space="preserve">DECRETO SUPREMO 006-2026-JUS, TEXTO ÚNICO ORDENADO DE LA LEY 27444, LEY DEL PROCEDIMIENTO ADMINISTRATIVO GENERAL, publicado el 30 de abril de 2026</w:t>
+      </w:r>
+    </w:p>
+    <w:p>
+      <w:pPr>
+        <w:pStyle w:val="Textonotapie"/>
+        <w:ind w:left="567" w:hanging="567"/>
+        <w:jc w:val="both"/>
+      </w:pPr>
+      <w:r>
+        <w:rPr>
+          <w:rFonts w:ascii="Arial Narrow" w:hAnsi="Arial Narrow" w:cs="Arial"/>
+          <w:sz w:val="16"/>
+          <w:szCs w:val="16"/>
+        </w:rPr>
+        <w:tab/>
+      </w:r>
+      <w:r>
+        <w:rPr>
+          <w:rFonts w:ascii="Arial Narrow" w:hAnsi="Arial Narrow" w:cs="Arial"/>
+          <w:b/>
+          <w:bCs/>
+          <w:sz w:val="16"/>
+          <w:szCs w:val="16"/>
+        </w:rPr>
+        <w:t xml:space="preserve">Artículo 223.- Contestación de la reclamación</w:t>
+      </w:r>
+    </w:p>
+    <w:p>
+      <w:pPr>
+        <w:pStyle w:val="Textonotapie"/>
+        <w:ind w:left="567" w:hanging="567"/>
+        <w:jc w:val="both"/>
+      </w:pPr>
+      <w:r>
+        <w:rPr>
+          <w:rFonts w:ascii="Arial Narrow" w:hAnsi="Arial Narrow" w:cs="Arial"/>
+          <w:sz w:val="16"/>
+          <w:szCs w:val="16"/>
+        </w:rPr>
+        <w:tab/>
+      </w:r>
+      <w:r>
+        <w:rPr>
+          <w:rFonts w:ascii="Arial Narrow" w:hAnsi="Arial Narrow" w:cs="Arial"/>
+          <w:sz w:val="16"/>
+          <w:szCs w:val="16"/>
+        </w:rPr>
+        <w:t xml:space="preserve">223.1 El reclamado deberá presentar la contestación de la reclamación dentro de los quince (15) días posteriores a la notificación de ésta; vencido este plazo, la Administración declarará en rebeldía al reclamado que no la hubiera presentado. La contestación deberá contener los requisitos de los escritos previstos en el artículo 113 de la presente Ley, así como la absolución de todos los asuntos controvertidos de hecho y de derecho, Las alegaciones y los hechos relevantes de la reclamación, salvo que hayan sido específicamente negadas en la contestación, se tendrán por aceptadas o merituadas como ciertas.</w:t>
+      </w:r>
+    </w:p>
+  </w:footnote>
   <w:footnote w:id="11">
     <w:p>
       <w:pPr>
@@ -9415,7 +9580,7 @@
 </file>
 
 <file path=word/header1.xml><?xml version="1.0" encoding="utf-8"?>
-<w:hdr xmlns:wpc="http://schemas.microsoft.com/office/word/2010/wordprocessingCanvas" xmlns:cx="http://schemas.microsoft.com/office/drawing/2014/chartex" xmlns:cx1="http://schemas.microsoft.com/office/drawing/2015/9/8/chartex" xmlns:cx2="http://schemas.microsoft.com/office/drawing/2015/10/21/chartex" xmlns:cx3="http://schemas.microsoft.com/office/drawing/2016/5/9/chartex" xmlns:cx4="http://schemas.microsoft.com/office/drawing/2016/5/10/chartex" xmlns:cx5="http://schemas.microsoft.com/office/drawing/2016/5/11/chartex" xmlns:cx6="http://schemas.microsoft.com/office/drawing/2016/5/12/chartex" xmlns:cx7="http://schemas.microsoft.com/office/drawing/2016/5/13/chartex" xmlns:cx8="http://schemas.microsoft.com/office/drawing/2016/5/14/chartex" xmlns:mc="http://schemas.openxmlformats.org/markup-compatibility/2006" xmlns:aink="http://schemas.microsoft.com/office/drawing/2016/ink" xmlns:am3d="http://schemas.microsoft.com/office/drawing/2017/model3d" xmlns:o="urn:schemas-microsoft-com:office:office" xmlns:oel="http://schemas.microsoft.com/office/2019/extlst" xmlns:r="http://schemas.openxmlformats.org/officeDocument/2006/relationships" xmlns:m="http://schemas.openxmlformats.org/officeDocument/2006/math" xmlns:v="urn:schemas-microsoft-com:vml" xmlns:wp14="http://schemas.microsoft.com/office/word/2010/wordprocessingDrawing" xmlns:wp="http://schemas.openxmlformats.org/drawingml/2006/wordprocessingDrawing" xmlns:w10="urn:schemas-microsoft-com:office:word" xmlns:w="http://schemas.openxmlformats.org/wordprocessingml/2006/main" xmlns:w14="http://schemas.microsoft.com/office/word/2010/wordml" xmlns:w15="http://schemas.microsoft.com/office/word/2012/wordml" xmlns:w16cex="http://schemas.microsoft.com/office/word/2018/wordml/cex" xmlns:w16cid="http://schemas.microsoft.com/office/word/2016/wordml/cid" xmlns:w16="http://schemas.microsoft.com/office/word/2018/wordml" xmlns:w16du="http://schemas.microsoft.com/office/word/2023/wordml/word16du" xmlns:w16sdtdh="http://schemas.microsoft.com/office/word/2020/wordml/sdtdatahash" xmlns:w16sdtfl="http://schemas.microsoft.com/office/word/2024/wordml/sdtformatlock" xmlns:w16se="http://schemas.microsoft.com/office/word/2015/wordml/symex" xmlns:wpg="http://schemas.microsoft.com/office/word/2010/wordprocessingGroup" xmlns:wpi="http://schemas.microsoft.com/office/word/2010/wordprocessingInk" xmlns:wne="http://schemas.microsoft.com/office/word/2006/wordml" xmlns:wps="http://schemas.microsoft.com/office/word/2010/wordprocessingShape" mc:Ignorable="w14 w15 w16se w16cid w16 w16cex w16sdtdh w16sdtfl w16du wp14">
+<w:hdr xmlns:a="http://schemas.openxmlformats.org/drawingml/2006/main" xmlns:a14="http://schemas.microsoft.com/office/drawing/2010/main" xmlns:mc="http://schemas.openxmlformats.org/markup-compatibility/2006" xmlns:pic="http://schemas.openxmlformats.org/drawingml/2006/picture" xmlns:r="http://schemas.openxmlformats.org/officeDocument/2006/relationships" xmlns:w="http://schemas.openxmlformats.org/wordprocessingml/2006/main" xmlns:w14="http://schemas.microsoft.com/office/word/2010/wordml" xmlns:w15="http://schemas.microsoft.com/office/word/2012/wordml" xmlns:w16="http://schemas.microsoft.com/office/word/2018/wordml" xmlns:w16cex="http://schemas.microsoft.com/office/word/2018/wordml/cex" xmlns:w16cid="http://schemas.microsoft.com/office/word/2016/wordml/cid" xmlns:w16du="http://schemas.microsoft.com/office/word/2023/wordml/word16du" xmlns:w16sdtdh="http://schemas.microsoft.com/office/word/2020/wordml/sdtdatahash" xmlns:w16se="http://schemas.microsoft.com/office/word/2015/wordml/symex" xmlns:wp="http://schemas.openxmlformats.org/drawingml/2006/wordprocessingDrawing" xmlns:wp14="http://schemas.microsoft.com/office/word/2010/wordprocessingDrawing" mc:Ignorable="w14 w15 w16se w16cid w16 w16cex w16sdtdh w16du wp14">
   <w:tbl>
     <w:tblPr>
       <w:tblW w:w="8645" w:type="dxa"/>

--- a/plantillas_maestras/02_seguro_vida/cobro_indebido_primas/1_ddo_banco_o_financiera/varon/TPL_3223_2025_SEGURO_VIDA_COBRO_INDEBIDO_PRIMAS_BANCO_VARON_R1.docx
+++ b/plantillas_maestras/02_seguro_vida/cobro_indebido_primas/1_ddo_banco_o_financiera/varon/TPL_3223_2025_SEGURO_VIDA_COBRO_INDEBIDO_PRIMAS_BANCO_VARON_R1.docx
@@ -637,43 +637,7 @@
           <w:lang w:val="es-ES" w:eastAsia="es-ES"/>
           <w14:ligatures w14:val="none"/>
         </w:rPr>
-        <w:t xml:space="preserve">Mediante la denuncia del 4 de noviembre de 2025, el señor [APELLIDO] denunció a Falabella y Chubb por presuntas infracciones a la Ley 29571, Código de Protección y Defensa del Consumidor (en adelante, Código), señalando lo siguiente:</w:t>
-      </w:r>
-      <w:r>
-        <w:rPr>
-          <w:rFonts w:ascii="Arial Narrow" w:eastAsia="Arial Narrow" w:hAnsi="Arial Narrow" w:cs="Arial Narrow"/>
-          <w:color w:val="000000"/>
-          <w:kern w:val="0"/>
-          <w:sz w:val="22"/>
-          <w:szCs w:val="22"/>
-          <w:lang w:val="es-ES" w:eastAsia="es-ES"/>
-          <w14:ligatures w14:val="none"/>
-        </w:rPr>
-        <w:t xml:space="preserve"/>
-      </w:r>
-      <w:r>
-        <w:rPr>
-          <w:rFonts w:ascii="Arial Narrow" w:eastAsia="Arial Narrow" w:hAnsi="Arial Narrow" w:cs="Arial Narrow"/>
-          <w:color w:val="000000"/>
-          <w:kern w:val="0"/>
-          <w:sz w:val="22"/>
-          <w:szCs w:val="22"/>
-          <w:lang w:val="es-ES" w:eastAsia="es-ES"/>
-          <w14:ligatures w14:val="none"/>
-        </w:rPr>
-        <w:t xml:space="preserve"/>
-      </w:r>
-      <w:r>
-        <w:rPr>
-          <w:rFonts w:ascii="Arial Narrow" w:eastAsia="Arial Narrow" w:hAnsi="Arial Narrow" w:cs="Arial Narrow"/>
-          <w:color w:val="000000"/>
-          <w:kern w:val="0"/>
-          <w:sz w:val="22"/>
-          <w:szCs w:val="22"/>
-          <w:lang w:val="es-ES" w:eastAsia="es-ES"/>
-          <w14:ligatures w14:val="none"/>
-        </w:rPr>
-        <w:t/>
+        <w:t xml:space="preserve">Mediante la denuncia del 4 de noviembre de 2025, el señor [APELLIDO] denunció a Falabella y Chubb por presuntas infracciones a la Ley 29571, Código de Protección y Defensa del Consumidor</w:t>
       </w:r>
       <w:r>
         <w:rPr>
@@ -692,36 +656,6 @@
       <w:r>
         <w:rPr>
           <w:rFonts w:ascii="Arial Narrow" w:eastAsia="Arial Narrow" w:hAnsi="Arial Narrow" w:cs="Arial Narrow"/>
-          <w:kern w:val="0"/>
-          <w14:ligatures w14:val="none"/>
-          <w:sz w:val="22"/>
-          <w:szCs w:val="22"/>
-        </w:rPr>
-        <w:t xml:space="preserve"/>
-      </w:r>
-      <w:r>
-        <w:rPr>
-          <w:rFonts w:ascii="Arial Narrow" w:eastAsia="Arial Narrow" w:hAnsi="Arial Narrow" w:cs="Arial Narrow"/>
-          <w:kern w:val="0"/>
-          <w14:ligatures w14:val="none"/>
-          <w:sz w:val="22"/>
-          <w:szCs w:val="22"/>
-        </w:rPr>
-        <w:t xml:space="preserve"/>
-      </w:r>
-      <w:r>
-        <w:rPr>
-          <w:rFonts w:ascii="Arial Narrow" w:eastAsia="Arial Narrow" w:hAnsi="Arial Narrow" w:cs="Arial Narrow"/>
-          <w:kern w:val="0"/>
-          <w14:ligatures w14:val="none"/>
-          <w:sz w:val="22"/>
-          <w:szCs w:val="22"/>
-        </w:rPr>
-        <w:t/>
-      </w:r>
-      <w:r>
-        <w:rPr>
-          <w:rFonts w:ascii="Arial Narrow" w:eastAsia="Arial Narrow" w:hAnsi="Arial Narrow" w:cs="Arial Narrow"/>
           <w:color w:val="000000"/>
           <w:kern w:val="0"/>
           <w:sz w:val="22"/>
@@ -729,19 +663,7 @@
           <w:lang w:val="es-ES" w:eastAsia="es-ES"/>
           <w14:ligatures w14:val="none"/>
         </w:rPr>
-        <w:t xml:space="preserve"/>
-      </w:r>
-      <w:r>
-        <w:rPr>
-          <w:rFonts w:ascii="Arial Narrow" w:eastAsia="Arial Narrow" w:hAnsi="Arial Narrow" w:cs="Arial Narrow"/>
-          <w:color w:val="000000"/>
-          <w:kern w:val="0"/>
-          <w:sz w:val="22"/>
-          <w:szCs w:val="22"/>
-          <w:lang w:val="es-ES" w:eastAsia="es-ES"/>
-          <w14:ligatures w14:val="none"/>
-        </w:rPr>
-        <w:t xml:space="preserve"/>
+        <w:t xml:space="preserve"> (en adelante, Código), señalando lo siguiente:</w:t>
       </w:r>
       <w:r>
         <w:rPr>
@@ -792,6 +714,96 @@
           <w14:ligatures w14:val="none"/>
         </w:rPr>
         <w:footnoteReference w:id="2"/>
+      </w:r>
+      <w:r>
+        <w:rPr>
+          <w:rFonts w:ascii="Arial Narrow" w:eastAsia="Arial Narrow" w:hAnsi="Arial Narrow" w:cs="Arial Narrow"/>
+          <w:kern w:val="0"/>
+          <w14:ligatures w14:val="none"/>
+          <w:sz w:val="22"/>
+          <w:szCs w:val="22"/>
+        </w:rPr>
+        <w:t xml:space="preserve"/>
+      </w:r>
+      <w:r>
+        <w:rPr>
+          <w:rFonts w:ascii="Arial Narrow" w:eastAsia="Arial Narrow" w:hAnsi="Arial Narrow" w:cs="Arial Narrow"/>
+          <w:kern w:val="0"/>
+          <w14:ligatures w14:val="none"/>
+          <w:sz w:val="22"/>
+          <w:szCs w:val="22"/>
+        </w:rPr>
+        <w:t xml:space="preserve"/>
+      </w:r>
+      <w:r>
+        <w:rPr>
+          <w:rFonts w:ascii="Arial Narrow" w:eastAsia="Arial Narrow" w:hAnsi="Arial Narrow" w:cs="Arial Narrow"/>
+          <w:kern w:val="0"/>
+          <w14:ligatures w14:val="none"/>
+          <w:sz w:val="22"/>
+          <w:szCs w:val="22"/>
+        </w:rPr>
+        <w:t/>
+      </w:r>
+      <w:r>
+        <w:rPr>
+          <w:rFonts w:ascii="Arial Narrow" w:eastAsia="Arial Narrow" w:hAnsi="Arial Narrow" w:cs="Arial Narrow"/>
+          <w:color w:val="000000"/>
+          <w:kern w:val="0"/>
+          <w:sz w:val="22"/>
+          <w:szCs w:val="22"/>
+          <w:lang w:val="es-ES" w:eastAsia="es-ES"/>
+          <w14:ligatures w14:val="none"/>
+        </w:rPr>
+        <w:t xml:space="preserve"/>
+      </w:r>
+      <w:r>
+        <w:rPr>
+          <w:rFonts w:ascii="Arial Narrow" w:eastAsia="Arial Narrow" w:hAnsi="Arial Narrow" w:cs="Arial Narrow"/>
+          <w:color w:val="000000"/>
+          <w:kern w:val="0"/>
+          <w:sz w:val="22"/>
+          <w:szCs w:val="22"/>
+          <w:lang w:val="es-ES" w:eastAsia="es-ES"/>
+          <w14:ligatures w14:val="none"/>
+        </w:rPr>
+        <w:t xml:space="preserve"/>
+      </w:r>
+      <w:r>
+        <w:rPr>
+          <w:rFonts w:ascii="Arial Narrow" w:eastAsia="Arial Narrow" w:hAnsi="Arial Narrow" w:cs="Arial Narrow"/>
+          <w:color w:val="000000"/>
+          <w:kern w:val="0"/>
+          <w:sz w:val="22"/>
+          <w:szCs w:val="22"/>
+          <w:lang w:val="es-ES" w:eastAsia="es-ES"/>
+          <w14:ligatures w14:val="none"/>
+        </w:rPr>
+        <w:t xml:space="preserve"/>
+      </w:r>
+      <w:r>
+        <w:rPr>
+          <w:rFonts w:ascii="Arial Narrow" w:eastAsia="Arial Narrow" w:hAnsi="Arial Narrow" w:cs="Arial Narrow"/>
+          <w:color w:val="000000"/>
+          <w:kern w:val="0"/>
+          <w:sz w:val="22"/>
+          <w:szCs w:val="22"/>
+          <w:lang w:val="es-ES" w:eastAsia="es-ES"/>
+          <w14:ligatures w14:val="none"/>
+        </w:rPr>
+        <w:t xml:space="preserve"/>
+      </w:r>
+      <w:r>
+        <w:rPr>
+          <w:rFonts w:ascii="Arial Narrow" w:eastAsia="Arial Narrow" w:hAnsi="Arial Narrow" w:cs="Arial Narrow"/>
+          <w:color w:val="000000"/>
+          <w:kern w:val="0"/>
+          <w:sz w:val="22"/>
+          <w:szCs w:val="22"/>
+          <w:lang w:val="es-ES" w:eastAsia="es-ES"/>
+          <w14:ligatures w14:val="none"/>
+        </w:rPr>
+        <w:t/>
       </w:r>
       <w:r>
         <w:rPr>
@@ -4290,23 +4302,6 @@
     <w:p>
       <w:pPr>
         <w:pStyle w:val="Prrafodelista"/>
-        <w:spacing w:after="0" w:line="240" w:lineRule="auto"/>
-        <w:ind w:left="567"/>
-        <w:jc w:val="both"/>
-        <w:rPr>
-          <w:rFonts w:ascii="Arial Narrow" w:eastAsia="Arial Narrow" w:hAnsi="Arial Narrow" w:cs="Arial Narrow"/>
-          <w:color w:val="000000"/>
-          <w:kern w:val="0"/>
-          <w:sz w:val="22"/>
-          <w:szCs w:val="22"/>
-          <w:lang w:val="es-ES" w:eastAsia="es-ES"/>
-          <w14:ligatures w14:val="none"/>
-        </w:rPr>
-      </w:pPr>
-    </w:p>
-    <w:p>
-      <w:pPr>
-        <w:pStyle w:val="Prrafodelista"/>
         <w:numPr>
           <w:ilvl w:val="0"/>
           <w:numId w:val="5"/>
@@ -4384,7 +4379,19 @@
           <w:lang w:eastAsia="es-PE"/>
           <w14:ligatures w14:val="none"/>
         </w:rPr>
-        <w:t xml:space="preserve">PRIMERO: admitir a trámite la denuncia del 4 de noviembre de 2025, interpuesta por el señor [DENUNCIANTE] contra Falabella Servicios Generales S.A.C. y Chubb Perú S.A. Compañía de Seguros y Reaseguros, por lo siguiente:</w:t>
+        <w:t xml:space="preserve">PRIMERO:</w:t>
+      </w:r>
+      <w:r>
+        <w:rPr>
+          <w:rFonts w:ascii="Arial Narrow" w:eastAsia="Arial Narrow" w:hAnsi="Arial Narrow" w:cs="Arial Narrow"/>
+          <w:color w:val="000000"/>
+          <w:kern w:val="0"/>
+          <w:sz w:val="22"/>
+          <w:szCs w:val="22"/>
+          <w:lang w:eastAsia="es-PE"/>
+          <w14:ligatures w14:val="none"/>
+        </w:rPr>
+        <w:t xml:space="preserve"> admitir a trámite la denuncia del 4 de noviembre de 2025, interpuesta por el señor [DENUNCIANTE] contra Falabella Servicios Generales S.A.C. y Chubb Perú S.A. Compañía de Seguros y Reaseguros, por lo siguiente:</w:t>
       </w:r>
       <w:r>
         <w:rPr>
@@ -4491,7 +4498,6 @@
       <w:r>
         <w:rPr>
           <w:rFonts w:ascii="Arial Narrow" w:eastAsia="Arial Narrow" w:hAnsi="Arial Narrow" w:cs="Arial Narrow"/>
-          <w:bCs/>
           <w:sz w:val="22"/>
           <w:szCs w:val="22"/>
         </w:rPr>
@@ -5176,7 +5182,19 @@
           <w:lang w:eastAsia="es-PE"/>
           <w14:ligatures w14:val="none"/>
         </w:rPr>
-        <w:t xml:space="preserve">TERCERO: </w:t>
+        <w:t xml:space="preserve">TERCERO:</w:t>
+      </w:r>
+      <w:r>
+        <w:rPr>
+          <w:rFonts w:ascii="Arial Narrow" w:eastAsia="Arial Narrow" w:hAnsi="Arial Narrow" w:cs="Arial Narrow"/>
+          <w:color w:val="000000"/>
+          <w:kern w:val="0"/>
+          <w:sz w:val="22"/>
+          <w:szCs w:val="22"/>
+          <w:lang w:eastAsia="es-PE"/>
+          <w14:ligatures w14:val="none"/>
+        </w:rPr>
+        <w:t xml:space="preserve"> </w:t>
       </w:r>
       <w:r>
         <w:rPr>
@@ -5193,7 +5211,6 @@
       <w:r>
         <w:rPr>
           <w:rFonts w:ascii="Arial Narrow" w:eastAsia="Arial Narrow" w:hAnsi="Arial Narrow" w:cs="Arial Narrow"/>
-          <w:bCs/>
           <w:sz w:val="22"/>
           <w:szCs w:val="22"/>
         </w:rPr>
@@ -5202,7 +5219,6 @@
       <w:r>
         <w:rPr>
           <w:rFonts w:ascii="Arial Narrow" w:eastAsia="Arial Narrow" w:hAnsi="Arial Narrow" w:cs="Arial Narrow"/>
-          <w:bCs/>
           <w:sz w:val="22"/>
           <w:szCs w:val="22"/>
         </w:rPr>
@@ -5211,7 +5227,6 @@
       <w:r>
         <w:rPr>
           <w:rFonts w:ascii="Arial Narrow" w:eastAsia="Arial Narrow" w:hAnsi="Arial Narrow" w:cs="Arial Narrow"/>
-          <w:bCs/>
           <w:sz w:val="22"/>
           <w:szCs w:val="22"/>
         </w:rPr>
@@ -5583,7 +5598,15 @@
           <w:sz w:val="22"/>
           <w:szCs w:val="22"/>
         </w:rPr>
-        <w:t xml:space="preserve">CUARTO: </w:t>
+        <w:t xml:space="preserve">CUARTO:</w:t>
+      </w:r>
+      <w:r>
+        <w:rPr>
+          <w:rFonts w:ascii="Arial Narrow" w:eastAsia="Arial Narrow" w:hAnsi="Arial Narrow" w:cs="Arial Narrow"/>
+          <w:sz w:val="22"/>
+          <w:szCs w:val="22"/>
+        </w:rPr>
+        <w:t xml:space="preserve"> </w:t>
       </w:r>
       <w:r>
         <w:rPr>
@@ -5605,7 +5628,7 @@
           <w:lang w:val="es-ES" w:eastAsia="es-ES"/>
           <w14:ligatures w14:val="none"/>
         </w:rPr>
-        <w:footnoteReference w:id="16"/>
+        <w:footnoteReference w:id="11"/>
       </w:r>
       <w:r>
         <w:rPr>
@@ -5627,7 +5650,7 @@
           <w:lang w:val="es-ES" w:eastAsia="es-ES"/>
           <w14:ligatures w14:val="none"/>
         </w:rPr>
-        <w:footnoteReference w:id="17"/>
+        <w:footnoteReference w:id="12"/>
       </w:r>
       <w:r>
         <w:rPr>
@@ -5678,7 +5701,19 @@
           <w:lang w:eastAsia="es-PE"/>
           <w14:ligatures w14:val="none"/>
         </w:rPr>
-        <w:t xml:space="preserve">QUINTO: </w:t>
+        <w:t xml:space="preserve">QUINTO:</w:t>
+      </w:r>
+      <w:r>
+        <w:rPr>
+          <w:rFonts w:ascii="Arial Narrow" w:eastAsia="Arial Narrow" w:hAnsi="Arial Narrow" w:cs="Arial Narrow"/>
+          <w:color w:val="000000"/>
+          <w:kern w:val="0"/>
+          <w:sz w:val="22"/>
+          <w:szCs w:val="22"/>
+          <w:lang w:eastAsia="es-PE"/>
+          <w14:ligatures w14:val="none"/>
+        </w:rPr>
+        <w:t xml:space="preserve"> </w:t>
       </w:r>
       <w:bookmarkStart w:id="10" w:name="_Hlk188286813"/>
       <w:r>
@@ -5734,7 +5769,6 @@
       <w:r>
         <w:rPr>
           <w:rFonts w:ascii="Arial Narrow" w:eastAsia="Arial Narrow" w:hAnsi="Arial Narrow" w:cs="Arial Narrow"/>
-          <w:bCs/>
           <w:sz w:val="22"/>
           <w:szCs w:val="22"/>
         </w:rPr>
@@ -5894,7 +5928,19 @@
           <w:lang w:eastAsia="es-PE"/>
           <w14:ligatures w14:val="none"/>
         </w:rPr>
-        <w:t xml:space="preserve">SEXTO: </w:t>
+        <w:t xml:space="preserve">SEXTO:</w:t>
+      </w:r>
+      <w:r>
+        <w:rPr>
+          <w:rFonts w:ascii="Arial Narrow" w:eastAsia="Arial Narrow" w:hAnsi="Arial Narrow" w:cs="Arial Narrow"/>
+          <w:color w:val="000000"/>
+          <w:kern w:val="0"/>
+          <w:sz w:val="22"/>
+          <w:szCs w:val="22"/>
+          <w:lang w:eastAsia="es-PE"/>
+          <w14:ligatures w14:val="none"/>
+        </w:rPr>
+        <w:t xml:space="preserve"> </w:t>
       </w:r>
       <w:r>
         <w:rPr>
@@ -6174,7 +6220,7 @@
           <w:lang w:eastAsia="es-PE"/>
           <w14:ligatures w14:val="none"/>
         </w:rPr>
-        <w:footnoteReference w:id="11"/>
+        <w:footnoteReference w:id="13"/>
       </w:r>
       <w:r>
         <w:rPr>
@@ -6272,7 +6318,7 @@
           <w:lang w:eastAsia="es-PE"/>
           <w14:ligatures w14:val="none"/>
         </w:rPr>
-        <w:footnoteReference w:id="12"/>
+        <w:footnoteReference w:id="14"/>
       </w:r>
       <w:r>
         <w:rPr>
@@ -6336,7 +6382,7 @@
           <w:lang w:eastAsia="es-PE"/>
           <w14:ligatures w14:val="none"/>
         </w:rPr>
-        <w:footnoteReference w:id="13"/>
+        <w:footnoteReference w:id="15"/>
       </w:r>
       <w:r>
         <w:rPr>
@@ -6563,7 +6609,7 @@
           <w:vertAlign w:val="superscript"/>
           <w14:ligatures w14:val="none"/>
         </w:rPr>
-        <w:footnoteReference w:id="14"/>
+        <w:footnoteReference w:id="16"/>
       </w:r>
       <w:r>
         <w:rPr>
@@ -6581,7 +6627,6 @@
           <w:kern w:val="0"/>
           <w:sz w:val="22"/>
           <w:szCs w:val="22"/>
-          <w:u w:val="single"/>
           <w14:ligatures w14:val="none"/>
         </w:rPr>
         <w:lastRenderedPageBreak/>
@@ -6590,7 +6635,6 @@
       <w:r>
         <w:rPr>
           <w:rFonts w:ascii="Arial Narrow" w:eastAsia="Arial Narrow" w:hAnsi="Arial Narrow" w:cs="Arial Narrow"/>
-          <w:bCs/>
           <w:kern w:val="0"/>
           <w14:ligatures w14:val="none"/>
           <w:sz w:val="22"/>
@@ -6599,28 +6643,105 @@
         <w:t>.</w:t>
       </w:r>
       <w:r>
+        <w:rPr>
+          <w:rFonts w:ascii="Arial Narrow" w:eastAsia="Arial Narrow" w:hAnsi="Arial Narrow" w:cs="Arial Narrow"/>
+          <w:kern w:val="0"/>
+          <w14:ligatures w14:val="none"/>
+          <w:sz w:val="22"/>
+          <w:szCs w:val="22"/>
+        </w:rPr>
+        <w:t xml:space="preserve"> </w:t>
+      </w:r>
+      <w:r>
+        <w:rPr>
+          <w:rFonts w:ascii="Arial Narrow" w:eastAsia="Arial Narrow" w:hAnsi="Arial Narrow" w:cs="Arial Narrow"/>
+          <w:kern w:val="0"/>
+          <w:sz w:val="22"/>
+          <w:szCs w:val="22"/>
+          <w14:ligatures w14:val="none"/>
+        </w:rPr>
+        <w:t xml:space="preserve">Ello bajo apercibimiento de no realizar la audiencia de conciliación y levantar el acta de inasistencia correspondiente. </w:t>
+      </w:r>
+    </w:p>
+    <w:p>
+      <w:pPr>
+        <w:suppressAutoHyphens/>
+        <w:spacing w:after="0" w:line="240" w:lineRule="auto"/>
+        <w:jc w:val="both"/>
+        <w:rPr>
+          <w:rFonts w:ascii="Arial Narrow" w:eastAsia="Arial Narrow" w:hAnsi="Arial Narrow" w:cs="Arial Narrow"/>
+          <w:kern w:val="0"/>
+          <w:sz w:val="22"/>
+          <w:szCs w:val="22"/>
+          <w:u w:val="single"/>
+          <w14:ligatures w14:val="none"/>
+        </w:rPr>
+      </w:pPr>
+    </w:p>
+    <w:p>
+      <w:pPr>
+        <w:suppressAutoHyphens/>
+        <w:spacing w:after="0" w:line="240" w:lineRule="auto"/>
+        <w:jc w:val="both"/>
         <w:rPr>
           <w:rFonts w:ascii="Arial Narrow" w:eastAsia="Arial Narrow" w:hAnsi="Arial Narrow" w:cs="Arial Narrow"/>
           <w:b/>
           <w:bCs/>
-          <w:kern w:val="0"/>
-          <w14:ligatures w14:val="none"/>
-          <w:sz w:val="22"/>
-          <w:szCs w:val="22"/>
+          <w:sz w:val="22"/>
+          <w:szCs w:val="22"/>
+        </w:rPr>
+      </w:pPr>
+      <w:r>
+        <w:rPr>
+          <w:rFonts w:ascii="Arial Narrow" w:eastAsia="Arial Narrow" w:hAnsi="Arial Narrow" w:cs="Arial Narrow"/>
+          <w:b/>
+          <w:spacing w:val="-3"/>
+          <w:kern w:val="0"/>
+          <w14:ligatures w14:val="none"/>
+          <w:sz w:val="22"/>
+          <w:szCs w:val="22"/>
+        </w:rPr>
+        <w:t>DÉCIMO</w:t>
+      </w:r>
+      <w:r>
+        <w:rPr>
+          <w:rFonts w:ascii="Arial Narrow" w:eastAsia="Arial Narrow" w:hAnsi="Arial Narrow" w:cs="Arial Narrow"/>
+          <w:b/>
+          <w:color w:val="000000"/>
+          <w:kern w:val="0"/>
+          <w:sz w:val="22"/>
+          <w:szCs w:val="22"/>
+          <w:lang w:eastAsia="es-PE"/>
+          <w14:ligatures w14:val="none"/>
+        </w:rPr>
+        <w:t>:</w:t>
+      </w:r>
+      <w:r>
+        <w:rPr>
+          <w:rFonts w:ascii="Arial Narrow" w:eastAsia="Arial Narrow" w:hAnsi="Arial Narrow" w:cs="Arial Narrow"/>
+          <w:color w:val="000000"/>
+          <w:kern w:val="0"/>
+          <w:sz w:val="22"/>
+          <w:szCs w:val="22"/>
+          <w:lang w:eastAsia="es-PE"/>
+          <w14:ligatures w14:val="none"/>
         </w:rPr>
         <w:t xml:space="preserve"> </w:t>
       </w:r>
       <w:r>
         <w:rPr>
           <w:rFonts w:ascii="Arial Narrow" w:eastAsia="Arial Narrow" w:hAnsi="Arial Narrow" w:cs="Arial Narrow"/>
-          <w:kern w:val="0"/>
-          <w:sz w:val="22"/>
-          <w:szCs w:val="22"/>
-          <w:u w:val="single"/>
-          <w14:ligatures w14:val="none"/>
-        </w:rPr>
-        <w:t xml:space="preserve">Ello bajo apercibimiento de no realizar la audiencia de conciliación y levantar el acta de inasistencia correspondiente. </w:t>
-      </w:r>
+          <w:color w:val="000000"/>
+          <w:kern w:val="0"/>
+          <w:sz w:val="22"/>
+          <w:szCs w:val="22"/>
+          <w:lang w:eastAsia="es-PE"/>
+          <w14:ligatures w14:val="none"/>
+        </w:rPr>
+        <w:t xml:space="preserve">poner en conocimiento de las partes que, antes de la emisión de la Resolución Final, tienen la posibilidad de formular su desistimiento o presentar el acuerdo arribado mediante la conciliación, mediación, transacción o cualquier otro que, de forma indubitable, deje constancia que se ha solucionado la controversia materia de denuncia.</w:t>
+      </w:r>
+      <w:bookmarkStart w:id="13" w:name="h.gjdgxs" w:colFirst="0" w:colLast="0"/>
+      <w:bookmarkEnd w:id="13"/>
     </w:p>
     <w:p>
       <w:pPr>
@@ -6629,10 +6750,11 @@
         <w:jc w:val="both"/>
         <w:rPr>
           <w:rFonts w:ascii="Arial Narrow" w:eastAsia="Arial Narrow" w:hAnsi="Arial Narrow" w:cs="Arial Narrow"/>
-          <w:kern w:val="0"/>
-          <w:sz w:val="22"/>
-          <w:szCs w:val="22"/>
-          <w:u w:val="single"/>
+          <w:color w:val="000000"/>
+          <w:kern w:val="0"/>
+          <w:sz w:val="22"/>
+          <w:szCs w:val="22"/>
+          <w:lang w:eastAsia="es-PE"/>
           <w14:ligatures w14:val="none"/>
         </w:rPr>
       </w:pPr>
@@ -6642,6 +6764,13 @@
         <w:suppressAutoHyphens/>
         <w:spacing w:after="0" w:line="240" w:lineRule="auto"/>
         <w:jc w:val="both"/>
+        <w:rPr>
+          <w:rFonts w:ascii="Arial Narrow" w:eastAsia="Arial Narrow" w:hAnsi="Arial Narrow" w:cs="Arial Narrow"/>
+          <w:sz w:val="22"/>
+          <w:szCs w:val="22"/>
+        </w:rPr>
+      </w:pPr>
+      <w:r>
         <w:rPr>
           <w:rFonts w:ascii="Arial Narrow" w:eastAsia="Arial Narrow" w:hAnsi="Arial Narrow" w:cs="Arial Narrow"/>
           <w:b/>
@@ -6649,107 +6778,49 @@
           <w:sz w:val="22"/>
           <w:szCs w:val="22"/>
         </w:rPr>
-      </w:pPr>
-      <w:r>
-        <w:rPr>
-          <w:rFonts w:ascii="Arial Narrow" w:eastAsia="Arial Narrow" w:hAnsi="Arial Narrow" w:cs="Arial Narrow"/>
-          <w:b/>
+        <w:t xml:space="preserve">DÉCIMO PRIMERO:</w:t>
+      </w:r>
+      <w:r>
+        <w:rPr>
+          <w:rFonts w:ascii="Arial Narrow" w:eastAsia="Arial Narrow" w:hAnsi="Arial Narrow" w:cs="Arial Narrow"/>
+          <w:sz w:val="22"/>
+          <w:szCs w:val="22"/>
+        </w:rPr>
+        <w:t xml:space="preserve"> </w:t>
+      </w:r>
+      <w:r>
+        <w:rPr>
+          <w:rFonts w:ascii="Arial Narrow" w:eastAsia="Arial Narrow" w:hAnsi="Arial Narrow" w:cs="Arial Narrow"/>
+          <w:sz w:val="22"/>
+          <w:szCs w:val="22"/>
+        </w:rPr>
+        <w:t xml:space="preserve">requerir al señor [DENUNCIANTE] y a Falabella Servicios Generales S.A.C. para que, dentro del plazo de dos (2) días hábiles siguientes a la fecha en que reciban la notificación en sus bandejas de correo electrónico, efectúen la confirmación de recepción de la notificación remitida por este despacho a sus correos electrónicos, de conformidad con el segundo párrafo del numeral 4 del artículo 20 del Texto Único Ordenado de la Ley del Procedimiento Administrativo General, aprobado mediante Decreto Supremo 006-2026-JUS, bajo apercibimiento de rehacer el acto de notificación y notificarles conforme al numeral 1 del artículo 20 del citado cuerpo normativo.</w:t>
+      </w:r>
+      <w:r>
+        <w:rPr>
+          <w:rFonts w:ascii="Arial Narrow" w:eastAsia="Arial Narrow" w:hAnsi="Arial Narrow" w:cs="Arial Narrow"/>
+          <w:sz w:val="22"/>
+          <w:szCs w:val="22"/>
+        </w:rPr>
+        <w:t xml:space="preserve"/>
+      </w:r>
+      <w:r>
+        <w:rPr>
+          <w:rFonts w:ascii="Arial Narrow" w:eastAsia="Arial Narrow" w:hAnsi="Arial Narrow" w:cs="Arial Narrow"/>
           <w:spacing w:val="-3"/>
           <w:kern w:val="0"/>
           <w14:ligatures w14:val="none"/>
           <w:sz w:val="22"/>
           <w:szCs w:val="22"/>
         </w:rPr>
-        <w:t>DÉCIMO</w:t>
-      </w:r>
-      <w:r>
-        <w:rPr>
-          <w:rFonts w:ascii="Arial Narrow" w:eastAsia="Arial Narrow" w:hAnsi="Arial Narrow" w:cs="Arial Narrow"/>
-          <w:b/>
-          <w:color w:val="000000"/>
-          <w:kern w:val="0"/>
-          <w:sz w:val="22"/>
-          <w:szCs w:val="22"/>
-          <w:lang w:eastAsia="es-PE"/>
-          <w14:ligatures w14:val="none"/>
-        </w:rPr>
-        <w:t>:</w:t>
-      </w:r>
-      <w:r>
-        <w:rPr>
-          <w:rFonts w:ascii="Arial Narrow" w:eastAsia="Arial Narrow" w:hAnsi="Arial Narrow" w:cs="Arial Narrow"/>
-          <w:color w:val="000000"/>
-          <w:kern w:val="0"/>
-          <w:sz w:val="22"/>
-          <w:szCs w:val="22"/>
-          <w:lang w:eastAsia="es-PE"/>
-          <w14:ligatures w14:val="none"/>
-        </w:rPr>
-        <w:t xml:space="preserve"> </w:t>
-      </w:r>
-      <w:r>
-        <w:rPr>
-          <w:rFonts w:ascii="Arial Narrow" w:eastAsia="Arial Narrow" w:hAnsi="Arial Narrow" w:cs="Arial Narrow"/>
-          <w:color w:val="000000"/>
-          <w:kern w:val="0"/>
-          <w:sz w:val="22"/>
-          <w:szCs w:val="22"/>
-          <w:lang w:eastAsia="es-PE"/>
-          <w14:ligatures w14:val="none"/>
-        </w:rPr>
-        <w:t xml:space="preserve">poner en conocimiento de las partes que, antes de la emisión de la Resolución Final, tienen la posibilidad de formular su desistimiento o presentar el acuerdo arribado mediante la conciliación, mediación, transacción o cualquier otro que, de forma indubitable, deje constancia que se ha solucionado la controversia materia de denuncia.</w:t>
-      </w:r>
-      <w:bookmarkStart w:id="13" w:name="h.gjdgxs" w:colFirst="0" w:colLast="0"/>
-      <w:bookmarkEnd w:id="13"/>
-    </w:p>
-    <w:p>
-      <w:pPr>
-        <w:suppressAutoHyphens/>
-        <w:spacing w:after="0" w:line="240" w:lineRule="auto"/>
-        <w:jc w:val="both"/>
-        <w:rPr>
-          <w:rFonts w:ascii="Arial Narrow" w:eastAsia="Arial Narrow" w:hAnsi="Arial Narrow" w:cs="Arial Narrow"/>
-          <w:color w:val="000000"/>
-          <w:kern w:val="0"/>
-          <w:sz w:val="22"/>
-          <w:szCs w:val="22"/>
-          <w:lang w:eastAsia="es-PE"/>
-          <w14:ligatures w14:val="none"/>
-        </w:rPr>
-      </w:pPr>
-    </w:p>
-    <w:p>
-      <w:pPr>
-        <w:suppressAutoHyphens/>
-        <w:spacing w:after="0" w:line="240" w:lineRule="auto"/>
-        <w:jc w:val="both"/>
-        <w:rPr>
-          <w:rFonts w:ascii="Arial Narrow" w:eastAsia="Arial Narrow" w:hAnsi="Arial Narrow" w:cs="Arial Narrow"/>
-          <w:sz w:val="22"/>
-          <w:szCs w:val="22"/>
-        </w:rPr>
-      </w:pPr>
-      <w:r>
-        <w:rPr>
-          <w:rFonts w:ascii="Arial Narrow" w:eastAsia="Arial Narrow" w:hAnsi="Arial Narrow" w:cs="Arial Narrow"/>
-          <w:b/>
-          <w:bCs/>
-          <w:sz w:val="22"/>
-          <w:szCs w:val="22"/>
-        </w:rPr>
-        <w:t xml:space="preserve">DÉCIMO PRIMERO: </w:t>
-      </w:r>
-      <w:r>
-        <w:rPr>
-          <w:rFonts w:ascii="Arial Narrow" w:eastAsia="Arial Narrow" w:hAnsi="Arial Narrow" w:cs="Arial Narrow"/>
-          <w:sz w:val="22"/>
-          <w:szCs w:val="22"/>
-        </w:rPr>
-        <w:t xml:space="preserve">requerir al señor [DENUNCIANTE] y a Falabella Servicios Generales S.A.C. para que, dentro del plazo de dos (2) días hábiles siguientes a la fecha en que reciban la notificación en sus bandejas de correo electrónico, efectúen la confirmación de recepción de la notificación remitida por este despacho a sus correos electrónicos, de conformidad con el segundo párrafo del numeral 4 del artículo 20 del Texto Único Ordenado de la Ley del Procedimiento Administrativo General, aprobado mediante Decreto Supremo 006-2026-JUS, bajo apercibimiento de rehacer el acto de notificación y notificarle conforme al numeral 1 del artículo 20 del citado cuerpo normativo.</w:t>
-      </w:r>
-      <w:r>
-        <w:rPr>
-          <w:rFonts w:ascii="Arial Narrow" w:eastAsia="Arial Narrow" w:hAnsi="Arial Narrow" w:cs="Arial Narrow"/>
+        <w:t/>
+      </w:r>
+      <w:r>
+        <w:rPr>
+          <w:rFonts w:ascii="Arial Narrow" w:eastAsia="Arial Narrow" w:hAnsi="Arial Narrow" w:cs="Arial Narrow"/>
+          <w:spacing w:val="-3"/>
+          <w:kern w:val="0"/>
+          <w14:ligatures w14:val="none"/>
           <w:sz w:val="22"/>
           <w:szCs w:val="22"/>
         </w:rPr>
@@ -6764,6 +6835,17 @@
           <w:sz w:val="22"/>
           <w:szCs w:val="22"/>
         </w:rPr>
+        <w:t xml:space="preserve"/>
+      </w:r>
+      <w:r>
+        <w:rPr>
+          <w:rFonts w:ascii="Arial Narrow" w:eastAsia="Arial Narrow" w:hAnsi="Arial Narrow" w:cs="Arial Narrow"/>
+          <w:spacing w:val="-3"/>
+          <w:kern w:val="0"/>
+          <w14:ligatures w14:val="none"/>
+          <w:sz w:val="22"/>
+          <w:szCs w:val="22"/>
+        </w:rPr>
         <w:t/>
       </w:r>
       <w:r>
@@ -6780,20 +6862,54 @@
       <w:r>
         <w:rPr>
           <w:rFonts w:ascii="Arial Narrow" w:eastAsia="Arial Narrow" w:hAnsi="Arial Narrow" w:cs="Arial Narrow"/>
-          <w:spacing w:val="-3"/>
-          <w:kern w:val="0"/>
-          <w14:ligatures w14:val="none"/>
-          <w:sz w:val="22"/>
-          <w:szCs w:val="22"/>
+          <w:color w:val="000000"/>
+          <w:kern w:val="0"/>
+          <w:sz w:val="22"/>
+          <w:szCs w:val="22"/>
+          <w:shd w:val="clear" w:color="auto" w:fill="FFFFFF"/>
+          <w:lang w:eastAsia="es-PE"/>
+          <w14:ligatures w14:val="none"/>
+        </w:rPr>
+        <w:t/>
+      </w:r>
+      <w:r>
+        <w:rPr>
+          <w:rFonts w:ascii="Arial Narrow" w:eastAsia="Arial Narrow" w:hAnsi="Arial Narrow" w:cs="Arial Narrow"/>
+          <w:color w:val="000000"/>
+          <w:kern w:val="0"/>
+          <w:sz w:val="22"/>
+          <w:szCs w:val="22"/>
+          <w:shd w:val="clear" w:color="auto" w:fill="FFFFFF"/>
+          <w:lang w:eastAsia="es-PE"/>
+          <w14:ligatures w14:val="none"/>
         </w:rPr>
         <w:t xml:space="preserve"/>
       </w:r>
       <w:r>
         <w:rPr>
           <w:rFonts w:ascii="Arial Narrow" w:eastAsia="Arial Narrow" w:hAnsi="Arial Narrow" w:cs="Arial Narrow"/>
-          <w:spacing w:val="-3"/>
-          <w:kern w:val="0"/>
-          <w14:ligatures w14:val="none"/>
+          <w:color w:val="000000"/>
+          <w:kern w:val="0"/>
+          <w:sz w:val="22"/>
+          <w:szCs w:val="22"/>
+          <w:shd w:val="clear" w:color="auto" w:fill="FFFFFF"/>
+          <w:lang w:eastAsia="es-PE"/>
+          <w14:ligatures w14:val="none"/>
+        </w:rPr>
+        <w:t xml:space="preserve"/>
+      </w:r>
+      <w:r>
+        <w:rPr>
+          <w:rFonts w:ascii="Arial Narrow" w:eastAsia="Arial Narrow" w:hAnsi="Arial Narrow" w:cs="Arial Narrow"/>
+          <w:sz w:val="22"/>
+          <w:szCs w:val="22"/>
+        </w:rPr>
+        <w:t xml:space="preserve"/>
+      </w:r>
+      <w:r>
+        <w:rPr>
+          <w:rFonts w:ascii="Arial Narrow" w:eastAsia="Arial Narrow" w:hAnsi="Arial Narrow" w:cs="Arial Narrow"/>
+          <w:color w:val="000000"/>
           <w:sz w:val="22"/>
           <w:szCs w:val="22"/>
         </w:rPr>
@@ -6802,9 +6918,16 @@
       <w:r>
         <w:rPr>
           <w:rFonts w:ascii="Arial Narrow" w:eastAsia="Arial Narrow" w:hAnsi="Arial Narrow" w:cs="Arial Narrow"/>
-          <w:spacing w:val="-3"/>
-          <w:kern w:val="0"/>
-          <w14:ligatures w14:val="none"/>
+          <w:color w:val="000000"/>
+          <w:sz w:val="22"/>
+          <w:szCs w:val="22"/>
+        </w:rPr>
+        <w:t/>
+      </w:r>
+      <w:r>
+        <w:rPr>
+          <w:rFonts w:ascii="Arial Narrow" w:eastAsia="Arial Narrow" w:hAnsi="Arial Narrow" w:cs="Arial Narrow"/>
+          <w:color w:val="000000"/>
           <w:sz w:val="22"/>
           <w:szCs w:val="22"/>
         </w:rPr>
@@ -6814,12 +6937,8 @@
         <w:rPr>
           <w:rFonts w:ascii="Arial Narrow" w:eastAsia="Arial Narrow" w:hAnsi="Arial Narrow" w:cs="Arial Narrow"/>
           <w:color w:val="000000"/>
-          <w:kern w:val="0"/>
-          <w:sz w:val="22"/>
-          <w:szCs w:val="22"/>
-          <w:shd w:val="clear" w:color="auto" w:fill="FFFFFF"/>
-          <w:lang w:eastAsia="es-PE"/>
-          <w14:ligatures w14:val="none"/>
+          <w:sz w:val="22"/>
+          <w:szCs w:val="22"/>
         </w:rPr>
         <w:t/>
       </w:r>
@@ -6827,12 +6946,8 @@
         <w:rPr>
           <w:rFonts w:ascii="Arial Narrow" w:eastAsia="Arial Narrow" w:hAnsi="Arial Narrow" w:cs="Arial Narrow"/>
           <w:color w:val="000000"/>
-          <w:kern w:val="0"/>
-          <w:sz w:val="22"/>
-          <w:szCs w:val="22"/>
-          <w:shd w:val="clear" w:color="auto" w:fill="FFFFFF"/>
-          <w:lang w:eastAsia="es-PE"/>
-          <w14:ligatures w14:val="none"/>
+          <w:sz w:val="22"/>
+          <w:szCs w:val="22"/>
         </w:rPr>
         <w:t xml:space="preserve"/>
       </w:r>
@@ -6840,18 +6955,33 @@
         <w:rPr>
           <w:rFonts w:ascii="Arial Narrow" w:eastAsia="Arial Narrow" w:hAnsi="Arial Narrow" w:cs="Arial Narrow"/>
           <w:color w:val="000000"/>
-          <w:kern w:val="0"/>
-          <w:sz w:val="22"/>
-          <w:szCs w:val="22"/>
-          <w:shd w:val="clear" w:color="auto" w:fill="FFFFFF"/>
-          <w:lang w:eastAsia="es-PE"/>
-          <w14:ligatures w14:val="none"/>
+          <w:sz w:val="22"/>
+          <w:szCs w:val="22"/>
+        </w:rPr>
+        <w:t/>
+      </w:r>
+      <w:r>
+        <w:rPr>
+          <w:rFonts w:ascii="Arial Narrow" w:eastAsia="Arial Narrow" w:hAnsi="Arial Narrow" w:cs="Arial Narrow"/>
+          <w:color w:val="000000"/>
+          <w:sz w:val="22"/>
+          <w:szCs w:val="22"/>
         </w:rPr>
         <w:t xml:space="preserve"/>
       </w:r>
       <w:r>
         <w:rPr>
           <w:rFonts w:ascii="Arial Narrow" w:eastAsia="Arial Narrow" w:hAnsi="Arial Narrow" w:cs="Arial Narrow"/>
+          <w:color w:val="000000"/>
+          <w:sz w:val="22"/>
+          <w:szCs w:val="22"/>
+        </w:rPr>
+        <w:t/>
+      </w:r>
+      <w:r>
+        <w:rPr>
+          <w:rFonts w:ascii="Arial Narrow" w:eastAsia="Arial Narrow" w:hAnsi="Arial Narrow" w:cs="Arial Narrow"/>
+          <w:color w:val="000000"/>
           <w:sz w:val="22"/>
           <w:szCs w:val="22"/>
         </w:rPr>
@@ -6873,6 +7003,15 @@
           <w:sz w:val="22"/>
           <w:szCs w:val="22"/>
         </w:rPr>
+        <w:t xml:space="preserve"/>
+      </w:r>
+      <w:r>
+        <w:rPr>
+          <w:rFonts w:ascii="Arial Narrow" w:eastAsia="Arial Narrow" w:hAnsi="Arial Narrow" w:cs="Arial Narrow"/>
+          <w:color w:val="000000"/>
+          <w:sz w:val="22"/>
+          <w:szCs w:val="22"/>
+        </w:rPr>
         <w:t/>
       </w:r>
       <w:r>
@@ -6900,6 +7039,27 @@
           <w:sz w:val="22"/>
           <w:szCs w:val="22"/>
         </w:rPr>
+        <w:t/>
+      </w:r>
+      <w:r>
+        <w:rPr>
+          <w:rFonts w:ascii="Arial Narrow" w:eastAsia="Arial Narrow" w:hAnsi="Arial Narrow" w:cs="Arial Narrow"/>
+          <w:color w:val="000000"/>
+          <w:kern w:val="0"/>
+          <w:sz w:val="22"/>
+          <w:szCs w:val="22"/>
+          <w:lang w:eastAsia="es-PE"/>
+          <w14:ligatures w14:val="none"/>
+        </w:rPr>
+        <w:t/>
+      </w:r>
+      <w:r>
+        <w:rPr>
+          <w:rFonts w:ascii="Arial Narrow" w:eastAsia="Arial Narrow" w:hAnsi="Arial Narrow" w:cs="Arial Narrow"/>
+          <w:color w:val="000000"/>
+          <w:sz w:val="22"/>
+          <w:szCs w:val="22"/>
+        </w:rPr>
         <w:t xml:space="preserve"/>
       </w:r>
       <w:r>
@@ -6909,12 +7069,33 @@
           <w:sz w:val="22"/>
           <w:szCs w:val="22"/>
         </w:rPr>
+        <w:t xml:space="preserve"/>
+      </w:r>
+      <w:r>
+        <w:rPr>
+          <w:rFonts w:ascii="Arial Narrow" w:eastAsia="Arial Narrow" w:hAnsi="Arial Narrow" w:cs="Arial Narrow"/>
+          <w:color w:val="000000"/>
+          <w:sz w:val="22"/>
+          <w:szCs w:val="22"/>
+        </w:rPr>
         <w:t/>
       </w:r>
       <w:r>
         <w:rPr>
           <w:rFonts w:ascii="Arial Narrow" w:eastAsia="Arial Narrow" w:hAnsi="Arial Narrow" w:cs="Arial Narrow"/>
           <w:color w:val="000000"/>
+          <w:kern w:val="0"/>
+          <w:sz w:val="22"/>
+          <w:szCs w:val="22"/>
+          <w:lang w:eastAsia="es-PE"/>
+          <w14:ligatures w14:val="none"/>
+        </w:rPr>
+        <w:t/>
+      </w:r>
+      <w:r>
+        <w:rPr>
+          <w:rFonts w:ascii="Arial Narrow" w:eastAsia="Arial Narrow" w:hAnsi="Arial Narrow" w:cs="Arial Narrow"/>
+          <w:color w:val="000000"/>
           <w:sz w:val="22"/>
           <w:szCs w:val="22"/>
         </w:rPr>
@@ -6922,145 +7103,13 @@
       </w:r>
       <w:r>
         <w:rPr>
-          <w:rFonts w:ascii="Arial Narrow" w:eastAsia="Arial Narrow" w:hAnsi="Arial Narrow" w:cs="Arial Narrow"/>
-          <w:color w:val="000000"/>
-          <w:sz w:val="22"/>
-          <w:szCs w:val="22"/>
-        </w:rPr>
-        <w:t/>
-      </w:r>
-      <w:r>
-        <w:rPr>
-          <w:rFonts w:ascii="Arial Narrow" w:eastAsia="Arial Narrow" w:hAnsi="Arial Narrow" w:cs="Arial Narrow"/>
-          <w:color w:val="000000"/>
-          <w:sz w:val="22"/>
-          <w:szCs w:val="22"/>
-        </w:rPr>
-        <w:t xml:space="preserve"/>
-      </w:r>
-      <w:r>
-        <w:rPr>
-          <w:rFonts w:ascii="Arial Narrow" w:eastAsia="Arial Narrow" w:hAnsi="Arial Narrow" w:cs="Arial Narrow"/>
-          <w:color w:val="000000"/>
-          <w:sz w:val="22"/>
-          <w:szCs w:val="22"/>
-        </w:rPr>
-        <w:t/>
-      </w:r>
-      <w:r>
-        <w:rPr>
-          <w:rFonts w:ascii="Arial Narrow" w:eastAsia="Arial Narrow" w:hAnsi="Arial Narrow" w:cs="Arial Narrow"/>
-          <w:color w:val="000000"/>
-          <w:sz w:val="22"/>
-          <w:szCs w:val="22"/>
-        </w:rPr>
-        <w:t xml:space="preserve"/>
-      </w:r>
-      <w:r>
-        <w:rPr>
-          <w:rFonts w:ascii="Arial Narrow" w:eastAsia="Arial Narrow" w:hAnsi="Arial Narrow" w:cs="Arial Narrow"/>
-          <w:color w:val="000000"/>
-          <w:sz w:val="22"/>
-          <w:szCs w:val="22"/>
-        </w:rPr>
-        <w:t/>
-      </w:r>
-      <w:r>
-        <w:rPr>
-          <w:rFonts w:ascii="Arial Narrow" w:eastAsia="Arial Narrow" w:hAnsi="Arial Narrow" w:cs="Arial Narrow"/>
-          <w:color w:val="000000"/>
-          <w:sz w:val="22"/>
-          <w:szCs w:val="22"/>
-        </w:rPr>
-        <w:t xml:space="preserve"/>
-      </w:r>
-      <w:r>
-        <w:rPr>
-          <w:rFonts w:ascii="Arial Narrow" w:eastAsia="Arial Narrow" w:hAnsi="Arial Narrow" w:cs="Arial Narrow"/>
-          <w:color w:val="000000"/>
-          <w:sz w:val="22"/>
-          <w:szCs w:val="22"/>
-        </w:rPr>
-        <w:t/>
-      </w:r>
-      <w:r>
-        <w:rPr>
-          <w:rFonts w:ascii="Arial Narrow" w:eastAsia="Arial Narrow" w:hAnsi="Arial Narrow" w:cs="Arial Narrow"/>
-          <w:color w:val="000000"/>
-          <w:sz w:val="22"/>
-          <w:szCs w:val="22"/>
-        </w:rPr>
-        <w:t/>
-      </w:r>
-      <w:r>
-        <w:rPr>
-          <w:rFonts w:ascii="Arial Narrow" w:eastAsia="Arial Narrow" w:hAnsi="Arial Narrow" w:cs="Arial Narrow"/>
-          <w:color w:val="000000"/>
-          <w:kern w:val="0"/>
-          <w:sz w:val="22"/>
-          <w:szCs w:val="22"/>
-          <w:lang w:eastAsia="es-PE"/>
-          <w14:ligatures w14:val="none"/>
-        </w:rPr>
-        <w:t/>
-      </w:r>
-      <w:r>
-        <w:rPr>
-          <w:rFonts w:ascii="Arial Narrow" w:eastAsia="Arial Narrow" w:hAnsi="Arial Narrow" w:cs="Arial Narrow"/>
-          <w:color w:val="000000"/>
-          <w:sz w:val="22"/>
-          <w:szCs w:val="22"/>
-        </w:rPr>
-        <w:t xml:space="preserve"/>
-      </w:r>
-      <w:r>
-        <w:rPr>
-          <w:rFonts w:ascii="Arial Narrow" w:eastAsia="Arial Narrow" w:hAnsi="Arial Narrow" w:cs="Arial Narrow"/>
-          <w:color w:val="000000"/>
-          <w:sz w:val="22"/>
-          <w:szCs w:val="22"/>
-        </w:rPr>
-        <w:t xml:space="preserve"/>
-      </w:r>
-      <w:r>
-        <w:rPr>
-          <w:rFonts w:ascii="Arial Narrow" w:eastAsia="Arial Narrow" w:hAnsi="Arial Narrow" w:cs="Arial Narrow"/>
-          <w:color w:val="000000"/>
-          <w:sz w:val="22"/>
-          <w:szCs w:val="22"/>
-        </w:rPr>
-        <w:t/>
-      </w:r>
-      <w:r>
-        <w:rPr>
-          <w:rFonts w:ascii="Arial Narrow" w:eastAsia="Arial Narrow" w:hAnsi="Arial Narrow" w:cs="Arial Narrow"/>
-          <w:color w:val="000000"/>
-          <w:kern w:val="0"/>
-          <w:sz w:val="22"/>
-          <w:szCs w:val="22"/>
-          <w:lang w:eastAsia="es-PE"/>
-          <w14:ligatures w14:val="none"/>
-        </w:rPr>
-        <w:t/>
-      </w:r>
-      <w:r>
-        <w:rPr>
-          <w:rFonts w:ascii="Arial Narrow" w:eastAsia="Arial Narrow" w:hAnsi="Arial Narrow" w:cs="Arial Narrow"/>
-          <w:color w:val="000000"/>
-          <w:sz w:val="22"/>
-          <w:szCs w:val="22"/>
-        </w:rPr>
-        <w:t xml:space="preserve"/>
-      </w:r>
-      <w:r>
-        <w:rPr>
           <w:rStyle w:val="Refdenotaalpie"/>
           <w:rFonts w:ascii="Arial Narrow" w:eastAsia="Arial Narrow" w:hAnsi="Arial Narrow" w:cs="Arial Narrow"/>
           <w:sz w:val="22"/>
           <w:szCs w:val="22"/>
           <w:vertAlign w:val="superscript"/>
         </w:rPr>
-        <w:footnoteReference w:id="15"/>
+        <w:footnoteReference w:id="17"/>
       </w:r>
       <w:r>
         <w:rPr>
@@ -7507,6 +7556,9 @@
     <w:p>
       <w:pPr>
         <w:pStyle w:val="Textonotapie"/>
+        <w:tabs>
+          <w:tab w:val="left" w:pos="567"/>
+        </w:tabs>
         <w:ind w:left="567" w:hanging="567"/>
         <w:jc w:val="both"/>
         <w:rPr>
@@ -7531,7 +7583,82 @@
           <w:sz w:val="16"/>
           <w:szCs w:val="16"/>
         </w:rPr>
+        <w:tab/>
+        <w:t xml:space="preserve"/>
+      </w:r>
+      <w:r>
+        <w:rPr>
+          <w:rFonts w:ascii="Arial Narrow" w:eastAsia="Arial Narrow" w:hAnsi="Arial Narrow" w:cs="Arial Narrow"/>
+          <w:sz w:val="16"/>
+          <w:szCs w:val="16"/>
+        </w:rPr>
+        <w:tab/>
+        <w:t>Publicado</w:t>
+      </w:r>
+      <w:r>
+        <w:rPr>
+          <w:rFonts w:ascii="Arial Narrow" w:eastAsia="Arial Narrow" w:hAnsi="Arial Narrow" w:cs="Arial Narrow"/>
+          <w:b/>
+          <w:sz w:val="16"/>
+          <w:szCs w:val="16"/>
+        </w:rPr>
         <w:t xml:space="preserve"> </w:t>
+      </w:r>
+      <w:r>
+        <w:rPr>
+          <w:rFonts w:ascii="Arial Narrow" w:eastAsia="Arial Narrow" w:hAnsi="Arial Narrow" w:cs="Arial Narrow"/>
+          <w:sz w:val="16"/>
+          <w:szCs w:val="16"/>
+        </w:rPr>
+        <w:t xml:space="preserve">el 2 de setiembre de 2010 en el Diario Oficial El Peruano, vigente desde el 2 de octubre de 2010 y modificado por Decreto Legislativo 1308.</w:t>
+      </w:r>
+    </w:p>
+    <w:p>
+      <w:pPr>
+        <w:pStyle w:val="Textonotapie"/>
+        <w:ind w:left="567" w:hanging="567"/>
+        <w:jc w:val="both"/>
+        <w:rPr>
+          <w:rFonts w:ascii="Arial Narrow" w:eastAsia="Arial Narrow" w:hAnsi="Arial Narrow" w:cs="Arial Narrow"/>
+          <w:sz w:val="16"/>
+          <w:szCs w:val="16"/>
+        </w:rPr>
+      </w:pPr>
+    </w:p>
+  </w:footnote>
+  <w:footnote w:id="2">
+    <w:p>
+      <w:pPr>
+        <w:pStyle w:val="Textonotapie"/>
+        <w:tabs>
+          <w:tab w:val="left" w:pos="567"/>
+        </w:tabs>
+        <w:ind w:left="567" w:hanging="567"/>
+        <w:jc w:val="both"/>
+        <w:rPr>
+          <w:rFonts w:ascii="Arial Narrow" w:eastAsia="Arial Narrow" w:hAnsi="Arial Narrow" w:cs="Arial Narrow"/>
+          <w:sz w:val="16"/>
+          <w:szCs w:val="16"/>
+        </w:rPr>
+      </w:pPr>
+      <w:r>
+        <w:rPr>
+          <w:rStyle w:val="Refdenotaalpie"/>
+          <w:rFonts w:ascii="Arial Narrow" w:eastAsia="Arial Narrow" w:hAnsi="Arial Narrow" w:cs="Arial Narrow"/>
+          <w:sz w:val="16"/>
+          <w:szCs w:val="16"/>
+          <w:vertAlign w:val="superscript"/>
+        </w:rPr>
+        <w:footnoteRef/>
+      </w:r>
+      <w:r>
+        <w:rPr>
+          <w:rFonts w:ascii="Arial Narrow" w:eastAsia="Arial Narrow" w:hAnsi="Arial Narrow" w:cs="Arial Narrow"/>
+          <w:sz w:val="16"/>
+          <w:szCs w:val="16"/>
+        </w:rPr>
+        <w:tab/>
+        <w:t xml:space="preserve"/>
       </w:r>
       <w:r>
         <w:rPr>
@@ -7597,76 +7724,6 @@
           <w:szCs w:val="16"/>
         </w:rPr>
         <w:t xml:space="preserve">.</w:t>
-      </w:r>
-    </w:p>
-    <w:p>
-      <w:pPr>
-        <w:pStyle w:val="Textonotapie"/>
-        <w:ind w:left="567" w:hanging="567"/>
-        <w:jc w:val="both"/>
-        <w:rPr>
-          <w:rFonts w:ascii="Arial Narrow" w:eastAsia="Arial Narrow" w:hAnsi="Arial Narrow" w:cs="Arial Narrow"/>
-          <w:sz w:val="16"/>
-          <w:szCs w:val="16"/>
-        </w:rPr>
-      </w:pPr>
-    </w:p>
-  </w:footnote>
-  <w:footnote w:id="2">
-    <w:p>
-      <w:pPr>
-        <w:pStyle w:val="Textonotapie"/>
-        <w:ind w:left="567" w:hanging="567"/>
-        <w:jc w:val="both"/>
-        <w:rPr>
-          <w:rFonts w:ascii="Arial Narrow" w:eastAsia="Arial Narrow" w:hAnsi="Arial Narrow" w:cs="Arial Narrow"/>
-          <w:sz w:val="16"/>
-          <w:szCs w:val="16"/>
-        </w:rPr>
-      </w:pPr>
-      <w:r>
-        <w:rPr>
-          <w:rStyle w:val="Refdenotaalpie"/>
-          <w:rFonts w:ascii="Arial Narrow" w:eastAsia="Arial Narrow" w:hAnsi="Arial Narrow" w:cs="Arial Narrow"/>
-          <w:sz w:val="16"/>
-          <w:szCs w:val="16"/>
-          <w:vertAlign w:val="superscript"/>
-        </w:rPr>
-        <w:footnoteRef/>
-      </w:r>
-      <w:r>
-        <w:rPr>
-          <w:rFonts w:ascii="Arial Narrow" w:eastAsia="Arial Narrow" w:hAnsi="Arial Narrow" w:cs="Arial Narrow"/>
-          <w:sz w:val="16"/>
-          <w:szCs w:val="16"/>
-        </w:rPr>
-        <w:t xml:space="preserve"> </w:t>
-      </w:r>
-      <w:r>
-        <w:rPr>
-          <w:rFonts w:ascii="Arial Narrow" w:eastAsia="Arial Narrow" w:hAnsi="Arial Narrow" w:cs="Arial Narrow"/>
-          <w:sz w:val="16"/>
-          <w:szCs w:val="16"/>
-        </w:rPr>
-        <w:tab/>
-        <w:t>Publicado</w:t>
-      </w:r>
-      <w:r>
-        <w:rPr>
-          <w:rFonts w:ascii="Arial Narrow" w:eastAsia="Arial Narrow" w:hAnsi="Arial Narrow" w:cs="Arial Narrow"/>
-          <w:b/>
-          <w:sz w:val="16"/>
-          <w:szCs w:val="16"/>
-        </w:rPr>
-        <w:t xml:space="preserve"> </w:t>
-      </w:r>
-      <w:r>
-        <w:rPr>
-          <w:rFonts w:ascii="Arial Narrow" w:eastAsia="Arial Narrow" w:hAnsi="Arial Narrow" w:cs="Arial Narrow"/>
-          <w:sz w:val="16"/>
-          <w:szCs w:val="16"/>
-        </w:rPr>
-        <w:t xml:space="preserve">el 2 de setiembre de 2010 en el Diario Oficial El Peruano, vigente desde el 2 de octubre de 2010 y modificado por Decreto Legislativo 1308.</w:t>
       </w:r>
     </w:p>
     <w:p>
@@ -7715,7 +7772,8 @@
           <w:sz w:val="16"/>
           <w:szCs w:val="16"/>
         </w:rPr>
-        <w:t xml:space="preserve"> </w:t>
+        <w:tab/>
+        <w:t xml:space="preserve"/>
       </w:r>
       <w:r>
         <w:rPr>
@@ -7822,10 +7880,30 @@
         <w:jc w:val="both"/>
         <w:rPr>
           <w:rFonts w:ascii="Arial Narrow" w:eastAsia="Arial Narrow" w:hAnsi="Arial Narrow" w:cs="Arial Narrow"/>
-          <w:sz w:val="16"/>
-          <w:szCs w:val="16"/>
-        </w:rPr>
-      </w:pPr>
+          <w:b/>
+          <w:bCs/>
+          <w:sz w:val="16"/>
+          <w:szCs w:val="16"/>
+        </w:rPr>
+      </w:pPr>
+      <w:r>
+        <w:rPr>
+          <w:rFonts w:ascii="Arial Narrow" w:eastAsia="Arial Narrow" w:hAnsi="Arial Narrow" w:cs="Arial Narrow"/>
+          <w:sz w:val="16"/>
+          <w:szCs w:val="16"/>
+        </w:rPr>
+        <w:tab/>
+      </w:r>
+      <w:r>
+        <w:rPr>
+          <w:rFonts w:ascii="Arial Narrow" w:eastAsia="Arial Narrow" w:hAnsi="Arial Narrow" w:cs="Arial Narrow"/>
+          <w:b/>
+          <w:bCs/>
+          <w:sz w:val="16"/>
+          <w:szCs w:val="16"/>
+        </w:rPr>
+        <w:t xml:space="preserve">LEY DE ORGANIZACIÓN Y FUNCIONES DEL INDECOPI, APROBADA POR DECRETO LEGISLATIVO 1033 </w:t>
+      </w:r>
     </w:p>
     <w:p>
       <w:pPr>
@@ -7837,29 +7915,46 @@
         <w:jc w:val="both"/>
         <w:rPr>
           <w:rFonts w:ascii="Arial Narrow" w:eastAsia="Arial Narrow" w:hAnsi="Arial Narrow" w:cs="Arial Narrow"/>
+          <w:sz w:val="16"/>
+          <w:szCs w:val="16"/>
+        </w:rPr>
+      </w:pPr>
+      <w:r>
+        <w:rPr>
+          <w:rFonts w:ascii="Arial Narrow" w:eastAsia="Arial Narrow" w:hAnsi="Arial Narrow" w:cs="Arial Narrow"/>
           <w:b/>
           <w:bCs/>
           <w:sz w:val="16"/>
           <w:szCs w:val="16"/>
         </w:rPr>
-      </w:pPr>
-      <w:r>
-        <w:rPr>
-          <w:rFonts w:ascii="Arial Narrow" w:eastAsia="Arial Narrow" w:hAnsi="Arial Narrow" w:cs="Arial Narrow"/>
-          <w:sz w:val="16"/>
-          <w:szCs w:val="16"/>
-        </w:rPr>
         <w:tab/>
-      </w:r>
-      <w:r>
-        <w:rPr>
-          <w:rFonts w:ascii="Arial Narrow" w:eastAsia="Arial Narrow" w:hAnsi="Arial Narrow" w:cs="Arial Narrow"/>
-          <w:b/>
-          <w:bCs/>
-          <w:sz w:val="16"/>
-          <w:szCs w:val="16"/>
-        </w:rPr>
-        <w:t xml:space="preserve">LEY DE ORGANIZACIÓN Y FUNCIONES DEL INDECOPI, APROBADA POR DECRETO LEGISLATIVO 1033 </w:t>
+        <w:t>Artículo 27.-</w:t>
+      </w:r>
+      <w:r>
+        <w:rPr>
+          <w:rFonts w:ascii="Arial Narrow" w:eastAsia="Arial Narrow" w:hAnsi="Arial Narrow" w:cs="Arial Narrow"/>
+          <w:sz w:val="16"/>
+          <w:szCs w:val="16"/>
+        </w:rPr>
+        <w:t xml:space="preserve"> De la Comisión de Protección al </w:t>
+      </w:r>
+      <w:proofErr w:type="gramStart"/>
+      <w:r>
+        <w:rPr>
+          <w:rFonts w:ascii="Arial Narrow" w:eastAsia="Arial Narrow" w:hAnsi="Arial Narrow" w:cs="Arial Narrow"/>
+          <w:sz w:val="16"/>
+          <w:szCs w:val="16"/>
+        </w:rPr>
+        <w:t>Consumidor.-</w:t>
+      </w:r>
+      <w:proofErr w:type="gramEnd"/>
+      <w:r>
+        <w:rPr>
+          <w:rFonts w:ascii="Arial Narrow" w:eastAsia="Arial Narrow" w:hAnsi="Arial Narrow" w:cs="Arial Narrow"/>
+          <w:sz w:val="16"/>
+          <w:szCs w:val="16"/>
+        </w:rPr>
+        <w:t xml:space="preserve"> </w:t>
       </w:r>
     </w:p>
     <w:p>
@@ -7879,39 +7974,11 @@
       <w:r>
         <w:rPr>
           <w:rFonts w:ascii="Arial Narrow" w:eastAsia="Arial Narrow" w:hAnsi="Arial Narrow" w:cs="Arial Narrow"/>
-          <w:b/>
-          <w:bCs/>
           <w:sz w:val="16"/>
           <w:szCs w:val="16"/>
         </w:rPr>
         <w:tab/>
-        <w:t>Artículo 27.-</w:t>
-      </w:r>
-      <w:r>
-        <w:rPr>
-          <w:rFonts w:ascii="Arial Narrow" w:eastAsia="Arial Narrow" w:hAnsi="Arial Narrow" w:cs="Arial Narrow"/>
-          <w:sz w:val="16"/>
-          <w:szCs w:val="16"/>
-        </w:rPr>
-        <w:t xml:space="preserve"> De la Comisión de Protección al </w:t>
-      </w:r>
-      <w:proofErr w:type="gramStart"/>
-      <w:r>
-        <w:rPr>
-          <w:rFonts w:ascii="Arial Narrow" w:eastAsia="Arial Narrow" w:hAnsi="Arial Narrow" w:cs="Arial Narrow"/>
-          <w:sz w:val="16"/>
-          <w:szCs w:val="16"/>
-        </w:rPr>
-        <w:t>Consumidor.-</w:t>
-      </w:r>
-      <w:proofErr w:type="gramEnd"/>
-      <w:r>
-        <w:rPr>
-          <w:rFonts w:ascii="Arial Narrow" w:eastAsia="Arial Narrow" w:hAnsi="Arial Narrow" w:cs="Arial Narrow"/>
-          <w:sz w:val="16"/>
-          <w:szCs w:val="16"/>
-        </w:rPr>
-        <w:t xml:space="preserve"> </w:t>
+        <w:t>Corresponde a la Comisión de Protección al Consumidor velar por el cumplimiento de la Ley de Protección al Consumidor y de las leyes que, en general, protegen a los consumidores de la falta de idoneidad de los bienes y servicios en función de la información brindada, de las omisiones de información y de la discriminación en el consumo, así como de aquellas que complementen o sustituyan a las anteriores.</w:t>
       </w:r>
     </w:p>
     <w:p>
@@ -7924,20 +7991,15 @@
         <w:jc w:val="both"/>
         <w:rPr>
           <w:rFonts w:ascii="Arial Narrow" w:eastAsia="Arial Narrow" w:hAnsi="Arial Narrow" w:cs="Arial Narrow"/>
-          <w:sz w:val="16"/>
-          <w:szCs w:val="16"/>
-        </w:rPr>
-      </w:pPr>
-      <w:r>
-        <w:rPr>
-          <w:rFonts w:ascii="Arial Narrow" w:eastAsia="Arial Narrow" w:hAnsi="Arial Narrow" w:cs="Arial Narrow"/>
-          <w:sz w:val="16"/>
-          <w:szCs w:val="16"/>
-        </w:rPr>
-        <w:tab/>
-        <w:t>Corresponde a la Comisión de Protección al Consumidor velar por el cumplimiento de la Ley de Protección al Consumidor y de las leyes que, en general, protegen a los consumidores de la falta de idoneidad de los bienes y servicios en función de la información brindada, de las omisiones de información y de la discriminación en el consumo, así como de aquellas que complementen o sustituyan a las anteriores.</w:t>
-      </w:r>
-    </w:p>
+          <w:b/>
+          <w:bCs/>
+          <w:sz w:val="16"/>
+          <w:szCs w:val="16"/>
+        </w:rPr>
+      </w:pPr>
+    </w:p>
+  </w:footnote>
+  <w:footnote w:id="4">
     <w:p>
       <w:pPr>
         <w:pStyle w:val="Textonotapie"/>
@@ -7954,9 +8016,137 @@
           <w:szCs w:val="16"/>
         </w:rPr>
       </w:pPr>
-    </w:p>
-  </w:footnote>
-  <w:footnote w:id="4">
+      <w:r>
+        <w:rPr>
+          <w:rStyle w:val="Refdenotaalpie"/>
+          <w:rFonts w:ascii="Arial Narrow" w:eastAsia="Arial Narrow" w:hAnsi="Arial Narrow" w:cs="Arial Narrow"/>
+          <w:sz w:val="16"/>
+          <w:szCs w:val="16"/>
+          <w:vertAlign w:val="superscript"/>
+        </w:rPr>
+        <w:footnoteRef/>
+      </w:r>
+      <w:r>
+        <w:rPr>
+          <w:rFonts w:ascii="Arial Narrow" w:eastAsia="Arial Narrow" w:hAnsi="Arial Narrow" w:cs="Arial Narrow"/>
+          <w:sz w:val="16"/>
+          <w:szCs w:val="16"/>
+        </w:rPr>
+        <w:tab/>
+        <w:t xml:space="preserve"/>
+      </w:r>
+      <w:r>
+        <w:rPr>
+          <w:rFonts w:ascii="Arial Narrow" w:eastAsia="Arial Narrow" w:hAnsi="Arial Narrow" w:cs="Arial Narrow"/>
+          <w:sz w:val="16"/>
+          <w:szCs w:val="16"/>
+        </w:rPr>
+        <w:tab/>
+      </w:r>
+      <w:r>
+        <w:rPr>
+          <w:rFonts w:ascii="Arial Narrow" w:eastAsia="Arial Narrow" w:hAnsi="Arial Narrow" w:cs="Arial Narrow"/>
+          <w:b/>
+          <w:bCs/>
+          <w:sz w:val="16"/>
+          <w:szCs w:val="16"/>
+        </w:rPr>
+        <w:t xml:space="preserve">LEY 29571, CÓDIGO DE PROTECCIÓN Y DEFENSA DEL CONSUMIDOR, publicado el 2 de setiembre de 2010 y modificado por Decreto Legislativo 1308 </w:t>
+      </w:r>
+    </w:p>
+    <w:p>
+      <w:pPr>
+        <w:pStyle w:val="Textonotapie"/>
+        <w:tabs>
+          <w:tab w:val="left" w:pos="567"/>
+        </w:tabs>
+        <w:jc w:val="both"/>
+        <w:rPr>
+          <w:rFonts w:ascii="Arial Narrow" w:eastAsia="Arial Narrow" w:hAnsi="Arial Narrow" w:cs="Arial Narrow"/>
+          <w:sz w:val="16"/>
+          <w:szCs w:val="16"/>
+        </w:rPr>
+      </w:pPr>
+      <w:r>
+        <w:rPr>
+          <w:rFonts w:ascii="Arial Narrow" w:eastAsia="Arial Narrow" w:hAnsi="Arial Narrow" w:cs="Arial Narrow"/>
+          <w:b/>
+          <w:bCs/>
+          <w:sz w:val="16"/>
+          <w:szCs w:val="16"/>
+        </w:rPr>
+        <w:tab/>
+        <w:t>Artículo 56.- Métodos comerciales coercitivos</w:t>
+      </w:r>
+    </w:p>
+    <w:p>
+      <w:pPr>
+        <w:pStyle w:val="Textonotapie"/>
+        <w:ind w:left="567"/>
+        <w:jc w:val="both"/>
+        <w:rPr>
+          <w:rFonts w:ascii="Arial Narrow" w:eastAsia="Arial Narrow" w:hAnsi="Arial Narrow" w:cs="Arial Narrow"/>
+          <w:sz w:val="16"/>
+          <w:szCs w:val="16"/>
+        </w:rPr>
+      </w:pPr>
+      <w:r>
+        <w:rPr>
+          <w:rFonts w:ascii="Arial Narrow" w:eastAsia="Arial Narrow" w:hAnsi="Arial Narrow" w:cs="Arial Narrow"/>
+          <w:sz w:val="16"/>
+          <w:szCs w:val="16"/>
+        </w:rPr>
+        <w:t>56.1 De manera enunciativa y no limitativa, el derecho de todo consumidor a la protección contra los métodos comerciales coercitivos implica que los proveedores no pueden:</w:t>
+      </w:r>
+    </w:p>
+    <w:p>
+      <w:pPr>
+        <w:pStyle w:val="Textonotapie"/>
+        <w:ind w:left="567"/>
+        <w:jc w:val="both"/>
+        <w:rPr>
+          <w:rFonts w:ascii="Arial Narrow" w:eastAsia="Arial Narrow" w:hAnsi="Arial Narrow" w:cs="Arial Narrow"/>
+          <w:sz w:val="16"/>
+          <w:szCs w:val="16"/>
+        </w:rPr>
+      </w:pPr>
+      <w:r>
+        <w:rPr>
+          <w:rFonts w:ascii="Arial Narrow" w:eastAsia="Arial Narrow" w:hAnsi="Arial Narrow" w:cs="Arial Narrow"/>
+          <w:sz w:val="16"/>
+          <w:szCs w:val="16"/>
+        </w:rPr>
+        <w:t>(…)</w:t>
+      </w:r>
+    </w:p>
+    <w:p>
+      <w:pPr>
+        <w:pStyle w:val="Textonotapie"/>
+        <w:ind w:left="567"/>
+        <w:jc w:val="both"/>
+        <w:rPr>
+          <w:rFonts w:ascii="Arial Narrow" w:eastAsia="Arial Narrow" w:hAnsi="Arial Narrow" w:cs="Arial Narrow"/>
+          <w:sz w:val="16"/>
+          <w:szCs w:val="16"/>
+        </w:rPr>
+      </w:pPr>
+      <w:r>
+        <w:rPr>
+          <w:rFonts w:ascii="Arial Narrow" w:eastAsia="Arial Narrow" w:hAnsi="Arial Narrow" w:cs="Arial Narrow"/>
+          <w:sz w:val="16"/>
+          <w:szCs w:val="16"/>
+        </w:rPr>
+        <w:t>b. Obligar al consumidor a asumir prestaciones que no ha pactado o a efectuar pagos por productos o servicios que no han sido requeridos previamente. En ningún caso puede interpretarse el silencio del consumidor como aceptación de dichas prestaciones o pagos, salvo que lo haya autorizado previamente de manera expresa</w:t>
+      </w:r>
+      <w:r>
+        <w:rPr>
+          <w:rFonts w:ascii="Arial Narrow" w:eastAsia="Arial Narrow" w:hAnsi="Arial Narrow" w:cs="Arial Narrow"/>
+          <w:sz w:val="16"/>
+          <w:szCs w:val="16"/>
+        </w:rPr>
+        <w:t>.</w:t>
+      </w:r>
+    </w:p>
     <w:p>
       <w:pPr>
         <w:pStyle w:val="Textonotapie"/>
@@ -7973,136 +8163,9 @@
           <w:szCs w:val="16"/>
         </w:rPr>
       </w:pPr>
-      <w:r>
-        <w:rPr>
-          <w:rStyle w:val="Refdenotaalpie"/>
-          <w:rFonts w:ascii="Arial Narrow" w:eastAsia="Arial Narrow" w:hAnsi="Arial Narrow" w:cs="Arial Narrow"/>
-          <w:sz w:val="16"/>
-          <w:szCs w:val="16"/>
-          <w:vertAlign w:val="superscript"/>
-        </w:rPr>
-        <w:footnoteRef/>
-      </w:r>
-      <w:r>
-        <w:rPr>
-          <w:rFonts w:ascii="Arial Narrow" w:eastAsia="Arial Narrow" w:hAnsi="Arial Narrow" w:cs="Arial Narrow"/>
-          <w:sz w:val="16"/>
-          <w:szCs w:val="16"/>
-        </w:rPr>
-        <w:t xml:space="preserve"> </w:t>
-      </w:r>
-      <w:r>
-        <w:rPr>
-          <w:rFonts w:ascii="Arial Narrow" w:eastAsia="Arial Narrow" w:hAnsi="Arial Narrow" w:cs="Arial Narrow"/>
-          <w:sz w:val="16"/>
-          <w:szCs w:val="16"/>
-        </w:rPr>
-        <w:tab/>
-      </w:r>
-      <w:r>
-        <w:rPr>
-          <w:rFonts w:ascii="Arial Narrow" w:eastAsia="Arial Narrow" w:hAnsi="Arial Narrow" w:cs="Arial Narrow"/>
-          <w:b/>
-          <w:bCs/>
-          <w:sz w:val="16"/>
-          <w:szCs w:val="16"/>
-        </w:rPr>
-        <w:t xml:space="preserve">LEY 29571, CÓDIGO DE PROTECCIÓN Y DEFENSA DEL CONSUMIDOR, publicado el 2 de setiembre de 2010 y modificado por Decreto Legislativo 1308 </w:t>
-      </w:r>
-    </w:p>
-    <w:p>
-      <w:pPr>
-        <w:pStyle w:val="Textonotapie"/>
-        <w:tabs>
-          <w:tab w:val="left" w:pos="567"/>
-        </w:tabs>
-        <w:jc w:val="both"/>
-        <w:rPr>
-          <w:rFonts w:ascii="Arial Narrow" w:eastAsia="Arial Narrow" w:hAnsi="Arial Narrow" w:cs="Arial Narrow"/>
-          <w:sz w:val="16"/>
-          <w:szCs w:val="16"/>
-        </w:rPr>
-      </w:pPr>
-      <w:r>
-        <w:rPr>
-          <w:rFonts w:ascii="Arial Narrow" w:eastAsia="Arial Narrow" w:hAnsi="Arial Narrow" w:cs="Arial Narrow"/>
-          <w:b/>
-          <w:bCs/>
-          <w:sz w:val="16"/>
-          <w:szCs w:val="16"/>
-        </w:rPr>
-        <w:tab/>
-        <w:t>Artículo 56.- Métodos comerciales coercitivos</w:t>
-      </w:r>
-    </w:p>
-    <w:p>
-      <w:pPr>
-        <w:pStyle w:val="Textonotapie"/>
-        <w:ind w:left="567"/>
-        <w:jc w:val="both"/>
-        <w:rPr>
-          <w:rFonts w:ascii="Arial Narrow" w:eastAsia="Arial Narrow" w:hAnsi="Arial Narrow" w:cs="Arial Narrow"/>
-          <w:sz w:val="16"/>
-          <w:szCs w:val="16"/>
-        </w:rPr>
-      </w:pPr>
-      <w:r>
-        <w:rPr>
-          <w:rFonts w:ascii="Arial Narrow" w:eastAsia="Arial Narrow" w:hAnsi="Arial Narrow" w:cs="Arial Narrow"/>
-          <w:sz w:val="16"/>
-          <w:szCs w:val="16"/>
-        </w:rPr>
-        <w:t>56.1 De manera enunciativa y no limitativa, el derecho de todo consumidor a la protección contra los métodos comerciales coercitivos implica que los proveedores no pueden:</w:t>
-      </w:r>
-    </w:p>
-    <w:p>
-      <w:pPr>
-        <w:pStyle w:val="Textonotapie"/>
-        <w:ind w:left="567"/>
-        <w:jc w:val="both"/>
-        <w:rPr>
-          <w:rFonts w:ascii="Arial Narrow" w:eastAsia="Arial Narrow" w:hAnsi="Arial Narrow" w:cs="Arial Narrow"/>
-          <w:sz w:val="16"/>
-          <w:szCs w:val="16"/>
-        </w:rPr>
-      </w:pPr>
-      <w:r>
-        <w:rPr>
-          <w:rFonts w:ascii="Arial Narrow" w:eastAsia="Arial Narrow" w:hAnsi="Arial Narrow" w:cs="Arial Narrow"/>
-          <w:sz w:val="16"/>
-          <w:szCs w:val="16"/>
-        </w:rPr>
-        <w:t>(…)</w:t>
-      </w:r>
-    </w:p>
-    <w:p>
-      <w:pPr>
-        <w:pStyle w:val="Textonotapie"/>
-        <w:ind w:left="567"/>
-        <w:jc w:val="both"/>
-        <w:rPr>
-          <w:rFonts w:ascii="Arial Narrow" w:eastAsia="Arial Narrow" w:hAnsi="Arial Narrow" w:cs="Arial Narrow"/>
-          <w:sz w:val="16"/>
-          <w:szCs w:val="16"/>
-        </w:rPr>
-      </w:pPr>
-      <w:r>
-        <w:rPr>
-          <w:rFonts w:ascii="Arial Narrow" w:eastAsia="Arial Narrow" w:hAnsi="Arial Narrow" w:cs="Arial Narrow"/>
-          <w:sz w:val="16"/>
-          <w:szCs w:val="16"/>
-        </w:rPr>
-        <w:t>b. Obligar al consumidor a asumir prestaciones que no ha pactado o a efectuar pagos por productos o servicios que no han sido requeridos previamente. En ningún caso puede interpretarse el silencio del consumidor como aceptación de dichas prestaciones o pagos, salvo que lo haya autorizado previamente de manera expresa</w:t>
-      </w:r>
-      <w:r>
-        <w:rPr>
-          <w:rFonts w:ascii="Arial Narrow" w:eastAsia="Arial Narrow" w:hAnsi="Arial Narrow" w:cs="Arial Narrow"/>
-          <w:sz w:val="16"/>
-          <w:szCs w:val="16"/>
-        </w:rPr>
-        <w:t>.</w:t>
-      </w:r>
-    </w:p>
+    </w:p>
+  </w:footnote>
+  <w:footnote w:id="5">
     <w:p>
       <w:pPr>
         <w:pStyle w:val="Textonotapie"/>
@@ -8119,9 +8182,128 @@
           <w:szCs w:val="16"/>
         </w:rPr>
       </w:pPr>
-    </w:p>
-  </w:footnote>
-  <w:footnote w:id="5">
+      <w:r>
+        <w:rPr>
+          <w:rStyle w:val="Refdenotaalpie"/>
+          <w:rFonts w:ascii="Arial Narrow" w:eastAsia="Arial Narrow" w:hAnsi="Arial Narrow" w:cs="Arial Narrow"/>
+          <w:sz w:val="16"/>
+          <w:szCs w:val="16"/>
+          <w:vertAlign w:val="superscript"/>
+        </w:rPr>
+        <w:footnoteRef/>
+      </w:r>
+      <w:r>
+        <w:rPr>
+          <w:rFonts w:ascii="Arial Narrow" w:eastAsia="Arial Narrow" w:hAnsi="Arial Narrow" w:cs="Arial Narrow"/>
+          <w:sz w:val="16"/>
+          <w:szCs w:val="16"/>
+        </w:rPr>
+        <w:tab/>
+        <w:t xml:space="preserve"/>
+      </w:r>
+      <w:r>
+        <w:rPr>
+          <w:rFonts w:ascii="Arial Narrow" w:eastAsia="Arial Narrow" w:hAnsi="Arial Narrow" w:cs="Arial Narrow"/>
+          <w:sz w:val="16"/>
+          <w:szCs w:val="16"/>
+        </w:rPr>
+        <w:tab/>
+      </w:r>
+      <w:r>
+        <w:rPr>
+          <w:rFonts w:ascii="Arial Narrow" w:eastAsia="Arial Narrow" w:hAnsi="Arial Narrow" w:cs="Arial Narrow"/>
+          <w:b/>
+          <w:bCs/>
+          <w:sz w:val="16"/>
+          <w:szCs w:val="16"/>
+        </w:rPr>
+        <w:t xml:space="preserve">LEY 29571, CÓDIGO DE PROTECCIÓN Y DEFENSA DEL CONSUMIDOR, publicado el 2 de setiembre de 2010 y modificado por Decreto Legislativo 1308 </w:t>
+      </w:r>
+    </w:p>
+    <w:p>
+      <w:pPr>
+        <w:pStyle w:val="Textonotapie"/>
+        <w:ind w:left="567" w:right="-1"/>
+        <w:jc w:val="both"/>
+        <w:rPr>
+          <w:rFonts w:ascii="Arial Narrow" w:eastAsia="Arial Narrow" w:hAnsi="Arial Narrow" w:cs="Arial Narrow"/>
+          <w:b/>
+          <w:bCs/>
+          <w:sz w:val="16"/>
+          <w:szCs w:val="16"/>
+        </w:rPr>
+      </w:pPr>
+      <w:r>
+        <w:rPr>
+          <w:rFonts w:ascii="Arial Narrow" w:eastAsia="Arial Narrow" w:hAnsi="Arial Narrow" w:cs="Arial Narrow"/>
+          <w:b/>
+          <w:bCs/>
+          <w:sz w:val="16"/>
+          <w:szCs w:val="16"/>
+        </w:rPr>
+        <w:t>Artículo 47.- Protección mínima del contrato de consumo</w:t>
+      </w:r>
+    </w:p>
+    <w:p>
+      <w:pPr>
+        <w:pStyle w:val="Textonotapie"/>
+        <w:ind w:left="567" w:right="-1"/>
+        <w:jc w:val="both"/>
+        <w:rPr>
+          <w:rFonts w:ascii="Arial Narrow" w:eastAsia="Arial Narrow" w:hAnsi="Arial Narrow" w:cs="Arial Narrow"/>
+          <w:sz w:val="16"/>
+          <w:szCs w:val="16"/>
+        </w:rPr>
+      </w:pPr>
+      <w:r>
+        <w:rPr>
+          <w:rFonts w:ascii="Arial Narrow" w:eastAsia="Arial Narrow" w:hAnsi="Arial Narrow" w:cs="Arial Narrow"/>
+          <w:sz w:val="16"/>
+          <w:szCs w:val="16"/>
+        </w:rPr>
+        <w:t>En los contratos de consumo se observa lo siguiente:</w:t>
+      </w:r>
+    </w:p>
+    <w:p>
+      <w:pPr>
+        <w:pStyle w:val="Textonotapie"/>
+        <w:ind w:left="567" w:right="-1"/>
+        <w:jc w:val="both"/>
+        <w:rPr>
+          <w:rFonts w:ascii="Arial Narrow" w:eastAsia="Arial Narrow" w:hAnsi="Arial Narrow" w:cs="Arial Narrow"/>
+          <w:sz w:val="16"/>
+          <w:szCs w:val="16"/>
+        </w:rPr>
+      </w:pPr>
+      <w:r>
+        <w:rPr>
+          <w:rFonts w:ascii="Arial Narrow" w:eastAsia="Arial Narrow" w:hAnsi="Arial Narrow" w:cs="Arial Narrow"/>
+          <w:sz w:val="16"/>
+          <w:szCs w:val="16"/>
+        </w:rPr>
+        <w:t>(…)</w:t>
+      </w:r>
+    </w:p>
+    <w:p>
+      <w:pPr>
+        <w:pStyle w:val="Textonotapie"/>
+        <w:ind w:left="567" w:right="-1"/>
+        <w:jc w:val="both"/>
+        <w:rPr>
+          <w:rFonts w:ascii="Arial Narrow" w:eastAsia="Arial Narrow" w:hAnsi="Arial Narrow" w:cs="Arial Narrow"/>
+          <w:sz w:val="16"/>
+          <w:szCs w:val="16"/>
+        </w:rPr>
+      </w:pPr>
+      <w:r>
+        <w:rPr>
+          <w:rFonts w:ascii="Arial Narrow" w:eastAsia="Arial Narrow" w:hAnsi="Arial Narrow" w:cs="Arial Narrow"/>
+          <w:sz w:val="16"/>
+          <w:szCs w:val="16"/>
+        </w:rPr>
+        <w:t>e. Los proveedores deben entregar a los usuarios copia de los contratos y demás documentación relacionada con dichos actos jurídicos cuando estos hayan sido celebrados por escrito, incluidas las condiciones generales de la contratación. Asimismo, cuando el consumidor solicite copia física o virtual de estos, el proveedor debe entregar los documentos en un plazo máximo de quince días hábiles contados desde que recibió la solicitud. Los proveedores son responsables de dejar constancia de la entrega de los documentos al consumidor.</w:t>
+      </w:r>
+    </w:p>
     <w:p>
       <w:pPr>
         <w:pStyle w:val="Textonotapie"/>
@@ -8138,127 +8320,9 @@
           <w:szCs w:val="16"/>
         </w:rPr>
       </w:pPr>
-      <w:r>
-        <w:rPr>
-          <w:rStyle w:val="Refdenotaalpie"/>
-          <w:rFonts w:ascii="Arial Narrow" w:eastAsia="Arial Narrow" w:hAnsi="Arial Narrow" w:cs="Arial Narrow"/>
-          <w:sz w:val="16"/>
-          <w:szCs w:val="16"/>
-          <w:vertAlign w:val="superscript"/>
-        </w:rPr>
-        <w:footnoteRef/>
-      </w:r>
-      <w:r>
-        <w:rPr>
-          <w:rFonts w:ascii="Arial Narrow" w:eastAsia="Arial Narrow" w:hAnsi="Arial Narrow" w:cs="Arial Narrow"/>
-          <w:sz w:val="16"/>
-          <w:szCs w:val="16"/>
-        </w:rPr>
-        <w:t xml:space="preserve"> </w:t>
-      </w:r>
-      <w:r>
-        <w:rPr>
-          <w:rFonts w:ascii="Arial Narrow" w:eastAsia="Arial Narrow" w:hAnsi="Arial Narrow" w:cs="Arial Narrow"/>
-          <w:sz w:val="16"/>
-          <w:szCs w:val="16"/>
-        </w:rPr>
-        <w:tab/>
-      </w:r>
-      <w:r>
-        <w:rPr>
-          <w:rFonts w:ascii="Arial Narrow" w:eastAsia="Arial Narrow" w:hAnsi="Arial Narrow" w:cs="Arial Narrow"/>
-          <w:b/>
-          <w:bCs/>
-          <w:sz w:val="16"/>
-          <w:szCs w:val="16"/>
-        </w:rPr>
-        <w:t xml:space="preserve">LEY 29571, CÓDIGO DE PROTECCIÓN Y DEFENSA DEL CONSUMIDOR, publicado el 2 de setiembre de 2010 y modificado por Decreto Legislativo 1308 </w:t>
-      </w:r>
-    </w:p>
-    <w:p>
-      <w:pPr>
-        <w:pStyle w:val="Textonotapie"/>
-        <w:ind w:left="567" w:right="-1"/>
-        <w:jc w:val="both"/>
-        <w:rPr>
-          <w:rFonts w:ascii="Arial Narrow" w:eastAsia="Arial Narrow" w:hAnsi="Arial Narrow" w:cs="Arial Narrow"/>
-          <w:b/>
-          <w:bCs/>
-          <w:sz w:val="16"/>
-          <w:szCs w:val="16"/>
-        </w:rPr>
-      </w:pPr>
-      <w:r>
-        <w:rPr>
-          <w:rFonts w:ascii="Arial Narrow" w:eastAsia="Arial Narrow" w:hAnsi="Arial Narrow" w:cs="Arial Narrow"/>
-          <w:b/>
-          <w:bCs/>
-          <w:sz w:val="16"/>
-          <w:szCs w:val="16"/>
-        </w:rPr>
-        <w:t>Artículo 47.- Protección mínima del contrato de consumo</w:t>
-      </w:r>
-    </w:p>
-    <w:p>
-      <w:pPr>
-        <w:pStyle w:val="Textonotapie"/>
-        <w:ind w:left="567" w:right="-1"/>
-        <w:jc w:val="both"/>
-        <w:rPr>
-          <w:rFonts w:ascii="Arial Narrow" w:eastAsia="Arial Narrow" w:hAnsi="Arial Narrow" w:cs="Arial Narrow"/>
-          <w:sz w:val="16"/>
-          <w:szCs w:val="16"/>
-        </w:rPr>
-      </w:pPr>
-      <w:r>
-        <w:rPr>
-          <w:rFonts w:ascii="Arial Narrow" w:eastAsia="Arial Narrow" w:hAnsi="Arial Narrow" w:cs="Arial Narrow"/>
-          <w:sz w:val="16"/>
-          <w:szCs w:val="16"/>
-        </w:rPr>
-        <w:t>En los contratos de consumo se observa lo siguiente:</w:t>
-      </w:r>
-    </w:p>
-    <w:p>
-      <w:pPr>
-        <w:pStyle w:val="Textonotapie"/>
-        <w:ind w:left="567" w:right="-1"/>
-        <w:jc w:val="both"/>
-        <w:rPr>
-          <w:rFonts w:ascii="Arial Narrow" w:eastAsia="Arial Narrow" w:hAnsi="Arial Narrow" w:cs="Arial Narrow"/>
-          <w:sz w:val="16"/>
-          <w:szCs w:val="16"/>
-        </w:rPr>
-      </w:pPr>
-      <w:r>
-        <w:rPr>
-          <w:rFonts w:ascii="Arial Narrow" w:eastAsia="Arial Narrow" w:hAnsi="Arial Narrow" w:cs="Arial Narrow"/>
-          <w:sz w:val="16"/>
-          <w:szCs w:val="16"/>
-        </w:rPr>
-        <w:t>(…)</w:t>
-      </w:r>
-    </w:p>
-    <w:p>
-      <w:pPr>
-        <w:pStyle w:val="Textonotapie"/>
-        <w:ind w:left="567" w:right="-1"/>
-        <w:jc w:val="both"/>
-        <w:rPr>
-          <w:rFonts w:ascii="Arial Narrow" w:eastAsia="Arial Narrow" w:hAnsi="Arial Narrow" w:cs="Arial Narrow"/>
-          <w:sz w:val="16"/>
-          <w:szCs w:val="16"/>
-        </w:rPr>
-      </w:pPr>
-      <w:r>
-        <w:rPr>
-          <w:rFonts w:ascii="Arial Narrow" w:eastAsia="Arial Narrow" w:hAnsi="Arial Narrow" w:cs="Arial Narrow"/>
-          <w:sz w:val="16"/>
-          <w:szCs w:val="16"/>
-        </w:rPr>
-        <w:t>e. Los proveedores deben entregar a los usuarios copia de los contratos y demás documentación relacionada con dichos actos jurídicos cuando estos hayan sido celebrados por escrito, incluidas las condiciones generales de la contratación. Asimismo, cuando el consumidor solicite copia física o virtual de estos, el proveedor debe entregar los documentos en un plazo máximo de quince días hábiles contados desde que recibió la solicitud. Los proveedores son responsables de dejar constancia de la entrega de los documentos al consumidor.</w:t>
-      </w:r>
-    </w:p>
+    </w:p>
+  </w:footnote>
+  <w:footnote w:id="6">
     <w:p>
       <w:pPr>
         <w:pStyle w:val="Textonotapie"/>
@@ -8275,9 +8339,150 @@
           <w:szCs w:val="16"/>
         </w:rPr>
       </w:pPr>
-    </w:p>
-  </w:footnote>
-  <w:footnote w:id="6">
+      <w:r>
+        <w:rPr>
+          <w:rStyle w:val="Refdenotaalpie"/>
+          <w:rFonts w:ascii="Arial Narrow" w:eastAsia="Arial Narrow" w:hAnsi="Arial Narrow" w:cs="Arial Narrow"/>
+          <w:sz w:val="16"/>
+          <w:szCs w:val="16"/>
+          <w:vertAlign w:val="superscript"/>
+        </w:rPr>
+        <w:footnoteRef/>
+      </w:r>
+      <w:r>
+        <w:rPr>
+          <w:rFonts w:ascii="Arial Narrow" w:eastAsia="Arial Narrow" w:hAnsi="Arial Narrow" w:cs="Arial Narrow"/>
+          <w:sz w:val="16"/>
+          <w:szCs w:val="16"/>
+        </w:rPr>
+        <w:tab/>
+        <w:t xml:space="preserve"/>
+      </w:r>
+      <w:r>
+        <w:rPr>
+          <w:rFonts w:ascii="Arial Narrow" w:eastAsia="Arial Narrow" w:hAnsi="Arial Narrow" w:cs="Arial Narrow"/>
+          <w:sz w:val="16"/>
+          <w:szCs w:val="16"/>
+        </w:rPr>
+        <w:tab/>
+      </w:r>
+      <w:r>
+        <w:rPr>
+          <w:rFonts w:ascii="Arial Narrow" w:eastAsia="Arial Narrow" w:hAnsi="Arial Narrow" w:cs="Arial Narrow"/>
+          <w:b/>
+          <w:bCs/>
+          <w:sz w:val="16"/>
+          <w:szCs w:val="16"/>
+        </w:rPr>
+        <w:t xml:space="preserve">LEY 29571, CÓDIGO DE PROTECCIÓN Y DEFENSA DEL CONSUMIDOR, publicado el 2 de setiembre de 2010 y modificado por Decreto Legislativo 1308 </w:t>
+      </w:r>
+    </w:p>
+    <w:p>
+      <w:pPr>
+        <w:pStyle w:val="Textonotapie"/>
+        <w:ind w:left="567" w:right="-1"/>
+        <w:jc w:val="both"/>
+        <w:rPr>
+          <w:rFonts w:ascii="Arial Narrow" w:eastAsia="Arial Narrow" w:hAnsi="Arial Narrow" w:cs="Arial Narrow"/>
+          <w:b/>
+          <w:bCs/>
+          <w:sz w:val="16"/>
+          <w:szCs w:val="16"/>
+        </w:rPr>
+      </w:pPr>
+      <w:r>
+        <w:rPr>
+          <w:rFonts w:ascii="Arial Narrow" w:eastAsia="Arial Narrow" w:hAnsi="Arial Narrow" w:cs="Arial Narrow"/>
+          <w:b/>
+          <w:bCs/>
+          <w:sz w:val="16"/>
+          <w:szCs w:val="16"/>
+        </w:rPr>
+        <w:t xml:space="preserve">Artículo 18.- Idoneidad </w:t>
+      </w:r>
+    </w:p>
+    <w:p>
+      <w:pPr>
+        <w:pStyle w:val="Textonotapie"/>
+        <w:ind w:left="567" w:right="-1"/>
+        <w:jc w:val="both"/>
+        <w:rPr>
+          <w:rFonts w:ascii="Arial Narrow" w:eastAsia="Arial Narrow" w:hAnsi="Arial Narrow" w:cs="Arial Narrow"/>
+          <w:sz w:val="16"/>
+          <w:szCs w:val="16"/>
+        </w:rPr>
+      </w:pPr>
+      <w:r>
+        <w:rPr>
+          <w:rFonts w:ascii="Arial Narrow" w:eastAsia="Arial Narrow" w:hAnsi="Arial Narrow" w:cs="Arial Narrow"/>
+          <w:sz w:val="16"/>
+          <w:szCs w:val="16"/>
+        </w:rPr>
+        <w:t xml:space="preserve">Se entiende por idoneidad la correspondencia entre lo que un consumidor espera y lo que efectivamente recibe, en función a lo que se le hubiera ofrecido, la publicidad e información transmitida, las condiciones y circunstancias de la transacción, las características y naturaleza del producto o servicio, el precio, entre otros factores, atendiendo a las circunstancias del caso. </w:t>
+      </w:r>
+    </w:p>
+    <w:p>
+      <w:pPr>
+        <w:pStyle w:val="Textonotapie"/>
+        <w:ind w:left="567" w:right="-1"/>
+        <w:jc w:val="both"/>
+        <w:rPr>
+          <w:rFonts w:ascii="Arial Narrow" w:eastAsia="Arial Narrow" w:hAnsi="Arial Narrow" w:cs="Arial Narrow"/>
+          <w:sz w:val="16"/>
+          <w:szCs w:val="16"/>
+        </w:rPr>
+      </w:pPr>
+      <w:r>
+        <w:rPr>
+          <w:rFonts w:ascii="Arial Narrow" w:eastAsia="Arial Narrow" w:hAnsi="Arial Narrow" w:cs="Arial Narrow"/>
+          <w:sz w:val="16"/>
+          <w:szCs w:val="16"/>
+        </w:rPr>
+        <w:t xml:space="preserve">La idoneidad es evaluada en función a la propia naturaleza del producto o servicio y a su aptitud para satisfacer la finalidad para la cual ha sido puesto en el mercado. Las autorizaciones por parte de los organismos del Estado para la fabricación de un producto o la prestación de un servicio, en los casos que sea necesario, no eximen de responsabilidad al proveedor frente al consumidor. </w:t>
+      </w:r>
+    </w:p>
+    <w:p>
+      <w:pPr>
+        <w:pStyle w:val="Textonotapie"/>
+        <w:ind w:left="567" w:right="-1"/>
+        <w:jc w:val="both"/>
+        <w:rPr>
+          <w:rFonts w:ascii="Arial Narrow" w:eastAsia="Arial Narrow" w:hAnsi="Arial Narrow" w:cs="Arial Narrow"/>
+          <w:sz w:val="16"/>
+          <w:szCs w:val="16"/>
+        </w:rPr>
+      </w:pPr>
+      <w:r>
+        <w:rPr>
+          <w:rFonts w:ascii="Arial Narrow" w:eastAsia="Arial Narrow" w:hAnsi="Arial Narrow" w:cs="Arial Narrow"/>
+          <w:b/>
+          <w:bCs/>
+          <w:sz w:val="16"/>
+          <w:szCs w:val="16"/>
+        </w:rPr>
+        <w:t xml:space="preserve">Artículo 19.- Obligación de los proveedores </w:t>
+      </w:r>
+    </w:p>
+    <w:p>
+      <w:pPr>
+        <w:pStyle w:val="Textonotapie"/>
+        <w:ind w:left="567" w:right="-1"/>
+        <w:jc w:val="both"/>
+        <w:rPr>
+          <w:rFonts w:ascii="Arial Narrow" w:eastAsia="Arial Narrow" w:hAnsi="Arial Narrow" w:cs="Arial Narrow"/>
+          <w:sz w:val="16"/>
+          <w:szCs w:val="16"/>
+        </w:rPr>
+      </w:pPr>
+      <w:r>
+        <w:rPr>
+          <w:rFonts w:ascii="Arial Narrow" w:eastAsia="Arial Narrow" w:hAnsi="Arial Narrow" w:cs="Arial Narrow"/>
+          <w:sz w:val="16"/>
+          <w:szCs w:val="16"/>
+        </w:rPr>
+        <w:t>El proveedor responde por la idoneidad y calidad de los productos y servicios ofrecidos; por la autenticidad de las marcas y leyendas que exhiben sus productos o del signo que respalda al prestador del servicio, por la falta de conformidad entre la publicidad comercial de los productos y servicios y estos, así como por el contenido y la vida útil del producto indicado en el envase, en lo que corresponda.</w:t>
+      </w:r>
+    </w:p>
     <w:p>
       <w:pPr>
         <w:pStyle w:val="Textonotapie"/>
@@ -8294,161 +8499,9 @@
           <w:szCs w:val="16"/>
         </w:rPr>
       </w:pPr>
-      <w:r>
-        <w:rPr>
-          <w:rStyle w:val="Refdenotaalpie"/>
-          <w:rFonts w:ascii="Arial Narrow" w:eastAsia="Arial Narrow" w:hAnsi="Arial Narrow" w:cs="Arial Narrow"/>
-          <w:sz w:val="16"/>
-          <w:szCs w:val="16"/>
-          <w:vertAlign w:val="superscript"/>
-        </w:rPr>
-        <w:footnoteRef/>
-      </w:r>
-      <w:r>
-        <w:rPr>
-          <w:rFonts w:ascii="Arial Narrow" w:eastAsia="Arial Narrow" w:hAnsi="Arial Narrow" w:cs="Arial Narrow"/>
-          <w:sz w:val="16"/>
-          <w:szCs w:val="16"/>
-        </w:rPr>
-        <w:t xml:space="preserve"> </w:t>
-      </w:r>
-      <w:r>
-        <w:rPr>
-          <w:rFonts w:ascii="Arial Narrow" w:eastAsia="Arial Narrow" w:hAnsi="Arial Narrow" w:cs="Arial Narrow"/>
-          <w:sz w:val="16"/>
-          <w:szCs w:val="16"/>
-        </w:rPr>
-        <w:tab/>
-      </w:r>
-      <w:r>
-        <w:rPr>
-          <w:rFonts w:ascii="Arial Narrow" w:eastAsia="Arial Narrow" w:hAnsi="Arial Narrow" w:cs="Arial Narrow"/>
-          <w:b/>
-          <w:bCs/>
-          <w:sz w:val="16"/>
-          <w:szCs w:val="16"/>
-        </w:rPr>
-        <w:t xml:space="preserve">LEY 29571, CÓDIGO DE PROTECCIÓN Y DEFENSA DEL CONSUMIDOR, publicado el 2 de setiembre de 2010 y modificado por Decreto Legislativo 1308 </w:t>
-      </w:r>
-    </w:p>
-    <w:p>
-      <w:pPr>
-        <w:pStyle w:val="Textonotapie"/>
-        <w:ind w:left="567" w:right="-1"/>
-        <w:jc w:val="both"/>
-        <w:rPr>
-          <w:rFonts w:ascii="Arial Narrow" w:eastAsia="Arial Narrow" w:hAnsi="Arial Narrow" w:cs="Arial Narrow"/>
-          <w:b/>
-          <w:bCs/>
-          <w:sz w:val="16"/>
-          <w:szCs w:val="16"/>
-        </w:rPr>
-      </w:pPr>
-      <w:r>
-        <w:rPr>
-          <w:rFonts w:ascii="Arial Narrow" w:eastAsia="Arial Narrow" w:hAnsi="Arial Narrow" w:cs="Arial Narrow"/>
-          <w:b/>
-          <w:bCs/>
-          <w:sz w:val="16"/>
-          <w:szCs w:val="16"/>
-        </w:rPr>
-        <w:t xml:space="preserve">Artículo 18.- Idoneidad </w:t>
-      </w:r>
-    </w:p>
-    <w:p>
-      <w:pPr>
-        <w:pStyle w:val="Textonotapie"/>
-        <w:ind w:left="567" w:right="-1"/>
-        <w:jc w:val="both"/>
-        <w:rPr>
-          <w:rFonts w:ascii="Arial Narrow" w:eastAsia="Arial Narrow" w:hAnsi="Arial Narrow" w:cs="Arial Narrow"/>
-          <w:sz w:val="16"/>
-          <w:szCs w:val="16"/>
-        </w:rPr>
-      </w:pPr>
-      <w:r>
-        <w:rPr>
-          <w:rFonts w:ascii="Arial Narrow" w:eastAsia="Arial Narrow" w:hAnsi="Arial Narrow" w:cs="Arial Narrow"/>
-          <w:sz w:val="16"/>
-          <w:szCs w:val="16"/>
-        </w:rPr>
-        <w:t xml:space="preserve">Se entiende por idoneidad la correspondencia entre lo que un consumidor espera y lo que efectivamente recibe, en función a lo que se le hubiera ofrecido, la publicidad e información transmitida, las condiciones y circunstancias de la transacción, las características y naturaleza del producto o servicio, el precio, entre otros factores, atendiendo a las circunstancias del caso. </w:t>
-      </w:r>
-    </w:p>
-    <w:p>
-      <w:pPr>
-        <w:pStyle w:val="Textonotapie"/>
-        <w:ind w:left="567" w:right="-1"/>
-        <w:jc w:val="both"/>
-        <w:rPr>
-          <w:rFonts w:ascii="Arial Narrow" w:eastAsia="Arial Narrow" w:hAnsi="Arial Narrow" w:cs="Arial Narrow"/>
-          <w:sz w:val="16"/>
-          <w:szCs w:val="16"/>
-        </w:rPr>
-      </w:pPr>
-      <w:r>
-        <w:rPr>
-          <w:rFonts w:ascii="Arial Narrow" w:eastAsia="Arial Narrow" w:hAnsi="Arial Narrow" w:cs="Arial Narrow"/>
-          <w:sz w:val="16"/>
-          <w:szCs w:val="16"/>
-        </w:rPr>
-        <w:t xml:space="preserve">La idoneidad es evaluada en función a la propia naturaleza del producto o servicio y a su aptitud para satisfacer la finalidad para la cual ha sido puesto en el mercado. Las autorizaciones por parte de los organismos del Estado para la fabricación de un producto o la prestación de un servicio, en los casos que sea necesario, no eximen de responsabilidad al proveedor frente al consumidor. </w:t>
-      </w:r>
-    </w:p>
-    <w:p>
-      <w:pPr>
-        <w:pStyle w:val="Textonotapie"/>
-        <w:ind w:left="567" w:right="-1"/>
-        <w:jc w:val="both"/>
-        <w:rPr>
-          <w:rFonts w:ascii="Arial Narrow" w:eastAsia="Arial Narrow" w:hAnsi="Arial Narrow" w:cs="Arial Narrow"/>
-          <w:sz w:val="16"/>
-          <w:szCs w:val="16"/>
-        </w:rPr>
-      </w:pPr>
-    </w:p>
-    <w:p>
-      <w:pPr>
-        <w:pStyle w:val="Textonotapie"/>
-        <w:ind w:left="567" w:right="-1"/>
-        <w:jc w:val="both"/>
-        <w:rPr>
-          <w:rFonts w:ascii="Arial Narrow" w:eastAsia="Arial Narrow" w:hAnsi="Arial Narrow" w:cs="Arial Narrow"/>
-          <w:sz w:val="16"/>
-          <w:szCs w:val="16"/>
-        </w:rPr>
-      </w:pPr>
-      <w:r>
-        <w:rPr>
-          <w:rFonts w:ascii="Arial Narrow" w:eastAsia="Arial Narrow" w:hAnsi="Arial Narrow" w:cs="Arial Narrow"/>
-          <w:b/>
-          <w:bCs/>
-          <w:sz w:val="16"/>
-          <w:szCs w:val="16"/>
-        </w:rPr>
-        <w:t xml:space="preserve">Artículo 19.- Obligación de los proveedores </w:t>
-      </w:r>
-    </w:p>
-    <w:p>
-      <w:pPr>
-        <w:pStyle w:val="Textonotapie"/>
-        <w:ind w:left="567" w:right="-1"/>
-        <w:jc w:val="both"/>
-        <w:rPr>
-          <w:rFonts w:ascii="Arial Narrow" w:eastAsia="Arial Narrow" w:hAnsi="Arial Narrow" w:cs="Arial Narrow"/>
-          <w:sz w:val="16"/>
-          <w:szCs w:val="16"/>
-        </w:rPr>
-      </w:pPr>
-      <w:r>
-        <w:rPr>
-          <w:rFonts w:ascii="Arial Narrow" w:eastAsia="Arial Narrow" w:hAnsi="Arial Narrow" w:cs="Arial Narrow"/>
-          <w:sz w:val="16"/>
-          <w:szCs w:val="16"/>
-        </w:rPr>
-        <w:t>El proveedor responde por la idoneidad y calidad de los productos y servicios ofrecidos; por la autenticidad de las marcas y leyendas que exhiben sus productos o del signo que respalda al prestador del servicio, por la falta de conformidad entre la publicidad comercial de los productos y servicios y estos, así como por el contenido y la vida útil del producto indicado en el envase, en lo que corresponda.</w:t>
-      </w:r>
-    </w:p>
+    </w:p>
+  </w:footnote>
+  <w:footnote w:id="7">
     <w:p>
       <w:pPr>
         <w:pStyle w:val="Textonotapie"/>
@@ -8465,9 +8518,88 @@
           <w:szCs w:val="16"/>
         </w:rPr>
       </w:pPr>
-    </w:p>
-  </w:footnote>
-  <w:footnote w:id="7">
+      <w:r>
+        <w:rPr>
+          <w:rStyle w:val="Refdenotaalpie"/>
+          <w:rFonts w:ascii="Arial Narrow" w:eastAsia="Arial Narrow" w:hAnsi="Arial Narrow" w:cs="Arial Narrow"/>
+          <w:sz w:val="16"/>
+          <w:szCs w:val="16"/>
+          <w:vertAlign w:val="superscript"/>
+        </w:rPr>
+        <w:footnoteRef/>
+      </w:r>
+      <w:r>
+        <w:rPr>
+          <w:rFonts w:ascii="Arial Narrow" w:eastAsia="Arial Narrow" w:hAnsi="Arial Narrow" w:cs="Arial Narrow"/>
+          <w:sz w:val="16"/>
+          <w:szCs w:val="16"/>
+        </w:rPr>
+        <w:tab/>
+        <w:t xml:space="preserve"/>
+      </w:r>
+      <w:r>
+        <w:rPr>
+          <w:rFonts w:ascii="Arial Narrow" w:eastAsia="Arial Narrow" w:hAnsi="Arial Narrow" w:cs="Arial Narrow"/>
+          <w:sz w:val="16"/>
+          <w:szCs w:val="16"/>
+        </w:rPr>
+        <w:tab/>
+      </w:r>
+      <w:r>
+        <w:rPr>
+          <w:rFonts w:ascii="Arial Narrow" w:eastAsia="Arial Narrow" w:hAnsi="Arial Narrow" w:cs="Arial Narrow"/>
+          <w:b/>
+          <w:bCs/>
+          <w:sz w:val="16"/>
+          <w:szCs w:val="16"/>
+        </w:rPr>
+        <w:t xml:space="preserve">LEY 29571, CÓDIGO DE PROTECCIÓN Y DEFENSA DEL CONSUMIDOR, publicado el 2 de setiembre de 2010 y modificado por Decreto Legislativo 1308 </w:t>
+      </w:r>
+    </w:p>
+    <w:p>
+      <w:pPr>
+        <w:pStyle w:val="Textonotapie"/>
+        <w:ind w:left="567" w:right="-1"/>
+        <w:jc w:val="both"/>
+        <w:rPr>
+          <w:rFonts w:ascii="Arial Narrow" w:eastAsia="Arial Narrow" w:hAnsi="Arial Narrow" w:cs="Arial Narrow"/>
+          <w:b/>
+          <w:bCs/>
+          <w:sz w:val="16"/>
+          <w:szCs w:val="16"/>
+        </w:rPr>
+      </w:pPr>
+      <w:r>
+        <w:rPr>
+          <w:rFonts w:ascii="Arial Narrow" w:eastAsia="Arial Narrow" w:hAnsi="Arial Narrow" w:cs="Arial Narrow"/>
+          <w:b/>
+          <w:bCs/>
+          <w:sz w:val="16"/>
+          <w:szCs w:val="16"/>
+        </w:rPr>
+        <w:t>Artículo 88.- Reclamo de productos o servicios financieros y de seguros</w:t>
+      </w:r>
+    </w:p>
+    <w:p>
+      <w:pPr>
+        <w:pStyle w:val="Textonotapie"/>
+        <w:ind w:left="567" w:right="-1"/>
+        <w:jc w:val="both"/>
+        <w:rPr>
+          <w:rFonts w:ascii="Arial Narrow" w:eastAsia="Arial Narrow" w:hAnsi="Arial Narrow" w:cs="Arial Narrow"/>
+          <w:sz w:val="16"/>
+          <w:szCs w:val="16"/>
+        </w:rPr>
+      </w:pPr>
+      <w:r>
+        <w:rPr>
+          <w:rFonts w:ascii="Arial Narrow" w:eastAsia="Arial Narrow" w:hAnsi="Arial Narrow" w:cs="Arial Narrow"/>
+          <w:sz w:val="16"/>
+          <w:szCs w:val="16"/>
+        </w:rPr>
+        <w:t xml:space="preserve">88.1 Las entidades del sistema financiero y de seguros, en todas sus oficinas en la República, deben resolver los reclamos en un plazo no mayor de quince días hábiles. Excepcionalmente, la Superintendencia de Banca, Seguros y Administradoras Privadas de Fondos de Pensiones podrá establecer un plazo ampliatorio cuando la naturaleza y complejidad de la operación, producto o servicio materia del reclamo o requerimiento lo justifique, situación que debe ponerse en conocimiento del consumidor antes de la culminación del plazo inicial, sin perjuicio del derecho del consumidor de recurrir directamente ante la Autoridad de Consumo. </w:t>
+      </w:r>
+    </w:p>
     <w:p>
       <w:pPr>
         <w:pStyle w:val="Textonotapie"/>
@@ -8484,87 +8616,9 @@
           <w:szCs w:val="16"/>
         </w:rPr>
       </w:pPr>
-      <w:r>
-        <w:rPr>
-          <w:rStyle w:val="Refdenotaalpie"/>
-          <w:rFonts w:ascii="Arial Narrow" w:eastAsia="Arial Narrow" w:hAnsi="Arial Narrow" w:cs="Arial Narrow"/>
-          <w:sz w:val="16"/>
-          <w:szCs w:val="16"/>
-          <w:vertAlign w:val="superscript"/>
-        </w:rPr>
-        <w:footnoteRef/>
-      </w:r>
-      <w:r>
-        <w:rPr>
-          <w:rFonts w:ascii="Arial Narrow" w:eastAsia="Arial Narrow" w:hAnsi="Arial Narrow" w:cs="Arial Narrow"/>
-          <w:sz w:val="16"/>
-          <w:szCs w:val="16"/>
-        </w:rPr>
-        <w:t xml:space="preserve"> </w:t>
-      </w:r>
-      <w:r>
-        <w:rPr>
-          <w:rFonts w:ascii="Arial Narrow" w:eastAsia="Arial Narrow" w:hAnsi="Arial Narrow" w:cs="Arial Narrow"/>
-          <w:sz w:val="16"/>
-          <w:szCs w:val="16"/>
-        </w:rPr>
-        <w:tab/>
-      </w:r>
-      <w:r>
-        <w:rPr>
-          <w:rFonts w:ascii="Arial Narrow" w:eastAsia="Arial Narrow" w:hAnsi="Arial Narrow" w:cs="Arial Narrow"/>
-          <w:b/>
-          <w:bCs/>
-          <w:sz w:val="16"/>
-          <w:szCs w:val="16"/>
-        </w:rPr>
-        <w:t xml:space="preserve">LEY 29571, CÓDIGO DE PROTECCIÓN Y DEFENSA DEL CONSUMIDOR, publicado el 2 de setiembre de 2010 y modificado por Decreto Legislativo 1308 </w:t>
-      </w:r>
-    </w:p>
-    <w:p>
-      <w:pPr>
-        <w:pStyle w:val="Textonotapie"/>
-        <w:ind w:left="567" w:right="-1"/>
-        <w:jc w:val="both"/>
-        <w:rPr>
-          <w:rFonts w:ascii="Arial Narrow" w:eastAsia="Arial Narrow" w:hAnsi="Arial Narrow" w:cs="Arial Narrow"/>
-          <w:b/>
-          <w:bCs/>
-          <w:sz w:val="16"/>
-          <w:szCs w:val="16"/>
-        </w:rPr>
-      </w:pPr>
-      <w:r>
-        <w:rPr>
-          <w:rFonts w:ascii="Arial Narrow" w:eastAsia="Arial Narrow" w:hAnsi="Arial Narrow" w:cs="Arial Narrow"/>
-          <w:b/>
-          <w:bCs/>
-          <w:sz w:val="16"/>
-          <w:szCs w:val="16"/>
-        </w:rPr>
-        <w:t>Artículo 88.- Reclamo de productos o servicios financieros y de seguros</w:t>
-      </w:r>
-    </w:p>
-    <w:p>
-      <w:pPr>
-        <w:pStyle w:val="Textonotapie"/>
-        <w:ind w:left="567" w:right="-1"/>
-        <w:jc w:val="both"/>
-        <w:rPr>
-          <w:rFonts w:ascii="Arial Narrow" w:eastAsia="Arial Narrow" w:hAnsi="Arial Narrow" w:cs="Arial Narrow"/>
-          <w:sz w:val="16"/>
-          <w:szCs w:val="16"/>
-        </w:rPr>
-      </w:pPr>
-      <w:r>
-        <w:rPr>
-          <w:rFonts w:ascii="Arial Narrow" w:eastAsia="Arial Narrow" w:hAnsi="Arial Narrow" w:cs="Arial Narrow"/>
-          <w:sz w:val="16"/>
-          <w:szCs w:val="16"/>
-        </w:rPr>
-        <w:t xml:space="preserve">88.1 Las entidades del sistema financiero y de seguros, en todas sus oficinas en la República, deben resolver los reclamos en un plazo no mayor de quince días hábiles. Excepcionalmente, la Superintendencia de Banca, Seguros y Administradoras Privadas de Fondos de Pensiones podrá establecer un plazo ampliatorio cuando la naturaleza y complejidad de la operación, producto o servicio materia del reclamo o requerimiento lo justifique, situación que debe ponerse en conocimiento del consumidor antes de la culminación del plazo inicial, sin perjuicio del derecho del consumidor de recurrir directamente ante la Autoridad de Consumo. </w:t>
-      </w:r>
-    </w:p>
+    </w:p>
+  </w:footnote>
+  <w:footnote w:id="8">
     <w:p>
       <w:pPr>
         <w:pStyle w:val="Textonotapie"/>
@@ -8575,15 +8629,74 @@
         <w:jc w:val="both"/>
         <w:rPr>
           <w:rFonts w:ascii="Arial Narrow" w:eastAsia="Arial Narrow" w:hAnsi="Arial Narrow" w:cs="Arial Narrow"/>
+          <w:sz w:val="16"/>
+          <w:szCs w:val="16"/>
+        </w:rPr>
+      </w:pPr>
+      <w:r>
+        <w:rPr>
+          <w:rStyle w:val="Refdenotaalpie"/>
+          <w:rFonts w:ascii="Arial Narrow" w:eastAsia="Arial Narrow" w:hAnsi="Arial Narrow" w:cs="Arial Narrow"/>
+          <w:sz w:val="16"/>
+          <w:szCs w:val="16"/>
+          <w:vertAlign w:val="superscript"/>
+        </w:rPr>
+        <w:footnoteRef/>
+      </w:r>
+      <w:r>
+        <w:rPr>
+          <w:rFonts w:ascii="Arial Narrow" w:eastAsia="Arial Narrow" w:hAnsi="Arial Narrow" w:cs="Arial Narrow"/>
+          <w:sz w:val="16"/>
+          <w:szCs w:val="16"/>
+        </w:rPr>
+        <w:tab/>
+        <w:t xml:space="preserve"/>
+      </w:r>
+      <w:r>
+        <w:rPr>
+          <w:rFonts w:ascii="Arial Narrow" w:eastAsia="Arial Narrow" w:hAnsi="Arial Narrow" w:cs="Arial Narrow"/>
+          <w:sz w:val="16"/>
+          <w:szCs w:val="16"/>
+        </w:rPr>
+        <w:tab/>
+      </w:r>
+      <w:r>
+        <w:rPr>
+          <w:rFonts w:ascii="Arial Narrow" w:eastAsia="Arial Narrow" w:hAnsi="Arial Narrow" w:cs="Arial Narrow"/>
           <w:b/>
           <w:bCs/>
           <w:sz w:val="16"/>
           <w:szCs w:val="16"/>
         </w:rPr>
-      </w:pPr>
-    </w:p>
-  </w:footnote>
-  <w:footnote w:id="8">
+        <w:t>LEY SOBRE FACULTADES, NORMAS Y ORGANIZACIÓN DEL INDECOPI, APROBADA POR DECRETO LEGISLATIVO 807 Artículo 24.-</w:t>
+      </w:r>
+      <w:r>
+        <w:rPr>
+          <w:rFonts w:ascii="Arial Narrow" w:eastAsia="Arial Narrow" w:hAnsi="Arial Narrow" w:cs="Arial Narrow"/>
+          <w:sz w:val="16"/>
+          <w:szCs w:val="16"/>
+        </w:rPr>
+        <w:t xml:space="preserve"> El </w:t>
+      </w:r>
+      <w:proofErr w:type="gramStart"/>
+      <w:r>
+        <w:rPr>
+          <w:rFonts w:ascii="Arial Narrow" w:eastAsia="Arial Narrow" w:hAnsi="Arial Narrow" w:cs="Arial Narrow"/>
+          <w:sz w:val="16"/>
+          <w:szCs w:val="16"/>
+        </w:rPr>
+        <w:t>Secretario Técnico</w:t>
+      </w:r>
+      <w:proofErr w:type="gramEnd"/>
+      <w:r>
+        <w:rPr>
+          <w:rFonts w:ascii="Arial Narrow" w:eastAsia="Arial Narrow" w:hAnsi="Arial Narrow" w:cs="Arial Narrow"/>
+          <w:sz w:val="16"/>
+          <w:szCs w:val="16"/>
+        </w:rPr>
+        <w:t xml:space="preserve"> se encargará de la tramitación del procedimiento. Para ello, cuenta con las siguientes facultades:</w:t>
+      </w:r>
+    </w:p>
     <w:p>
       <w:pPr>
         <w:pStyle w:val="Textonotapie"/>
@@ -8600,65 +8713,12 @@
       </w:pPr>
       <w:r>
         <w:rPr>
-          <w:rStyle w:val="Refdenotaalpie"/>
-          <w:rFonts w:ascii="Arial Narrow" w:eastAsia="Arial Narrow" w:hAnsi="Arial Narrow" w:cs="Arial Narrow"/>
-          <w:sz w:val="16"/>
-          <w:szCs w:val="16"/>
-          <w:vertAlign w:val="superscript"/>
-        </w:rPr>
-        <w:footnoteRef/>
-      </w:r>
-      <w:r>
-        <w:rPr>
-          <w:rFonts w:ascii="Arial Narrow" w:eastAsia="Arial Narrow" w:hAnsi="Arial Narrow" w:cs="Arial Narrow"/>
-          <w:sz w:val="16"/>
-          <w:szCs w:val="16"/>
-        </w:rPr>
-        <w:t xml:space="preserve"> </w:t>
-      </w:r>
-      <w:r>
-        <w:rPr>
           <w:rFonts w:ascii="Arial Narrow" w:eastAsia="Arial Narrow" w:hAnsi="Arial Narrow" w:cs="Arial Narrow"/>
           <w:sz w:val="16"/>
           <w:szCs w:val="16"/>
         </w:rPr>
         <w:tab/>
-      </w:r>
-      <w:r>
-        <w:rPr>
-          <w:rFonts w:ascii="Arial Narrow" w:eastAsia="Arial Narrow" w:hAnsi="Arial Narrow" w:cs="Arial Narrow"/>
-          <w:b/>
-          <w:bCs/>
-          <w:sz w:val="16"/>
-          <w:szCs w:val="16"/>
-        </w:rPr>
-        <w:t>LEY SOBRE FACULTADES, NORMAS Y ORGANIZACIÓN DEL INDECOPI, APROBADA POR DECRETO LEGISLATIVO 807 Artículo 24.-</w:t>
-      </w:r>
-      <w:r>
-        <w:rPr>
-          <w:rFonts w:ascii="Arial Narrow" w:eastAsia="Arial Narrow" w:hAnsi="Arial Narrow" w:cs="Arial Narrow"/>
-          <w:sz w:val="16"/>
-          <w:szCs w:val="16"/>
-        </w:rPr>
-        <w:t xml:space="preserve"> El </w:t>
-      </w:r>
-      <w:proofErr w:type="gramStart"/>
-      <w:r>
-        <w:rPr>
-          <w:rFonts w:ascii="Arial Narrow" w:eastAsia="Arial Narrow" w:hAnsi="Arial Narrow" w:cs="Arial Narrow"/>
-          <w:sz w:val="16"/>
-          <w:szCs w:val="16"/>
-        </w:rPr>
-        <w:t>Secretario Técnico</w:t>
-      </w:r>
-      <w:proofErr w:type="gramEnd"/>
-      <w:r>
-        <w:rPr>
-          <w:rFonts w:ascii="Arial Narrow" w:eastAsia="Arial Narrow" w:hAnsi="Arial Narrow" w:cs="Arial Narrow"/>
-          <w:sz w:val="16"/>
-          <w:szCs w:val="16"/>
-        </w:rPr>
-        <w:t xml:space="preserve"> se encargará de la tramitación del procedimiento. Para ello, cuenta con las siguientes facultades:</w:t>
+        <w:t xml:space="preserve">(...) </w:t>
       </w:r>
     </w:p>
     <w:p>
@@ -8682,7 +8742,7 @@
           <w:szCs w:val="16"/>
         </w:rPr>
         <w:tab/>
-        <w:t xml:space="preserve">(...) </w:t>
+        <w:t xml:space="preserve">c) Admitir denuncias a trámite, en aquellos casos en que la Comisión le haya delegado esta facultad. </w:t>
       </w:r>
     </w:p>
     <w:p>
@@ -8706,7 +8766,7 @@
           <w:szCs w:val="16"/>
         </w:rPr>
         <w:tab/>
-        <w:t xml:space="preserve">c) Admitir denuncias a trámite, en aquellos casos en que la Comisión le haya delegado esta facultad. </w:t>
+        <w:t>(...).</w:t>
       </w:r>
     </w:p>
     <w:p>
@@ -8723,6 +8783,33 @@
           <w:szCs w:val="16"/>
         </w:rPr>
       </w:pPr>
+    </w:p>
+  </w:footnote>
+  <w:footnote w:id="9">
+    <w:p>
+      <w:pPr>
+        <w:pStyle w:val="Textonotapie"/>
+        <w:tabs>
+          <w:tab w:val="left" w:pos="567"/>
+        </w:tabs>
+        <w:ind w:left="567" w:hanging="567"/>
+        <w:jc w:val="both"/>
+        <w:rPr>
+          <w:rFonts w:ascii="Arial Narrow" w:eastAsia="Arial Narrow" w:hAnsi="Arial Narrow" w:cs="Arial Narrow"/>
+          <w:sz w:val="16"/>
+          <w:szCs w:val="16"/>
+        </w:rPr>
+      </w:pPr>
+      <w:r>
+        <w:rPr>
+          <w:rStyle w:val="Refdenotaalpie"/>
+          <w:rFonts w:ascii="Arial Narrow" w:eastAsia="Arial Narrow" w:hAnsi="Arial Narrow" w:cs="Arial Narrow"/>
+          <w:sz w:val="16"/>
+          <w:szCs w:val="16"/>
+          <w:vertAlign w:val="superscript"/>
+        </w:rPr>
+        <w:footnoteRef/>
+      </w:r>
       <w:r>
         <w:rPr>
           <w:rFonts w:ascii="Arial Narrow" w:eastAsia="Arial Narrow" w:hAnsi="Arial Narrow" w:cs="Arial Narrow"/>
@@ -8730,9 +8817,697 @@
           <w:szCs w:val="16"/>
         </w:rPr>
         <w:tab/>
-        <w:t>(...).</w:t>
-      </w:r>
-    </w:p>
+        <w:t xml:space="preserve"/>
+      </w:r>
+      <w:r>
+        <w:rPr>
+          <w:rFonts w:ascii="Arial Narrow" w:eastAsia="Arial Narrow" w:hAnsi="Arial Narrow" w:cs="Arial Narrow"/>
+          <w:sz w:val="16"/>
+          <w:szCs w:val="16"/>
+        </w:rPr>
+        <w:tab/>
+        <w:t xml:space="preserve">El número de trabajadores se atenderá siempre que la empresa haya sido constituida antes de la vigencia de la Ley </w:t>
+      </w:r>
+      <w:proofErr w:type="spellStart"/>
+      <w:r>
+        <w:rPr>
+          <w:rFonts w:ascii="Arial Narrow" w:eastAsia="Arial Narrow" w:hAnsi="Arial Narrow" w:cs="Arial Narrow"/>
+          <w:sz w:val="16"/>
+          <w:szCs w:val="16"/>
+        </w:rPr>
+        <w:t/>
+      </w:r>
+      <w:proofErr w:type="spellEnd"/>
+      <w:r>
+        <w:rPr>
+          <w:rFonts w:ascii="Arial Narrow" w:eastAsia="Arial Narrow" w:hAnsi="Arial Narrow" w:cs="Arial Narrow"/>
+          <w:sz w:val="16"/>
+          <w:szCs w:val="16"/>
+        </w:rPr>
+        <w:t xml:space="preserve">30056, publicada el 2 de julio de 2013, que modificó el artículo 5 del Texto Único Ordenado de la Ley de Promoción de la Competitividad, Formalización y Desarrollo de la Micro y Pequeña Empresa y de Acceso al Empleo Decente (LEY MYPE). Ello, en la medida que la Tercera Disposición Complementaria Transitoria de la norma modificatoria precisa que las empresas constituidas antes de la </w:t>
+      </w:r>
+      <w:proofErr w:type="gramStart"/>
+      <w:r>
+        <w:rPr>
+          <w:rFonts w:ascii="Arial Narrow" w:eastAsia="Arial Narrow" w:hAnsi="Arial Narrow" w:cs="Arial Narrow"/>
+          <w:sz w:val="16"/>
+          <w:szCs w:val="16"/>
+        </w:rPr>
+        <w:t>entrada en vigencia</w:t>
+      </w:r>
+      <w:proofErr w:type="gramEnd"/>
+      <w:r>
+        <w:rPr>
+          <w:rFonts w:ascii="Arial Narrow" w:eastAsia="Arial Narrow" w:hAnsi="Arial Narrow" w:cs="Arial Narrow"/>
+          <w:sz w:val="16"/>
+          <w:szCs w:val="16"/>
+        </w:rPr>
+        <w:t xml:space="preserve"> de dicha Ley se rigen por los requisitos de acogimiento al régimen de las micro y pequeñas empresas regulados en el Decreto Legislativo 1086.</w:t>
+      </w:r>
+    </w:p>
+    <w:p>
+      <w:pPr>
+        <w:pStyle w:val="Textonotapie"/>
+        <w:ind w:left="567" w:hanging="567"/>
+        <w:jc w:val="both"/>
+        <w:rPr>
+          <w:rFonts w:ascii="Arial Narrow" w:eastAsia="Arial Narrow" w:hAnsi="Arial Narrow" w:cs="Arial Narrow"/>
+          <w:sz w:val="16"/>
+          <w:szCs w:val="16"/>
+        </w:rPr>
+      </w:pPr>
+    </w:p>
+  </w:footnote>
+  <w:footnote w:id="10">
+    <w:p>
+      <w:pPr>
+        <w:pStyle w:val="Textonotapie"/>
+        <w:tabs>
+          <w:tab w:val="left" w:pos="567"/>
+        </w:tabs>
+        <w:ind w:left="567" w:hanging="567"/>
+        <w:jc w:val="both"/>
+        <w:rPr>
+          <w:rFonts w:ascii="Arial Narrow" w:eastAsia="Arial Narrow" w:hAnsi="Arial Narrow" w:cs="Arial Narrow"/>
+          <w:sz w:val="16"/>
+          <w:szCs w:val="16"/>
+        </w:rPr>
+      </w:pPr>
+      <w:r>
+        <w:rPr>
+          <w:rStyle w:val="Refdenotaalpie"/>
+          <w:rFonts w:ascii="Arial Narrow" w:eastAsia="Arial Narrow" w:hAnsi="Arial Narrow" w:cs="Arial Narrow"/>
+          <w:sz w:val="16"/>
+          <w:szCs w:val="16"/>
+          <w:vertAlign w:val="superscript"/>
+        </w:rPr>
+        <w:footnoteRef/>
+      </w:r>
+      <w:r>
+        <w:rPr>
+          <w:rFonts w:ascii="Arial Narrow" w:eastAsia="Arial Narrow" w:hAnsi="Arial Narrow" w:cs="Arial Narrow"/>
+          <w:sz w:val="16"/>
+          <w:szCs w:val="16"/>
+        </w:rPr>
+        <w:tab/>
+        <w:t xml:space="preserve"/>
+      </w:r>
+      <w:r>
+        <w:rPr>
+          <w:rFonts w:ascii="Arial Narrow" w:eastAsia="Arial Narrow" w:hAnsi="Arial Narrow" w:cs="Arial Narrow"/>
+          <w:sz w:val="16"/>
+          <w:szCs w:val="16"/>
+        </w:rPr>
+        <w:tab/>
+      </w:r>
+      <w:r>
+        <w:rPr>
+          <w:rFonts w:ascii="Arial Narrow" w:eastAsia="Arial Narrow" w:hAnsi="Arial Narrow" w:cs="Arial Narrow"/>
+          <w:b/>
+          <w:sz w:val="16"/>
+          <w:szCs w:val="16"/>
+        </w:rPr>
+        <w:t>LEY 29571, CÓDIGO DE PROTECCIÓN Y DEFENSA DEL CONSUMIDOR</w:t>
+      </w:r>
+      <w:r>
+        <w:rPr>
+          <w:rFonts w:ascii="Arial Narrow" w:eastAsia="Arial Narrow" w:hAnsi="Arial Narrow" w:cs="Arial Narrow"/>
+          <w:b/>
+          <w:bCs/>
+          <w:sz w:val="16"/>
+          <w:szCs w:val="16"/>
+        </w:rPr>
+        <w:t xml:space="preserve">, </w:t>
+      </w:r>
+      <w:r>
+        <w:rPr>
+          <w:rFonts w:ascii="Arial Narrow" w:eastAsia="Arial Narrow" w:hAnsi="Arial Narrow" w:cs="Arial Narrow"/>
+          <w:b/>
+          <w:sz w:val="16"/>
+          <w:szCs w:val="16"/>
+        </w:rPr>
+        <w:t>publicado el 2 de setiembre de 2010 y modificado por Decreto Legislativo 1308</w:t>
+      </w:r>
+    </w:p>
+    <w:p>
+      <w:pPr>
+        <w:pStyle w:val="Textonotapie"/>
+        <w:ind w:left="567" w:hanging="567"/>
+        <w:jc w:val="both"/>
+        <w:rPr>
+          <w:rFonts w:ascii="Arial Narrow" w:eastAsia="Arial Narrow" w:hAnsi="Arial Narrow" w:cs="Arial Narrow"/>
+          <w:b/>
+          <w:bCs/>
+          <w:sz w:val="16"/>
+          <w:szCs w:val="16"/>
+        </w:rPr>
+      </w:pPr>
+      <w:r>
+        <w:rPr>
+          <w:rFonts w:ascii="Arial Narrow" w:eastAsia="Arial Narrow" w:hAnsi="Arial Narrow" w:cs="Arial Narrow"/>
+          <w:sz w:val="16"/>
+          <w:szCs w:val="16"/>
+        </w:rPr>
+        <w:tab/>
+      </w:r>
+      <w:r>
+        <w:rPr>
+          <w:rFonts w:ascii="Arial Narrow" w:eastAsia="Arial Narrow" w:hAnsi="Arial Narrow" w:cs="Arial Narrow"/>
+          <w:b/>
+          <w:bCs/>
+          <w:sz w:val="16"/>
+          <w:szCs w:val="16"/>
+        </w:rPr>
+        <w:t>Artículo 110.- Sanciones Administrativas</w:t>
+      </w:r>
+    </w:p>
+    <w:p>
+      <w:pPr>
+        <w:autoSpaceDE w:val="0"/>
+        <w:autoSpaceDN w:val="0"/>
+        <w:adjustRightInd w:val="0"/>
+        <w:spacing w:after="0" w:line="240" w:lineRule="auto"/>
+        <w:ind w:left="567"/>
+        <w:jc w:val="both"/>
+        <w:rPr>
+          <w:rFonts w:ascii="Arial Narrow" w:eastAsia="Arial Narrow" w:hAnsi="Arial Narrow" w:cs="Arial Narrow"/>
+          <w:sz w:val="16"/>
+          <w:szCs w:val="16"/>
+          <w:lang w:eastAsia="es-PE"/>
+        </w:rPr>
+      </w:pPr>
+      <w:r>
+        <w:rPr>
+          <w:rFonts w:ascii="Arial Narrow" w:eastAsia="Arial Narrow" w:hAnsi="Arial Narrow" w:cs="Arial Narrow"/>
+          <w:sz w:val="16"/>
+          <w:szCs w:val="16"/>
+          <w:lang w:eastAsia="es-PE"/>
+        </w:rPr>
+        <w:t>(…)</w:t>
+      </w:r>
+    </w:p>
+    <w:p>
+      <w:pPr>
+        <w:autoSpaceDE w:val="0"/>
+        <w:autoSpaceDN w:val="0"/>
+        <w:adjustRightInd w:val="0"/>
+        <w:spacing w:after="0" w:line="240" w:lineRule="auto"/>
+        <w:ind w:left="567"/>
+        <w:jc w:val="both"/>
+        <w:rPr>
+          <w:rFonts w:ascii="Arial Narrow" w:eastAsia="Arial Narrow" w:hAnsi="Arial Narrow" w:cs="Arial Narrow"/>
+          <w:sz w:val="16"/>
+          <w:szCs w:val="16"/>
+          <w:lang w:eastAsia="es-PE"/>
+        </w:rPr>
+      </w:pPr>
+      <w:r>
+        <w:rPr>
+          <w:rFonts w:ascii="Arial Narrow" w:eastAsia="Arial Narrow" w:hAnsi="Arial Narrow" w:cs="Arial Narrow"/>
+          <w:sz w:val="16"/>
+          <w:szCs w:val="16"/>
+          <w:lang w:eastAsia="es-PE"/>
+        </w:rPr>
+        <w:t>En el caso de las microempresas, la multa no puede superar el diez por ciento (10%) de las ventas o ingresos brutos percibidos por el infractor, relativos a todas sus actividades económicas, correspondientes al ejercicio inmediato anterior al de la expedición de la resolución de primera instancia, siempre que se haya acreditado dichos ingresos, no se encuentre en una situación de reincidencia y el caso no verse sobre la vida, salud o integridad de los consumidores. Para el caso de las pequeñas empresas, la multa no puede superar el veinte por ciento (20%) de las ventas o ingresos brutos percibidos por el infractor, conforme a los requisitos señalados anteriormente.</w:t>
+      </w:r>
+    </w:p>
+    <w:p>
+      <w:pPr>
+        <w:autoSpaceDE w:val="0"/>
+        <w:autoSpaceDN w:val="0"/>
+        <w:adjustRightInd w:val="0"/>
+        <w:spacing w:after="0" w:line="240" w:lineRule="auto"/>
+        <w:ind w:left="567"/>
+        <w:jc w:val="both"/>
+        <w:rPr>
+          <w:rFonts w:ascii="Arial Narrow" w:eastAsia="Arial Narrow" w:hAnsi="Arial Narrow" w:cs="Arial Narrow"/>
+          <w:sz w:val="16"/>
+          <w:szCs w:val="16"/>
+          <w:lang w:eastAsia="es-PE"/>
+        </w:rPr>
+      </w:pPr>
+      <w:r>
+        <w:rPr>
+          <w:rFonts w:ascii="Arial Narrow" w:eastAsia="Arial Narrow" w:hAnsi="Arial Narrow" w:cs="Arial Narrow"/>
+          <w:sz w:val="16"/>
+          <w:szCs w:val="16"/>
+          <w:lang w:eastAsia="es-PE"/>
+        </w:rPr>
+        <w:t>(…).</w:t>
+      </w:r>
+    </w:p>
+    <w:p>
+      <w:pPr>
+        <w:pStyle w:val="Textonotapie"/>
+        <w:ind w:left="567" w:hanging="567"/>
+        <w:jc w:val="both"/>
+        <w:rPr>
+          <w:rFonts w:ascii="Arial Narrow" w:eastAsia="Arial Narrow" w:hAnsi="Arial Narrow" w:cs="Arial Narrow"/>
+          <w:sz w:val="16"/>
+          <w:szCs w:val="16"/>
+        </w:rPr>
+      </w:pPr>
+    </w:p>
+  </w:footnote>
+  <w:footnote w:id="11">
+    <w:p>
+      <w:pPr>
+        <w:pStyle w:val="Textonotapie"/>
+        <w:tabs>
+          <w:tab w:val="left" w:pos="567"/>
+        </w:tabs>
+        <w:ind w:left="567" w:hanging="567"/>
+        <w:jc w:val="both"/>
+        <w:rPr>
+          <w:rFonts w:ascii="Arial Narrow" w:eastAsia="Arial Narrow" w:hAnsi="Arial Narrow" w:cs="Arial Narrow"/>
+          <w:sz w:val="16"/>
+          <w:szCs w:val="16"/>
+        </w:rPr>
+      </w:pPr>
+      <w:r>
+        <w:rPr>
+          <w:rStyle w:val="Refdenotaalpie"/>
+          <w:rFonts w:ascii="Arial Narrow" w:eastAsia="Arial Narrow" w:hAnsi="Arial Narrow" w:cs="Arial Narrow"/>
+          <w:sz w:val="16"/>
+          <w:szCs w:val="16"/>
+          <w:vertAlign w:val="superscript"/>
+        </w:rPr>
+        <w:footnoteRef/>
+      </w:r>
+      <w:r>
+        <w:rPr>
+          <w:rFonts w:ascii="Arial Narrow" w:eastAsia="Arial Narrow" w:hAnsi="Arial Narrow" w:cs="Arial Narrow"/>
+          <w:sz w:val="16"/>
+          <w:szCs w:val="16"/>
+        </w:rPr>
+        <w:tab/>
+      </w:r>
+      <w:r>
+        <w:rPr>
+          <w:rFonts w:ascii="Arial Narrow" w:eastAsia="Arial Narrow" w:hAnsi="Arial Narrow" w:cs="Arial Narrow"/>
+          <w:b/>
+          <w:bCs/>
+          <w:sz w:val="16"/>
+          <w:szCs w:val="16"/>
+        </w:rPr>
+        <w:t xml:space="preserve">DECRETO LEGISLATIVO 807, LEY SOBRE FACULTADES, NORMAS Y ORGANIZACIÓN DEL INDECOPI, publicado el 18 de abril de 1996</w:t>
+      </w:r>
+    </w:p>
+    <w:p>
+      <w:pPr>
+        <w:pStyle w:val="Textonotapie"/>
+        <w:ind w:left="567" w:hanging="567"/>
+        <w:jc w:val="both"/>
+        <w:rPr>
+          <w:rFonts w:ascii="Arial Narrow" w:eastAsia="Arial Narrow" w:hAnsi="Arial Narrow" w:cs="Arial Narrow"/>
+          <w:sz w:val="16"/>
+          <w:szCs w:val="16"/>
+        </w:rPr>
+      </w:pPr>
+      <w:r>
+        <w:rPr>
+          <w:rFonts w:ascii="Arial Narrow" w:eastAsia="Arial Narrow" w:hAnsi="Arial Narrow" w:cs="Arial Narrow"/>
+          <w:sz w:val="16"/>
+          <w:szCs w:val="16"/>
+        </w:rPr>
+        <w:tab/>
+      </w:r>
+      <w:r>
+        <w:rPr>
+          <w:rFonts w:ascii="Arial Narrow" w:eastAsia="Arial Narrow" w:hAnsi="Arial Narrow" w:cs="Arial Narrow"/>
+          <w:b/>
+          <w:bCs/>
+          <w:sz w:val="16"/>
+          <w:szCs w:val="16"/>
+        </w:rPr>
+        <w:t xml:space="preserve">Artículo 26.-</w:t>
+      </w:r>
+      <w:r>
+        <w:rPr>
+          <w:rFonts w:ascii="Arial Narrow" w:eastAsia="Arial Narrow" w:hAnsi="Arial Narrow" w:cs="Arial Narrow"/>
+          <w:sz w:val="16"/>
+          <w:szCs w:val="16"/>
+        </w:rPr>
+        <w:t xml:space="preserve"> Una vez admitida a trámite la denuncia, se correrá traslado de la misma al denunciado, a fin de que éste presente su descargo. El plazo para la presentación del descargo será de cinco (5) días contados desde la notificación, vencido el cual, el Secretario Técnico declarará en rebeldía al denunciado que no lo hubiera presentado.</w:t>
+      </w:r>
+    </w:p>
+    <w:p>
+      <w:pPr>
+        <w:pStyle w:val="Textonotapie"/>
+        <w:ind w:left="567" w:hanging="567"/>
+        <w:jc w:val="both"/>
+        <w:rPr>
+          <w:rFonts w:ascii="Arial Narrow" w:eastAsia="Arial Narrow" w:hAnsi="Arial Narrow" w:cs="Arial Narrow"/>
+          <w:sz w:val="16"/>
+          <w:szCs w:val="16"/>
+        </w:rPr>
+      </w:pPr>
+    </w:p>
+  </w:footnote>
+  <w:footnote w:id="12">
+    <w:p>
+      <w:pPr>
+        <w:pStyle w:val="Textonotapie"/>
+        <w:tabs>
+          <w:tab w:val="left" w:pos="567"/>
+        </w:tabs>
+        <w:ind w:left="567" w:hanging="567"/>
+        <w:jc w:val="both"/>
+        <w:rPr>
+          <w:rFonts w:ascii="Arial Narrow" w:eastAsia="Arial Narrow" w:hAnsi="Arial Narrow" w:cs="Arial Narrow"/>
+          <w:sz w:val="16"/>
+          <w:szCs w:val="16"/>
+        </w:rPr>
+      </w:pPr>
+      <w:r>
+        <w:rPr>
+          <w:rStyle w:val="Refdenotaalpie"/>
+          <w:rFonts w:ascii="Arial Narrow" w:eastAsia="Arial Narrow" w:hAnsi="Arial Narrow" w:cs="Arial Narrow"/>
+          <w:sz w:val="16"/>
+          <w:szCs w:val="16"/>
+          <w:vertAlign w:val="superscript"/>
+        </w:rPr>
+        <w:footnoteRef/>
+      </w:r>
+      <w:r>
+        <w:rPr>
+          <w:rFonts w:ascii="Arial Narrow" w:eastAsia="Arial Narrow" w:hAnsi="Arial Narrow" w:cs="Arial Narrow"/>
+          <w:sz w:val="16"/>
+          <w:szCs w:val="16"/>
+        </w:rPr>
+        <w:tab/>
+      </w:r>
+      <w:r>
+        <w:rPr>
+          <w:rFonts w:ascii="Arial Narrow" w:eastAsia="Arial Narrow" w:hAnsi="Arial Narrow" w:cs="Arial Narrow"/>
+          <w:b/>
+          <w:bCs/>
+          <w:sz w:val="16"/>
+          <w:szCs w:val="16"/>
+        </w:rPr>
+        <w:t xml:space="preserve">DECRETO SUPREMO 006-2026-JUS, TEXTO ÚNICO ORDENADO DE LA LEY 27444, LEY DEL PROCEDIMIENTO ADMINISTRATIVO GENERAL, publicado el 30 de abril de 2026</w:t>
+      </w:r>
+    </w:p>
+    <w:p>
+      <w:pPr>
+        <w:pStyle w:val="Textonotapie"/>
+        <w:ind w:left="567" w:hanging="567"/>
+        <w:jc w:val="both"/>
+        <w:rPr>
+          <w:rFonts w:ascii="Arial Narrow" w:eastAsia="Arial Narrow" w:hAnsi="Arial Narrow" w:cs="Arial Narrow"/>
+          <w:sz w:val="16"/>
+          <w:szCs w:val="16"/>
+        </w:rPr>
+      </w:pPr>
+      <w:r>
+        <w:rPr>
+          <w:rFonts w:ascii="Arial Narrow" w:eastAsia="Arial Narrow" w:hAnsi="Arial Narrow" w:cs="Arial Narrow"/>
+          <w:sz w:val="16"/>
+          <w:szCs w:val="16"/>
+        </w:rPr>
+        <w:tab/>
+      </w:r>
+      <w:r>
+        <w:rPr>
+          <w:rFonts w:ascii="Arial Narrow" w:eastAsia="Arial Narrow" w:hAnsi="Arial Narrow" w:cs="Arial Narrow"/>
+          <w:b/>
+          <w:bCs/>
+          <w:sz w:val="16"/>
+          <w:szCs w:val="16"/>
+        </w:rPr>
+        <w:t xml:space="preserve">Artículo 223.- Contestación de la reclamación</w:t>
+      </w:r>
+    </w:p>
+    <w:p>
+      <w:pPr>
+        <w:pStyle w:val="Textonotapie"/>
+        <w:ind w:left="567" w:hanging="567"/>
+        <w:jc w:val="both"/>
+        <w:rPr>
+          <w:rFonts w:ascii="Arial Narrow" w:eastAsia="Arial Narrow" w:hAnsi="Arial Narrow" w:cs="Arial Narrow"/>
+          <w:sz w:val="16"/>
+          <w:szCs w:val="16"/>
+        </w:rPr>
+      </w:pPr>
+      <w:r>
+        <w:rPr>
+          <w:rFonts w:ascii="Arial Narrow" w:eastAsia="Arial Narrow" w:hAnsi="Arial Narrow" w:cs="Arial Narrow"/>
+          <w:sz w:val="16"/>
+          <w:szCs w:val="16"/>
+        </w:rPr>
+        <w:tab/>
+      </w:r>
+      <w:r>
+        <w:rPr>
+          <w:rFonts w:ascii="Arial Narrow" w:eastAsia="Arial Narrow" w:hAnsi="Arial Narrow" w:cs="Arial Narrow"/>
+          <w:sz w:val="16"/>
+          <w:szCs w:val="16"/>
+        </w:rPr>
+        <w:t xml:space="preserve">223.1 El reclamado deberá presentar la contestación de la reclamación dentro de los quince (15) días posteriores a la notificación de ésta; vencido este plazo, la Administración declarará en rebeldía al reclamado que no la hubiera presentado. La contestación deberá contener los requisitos de los escritos previstos en el artículo 113 de la presente Ley, así como la absolución de todos los asuntos controvertidos de hecho y de derecho, Las alegaciones y los hechos relevantes de la reclamación, salvo que hayan sido específicamente negadas en la contestación, se tendrán por aceptadas o merituadas como ciertas.</w:t>
+      </w:r>
+    </w:p>
+    <w:p>
+      <w:pPr>
+        <w:pStyle w:val="Textonotapie"/>
+        <w:ind w:left="567" w:hanging="567"/>
+        <w:jc w:val="both"/>
+        <w:rPr>
+          <w:rFonts w:ascii="Arial Narrow" w:eastAsia="Arial Narrow" w:hAnsi="Arial Narrow" w:cs="Arial Narrow"/>
+          <w:sz w:val="16"/>
+          <w:szCs w:val="16"/>
+        </w:rPr>
+      </w:pPr>
+    </w:p>
+  </w:footnote>
+  <w:footnote w:id="13">
+    <w:p>
+      <w:pPr>
+        <w:tabs>
+          <w:tab w:val="left" w:pos="567"/>
+        </w:tabs>
+        <w:spacing w:after="0" w:line="240" w:lineRule="auto"/>
+        <w:ind w:left="567" w:hanging="567"/>
+        <w:jc w:val="both"/>
+        <w:rPr>
+          <w:rFonts w:ascii="Arial Narrow" w:eastAsia="Arial Narrow" w:hAnsi="Arial Narrow" w:cs="Arial Narrow"/>
+          <w:sz w:val="16"/>
+          <w:szCs w:val="16"/>
+        </w:rPr>
+      </w:pPr>
+      <w:r>
+        <w:rPr>
+          <w:rStyle w:val="Refdenotaalpie"/>
+          <w:rFonts w:ascii="Arial Narrow" w:eastAsia="Arial Narrow" w:hAnsi="Arial Narrow" w:cs="Arial Narrow"/>
+          <w:sz w:val="16"/>
+          <w:szCs w:val="16"/>
+          <w:vertAlign w:val="superscript"/>
+        </w:rPr>
+        <w:footnoteRef/>
+      </w:r>
+      <w:r>
+        <w:rPr>
+          <w:rFonts w:ascii="Arial Narrow" w:eastAsia="Arial Narrow" w:hAnsi="Arial Narrow" w:cs="Arial Narrow"/>
+          <w:sz w:val="16"/>
+          <w:szCs w:val="16"/>
+          <w:vertAlign w:val="superscript"/>
+        </w:rPr>
+        <w:tab/>
+        <w:t xml:space="preserve"/>
+      </w:r>
+      <w:r>
+        <w:rPr>
+          <w:rFonts w:ascii="Arial Narrow" w:eastAsia="Arial Narrow" w:hAnsi="Arial Narrow" w:cs="Arial Narrow"/>
+          <w:sz w:val="16"/>
+          <w:szCs w:val="16"/>
+        </w:rPr>
+        <w:t xml:space="preserve"> </w:t>
+      </w:r>
+      <w:r>
+        <w:rPr>
+          <w:rFonts w:ascii="Arial Narrow" w:eastAsia="Arial Narrow" w:hAnsi="Arial Narrow" w:cs="Arial Narrow"/>
+          <w:sz w:val="16"/>
+          <w:szCs w:val="16"/>
+        </w:rPr>
+        <w:tab/>
+      </w:r>
+      <w:r>
+        <w:rPr>
+          <w:rFonts w:ascii="Arial Narrow" w:eastAsia="Arial Narrow" w:hAnsi="Arial Narrow" w:cs="Arial Narrow"/>
+          <w:b/>
+          <w:sz w:val="16"/>
+          <w:szCs w:val="16"/>
+        </w:rPr>
+        <w:t>LEY 29571, CÓDIGO DE PROTECCIÓN Y DEFENSA DEL CONSUMIDOR</w:t>
+      </w:r>
+      <w:r>
+        <w:rPr>
+          <w:rFonts w:ascii="Arial Narrow" w:eastAsia="Arial Narrow" w:hAnsi="Arial Narrow" w:cs="Arial Narrow"/>
+          <w:b/>
+          <w:bCs/>
+          <w:sz w:val="16"/>
+          <w:szCs w:val="16"/>
+        </w:rPr>
+        <w:t xml:space="preserve">, </w:t>
+      </w:r>
+      <w:r>
+        <w:rPr>
+          <w:rFonts w:ascii="Arial Narrow" w:eastAsia="Arial Narrow" w:hAnsi="Arial Narrow" w:cs="Arial Narrow"/>
+          <w:b/>
+          <w:sz w:val="16"/>
+          <w:szCs w:val="16"/>
+        </w:rPr>
+        <w:t>publicado el 2 de setiembre de 2010 y modificado por Decreto Legislativo 1308</w:t>
+      </w:r>
+    </w:p>
+    <w:p>
+      <w:pPr>
+        <w:spacing w:after="0" w:line="240" w:lineRule="auto"/>
+        <w:ind w:left="567" w:hanging="567"/>
+        <w:jc w:val="both"/>
+        <w:rPr>
+          <w:rFonts w:ascii="Arial Narrow" w:eastAsia="Arial Narrow" w:hAnsi="Arial Narrow" w:cs="Arial Narrow"/>
+          <w:b/>
+          <w:sz w:val="16"/>
+          <w:szCs w:val="16"/>
+        </w:rPr>
+      </w:pPr>
+      <w:r>
+        <w:rPr>
+          <w:rFonts w:ascii="Arial Narrow" w:eastAsia="Arial Narrow" w:hAnsi="Arial Narrow" w:cs="Arial Narrow"/>
+          <w:b/>
+          <w:sz w:val="16"/>
+          <w:szCs w:val="16"/>
+        </w:rPr>
+        <w:tab/>
+        <w:t>Artículo 110.- Sanciones administrativas</w:t>
+      </w:r>
+    </w:p>
+    <w:p>
+      <w:pPr>
+        <w:spacing w:after="0" w:line="240" w:lineRule="auto"/>
+        <w:ind w:left="567"/>
+        <w:jc w:val="both"/>
+        <w:rPr>
+          <w:rFonts w:ascii="Arial Narrow" w:eastAsia="Arial Narrow" w:hAnsi="Arial Narrow" w:cs="Arial Narrow"/>
+          <w:sz w:val="16"/>
+          <w:szCs w:val="16"/>
+        </w:rPr>
+      </w:pPr>
+      <w:r>
+        <w:rPr>
+          <w:rFonts w:ascii="Arial Narrow" w:eastAsia="Arial Narrow" w:hAnsi="Arial Narrow" w:cs="Arial Narrow"/>
+          <w:sz w:val="16"/>
+          <w:szCs w:val="16"/>
+        </w:rPr>
+        <w:t>El órgano resolutivo puede sancionar las infracciones administrativas a que se refiere el artículo 108 con amonestación y multas de hasta cuatrocientos cincuenta (450) Unidades Impositivas Tributarias (UIT), las cuales son calificadas de la siguiente manera:</w:t>
+      </w:r>
+    </w:p>
+    <w:p>
+      <w:pPr>
+        <w:numPr>
+          <w:ilvl w:val="0"/>
+          <w:numId w:val="2"/>
+        </w:numPr>
+        <w:spacing w:after="0" w:line="240" w:lineRule="auto"/>
+        <w:ind w:left="426" w:firstLine="141"/>
+        <w:jc w:val="both"/>
+        <w:rPr>
+          <w:rFonts w:ascii="Arial Narrow" w:eastAsia="Arial Narrow" w:hAnsi="Arial Narrow" w:cs="Arial Narrow"/>
+          <w:sz w:val="16"/>
+          <w:szCs w:val="16"/>
+        </w:rPr>
+      </w:pPr>
+      <w:r>
+        <w:rPr>
+          <w:rFonts w:ascii="Arial Narrow" w:eastAsia="Arial Narrow" w:hAnsi="Arial Narrow" w:cs="Arial Narrow"/>
+          <w:sz w:val="16"/>
+          <w:szCs w:val="16"/>
+        </w:rPr>
+        <w:t>Infracciones leves, con una amonestación o con una multa de hasta cincuenta (50) UIT.</w:t>
+      </w:r>
+    </w:p>
+    <w:p>
+      <w:pPr>
+        <w:numPr>
+          <w:ilvl w:val="0"/>
+          <w:numId w:val="2"/>
+        </w:numPr>
+        <w:spacing w:after="0" w:line="240" w:lineRule="auto"/>
+        <w:ind w:left="426" w:firstLine="141"/>
+        <w:jc w:val="both"/>
+        <w:rPr>
+          <w:rFonts w:ascii="Arial Narrow" w:eastAsia="Arial Narrow" w:hAnsi="Arial Narrow" w:cs="Arial Narrow"/>
+          <w:sz w:val="16"/>
+          <w:szCs w:val="16"/>
+        </w:rPr>
+      </w:pPr>
+      <w:r>
+        <w:rPr>
+          <w:rFonts w:ascii="Arial Narrow" w:eastAsia="Arial Narrow" w:hAnsi="Arial Narrow" w:cs="Arial Narrow"/>
+          <w:sz w:val="16"/>
+          <w:szCs w:val="16"/>
+        </w:rPr>
+        <w:t>Infracciones graves, con una multa de hasta ciento cincuenta (150) UIT.</w:t>
+      </w:r>
+    </w:p>
+    <w:p>
+      <w:pPr>
+        <w:numPr>
+          <w:ilvl w:val="0"/>
+          <w:numId w:val="2"/>
+        </w:numPr>
+        <w:spacing w:after="0" w:line="240" w:lineRule="auto"/>
+        <w:ind w:left="426" w:firstLine="141"/>
+        <w:jc w:val="both"/>
+        <w:rPr>
+          <w:rFonts w:ascii="Arial Narrow" w:eastAsia="Arial Narrow" w:hAnsi="Arial Narrow" w:cs="Arial Narrow"/>
+          <w:sz w:val="16"/>
+          <w:szCs w:val="16"/>
+        </w:rPr>
+      </w:pPr>
+      <w:r>
+        <w:rPr>
+          <w:rFonts w:ascii="Arial Narrow" w:eastAsia="Arial Narrow" w:hAnsi="Arial Narrow" w:cs="Arial Narrow"/>
+          <w:sz w:val="16"/>
+          <w:szCs w:val="16"/>
+        </w:rPr>
+        <w:t>Infracciones muy graves, con una multa de hasta cuatrocientos cincuenta (450) UIT.</w:t>
+      </w:r>
+    </w:p>
+    <w:p>
+      <w:pPr>
+        <w:spacing w:after="0" w:line="240" w:lineRule="auto"/>
+        <w:ind w:left="567"/>
+        <w:jc w:val="both"/>
+        <w:rPr>
+          <w:rFonts w:ascii="Arial Narrow" w:eastAsia="Arial Narrow" w:hAnsi="Arial Narrow" w:cs="Arial Narrow"/>
+          <w:sz w:val="16"/>
+          <w:szCs w:val="16"/>
+        </w:rPr>
+      </w:pPr>
+      <w:r>
+        <w:rPr>
+          <w:rFonts w:ascii="Arial Narrow" w:eastAsia="Arial Narrow" w:hAnsi="Arial Narrow" w:cs="Arial Narrow"/>
+          <w:sz w:val="16"/>
+          <w:szCs w:val="16"/>
+        </w:rPr>
+        <w:t>(…).</w:t>
+      </w:r>
+    </w:p>
+    <w:p>
+      <w:pPr>
+        <w:spacing w:after="0" w:line="240" w:lineRule="auto"/>
+        <w:ind w:left="567" w:hanging="567"/>
+        <w:jc w:val="both"/>
+        <w:rPr>
+          <w:rFonts w:ascii="Arial Narrow" w:eastAsia="Arial Narrow" w:hAnsi="Arial Narrow" w:cs="Arial Narrow"/>
+          <w:sz w:val="16"/>
+          <w:szCs w:val="16"/>
+        </w:rPr>
+      </w:pPr>
+    </w:p>
+  </w:footnote>
+  <w:footnote w:id="14">
     <w:p>
       <w:pPr>
         <w:pStyle w:val="Textonotapie"/>
@@ -8743,39 +9518,56 @@
         <w:jc w:val="both"/>
         <w:rPr>
           <w:rFonts w:ascii="Arial Narrow" w:eastAsia="Arial Narrow" w:hAnsi="Arial Narrow" w:cs="Arial Narrow"/>
-          <w:sz w:val="16"/>
-          <w:szCs w:val="16"/>
-        </w:rPr>
-      </w:pPr>
-      <w:r>
-        <w:rPr>
-          <w:rFonts w:ascii="Arial Narrow" w:eastAsia="Arial Narrow" w:hAnsi="Arial Narrow" w:cs="Arial Narrow"/>
-          <w:sz w:val="16"/>
-          <w:szCs w:val="16"/>
-        </w:rPr>
-        <w:t xml:space="preserve">. </w:t>
-      </w:r>
-    </w:p>
-    <w:p>
-      <w:pPr>
-        <w:pStyle w:val="Textonotapie"/>
+          <w:b/>
+          <w:bCs/>
+          <w:sz w:val="16"/>
+          <w:szCs w:val="16"/>
+        </w:rPr>
+      </w:pPr>
+      <w:r>
+        <w:rPr>
+          <w:rStyle w:val="Refdenotaalpie"/>
+          <w:rFonts w:ascii="Arial Narrow" w:eastAsia="Arial Narrow" w:hAnsi="Arial Narrow" w:cs="Arial Narrow"/>
+          <w:sz w:val="16"/>
+          <w:szCs w:val="16"/>
+          <w:vertAlign w:val="superscript"/>
+        </w:rPr>
+        <w:footnoteRef/>
+      </w:r>
+      <w:r>
+        <w:rPr>
+          <w:rFonts w:ascii="Arial Narrow" w:eastAsia="Arial Narrow" w:hAnsi="Arial Narrow" w:cs="Arial Narrow"/>
+          <w:sz w:val="16"/>
+          <w:szCs w:val="16"/>
+        </w:rPr>
+        <w:tab/>
+        <w:t xml:space="preserve"/>
+      </w:r>
+      <w:r>
+        <w:rPr>
+          <w:rFonts w:ascii="Arial Narrow" w:eastAsia="Arial Narrow" w:hAnsi="Arial Narrow" w:cs="Arial Narrow"/>
+          <w:sz w:val="16"/>
+          <w:szCs w:val="16"/>
+        </w:rPr>
+        <w:tab/>
+      </w:r>
+      <w:r>
+        <w:rPr>
+          <w:rFonts w:ascii="Arial Narrow" w:eastAsia="Arial Narrow" w:hAnsi="Arial Narrow" w:cs="Arial Narrow"/>
+          <w:b/>
+          <w:bCs/>
+          <w:sz w:val="16"/>
+          <w:szCs w:val="16"/>
+        </w:rPr>
+        <w:t xml:space="preserve">LEY 29571, CÓDIGO DE PROTECCIÓN Y DEFENSA DEL CONSUMIDOR, publicado el 2 de setiembre de 2010 y modificado por Decreto Legislativo 1308 </w:t>
+      </w:r>
+    </w:p>
+    <w:p>
+      <w:pPr>
         <w:tabs>
           <w:tab w:val="left" w:pos="567"/>
         </w:tabs>
-        <w:ind w:left="567" w:right="-1" w:hanging="567"/>
-        <w:jc w:val="both"/>
-        <w:rPr>
-          <w:rFonts w:ascii="Arial Narrow" w:eastAsia="Arial Narrow" w:hAnsi="Arial Narrow" w:cs="Arial Narrow"/>
-          <w:sz w:val="16"/>
-          <w:szCs w:val="16"/>
-        </w:rPr>
-      </w:pPr>
-    </w:p>
-  </w:footnote>
-  <w:footnote w:id="9">
-    <w:p>
-      <w:pPr>
-        <w:pStyle w:val="Textonotapie"/>
+        <w:spacing w:after="0" w:line="240" w:lineRule="auto"/>
         <w:ind w:left="567" w:hanging="567"/>
         <w:jc w:val="both"/>
         <w:rPr>
@@ -8786,733 +9578,12 @@
       </w:pPr>
       <w:r>
         <w:rPr>
-          <w:rStyle w:val="Refdenotaalpie"/>
-          <w:rFonts w:ascii="Arial Narrow" w:eastAsia="Arial Narrow" w:hAnsi="Arial Narrow" w:cs="Arial Narrow"/>
-          <w:sz w:val="16"/>
-          <w:szCs w:val="16"/>
-          <w:vertAlign w:val="superscript"/>
-        </w:rPr>
-        <w:footnoteRef/>
-      </w:r>
-      <w:r>
-        <w:rPr>
-          <w:rFonts w:ascii="Arial Narrow" w:eastAsia="Arial Narrow" w:hAnsi="Arial Narrow" w:cs="Arial Narrow"/>
-          <w:sz w:val="16"/>
-          <w:szCs w:val="16"/>
-        </w:rPr>
-        <w:t xml:space="preserve"> </w:t>
-      </w:r>
-      <w:r>
-        <w:rPr>
           <w:rFonts w:ascii="Arial Narrow" w:eastAsia="Arial Narrow" w:hAnsi="Arial Narrow" w:cs="Arial Narrow"/>
           <w:sz w:val="16"/>
           <w:szCs w:val="16"/>
         </w:rPr>
         <w:tab/>
-        <w:t xml:space="preserve">El número de trabajadores se atenderá siempre que la empresa haya sido constituida antes de la vigencia de la Ley </w:t>
-      </w:r>
-      <w:proofErr w:type="spellStart"/>
-      <w:r>
-        <w:rPr>
-          <w:rFonts w:ascii="Arial Narrow" w:eastAsia="Arial Narrow" w:hAnsi="Arial Narrow" w:cs="Arial Narrow"/>
-          <w:sz w:val="16"/>
-          <w:szCs w:val="16"/>
-        </w:rPr>
-        <w:t/>
-      </w:r>
-      <w:proofErr w:type="spellEnd"/>
-      <w:r>
-        <w:rPr>
-          <w:rFonts w:ascii="Arial Narrow" w:eastAsia="Arial Narrow" w:hAnsi="Arial Narrow" w:cs="Arial Narrow"/>
-          <w:sz w:val="16"/>
-          <w:szCs w:val="16"/>
-        </w:rPr>
-        <w:t xml:space="preserve"> 30056, publicada el 2 de julio de 2013, que modificó el artículo 5 del Texto Único Ordenado de la Ley de Promoción de la Competitividad, Formalización y Desarrollo de la Micro y Pequeña Empresa y de Acceso al Empleo Decente (LEY MYPE). Ello, en la medida que la Tercera Disposición Complementaria Transitoria de la norma modificatoria precisa que las empresas constituidas antes de la </w:t>
-      </w:r>
-      <w:proofErr w:type="gramStart"/>
-      <w:r>
-        <w:rPr>
-          <w:rFonts w:ascii="Arial Narrow" w:eastAsia="Arial Narrow" w:hAnsi="Arial Narrow" w:cs="Arial Narrow"/>
-          <w:sz w:val="16"/>
-          <w:szCs w:val="16"/>
-        </w:rPr>
-        <w:t>entrada en vigencia</w:t>
-      </w:r>
-      <w:proofErr w:type="gramEnd"/>
-      <w:r>
-        <w:rPr>
-          <w:rFonts w:ascii="Arial Narrow" w:eastAsia="Arial Narrow" w:hAnsi="Arial Narrow" w:cs="Arial Narrow"/>
-          <w:sz w:val="16"/>
-          <w:szCs w:val="16"/>
-        </w:rPr>
-        <w:t xml:space="preserve"> de dicha Ley se rigen por los requisitos de acogimiento al régimen de las micro y pequeñas empresas regulados en el Decreto Legislativo 1086.</w:t>
-      </w:r>
-    </w:p>
-    <w:p>
-      <w:pPr>
-        <w:pStyle w:val="Textonotapie"/>
-        <w:ind w:left="567" w:hanging="567"/>
-        <w:jc w:val="both"/>
-        <w:rPr>
-          <w:rFonts w:ascii="Arial Narrow" w:eastAsia="Arial Narrow" w:hAnsi="Arial Narrow" w:cs="Arial Narrow"/>
-          <w:sz w:val="16"/>
-          <w:szCs w:val="16"/>
-        </w:rPr>
-      </w:pPr>
-    </w:p>
-  </w:footnote>
-  <w:footnote w:id="10">
-    <w:p>
-      <w:pPr>
-        <w:pStyle w:val="Textonotapie"/>
-        <w:ind w:left="567" w:hanging="567"/>
-        <w:jc w:val="both"/>
-        <w:rPr>
-          <w:rFonts w:ascii="Arial Narrow" w:eastAsia="Arial Narrow" w:hAnsi="Arial Narrow" w:cs="Arial Narrow"/>
-          <w:sz w:val="16"/>
-          <w:szCs w:val="16"/>
-        </w:rPr>
-      </w:pPr>
-      <w:r>
-        <w:rPr>
-          <w:rStyle w:val="Refdenotaalpie"/>
-          <w:rFonts w:ascii="Arial Narrow" w:eastAsia="Arial Narrow" w:hAnsi="Arial Narrow" w:cs="Arial Narrow"/>
-          <w:sz w:val="16"/>
-          <w:szCs w:val="16"/>
-          <w:vertAlign w:val="superscript"/>
-        </w:rPr>
-        <w:footnoteRef/>
-      </w:r>
-      <w:r>
-        <w:rPr>
-          <w:rFonts w:ascii="Arial Narrow" w:eastAsia="Arial Narrow" w:hAnsi="Arial Narrow" w:cs="Arial Narrow"/>
-          <w:sz w:val="16"/>
-          <w:szCs w:val="16"/>
-        </w:rPr>
-        <w:t xml:space="preserve"> </w:t>
-      </w:r>
-      <w:r>
-        <w:rPr>
-          <w:rFonts w:ascii="Arial Narrow" w:eastAsia="Arial Narrow" w:hAnsi="Arial Narrow" w:cs="Arial Narrow"/>
-          <w:sz w:val="16"/>
-          <w:szCs w:val="16"/>
-        </w:rPr>
-        <w:tab/>
-      </w:r>
-      <w:r>
-        <w:rPr>
-          <w:rFonts w:ascii="Arial Narrow" w:eastAsia="Arial Narrow" w:hAnsi="Arial Narrow" w:cs="Arial Narrow"/>
-          <w:b/>
-          <w:sz w:val="16"/>
-          <w:szCs w:val="16"/>
-        </w:rPr>
-        <w:t>LEY 29571, CÓDIGO DE PROTECCIÓN Y DEFENSA DEL CONSUMIDOR</w:t>
-      </w:r>
-      <w:r>
-        <w:rPr>
-          <w:rFonts w:ascii="Arial Narrow" w:eastAsia="Arial Narrow" w:hAnsi="Arial Narrow" w:cs="Arial Narrow"/>
-          <w:b/>
-          <w:bCs/>
-          <w:sz w:val="16"/>
-          <w:szCs w:val="16"/>
-        </w:rPr>
-        <w:t xml:space="preserve">, </w:t>
-      </w:r>
-      <w:r>
-        <w:rPr>
-          <w:rFonts w:ascii="Arial Narrow" w:eastAsia="Arial Narrow" w:hAnsi="Arial Narrow" w:cs="Arial Narrow"/>
-          <w:b/>
-          <w:sz w:val="16"/>
-          <w:szCs w:val="16"/>
-        </w:rPr>
-        <w:t>publicado el 2 de setiembre de 2010 y modificado por Decreto Legislativo 1308</w:t>
-      </w:r>
-    </w:p>
-    <w:p>
-      <w:pPr>
-        <w:pStyle w:val="Textonotapie"/>
-        <w:ind w:left="567" w:hanging="567"/>
-        <w:jc w:val="both"/>
-        <w:rPr>
-          <w:rFonts w:ascii="Arial Narrow" w:eastAsia="Arial Narrow" w:hAnsi="Arial Narrow" w:cs="Arial Narrow"/>
-          <w:b/>
-          <w:bCs/>
-          <w:sz w:val="16"/>
-          <w:szCs w:val="16"/>
-        </w:rPr>
-      </w:pPr>
-      <w:r>
-        <w:rPr>
-          <w:rFonts w:ascii="Arial Narrow" w:eastAsia="Arial Narrow" w:hAnsi="Arial Narrow" w:cs="Arial Narrow"/>
-          <w:sz w:val="16"/>
-          <w:szCs w:val="16"/>
-        </w:rPr>
-        <w:tab/>
-      </w:r>
-      <w:r>
-        <w:rPr>
-          <w:rFonts w:ascii="Arial Narrow" w:eastAsia="Arial Narrow" w:hAnsi="Arial Narrow" w:cs="Arial Narrow"/>
-          <w:b/>
-          <w:bCs/>
-          <w:sz w:val="16"/>
-          <w:szCs w:val="16"/>
-        </w:rPr>
-        <w:t>Artículo 110.- Sanciones Administrativas</w:t>
-      </w:r>
-    </w:p>
-    <w:p>
-      <w:pPr>
-        <w:autoSpaceDE w:val="0"/>
-        <w:autoSpaceDN w:val="0"/>
-        <w:adjustRightInd w:val="0"/>
-        <w:spacing w:after="0" w:line="240" w:lineRule="auto"/>
-        <w:ind w:left="567"/>
-        <w:jc w:val="both"/>
-        <w:rPr>
-          <w:rFonts w:ascii="Arial Narrow" w:eastAsia="Arial Narrow" w:hAnsi="Arial Narrow" w:cs="Arial Narrow"/>
-          <w:sz w:val="16"/>
-          <w:szCs w:val="16"/>
-          <w:lang w:eastAsia="es-PE"/>
-        </w:rPr>
-      </w:pPr>
-      <w:r>
-        <w:rPr>
-          <w:rFonts w:ascii="Arial Narrow" w:eastAsia="Arial Narrow" w:hAnsi="Arial Narrow" w:cs="Arial Narrow"/>
-          <w:sz w:val="16"/>
-          <w:szCs w:val="16"/>
-          <w:lang w:eastAsia="es-PE"/>
-        </w:rPr>
-        <w:t>(…)</w:t>
-      </w:r>
-    </w:p>
-    <w:p>
-      <w:pPr>
-        <w:autoSpaceDE w:val="0"/>
-        <w:autoSpaceDN w:val="0"/>
-        <w:adjustRightInd w:val="0"/>
-        <w:spacing w:after="0" w:line="240" w:lineRule="auto"/>
-        <w:ind w:left="567"/>
-        <w:jc w:val="both"/>
-        <w:rPr>
-          <w:rFonts w:ascii="Arial Narrow" w:eastAsia="Arial Narrow" w:hAnsi="Arial Narrow" w:cs="Arial Narrow"/>
-          <w:sz w:val="16"/>
-          <w:szCs w:val="16"/>
-          <w:lang w:eastAsia="es-PE"/>
-        </w:rPr>
-      </w:pPr>
-      <w:r>
-        <w:rPr>
-          <w:rFonts w:ascii="Arial Narrow" w:eastAsia="Arial Narrow" w:hAnsi="Arial Narrow" w:cs="Arial Narrow"/>
-          <w:sz w:val="16"/>
-          <w:szCs w:val="16"/>
-          <w:lang w:eastAsia="es-PE"/>
-        </w:rPr>
-        <w:t>En el caso de las microempresas, la multa no puede superar el diez por ciento (10%) de las ventas o ingresos brutos percibidos por el infractor, relativos a todas sus actividades económicas, correspondientes al ejercicio inmediato anterior al de la expedición de la resolución de primera instancia, siempre que se haya acreditado dichos ingresos, no se encuentre en una situación de reincidencia y el caso no verse sobre la vida, salud o integridad de los consumidores. Para el caso de las pequeñas empresas, la multa no puede superar el veinte por ciento (20%) de las ventas o ingresos brutos percibidos por el infractor, conforme a los requisitos señalados anteriormente.</w:t>
-      </w:r>
-    </w:p>
-    <w:p>
-      <w:pPr>
-        <w:autoSpaceDE w:val="0"/>
-        <w:autoSpaceDN w:val="0"/>
-        <w:adjustRightInd w:val="0"/>
-        <w:spacing w:after="0" w:line="240" w:lineRule="auto"/>
-        <w:ind w:left="567"/>
-        <w:jc w:val="both"/>
-        <w:rPr>
-          <w:rFonts w:ascii="Arial Narrow" w:eastAsia="Arial Narrow" w:hAnsi="Arial Narrow" w:cs="Arial Narrow"/>
-          <w:sz w:val="16"/>
-          <w:szCs w:val="16"/>
-          <w:lang w:eastAsia="es-PE"/>
-        </w:rPr>
-      </w:pPr>
-      <w:r>
-        <w:rPr>
-          <w:rFonts w:ascii="Arial Narrow" w:eastAsia="Arial Narrow" w:hAnsi="Arial Narrow" w:cs="Arial Narrow"/>
-          <w:sz w:val="16"/>
-          <w:szCs w:val="16"/>
-          <w:lang w:eastAsia="es-PE"/>
-        </w:rPr>
-        <w:t>(…).</w:t>
-      </w:r>
-    </w:p>
-    <w:p>
-      <w:pPr>
-        <w:pStyle w:val="Textonotapie"/>
-        <w:ind w:left="567" w:hanging="567"/>
-        <w:jc w:val="both"/>
-        <w:rPr>
-          <w:rFonts w:ascii="Arial Narrow" w:eastAsia="Arial Narrow" w:hAnsi="Arial Narrow" w:cs="Arial Narrow"/>
-          <w:sz w:val="16"/>
-          <w:szCs w:val="16"/>
-        </w:rPr>
-      </w:pPr>
-    </w:p>
-  </w:footnote>
-  <w:footnote w:id="16">
-    <w:p>
-      <w:pPr>
-        <w:pStyle w:val="Textonotapie"/>
-        <w:ind w:left="567" w:hanging="567"/>
-        <w:jc w:val="both"/>
-        <w:rPr>
-          <w:rFonts w:ascii="Arial Narrow" w:eastAsia="Arial Narrow" w:hAnsi="Arial Narrow" w:cs="Arial Narrow"/>
-          <w:sz w:val="16"/>
-          <w:szCs w:val="16"/>
-        </w:rPr>
-      </w:pPr>
-      <w:r>
-        <w:rPr>
-          <w:rStyle w:val="Refdenotaalpie"/>
-          <w:rFonts w:ascii="Arial Narrow" w:eastAsia="Arial Narrow" w:hAnsi="Arial Narrow" w:cs="Arial Narrow"/>
-          <w:sz w:val="16"/>
-          <w:szCs w:val="16"/>
-          <w:vertAlign w:val="superscript"/>
-        </w:rPr>
-        <w:footnoteRef/>
-      </w:r>
-      <w:r>
-        <w:rPr>
-          <w:rFonts w:ascii="Arial Narrow" w:eastAsia="Arial Narrow" w:hAnsi="Arial Narrow" w:cs="Arial Narrow"/>
-          <w:sz w:val="16"/>
-          <w:szCs w:val="16"/>
-        </w:rPr>
-        <w:tab/>
-      </w:r>
-      <w:r>
-        <w:rPr>
-          <w:rFonts w:ascii="Arial Narrow" w:eastAsia="Arial Narrow" w:hAnsi="Arial Narrow" w:cs="Arial Narrow"/>
-          <w:b/>
-          <w:bCs/>
-          <w:sz w:val="16"/>
-          <w:szCs w:val="16"/>
-        </w:rPr>
-        <w:t xml:space="preserve">DECRETO LEGISLATIVO 807, LEY SOBRE FACULTADES, NORMAS Y ORGANIZACIÓN DEL INDECOPI, publicado el 18 de abril de 1996</w:t>
-      </w:r>
-    </w:p>
-    <w:p>
-      <w:pPr>
-        <w:pStyle w:val="Textonotapie"/>
-        <w:ind w:left="567" w:hanging="567"/>
-        <w:jc w:val="both"/>
-        <w:rPr>
-          <w:rFonts w:ascii="Arial Narrow" w:eastAsia="Arial Narrow" w:hAnsi="Arial Narrow" w:cs="Arial Narrow"/>
-          <w:sz w:val="16"/>
-          <w:szCs w:val="16"/>
-        </w:rPr>
-      </w:pPr>
-      <w:r>
-        <w:rPr>
-          <w:rFonts w:ascii="Arial Narrow" w:eastAsia="Arial Narrow" w:hAnsi="Arial Narrow" w:cs="Arial Narrow"/>
-          <w:sz w:val="16"/>
-          <w:szCs w:val="16"/>
-        </w:rPr>
-        <w:tab/>
-      </w:r>
-      <w:r>
-        <w:rPr>
-          <w:rFonts w:ascii="Arial Narrow" w:eastAsia="Arial Narrow" w:hAnsi="Arial Narrow" w:cs="Arial Narrow"/>
-          <w:b/>
-          <w:bCs/>
-          <w:sz w:val="16"/>
-          <w:szCs w:val="16"/>
-        </w:rPr>
-        <w:t xml:space="preserve">Artículo 26.-</w:t>
-      </w:r>
-      <w:r>
-        <w:rPr>
-          <w:rFonts w:ascii="Arial Narrow" w:eastAsia="Arial Narrow" w:hAnsi="Arial Narrow" w:cs="Arial Narrow"/>
-          <w:sz w:val="16"/>
-          <w:szCs w:val="16"/>
-        </w:rPr>
-        <w:t xml:space="preserve"> Una vez admitida a trámite la denuncia, se correrá traslado de la misma al denunciado, a fin de que éste presente su descargo. El plazo para la presentación del descargo será de cinco (5) días contados desde la notificación, vencido el cual, el Secretario Técnico declarará en rebeldía al denunciado que no lo hubiera presentado.</w:t>
-      </w:r>
-    </w:p>
-    <w:p>
-      <w:pPr>
-        <w:pStyle w:val="Textonotapie"/>
-        <w:ind w:left="567" w:hanging="567"/>
-        <w:jc w:val="both"/>
-        <w:rPr>
-          <w:rFonts w:ascii="Arial Narrow" w:eastAsia="Arial Narrow" w:hAnsi="Arial Narrow" w:cs="Arial Narrow"/>
-          <w:sz w:val="16"/>
-          <w:szCs w:val="16"/>
-        </w:rPr>
-      </w:pPr>
-    </w:p>
-  </w:footnote>
-  <w:footnote w:id="17">
-    <w:p>
-      <w:pPr>
-        <w:pStyle w:val="Textonotapie"/>
-        <w:ind w:left="567" w:hanging="567"/>
-        <w:jc w:val="both"/>
-        <w:rPr>
-          <w:rFonts w:ascii="Arial Narrow" w:eastAsia="Arial Narrow" w:hAnsi="Arial Narrow" w:cs="Arial Narrow"/>
-          <w:sz w:val="16"/>
-          <w:szCs w:val="16"/>
-        </w:rPr>
-      </w:pPr>
-      <w:r>
-        <w:rPr>
-          <w:rStyle w:val="Refdenotaalpie"/>
-          <w:rFonts w:ascii="Arial Narrow" w:eastAsia="Arial Narrow" w:hAnsi="Arial Narrow" w:cs="Arial Narrow"/>
-          <w:sz w:val="16"/>
-          <w:szCs w:val="16"/>
-          <w:vertAlign w:val="superscript"/>
-        </w:rPr>
-        <w:footnoteRef/>
-      </w:r>
-      <w:r>
-        <w:rPr>
-          <w:rFonts w:ascii="Arial Narrow" w:eastAsia="Arial Narrow" w:hAnsi="Arial Narrow" w:cs="Arial Narrow"/>
-          <w:sz w:val="16"/>
-          <w:szCs w:val="16"/>
-        </w:rPr>
-        <w:tab/>
-      </w:r>
-      <w:r>
-        <w:rPr>
-          <w:rFonts w:ascii="Arial Narrow" w:eastAsia="Arial Narrow" w:hAnsi="Arial Narrow" w:cs="Arial Narrow"/>
-          <w:b/>
-          <w:bCs/>
-          <w:sz w:val="16"/>
-          <w:szCs w:val="16"/>
-        </w:rPr>
-        <w:t xml:space="preserve">DECRETO SUPREMO 006-2026-JUS, TEXTO ÚNICO ORDENADO DE LA LEY 27444, LEY DEL PROCEDIMIENTO ADMINISTRATIVO GENERAL, publicado el 30 de abril de 2026</w:t>
-      </w:r>
-    </w:p>
-    <w:p>
-      <w:pPr>
-        <w:pStyle w:val="Textonotapie"/>
-        <w:ind w:left="567" w:hanging="567"/>
-        <w:jc w:val="both"/>
-        <w:rPr>
-          <w:rFonts w:ascii="Arial Narrow" w:eastAsia="Arial Narrow" w:hAnsi="Arial Narrow" w:cs="Arial Narrow"/>
-          <w:sz w:val="16"/>
-          <w:szCs w:val="16"/>
-        </w:rPr>
-      </w:pPr>
-      <w:r>
-        <w:rPr>
-          <w:rFonts w:ascii="Arial Narrow" w:eastAsia="Arial Narrow" w:hAnsi="Arial Narrow" w:cs="Arial Narrow"/>
-          <w:sz w:val="16"/>
-          <w:szCs w:val="16"/>
-        </w:rPr>
-        <w:tab/>
-      </w:r>
-      <w:r>
-        <w:rPr>
-          <w:rFonts w:ascii="Arial Narrow" w:eastAsia="Arial Narrow" w:hAnsi="Arial Narrow" w:cs="Arial Narrow"/>
-          <w:b/>
-          <w:bCs/>
-          <w:sz w:val="16"/>
-          <w:szCs w:val="16"/>
-        </w:rPr>
-        <w:t xml:space="preserve">Artículo 223.- Contestación de la reclamación</w:t>
-      </w:r>
-    </w:p>
-    <w:p>
-      <w:pPr>
-        <w:pStyle w:val="Textonotapie"/>
-        <w:ind w:left="567" w:hanging="567"/>
-        <w:jc w:val="both"/>
-        <w:rPr>
-          <w:rFonts w:ascii="Arial Narrow" w:eastAsia="Arial Narrow" w:hAnsi="Arial Narrow" w:cs="Arial Narrow"/>
-          <w:sz w:val="16"/>
-          <w:szCs w:val="16"/>
-        </w:rPr>
-      </w:pPr>
-      <w:r>
-        <w:rPr>
-          <w:rFonts w:ascii="Arial Narrow" w:eastAsia="Arial Narrow" w:hAnsi="Arial Narrow" w:cs="Arial Narrow"/>
-          <w:sz w:val="16"/>
-          <w:szCs w:val="16"/>
-        </w:rPr>
-        <w:tab/>
-      </w:r>
-      <w:r>
-        <w:rPr>
-          <w:rFonts w:ascii="Arial Narrow" w:eastAsia="Arial Narrow" w:hAnsi="Arial Narrow" w:cs="Arial Narrow"/>
-          <w:sz w:val="16"/>
-          <w:szCs w:val="16"/>
-        </w:rPr>
-        <w:t xml:space="preserve">223.1 El reclamado deberá presentar la contestación de la reclamación dentro de los quince (15) días posteriores a la notificación de ésta; vencido este plazo, la Administración declarará en rebeldía al reclamado que no la hubiera presentado. La contestación deberá contener los requisitos de los escritos previstos en el artículo 113 de la presente Ley, así como la absolución de todos los asuntos controvertidos de hecho y de derecho, Las alegaciones y los hechos relevantes de la reclamación, salvo que hayan sido específicamente negadas en la contestación, se tendrán por aceptadas o merituadas como ciertas.</w:t>
-      </w:r>
-    </w:p>
-    <w:p>
-      <w:pPr>
-        <w:pStyle w:val="Textonotapie"/>
-        <w:ind w:left="567" w:hanging="567"/>
-        <w:jc w:val="both"/>
-        <w:rPr>
-          <w:rFonts w:ascii="Arial Narrow" w:eastAsia="Arial Narrow" w:hAnsi="Arial Narrow" w:cs="Arial Narrow"/>
-          <w:sz w:val="16"/>
-          <w:szCs w:val="16"/>
-        </w:rPr>
-      </w:pPr>
-    </w:p>
-  </w:footnote>
-  <w:footnote w:id="11">
-    <w:p>
-      <w:pPr>
-        <w:spacing w:after="0" w:line="240" w:lineRule="auto"/>
-        <w:ind w:left="567" w:hanging="567"/>
-        <w:jc w:val="both"/>
-        <w:rPr>
-          <w:rFonts w:ascii="Arial Narrow" w:eastAsia="Arial Narrow" w:hAnsi="Arial Narrow" w:cs="Arial Narrow"/>
-          <w:sz w:val="16"/>
-          <w:szCs w:val="16"/>
-        </w:rPr>
-      </w:pPr>
-      <w:r>
-        <w:rPr>
-          <w:rStyle w:val="Refdenotaalpie"/>
-          <w:rFonts w:ascii="Arial Narrow" w:eastAsia="Arial Narrow" w:hAnsi="Arial Narrow" w:cs="Arial Narrow"/>
-          <w:sz w:val="16"/>
-          <w:szCs w:val="16"/>
-          <w:vertAlign w:val="superscript"/>
-        </w:rPr>
-        <w:footnoteRef/>
-      </w:r>
-      <w:r>
-        <w:rPr>
-          <w:rFonts w:ascii="Arial Narrow" w:eastAsia="Arial Narrow" w:hAnsi="Arial Narrow" w:cs="Arial Narrow"/>
-          <w:sz w:val="16"/>
-          <w:szCs w:val="16"/>
-          <w:vertAlign w:val="superscript"/>
-        </w:rPr>
-        <w:t xml:space="preserve"> </w:t>
-      </w:r>
-      <w:r>
-        <w:rPr>
-          <w:rFonts w:ascii="Arial Narrow" w:eastAsia="Arial Narrow" w:hAnsi="Arial Narrow" w:cs="Arial Narrow"/>
-          <w:sz w:val="16"/>
-          <w:szCs w:val="16"/>
-        </w:rPr>
-        <w:t xml:space="preserve"> </w:t>
-      </w:r>
-      <w:r>
-        <w:rPr>
-          <w:rFonts w:ascii="Arial Narrow" w:eastAsia="Arial Narrow" w:hAnsi="Arial Narrow" w:cs="Arial Narrow"/>
-          <w:sz w:val="16"/>
-          <w:szCs w:val="16"/>
-        </w:rPr>
-        <w:tab/>
-      </w:r>
-      <w:r>
-        <w:rPr>
-          <w:rFonts w:ascii="Arial Narrow" w:eastAsia="Arial Narrow" w:hAnsi="Arial Narrow" w:cs="Arial Narrow"/>
-          <w:b/>
-          <w:sz w:val="16"/>
-          <w:szCs w:val="16"/>
-        </w:rPr>
-        <w:t>LEY 29571, CÓDIGO DE PROTECCIÓN Y DEFENSA DEL CONSUMIDOR</w:t>
-      </w:r>
-      <w:r>
-        <w:rPr>
-          <w:rFonts w:ascii="Arial Narrow" w:eastAsia="Arial Narrow" w:hAnsi="Arial Narrow" w:cs="Arial Narrow"/>
-          <w:b/>
-          <w:bCs/>
-          <w:sz w:val="16"/>
-          <w:szCs w:val="16"/>
-        </w:rPr>
-        <w:t xml:space="preserve">, </w:t>
-      </w:r>
-      <w:r>
-        <w:rPr>
-          <w:rFonts w:ascii="Arial Narrow" w:eastAsia="Arial Narrow" w:hAnsi="Arial Narrow" w:cs="Arial Narrow"/>
-          <w:b/>
-          <w:sz w:val="16"/>
-          <w:szCs w:val="16"/>
-        </w:rPr>
-        <w:t>publicado el 2 de setiembre de 2010 y modificado por Decreto Legislativo 1308</w:t>
-      </w:r>
-    </w:p>
-    <w:p>
-      <w:pPr>
-        <w:spacing w:after="0" w:line="240" w:lineRule="auto"/>
-        <w:ind w:left="567" w:hanging="567"/>
-        <w:jc w:val="both"/>
-        <w:rPr>
-          <w:rFonts w:ascii="Arial Narrow" w:eastAsia="Arial Narrow" w:hAnsi="Arial Narrow" w:cs="Arial Narrow"/>
-          <w:b/>
-          <w:sz w:val="16"/>
-          <w:szCs w:val="16"/>
-        </w:rPr>
-      </w:pPr>
-      <w:r>
-        <w:rPr>
-          <w:rFonts w:ascii="Arial Narrow" w:eastAsia="Arial Narrow" w:hAnsi="Arial Narrow" w:cs="Arial Narrow"/>
-          <w:b/>
-          <w:sz w:val="16"/>
-          <w:szCs w:val="16"/>
-        </w:rPr>
-        <w:tab/>
-        <w:t>Artículo 110.- Sanciones administrativas</w:t>
-      </w:r>
-    </w:p>
-    <w:p>
-      <w:pPr>
-        <w:spacing w:after="0" w:line="240" w:lineRule="auto"/>
-        <w:ind w:left="567"/>
-        <w:jc w:val="both"/>
-        <w:rPr>
-          <w:rFonts w:ascii="Arial Narrow" w:eastAsia="Arial Narrow" w:hAnsi="Arial Narrow" w:cs="Arial Narrow"/>
-          <w:sz w:val="16"/>
-          <w:szCs w:val="16"/>
-        </w:rPr>
-      </w:pPr>
-      <w:r>
-        <w:rPr>
-          <w:rFonts w:ascii="Arial Narrow" w:eastAsia="Arial Narrow" w:hAnsi="Arial Narrow" w:cs="Arial Narrow"/>
-          <w:sz w:val="16"/>
-          <w:szCs w:val="16"/>
-        </w:rPr>
-        <w:t>El órgano resolutivo puede sancionar las infracciones administrativas a que se refiere el artículo 108 con amonestación y multas de hasta cuatrocientos cincuenta (450) Unidades Impositivas Tributarias (UIT), las cuales son calificadas de la siguiente manera:</w:t>
-      </w:r>
-    </w:p>
-    <w:p>
-      <w:pPr>
-        <w:numPr>
-          <w:ilvl w:val="0"/>
-          <w:numId w:val="2"/>
-        </w:numPr>
-        <w:spacing w:after="0" w:line="240" w:lineRule="auto"/>
-        <w:ind w:left="426" w:firstLine="141"/>
-        <w:jc w:val="both"/>
-        <w:rPr>
-          <w:rFonts w:ascii="Arial Narrow" w:eastAsia="Arial Narrow" w:hAnsi="Arial Narrow" w:cs="Arial Narrow"/>
-          <w:sz w:val="16"/>
-          <w:szCs w:val="16"/>
-        </w:rPr>
-      </w:pPr>
-      <w:r>
-        <w:rPr>
-          <w:rFonts w:ascii="Arial Narrow" w:eastAsia="Arial Narrow" w:hAnsi="Arial Narrow" w:cs="Arial Narrow"/>
-          <w:sz w:val="16"/>
-          <w:szCs w:val="16"/>
-        </w:rPr>
-        <w:t>Infracciones leves, con una amonestación o con una multa de hasta cincuenta (50) UIT.</w:t>
-      </w:r>
-    </w:p>
-    <w:p>
-      <w:pPr>
-        <w:numPr>
-          <w:ilvl w:val="0"/>
-          <w:numId w:val="2"/>
-        </w:numPr>
-        <w:spacing w:after="0" w:line="240" w:lineRule="auto"/>
-        <w:ind w:left="426" w:firstLine="141"/>
-        <w:jc w:val="both"/>
-        <w:rPr>
-          <w:rFonts w:ascii="Arial Narrow" w:eastAsia="Arial Narrow" w:hAnsi="Arial Narrow" w:cs="Arial Narrow"/>
-          <w:sz w:val="16"/>
-          <w:szCs w:val="16"/>
-        </w:rPr>
-      </w:pPr>
-      <w:r>
-        <w:rPr>
-          <w:rFonts w:ascii="Arial Narrow" w:eastAsia="Arial Narrow" w:hAnsi="Arial Narrow" w:cs="Arial Narrow"/>
-          <w:sz w:val="16"/>
-          <w:szCs w:val="16"/>
-        </w:rPr>
-        <w:t>Infracciones graves, con una multa de hasta ciento cincuenta (150) UIT.</w:t>
-      </w:r>
-    </w:p>
-    <w:p>
-      <w:pPr>
-        <w:numPr>
-          <w:ilvl w:val="0"/>
-          <w:numId w:val="2"/>
-        </w:numPr>
-        <w:spacing w:after="0" w:line="240" w:lineRule="auto"/>
-        <w:ind w:left="426" w:firstLine="141"/>
-        <w:jc w:val="both"/>
-        <w:rPr>
-          <w:rFonts w:ascii="Arial Narrow" w:eastAsia="Arial Narrow" w:hAnsi="Arial Narrow" w:cs="Arial Narrow"/>
-          <w:sz w:val="16"/>
-          <w:szCs w:val="16"/>
-        </w:rPr>
-      </w:pPr>
-      <w:r>
-        <w:rPr>
-          <w:rFonts w:ascii="Arial Narrow" w:eastAsia="Arial Narrow" w:hAnsi="Arial Narrow" w:cs="Arial Narrow"/>
-          <w:sz w:val="16"/>
-          <w:szCs w:val="16"/>
-        </w:rPr>
-        <w:t>Infracciones muy graves, con una multa de hasta cuatrocientos cincuenta (450) UIT.</w:t>
-      </w:r>
-    </w:p>
-    <w:p>
-      <w:pPr>
-        <w:spacing w:after="0" w:line="240" w:lineRule="auto"/>
-        <w:ind w:left="567"/>
-        <w:jc w:val="both"/>
-        <w:rPr>
-          <w:rFonts w:ascii="Arial Narrow" w:eastAsia="Arial Narrow" w:hAnsi="Arial Narrow" w:cs="Arial Narrow"/>
-          <w:sz w:val="16"/>
-          <w:szCs w:val="16"/>
-        </w:rPr>
-      </w:pPr>
-      <w:r>
-        <w:rPr>
-          <w:rFonts w:ascii="Arial Narrow" w:eastAsia="Arial Narrow" w:hAnsi="Arial Narrow" w:cs="Arial Narrow"/>
-          <w:sz w:val="16"/>
-          <w:szCs w:val="16"/>
-        </w:rPr>
-        <w:t>(…).</w:t>
-      </w:r>
-    </w:p>
-    <w:p>
-      <w:pPr>
-        <w:spacing w:after="0" w:line="240" w:lineRule="auto"/>
-        <w:ind w:left="567" w:hanging="567"/>
-        <w:jc w:val="both"/>
-        <w:rPr>
-          <w:rFonts w:ascii="Arial Narrow" w:eastAsia="Arial Narrow" w:hAnsi="Arial Narrow" w:cs="Arial Narrow"/>
-          <w:sz w:val="16"/>
-          <w:szCs w:val="16"/>
-        </w:rPr>
-      </w:pPr>
-    </w:p>
-  </w:footnote>
-  <w:footnote w:id="12">
-    <w:p>
-      <w:pPr>
-        <w:spacing w:after="0" w:line="240" w:lineRule="auto"/>
-        <w:ind w:left="567" w:hanging="567"/>
-        <w:jc w:val="both"/>
-        <w:rPr>
-          <w:rFonts w:ascii="Arial Narrow" w:eastAsia="Arial Narrow" w:hAnsi="Arial Narrow" w:cs="Arial Narrow"/>
-          <w:sz w:val="16"/>
-          <w:szCs w:val="16"/>
-        </w:rPr>
-      </w:pPr>
-      <w:r>
-        <w:rPr>
-          <w:rStyle w:val="Refdenotaalpie"/>
-          <w:rFonts w:ascii="Arial Narrow" w:eastAsia="Arial Narrow" w:hAnsi="Arial Narrow" w:cs="Arial Narrow"/>
-          <w:sz w:val="16"/>
-          <w:szCs w:val="16"/>
-          <w:vertAlign w:val="superscript"/>
-        </w:rPr>
-        <w:footnoteRef/>
-      </w:r>
-      <w:r>
-        <w:rPr>
-          <w:rFonts w:ascii="Arial Narrow" w:eastAsia="Arial Narrow" w:hAnsi="Arial Narrow" w:cs="Arial Narrow"/>
-          <w:sz w:val="16"/>
-          <w:szCs w:val="16"/>
-        </w:rPr>
-        <w:t xml:space="preserve"> </w:t>
-      </w:r>
-      <w:r>
-        <w:rPr>
-          <w:rFonts w:ascii="Arial Narrow" w:eastAsia="Arial Narrow" w:hAnsi="Arial Narrow" w:cs="Arial Narrow"/>
-          <w:sz w:val="16"/>
-          <w:szCs w:val="16"/>
-        </w:rPr>
-        <w:tab/>
+        <w:t xml:space="preserve"/>
       </w:r>
       <w:r>
         <w:rPr>
@@ -9585,18 +9656,6 @@
         <w:tab/>
         <w:t>Las medidas correctivas complementarias pueden dictarse de oficio o a pedido de parte.</w:t>
       </w:r>
-    </w:p>
-    <w:p>
-      <w:pPr>
-        <w:spacing w:after="0" w:line="240" w:lineRule="auto"/>
-        <w:ind w:left="567" w:hanging="567"/>
-        <w:jc w:val="both"/>
-        <w:rPr>
-          <w:rFonts w:ascii="Arial Narrow" w:eastAsia="Arial Narrow" w:hAnsi="Arial Narrow" w:cs="Arial Narrow"/>
-          <w:sz w:val="16"/>
-          <w:szCs w:val="16"/>
-        </w:rPr>
-      </w:pPr>
     </w:p>
     <w:p>
       <w:pPr>
@@ -9811,8 +9870,12 @@
     </w:p>
     <w:p>
       <w:pPr>
-        <w:pStyle w:val="Sinespaciado"/>
-        <w:ind w:firstLine="567"/>
+        <w:numPr>
+          <w:ilvl w:val="0"/>
+          <w:numId w:val="1"/>
+        </w:numPr>
+        <w:spacing w:after="0" w:line="240" w:lineRule="auto"/>
+        <w:ind w:left="567" w:firstLine="0"/>
         <w:jc w:val="both"/>
         <w:rPr>
           <w:rFonts w:ascii="Arial Narrow" w:eastAsia="Arial Narrow" w:hAnsi="Arial Narrow" w:cs="Arial Narrow"/>
@@ -9831,8 +9894,12 @@
     </w:p>
     <w:p>
       <w:pPr>
-        <w:pStyle w:val="Sinespaciado"/>
-        <w:ind w:firstLine="567"/>
+        <w:numPr>
+          <w:ilvl w:val="0"/>
+          <w:numId w:val="1"/>
+        </w:numPr>
+        <w:spacing w:after="0" w:line="240" w:lineRule="auto"/>
+        <w:ind w:left="567" w:firstLine="0"/>
         <w:jc w:val="both"/>
         <w:rPr>
           <w:rFonts w:ascii="Arial Narrow" w:eastAsia="Arial Narrow" w:hAnsi="Arial Narrow" w:cs="Arial Narrow"/>
@@ -9994,18 +10061,6 @@
         <w:jc w:val="both"/>
         <w:rPr>
           <w:rFonts w:ascii="Arial Narrow" w:eastAsia="Arial Narrow" w:hAnsi="Arial Narrow" w:cs="Arial Narrow"/>
-          <w:sz w:val="16"/>
-          <w:szCs w:val="16"/>
-        </w:rPr>
-      </w:pPr>
-    </w:p>
-    <w:p>
-      <w:pPr>
-        <w:spacing w:after="0" w:line="240" w:lineRule="auto"/>
-        <w:ind w:left="567"/>
-        <w:jc w:val="both"/>
-        <w:rPr>
-          <w:rFonts w:ascii="Arial Narrow" w:eastAsia="Arial Narrow" w:hAnsi="Arial Narrow" w:cs="Arial Narrow"/>
           <w:b/>
           <w:bCs/>
           <w:sz w:val="16"/>
@@ -10290,7 +10345,7 @@
       </w:pPr>
     </w:p>
   </w:footnote>
-  <w:footnote w:id="13">
+  <w:footnote w:id="15">
     <w:p>
       <w:pPr>
         <w:pStyle w:val="Textonotapie"/>
@@ -10322,7 +10377,8 @@
           <w:sz w:val="16"/>
           <w:szCs w:val="16"/>
         </w:rPr>
-        <w:t xml:space="preserve"> </w:t>
+        <w:tab/>
+        <w:t xml:space="preserve"/>
       </w:r>
       <w:r>
         <w:rPr>
@@ -10513,12 +10569,15 @@
       </w:pPr>
     </w:p>
   </w:footnote>
-  <w:footnote w:id="14">
+  <w:footnote w:id="16">
     <w:p>
       <w:pPr>
         <w:autoSpaceDE w:val="0"/>
         <w:autoSpaceDN w:val="0"/>
         <w:adjustRightInd w:val="0"/>
+        <w:tabs>
+          <w:tab w:val="left" w:pos="567"/>
+        </w:tabs>
         <w:spacing w:after="0" w:line="240" w:lineRule="auto"/>
         <w:ind w:left="567" w:hanging="567"/>
         <w:jc w:val="both"/>
@@ -10550,7 +10609,8 @@
           <w:sz w:val="16"/>
           <w:szCs w:val="16"/>
         </w:rPr>
-        <w:t xml:space="preserve"> </w:t>
+        <w:tab/>
+        <w:t xml:space="preserve"/>
       </w:r>
       <w:r>
         <w:rPr>
@@ -10583,7 +10643,7 @@
           <w:sz w:val="16"/>
           <w:szCs w:val="16"/>
         </w:rPr>
-        <w:t xml:space="preserve"> 807, LEY SOBRE FACULTADES, NORMAS Y ORGANIZACIÓN DEL INDECOPI FACULTADES DE LAS COMISIONES Y OFICINAS DEL INDECOPI</w:t>
+        <w:t xml:space="preserve">807, LEY SOBRE FACULTADES, NORMAS Y ORGANIZACIÓN DEL INDECOPI FACULTADES DE LAS COMISIONES Y OFICINAS DEL INDECOPI</w:t>
       </w:r>
     </w:p>
     <w:p>
@@ -10676,10 +10736,13 @@
       </w:pPr>
     </w:p>
   </w:footnote>
-  <w:footnote w:id="15">
+  <w:footnote w:id="17">
     <w:p>
       <w:pPr>
         <w:pStyle w:val="Textonotapie"/>
+        <w:tabs>
+          <w:tab w:val="left" w:pos="567"/>
+        </w:tabs>
         <w:ind w:left="567" w:hanging="567"/>
         <w:jc w:val="both"/>
         <w:rPr>
@@ -10704,7 +10767,8 @@
           <w:sz w:val="16"/>
           <w:szCs w:val="16"/>
         </w:rPr>
-        <w:t xml:space="preserve"> </w:t>
+        <w:tab/>
+        <w:t xml:space="preserve"/>
       </w:r>
       <w:r>
         <w:rPr>

--- a/plantillas_maestras/02_seguro_vida/cobro_indebido_primas/1_ddo_banco_o_financiera/varon/TPL_3223_2025_SEGURO_VIDA_COBRO_INDEBIDO_PRIMAS_BANCO_VARON_R1.docx
+++ b/plantillas_maestras/02_seguro_vida/cobro_indebido_primas/1_ddo_banco_o_financiera/varon/TPL_3223_2025_SEGURO_VIDA_COBRO_INDEBIDO_PRIMAS_BANCO_VARON_R1.docx
@@ -595,7 +595,7 @@
     </w:p>
     <w:p>
       <w:pPr>
-        <w:spacing w:after="0" w:line="240" w:lineRule="auto"/>
+        <w:spacing w:before="0" w:after="0" w:line="240" w:lineRule="auto"/>
         <w:jc w:val="both"/>
         <w:rPr>
           <w:rFonts w:ascii="Arial Narrow" w:eastAsia="Arial Narrow" w:hAnsi="Arial Narrow" w:cs="Arial Narrow"/>
@@ -637,7 +637,7 @@
           <w:lang w:val="es-ES" w:eastAsia="es-ES"/>
           <w14:ligatures w14:val="none"/>
         </w:rPr>
-        <w:t xml:space="preserve">Mediante la denuncia del 4 de noviembre de 2025, el señor [APELLIDO] denunció a Falabella y Chubb por presuntas infracciones a la Ley 29571, Código de Protección y Defensa del Consumidor</w:t>
+        <w:t xml:space="preserve">Mediante la denuncia del 4 de noviembre de 2025</w:t>
       </w:r>
       <w:r>
         <w:rPr>
@@ -663,43 +663,7 @@
           <w:lang w:val="es-ES" w:eastAsia="es-ES"/>
           <w14:ligatures w14:val="none"/>
         </w:rPr>
-        <w:t xml:space="preserve"> (en adelante, Código), señalando lo siguiente:</w:t>
-      </w:r>
-      <w:r>
-        <w:rPr>
-          <w:rFonts w:ascii="Arial Narrow" w:eastAsia="Arial Narrow" w:hAnsi="Arial Narrow" w:cs="Arial Narrow"/>
-          <w:color w:val="000000"/>
-          <w:kern w:val="0"/>
-          <w:sz w:val="22"/>
-          <w:szCs w:val="22"/>
-          <w:lang w:val="es-ES" w:eastAsia="es-ES"/>
-          <w14:ligatures w14:val="none"/>
-        </w:rPr>
-        <w:t xml:space="preserve"/>
-      </w:r>
-      <w:r>
-        <w:rPr>
-          <w:rFonts w:ascii="Arial Narrow" w:eastAsia="Arial Narrow" w:hAnsi="Arial Narrow" w:cs="Arial Narrow"/>
-          <w:color w:val="000000"/>
-          <w:kern w:val="0"/>
-          <w:sz w:val="22"/>
-          <w:szCs w:val="22"/>
-          <w:lang w:val="es-ES" w:eastAsia="es-ES"/>
-          <w14:ligatures w14:val="none"/>
-        </w:rPr>
-        <w:t xml:space="preserve"/>
-      </w:r>
-      <w:r>
-        <w:rPr>
-          <w:rFonts w:ascii="Arial Narrow" w:eastAsia="Arial Narrow" w:hAnsi="Arial Narrow" w:cs="Arial Narrow"/>
-          <w:color w:val="000000"/>
-          <w:kern w:val="0"/>
-          <w:sz w:val="22"/>
-          <w:szCs w:val="22"/>
-          <w:lang w:val="es-ES" w:eastAsia="es-ES"/>
-          <w14:ligatures w14:val="none"/>
-        </w:rPr>
-        <w:t/>
+        <w:t xml:space="preserve">, el señor [APELLIDO] denunció a Falabella y Chubb por presuntas infracciones a la Ley 29571, Código de Protección y Defensa del Consumidor</w:t>
       </w:r>
       <w:r>
         <w:rPr>
@@ -718,36 +682,84 @@
       <w:r>
         <w:rPr>
           <w:rFonts w:ascii="Arial Narrow" w:eastAsia="Arial Narrow" w:hAnsi="Arial Narrow" w:cs="Arial Narrow"/>
-          <w:kern w:val="0"/>
-          <w14:ligatures w14:val="none"/>
-          <w:sz w:val="22"/>
-          <w:szCs w:val="22"/>
+          <w:color w:val="000000"/>
+          <w:kern w:val="0"/>
+          <w:sz w:val="22"/>
+          <w:szCs w:val="22"/>
+          <w:lang w:val="es-ES" w:eastAsia="es-ES"/>
+          <w14:ligatures w14:val="none"/>
+        </w:rPr>
+        <w:t xml:space="preserve"> (en adelante, Código), señalando lo siguiente:</w:t>
+      </w:r>
+      <w:r>
+        <w:rPr>
+          <w:rFonts w:ascii="Arial Narrow" w:eastAsia="Arial Narrow" w:hAnsi="Arial Narrow" w:cs="Arial Narrow"/>
+          <w:color w:val="000000"/>
+          <w:kern w:val="0"/>
+          <w:sz w:val="22"/>
+          <w:szCs w:val="22"/>
+          <w:lang w:val="es-ES" w:eastAsia="es-ES"/>
+          <w14:ligatures w14:val="none"/>
         </w:rPr>
         <w:t xml:space="preserve"/>
       </w:r>
       <w:r>
         <w:rPr>
           <w:rFonts w:ascii="Arial Narrow" w:eastAsia="Arial Narrow" w:hAnsi="Arial Narrow" w:cs="Arial Narrow"/>
-          <w:kern w:val="0"/>
-          <w14:ligatures w14:val="none"/>
-          <w:sz w:val="22"/>
-          <w:szCs w:val="22"/>
+          <w:color w:val="000000"/>
+          <w:kern w:val="0"/>
+          <w:sz w:val="22"/>
+          <w:szCs w:val="22"/>
+          <w:lang w:val="es-ES" w:eastAsia="es-ES"/>
+          <w14:ligatures w14:val="none"/>
         </w:rPr>
         <w:t xml:space="preserve"/>
       </w:r>
       <w:r>
         <w:rPr>
           <w:rFonts w:ascii="Arial Narrow" w:eastAsia="Arial Narrow" w:hAnsi="Arial Narrow" w:cs="Arial Narrow"/>
-          <w:kern w:val="0"/>
-          <w14:ligatures w14:val="none"/>
-          <w:sz w:val="22"/>
-          <w:szCs w:val="22"/>
+          <w:color w:val="000000"/>
+          <w:kern w:val="0"/>
+          <w:sz w:val="22"/>
+          <w:szCs w:val="22"/>
+          <w:lang w:val="es-ES" w:eastAsia="es-ES"/>
+          <w14:ligatures w14:val="none"/>
         </w:rPr>
         <w:t/>
       </w:r>
       <w:r>
         <w:rPr>
           <w:rFonts w:ascii="Arial Narrow" w:eastAsia="Arial Narrow" w:hAnsi="Arial Narrow" w:cs="Arial Narrow"/>
+          <w:kern w:val="0"/>
+          <w14:ligatures w14:val="none"/>
+          <w:sz w:val="22"/>
+          <w:szCs w:val="22"/>
+        </w:rPr>
+        <w:t xml:space="preserve"/>
+      </w:r>
+      <w:r>
+        <w:rPr>
+          <w:rFonts w:ascii="Arial Narrow" w:eastAsia="Arial Narrow" w:hAnsi="Arial Narrow" w:cs="Arial Narrow"/>
+          <w:kern w:val="0"/>
+          <w14:ligatures w14:val="none"/>
+          <w:sz w:val="22"/>
+          <w:szCs w:val="22"/>
+        </w:rPr>
+        <w:t xml:space="preserve"/>
+      </w:r>
+      <w:r>
+        <w:rPr>
+          <w:rFonts w:ascii="Arial Narrow" w:eastAsia="Arial Narrow" w:hAnsi="Arial Narrow" w:cs="Arial Narrow"/>
+          <w:kern w:val="0"/>
+          <w14:ligatures w14:val="none"/>
+          <w:sz w:val="22"/>
+          <w:szCs w:val="22"/>
+        </w:rPr>
+        <w:t/>
+      </w:r>
+      <w:r>
+        <w:rPr>
+          <w:rFonts w:ascii="Arial Narrow" w:eastAsia="Arial Narrow" w:hAnsi="Arial Narrow" w:cs="Arial Narrow"/>
           <w:color w:val="000000"/>
           <w:kern w:val="0"/>
           <w:sz w:val="22"/>
@@ -833,7 +845,7 @@
     </w:p>
     <w:p>
       <w:pPr>
-        <w:spacing w:after="0" w:line="240" w:lineRule="auto"/>
+        <w:spacing w:before="0" w:after="0" w:line="240" w:lineRule="auto"/>
         <w:jc w:val="both"/>
         <w:rPr>
           <w:rFonts w:ascii="Arial Narrow" w:eastAsia="Arial Narrow" w:hAnsi="Arial Narrow" w:cs="Arial Narrow"/>
@@ -1137,7 +1149,7 @@
     <w:p>
       <w:pPr>
         <w:pStyle w:val="Prrafodelista"/>
-        <w:spacing w:after="0" w:line="240" w:lineRule="auto"/>
+        <w:spacing w:before="0" w:after="0" w:line="240" w:lineRule="auto"/>
         <w:ind w:left="1430"/>
         <w:jc w:val="both"/>
         <w:rPr>
@@ -1501,7 +1513,7 @@
     </w:p>
     <w:p>
       <w:pPr>
-        <w:spacing w:after="0" w:line="240" w:lineRule="auto"/>
+        <w:spacing w:before="0" w:after="0" w:line="240" w:lineRule="auto"/>
         <w:jc w:val="both"/>
         <w:rPr>
           <w:rFonts w:ascii="Arial Narrow" w:eastAsia="Arial Narrow" w:hAnsi="Arial Narrow" w:cs="Arial Narrow"/>
@@ -1685,7 +1697,7 @@
     <w:p>
       <w:pPr>
         <w:pStyle w:val="Prrafodelista"/>
-        <w:spacing w:after="0" w:line="240" w:lineRule="auto"/>
+        <w:spacing w:before="0" w:after="0" w:line="240" w:lineRule="auto"/>
         <w:ind w:left="1430"/>
         <w:jc w:val="both"/>
         <w:rPr>
@@ -1918,7 +1930,7 @@
     <w:p>
       <w:pPr>
         <w:pStyle w:val="Prrafodelista"/>
-        <w:spacing w:after="0" w:line="240" w:lineRule="auto"/>
+        <w:spacing w:before="0" w:after="0" w:line="240" w:lineRule="auto"/>
         <w:ind w:left="1430"/>
         <w:jc w:val="both"/>
         <w:rPr>
@@ -2141,7 +2153,7 @@
     <w:p>
       <w:pPr>
         <w:pStyle w:val="Prrafodelista"/>
-        <w:spacing w:after="0" w:line="240" w:lineRule="auto"/>
+        <w:spacing w:before="0" w:after="0" w:line="240" w:lineRule="auto"/>
         <w:ind w:left="1430"/>
         <w:jc w:val="both"/>
         <w:rPr>
@@ -2365,7 +2377,7 @@
     <w:p>
       <w:pPr>
         <w:pStyle w:val="Prrafodelista"/>
-        <w:spacing w:after="0" w:line="240" w:lineRule="auto"/>
+        <w:spacing w:before="0" w:after="0" w:line="240" w:lineRule="auto"/>
         <w:ind w:left="1430"/>
         <w:jc w:val="both"/>
         <w:rPr>
@@ -2537,10 +2549,10 @@
     </w:p>
     <w:p>
       <w:pPr>
+        <w:spacing w:before="0" w:after="0" w:line="240" w:lineRule="auto"/>
         <w:tabs>
           <w:tab w:val="left" w:pos="1134"/>
         </w:tabs>
-        <w:spacing w:after="0" w:line="240" w:lineRule="auto"/>
         <w:jc w:val="both"/>
         <w:rPr>
           <w:rFonts w:ascii="Arial Narrow" w:eastAsia="Arial Narrow" w:hAnsi="Arial Narrow" w:cs="Arial Narrow"/>
@@ -2723,7 +2735,7 @@
     <w:bookmarkEnd w:id="3"/>
     <w:p>
       <w:pPr>
-        <w:spacing w:after="0" w:line="240" w:lineRule="auto"/>
+        <w:spacing w:before="0" w:after="0" w:line="240" w:lineRule="auto"/>
         <w:contextualSpacing/>
         <w:jc w:val="both"/>
         <w:rPr>
@@ -2779,7 +2791,7 @@
     </w:p>
     <w:p>
       <w:pPr>
-        <w:spacing w:after="0" w:line="240" w:lineRule="auto"/>
+        <w:spacing w:before="0" w:after="0" w:line="240" w:lineRule="auto"/>
         <w:ind w:left="567"/>
         <w:contextualSpacing/>
         <w:jc w:val="both"/>
@@ -3081,7 +3093,7 @@
     <w:bookmarkEnd w:id="7"/>
     <w:p>
       <w:pPr>
-        <w:spacing w:after="0" w:line="240" w:lineRule="auto"/>
+        <w:spacing w:before="0" w:after="0" w:line="240" w:lineRule="auto"/>
         <w:jc w:val="both"/>
         <w:rPr>
           <w:rFonts w:ascii="Arial Narrow" w:eastAsia="Arial Narrow" w:hAnsi="Arial Narrow" w:cs="Arial Narrow"/>
@@ -3243,6 +3255,7 @@
     <w:p>
       <w:pPr>
         <w:pStyle w:val="Prrafodelista"/>
+        <w:spacing w:before="0" w:after="0" w:line="240" w:lineRule="auto"/>
         <w:rPr>
           <w:rFonts w:ascii="Arial Narrow" w:eastAsia="Arial Narrow" w:hAnsi="Arial Narrow" w:cs="Arial Narrow"/>
           <w:kern w:val="0"/>
@@ -3422,7 +3435,7 @@
     </w:p>
     <w:p>
       <w:pPr>
-        <w:spacing w:after="0" w:line="240" w:lineRule="auto"/>
+        <w:spacing w:before="0" w:after="0" w:line="240" w:lineRule="auto"/>
         <w:jc w:val="both"/>
         <w:rPr>
           <w:rFonts w:ascii="Arial Narrow" w:eastAsia="Arial Narrow" w:hAnsi="Arial Narrow" w:cs="Arial Narrow"/>
@@ -3631,7 +3644,7 @@
     <w:p>
       <w:pPr>
         <w:pStyle w:val="Prrafodelista"/>
-        <w:spacing w:after="0" w:line="240" w:lineRule="auto"/>
+        <w:spacing w:before="0" w:after="0" w:line="240" w:lineRule="auto"/>
         <w:ind w:left="567"/>
         <w:jc w:val="both"/>
         <w:rPr>
@@ -3702,7 +3715,7 @@
     </w:p>
     <w:p>
       <w:pPr>
-        <w:spacing w:after="0" w:line="240" w:lineRule="auto"/>
+        <w:spacing w:before="0" w:after="0" w:line="240" w:lineRule="auto"/>
         <w:ind w:left="567"/>
         <w:contextualSpacing/>
         <w:jc w:val="both"/>
@@ -3758,7 +3771,7 @@
     </w:p>
     <w:p>
       <w:pPr>
-        <w:spacing w:after="0" w:line="240" w:lineRule="auto"/>
+        <w:spacing w:before="0" w:after="0" w:line="240" w:lineRule="auto"/>
         <w:jc w:val="both"/>
         <w:rPr>
           <w:rFonts w:ascii="Arial Narrow" w:eastAsia="Arial Narrow" w:hAnsi="Arial Narrow" w:cs="Arial Narrow"/>
@@ -3846,7 +3859,7 @@
     <w:p>
       <w:pPr>
         <w:pStyle w:val="Prrafodelista"/>
-        <w:spacing w:after="0" w:line="240" w:lineRule="auto"/>
+        <w:spacing w:before="0" w:after="0" w:line="240" w:lineRule="auto"/>
         <w:ind w:left="567"/>
         <w:jc w:val="both"/>
         <w:rPr>
@@ -3912,7 +3925,7 @@
           <w:lang w:val="es-ES" w:eastAsia="es-ES"/>
           <w14:ligatures w14:val="none"/>
         </w:rPr>
-        <w:t xml:space="preserve">: </w:t>
+        <w:t xml:space="preserve">:</w:t>
       </w:r>
       <w:r>
         <w:rPr>
@@ -3924,6 +3937,18 @@
           <w:lang w:val="es-ES" w:eastAsia="es-ES"/>
           <w14:ligatures w14:val="none"/>
         </w:rPr>
+        <w:t xml:space="preserve"> </w:t>
+      </w:r>
+      <w:r>
+        <w:rPr>
+          <w:rFonts w:ascii="Arial Narrow" w:eastAsia="Arial Narrow" w:hAnsi="Arial Narrow" w:cs="Arial Narrow"/>
+          <w:color w:val="000000"/>
+          <w:kern w:val="0"/>
+          <w:sz w:val="22"/>
+          <w:szCs w:val="22"/>
+          <w:lang w:val="es-ES" w:eastAsia="es-ES"/>
+          <w14:ligatures w14:val="none"/>
+        </w:rPr>
         <w:t xml:space="preserve">(i) presentar una copia debidamente suscrita de la Póliza </w:t>
       </w:r>
       <w:proofErr w:type="spellStart"/>
@@ -4042,6 +4067,24 @@
         </w:rPr>
         <w:t>.</w:t>
       </w:r>
+    </w:p>
+    <w:p>
+      <w:pPr>
+        <w:pStyle w:val="Prrafodelista"/>
+        <w:spacing w:before="0" w:after="0" w:line="240" w:lineRule="auto"/>
+        <w:ind w:left="567"/>
+        <w:jc w:val="both"/>
+        <w:rPr>
+          <w:rFonts w:ascii="Arial Narrow" w:eastAsia="Arial Narrow" w:hAnsi="Arial Narrow" w:cs="Arial Narrow"/>
+          <w:color w:val="000000"/>
+          <w:kern w:val="0"/>
+          <w:sz w:val="22"/>
+          <w:szCs w:val="22"/>
+          <w:u w:val="single"/>
+          <w:lang w:val="es-ES" w:eastAsia="es-ES"/>
+          <w14:ligatures w14:val="none"/>
+        </w:rPr>
+      </w:pPr>
     </w:p>
     <w:p>
       <w:pPr>
@@ -4060,13 +4103,7 @@
           <w14:ligatures w14:val="none"/>
         </w:rPr>
       </w:pPr>
-    </w:p>
-    <w:p>
-      <w:pPr>
-        <w:pStyle w:val="Prrafodelista"/>
-        <w:spacing w:after="0" w:line="240" w:lineRule="auto"/>
-        <w:ind w:left="567"/>
-        <w:jc w:val="both"/>
+      <w:r>
         <w:rPr>
           <w:rFonts w:ascii="Arial Narrow" w:eastAsia="Arial Narrow" w:hAnsi="Arial Narrow" w:cs="Arial Narrow"/>
           <w:color w:val="000000"/>
@@ -4077,7 +4114,8 @@
           <w:lang w:val="es-ES" w:eastAsia="es-ES"/>
           <w14:ligatures w14:val="none"/>
         </w:rPr>
-      </w:pPr>
+        <w:t xml:space="preserve">A </w:t>
+      </w:r>
       <w:r>
         <w:rPr>
           <w:rFonts w:ascii="Arial Narrow" w:eastAsia="Arial Narrow" w:hAnsi="Arial Narrow" w:cs="Arial Narrow"/>
@@ -4089,20 +4127,31 @@
           <w:lang w:val="es-ES" w:eastAsia="es-ES"/>
           <w14:ligatures w14:val="none"/>
         </w:rPr>
-        <w:t xml:space="preserve">A </w:t>
-      </w:r>
-      <w:r>
-        <w:rPr>
-          <w:rFonts w:ascii="Arial Narrow" w:eastAsia="Arial Narrow" w:hAnsi="Arial Narrow" w:cs="Arial Narrow"/>
-          <w:color w:val="000000"/>
-          <w:kern w:val="0"/>
-          <w:sz w:val="22"/>
-          <w:szCs w:val="22"/>
-          <w:u w:val="single"/>
+        <w:t>Chubb</w:t>
+      </w:r>
+      <w:r>
+        <w:rPr>
+          <w:rFonts w:ascii="Arial Narrow" w:eastAsia="Arial Narrow" w:hAnsi="Arial Narrow" w:cs="Arial Narrow"/>
+          <w:color w:val="000000"/>
+          <w:kern w:val="0"/>
+          <w:sz w:val="22"/>
+          <w:szCs w:val="22"/>
           <w:lang w:val="es-ES" w:eastAsia="es-ES"/>
           <w14:ligatures w14:val="none"/>
         </w:rPr>
-        <w:t>Chubb</w:t>
+        <w:t>:</w:t>
+      </w:r>
+      <w:r>
+        <w:rPr>
+          <w:rFonts w:ascii="Arial Narrow" w:eastAsia="Arial Narrow" w:hAnsi="Arial Narrow" w:cs="Arial Narrow"/>
+          <w:color w:val="000000"/>
+          <w:kern w:val="0"/>
+          <w:sz w:val="22"/>
+          <w:szCs w:val="22"/>
+          <w:lang w:eastAsia="es-ES"/>
+          <w14:ligatures w14:val="none"/>
+        </w:rPr>
+        <w:t xml:space="preserve"> </w:t>
       </w:r>
       <w:r>
         <w:rPr>
@@ -4114,20 +4163,87 @@
           <w:lang w:val="es-ES" w:eastAsia="es-ES"/>
           <w14:ligatures w14:val="none"/>
         </w:rPr>
-        <w:t>:</w:t>
-      </w:r>
-      <w:r>
-        <w:rPr>
-          <w:rFonts w:ascii="Arial Narrow" w:eastAsia="Arial Narrow" w:hAnsi="Arial Narrow" w:cs="Arial Narrow"/>
-          <w:color w:val="000000"/>
-          <w:kern w:val="0"/>
-          <w:sz w:val="22"/>
-          <w:szCs w:val="22"/>
-          <w:lang w:eastAsia="es-ES"/>
+        <w:t xml:space="preserve">(i) presentar una copia debidamente suscrita de la Póliza Matriz </w:t>
+      </w:r>
+      <w:proofErr w:type="spellStart"/>
+      <w:r>
+        <w:rPr>
+          <w:rFonts w:ascii="Arial Narrow" w:eastAsia="Arial Narrow" w:hAnsi="Arial Narrow" w:cs="Arial Narrow"/>
+          <w:color w:val="000000"/>
+          <w:kern w:val="0"/>
+          <w:sz w:val="22"/>
+          <w:szCs w:val="22"/>
+          <w:lang w:val="es-ES" w:eastAsia="es-ES"/>
+          <w14:ligatures w14:val="none"/>
+        </w:rPr>
+        <w:t/>
+      </w:r>
+      <w:proofErr w:type="spellEnd"/>
+      <w:r>
+        <w:rPr>
+          <w:rFonts w:ascii="Arial Narrow" w:eastAsia="Arial Narrow" w:hAnsi="Arial Narrow" w:cs="Arial Narrow"/>
+          <w:color w:val="000000"/>
+          <w:kern w:val="0"/>
+          <w:sz w:val="22"/>
+          <w:szCs w:val="22"/>
+          <w:lang w:val="es-ES" w:eastAsia="es-ES"/>
+          <w14:ligatures w14:val="none"/>
+        </w:rPr>
+        <w:t xml:space="preserve"> VCHAS3 del Seguro Adulto materia de denuncia; (</w:t>
+      </w:r>
+      <w:proofErr w:type="spellStart"/>
+      <w:r>
+        <w:rPr>
+          <w:rFonts w:ascii="Arial Narrow" w:eastAsia="Arial Narrow" w:hAnsi="Arial Narrow" w:cs="Arial Narrow"/>
+          <w:color w:val="000000"/>
+          <w:kern w:val="0"/>
+          <w:sz w:val="22"/>
+          <w:szCs w:val="22"/>
+          <w:lang w:val="es-ES" w:eastAsia="es-ES"/>
+          <w14:ligatures w14:val="none"/>
+        </w:rPr>
+        <w:t>ii</w:t>
+      </w:r>
+      <w:proofErr w:type="spellEnd"/>
+      <w:r>
+        <w:rPr>
+          <w:rFonts w:ascii="Arial Narrow" w:eastAsia="Arial Narrow" w:hAnsi="Arial Narrow" w:cs="Arial Narrow"/>
+          <w:color w:val="000000"/>
+          <w:kern w:val="0"/>
+          <w:sz w:val="22"/>
+          <w:szCs w:val="22"/>
+          <w:lang w:val="es-ES" w:eastAsia="es-ES"/>
+          <w14:ligatures w14:val="none"/>
+        </w:rPr>
+        <w:t xml:space="preserve">) presentar los medios probatorios que acrediten que obtuvo el consentimiento expreso del denunciante para la adquisición de la Póliza Matriz </w:t>
+      </w:r>
+      <w:proofErr w:type="spellStart"/>
+      <w:r>
+        <w:rPr>
+          <w:rFonts w:ascii="Arial Narrow" w:eastAsia="Arial Narrow" w:hAnsi="Arial Narrow" w:cs="Arial Narrow"/>
+          <w:color w:val="000000"/>
+          <w:kern w:val="0"/>
+          <w:sz w:val="22"/>
+          <w:szCs w:val="22"/>
+          <w:lang w:val="es-ES" w:eastAsia="es-ES"/>
+          <w14:ligatures w14:val="none"/>
+        </w:rPr>
+        <w:t/>
+      </w:r>
+      <w:proofErr w:type="spellEnd"/>
+      <w:r>
+        <w:rPr>
+          <w:rFonts w:ascii="Arial Narrow" w:eastAsia="Arial Narrow" w:hAnsi="Arial Narrow" w:cs="Arial Narrow"/>
+          <w:color w:val="000000"/>
+          <w:kern w:val="0"/>
+          <w:sz w:val="22"/>
+          <w:szCs w:val="22"/>
+          <w:lang w:val="es-ES" w:eastAsia="es-ES"/>
           <w14:ligatures w14:val="none"/>
         </w:rPr>
         <w:t xml:space="preserve"> </w:t>
       </w:r>
+      <w:proofErr w:type="gramStart"/>
       <w:r>
         <w:rPr>
           <w:rFonts w:ascii="Arial Narrow" w:eastAsia="Arial Narrow" w:hAnsi="Arial Narrow" w:cs="Arial Narrow"/>
@@ -4138,7 +4254,20 @@
           <w:lang w:val="es-ES" w:eastAsia="es-ES"/>
           <w14:ligatures w14:val="none"/>
         </w:rPr>
-        <w:t xml:space="preserve">(i) presentar una copia debidamente suscrita de la Póliza Matriz </w:t>
+        <w:t>VCHAS del</w:t>
+      </w:r>
+      <w:proofErr w:type="gramEnd"/>
+      <w:r>
+        <w:rPr>
+          <w:rFonts w:ascii="Arial Narrow" w:eastAsia="Arial Narrow" w:hAnsi="Arial Narrow" w:cs="Arial Narrow"/>
+          <w:color w:val="000000"/>
+          <w:kern w:val="0"/>
+          <w:sz w:val="22"/>
+          <w:szCs w:val="22"/>
+          <w:lang w:val="es-ES" w:eastAsia="es-ES"/>
+          <w14:ligatures w14:val="none"/>
+        </w:rPr>
+        <w:t xml:space="preserve"> Seguro Adulto; y, (</w:t>
       </w:r>
       <w:proofErr w:type="spellStart"/>
       <w:r>
@@ -4151,7 +4280,7 @@
           <w:lang w:val="es-ES" w:eastAsia="es-ES"/>
           <w14:ligatures w14:val="none"/>
         </w:rPr>
-        <w:t/>
+        <w:t>iii</w:t>
       </w:r>
       <w:proofErr w:type="spellEnd"/>
       <w:r>
@@ -4164,9 +4293,8 @@
           <w:lang w:val="es-ES" w:eastAsia="es-ES"/>
           <w14:ligatures w14:val="none"/>
         </w:rPr>
-        <w:t xml:space="preserve"> VCHAS3 del Seguro Adulto materia de denuncia; (</w:t>
-      </w:r>
-      <w:proofErr w:type="spellStart"/>
+        <w:t>) presentar todas las comunicaciones cursadas con la parte denunciante en virtud de los hechos materia de denuncia</w:t>
+      </w:r>
       <w:r>
         <w:rPr>
           <w:rFonts w:ascii="Arial Narrow" w:eastAsia="Arial Narrow" w:hAnsi="Arial Narrow" w:cs="Arial Narrow"/>
@@ -4177,116 +4305,13 @@
           <w:lang w:val="es-ES" w:eastAsia="es-ES"/>
           <w14:ligatures w14:val="none"/>
         </w:rPr>
-        <w:t>ii</w:t>
-      </w:r>
-      <w:proofErr w:type="spellEnd"/>
-      <w:r>
-        <w:rPr>
-          <w:rFonts w:ascii="Arial Narrow" w:eastAsia="Arial Narrow" w:hAnsi="Arial Narrow" w:cs="Arial Narrow"/>
-          <w:color w:val="000000"/>
-          <w:kern w:val="0"/>
-          <w:sz w:val="22"/>
-          <w:szCs w:val="22"/>
-          <w:lang w:val="es-ES" w:eastAsia="es-ES"/>
-          <w14:ligatures w14:val="none"/>
-        </w:rPr>
-        <w:t xml:space="preserve">) presentar los medios probatorios que acrediten que obtuvo el consentimiento expreso del denunciante para la adquisición de la Póliza Matriz </w:t>
-      </w:r>
-      <w:proofErr w:type="spellStart"/>
-      <w:r>
-        <w:rPr>
-          <w:rFonts w:ascii="Arial Narrow" w:eastAsia="Arial Narrow" w:hAnsi="Arial Narrow" w:cs="Arial Narrow"/>
-          <w:color w:val="000000"/>
-          <w:kern w:val="0"/>
-          <w:sz w:val="22"/>
-          <w:szCs w:val="22"/>
-          <w:lang w:val="es-ES" w:eastAsia="es-ES"/>
-          <w14:ligatures w14:val="none"/>
-        </w:rPr>
-        <w:t/>
-      </w:r>
-      <w:proofErr w:type="spellEnd"/>
-      <w:r>
-        <w:rPr>
-          <w:rFonts w:ascii="Arial Narrow" w:eastAsia="Arial Narrow" w:hAnsi="Arial Narrow" w:cs="Arial Narrow"/>
-          <w:color w:val="000000"/>
-          <w:kern w:val="0"/>
-          <w:sz w:val="22"/>
-          <w:szCs w:val="22"/>
-          <w:lang w:val="es-ES" w:eastAsia="es-ES"/>
-          <w14:ligatures w14:val="none"/>
-        </w:rPr>
-        <w:t xml:space="preserve"> </w:t>
-      </w:r>
-      <w:proofErr w:type="gramStart"/>
-      <w:r>
-        <w:rPr>
-          <w:rFonts w:ascii="Arial Narrow" w:eastAsia="Arial Narrow" w:hAnsi="Arial Narrow" w:cs="Arial Narrow"/>
-          <w:color w:val="000000"/>
-          <w:kern w:val="0"/>
-          <w:sz w:val="22"/>
-          <w:szCs w:val="22"/>
-          <w:lang w:val="es-ES" w:eastAsia="es-ES"/>
-          <w14:ligatures w14:val="none"/>
-        </w:rPr>
-        <w:t>VCHAS del</w:t>
-      </w:r>
-      <w:proofErr w:type="gramEnd"/>
-      <w:r>
-        <w:rPr>
-          <w:rFonts w:ascii="Arial Narrow" w:eastAsia="Arial Narrow" w:hAnsi="Arial Narrow" w:cs="Arial Narrow"/>
-          <w:color w:val="000000"/>
-          <w:kern w:val="0"/>
-          <w:sz w:val="22"/>
-          <w:szCs w:val="22"/>
-          <w:lang w:val="es-ES" w:eastAsia="es-ES"/>
-          <w14:ligatures w14:val="none"/>
-        </w:rPr>
-        <w:t xml:space="preserve"> Seguro Adulto; y, (</w:t>
-      </w:r>
-      <w:proofErr w:type="spellStart"/>
-      <w:r>
-        <w:rPr>
-          <w:rFonts w:ascii="Arial Narrow" w:eastAsia="Arial Narrow" w:hAnsi="Arial Narrow" w:cs="Arial Narrow"/>
-          <w:color w:val="000000"/>
-          <w:kern w:val="0"/>
-          <w:sz w:val="22"/>
-          <w:szCs w:val="22"/>
-          <w:lang w:val="es-ES" w:eastAsia="es-ES"/>
-          <w14:ligatures w14:val="none"/>
-        </w:rPr>
-        <w:t>iii</w:t>
-      </w:r>
-      <w:proofErr w:type="spellEnd"/>
-      <w:r>
-        <w:rPr>
-          <w:rFonts w:ascii="Arial Narrow" w:eastAsia="Arial Narrow" w:hAnsi="Arial Narrow" w:cs="Arial Narrow"/>
-          <w:color w:val="000000"/>
-          <w:kern w:val="0"/>
-          <w:sz w:val="22"/>
-          <w:szCs w:val="22"/>
-          <w:lang w:val="es-ES" w:eastAsia="es-ES"/>
-          <w14:ligatures w14:val="none"/>
-        </w:rPr>
-        <w:t>) presentar todas las comunicaciones cursadas con la parte denunciante en virtud de los hechos materia de denuncia</w:t>
-      </w:r>
-      <w:r>
-        <w:rPr>
-          <w:rFonts w:ascii="Arial Narrow" w:eastAsia="Arial Narrow" w:hAnsi="Arial Narrow" w:cs="Arial Narrow"/>
-          <w:color w:val="000000"/>
-          <w:kern w:val="0"/>
-          <w:sz w:val="22"/>
-          <w:szCs w:val="22"/>
-          <w:lang w:val="es-ES" w:eastAsia="es-ES"/>
-          <w14:ligatures w14:val="none"/>
-        </w:rPr>
         <w:t>.</w:t>
       </w:r>
     </w:p>
     <w:bookmarkEnd w:id="9"/>
     <w:p>
       <w:pPr>
-        <w:spacing w:after="0" w:line="240" w:lineRule="auto"/>
+        <w:spacing w:before="0" w:after="0" w:line="240" w:lineRule="auto"/>
         <w:jc w:val="both"/>
         <w:rPr>
           <w:rFonts w:ascii="Arial Narrow" w:eastAsia="Arial Narrow" w:hAnsi="Arial Narrow" w:cs="Arial Narrow"/>
@@ -4340,10 +4365,37 @@
     </w:p>
     <w:p>
       <w:pPr>
+        <w:spacing w:before="0" w:after="0" w:line="240" w:lineRule="auto"/>
+        <w:jc w:val="both"/>
+        <w:rPr>
+          <w:rFonts w:ascii="Arial Narrow" w:eastAsia="Arial Narrow" w:hAnsi="Arial Narrow" w:cs="Arial Narrow"/>
+          <w:b/>
+          <w:color w:val="000000"/>
+          <w:kern w:val="0"/>
+          <w:sz w:val="22"/>
+          <w:szCs w:val="22"/>
+          <w:lang w:eastAsia="es-PE"/>
+          <w14:ligatures w14:val="none"/>
+        </w:rPr>
+      </w:pPr>
+    </w:p>
+    <w:p>
+      <w:pPr>
         <w:spacing w:after="0" w:line="240" w:lineRule="auto"/>
         <w:jc w:val="both"/>
         <w:rPr>
           <w:rFonts w:ascii="Arial Narrow" w:eastAsia="Arial Narrow" w:hAnsi="Arial Narrow" w:cs="Arial Narrow"/>
+          <w:color w:val="000000"/>
+          <w:kern w:val="0"/>
+          <w:sz w:val="22"/>
+          <w:szCs w:val="22"/>
+          <w:lang w:eastAsia="es-PE"/>
+          <w14:ligatures w14:val="none"/>
+        </w:rPr>
+      </w:pPr>
+      <w:r>
+        <w:rPr>
+          <w:rFonts w:ascii="Arial Narrow" w:eastAsia="Arial Narrow" w:hAnsi="Arial Narrow" w:cs="Arial Narrow"/>
           <w:b/>
           <w:color w:val="000000"/>
           <w:kern w:val="0"/>
@@ -4352,33 +4404,6 @@
           <w:lang w:eastAsia="es-PE"/>
           <w14:ligatures w14:val="none"/>
         </w:rPr>
-      </w:pPr>
-    </w:p>
-    <w:p>
-      <w:pPr>
-        <w:spacing w:after="0" w:line="240" w:lineRule="auto"/>
-        <w:jc w:val="both"/>
-        <w:rPr>
-          <w:rFonts w:ascii="Arial Narrow" w:eastAsia="Arial Narrow" w:hAnsi="Arial Narrow" w:cs="Arial Narrow"/>
-          <w:color w:val="000000"/>
-          <w:kern w:val="0"/>
-          <w:sz w:val="22"/>
-          <w:szCs w:val="22"/>
-          <w:lang w:eastAsia="es-PE"/>
-          <w14:ligatures w14:val="none"/>
-        </w:rPr>
-      </w:pPr>
-      <w:r>
-        <w:rPr>
-          <w:rFonts w:ascii="Arial Narrow" w:eastAsia="Arial Narrow" w:hAnsi="Arial Narrow" w:cs="Arial Narrow"/>
-          <w:b/>
-          <w:color w:val="000000"/>
-          <w:kern w:val="0"/>
-          <w:sz w:val="22"/>
-          <w:szCs w:val="22"/>
-          <w:lang w:eastAsia="es-PE"/>
-          <w14:ligatures w14:val="none"/>
-        </w:rPr>
         <w:t xml:space="preserve">PRIMERO:</w:t>
       </w:r>
       <w:r>
@@ -4545,7 +4570,7 @@
     </w:p>
     <w:p>
       <w:pPr>
-        <w:spacing w:after="0" w:line="240" w:lineRule="auto"/>
+        <w:spacing w:before="0" w:after="0" w:line="240" w:lineRule="auto"/>
         <w:jc w:val="both"/>
         <w:rPr>
           <w:rFonts w:ascii="Arial Narrow" w:eastAsia="Arial Narrow" w:hAnsi="Arial Narrow" w:cs="Arial Narrow"/>
@@ -4724,6 +4749,7 @@
     <w:p>
       <w:pPr>
         <w:pStyle w:val="Prrafodelista"/>
+        <w:spacing w:before="0" w:after="0" w:line="240" w:lineRule="auto"/>
         <w:rPr>
           <w:rFonts w:ascii="Arial Narrow" w:eastAsia="Arial Narrow" w:hAnsi="Arial Narrow" w:cs="Arial Narrow"/>
           <w:kern w:val="0"/>
@@ -4842,10 +4868,10 @@
     </w:p>
     <w:p>
       <w:pPr>
+        <w:spacing w:before="0" w:after="0" w:line="240" w:lineRule="auto"/>
         <w:tabs>
           <w:tab w:val="num" w:pos="567"/>
         </w:tabs>
-        <w:spacing w:after="0" w:line="240" w:lineRule="auto"/>
         <w:jc w:val="both"/>
         <w:rPr>
           <w:rFonts w:ascii="Arial Narrow" w:eastAsia="Arial Narrow" w:hAnsi="Arial Narrow" w:cs="Arial Narrow"/>
@@ -4961,7 +4987,7 @@
     </w:p>
     <w:p>
       <w:pPr>
-        <w:spacing w:after="0" w:line="240" w:lineRule="auto"/>
+        <w:spacing w:before="0" w:after="0" w:line="240" w:lineRule="auto"/>
         <w:jc w:val="both"/>
         <w:rPr>
           <w:rFonts w:ascii="Arial Narrow" w:eastAsia="Arial Narrow" w:hAnsi="Arial Narrow" w:cs="Arial Narrow"/>
@@ -5057,7 +5083,7 @@
     </w:p>
     <w:p>
       <w:pPr>
-        <w:spacing w:after="0" w:line="240" w:lineRule="auto"/>
+        <w:spacing w:before="0" w:after="0" w:line="240" w:lineRule="auto"/>
         <w:jc w:val="both"/>
         <w:rPr>
           <w:rFonts w:ascii="Arial Narrow" w:eastAsia="Arial Narrow" w:hAnsi="Arial Narrow" w:cs="Arial Narrow"/>
@@ -5143,7 +5169,7 @@
     </w:p>
     <w:p>
       <w:pPr>
-        <w:spacing w:line="240" w:lineRule="auto"/>
+        <w:spacing w:before="0" w:after="0" w:line="240" w:lineRule="auto"/>
         <w:contextualSpacing/>
         <w:jc w:val="both"/>
         <w:rPr>
@@ -5247,7 +5273,7 @@
     </w:p>
     <w:p>
       <w:pPr>
-        <w:spacing w:after="0" w:line="240" w:lineRule="auto"/>
+        <w:spacing w:before="0" w:after="0" w:line="240" w:lineRule="auto"/>
         <w:jc w:val="both"/>
         <w:rPr>
           <w:rFonts w:ascii="Arial Narrow" w:eastAsia="Arial Narrow" w:hAnsi="Arial Narrow" w:cs="Arial Narrow"/>
@@ -5562,7 +5588,7 @@
     </w:p>
     <w:p>
       <w:pPr>
-        <w:spacing w:after="0" w:line="240" w:lineRule="auto"/>
+        <w:spacing w:before="0" w:after="0" w:line="240" w:lineRule="auto"/>
         <w:ind w:left="567"/>
         <w:jc w:val="both"/>
         <w:rPr>
@@ -5663,6 +5689,21 @@
     </w:p>
     <w:p>
       <w:pPr>
+        <w:spacing w:before="0" w:after="0" w:line="240" w:lineRule="auto"/>
+        <w:jc w:val="both"/>
+        <w:rPr>
+          <w:rFonts w:ascii="Arial Narrow" w:eastAsia="Arial Narrow" w:hAnsi="Arial Narrow" w:cs="Arial Narrow"/>
+          <w:color w:val="000000"/>
+          <w:kern w:val="0"/>
+          <w:sz w:val="22"/>
+          <w:szCs w:val="22"/>
+          <w:lang w:eastAsia="es-PE"/>
+          <w14:ligatures w14:val="none"/>
+        </w:rPr>
+      </w:pPr>
+    </w:p>
+    <w:p>
+      <w:pPr>
         <w:spacing w:after="0" w:line="240" w:lineRule="auto"/>
         <w:jc w:val="both"/>
         <w:rPr>
@@ -5671,21 +5712,6 @@
           <w:kern w:val="0"/>
           <w:sz w:val="22"/>
           <w:szCs w:val="22"/>
-          <w:lang w:eastAsia="es-PE"/>
-          <w14:ligatures w14:val="none"/>
-        </w:rPr>
-      </w:pPr>
-    </w:p>
-    <w:p>
-      <w:pPr>
-        <w:spacing w:after="0" w:line="240" w:lineRule="auto"/>
-        <w:jc w:val="both"/>
-        <w:rPr>
-          <w:rFonts w:ascii="Arial Narrow" w:eastAsia="Arial Narrow" w:hAnsi="Arial Narrow" w:cs="Arial Narrow"/>
-          <w:color w:val="000000"/>
-          <w:kern w:val="0"/>
-          <w:sz w:val="22"/>
-          <w:szCs w:val="22"/>
           <w:lang w:val="es-ES" w:eastAsia="es-ES"/>
           <w14:ligatures w14:val="none"/>
         </w:rPr>
@@ -5890,7 +5916,7 @@
     </w:p>
     <w:p>
       <w:pPr>
-        <w:spacing w:after="0" w:line="240" w:lineRule="auto"/>
+        <w:spacing w:before="0" w:after="0" w:line="240" w:lineRule="auto"/>
         <w:jc w:val="both"/>
         <w:rPr>
           <w:rFonts w:ascii="Arial Narrow" w:eastAsia="Arial Narrow" w:hAnsi="Arial Narrow" w:cs="Arial Narrow"/>
@@ -6119,7 +6145,7 @@
     </w:p>
     <w:p>
       <w:pPr>
-        <w:spacing w:after="0" w:line="240" w:lineRule="auto"/>
+        <w:spacing w:before="0" w:after="0" w:line="240" w:lineRule="auto"/>
         <w:jc w:val="both"/>
         <w:rPr>
           <w:rFonts w:ascii="Arial Narrow" w:eastAsia="Arial Narrow" w:hAnsi="Arial Narrow" w:cs="Arial Narrow"/>
@@ -6399,28 +6425,28 @@
     </w:p>
     <w:p>
       <w:pPr>
+        <w:spacing w:before="0" w:after="0" w:line="240" w:lineRule="auto"/>
+        <w:shd w:val="clear" w:color="auto" w:fill="FFFFFF"/>
+        <w:jc w:val="both"/>
+        <w:rPr>
+          <w:rFonts w:ascii="Arial Narrow" w:eastAsia="Arial Narrow" w:hAnsi="Arial Narrow" w:cs="Arial Narrow"/>
+          <w:b/>
+          <w:color w:val="000000"/>
+          <w:kern w:val="0"/>
+          <w:sz w:val="22"/>
+          <w:szCs w:val="22"/>
+          <w:lang w:eastAsia="es-PE"/>
+          <w14:ligatures w14:val="none"/>
+        </w:rPr>
+      </w:pPr>
+    </w:p>
+    <w:p>
+      <w:pPr>
         <w:shd w:val="clear" w:color="auto" w:fill="FFFFFF"/>
         <w:spacing w:after="0" w:line="240" w:lineRule="auto"/>
         <w:jc w:val="both"/>
         <w:rPr>
           <w:rFonts w:ascii="Arial Narrow" w:eastAsia="Arial Narrow" w:hAnsi="Arial Narrow" w:cs="Arial Narrow"/>
-          <w:b/>
-          <w:color w:val="000000"/>
-          <w:kern w:val="0"/>
-          <w:sz w:val="22"/>
-          <w:szCs w:val="22"/>
-          <w:lang w:eastAsia="es-PE"/>
-          <w14:ligatures w14:val="none"/>
-        </w:rPr>
-      </w:pPr>
-    </w:p>
-    <w:p>
-      <w:pPr>
-        <w:shd w:val="clear" w:color="auto" w:fill="FFFFFF"/>
-        <w:spacing w:after="0" w:line="240" w:lineRule="auto"/>
-        <w:jc w:val="both"/>
-        <w:rPr>
-          <w:rFonts w:ascii="Arial Narrow" w:eastAsia="Arial Narrow" w:hAnsi="Arial Narrow" w:cs="Arial Narrow"/>
           <w:color w:val="000000"/>
           <w:kern w:val="0"/>
           <w:sz w:val="22"/>
@@ -6493,8 +6519,8 @@
     </w:p>
     <w:p>
       <w:pPr>
+        <w:spacing w:before="0" w:after="0" w:line="240" w:lineRule="auto"/>
         <w:shd w:val="clear" w:color="auto" w:fill="FFFFFF"/>
-        <w:spacing w:after="0" w:line="240" w:lineRule="auto"/>
         <w:jc w:val="both"/>
         <w:rPr>
           <w:rFonts w:ascii="Arial Narrow" w:eastAsia="Arial Narrow" w:hAnsi="Arial Narrow" w:cs="Arial Narrow"/>
@@ -6665,15 +6691,96 @@
     </w:p>
     <w:p>
       <w:pPr>
+        <w:spacing w:before="0" w:after="0" w:line="240" w:lineRule="auto"/>
+        <w:suppressAutoHyphens/>
+        <w:jc w:val="both"/>
+        <w:rPr>
+          <w:rFonts w:ascii="Arial Narrow" w:eastAsia="Arial Narrow" w:hAnsi="Arial Narrow" w:cs="Arial Narrow"/>
+          <w:kern w:val="0"/>
+          <w:sz w:val="22"/>
+          <w:szCs w:val="22"/>
+          <w:u w:val="single"/>
+          <w14:ligatures w14:val="none"/>
+        </w:rPr>
+      </w:pPr>
+    </w:p>
+    <w:p>
+      <w:pPr>
         <w:suppressAutoHyphens/>
         <w:spacing w:after="0" w:line="240" w:lineRule="auto"/>
         <w:jc w:val="both"/>
         <w:rPr>
           <w:rFonts w:ascii="Arial Narrow" w:eastAsia="Arial Narrow" w:hAnsi="Arial Narrow" w:cs="Arial Narrow"/>
-          <w:kern w:val="0"/>
-          <w:sz w:val="22"/>
-          <w:szCs w:val="22"/>
-          <w:u w:val="single"/>
+          <w:b/>
+          <w:bCs/>
+          <w:sz w:val="22"/>
+          <w:szCs w:val="22"/>
+        </w:rPr>
+      </w:pPr>
+      <w:r>
+        <w:rPr>
+          <w:rFonts w:ascii="Arial Narrow" w:eastAsia="Arial Narrow" w:hAnsi="Arial Narrow" w:cs="Arial Narrow"/>
+          <w:b/>
+          <w:spacing w:val="-3"/>
+          <w:kern w:val="0"/>
+          <w14:ligatures w14:val="none"/>
+          <w:sz w:val="22"/>
+          <w:szCs w:val="22"/>
+        </w:rPr>
+        <w:t>DÉCIMO</w:t>
+      </w:r>
+      <w:r>
+        <w:rPr>
+          <w:rFonts w:ascii="Arial Narrow" w:eastAsia="Arial Narrow" w:hAnsi="Arial Narrow" w:cs="Arial Narrow"/>
+          <w:b/>
+          <w:color w:val="000000"/>
+          <w:kern w:val="0"/>
+          <w:sz w:val="22"/>
+          <w:szCs w:val="22"/>
+          <w:lang w:eastAsia="es-PE"/>
+          <w14:ligatures w14:val="none"/>
+        </w:rPr>
+        <w:t>:</w:t>
+      </w:r>
+      <w:r>
+        <w:rPr>
+          <w:rFonts w:ascii="Arial Narrow" w:eastAsia="Arial Narrow" w:hAnsi="Arial Narrow" w:cs="Arial Narrow"/>
+          <w:color w:val="000000"/>
+          <w:kern w:val="0"/>
+          <w:sz w:val="22"/>
+          <w:szCs w:val="22"/>
+          <w:lang w:eastAsia="es-PE"/>
+          <w14:ligatures w14:val="none"/>
+        </w:rPr>
+        <w:t xml:space="preserve"> </w:t>
+      </w:r>
+      <w:r>
+        <w:rPr>
+          <w:rFonts w:ascii="Arial Narrow" w:eastAsia="Arial Narrow" w:hAnsi="Arial Narrow" w:cs="Arial Narrow"/>
+          <w:color w:val="000000"/>
+          <w:kern w:val="0"/>
+          <w:sz w:val="22"/>
+          <w:szCs w:val="22"/>
+          <w:lang w:eastAsia="es-PE"/>
+          <w14:ligatures w14:val="none"/>
+        </w:rPr>
+        <w:t xml:space="preserve">poner en conocimiento de las partes que, antes de la emisión de la Resolución Final, tienen la posibilidad de formular su desistimiento o presentar el acuerdo arribado mediante la conciliación, mediación, transacción o cualquier otro que, de forma indubitable, deje constancia que se ha solucionado la controversia materia de denuncia.</w:t>
+      </w:r>
+      <w:bookmarkStart w:id="13" w:name="h.gjdgxs" w:colFirst="0" w:colLast="0"/>
+      <w:bookmarkEnd w:id="13"/>
+    </w:p>
+    <w:p>
+      <w:pPr>
+        <w:spacing w:before="0" w:after="0" w:line="240" w:lineRule="auto"/>
+        <w:suppressAutoHyphens/>
+        <w:jc w:val="both"/>
+        <w:rPr>
+          <w:rFonts w:ascii="Arial Narrow" w:eastAsia="Arial Narrow" w:hAnsi="Arial Narrow" w:cs="Arial Narrow"/>
+          <w:color w:val="000000"/>
+          <w:kern w:val="0"/>
+          <w:sz w:val="22"/>
+          <w:szCs w:val="22"/>
+          <w:lang w:eastAsia="es-PE"/>
           <w14:ligatures w14:val="none"/>
         </w:rPr>
       </w:pPr>
@@ -6685,445 +6792,364 @@
         <w:jc w:val="both"/>
         <w:rPr>
           <w:rFonts w:ascii="Arial Narrow" w:eastAsia="Arial Narrow" w:hAnsi="Arial Narrow" w:cs="Arial Narrow"/>
+          <w:sz w:val="22"/>
+          <w:szCs w:val="22"/>
+        </w:rPr>
+      </w:pPr>
+      <w:r>
+        <w:rPr>
+          <w:rFonts w:ascii="Arial Narrow" w:eastAsia="Arial Narrow" w:hAnsi="Arial Narrow" w:cs="Arial Narrow"/>
           <w:b/>
           <w:bCs/>
           <w:sz w:val="22"/>
           <w:szCs w:val="22"/>
         </w:rPr>
-      </w:pPr>
-      <w:r>
-        <w:rPr>
-          <w:rFonts w:ascii="Arial Narrow" w:eastAsia="Arial Narrow" w:hAnsi="Arial Narrow" w:cs="Arial Narrow"/>
-          <w:b/>
+        <w:t xml:space="preserve">DÉCIMO PRIMERO:</w:t>
+      </w:r>
+      <w:r>
+        <w:rPr>
+          <w:rFonts w:ascii="Arial Narrow" w:eastAsia="Arial Narrow" w:hAnsi="Arial Narrow" w:cs="Arial Narrow"/>
+          <w:sz w:val="22"/>
+          <w:szCs w:val="22"/>
+        </w:rPr>
+        <w:t xml:space="preserve"> </w:t>
+      </w:r>
+      <w:r>
+        <w:rPr>
+          <w:rFonts w:ascii="Arial Narrow" w:eastAsia="Arial Narrow" w:hAnsi="Arial Narrow" w:cs="Arial Narrow"/>
+          <w:sz w:val="22"/>
+          <w:szCs w:val="22"/>
+        </w:rPr>
+        <w:t xml:space="preserve">requerir al señor [DENUNCIANTE] y a Falabella Servicios Generales S.A.C. para que, dentro del plazo de dos (2) días hábiles siguientes a la fecha en que reciban la notificación en sus bandejas de correo electrónico, efectúen la confirmación de recepción de la notificación remitida por este despacho a sus correos electrónicos, de conformidad con el segundo párrafo del numeral 4 del artículo 20 del Texto Único Ordenado de la Ley del Procedimiento Administrativo General, aprobado mediante Decreto Supremo 006-2026-JUS, bajo apercibimiento de rehacer el acto de notificación y notificarles conforme al numeral 1 del artículo 20 del citado cuerpo normativo.</w:t>
+      </w:r>
+      <w:r>
+        <w:rPr>
+          <w:rFonts w:ascii="Arial Narrow" w:eastAsia="Arial Narrow" w:hAnsi="Arial Narrow" w:cs="Arial Narrow"/>
+          <w:sz w:val="22"/>
+          <w:szCs w:val="22"/>
+        </w:rPr>
+        <w:t xml:space="preserve"/>
+      </w:r>
+      <w:r>
+        <w:rPr>
+          <w:rFonts w:ascii="Arial Narrow" w:eastAsia="Arial Narrow" w:hAnsi="Arial Narrow" w:cs="Arial Narrow"/>
           <w:spacing w:val="-3"/>
           <w:kern w:val="0"/>
           <w14:ligatures w14:val="none"/>
           <w:sz w:val="22"/>
           <w:szCs w:val="22"/>
         </w:rPr>
-        <w:t>DÉCIMO</w:t>
-      </w:r>
-      <w:r>
-        <w:rPr>
-          <w:rFonts w:ascii="Arial Narrow" w:eastAsia="Arial Narrow" w:hAnsi="Arial Narrow" w:cs="Arial Narrow"/>
-          <w:b/>
-          <w:color w:val="000000"/>
-          <w:kern w:val="0"/>
-          <w:sz w:val="22"/>
-          <w:szCs w:val="22"/>
-          <w:lang w:eastAsia="es-PE"/>
-          <w14:ligatures w14:val="none"/>
-        </w:rPr>
-        <w:t>:</w:t>
-      </w:r>
-      <w:r>
-        <w:rPr>
-          <w:rFonts w:ascii="Arial Narrow" w:eastAsia="Arial Narrow" w:hAnsi="Arial Narrow" w:cs="Arial Narrow"/>
-          <w:color w:val="000000"/>
-          <w:kern w:val="0"/>
-          <w:sz w:val="22"/>
-          <w:szCs w:val="22"/>
-          <w:lang w:eastAsia="es-PE"/>
-          <w14:ligatures w14:val="none"/>
-        </w:rPr>
-        <w:t xml:space="preserve"> </w:t>
-      </w:r>
-      <w:r>
-        <w:rPr>
-          <w:rFonts w:ascii="Arial Narrow" w:eastAsia="Arial Narrow" w:hAnsi="Arial Narrow" w:cs="Arial Narrow"/>
-          <w:color w:val="000000"/>
-          <w:kern w:val="0"/>
-          <w:sz w:val="22"/>
-          <w:szCs w:val="22"/>
-          <w:lang w:eastAsia="es-PE"/>
-          <w14:ligatures w14:val="none"/>
-        </w:rPr>
-        <w:t xml:space="preserve">poner en conocimiento de las partes que, antes de la emisión de la Resolución Final, tienen la posibilidad de formular su desistimiento o presentar el acuerdo arribado mediante la conciliación, mediación, transacción o cualquier otro que, de forma indubitable, deje constancia que se ha solucionado la controversia materia de denuncia.</w:t>
-      </w:r>
-      <w:bookmarkStart w:id="13" w:name="h.gjdgxs" w:colFirst="0" w:colLast="0"/>
-      <w:bookmarkEnd w:id="13"/>
-    </w:p>
-    <w:p>
-      <w:pPr>
+        <w:t/>
+      </w:r>
+      <w:r>
+        <w:rPr>
+          <w:rFonts w:ascii="Arial Narrow" w:eastAsia="Arial Narrow" w:hAnsi="Arial Narrow" w:cs="Arial Narrow"/>
+          <w:spacing w:val="-3"/>
+          <w:kern w:val="0"/>
+          <w14:ligatures w14:val="none"/>
+          <w:sz w:val="22"/>
+          <w:szCs w:val="22"/>
+        </w:rPr>
+        <w:t xml:space="preserve"/>
+      </w:r>
+      <w:r>
+        <w:rPr>
+          <w:rFonts w:ascii="Arial Narrow" w:eastAsia="Arial Narrow" w:hAnsi="Arial Narrow" w:cs="Arial Narrow"/>
+          <w:spacing w:val="-3"/>
+          <w:kern w:val="0"/>
+          <w14:ligatures w14:val="none"/>
+          <w:sz w:val="22"/>
+          <w:szCs w:val="22"/>
+        </w:rPr>
+        <w:t xml:space="preserve"/>
+      </w:r>
+      <w:r>
+        <w:rPr>
+          <w:rFonts w:ascii="Arial Narrow" w:eastAsia="Arial Narrow" w:hAnsi="Arial Narrow" w:cs="Arial Narrow"/>
+          <w:spacing w:val="-3"/>
+          <w:kern w:val="0"/>
+          <w14:ligatures w14:val="none"/>
+          <w:sz w:val="22"/>
+          <w:szCs w:val="22"/>
+        </w:rPr>
+        <w:t/>
+      </w:r>
+      <w:r>
+        <w:rPr>
+          <w:rFonts w:ascii="Arial Narrow" w:eastAsia="Arial Narrow" w:hAnsi="Arial Narrow" w:cs="Arial Narrow"/>
+          <w:spacing w:val="-3"/>
+          <w:kern w:val="0"/>
+          <w14:ligatures w14:val="none"/>
+          <w:sz w:val="22"/>
+          <w:szCs w:val="22"/>
+        </w:rPr>
+        <w:t xml:space="preserve"/>
+      </w:r>
+      <w:r>
+        <w:rPr>
+          <w:rFonts w:ascii="Arial Narrow" w:eastAsia="Arial Narrow" w:hAnsi="Arial Narrow" w:cs="Arial Narrow"/>
+          <w:color w:val="000000"/>
+          <w:kern w:val="0"/>
+          <w:sz w:val="22"/>
+          <w:szCs w:val="22"/>
+          <w:shd w:val="clear" w:color="auto" w:fill="FFFFFF"/>
+          <w:lang w:eastAsia="es-PE"/>
+          <w14:ligatures w14:val="none"/>
+        </w:rPr>
+        <w:t/>
+      </w:r>
+      <w:r>
+        <w:rPr>
+          <w:rFonts w:ascii="Arial Narrow" w:eastAsia="Arial Narrow" w:hAnsi="Arial Narrow" w:cs="Arial Narrow"/>
+          <w:color w:val="000000"/>
+          <w:kern w:val="0"/>
+          <w:sz w:val="22"/>
+          <w:szCs w:val="22"/>
+          <w:shd w:val="clear" w:color="auto" w:fill="FFFFFF"/>
+          <w:lang w:eastAsia="es-PE"/>
+          <w14:ligatures w14:val="none"/>
+        </w:rPr>
+        <w:t xml:space="preserve"/>
+      </w:r>
+      <w:r>
+        <w:rPr>
+          <w:rFonts w:ascii="Arial Narrow" w:eastAsia="Arial Narrow" w:hAnsi="Arial Narrow" w:cs="Arial Narrow"/>
+          <w:color w:val="000000"/>
+          <w:kern w:val="0"/>
+          <w:sz w:val="22"/>
+          <w:szCs w:val="22"/>
+          <w:shd w:val="clear" w:color="auto" w:fill="FFFFFF"/>
+          <w:lang w:eastAsia="es-PE"/>
+          <w14:ligatures w14:val="none"/>
+        </w:rPr>
+        <w:t xml:space="preserve"/>
+      </w:r>
+      <w:r>
+        <w:rPr>
+          <w:rFonts w:ascii="Arial Narrow" w:eastAsia="Arial Narrow" w:hAnsi="Arial Narrow" w:cs="Arial Narrow"/>
+          <w:sz w:val="22"/>
+          <w:szCs w:val="22"/>
+        </w:rPr>
+        <w:t xml:space="preserve"/>
+      </w:r>
+      <w:r>
+        <w:rPr>
+          <w:rFonts w:ascii="Arial Narrow" w:eastAsia="Arial Narrow" w:hAnsi="Arial Narrow" w:cs="Arial Narrow"/>
+          <w:color w:val="000000"/>
+          <w:sz w:val="22"/>
+          <w:szCs w:val="22"/>
+        </w:rPr>
+        <w:t/>
+      </w:r>
+      <w:r>
+        <w:rPr>
+          <w:rFonts w:ascii="Arial Narrow" w:eastAsia="Arial Narrow" w:hAnsi="Arial Narrow" w:cs="Arial Narrow"/>
+          <w:color w:val="000000"/>
+          <w:sz w:val="22"/>
+          <w:szCs w:val="22"/>
+        </w:rPr>
+        <w:t/>
+      </w:r>
+      <w:r>
+        <w:rPr>
+          <w:rFonts w:ascii="Arial Narrow" w:eastAsia="Arial Narrow" w:hAnsi="Arial Narrow" w:cs="Arial Narrow"/>
+          <w:color w:val="000000"/>
+          <w:sz w:val="22"/>
+          <w:szCs w:val="22"/>
+        </w:rPr>
+        <w:t xml:space="preserve"/>
+      </w:r>
+      <w:r>
+        <w:rPr>
+          <w:rFonts w:ascii="Arial Narrow" w:eastAsia="Arial Narrow" w:hAnsi="Arial Narrow" w:cs="Arial Narrow"/>
+          <w:color w:val="000000"/>
+          <w:sz w:val="22"/>
+          <w:szCs w:val="22"/>
+        </w:rPr>
+        <w:t/>
+      </w:r>
+      <w:r>
+        <w:rPr>
+          <w:rFonts w:ascii="Arial Narrow" w:eastAsia="Arial Narrow" w:hAnsi="Arial Narrow" w:cs="Arial Narrow"/>
+          <w:color w:val="000000"/>
+          <w:sz w:val="22"/>
+          <w:szCs w:val="22"/>
+        </w:rPr>
+        <w:t xml:space="preserve"/>
+      </w:r>
+      <w:r>
+        <w:rPr>
+          <w:rFonts w:ascii="Arial Narrow" w:eastAsia="Arial Narrow" w:hAnsi="Arial Narrow" w:cs="Arial Narrow"/>
+          <w:color w:val="000000"/>
+          <w:sz w:val="22"/>
+          <w:szCs w:val="22"/>
+        </w:rPr>
+        <w:t/>
+      </w:r>
+      <w:r>
+        <w:rPr>
+          <w:rFonts w:ascii="Arial Narrow" w:eastAsia="Arial Narrow" w:hAnsi="Arial Narrow" w:cs="Arial Narrow"/>
+          <w:color w:val="000000"/>
+          <w:sz w:val="22"/>
+          <w:szCs w:val="22"/>
+        </w:rPr>
+        <w:t xml:space="preserve"/>
+      </w:r>
+      <w:r>
+        <w:rPr>
+          <w:rFonts w:ascii="Arial Narrow" w:eastAsia="Arial Narrow" w:hAnsi="Arial Narrow" w:cs="Arial Narrow"/>
+          <w:color w:val="000000"/>
+          <w:sz w:val="22"/>
+          <w:szCs w:val="22"/>
+        </w:rPr>
+        <w:t/>
+      </w:r>
+      <w:r>
+        <w:rPr>
+          <w:rFonts w:ascii="Arial Narrow" w:eastAsia="Arial Narrow" w:hAnsi="Arial Narrow" w:cs="Arial Narrow"/>
+          <w:color w:val="000000"/>
+          <w:sz w:val="22"/>
+          <w:szCs w:val="22"/>
+        </w:rPr>
+        <w:t xml:space="preserve"/>
+      </w:r>
+      <w:r>
+        <w:rPr>
+          <w:rFonts w:ascii="Arial Narrow" w:eastAsia="Arial Narrow" w:hAnsi="Arial Narrow" w:cs="Arial Narrow"/>
+          <w:color w:val="000000"/>
+          <w:sz w:val="22"/>
+          <w:szCs w:val="22"/>
+        </w:rPr>
+        <w:t/>
+      </w:r>
+      <w:r>
+        <w:rPr>
+          <w:rFonts w:ascii="Arial Narrow" w:eastAsia="Arial Narrow" w:hAnsi="Arial Narrow" w:cs="Arial Narrow"/>
+          <w:color w:val="000000"/>
+          <w:sz w:val="22"/>
+          <w:szCs w:val="22"/>
+        </w:rPr>
+        <w:t xml:space="preserve"/>
+      </w:r>
+      <w:r>
+        <w:rPr>
+          <w:rFonts w:ascii="Arial Narrow" w:eastAsia="Arial Narrow" w:hAnsi="Arial Narrow" w:cs="Arial Narrow"/>
+          <w:color w:val="000000"/>
+          <w:sz w:val="22"/>
+          <w:szCs w:val="22"/>
+        </w:rPr>
+        <w:t/>
+      </w:r>
+      <w:r>
+        <w:rPr>
+          <w:rFonts w:ascii="Arial Narrow" w:eastAsia="Arial Narrow" w:hAnsi="Arial Narrow" w:cs="Arial Narrow"/>
+          <w:color w:val="000000"/>
+          <w:sz w:val="22"/>
+          <w:szCs w:val="22"/>
+        </w:rPr>
+        <w:t xml:space="preserve"/>
+      </w:r>
+      <w:r>
+        <w:rPr>
+          <w:rFonts w:ascii="Arial Narrow" w:eastAsia="Arial Narrow" w:hAnsi="Arial Narrow" w:cs="Arial Narrow"/>
+          <w:color w:val="000000"/>
+          <w:sz w:val="22"/>
+          <w:szCs w:val="22"/>
+        </w:rPr>
+        <w:t/>
+      </w:r>
+      <w:r>
+        <w:rPr>
+          <w:rFonts w:ascii="Arial Narrow" w:eastAsia="Arial Narrow" w:hAnsi="Arial Narrow" w:cs="Arial Narrow"/>
+          <w:color w:val="000000"/>
+          <w:sz w:val="22"/>
+          <w:szCs w:val="22"/>
+        </w:rPr>
+        <w:t/>
+      </w:r>
+      <w:r>
+        <w:rPr>
+          <w:rFonts w:ascii="Arial Narrow" w:eastAsia="Arial Narrow" w:hAnsi="Arial Narrow" w:cs="Arial Narrow"/>
+          <w:color w:val="000000"/>
+          <w:kern w:val="0"/>
+          <w:sz w:val="22"/>
+          <w:szCs w:val="22"/>
+          <w:lang w:eastAsia="es-PE"/>
+          <w14:ligatures w14:val="none"/>
+        </w:rPr>
+        <w:t/>
+      </w:r>
+      <w:r>
+        <w:rPr>
+          <w:rFonts w:ascii="Arial Narrow" w:eastAsia="Arial Narrow" w:hAnsi="Arial Narrow" w:cs="Arial Narrow"/>
+          <w:color w:val="000000"/>
+          <w:sz w:val="22"/>
+          <w:szCs w:val="22"/>
+        </w:rPr>
+        <w:t xml:space="preserve"/>
+      </w:r>
+      <w:r>
+        <w:rPr>
+          <w:rFonts w:ascii="Arial Narrow" w:eastAsia="Arial Narrow" w:hAnsi="Arial Narrow" w:cs="Arial Narrow"/>
+          <w:color w:val="000000"/>
+          <w:sz w:val="22"/>
+          <w:szCs w:val="22"/>
+        </w:rPr>
+        <w:t xml:space="preserve"/>
+      </w:r>
+      <w:r>
+        <w:rPr>
+          <w:rFonts w:ascii="Arial Narrow" w:eastAsia="Arial Narrow" w:hAnsi="Arial Narrow" w:cs="Arial Narrow"/>
+          <w:color w:val="000000"/>
+          <w:sz w:val="22"/>
+          <w:szCs w:val="22"/>
+        </w:rPr>
+        <w:t/>
+      </w:r>
+      <w:r>
+        <w:rPr>
+          <w:rFonts w:ascii="Arial Narrow" w:eastAsia="Arial Narrow" w:hAnsi="Arial Narrow" w:cs="Arial Narrow"/>
+          <w:color w:val="000000"/>
+          <w:kern w:val="0"/>
+          <w:sz w:val="22"/>
+          <w:szCs w:val="22"/>
+          <w:lang w:eastAsia="es-PE"/>
+          <w14:ligatures w14:val="none"/>
+        </w:rPr>
+        <w:t/>
+      </w:r>
+      <w:r>
+        <w:rPr>
+          <w:rFonts w:ascii="Arial Narrow" w:eastAsia="Arial Narrow" w:hAnsi="Arial Narrow" w:cs="Arial Narrow"/>
+          <w:color w:val="000000"/>
+          <w:sz w:val="22"/>
+          <w:szCs w:val="22"/>
+        </w:rPr>
+        <w:t xml:space="preserve"/>
+      </w:r>
+      <w:r>
+        <w:rPr>
+          <w:rStyle w:val="Refdenotaalpie"/>
+          <w:rFonts w:ascii="Arial Narrow" w:eastAsia="Arial Narrow" w:hAnsi="Arial Narrow" w:cs="Arial Narrow"/>
+          <w:sz w:val="22"/>
+          <w:szCs w:val="22"/>
+          <w:vertAlign w:val="superscript"/>
+        </w:rPr>
+        <w:footnoteReference w:id="17"/>
+      </w:r>
+      <w:r>
+        <w:rPr>
+          <w:rFonts w:ascii="Arial Narrow" w:eastAsia="Arial Narrow" w:hAnsi="Arial Narrow" w:cs="Arial Narrow"/>
+          <w:sz w:val="22"/>
+          <w:szCs w:val="22"/>
+        </w:rPr>
+        <w:t/>
+      </w:r>
+    </w:p>
+    <w:p>
+      <w:pPr>
+        <w:spacing w:before="0" w:after="0" w:line="240" w:lineRule="auto"/>
         <w:suppressAutoHyphens/>
-        <w:spacing w:after="0" w:line="240" w:lineRule="auto"/>
-        <w:jc w:val="both"/>
-        <w:rPr>
-          <w:rFonts w:ascii="Arial Narrow" w:eastAsia="Arial Narrow" w:hAnsi="Arial Narrow" w:cs="Arial Narrow"/>
-          <w:color w:val="000000"/>
-          <w:kern w:val="0"/>
-          <w:sz w:val="22"/>
-          <w:szCs w:val="22"/>
-          <w:lang w:eastAsia="es-PE"/>
-          <w14:ligatures w14:val="none"/>
-        </w:rPr>
-      </w:pPr>
-    </w:p>
-    <w:p>
-      <w:pPr>
-        <w:suppressAutoHyphens/>
-        <w:spacing w:after="0" w:line="240" w:lineRule="auto"/>
-        <w:jc w:val="both"/>
-        <w:rPr>
-          <w:rFonts w:ascii="Arial Narrow" w:eastAsia="Arial Narrow" w:hAnsi="Arial Narrow" w:cs="Arial Narrow"/>
-          <w:sz w:val="22"/>
-          <w:szCs w:val="22"/>
-        </w:rPr>
-      </w:pPr>
-      <w:r>
-        <w:rPr>
-          <w:rFonts w:ascii="Arial Narrow" w:eastAsia="Arial Narrow" w:hAnsi="Arial Narrow" w:cs="Arial Narrow"/>
-          <w:b/>
-          <w:bCs/>
-          <w:sz w:val="22"/>
-          <w:szCs w:val="22"/>
-        </w:rPr>
-        <w:t xml:space="preserve">DÉCIMO PRIMERO:</w:t>
-      </w:r>
-      <w:r>
-        <w:rPr>
-          <w:rFonts w:ascii="Arial Narrow" w:eastAsia="Arial Narrow" w:hAnsi="Arial Narrow" w:cs="Arial Narrow"/>
-          <w:sz w:val="22"/>
-          <w:szCs w:val="22"/>
-        </w:rPr>
-        <w:t xml:space="preserve"> </w:t>
-      </w:r>
-      <w:r>
-        <w:rPr>
-          <w:rFonts w:ascii="Arial Narrow" w:eastAsia="Arial Narrow" w:hAnsi="Arial Narrow" w:cs="Arial Narrow"/>
-          <w:sz w:val="22"/>
-          <w:szCs w:val="22"/>
-        </w:rPr>
-        <w:t xml:space="preserve">requerir al señor [DENUNCIANTE] y a Falabella Servicios Generales S.A.C. para que, dentro del plazo de dos (2) días hábiles siguientes a la fecha en que reciban la notificación en sus bandejas de correo electrónico, efectúen la confirmación de recepción de la notificación remitida por este despacho a sus correos electrónicos, de conformidad con el segundo párrafo del numeral 4 del artículo 20 del Texto Único Ordenado de la Ley del Procedimiento Administrativo General, aprobado mediante Decreto Supremo 006-2026-JUS, bajo apercibimiento de rehacer el acto de notificación y notificarles conforme al numeral 1 del artículo 20 del citado cuerpo normativo.</w:t>
-      </w:r>
-      <w:r>
-        <w:rPr>
-          <w:rFonts w:ascii="Arial Narrow" w:eastAsia="Arial Narrow" w:hAnsi="Arial Narrow" w:cs="Arial Narrow"/>
-          <w:sz w:val="22"/>
-          <w:szCs w:val="22"/>
-        </w:rPr>
-        <w:t xml:space="preserve"/>
-      </w:r>
-      <w:r>
-        <w:rPr>
-          <w:rFonts w:ascii="Arial Narrow" w:eastAsia="Arial Narrow" w:hAnsi="Arial Narrow" w:cs="Arial Narrow"/>
-          <w:spacing w:val="-3"/>
-          <w:kern w:val="0"/>
-          <w14:ligatures w14:val="none"/>
-          <w:sz w:val="22"/>
-          <w:szCs w:val="22"/>
-        </w:rPr>
-        <w:t/>
-      </w:r>
-      <w:r>
-        <w:rPr>
-          <w:rFonts w:ascii="Arial Narrow" w:eastAsia="Arial Narrow" w:hAnsi="Arial Narrow" w:cs="Arial Narrow"/>
-          <w:spacing w:val="-3"/>
-          <w:kern w:val="0"/>
-          <w14:ligatures w14:val="none"/>
-          <w:sz w:val="22"/>
-          <w:szCs w:val="22"/>
-        </w:rPr>
-        <w:t xml:space="preserve"/>
-      </w:r>
-      <w:r>
-        <w:rPr>
-          <w:rFonts w:ascii="Arial Narrow" w:eastAsia="Arial Narrow" w:hAnsi="Arial Narrow" w:cs="Arial Narrow"/>
-          <w:spacing w:val="-3"/>
-          <w:kern w:val="0"/>
-          <w14:ligatures w14:val="none"/>
-          <w:sz w:val="22"/>
-          <w:szCs w:val="22"/>
-        </w:rPr>
-        <w:t xml:space="preserve"/>
-      </w:r>
-      <w:r>
-        <w:rPr>
-          <w:rFonts w:ascii="Arial Narrow" w:eastAsia="Arial Narrow" w:hAnsi="Arial Narrow" w:cs="Arial Narrow"/>
-          <w:spacing w:val="-3"/>
-          <w:kern w:val="0"/>
-          <w14:ligatures w14:val="none"/>
-          <w:sz w:val="22"/>
-          <w:szCs w:val="22"/>
-        </w:rPr>
-        <w:t/>
-      </w:r>
-      <w:r>
-        <w:rPr>
-          <w:rFonts w:ascii="Arial Narrow" w:eastAsia="Arial Narrow" w:hAnsi="Arial Narrow" w:cs="Arial Narrow"/>
-          <w:spacing w:val="-3"/>
-          <w:kern w:val="0"/>
-          <w14:ligatures w14:val="none"/>
-          <w:sz w:val="22"/>
-          <w:szCs w:val="22"/>
-        </w:rPr>
-        <w:t xml:space="preserve"/>
-      </w:r>
-      <w:r>
-        <w:rPr>
-          <w:rFonts w:ascii="Arial Narrow" w:eastAsia="Arial Narrow" w:hAnsi="Arial Narrow" w:cs="Arial Narrow"/>
-          <w:color w:val="000000"/>
-          <w:kern w:val="0"/>
-          <w:sz w:val="22"/>
-          <w:szCs w:val="22"/>
-          <w:shd w:val="clear" w:color="auto" w:fill="FFFFFF"/>
-          <w:lang w:eastAsia="es-PE"/>
-          <w14:ligatures w14:val="none"/>
-        </w:rPr>
-        <w:t/>
-      </w:r>
-      <w:r>
-        <w:rPr>
-          <w:rFonts w:ascii="Arial Narrow" w:eastAsia="Arial Narrow" w:hAnsi="Arial Narrow" w:cs="Arial Narrow"/>
-          <w:color w:val="000000"/>
-          <w:kern w:val="0"/>
-          <w:sz w:val="22"/>
-          <w:szCs w:val="22"/>
-          <w:shd w:val="clear" w:color="auto" w:fill="FFFFFF"/>
-          <w:lang w:eastAsia="es-PE"/>
-          <w14:ligatures w14:val="none"/>
-        </w:rPr>
-        <w:t xml:space="preserve"/>
-      </w:r>
-      <w:r>
-        <w:rPr>
-          <w:rFonts w:ascii="Arial Narrow" w:eastAsia="Arial Narrow" w:hAnsi="Arial Narrow" w:cs="Arial Narrow"/>
-          <w:color w:val="000000"/>
-          <w:kern w:val="0"/>
-          <w:sz w:val="22"/>
-          <w:szCs w:val="22"/>
-          <w:shd w:val="clear" w:color="auto" w:fill="FFFFFF"/>
-          <w:lang w:eastAsia="es-PE"/>
-          <w14:ligatures w14:val="none"/>
-        </w:rPr>
-        <w:t xml:space="preserve"/>
-      </w:r>
-      <w:r>
-        <w:rPr>
-          <w:rFonts w:ascii="Arial Narrow" w:eastAsia="Arial Narrow" w:hAnsi="Arial Narrow" w:cs="Arial Narrow"/>
-          <w:sz w:val="22"/>
-          <w:szCs w:val="22"/>
-        </w:rPr>
-        <w:t xml:space="preserve"/>
-      </w:r>
-      <w:r>
-        <w:rPr>
-          <w:rFonts w:ascii="Arial Narrow" w:eastAsia="Arial Narrow" w:hAnsi="Arial Narrow" w:cs="Arial Narrow"/>
-          <w:color w:val="000000"/>
-          <w:sz w:val="22"/>
-          <w:szCs w:val="22"/>
-        </w:rPr>
-        <w:t/>
-      </w:r>
-      <w:r>
-        <w:rPr>
-          <w:rFonts w:ascii="Arial Narrow" w:eastAsia="Arial Narrow" w:hAnsi="Arial Narrow" w:cs="Arial Narrow"/>
-          <w:color w:val="000000"/>
-          <w:sz w:val="22"/>
-          <w:szCs w:val="22"/>
-        </w:rPr>
-        <w:t/>
-      </w:r>
-      <w:r>
-        <w:rPr>
-          <w:rFonts w:ascii="Arial Narrow" w:eastAsia="Arial Narrow" w:hAnsi="Arial Narrow" w:cs="Arial Narrow"/>
-          <w:color w:val="000000"/>
-          <w:sz w:val="22"/>
-          <w:szCs w:val="22"/>
-        </w:rPr>
-        <w:t xml:space="preserve"/>
-      </w:r>
-      <w:r>
-        <w:rPr>
-          <w:rFonts w:ascii="Arial Narrow" w:eastAsia="Arial Narrow" w:hAnsi="Arial Narrow" w:cs="Arial Narrow"/>
-          <w:color w:val="000000"/>
-          <w:sz w:val="22"/>
-          <w:szCs w:val="22"/>
-        </w:rPr>
-        <w:t/>
-      </w:r>
-      <w:r>
-        <w:rPr>
-          <w:rFonts w:ascii="Arial Narrow" w:eastAsia="Arial Narrow" w:hAnsi="Arial Narrow" w:cs="Arial Narrow"/>
-          <w:color w:val="000000"/>
-          <w:sz w:val="22"/>
-          <w:szCs w:val="22"/>
-        </w:rPr>
-        <w:t xml:space="preserve"/>
-      </w:r>
-      <w:r>
-        <w:rPr>
-          <w:rFonts w:ascii="Arial Narrow" w:eastAsia="Arial Narrow" w:hAnsi="Arial Narrow" w:cs="Arial Narrow"/>
-          <w:color w:val="000000"/>
-          <w:sz w:val="22"/>
-          <w:szCs w:val="22"/>
-        </w:rPr>
-        <w:t/>
-      </w:r>
-      <w:r>
-        <w:rPr>
-          <w:rFonts w:ascii="Arial Narrow" w:eastAsia="Arial Narrow" w:hAnsi="Arial Narrow" w:cs="Arial Narrow"/>
-          <w:color w:val="000000"/>
-          <w:sz w:val="22"/>
-          <w:szCs w:val="22"/>
-        </w:rPr>
-        <w:t xml:space="preserve"/>
-      </w:r>
-      <w:r>
-        <w:rPr>
-          <w:rFonts w:ascii="Arial Narrow" w:eastAsia="Arial Narrow" w:hAnsi="Arial Narrow" w:cs="Arial Narrow"/>
-          <w:color w:val="000000"/>
-          <w:sz w:val="22"/>
-          <w:szCs w:val="22"/>
-        </w:rPr>
-        <w:t/>
-      </w:r>
-      <w:r>
-        <w:rPr>
-          <w:rFonts w:ascii="Arial Narrow" w:eastAsia="Arial Narrow" w:hAnsi="Arial Narrow" w:cs="Arial Narrow"/>
-          <w:color w:val="000000"/>
-          <w:sz w:val="22"/>
-          <w:szCs w:val="22"/>
-        </w:rPr>
-        <w:t xml:space="preserve"/>
-      </w:r>
-      <w:r>
-        <w:rPr>
-          <w:rFonts w:ascii="Arial Narrow" w:eastAsia="Arial Narrow" w:hAnsi="Arial Narrow" w:cs="Arial Narrow"/>
-          <w:color w:val="000000"/>
-          <w:sz w:val="22"/>
-          <w:szCs w:val="22"/>
-        </w:rPr>
-        <w:t/>
-      </w:r>
-      <w:r>
-        <w:rPr>
-          <w:rFonts w:ascii="Arial Narrow" w:eastAsia="Arial Narrow" w:hAnsi="Arial Narrow" w:cs="Arial Narrow"/>
-          <w:color w:val="000000"/>
-          <w:sz w:val="22"/>
-          <w:szCs w:val="22"/>
-        </w:rPr>
-        <w:t xml:space="preserve"/>
-      </w:r>
-      <w:r>
-        <w:rPr>
-          <w:rFonts w:ascii="Arial Narrow" w:eastAsia="Arial Narrow" w:hAnsi="Arial Narrow" w:cs="Arial Narrow"/>
-          <w:color w:val="000000"/>
-          <w:sz w:val="22"/>
-          <w:szCs w:val="22"/>
-        </w:rPr>
-        <w:t/>
-      </w:r>
-      <w:r>
-        <w:rPr>
-          <w:rFonts w:ascii="Arial Narrow" w:eastAsia="Arial Narrow" w:hAnsi="Arial Narrow" w:cs="Arial Narrow"/>
-          <w:color w:val="000000"/>
-          <w:sz w:val="22"/>
-          <w:szCs w:val="22"/>
-        </w:rPr>
-        <w:t xml:space="preserve"/>
-      </w:r>
-      <w:r>
-        <w:rPr>
-          <w:rFonts w:ascii="Arial Narrow" w:eastAsia="Arial Narrow" w:hAnsi="Arial Narrow" w:cs="Arial Narrow"/>
-          <w:color w:val="000000"/>
-          <w:sz w:val="22"/>
-          <w:szCs w:val="22"/>
-        </w:rPr>
-        <w:t/>
-      </w:r>
-      <w:r>
-        <w:rPr>
-          <w:rFonts w:ascii="Arial Narrow" w:eastAsia="Arial Narrow" w:hAnsi="Arial Narrow" w:cs="Arial Narrow"/>
-          <w:color w:val="000000"/>
-          <w:sz w:val="22"/>
-          <w:szCs w:val="22"/>
-        </w:rPr>
-        <w:t/>
-      </w:r>
-      <w:r>
-        <w:rPr>
-          <w:rFonts w:ascii="Arial Narrow" w:eastAsia="Arial Narrow" w:hAnsi="Arial Narrow" w:cs="Arial Narrow"/>
-          <w:color w:val="000000"/>
-          <w:kern w:val="0"/>
-          <w:sz w:val="22"/>
-          <w:szCs w:val="22"/>
-          <w:lang w:eastAsia="es-PE"/>
-          <w14:ligatures w14:val="none"/>
-        </w:rPr>
-        <w:t/>
-      </w:r>
-      <w:r>
-        <w:rPr>
-          <w:rFonts w:ascii="Arial Narrow" w:eastAsia="Arial Narrow" w:hAnsi="Arial Narrow" w:cs="Arial Narrow"/>
-          <w:color w:val="000000"/>
-          <w:sz w:val="22"/>
-          <w:szCs w:val="22"/>
-        </w:rPr>
-        <w:t xml:space="preserve"/>
-      </w:r>
-      <w:r>
-        <w:rPr>
-          <w:rFonts w:ascii="Arial Narrow" w:eastAsia="Arial Narrow" w:hAnsi="Arial Narrow" w:cs="Arial Narrow"/>
-          <w:color w:val="000000"/>
-          <w:sz w:val="22"/>
-          <w:szCs w:val="22"/>
-        </w:rPr>
-        <w:t xml:space="preserve"/>
-      </w:r>
-      <w:r>
-        <w:rPr>
-          <w:rFonts w:ascii="Arial Narrow" w:eastAsia="Arial Narrow" w:hAnsi="Arial Narrow" w:cs="Arial Narrow"/>
-          <w:color w:val="000000"/>
-          <w:sz w:val="22"/>
-          <w:szCs w:val="22"/>
-        </w:rPr>
-        <w:t/>
-      </w:r>
-      <w:r>
-        <w:rPr>
-          <w:rFonts w:ascii="Arial Narrow" w:eastAsia="Arial Narrow" w:hAnsi="Arial Narrow" w:cs="Arial Narrow"/>
-          <w:color w:val="000000"/>
-          <w:kern w:val="0"/>
-          <w:sz w:val="22"/>
-          <w:szCs w:val="22"/>
-          <w:lang w:eastAsia="es-PE"/>
-          <w14:ligatures w14:val="none"/>
-        </w:rPr>
-        <w:t/>
-      </w:r>
-      <w:r>
-        <w:rPr>
-          <w:rFonts w:ascii="Arial Narrow" w:eastAsia="Arial Narrow" w:hAnsi="Arial Narrow" w:cs="Arial Narrow"/>
-          <w:color w:val="000000"/>
-          <w:sz w:val="22"/>
-          <w:szCs w:val="22"/>
-        </w:rPr>
-        <w:t xml:space="preserve"/>
-      </w:r>
-      <w:r>
-        <w:rPr>
-          <w:rStyle w:val="Refdenotaalpie"/>
-          <w:rFonts w:ascii="Arial Narrow" w:eastAsia="Arial Narrow" w:hAnsi="Arial Narrow" w:cs="Arial Narrow"/>
-          <w:sz w:val="22"/>
-          <w:szCs w:val="22"/>
-          <w:vertAlign w:val="superscript"/>
-        </w:rPr>
-        <w:footnoteReference w:id="17"/>
-      </w:r>
-      <w:r>
-        <w:rPr>
-          <w:rFonts w:ascii="Arial Narrow" w:eastAsia="Arial Narrow" w:hAnsi="Arial Narrow" w:cs="Arial Narrow"/>
-          <w:sz w:val="22"/>
-          <w:szCs w:val="22"/>
-        </w:rPr>
-        <w:t/>
-      </w:r>
-    </w:p>
-    <w:p>
-      <w:pPr>
-        <w:suppressAutoHyphens/>
-        <w:spacing w:after="0" w:line="240" w:lineRule="auto"/>
         <w:jc w:val="both"/>
         <w:rPr>
           <w:rFonts w:ascii="Arial Narrow" w:eastAsia="Arial Narrow" w:hAnsi="Arial Narrow" w:cs="Arial Narrow"/>
@@ -7583,34 +7609,72 @@
           <w:sz w:val="16"/>
           <w:szCs w:val="16"/>
         </w:rPr>
+        <w:t xml:space="preserve"/>
+      </w:r>
+      <w:r>
+        <w:rPr>
+          <w:rFonts w:ascii="Arial Narrow" w:eastAsia="Arial Narrow" w:hAnsi="Arial Narrow" w:cs="Arial Narrow"/>
+          <w:sz w:val="16"/>
+          <w:szCs w:val="16"/>
+        </w:rPr>
         <w:tab/>
-        <w:t xml:space="preserve"/>
-      </w:r>
-      <w:r>
-        <w:rPr>
-          <w:rFonts w:ascii="Arial Narrow" w:eastAsia="Arial Narrow" w:hAnsi="Arial Narrow" w:cs="Arial Narrow"/>
-          <w:sz w:val="16"/>
-          <w:szCs w:val="16"/>
-        </w:rPr>
-        <w:tab/>
-        <w:t>Publicado</w:t>
-      </w:r>
-      <w:r>
-        <w:rPr>
-          <w:rFonts w:ascii="Arial Narrow" w:eastAsia="Arial Narrow" w:hAnsi="Arial Narrow" w:cs="Arial Narrow"/>
-          <w:b/>
-          <w:sz w:val="16"/>
-          <w:szCs w:val="16"/>
-        </w:rPr>
-        <w:t xml:space="preserve"> </w:t>
-      </w:r>
-      <w:r>
-        <w:rPr>
-          <w:rFonts w:ascii="Arial Narrow" w:eastAsia="Arial Narrow" w:hAnsi="Arial Narrow" w:cs="Arial Narrow"/>
-          <w:sz w:val="16"/>
-          <w:szCs w:val="16"/>
-        </w:rPr>
-        <w:t xml:space="preserve">el 2 de setiembre de 2010 en el Diario Oficial El Peruano, vigente desde el 2 de octubre de 2010 y modificado por Decreto Legislativo 1308.</w:t>
+        <w:t xml:space="preserve">Denuncia remitida a esta Comisión mediante </w:t>
+      </w:r>
+      <w:r>
+        <w:rPr>
+          <w:rFonts w:ascii="Arial Narrow" w:eastAsia="Arial Narrow" w:hAnsi="Arial Narrow" w:cs="Arial Narrow"/>
+          <w:sz w:val="16"/>
+          <w:szCs w:val="16"/>
+        </w:rPr>
+        <w:t xml:space="preserve">DOCUMENTO DE TRASLADO 025-2025-PS1/INDECOPI </w:t>
+      </w:r>
+      <w:r>
+        <w:rPr>
+          <w:rFonts w:ascii="Arial Narrow" w:eastAsia="Arial Narrow" w:hAnsi="Arial Narrow" w:cs="Arial Narrow"/>
+          <w:sz w:val="16"/>
+          <w:szCs w:val="16"/>
+        </w:rPr>
+        <w:t xml:space="preserve">de fecha </w:t>
+      </w:r>
+      <w:r>
+        <w:rPr>
+          <w:rFonts w:ascii="Arial Narrow" w:eastAsia="Arial Narrow" w:hAnsi="Arial Narrow" w:cs="Arial Narrow"/>
+          <w:sz w:val="16"/>
+          <w:szCs w:val="16"/>
+        </w:rPr>
+        <w:t xml:space="preserve">3 de diciembre de 2025</w:t>
+      </w:r>
+      <w:r>
+        <w:rPr>
+          <w:rFonts w:ascii="Arial Narrow" w:eastAsia="Arial Narrow" w:hAnsi="Arial Narrow" w:cs="Arial Narrow"/>
+          <w:sz w:val="16"/>
+          <w:szCs w:val="16"/>
+        </w:rPr>
+        <w:t xml:space="preserve">, </w:t>
+      </w:r>
+      <w:r>
+        <w:rPr>
+          <w:rFonts w:ascii="Arial Narrow" w:eastAsia="Arial Narrow" w:hAnsi="Arial Narrow" w:cs="Arial Narrow"/>
+          <w:sz w:val="16"/>
+          <w:szCs w:val="16"/>
+        </w:rPr>
+        <w:t xml:space="preserve">recibida </w:t>
+      </w:r>
+      <w:r>
+        <w:rPr>
+          <w:rFonts w:ascii="Arial Narrow" w:eastAsia="Arial Narrow" w:hAnsi="Arial Narrow" w:cs="Arial Narrow"/>
+          <w:sz w:val="16"/>
+          <w:szCs w:val="16"/>
+        </w:rPr>
+        <w:t xml:space="preserve">el 11 de diciembre de 2025</w:t>
+      </w:r>
+      <w:r>
+        <w:rPr>
+          <w:rFonts w:ascii="Arial Narrow" w:eastAsia="Arial Narrow" w:hAnsi="Arial Narrow" w:cs="Arial Narrow"/>
+          <w:sz w:val="16"/>
+          <w:szCs w:val="16"/>
+        </w:rPr>
+        <w:t xml:space="preserve">.</w:t>
       </w:r>
     </w:p>
     <w:p>
@@ -7657,73 +7721,33 @@
           <w:sz w:val="16"/>
           <w:szCs w:val="16"/>
         </w:rPr>
+        <w:t xml:space="preserve"/>
+      </w:r>
+      <w:r>
+        <w:rPr>
+          <w:rFonts w:ascii="Arial Narrow" w:eastAsia="Arial Narrow" w:hAnsi="Arial Narrow" w:cs="Arial Narrow"/>
+          <w:sz w:val="16"/>
+          <w:szCs w:val="16"/>
+        </w:rPr>
         <w:tab/>
-        <w:t xml:space="preserve"/>
-      </w:r>
-      <w:r>
-        <w:rPr>
-          <w:rFonts w:ascii="Arial Narrow" w:eastAsia="Arial Narrow" w:hAnsi="Arial Narrow" w:cs="Arial Narrow"/>
-          <w:sz w:val="16"/>
-          <w:szCs w:val="16"/>
-        </w:rPr>
-        <w:tab/>
-        <w:t xml:space="preserve">Denuncia remitida a esta Comisión mediante </w:t>
-      </w:r>
-      <w:r>
-        <w:rPr>
-          <w:rFonts w:ascii="Arial Narrow" w:eastAsia="Arial Narrow" w:hAnsi="Arial Narrow" w:cs="Arial Narrow"/>
-          <w:sz w:val="16"/>
-          <w:szCs w:val="16"/>
-        </w:rPr>
-        <w:t xml:space="preserve">DOCUMENTO DE TRASLADO 025-2025-PS1/INDECOPI </w:t>
-      </w:r>
-      <w:r>
-        <w:rPr>
-          <w:rFonts w:ascii="Arial Narrow" w:eastAsia="Arial Narrow" w:hAnsi="Arial Narrow" w:cs="Arial Narrow"/>
-          <w:sz w:val="16"/>
-          <w:szCs w:val="16"/>
-        </w:rPr>
-        <w:t xml:space="preserve">de fecha </w:t>
-      </w:r>
-      <w:r>
-        <w:rPr>
-          <w:rFonts w:ascii="Arial Narrow" w:eastAsia="Arial Narrow" w:hAnsi="Arial Narrow" w:cs="Arial Narrow"/>
-          <w:sz w:val="16"/>
-          <w:szCs w:val="16"/>
-        </w:rPr>
-        <w:t xml:space="preserve">3 de diciembre de 2025</w:t>
-      </w:r>
-      <w:r>
-        <w:rPr>
-          <w:rFonts w:ascii="Arial Narrow" w:eastAsia="Arial Narrow" w:hAnsi="Arial Narrow" w:cs="Arial Narrow"/>
-          <w:sz w:val="16"/>
-          <w:szCs w:val="16"/>
-        </w:rPr>
-        <w:t xml:space="preserve">, </w:t>
-      </w:r>
-      <w:r>
-        <w:rPr>
-          <w:rFonts w:ascii="Arial Narrow" w:eastAsia="Arial Narrow" w:hAnsi="Arial Narrow" w:cs="Arial Narrow"/>
-          <w:sz w:val="16"/>
-          <w:szCs w:val="16"/>
-        </w:rPr>
-        <w:t xml:space="preserve">recibida </w:t>
-      </w:r>
-      <w:r>
-        <w:rPr>
-          <w:rFonts w:ascii="Arial Narrow" w:eastAsia="Arial Narrow" w:hAnsi="Arial Narrow" w:cs="Arial Narrow"/>
-          <w:sz w:val="16"/>
-          <w:szCs w:val="16"/>
-        </w:rPr>
-        <w:t xml:space="preserve">el 11 de diciembre de 2025</w:t>
-      </w:r>
-      <w:r>
-        <w:rPr>
-          <w:rFonts w:ascii="Arial Narrow" w:eastAsia="Arial Narrow" w:hAnsi="Arial Narrow" w:cs="Arial Narrow"/>
-          <w:sz w:val="16"/>
-          <w:szCs w:val="16"/>
-        </w:rPr>
-        <w:t xml:space="preserve">.</w:t>
+        <w:t>Publicado</w:t>
+      </w:r>
+      <w:r>
+        <w:rPr>
+          <w:rFonts w:ascii="Arial Narrow" w:eastAsia="Arial Narrow" w:hAnsi="Arial Narrow" w:cs="Arial Narrow"/>
+          <w:b/>
+          <w:sz w:val="16"/>
+          <w:szCs w:val="16"/>
+        </w:rPr>
+        <w:t xml:space="preserve"> </w:t>
+      </w:r>
+      <w:r>
+        <w:rPr>
+          <w:rFonts w:ascii="Arial Narrow" w:eastAsia="Arial Narrow" w:hAnsi="Arial Narrow" w:cs="Arial Narrow"/>
+          <w:sz w:val="16"/>
+          <w:szCs w:val="16"/>
+        </w:rPr>
+        <w:t xml:space="preserve">el 2 de setiembre de 2010 en el Diario Oficial El Peruano, vigente desde el 2 de octubre de 2010 y modificado por Decreto Legislativo 1308.</w:t>
       </w:r>
     </w:p>
     <w:p>
@@ -7772,7 +7796,6 @@
           <w:sz w:val="16"/>
           <w:szCs w:val="16"/>
         </w:rPr>
-        <w:tab/>
         <w:t xml:space="preserve"/>
       </w:r>
       <w:r>
@@ -7781,7 +7804,6 @@
           <w:sz w:val="16"/>
           <w:szCs w:val="16"/>
         </w:rPr>
-        <w:tab/>
       </w:r>
       <w:r>
         <w:rPr>
@@ -7791,6 +7813,7 @@
           <w:sz w:val="16"/>
           <w:szCs w:val="16"/>
         </w:rPr>
+        <w:tab/>
         <w:t xml:space="preserve">LEY 29571, CÓDIGO DE PROTECCIÓN Y DEFENSA DEL CONSUMIDOR, publicado el 2 de setiembre de 2010 y modificado por Decreto Legislativo 1308 </w:t>
       </w:r>
     </w:p>
@@ -8032,7 +8055,6 @@
           <w:sz w:val="16"/>
           <w:szCs w:val="16"/>
         </w:rPr>
-        <w:tab/>
         <w:t xml:space="preserve"/>
       </w:r>
       <w:r>
@@ -8041,7 +8063,6 @@
           <w:sz w:val="16"/>
           <w:szCs w:val="16"/>
         </w:rPr>
-        <w:tab/>
       </w:r>
       <w:r>
         <w:rPr>
@@ -8051,6 +8072,7 @@
           <w:sz w:val="16"/>
           <w:szCs w:val="16"/>
         </w:rPr>
+        <w:tab/>
         <w:t xml:space="preserve">LEY 29571, CÓDIGO DE PROTECCIÓN Y DEFENSA DEL CONSUMIDOR, publicado el 2 de setiembre de 2010 y modificado por Decreto Legislativo 1308 </w:t>
       </w:r>
     </w:p>
@@ -8198,7 +8220,6 @@
           <w:sz w:val="16"/>
           <w:szCs w:val="16"/>
         </w:rPr>
-        <w:tab/>
         <w:t xml:space="preserve"/>
       </w:r>
       <w:r>
@@ -8207,7 +8228,6 @@
           <w:sz w:val="16"/>
           <w:szCs w:val="16"/>
         </w:rPr>
-        <w:tab/>
       </w:r>
       <w:r>
         <w:rPr>
@@ -8217,6 +8237,7 @@
           <w:sz w:val="16"/>
           <w:szCs w:val="16"/>
         </w:rPr>
+        <w:tab/>
         <w:t xml:space="preserve">LEY 29571, CÓDIGO DE PROTECCIÓN Y DEFENSA DEL CONSUMIDOR, publicado el 2 de setiembre de 2010 y modificado por Decreto Legislativo 1308 </w:t>
       </w:r>
     </w:p>
@@ -8355,7 +8376,6 @@
           <w:sz w:val="16"/>
           <w:szCs w:val="16"/>
         </w:rPr>
-        <w:tab/>
         <w:t xml:space="preserve"/>
       </w:r>
       <w:r>
@@ -8364,7 +8384,6 @@
           <w:sz w:val="16"/>
           <w:szCs w:val="16"/>
         </w:rPr>
-        <w:tab/>
       </w:r>
       <w:r>
         <w:rPr>
@@ -8374,6 +8393,7 @@
           <w:sz w:val="16"/>
           <w:szCs w:val="16"/>
         </w:rPr>
+        <w:tab/>
         <w:t xml:space="preserve">LEY 29571, CÓDIGO DE PROTECCIÓN Y DEFENSA DEL CONSUMIDOR, publicado el 2 de setiembre de 2010 y modificado por Decreto Legislativo 1308 </w:t>
       </w:r>
     </w:p>
@@ -8534,7 +8554,6 @@
           <w:sz w:val="16"/>
           <w:szCs w:val="16"/>
         </w:rPr>
-        <w:tab/>
         <w:t xml:space="preserve"/>
       </w:r>
       <w:r>
@@ -8543,7 +8562,6 @@
           <w:sz w:val="16"/>
           <w:szCs w:val="16"/>
         </w:rPr>
-        <w:tab/>
       </w:r>
       <w:r>
         <w:rPr>
@@ -8553,6 +8571,7 @@
           <w:sz w:val="16"/>
           <w:szCs w:val="16"/>
         </w:rPr>
+        <w:tab/>
         <w:t xml:space="preserve">LEY 29571, CÓDIGO DE PROTECCIÓN Y DEFENSA DEL CONSUMIDOR, publicado el 2 de setiembre de 2010 y modificado por Decreto Legislativo 1308 </w:t>
       </w:r>
     </w:p>
@@ -8649,7 +8668,6 @@
           <w:sz w:val="16"/>
           <w:szCs w:val="16"/>
         </w:rPr>
-        <w:tab/>
         <w:t xml:space="preserve"/>
       </w:r>
       <w:r>
@@ -8658,7 +8676,6 @@
           <w:sz w:val="16"/>
           <w:szCs w:val="16"/>
         </w:rPr>
-        <w:tab/>
       </w:r>
       <w:r>
         <w:rPr>
@@ -8668,6 +8685,7 @@
           <w:sz w:val="16"/>
           <w:szCs w:val="16"/>
         </w:rPr>
+        <w:tab/>
         <w:t>LEY SOBRE FACULTADES, NORMAS Y ORGANIZACIÓN DEL INDECOPI, APROBADA POR DECRETO LEGISLATIVO 807 Artículo 24.-</w:t>
       </w:r>
       <w:r>
@@ -8816,7 +8834,6 @@
           <w:sz w:val="16"/>
           <w:szCs w:val="16"/>
         </w:rPr>
-        <w:tab/>
         <w:t xml:space="preserve"/>
       </w:r>
       <w:r>
@@ -8909,24 +8926,23 @@
           <w:sz w:val="16"/>
           <w:szCs w:val="16"/>
         </w:rPr>
+        <w:t xml:space="preserve"/>
+      </w:r>
+      <w:r>
+        <w:rPr>
+          <w:rFonts w:ascii="Arial Narrow" w:eastAsia="Arial Narrow" w:hAnsi="Arial Narrow" w:cs="Arial Narrow"/>
+          <w:sz w:val="16"/>
+          <w:szCs w:val="16"/>
+        </w:rPr>
+      </w:r>
+      <w:r>
+        <w:rPr>
+          <w:rFonts w:ascii="Arial Narrow" w:eastAsia="Arial Narrow" w:hAnsi="Arial Narrow" w:cs="Arial Narrow"/>
+          <w:b/>
+          <w:sz w:val="16"/>
+          <w:szCs w:val="16"/>
+        </w:rPr>
         <w:tab/>
-        <w:t xml:space="preserve"/>
-      </w:r>
-      <w:r>
-        <w:rPr>
-          <w:rFonts w:ascii="Arial Narrow" w:eastAsia="Arial Narrow" w:hAnsi="Arial Narrow" w:cs="Arial Narrow"/>
-          <w:sz w:val="16"/>
-          <w:szCs w:val="16"/>
-        </w:rPr>
-        <w:tab/>
-      </w:r>
-      <w:r>
-        <w:rPr>
-          <w:rFonts w:ascii="Arial Narrow" w:eastAsia="Arial Narrow" w:hAnsi="Arial Narrow" w:cs="Arial Narrow"/>
-          <w:b/>
-          <w:sz w:val="16"/>
-          <w:szCs w:val="16"/>
-        </w:rPr>
         <w:t>LEY 29571, CÓDIGO DE PROTECCIÓN Y DEFENSA DEL CONSUMIDOR</w:t>
       </w:r>
       <w:r>
@@ -9311,32 +9327,31 @@
           <w:szCs w:val="16"/>
           <w:vertAlign w:val="superscript"/>
         </w:rPr>
+        <w:t xml:space="preserve"/>
+      </w:r>
+      <w:r>
+        <w:rPr>
+          <w:rFonts w:ascii="Arial Narrow" w:eastAsia="Arial Narrow" w:hAnsi="Arial Narrow" w:cs="Arial Narrow"/>
+          <w:sz w:val="16"/>
+          <w:szCs w:val="16"/>
+        </w:rPr>
+        <w:t xml:space="preserve"/>
+      </w:r>
+      <w:r>
+        <w:rPr>
+          <w:rFonts w:ascii="Arial Narrow" w:eastAsia="Arial Narrow" w:hAnsi="Arial Narrow" w:cs="Arial Narrow"/>
+          <w:sz w:val="16"/>
+          <w:szCs w:val="16"/>
+        </w:rPr>
+      </w:r>
+      <w:r>
+        <w:rPr>
+          <w:rFonts w:ascii="Arial Narrow" w:eastAsia="Arial Narrow" w:hAnsi="Arial Narrow" w:cs="Arial Narrow"/>
+          <w:b/>
+          <w:sz w:val="16"/>
+          <w:szCs w:val="16"/>
+        </w:rPr>
         <w:tab/>
-        <w:t xml:space="preserve"/>
-      </w:r>
-      <w:r>
-        <w:rPr>
-          <w:rFonts w:ascii="Arial Narrow" w:eastAsia="Arial Narrow" w:hAnsi="Arial Narrow" w:cs="Arial Narrow"/>
-          <w:sz w:val="16"/>
-          <w:szCs w:val="16"/>
-        </w:rPr>
-        <w:t xml:space="preserve"> </w:t>
-      </w:r>
-      <w:r>
-        <w:rPr>
-          <w:rFonts w:ascii="Arial Narrow" w:eastAsia="Arial Narrow" w:hAnsi="Arial Narrow" w:cs="Arial Narrow"/>
-          <w:sz w:val="16"/>
-          <w:szCs w:val="16"/>
-        </w:rPr>
-        <w:tab/>
-      </w:r>
-      <w:r>
-        <w:rPr>
-          <w:rFonts w:ascii="Arial Narrow" w:eastAsia="Arial Narrow" w:hAnsi="Arial Narrow" w:cs="Arial Narrow"/>
-          <w:b/>
-          <w:sz w:val="16"/>
-          <w:szCs w:val="16"/>
-        </w:rPr>
         <w:t>LEY 29571, CÓDIGO DE PROTECCIÓN Y DEFENSA DEL CONSUMIDOR</w:t>
       </w:r>
       <w:r>
@@ -9540,7 +9555,6 @@
           <w:sz w:val="16"/>
           <w:szCs w:val="16"/>
         </w:rPr>
-        <w:tab/>
         <w:t xml:space="preserve"/>
       </w:r>
       <w:r>
@@ -9549,7 +9563,6 @@
           <w:sz w:val="16"/>
           <w:szCs w:val="16"/>
         </w:rPr>
-        <w:tab/>
       </w:r>
       <w:r>
         <w:rPr>
@@ -9559,6 +9572,7 @@
           <w:sz w:val="16"/>
           <w:szCs w:val="16"/>
         </w:rPr>
+        <w:tab/>
         <w:t xml:space="preserve">LEY 29571, CÓDIGO DE PROTECCIÓN Y DEFENSA DEL CONSUMIDOR, publicado el 2 de setiembre de 2010 y modificado por Decreto Legislativo 1308 </w:t>
       </w:r>
     </w:p>
@@ -10377,24 +10391,23 @@
           <w:sz w:val="16"/>
           <w:szCs w:val="16"/>
         </w:rPr>
+        <w:t xml:space="preserve"/>
+      </w:r>
+      <w:r>
+        <w:rPr>
+          <w:rFonts w:ascii="Arial Narrow" w:eastAsia="Arial Narrow" w:hAnsi="Arial Narrow" w:cs="Arial Narrow"/>
+          <w:sz w:val="16"/>
+          <w:szCs w:val="16"/>
+        </w:rPr>
+      </w:r>
+      <w:r>
+        <w:rPr>
+          <w:rFonts w:ascii="Arial Narrow" w:eastAsia="Arial Narrow" w:hAnsi="Arial Narrow" w:cs="Arial Narrow"/>
+          <w:b/>
+          <w:sz w:val="16"/>
+          <w:szCs w:val="16"/>
+        </w:rPr>
         <w:tab/>
-        <w:t xml:space="preserve"/>
-      </w:r>
-      <w:r>
-        <w:rPr>
-          <w:rFonts w:ascii="Arial Narrow" w:eastAsia="Arial Narrow" w:hAnsi="Arial Narrow" w:cs="Arial Narrow"/>
-          <w:sz w:val="16"/>
-          <w:szCs w:val="16"/>
-        </w:rPr>
-        <w:tab/>
-      </w:r>
-      <w:r>
-        <w:rPr>
-          <w:rFonts w:ascii="Arial Narrow" w:eastAsia="Arial Narrow" w:hAnsi="Arial Narrow" w:cs="Arial Narrow"/>
-          <w:b/>
-          <w:sz w:val="16"/>
-          <w:szCs w:val="16"/>
-        </w:rPr>
         <w:t>LEY 29571, CÓDIGO DE PROTECCIÓN Y DEFENSA DEL CONSUMIDOR</w:t>
       </w:r>
       <w:r>
@@ -10609,7 +10622,6 @@
           <w:sz w:val="16"/>
           <w:szCs w:val="16"/>
         </w:rPr>
-        <w:tab/>
         <w:t xml:space="preserve"/>
       </w:r>
       <w:r>
@@ -10767,31 +10779,30 @@
           <w:sz w:val="16"/>
           <w:szCs w:val="16"/>
         </w:rPr>
+        <w:t xml:space="preserve"/>
+      </w:r>
+      <w:r>
+        <w:rPr>
+          <w:rFonts w:ascii="Arial Narrow" w:eastAsia="Arial Narrow" w:hAnsi="Arial Narrow" w:cs="Arial Narrow"/>
+          <w:sz w:val="16"/>
+          <w:szCs w:val="16"/>
+        </w:rPr>
+      </w:r>
+      <w:r>
+        <w:rPr>
+          <w:rFonts w:ascii="Arial Narrow" w:eastAsia="Arial Narrow" w:hAnsi="Arial Narrow" w:cs="Arial Narrow"/>
+          <w:b/>
+          <w:sz w:val="16"/>
+          <w:szCs w:val="16"/>
+        </w:rPr>
         <w:tab/>
-        <w:t xml:space="preserve"/>
-      </w:r>
-      <w:r>
-        <w:rPr>
-          <w:rFonts w:ascii="Arial Narrow" w:eastAsia="Arial Narrow" w:hAnsi="Arial Narrow" w:cs="Arial Narrow"/>
-          <w:sz w:val="16"/>
-          <w:szCs w:val="16"/>
-        </w:rPr>
-        <w:tab/>
-      </w:r>
-      <w:r>
-        <w:rPr>
-          <w:rFonts w:ascii="Arial Narrow" w:eastAsia="Arial Narrow" w:hAnsi="Arial Narrow" w:cs="Arial Narrow"/>
-          <w:b/>
-          <w:sz w:val="16"/>
-          <w:szCs w:val="16"/>
-        </w:rPr>
         <w:t>TEXTO ÚNICO ORDENADO DE LA LEY DEL PROCEDIMIENTO ADMINISTRATIVO GENERAL, aprobado mediante Decreto Supremo 006-2026-JUS y publicado el 30 de abril de 2026</w:t>
       </w:r>
     </w:p>
     <w:p>
       <w:pPr>
         <w:pStyle w:val="Textonotapie"/>
-        <w:ind w:left="1134" w:hanging="567"/>
+        <w:ind w:left="1134"/>
         <w:jc w:val="both"/>
         <w:rPr>
           <w:rFonts w:ascii="Arial Narrow" w:eastAsia="Arial Narrow" w:hAnsi="Arial Narrow" w:cs="Arial Narrow"/>

--- a/plantillas_maestras/02_seguro_vida/cobro_indebido_primas/1_ddo_banco_o_financiera/varon/TPL_3223_2025_SEGURO_VIDA_COBRO_INDEBIDO_PRIMAS_BANCO_VARON_R1.docx
+++ b/plantillas_maestras/02_seguro_vida/cobro_indebido_primas/1_ddo_banco_o_financiera/varon/TPL_3223_2025_SEGURO_VIDA_COBRO_INDEBIDO_PRIMAS_BANCO_VARON_R1.docx
@@ -3504,7 +3504,7 @@
           <w:sz w:val="22"/>
           <w:szCs w:val="22"/>
         </w:rPr>
-        <w:t>que el hecho denunciado</w:t>
+        <w:t xml:space="preserve">que el hecho denunciado</w:t>
       </w:r>
       <w:r>
         <w:rPr>
@@ -3566,7 +3566,7 @@
           <w:lang w:eastAsia="es-PE"/>
           <w14:ligatures w14:val="none"/>
         </w:rPr>
-        <w:t>. Por consiguiente, corresponde calificar el hecho materia de denuncia como una presunta infracción al</w:t>
+        <w:t xml:space="preserve">; involucraría una presunta afectación a su derecho de recibir respuestas adecuadas a los reclamos formulados. Por consiguiente, corresponde calificar el hecho materia de denuncia como una presunta infracción al</w:t>
       </w:r>
       <w:r>
         <w:rPr>
@@ -3638,7 +3638,7 @@
           <w:sz w:val="22"/>
           <w:szCs w:val="22"/>
         </w:rPr>
-        <w:t>.</w:t>
+        <w:t xml:space="preserve">.</w:t>
       </w:r>
     </w:p>
     <w:p>
@@ -5640,7 +5640,7 @@
           <w:sz w:val="22"/>
           <w:szCs w:val="22"/>
         </w:rPr>
-        <w:t xml:space="preserve">correr traslado de la presente resolución a Falabella Servicios Generales S.A.C. y Chubb Perú S.A. Compañía de Seguros y Reaseguros para que, de conformidad con lo dispuesto por el artículo 26 de la Ley sobre Facultades, Normas y Organización del Indecopi, aprobada por Decreto Legislativo 807</w:t>
+        <w:t xml:space="preserve">correr traslado de la denuncia del 4 de noviembre de 2025 a Falabella Servicios Generales S.A.C. y Chubb Perú S.A. Compañía de Seguros y Reaseguros para que, de conformidad con lo dispuesto por el artículo 26 de la Ley sobre Facultades, Normas y Organización del Indecopi, aprobada por Decreto Legislativo 807</w:t>
       </w:r>
       <w:r>
         <w:rPr>
